--- a/docs/Halgventmod_документация.docx
+++ b/docs/Halgventmod_документация.docx
@@ -166,7 +166,7 @@
         <w:rPr>
           <w:noProof/>
         </w:rPr>
-        <w:instrText xml:space="preserve"> PAGEREF _Toc243439423 \h </w:instrText>
+        <w:instrText xml:space="preserve"> PAGEREF _Toc243474598 \h </w:instrText>
       </w:r>
       <w:r>
         <w:rPr>
@@ -228,7 +228,7 @@
         <w:rPr>
           <w:noProof/>
         </w:rPr>
-        <w:instrText xml:space="preserve"> PAGEREF _Toc243439424 \h </w:instrText>
+        <w:instrText xml:space="preserve"> PAGEREF _Toc243474599 \h </w:instrText>
       </w:r>
       <w:r>
         <w:rPr>
@@ -290,7 +290,7 @@
         <w:rPr>
           <w:noProof/>
         </w:rPr>
-        <w:instrText xml:space="preserve"> PAGEREF _Toc243439425 \h </w:instrText>
+        <w:instrText xml:space="preserve"> PAGEREF _Toc243474600 \h </w:instrText>
       </w:r>
       <w:r>
         <w:rPr>
@@ -352,7 +352,7 @@
         <w:rPr>
           <w:noProof/>
         </w:rPr>
-        <w:instrText xml:space="preserve"> PAGEREF _Toc243439426 \h </w:instrText>
+        <w:instrText xml:space="preserve"> PAGEREF _Toc243474601 \h </w:instrText>
       </w:r>
       <w:r>
         <w:rPr>
@@ -414,7 +414,7 @@
         <w:rPr>
           <w:noProof/>
         </w:rPr>
-        <w:instrText xml:space="preserve"> PAGEREF _Toc243439427 \h </w:instrText>
+        <w:instrText xml:space="preserve"> PAGEREF _Toc243474602 \h </w:instrText>
       </w:r>
       <w:r>
         <w:rPr>
@@ -476,7 +476,7 @@
         <w:rPr>
           <w:noProof/>
         </w:rPr>
-        <w:instrText xml:space="preserve"> PAGEREF _Toc243439428 \h </w:instrText>
+        <w:instrText xml:space="preserve"> PAGEREF _Toc243474603 \h </w:instrText>
       </w:r>
       <w:r>
         <w:rPr>
@@ -538,7 +538,7 @@
         <w:rPr>
           <w:noProof/>
         </w:rPr>
-        <w:instrText xml:space="preserve"> PAGEREF _Toc243439429 \h </w:instrText>
+        <w:instrText xml:space="preserve"> PAGEREF _Toc243474604 \h </w:instrText>
       </w:r>
       <w:r>
         <w:rPr>
@@ -600,7 +600,7 @@
         <w:rPr>
           <w:noProof/>
         </w:rPr>
-        <w:instrText xml:space="preserve"> PAGEREF _Toc243439430 \h </w:instrText>
+        <w:instrText xml:space="preserve"> PAGEREF _Toc243474605 \h </w:instrText>
       </w:r>
       <w:r>
         <w:rPr>
@@ -662,7 +662,7 @@
         <w:rPr>
           <w:noProof/>
         </w:rPr>
-        <w:instrText xml:space="preserve"> PAGEREF _Toc243439431 \h </w:instrText>
+        <w:instrText xml:space="preserve"> PAGEREF _Toc243474606 \h </w:instrText>
       </w:r>
       <w:r>
         <w:rPr>
@@ -724,7 +724,7 @@
         <w:rPr>
           <w:noProof/>
         </w:rPr>
-        <w:instrText xml:space="preserve"> PAGEREF _Toc243439432 \h </w:instrText>
+        <w:instrText xml:space="preserve"> PAGEREF _Toc243474607 \h </w:instrText>
       </w:r>
       <w:r>
         <w:rPr>
@@ -786,7 +786,7 @@
         <w:rPr>
           <w:noProof/>
         </w:rPr>
-        <w:instrText xml:space="preserve"> PAGEREF _Toc243439433 \h </w:instrText>
+        <w:instrText xml:space="preserve"> PAGEREF _Toc243474608 \h </w:instrText>
       </w:r>
       <w:r>
         <w:rPr>
@@ -848,7 +848,7 @@
         <w:rPr>
           <w:noProof/>
         </w:rPr>
-        <w:instrText xml:space="preserve"> PAGEREF _Toc243439434 \h </w:instrText>
+        <w:instrText xml:space="preserve"> PAGEREF _Toc243474609 \h </w:instrText>
       </w:r>
       <w:r>
         <w:rPr>
@@ -910,7 +910,7 @@
         <w:rPr>
           <w:noProof/>
         </w:rPr>
-        <w:instrText xml:space="preserve"> PAGEREF _Toc243439435 \h </w:instrText>
+        <w:instrText xml:space="preserve"> PAGEREF _Toc243474610 \h </w:instrText>
       </w:r>
       <w:r>
         <w:rPr>
@@ -972,7 +972,7 @@
         <w:rPr>
           <w:noProof/>
         </w:rPr>
-        <w:instrText xml:space="preserve"> PAGEREF _Toc243439436 \h </w:instrText>
+        <w:instrText xml:space="preserve"> PAGEREF _Toc243474611 \h </w:instrText>
       </w:r>
       <w:r>
         <w:rPr>
@@ -1034,7 +1034,7 @@
         <w:rPr>
           <w:noProof/>
         </w:rPr>
-        <w:instrText xml:space="preserve"> PAGEREF _Toc243439437 \h </w:instrText>
+        <w:instrText xml:space="preserve"> PAGEREF _Toc243474612 \h </w:instrText>
       </w:r>
       <w:r>
         <w:rPr>
@@ -1096,7 +1096,7 @@
         <w:rPr>
           <w:noProof/>
         </w:rPr>
-        <w:instrText xml:space="preserve"> PAGEREF _Toc243439438 \h </w:instrText>
+        <w:instrText xml:space="preserve"> PAGEREF _Toc243474613 \h </w:instrText>
       </w:r>
       <w:r>
         <w:rPr>
@@ -1158,7 +1158,7 @@
         <w:rPr>
           <w:noProof/>
         </w:rPr>
-        <w:instrText xml:space="preserve"> PAGEREF _Toc243439439 \h </w:instrText>
+        <w:instrText xml:space="preserve"> PAGEREF _Toc243474614 \h </w:instrText>
       </w:r>
       <w:r>
         <w:rPr>
@@ -1220,7 +1220,7 @@
         <w:rPr>
           <w:noProof/>
         </w:rPr>
-        <w:instrText xml:space="preserve"> PAGEREF _Toc243439440 \h </w:instrText>
+        <w:instrText xml:space="preserve"> PAGEREF _Toc243474615 \h </w:instrText>
       </w:r>
       <w:r>
         <w:rPr>
@@ -1282,7 +1282,7 @@
         <w:rPr>
           <w:noProof/>
         </w:rPr>
-        <w:instrText xml:space="preserve"> PAGEREF _Toc243439441 \h </w:instrText>
+        <w:instrText xml:space="preserve"> PAGEREF _Toc243474616 \h </w:instrText>
       </w:r>
       <w:r>
         <w:rPr>
@@ -1344,7 +1344,7 @@
         <w:rPr>
           <w:noProof/>
         </w:rPr>
-        <w:instrText xml:space="preserve"> PAGEREF _Toc243439442 \h </w:instrText>
+        <w:instrText xml:space="preserve"> PAGEREF _Toc243474617 \h </w:instrText>
       </w:r>
       <w:r>
         <w:rPr>
@@ -1406,7 +1406,7 @@
         <w:rPr>
           <w:noProof/>
         </w:rPr>
-        <w:instrText xml:space="preserve"> PAGEREF _Toc243439443 \h </w:instrText>
+        <w:instrText xml:space="preserve"> PAGEREF _Toc243474618 \h </w:instrText>
       </w:r>
       <w:r>
         <w:rPr>
@@ -1468,7 +1468,7 @@
         <w:rPr>
           <w:noProof/>
         </w:rPr>
-        <w:instrText xml:space="preserve"> PAGEREF _Toc243439444 \h </w:instrText>
+        <w:instrText xml:space="preserve"> PAGEREF _Toc243474619 \h </w:instrText>
       </w:r>
       <w:r>
         <w:rPr>
@@ -1530,7 +1530,7 @@
         <w:rPr>
           <w:noProof/>
         </w:rPr>
-        <w:instrText xml:space="preserve"> PAGEREF _Toc243439445 \h </w:instrText>
+        <w:instrText xml:space="preserve"> PAGEREF _Toc243474620 \h </w:instrText>
       </w:r>
       <w:r>
         <w:rPr>
@@ -1592,7 +1592,7 @@
         <w:rPr>
           <w:noProof/>
         </w:rPr>
-        <w:instrText xml:space="preserve"> PAGEREF _Toc243439446 \h </w:instrText>
+        <w:instrText xml:space="preserve"> PAGEREF _Toc243474621 \h </w:instrText>
       </w:r>
       <w:r>
         <w:rPr>
@@ -1654,7 +1654,7 @@
         <w:rPr>
           <w:noProof/>
         </w:rPr>
-        <w:instrText xml:space="preserve"> PAGEREF _Toc243439447 \h </w:instrText>
+        <w:instrText xml:space="preserve"> PAGEREF _Toc243474622 \h </w:instrText>
       </w:r>
       <w:r>
         <w:rPr>
@@ -1716,7 +1716,7 @@
         <w:rPr>
           <w:noProof/>
         </w:rPr>
-        <w:instrText xml:space="preserve"> PAGEREF _Toc243439448 \h </w:instrText>
+        <w:instrText xml:space="preserve"> PAGEREF _Toc243474623 \h </w:instrText>
       </w:r>
       <w:r>
         <w:rPr>
@@ -1778,7 +1778,7 @@
         <w:rPr>
           <w:noProof/>
         </w:rPr>
-        <w:instrText xml:space="preserve"> PAGEREF _Toc243439449 \h </w:instrText>
+        <w:instrText xml:space="preserve"> PAGEREF _Toc243474624 \h </w:instrText>
       </w:r>
       <w:r>
         <w:rPr>
@@ -1840,7 +1840,7 @@
         <w:rPr>
           <w:noProof/>
         </w:rPr>
-        <w:instrText xml:space="preserve"> PAGEREF _Toc243439450 \h </w:instrText>
+        <w:instrText xml:space="preserve"> PAGEREF _Toc243474625 \h </w:instrText>
       </w:r>
       <w:r>
         <w:rPr>
@@ -1902,7 +1902,7 @@
         <w:rPr>
           <w:noProof/>
         </w:rPr>
-        <w:instrText xml:space="preserve"> PAGEREF _Toc243439451 \h </w:instrText>
+        <w:instrText xml:space="preserve"> PAGEREF _Toc243474626 \h </w:instrText>
       </w:r>
       <w:r>
         <w:rPr>
@@ -1964,7 +1964,7 @@
         <w:rPr>
           <w:noProof/>
         </w:rPr>
-        <w:instrText xml:space="preserve"> PAGEREF _Toc243439452 \h </w:instrText>
+        <w:instrText xml:space="preserve"> PAGEREF _Toc243474627 \h </w:instrText>
       </w:r>
       <w:r>
         <w:rPr>
@@ -2026,7 +2026,7 @@
         <w:rPr>
           <w:noProof/>
         </w:rPr>
-        <w:instrText xml:space="preserve"> PAGEREF _Toc243439453 \h </w:instrText>
+        <w:instrText xml:space="preserve"> PAGEREF _Toc243474628 \h </w:instrText>
       </w:r>
       <w:r>
         <w:rPr>
@@ -2088,7 +2088,7 @@
         <w:rPr>
           <w:noProof/>
         </w:rPr>
-        <w:instrText xml:space="preserve"> PAGEREF _Toc243439454 \h </w:instrText>
+        <w:instrText xml:space="preserve"> PAGEREF _Toc243474629 \h </w:instrText>
       </w:r>
       <w:r>
         <w:rPr>
@@ -2150,7 +2150,7 @@
         <w:rPr>
           <w:noProof/>
         </w:rPr>
-        <w:instrText xml:space="preserve"> PAGEREF _Toc243439455 \h </w:instrText>
+        <w:instrText xml:space="preserve"> PAGEREF _Toc243474630 \h </w:instrText>
       </w:r>
       <w:r>
         <w:rPr>
@@ -2212,7 +2212,7 @@
         <w:rPr>
           <w:noProof/>
         </w:rPr>
-        <w:instrText xml:space="preserve"> PAGEREF _Toc243439456 \h </w:instrText>
+        <w:instrText xml:space="preserve"> PAGEREF _Toc243474631 \h </w:instrText>
       </w:r>
       <w:r>
         <w:rPr>
@@ -2274,7 +2274,7 @@
         <w:rPr>
           <w:noProof/>
         </w:rPr>
-        <w:instrText xml:space="preserve"> PAGEREF _Toc243439457 \h </w:instrText>
+        <w:instrText xml:space="preserve"> PAGEREF _Toc243474632 \h </w:instrText>
       </w:r>
       <w:r>
         <w:rPr>
@@ -2336,7 +2336,7 @@
         <w:rPr>
           <w:noProof/>
         </w:rPr>
-        <w:instrText xml:space="preserve"> PAGEREF _Toc243439458 \h </w:instrText>
+        <w:instrText xml:space="preserve"> PAGEREF _Toc243474633 \h </w:instrText>
       </w:r>
       <w:r>
         <w:rPr>
@@ -2398,7 +2398,7 @@
         <w:rPr>
           <w:noProof/>
         </w:rPr>
-        <w:instrText xml:space="preserve"> PAGEREF _Toc243439459 \h </w:instrText>
+        <w:instrText xml:space="preserve"> PAGEREF _Toc243474634 \h </w:instrText>
       </w:r>
       <w:r>
         <w:rPr>
@@ -2461,7 +2461,7 @@
         <w:rPr>
           <w:noProof/>
         </w:rPr>
-        <w:instrText xml:space="preserve"> PAGEREF _Toc243439460 \h </w:instrText>
+        <w:instrText xml:space="preserve"> PAGEREF _Toc243474635 \h </w:instrText>
       </w:r>
       <w:r>
         <w:rPr>
@@ -2523,7 +2523,7 @@
         <w:rPr>
           <w:noProof/>
         </w:rPr>
-        <w:instrText xml:space="preserve"> PAGEREF _Toc243439461 \h </w:instrText>
+        <w:instrText xml:space="preserve"> PAGEREF _Toc243474636 \h </w:instrText>
       </w:r>
       <w:r>
         <w:rPr>
@@ -2585,7 +2585,7 @@
         <w:rPr>
           <w:noProof/>
         </w:rPr>
-        <w:instrText xml:space="preserve"> PAGEREF _Toc243439462 \h </w:instrText>
+        <w:instrText xml:space="preserve"> PAGEREF _Toc243474637 \h </w:instrText>
       </w:r>
       <w:r>
         <w:rPr>
@@ -2647,7 +2647,7 @@
         <w:rPr>
           <w:noProof/>
         </w:rPr>
-        <w:instrText xml:space="preserve"> PAGEREF _Toc243439463 \h </w:instrText>
+        <w:instrText xml:space="preserve"> PAGEREF _Toc243474638 \h </w:instrText>
       </w:r>
       <w:r>
         <w:rPr>
@@ -2709,7 +2709,7 @@
         <w:rPr>
           <w:noProof/>
         </w:rPr>
-        <w:instrText xml:space="preserve"> PAGEREF _Toc243439464 \h </w:instrText>
+        <w:instrText xml:space="preserve"> PAGEREF _Toc243474639 \h </w:instrText>
       </w:r>
       <w:r>
         <w:rPr>
@@ -2771,7 +2771,7 @@
         <w:rPr>
           <w:noProof/>
         </w:rPr>
-        <w:instrText xml:space="preserve"> PAGEREF _Toc243439465 \h </w:instrText>
+        <w:instrText xml:space="preserve"> PAGEREF _Toc243474640 \h </w:instrText>
       </w:r>
       <w:r>
         <w:rPr>
@@ -2815,7 +2815,7 @@
           <w:rFonts w:eastAsia="Times New Roman" w:cs="Calibri"/>
           <w:noProof/>
         </w:rPr>
-        <w:t>11.4. Разделочный стол: рецепты</w:t>
+        <w:t>11.4. Кухонный стол: рецепты</w:t>
       </w:r>
       <w:r>
         <w:rPr>
@@ -2833,7 +2833,7 @@
         <w:rPr>
           <w:noProof/>
         </w:rPr>
-        <w:instrText xml:space="preserve"> PAGEREF _Toc243439466 \h </w:instrText>
+        <w:instrText xml:space="preserve"> PAGEREF _Toc243474641 \h </w:instrText>
       </w:r>
       <w:r>
         <w:rPr>
@@ -2895,7 +2895,7 @@
         <w:rPr>
           <w:noProof/>
         </w:rPr>
-        <w:instrText xml:space="preserve"> PAGEREF _Toc243439467 \h </w:instrText>
+        <w:instrText xml:space="preserve"> PAGEREF _Toc243474642 \h </w:instrText>
       </w:r>
       <w:r>
         <w:rPr>
@@ -2957,7 +2957,7 @@
         <w:rPr>
           <w:noProof/>
         </w:rPr>
-        <w:instrText xml:space="preserve"> PAGEREF _Toc243439468 \h </w:instrText>
+        <w:instrText xml:space="preserve"> PAGEREF _Toc243474643 \h </w:instrText>
       </w:r>
       <w:r>
         <w:rPr>
@@ -3019,7 +3019,7 @@
         <w:rPr>
           <w:noProof/>
         </w:rPr>
-        <w:instrText xml:space="preserve"> PAGEREF _Toc243439469 \h </w:instrText>
+        <w:instrText xml:space="preserve"> PAGEREF _Toc243474644 \h </w:instrText>
       </w:r>
       <w:r>
         <w:rPr>
@@ -3081,7 +3081,7 @@
         <w:rPr>
           <w:noProof/>
         </w:rPr>
-        <w:instrText xml:space="preserve"> PAGEREF _Toc243439470 \h </w:instrText>
+        <w:instrText xml:space="preserve"> PAGEREF _Toc243474645 \h </w:instrText>
       </w:r>
       <w:r>
         <w:rPr>
@@ -3143,7 +3143,7 @@
         <w:rPr>
           <w:noProof/>
         </w:rPr>
-        <w:instrText xml:space="preserve"> PAGEREF _Toc243439471 \h </w:instrText>
+        <w:instrText xml:space="preserve"> PAGEREF _Toc243474646 \h </w:instrText>
       </w:r>
       <w:r>
         <w:rPr>
@@ -3205,7 +3205,7 @@
         <w:rPr>
           <w:noProof/>
         </w:rPr>
-        <w:instrText xml:space="preserve"> PAGEREF _Toc243439472 \h </w:instrText>
+        <w:instrText xml:space="preserve"> PAGEREF _Toc243474647 \h </w:instrText>
       </w:r>
       <w:r>
         <w:rPr>
@@ -3267,7 +3267,7 @@
         <w:rPr>
           <w:noProof/>
         </w:rPr>
-        <w:instrText xml:space="preserve"> PAGEREF _Toc243439473 \h </w:instrText>
+        <w:instrText xml:space="preserve"> PAGEREF _Toc243474648 \h </w:instrText>
       </w:r>
       <w:r>
         <w:rPr>
@@ -3329,7 +3329,7 @@
         <w:rPr>
           <w:noProof/>
         </w:rPr>
-        <w:instrText xml:space="preserve"> PAGEREF _Toc243439474 \h </w:instrText>
+        <w:instrText xml:space="preserve"> PAGEREF _Toc243474649 \h </w:instrText>
       </w:r>
       <w:r>
         <w:rPr>
@@ -3391,7 +3391,7 @@
         <w:rPr>
           <w:noProof/>
         </w:rPr>
-        <w:instrText xml:space="preserve"> PAGEREF _Toc243439475 \h </w:instrText>
+        <w:instrText xml:space="preserve"> PAGEREF _Toc243474650 \h </w:instrText>
       </w:r>
       <w:r>
         <w:rPr>
@@ -3453,7 +3453,7 @@
         <w:rPr>
           <w:noProof/>
         </w:rPr>
-        <w:instrText xml:space="preserve"> PAGEREF _Toc243439476 \h </w:instrText>
+        <w:instrText xml:space="preserve"> PAGEREF _Toc243474651 \h </w:instrText>
       </w:r>
       <w:r>
         <w:rPr>
@@ -3515,7 +3515,7 @@
         <w:rPr>
           <w:noProof/>
         </w:rPr>
-        <w:instrText xml:space="preserve"> PAGEREF _Toc243439477 \h </w:instrText>
+        <w:instrText xml:space="preserve"> PAGEREF _Toc243474652 \h </w:instrText>
       </w:r>
       <w:r>
         <w:rPr>
@@ -3577,7 +3577,7 @@
         <w:rPr>
           <w:noProof/>
         </w:rPr>
-        <w:instrText xml:space="preserve"> PAGEREF _Toc243439478 \h </w:instrText>
+        <w:instrText xml:space="preserve"> PAGEREF _Toc243474653 \h </w:instrText>
       </w:r>
       <w:r>
         <w:rPr>
@@ -3639,7 +3639,7 @@
         <w:rPr>
           <w:noProof/>
         </w:rPr>
-        <w:instrText xml:space="preserve"> PAGEREF _Toc243439479 \h </w:instrText>
+        <w:instrText xml:space="preserve"> PAGEREF _Toc243474654 \h </w:instrText>
       </w:r>
       <w:r>
         <w:rPr>
@@ -3701,7 +3701,7 @@
         <w:rPr>
           <w:noProof/>
         </w:rPr>
-        <w:instrText xml:space="preserve"> PAGEREF _Toc243439480 \h </w:instrText>
+        <w:instrText xml:space="preserve"> PAGEREF _Toc243474655 \h </w:instrText>
       </w:r>
       <w:r>
         <w:rPr>
@@ -3763,7 +3763,7 @@
         <w:rPr>
           <w:noProof/>
         </w:rPr>
-        <w:instrText xml:space="preserve"> PAGEREF _Toc243439481 \h </w:instrText>
+        <w:instrText xml:space="preserve"> PAGEREF _Toc243474656 \h </w:instrText>
       </w:r>
       <w:r>
         <w:rPr>
@@ -3825,7 +3825,7 @@
         <w:rPr>
           <w:noProof/>
         </w:rPr>
-        <w:instrText xml:space="preserve"> PAGEREF _Toc243439482 \h </w:instrText>
+        <w:instrText xml:space="preserve"> PAGEREF _Toc243474657 \h </w:instrText>
       </w:r>
       <w:r>
         <w:rPr>
@@ -3887,7 +3887,7 @@
         <w:rPr>
           <w:noProof/>
         </w:rPr>
-        <w:instrText xml:space="preserve"> PAGEREF _Toc243439483 \h </w:instrText>
+        <w:instrText xml:space="preserve"> PAGEREF _Toc243474658 \h </w:instrText>
       </w:r>
       <w:r>
         <w:rPr>
@@ -3949,7 +3949,7 @@
         <w:rPr>
           <w:noProof/>
         </w:rPr>
-        <w:instrText xml:space="preserve"> PAGEREF _Toc243439484 \h </w:instrText>
+        <w:instrText xml:space="preserve"> PAGEREF _Toc243474659 \h </w:instrText>
       </w:r>
       <w:r>
         <w:rPr>
@@ -4011,7 +4011,7 @@
         <w:rPr>
           <w:noProof/>
         </w:rPr>
-        <w:instrText xml:space="preserve"> PAGEREF _Toc243439485 \h </w:instrText>
+        <w:instrText xml:space="preserve"> PAGEREF _Toc243474660 \h </w:instrText>
       </w:r>
       <w:r>
         <w:rPr>
@@ -4073,7 +4073,7 @@
         <w:rPr>
           <w:noProof/>
         </w:rPr>
-        <w:instrText xml:space="preserve"> PAGEREF _Toc243439486 \h </w:instrText>
+        <w:instrText xml:space="preserve"> PAGEREF _Toc243474661 \h </w:instrText>
       </w:r>
       <w:r>
         <w:rPr>
@@ -4135,7 +4135,7 @@
         <w:rPr>
           <w:noProof/>
         </w:rPr>
-        <w:instrText xml:space="preserve"> PAGEREF _Toc243439487 \h </w:instrText>
+        <w:instrText xml:space="preserve"> PAGEREF _Toc243474662 \h </w:instrText>
       </w:r>
       <w:r>
         <w:rPr>
@@ -4187,7 +4187,7 @@
           <w:rFonts w:eastAsia="Times New Roman" w:cs="Calibri"/>
         </w:rPr>
       </w:pPr>
-      <w:bookmarkStart w:id="0" w:name="_Toc243439423"/>
+      <w:bookmarkStart w:id="0" w:name="_Toc243474598"/>
       <w:r>
         <w:rPr>
           <w:rFonts w:eastAsia="Times New Roman" w:cs="Calibri"/>
@@ -4272,7 +4272,7 @@
           <w:rFonts w:eastAsia="Times New Roman" w:cs="Calibri"/>
         </w:rPr>
       </w:pPr>
-      <w:bookmarkStart w:id="1" w:name="_Toc243439424"/>
+      <w:bookmarkStart w:id="1" w:name="_Toc243474599"/>
       <w:r>
         <w:rPr>
           <w:rFonts w:eastAsia="Times New Roman" w:cs="Calibri"/>
@@ -4602,7 +4602,7 @@
           <w:rFonts w:eastAsia="Times New Roman" w:cs="Calibri"/>
         </w:rPr>
       </w:pPr>
-      <w:bookmarkStart w:id="2" w:name="_Toc243439425"/>
+      <w:bookmarkStart w:id="2" w:name="_Toc243474600"/>
       <w:r>
         <w:rPr>
           <w:rFonts w:eastAsia="Times New Roman" w:cs="Calibri"/>
@@ -4664,7 +4664,7 @@
           <w:rFonts w:eastAsia="Times New Roman" w:cs="Calibri"/>
         </w:rPr>
       </w:pPr>
-      <w:bookmarkStart w:id="3" w:name="_Toc243439426"/>
+      <w:bookmarkStart w:id="3" w:name="_Toc243474601"/>
       <w:r>
         <w:rPr>
           <w:rFonts w:eastAsia="Times New Roman" w:cs="Calibri"/>
@@ -5127,7 +5127,7 @@
           <w:rFonts w:eastAsia="Times New Roman" w:cs="Calibri"/>
         </w:rPr>
       </w:pPr>
-      <w:bookmarkStart w:id="4" w:name="_Toc243439427"/>
+      <w:bookmarkStart w:id="4" w:name="_Toc243474602"/>
       <w:r>
         <w:rPr>
           <w:rFonts w:eastAsia="Times New Roman" w:cs="Calibri"/>
@@ -6053,7 +6053,7 @@
           <w:rFonts w:eastAsia="Times New Roman" w:cs="Calibri"/>
         </w:rPr>
       </w:pPr>
-      <w:bookmarkStart w:id="5" w:name="_Toc243439428"/>
+      <w:bookmarkStart w:id="5" w:name="_Toc243474603"/>
       <w:r>
         <w:rPr>
           <w:rFonts w:eastAsia="Times New Roman" w:cs="Calibri"/>
@@ -6168,7 +6168,7 @@
           <w:rFonts w:eastAsia="Times New Roman" w:cs="Calibri"/>
         </w:rPr>
       </w:pPr>
-      <w:bookmarkStart w:id="6" w:name="_Toc243439429"/>
+      <w:bookmarkStart w:id="6" w:name="_Toc243474604"/>
       <w:r>
         <w:rPr>
           <w:rFonts w:eastAsia="Times New Roman" w:cs="Calibri"/>
@@ -6202,7 +6202,7 @@
           <w:rFonts w:eastAsia="Times New Roman" w:cs="Calibri"/>
         </w:rPr>
       </w:pPr>
-      <w:bookmarkStart w:id="7" w:name="_Toc243439430"/>
+      <w:bookmarkStart w:id="7" w:name="_Toc243474605"/>
       <w:r>
         <w:rPr>
           <w:rFonts w:eastAsia="Times New Roman" w:cs="Calibri"/>
@@ -6316,7 +6316,7 @@
           <w:rFonts w:eastAsia="Times New Roman" w:cs="Calibri"/>
         </w:rPr>
       </w:pPr>
-      <w:bookmarkStart w:id="8" w:name="_Toc243439431"/>
+      <w:bookmarkStart w:id="8" w:name="_Toc243474606"/>
       <w:r>
         <w:rPr>
           <w:rFonts w:eastAsia="Times New Roman" w:cs="Calibri"/>
@@ -6350,7 +6350,7 @@
           <w:rFonts w:eastAsia="Times New Roman" w:cs="Calibri"/>
         </w:rPr>
       </w:pPr>
-      <w:bookmarkStart w:id="9" w:name="_Toc243439432"/>
+      <w:bookmarkStart w:id="9" w:name="_Toc243474607"/>
       <w:r>
         <w:rPr>
           <w:rFonts w:eastAsia="Times New Roman" w:cs="Calibri"/>
@@ -6450,7 +6450,7 @@
           <w:rFonts w:eastAsia="Times New Roman" w:cs="Calibri"/>
         </w:rPr>
       </w:pPr>
-      <w:bookmarkStart w:id="10" w:name="_Toc243439433"/>
+      <w:bookmarkStart w:id="10" w:name="_Toc243474608"/>
       <w:r>
         <w:rPr>
           <w:rFonts w:eastAsia="Times New Roman" w:cs="Calibri"/>
@@ -7051,7 +7051,7 @@
           <w:rFonts w:eastAsia="Times New Roman" w:cs="Calibri"/>
         </w:rPr>
       </w:pPr>
-      <w:bookmarkStart w:id="11" w:name="_Toc243439434"/>
+      <w:bookmarkStart w:id="11" w:name="_Toc243474609"/>
       <w:r>
         <w:rPr>
           <w:rFonts w:eastAsia="Times New Roman" w:cs="Calibri"/>
@@ -7094,7 +7094,7 @@
           <w:rFonts w:eastAsia="Times New Roman" w:cs="Calibri"/>
         </w:rPr>
       </w:pPr>
-      <w:bookmarkStart w:id="12" w:name="_Toc243439435"/>
+      <w:bookmarkStart w:id="12" w:name="_Toc243474610"/>
       <w:r>
         <w:rPr>
           <w:rFonts w:eastAsia="Times New Roman" w:cs="Calibri"/>
@@ -8173,7 +8173,7 @@
           <w:rFonts w:eastAsia="Times New Roman" w:cs="Calibri"/>
         </w:rPr>
       </w:pPr>
-      <w:bookmarkStart w:id="13" w:name="_Toc243439436"/>
+      <w:bookmarkStart w:id="13" w:name="_Toc243474611"/>
       <w:r>
         <w:rPr>
           <w:rFonts w:eastAsia="Times New Roman" w:cs="Calibri"/>
@@ -8190,7 +8190,7 @@
           <w:rFonts w:eastAsia="Times New Roman" w:cs="Calibri"/>
         </w:rPr>
       </w:pPr>
-      <w:bookmarkStart w:id="14" w:name="_Toc243439437"/>
+      <w:bookmarkStart w:id="14" w:name="_Toc243474612"/>
       <w:r>
         <w:rPr>
           <w:rFonts w:eastAsia="Times New Roman" w:cs="Calibri"/>
@@ -8406,7 +8406,7 @@
           <w:rFonts w:eastAsia="Times New Roman" w:cs="Calibri"/>
         </w:rPr>
       </w:pPr>
-      <w:bookmarkStart w:id="15" w:name="_Toc243439438"/>
+      <w:bookmarkStart w:id="15" w:name="_Toc243474613"/>
       <w:r>
         <w:rPr>
           <w:rFonts w:eastAsia="Times New Roman" w:cs="Calibri"/>
@@ -8440,7 +8440,7 @@
           <w:rFonts w:eastAsia="Times New Roman" w:cs="Calibri"/>
         </w:rPr>
       </w:pPr>
-      <w:bookmarkStart w:id="16" w:name="_Toc243439439"/>
+      <w:bookmarkStart w:id="16" w:name="_Toc243474614"/>
       <w:r>
         <w:rPr>
           <w:rFonts w:eastAsia="Times New Roman" w:cs="Calibri"/>
@@ -8540,7 +8540,7 @@
           <w:rFonts w:eastAsia="Times New Roman" w:cs="Calibri"/>
         </w:rPr>
       </w:pPr>
-      <w:bookmarkStart w:id="17" w:name="_Toc243439440"/>
+      <w:bookmarkStart w:id="17" w:name="_Toc243474615"/>
       <w:r>
         <w:rPr>
           <w:rFonts w:eastAsia="Times New Roman" w:cs="Calibri"/>
@@ -8575,7 +8575,7 @@
           <w:rFonts w:eastAsia="Times New Roman" w:cs="Calibri"/>
         </w:rPr>
       </w:pPr>
-      <w:bookmarkStart w:id="18" w:name="_Toc243439441"/>
+      <w:bookmarkStart w:id="18" w:name="_Toc243474616"/>
       <w:r>
         <w:rPr>
           <w:rFonts w:eastAsia="Times New Roman" w:cs="Calibri"/>
@@ -8592,7 +8592,7 @@
           <w:rFonts w:eastAsia="Times New Roman" w:cs="Calibri"/>
         </w:rPr>
       </w:pPr>
-      <w:bookmarkStart w:id="19" w:name="_Toc243439442"/>
+      <w:bookmarkStart w:id="19" w:name="_Toc243474617"/>
       <w:r>
         <w:rPr>
           <w:rFonts w:eastAsia="Times New Roman" w:cs="Calibri"/>
@@ -8938,7 +8938,7 @@
           <w:rFonts w:eastAsia="Times New Roman" w:cs="Calibri"/>
         </w:rPr>
       </w:pPr>
-      <w:bookmarkStart w:id="20" w:name="_Toc243439443"/>
+      <w:bookmarkStart w:id="20" w:name="_Toc243474618"/>
       <w:r>
         <w:rPr>
           <w:rFonts w:eastAsia="Times New Roman" w:cs="Calibri"/>
@@ -8990,7 +8990,7 @@
           <w:rFonts w:eastAsia="Times New Roman" w:cs="Calibri"/>
         </w:rPr>
       </w:pPr>
-      <w:bookmarkStart w:id="21" w:name="_Toc243439444"/>
+      <w:bookmarkStart w:id="21" w:name="_Toc243474619"/>
       <w:r>
         <w:rPr>
           <w:rFonts w:eastAsia="Times New Roman" w:cs="Calibri"/>
@@ -9024,7 +9024,7 @@
           <w:rFonts w:eastAsia="Times New Roman" w:cs="Calibri"/>
         </w:rPr>
       </w:pPr>
-      <w:bookmarkStart w:id="22" w:name="_Toc243439445"/>
+      <w:bookmarkStart w:id="22" w:name="_Toc243474620"/>
       <w:r>
         <w:rPr>
           <w:rFonts w:eastAsia="Times New Roman" w:cs="Calibri"/>
@@ -9059,7 +9059,7 @@
           <w:rFonts w:eastAsia="Times New Roman" w:cs="Calibri"/>
         </w:rPr>
       </w:pPr>
-      <w:bookmarkStart w:id="23" w:name="_Toc243439446"/>
+      <w:bookmarkStart w:id="23" w:name="_Toc243474621"/>
       <w:r>
         <w:rPr>
           <w:rFonts w:eastAsia="Times New Roman" w:cs="Calibri"/>
@@ -9112,7 +9112,7 @@
           <w:rFonts w:eastAsia="Times New Roman" w:cs="Calibri"/>
         </w:rPr>
       </w:pPr>
-      <w:bookmarkStart w:id="24" w:name="_Toc243439447"/>
+      <w:bookmarkStart w:id="24" w:name="_Toc243474622"/>
       <w:r>
         <w:rPr>
           <w:rFonts w:eastAsia="Times New Roman" w:cs="Calibri"/>
@@ -10770,7 +10770,7 @@
           <w:rFonts w:eastAsia="Times New Roman" w:cs="Calibri"/>
         </w:rPr>
       </w:pPr>
-      <w:bookmarkStart w:id="25" w:name="_Toc243439448"/>
+      <w:bookmarkStart w:id="25" w:name="_Toc243474623"/>
       <w:r>
         <w:rPr>
           <w:rFonts w:eastAsia="Times New Roman" w:cs="Calibri"/>
@@ -10804,7 +10804,7 @@
           <w:rFonts w:eastAsia="Times New Roman" w:cs="Calibri"/>
         </w:rPr>
       </w:pPr>
-      <w:bookmarkStart w:id="26" w:name="_Toc243439449"/>
+      <w:bookmarkStart w:id="26" w:name="_Toc243474624"/>
       <w:r>
         <w:rPr>
           <w:rFonts w:eastAsia="Times New Roman" w:cs="Calibri"/>
@@ -10839,7 +10839,7 @@
           <w:rFonts w:eastAsia="Times New Roman" w:cs="Calibri"/>
         </w:rPr>
       </w:pPr>
-      <w:bookmarkStart w:id="27" w:name="_Toc243439450"/>
+      <w:bookmarkStart w:id="27" w:name="_Toc243474625"/>
       <w:r>
         <w:rPr>
           <w:rFonts w:eastAsia="Times New Roman" w:cs="Calibri"/>
@@ -10856,7 +10856,7 @@
           <w:rFonts w:eastAsia="Times New Roman" w:cs="Calibri"/>
         </w:rPr>
       </w:pPr>
-      <w:bookmarkStart w:id="28" w:name="_Toc243439451"/>
+      <w:bookmarkStart w:id="28" w:name="_Toc243474626"/>
       <w:r>
         <w:rPr>
           <w:rFonts w:eastAsia="Times New Roman" w:cs="Calibri"/>
@@ -10982,7 +10982,7 @@
           <w:rFonts w:eastAsia="Times New Roman" w:cs="Calibri"/>
         </w:rPr>
       </w:pPr>
-      <w:bookmarkStart w:id="29" w:name="_Toc243439452"/>
+      <w:bookmarkStart w:id="29" w:name="_Toc243474627"/>
       <w:r>
         <w:rPr>
           <w:rFonts w:eastAsia="Times New Roman" w:cs="Calibri"/>
@@ -11170,7 +11170,7 @@
           <w:rFonts w:eastAsia="Times New Roman" w:cs="Calibri"/>
         </w:rPr>
       </w:pPr>
-      <w:bookmarkStart w:id="30" w:name="_Toc243439453"/>
+      <w:bookmarkStart w:id="30" w:name="_Toc243474628"/>
       <w:r>
         <w:rPr>
           <w:rFonts w:eastAsia="Times New Roman" w:cs="Calibri"/>
@@ -11204,7 +11204,7 @@
           <w:rFonts w:eastAsia="Times New Roman" w:cs="Calibri"/>
         </w:rPr>
       </w:pPr>
-      <w:bookmarkStart w:id="31" w:name="_Toc243439454"/>
+      <w:bookmarkStart w:id="31" w:name="_Toc243474629"/>
       <w:r>
         <w:rPr>
           <w:rFonts w:eastAsia="Times New Roman" w:cs="Calibri"/>
@@ -11298,7 +11298,7 @@
           <w:rFonts w:eastAsia="Times New Roman" w:cs="Calibri"/>
         </w:rPr>
       </w:pPr>
-      <w:bookmarkStart w:id="32" w:name="_Toc243439455"/>
+      <w:bookmarkStart w:id="32" w:name="_Toc243474630"/>
       <w:r>
         <w:rPr>
           <w:rFonts w:eastAsia="Times New Roman" w:cs="Calibri"/>
@@ -11401,7 +11401,7 @@
           <w:rFonts w:eastAsia="Times New Roman" w:cs="Calibri"/>
         </w:rPr>
       </w:pPr>
-      <w:bookmarkStart w:id="33" w:name="_Toc243439456"/>
+      <w:bookmarkStart w:id="33" w:name="_Toc243474631"/>
       <w:r>
         <w:rPr>
           <w:rFonts w:eastAsia="Times New Roman" w:cs="Calibri"/>
@@ -11599,7 +11599,7 @@
           <w:rFonts w:eastAsia="Times New Roman" w:cs="Calibri"/>
         </w:rPr>
       </w:pPr>
-      <w:bookmarkStart w:id="34" w:name="_Toc243439457"/>
+      <w:bookmarkStart w:id="34" w:name="_Toc243474632"/>
       <w:r>
         <w:rPr>
           <w:rFonts w:eastAsia="Times New Roman" w:cs="Calibri"/>
@@ -11616,7 +11616,7 @@
           <w:rFonts w:eastAsia="Times New Roman" w:cs="Calibri"/>
         </w:rPr>
       </w:pPr>
-      <w:bookmarkStart w:id="35" w:name="_Toc243439458"/>
+      <w:bookmarkStart w:id="35" w:name="_Toc243474633"/>
       <w:r>
         <w:rPr>
           <w:rFonts w:eastAsia="Times New Roman" w:cs="Calibri"/>
@@ -12086,7 +12086,7 @@
           <w:rFonts w:eastAsia="Times New Roman" w:cs="Calibri"/>
         </w:rPr>
       </w:pPr>
-      <w:bookmarkStart w:id="36" w:name="_Toc243439459"/>
+      <w:bookmarkStart w:id="36" w:name="_Toc243474634"/>
       <w:r>
         <w:rPr>
           <w:rFonts w:eastAsia="Times New Roman" w:cs="Calibri"/>
@@ -12172,7 +12172,7 @@
           <w:rFonts w:eastAsia="Times New Roman" w:cs="Calibri"/>
         </w:rPr>
       </w:pPr>
-      <w:bookmarkStart w:id="37" w:name="_Toc243439460"/>
+      <w:bookmarkStart w:id="37" w:name="_Toc243474635"/>
       <w:r>
         <w:rPr>
           <w:rFonts w:eastAsia="Times New Roman" w:cs="Calibri"/>
@@ -12221,7 +12221,7 @@
           <w:rFonts w:eastAsia="Times New Roman" w:cs="Calibri"/>
         </w:rPr>
       </w:pPr>
-      <w:bookmarkStart w:id="38" w:name="_Toc243439461"/>
+      <w:bookmarkStart w:id="38" w:name="_Toc243474636"/>
       <w:r>
         <w:rPr>
           <w:rFonts w:eastAsia="Times New Roman" w:cs="Calibri"/>
@@ -12447,7 +12447,7 @@
           <w:rFonts w:eastAsia="Times New Roman" w:cs="Calibri"/>
         </w:rPr>
       </w:pPr>
-      <w:bookmarkStart w:id="39" w:name="_Toc243439462"/>
+      <w:bookmarkStart w:id="39" w:name="_Toc243474637"/>
       <w:r>
         <w:rPr>
           <w:rFonts w:eastAsia="Times New Roman" w:cs="Calibri"/>
@@ -12482,7 +12482,7 @@
           <w:rFonts w:eastAsia="Times New Roman" w:cs="Calibri"/>
         </w:rPr>
       </w:pPr>
-      <w:bookmarkStart w:id="40" w:name="_Toc243439463"/>
+      <w:bookmarkStart w:id="40" w:name="_Toc243474638"/>
       <w:r>
         <w:rPr>
           <w:rFonts w:eastAsia="Times New Roman" w:cs="Calibri"/>
@@ -12503,9 +12503,9 @@
         <w:tblLook w:val="04A0" w:firstRow="1" w:lastRow="0" w:firstColumn="1" w:lastColumn="0" w:noHBand="0" w:noVBand="1"/>
       </w:tblPr>
       <w:tblGrid>
-        <w:gridCol w:w="1506"/>
-        <w:gridCol w:w="2771"/>
-        <w:gridCol w:w="5214"/>
+        <w:gridCol w:w="1381"/>
+        <w:gridCol w:w="2804"/>
+        <w:gridCol w:w="5306"/>
       </w:tblGrid>
       <w:tr>
         <w:tc>
@@ -13089,7 +13089,7 @@
                 <w:sz w:val="20"/>
                 <w:szCs w:val="20"/>
               </w:rPr>
-              <w:t>Разделочный стол</w:t>
+              <w:t>Кухонный стол</w:t>
             </w:r>
           </w:p>
         </w:tc>
@@ -13386,7 +13386,7 @@
           <w:rFonts w:eastAsia="Times New Roman" w:cs="Calibri"/>
         </w:rPr>
       </w:pPr>
-      <w:bookmarkStart w:id="41" w:name="_Toc243439464"/>
+      <w:bookmarkStart w:id="41" w:name="_Toc243474639"/>
       <w:r>
         <w:rPr>
           <w:rFonts w:eastAsia="Times New Roman" w:cs="Calibri"/>
@@ -14130,7 +14130,7 @@
           <w:rFonts w:eastAsia="Times New Roman" w:cs="Calibri"/>
         </w:rPr>
       </w:pPr>
-      <w:bookmarkStart w:id="42" w:name="_Toc243439465"/>
+      <w:bookmarkStart w:id="42" w:name="_Toc243474640"/>
       <w:r>
         <w:rPr>
           <w:rFonts w:eastAsia="Times New Roman" w:cs="Calibri"/>
@@ -14219,12 +14219,12 @@
           <w:rFonts w:eastAsia="Times New Roman" w:cs="Calibri"/>
         </w:rPr>
       </w:pPr>
-      <w:bookmarkStart w:id="43" w:name="_Toc243439466"/>
+      <w:bookmarkStart w:id="43" w:name="_Toc243474641"/>
       <w:r>
         <w:rPr>
           <w:rFonts w:eastAsia="Times New Roman" w:cs="Calibri"/>
         </w:rPr>
-        <w:t>11.4. Разделочный стол: рецепты</w:t>
+        <w:t>11.4. Кухонный стол: рецепты</w:t>
       </w:r>
       <w:bookmarkEnd w:id="43"/>
     </w:p>
@@ -15587,7 +15587,7 @@
           <w:rFonts w:eastAsia="Times New Roman" w:cs="Calibri"/>
         </w:rPr>
       </w:pPr>
-      <w:bookmarkStart w:id="44" w:name="_Toc243439467"/>
+      <w:bookmarkStart w:id="44" w:name="_Toc243474642"/>
       <w:r>
         <w:rPr>
           <w:rFonts w:eastAsia="Times New Roman" w:cs="Calibri"/>
@@ -15621,7 +15621,7 @@
           <w:rFonts w:eastAsia="Times New Roman" w:cs="Calibri"/>
         </w:rPr>
       </w:pPr>
-      <w:bookmarkStart w:id="45" w:name="_Toc243439468"/>
+      <w:bookmarkStart w:id="45" w:name="_Toc243474643"/>
       <w:r>
         <w:rPr>
           <w:rFonts w:eastAsia="Times New Roman" w:cs="Calibri"/>
@@ -15656,7 +15656,7 @@
           <w:rFonts w:eastAsia="Times New Roman" w:cs="Calibri"/>
         </w:rPr>
       </w:pPr>
-      <w:bookmarkStart w:id="46" w:name="_Toc243439469"/>
+      <w:bookmarkStart w:id="46" w:name="_Toc243474644"/>
       <w:r>
         <w:rPr>
           <w:rFonts w:eastAsia="Times New Roman" w:cs="Calibri"/>
@@ -15789,7 +15789,7 @@
           <w:sz w:val="22"/>
           <w:szCs w:val="22"/>
         </w:rPr>
-        <w:t xml:space="preserve">4. Соты на разделочном столе (рецепт «Мёд») — </w:t>
+        <w:t xml:space="preserve">4. Соты на кухонном столе (рецепт «Мёд») — </w:t>
       </w:r>
       <w:r>
         <w:rPr>
@@ -15872,7 +15872,7 @@
           <w:rFonts w:eastAsia="Times New Roman" w:cs="Calibri"/>
         </w:rPr>
       </w:pPr>
-      <w:bookmarkStart w:id="47" w:name="_Toc243439470"/>
+      <w:bookmarkStart w:id="47" w:name="_Toc243474645"/>
       <w:r>
         <w:rPr>
           <w:rFonts w:eastAsia="Times New Roman" w:cs="Calibri"/>
@@ -15979,7 +15979,7 @@
           <w:rFonts w:eastAsia="Times New Roman" w:cs="Calibri"/>
         </w:rPr>
       </w:pPr>
-      <w:bookmarkStart w:id="48" w:name="_Toc243439471"/>
+      <w:bookmarkStart w:id="48" w:name="_Toc243474646"/>
       <w:r>
         <w:rPr>
           <w:rFonts w:eastAsia="Times New Roman" w:cs="Calibri"/>
@@ -16085,7 +16085,7 @@
           <w:rFonts w:eastAsia="Times New Roman" w:cs="Calibri"/>
         </w:rPr>
       </w:pPr>
-      <w:bookmarkStart w:id="49" w:name="_Toc243439472"/>
+      <w:bookmarkStart w:id="49" w:name="_Toc243474647"/>
       <w:r>
         <w:rPr>
           <w:rFonts w:eastAsia="Times New Roman" w:cs="Calibri"/>
@@ -16109,7 +16109,7 @@
           <w:sz w:val="22"/>
           <w:szCs w:val="22"/>
         </w:rPr>
-        <w:t xml:space="preserve">1. Разделочный стол, рецепт «Замочить зерно»: 4 пшеницы или ржи и вода — 4 </w:t>
+        <w:t xml:space="preserve">1. Кухонный стол, рецепт «Замочить зерно»: 4 пшеницы или ржи и вода — 4 </w:t>
       </w:r>
       <w:r>
         <w:rPr>
@@ -16353,7 +16353,7 @@
           <w:rFonts w:eastAsia="Times New Roman" w:cs="Calibri"/>
         </w:rPr>
       </w:pPr>
-      <w:bookmarkStart w:id="50" w:name="_Toc243439473"/>
+      <w:bookmarkStart w:id="50" w:name="_Toc243474648"/>
       <w:r>
         <w:rPr>
           <w:rFonts w:eastAsia="Times New Roman" w:cs="Calibri"/>
@@ -17275,7 +17275,7 @@
           <w:rFonts w:eastAsia="Times New Roman" w:cs="Calibri"/>
         </w:rPr>
       </w:pPr>
-      <w:bookmarkStart w:id="51" w:name="_Toc243439474"/>
+      <w:bookmarkStart w:id="51" w:name="_Toc243474649"/>
       <w:r>
         <w:rPr>
           <w:rFonts w:eastAsia="Times New Roman" w:cs="Calibri"/>
@@ -17303,7 +17303,7 @@
           <w:sz w:val="22"/>
           <w:szCs w:val="22"/>
         </w:rPr>
-        <w:t>Ставится над огнём: очаг (жар 1–3), костёр или огонь (2), магма или лава (3).</w:t>
+        <w:t>E кубом по очагу — поставить прямо на огонь (котелок и куски с углей нужно снять); щелчки по кубу проходят через очаг, а дрова и огниво по-прежнему идут очагу. Над костром, огнём, магмой или лавой куб ставится ПКМ. Жар: очаг 1–3, костёр или огонь 2, магма или лава 3.</w:t>
       </w:r>
     </w:p>
     <w:p>
@@ -17765,7 +17765,7 @@
           <w:rFonts w:eastAsia="Times New Roman" w:cs="Calibri"/>
         </w:rPr>
       </w:pPr>
-      <w:bookmarkStart w:id="52" w:name="_Toc243439475"/>
+      <w:bookmarkStart w:id="52" w:name="_Toc243474650"/>
       <w:r>
         <w:rPr>
           <w:rFonts w:eastAsia="Times New Roman" w:cs="Calibri"/>
@@ -17866,7 +17866,7 @@
           <w:rFonts w:eastAsia="Times New Roman" w:cs="Calibri"/>
         </w:rPr>
       </w:pPr>
-      <w:bookmarkStart w:id="53" w:name="_Toc243439476"/>
+      <w:bookmarkStart w:id="53" w:name="_Toc243474651"/>
       <w:r>
         <w:rPr>
           <w:rFonts w:eastAsia="Times New Roman" w:cs="Calibri"/>
@@ -17901,7 +17901,7 @@
           <w:rFonts w:eastAsia="Times New Roman" w:cs="Calibri"/>
         </w:rPr>
       </w:pPr>
-      <w:bookmarkStart w:id="54" w:name="_Toc243439477"/>
+      <w:bookmarkStart w:id="54" w:name="_Toc243474652"/>
       <w:r>
         <w:rPr>
           <w:rFonts w:eastAsia="Times New Roman" w:cs="Calibri"/>
@@ -17939,15 +17939,7 @@
           <w:sz w:val="22"/>
           <w:szCs w:val="22"/>
         </w:rPr>
-        <w:t xml:space="preserve"> </w:t>
-      </w:r>
-      <w:r>
-        <w:rPr>
-          <w:rFonts w:ascii="Calibri" w:eastAsia="Times New Roman" w:hAnsi="Calibri" w:cs="Calibri"/>
-          <w:sz w:val="22"/>
-          <w:szCs w:val="22"/>
-        </w:rPr>
-        <w:t>падает со зверя всегда, нож не нужен: кролик 1 кусок, лиса и волк 2, овца и свинья 3, корова и лошадь 5, белый медведь 6. Убит за 1–2 удара — качество +1, за 6 и больше — кусок меньше.</w:t>
+        <w:t xml:space="preserve"> падает со зверя всегда, нож не нужен: кролик 1 кусок, лиса и волк 2, овца и свинья 3, корова и лошадь 5, белый медведь 6. Убит за 1–2 удара — качество +1, за 6 и больше — кусок меньше.</w:t>
       </w:r>
     </w:p>
     <w:p>
@@ -18015,7 +18007,15 @@
           <w:sz w:val="22"/>
           <w:szCs w:val="22"/>
         </w:rPr>
-        <w:t xml:space="preserve"> — из кальцита; соль; сало или воск.</w:t>
+        <w:t xml:space="preserve"> </w:t>
+      </w:r>
+      <w:r>
+        <w:rPr>
+          <w:rFonts w:ascii="Calibri" w:eastAsia="Times New Roman" w:hAnsi="Calibri" w:cs="Calibri"/>
+          <w:sz w:val="22"/>
+          <w:szCs w:val="22"/>
+        </w:rPr>
+        <w:t>— из кальцита; соль; сало или воск.</w:t>
       </w:r>
     </w:p>
     <w:p>
@@ -18025,7 +18025,7 @@
           <w:rFonts w:eastAsia="Times New Roman" w:cs="Calibri"/>
         </w:rPr>
       </w:pPr>
-      <w:bookmarkStart w:id="55" w:name="_Toc243439478"/>
+      <w:bookmarkStart w:id="55" w:name="_Toc243474653"/>
       <w:r>
         <w:rPr>
           <w:rFonts w:eastAsia="Times New Roman" w:cs="Calibri"/>
@@ -18175,7 +18175,15 @@
           <w:sz w:val="22"/>
           <w:szCs w:val="22"/>
         </w:rPr>
-        <w:t xml:space="preserve"> мокрая кожа сохнет несколько суток (летом быстрее); колотушкой разминают, салом или воском пропитывают — оба дают +качество.</w:t>
+        <w:t xml:space="preserve"> </w:t>
+      </w:r>
+      <w:r>
+        <w:rPr>
+          <w:rFonts w:ascii="Calibri" w:hAnsi="Calibri" w:cs="Calibri"/>
+          <w:sz w:val="22"/>
+          <w:szCs w:val="22"/>
+        </w:rPr>
+        <w:t>мокрая кожа сохнет несколько суток (летом быстрее); колотушкой разминают, салом или воском пропитывают — оба дают +качество.</w:t>
       </w:r>
     </w:p>
     <w:p>
@@ -18247,15 +18255,7 @@
           <w:sz w:val="22"/>
           <w:szCs w:val="22"/>
         </w:rPr>
-        <w:t xml:space="preserve"> </w:t>
-      </w:r>
-      <w:r>
-        <w:rPr>
-          <w:rFonts w:ascii="Calibri" w:hAnsi="Calibri" w:cs="Calibri"/>
-          <w:sz w:val="22"/>
-          <w:szCs w:val="22"/>
-        </w:rPr>
-        <w:t>— шитьё мини-игрой: ЛКМ или Пробел, когда игла над отметкой. Без промахов — лучше, от 3 промахов — хуже.</w:t>
+        <w:t xml:space="preserve"> — шитьё мини-игрой: ЛКМ или Пробел, когда игла над отметкой. Без промахов — лучше, от 3 промахов — хуже.</w:t>
       </w:r>
     </w:p>
     <w:p>
@@ -18266,7 +18266,7 @@
           <w:rFonts w:eastAsia="Times New Roman" w:cs="Calibri"/>
         </w:rPr>
       </w:pPr>
-      <w:bookmarkStart w:id="56" w:name="_Toc243439479"/>
+      <w:bookmarkStart w:id="56" w:name="_Toc243474654"/>
       <w:r>
         <w:rPr>
           <w:rFonts w:eastAsia="Times New Roman" w:cs="Calibri"/>
@@ -20088,7 +20088,7 @@
           <w:rFonts w:eastAsia="Times New Roman" w:cs="Calibri"/>
         </w:rPr>
       </w:pPr>
-      <w:bookmarkStart w:id="57" w:name="_Toc243439480"/>
+      <w:bookmarkStart w:id="57" w:name="_Toc243474655"/>
       <w:r>
         <w:rPr>
           <w:rFonts w:eastAsia="Times New Roman" w:cs="Calibri"/>
@@ -20262,7 +20262,7 @@
                 <w:sz w:val="20"/>
                 <w:szCs w:val="20"/>
               </w:rPr>
-              <w:t>Готовка (очаг, котелок, печь, жёрнов, разделочный стол, засолка, копчение и сушка), порча всей еды, качество снаряжения, еды и кожи плашкой, окно инвентаря в стиле Conquest, открытые ячейки для творческого и администрации, пчеловодство и мёд, добавки к пирогам и сладкие булочки, дрова, рожь и чёрный хлеб, жёрнов с анимацией, алкоголь (давильня, брожение, солод, перегонка, выдержка), опьянение, похмелье и пьяный чат. Крафт станций и инструментов убран.</w:t>
+              <w:t>Готовка (очаг, котелок, печь, жёрнов, кухонный стол, засолка, копчение и сушка), порча всей еды, качество снаряжения, еды и кожи плашкой, окно инвентаря в стиле Conquest, открытые ячейки для творческого и администрации, пчеловодство и мёд, добавки к пирогам и сладкие булочки, дрова, рожь и чёрный хлеб, жёрнов с анимацией, алкоголь (давильня, брожение, солод, перегонка, выдержка), опьянение, похмелье и пьяный чат. Крафт станций и инструментов убран.</w:t>
             </w:r>
           </w:p>
         </w:tc>
@@ -20852,7 +20852,7 @@
           <w:rFonts w:eastAsia="Times New Roman" w:cs="Calibri"/>
         </w:rPr>
       </w:pPr>
-      <w:bookmarkStart w:id="58" w:name="_Toc243439481"/>
+      <w:bookmarkStart w:id="58" w:name="_Toc243474656"/>
       <w:r>
         <w:rPr>
           <w:rFonts w:eastAsia="Times New Roman" w:cs="Calibri"/>
@@ -21076,7 +21076,7 @@
           <w:rFonts w:eastAsia="Times New Roman" w:cs="Calibri"/>
         </w:rPr>
       </w:pPr>
-      <w:bookmarkStart w:id="59" w:name="_Toc243439482"/>
+      <w:bookmarkStart w:id="59" w:name="_Toc243474657"/>
       <w:r>
         <w:rPr>
           <w:rFonts w:eastAsia="Times New Roman" w:cs="Calibri"/>
@@ -21093,7 +21093,7 @@
           <w:rFonts w:eastAsia="Times New Roman" w:cs="Calibri"/>
         </w:rPr>
       </w:pPr>
-      <w:bookmarkStart w:id="60" w:name="_Toc243439483"/>
+      <w:bookmarkStart w:id="60" w:name="_Toc243474658"/>
       <w:r>
         <w:rPr>
           <w:rFonts w:eastAsia="Times New Roman" w:cs="Calibri"/>
@@ -21299,7 +21299,7 @@
           <w:rFonts w:eastAsia="Times New Roman" w:cs="Calibri"/>
         </w:rPr>
       </w:pPr>
-      <w:bookmarkStart w:id="61" w:name="_Toc243439484"/>
+      <w:bookmarkStart w:id="61" w:name="_Toc243474659"/>
       <w:r>
         <w:rPr>
           <w:rFonts w:eastAsia="Times New Roman" w:cs="Calibri"/>
@@ -22355,7 +22355,7 @@
           <w:rFonts w:eastAsia="Times New Roman" w:cs="Calibri"/>
         </w:rPr>
       </w:pPr>
-      <w:bookmarkStart w:id="62" w:name="_Toc243439485"/>
+      <w:bookmarkStart w:id="62" w:name="_Toc243474660"/>
       <w:r>
         <w:rPr>
           <w:rFonts w:eastAsia="Times New Roman" w:cs="Calibri"/>
@@ -22635,7 +22635,7 @@
           <w:rFonts w:eastAsia="Times New Roman" w:cs="Calibri"/>
         </w:rPr>
       </w:pPr>
-      <w:bookmarkStart w:id="63" w:name="_Toc243439486"/>
+      <w:bookmarkStart w:id="63" w:name="_Toc243474661"/>
       <w:r>
         <w:rPr>
           <w:rFonts w:eastAsia="Times New Roman" w:cs="Calibri"/>
@@ -22782,7 +22782,7 @@
           <w:rFonts w:eastAsia="Times New Roman" w:cs="Calibri"/>
         </w:rPr>
       </w:pPr>
-      <w:bookmarkStart w:id="64" w:name="_Toc243439487"/>
+      <w:bookmarkStart w:id="64" w:name="_Toc243474662"/>
       <w:r>
         <w:rPr>
           <w:rFonts w:eastAsia="Times New Roman" w:cs="Calibri"/>
@@ -23014,9 +23014,9 @@
 <file path=word/numbering.xml><?xml version="1.0" encoding="utf-8"?>
 <w:numbering xmlns:wpc="http://schemas.microsoft.com/office/word/2010/wordprocessingCanvas" xmlns:cx="http://schemas.microsoft.com/office/drawing/2014/chartex" xmlns:cx1="http://schemas.microsoft.com/office/drawing/2015/9/8/chartex" xmlns:cx2="http://schemas.microsoft.com/office/drawing/2015/10/21/chartex" xmlns:cx3="http://schemas.microsoft.com/office/drawing/2016/5/9/chartex" xmlns:cx4="http://schemas.microsoft.com/office/drawing/2016/5/10/chartex" xmlns:cx5="http://schemas.microsoft.com/office/drawing/2016/5/11/chartex" xmlns:cx6="http://schemas.microsoft.com/office/drawing/2016/5/12/chartex" xmlns:cx7="http://schemas.microsoft.com/office/drawing/2016/5/13/chartex" xmlns:cx8="http://schemas.microsoft.com/office/drawing/2016/5/14/chartex" xmlns:mc="http://schemas.openxmlformats.org/markup-compatibility/2006" xmlns:aink="http://schemas.microsoft.com/office/drawing/2016/ink" xmlns:am3d="http://schemas.microsoft.com/office/drawing/2017/model3d" xmlns:o="urn:schemas-microsoft-com:office:office" xmlns:oel="http://schemas.microsoft.com/office/2019/extlst" xmlns:r="http://schemas.openxmlformats.org/officeDocument/2006/relationships" xmlns:m="http://schemas.openxmlformats.org/officeDocument/2006/math" xmlns:v="urn:schemas-microsoft-com:vml" xmlns:wp14="http://schemas.microsoft.com/office/word/2010/wordprocessingDrawing" xmlns:wp="http://schemas.openxmlformats.org/drawingml/2006/wordprocessingDrawing" xmlns:w10="urn:schemas-microsoft-com:office:word" xmlns:w="http://schemas.openxmlformats.org/wordprocessingml/2006/main" xmlns:w14="http://schemas.microsoft.com/office/word/2010/wordml" xmlns:w15="http://schemas.microsoft.com/office/word/2012/wordml" xmlns:w16cex="http://schemas.microsoft.com/office/word/2018/wordml/cex" xmlns:w16cid="http://schemas.microsoft.com/office/word/2016/wordml/cid" xmlns:w16="http://schemas.microsoft.com/office/word/2018/wordml" xmlns:w16du="http://schemas.microsoft.com/office/word/2023/wordml/word16du" xmlns:w16sdtdh="http://schemas.microsoft.com/office/word/2020/wordml/sdtdatahash" xmlns:w16sdtfl="http://schemas.microsoft.com/office/word/2024/wordml/sdtformatlock" xmlns:w16se="http://schemas.microsoft.com/office/word/2015/wordml/symex" xmlns:wpg="http://schemas.microsoft.com/office/word/2010/wordprocessingGroup" xmlns:wpi="http://schemas.microsoft.com/office/word/2010/wordprocessingInk" xmlns:wne="http://schemas.microsoft.com/office/word/2006/wordml" xmlns:wps="http://schemas.microsoft.com/office/word/2010/wordprocessingShape" mc:Ignorable="w14 w15 w16se w16cid w16 w16cex w16sdtdh w16sdtfl w16du wp14">
   <w:abstractNum w:abstractNumId="0" w15:restartNumberingAfterBreak="0">
-    <w:nsid w:val="010425E7"/>
+    <w:nsid w:val="028C693C"/>
     <w:multiLevelType w:val="multilevel"/>
-    <w:tmpl w:val="92CC4936"/>
+    <w:tmpl w:val="C242FF4E"/>
     <w:lvl w:ilvl="0">
       <w:start w:val="1"/>
       <w:numFmt w:val="bullet"/>
@@ -23163,9 +23163,9 @@
     </w:lvl>
   </w:abstractNum>
   <w:abstractNum w:abstractNumId="1" w15:restartNumberingAfterBreak="0">
-    <w:nsid w:val="03324868"/>
+    <w:nsid w:val="0826483F"/>
     <w:multiLevelType w:val="multilevel"/>
-    <w:tmpl w:val="12C2F638"/>
+    <w:tmpl w:val="BCA235C8"/>
     <w:lvl w:ilvl="0">
       <w:start w:val="1"/>
       <w:numFmt w:val="bullet"/>
@@ -23312,9 +23312,9 @@
     </w:lvl>
   </w:abstractNum>
   <w:abstractNum w:abstractNumId="2" w15:restartNumberingAfterBreak="0">
-    <w:nsid w:val="095C506F"/>
+    <w:nsid w:val="14DA2EFC"/>
     <w:multiLevelType w:val="multilevel"/>
-    <w:tmpl w:val="D7800938"/>
+    <w:tmpl w:val="5ED4415E"/>
     <w:lvl w:ilvl="0">
       <w:start w:val="1"/>
       <w:numFmt w:val="bullet"/>
@@ -23461,9 +23461,9 @@
     </w:lvl>
   </w:abstractNum>
   <w:abstractNum w:abstractNumId="3" w15:restartNumberingAfterBreak="0">
-    <w:nsid w:val="1F8B5BF6"/>
+    <w:nsid w:val="1B890A13"/>
     <w:multiLevelType w:val="multilevel"/>
-    <w:tmpl w:val="52C24C4E"/>
+    <w:tmpl w:val="3288D55C"/>
     <w:lvl w:ilvl="0">
       <w:start w:val="1"/>
       <w:numFmt w:val="bullet"/>
@@ -23610,9 +23610,9 @@
     </w:lvl>
   </w:abstractNum>
   <w:abstractNum w:abstractNumId="4" w15:restartNumberingAfterBreak="0">
-    <w:nsid w:val="2C7A0C94"/>
+    <w:nsid w:val="1C9F2DBE"/>
     <w:multiLevelType w:val="multilevel"/>
-    <w:tmpl w:val="75303A2E"/>
+    <w:tmpl w:val="069E3CC8"/>
     <w:lvl w:ilvl="0">
       <w:start w:val="1"/>
       <w:numFmt w:val="bullet"/>
@@ -23759,9 +23759,9 @@
     </w:lvl>
   </w:abstractNum>
   <w:abstractNum w:abstractNumId="5" w15:restartNumberingAfterBreak="0">
-    <w:nsid w:val="2DDA43C2"/>
+    <w:nsid w:val="1DA217FE"/>
     <w:multiLevelType w:val="multilevel"/>
-    <w:tmpl w:val="415A9A10"/>
+    <w:tmpl w:val="5D9E004C"/>
     <w:lvl w:ilvl="0">
       <w:start w:val="1"/>
       <w:numFmt w:val="bullet"/>
@@ -23908,9 +23908,9 @@
     </w:lvl>
   </w:abstractNum>
   <w:abstractNum w:abstractNumId="6" w15:restartNumberingAfterBreak="0">
-    <w:nsid w:val="35BF240E"/>
+    <w:nsid w:val="21074900"/>
     <w:multiLevelType w:val="multilevel"/>
-    <w:tmpl w:val="AC468C40"/>
+    <w:tmpl w:val="7456A008"/>
     <w:lvl w:ilvl="0">
       <w:start w:val="1"/>
       <w:numFmt w:val="bullet"/>
@@ -24057,9 +24057,9 @@
     </w:lvl>
   </w:abstractNum>
   <w:abstractNum w:abstractNumId="7" w15:restartNumberingAfterBreak="0">
-    <w:nsid w:val="35D5736C"/>
+    <w:nsid w:val="31BF30F1"/>
     <w:multiLevelType w:val="multilevel"/>
-    <w:tmpl w:val="2DF44492"/>
+    <w:tmpl w:val="716CB0B0"/>
     <w:lvl w:ilvl="0">
       <w:start w:val="1"/>
       <w:numFmt w:val="bullet"/>
@@ -24206,9 +24206,9 @@
     </w:lvl>
   </w:abstractNum>
   <w:abstractNum w:abstractNumId="8" w15:restartNumberingAfterBreak="0">
-    <w:nsid w:val="49935C62"/>
+    <w:nsid w:val="3C5B3D35"/>
     <w:multiLevelType w:val="multilevel"/>
-    <w:tmpl w:val="DB5ACA04"/>
+    <w:tmpl w:val="B44657AA"/>
     <w:lvl w:ilvl="0">
       <w:start w:val="1"/>
       <w:numFmt w:val="bullet"/>
@@ -24355,9 +24355,9 @@
     </w:lvl>
   </w:abstractNum>
   <w:abstractNum w:abstractNumId="9" w15:restartNumberingAfterBreak="0">
-    <w:nsid w:val="53732F47"/>
+    <w:nsid w:val="46BE3080"/>
     <w:multiLevelType w:val="multilevel"/>
-    <w:tmpl w:val="E65E692C"/>
+    <w:tmpl w:val="AF06E3DE"/>
     <w:lvl w:ilvl="0">
       <w:start w:val="1"/>
       <w:numFmt w:val="bullet"/>
@@ -24504,9 +24504,9 @@
     </w:lvl>
   </w:abstractNum>
   <w:abstractNum w:abstractNumId="10" w15:restartNumberingAfterBreak="0">
-    <w:nsid w:val="55491D8B"/>
+    <w:nsid w:val="48676B8C"/>
     <w:multiLevelType w:val="multilevel"/>
-    <w:tmpl w:val="17DA710C"/>
+    <w:tmpl w:val="3FC4B682"/>
     <w:lvl w:ilvl="0">
       <w:start w:val="1"/>
       <w:numFmt w:val="bullet"/>
@@ -24653,9 +24653,9 @@
     </w:lvl>
   </w:abstractNum>
   <w:abstractNum w:abstractNumId="11" w15:restartNumberingAfterBreak="0">
-    <w:nsid w:val="59851A8B"/>
+    <w:nsid w:val="59054BD2"/>
     <w:multiLevelType w:val="multilevel"/>
-    <w:tmpl w:val="F06E55E8"/>
+    <w:tmpl w:val="ED44CD16"/>
     <w:lvl w:ilvl="0">
       <w:start w:val="1"/>
       <w:numFmt w:val="bullet"/>
@@ -24802,9 +24802,9 @@
     </w:lvl>
   </w:abstractNum>
   <w:abstractNum w:abstractNumId="12" w15:restartNumberingAfterBreak="0">
-    <w:nsid w:val="6802509C"/>
+    <w:nsid w:val="5B2B4884"/>
     <w:multiLevelType w:val="multilevel"/>
-    <w:tmpl w:val="5D342DF2"/>
+    <w:tmpl w:val="82D80736"/>
     <w:lvl w:ilvl="0">
       <w:start w:val="1"/>
       <w:numFmt w:val="bullet"/>
@@ -24951,9 +24951,9 @@
     </w:lvl>
   </w:abstractNum>
   <w:abstractNum w:abstractNumId="13" w15:restartNumberingAfterBreak="0">
-    <w:nsid w:val="6FEA46BB"/>
+    <w:nsid w:val="624A7B5F"/>
     <w:multiLevelType w:val="multilevel"/>
-    <w:tmpl w:val="565C9FE8"/>
+    <w:tmpl w:val="A18E7092"/>
     <w:lvl w:ilvl="0">
       <w:start w:val="1"/>
       <w:numFmt w:val="bullet"/>
@@ -25100,9 +25100,9 @@
     </w:lvl>
   </w:abstractNum>
   <w:abstractNum w:abstractNumId="14" w15:restartNumberingAfterBreak="0">
-    <w:nsid w:val="703D2783"/>
+    <w:nsid w:val="6824785F"/>
     <w:multiLevelType w:val="multilevel"/>
-    <w:tmpl w:val="027A5A40"/>
+    <w:tmpl w:val="64E86FD8"/>
     <w:lvl w:ilvl="0">
       <w:start w:val="1"/>
       <w:numFmt w:val="bullet"/>
@@ -25249,9 +25249,9 @@
     </w:lvl>
   </w:abstractNum>
   <w:abstractNum w:abstractNumId="15" w15:restartNumberingAfterBreak="0">
-    <w:nsid w:val="74CE65A4"/>
+    <w:nsid w:val="6DA342E8"/>
     <w:multiLevelType w:val="multilevel"/>
-    <w:tmpl w:val="3C10BE0E"/>
+    <w:tmpl w:val="FCAE55EA"/>
     <w:lvl w:ilvl="0">
       <w:start w:val="1"/>
       <w:numFmt w:val="bullet"/>
@@ -25398,9 +25398,9 @@
     </w:lvl>
   </w:abstractNum>
   <w:abstractNum w:abstractNumId="16" w15:restartNumberingAfterBreak="0">
-    <w:nsid w:val="76BD039F"/>
+    <w:nsid w:val="704550E1"/>
     <w:multiLevelType w:val="multilevel"/>
-    <w:tmpl w:val="40485DA2"/>
+    <w:tmpl w:val="13E201E0"/>
     <w:lvl w:ilvl="0">
       <w:start w:val="1"/>
       <w:numFmt w:val="bullet"/>
@@ -25547,9 +25547,9 @@
     </w:lvl>
   </w:abstractNum>
   <w:abstractNum w:abstractNumId="17" w15:restartNumberingAfterBreak="0">
-    <w:nsid w:val="78E36423"/>
+    <w:nsid w:val="750F14AF"/>
     <w:multiLevelType w:val="multilevel"/>
-    <w:tmpl w:val="A3626F5E"/>
+    <w:tmpl w:val="5CE88F78"/>
     <w:lvl w:ilvl="0">
       <w:start w:val="1"/>
       <w:numFmt w:val="bullet"/>
@@ -25696,9 +25696,9 @@
     </w:lvl>
   </w:abstractNum>
   <w:abstractNum w:abstractNumId="18" w15:restartNumberingAfterBreak="0">
-    <w:nsid w:val="7AD62795"/>
+    <w:nsid w:val="7EBA79AA"/>
     <w:multiLevelType w:val="multilevel"/>
-    <w:tmpl w:val="97A28ABE"/>
+    <w:tmpl w:val="9AFAE0C8"/>
     <w:lvl w:ilvl="0">
       <w:start w:val="1"/>
       <w:numFmt w:val="bullet"/>
@@ -25844,62 +25844,62 @@
       </w:rPr>
     </w:lvl>
   </w:abstractNum>
-  <w:num w:numId="1" w16cid:durableId="65306536">
+  <w:num w:numId="1" w16cid:durableId="1698431425">
+    <w:abstractNumId w:val="1"/>
+  </w:num>
+  <w:num w:numId="2" w16cid:durableId="1070231551">
+    <w:abstractNumId w:val="15"/>
+  </w:num>
+  <w:num w:numId="3" w16cid:durableId="941382700">
+    <w:abstractNumId w:val="11"/>
+  </w:num>
+  <w:num w:numId="4" w16cid:durableId="828327084">
+    <w:abstractNumId w:val="16"/>
+  </w:num>
+  <w:num w:numId="5" w16cid:durableId="1739281168">
     <w:abstractNumId w:val="7"/>
   </w:num>
-  <w:num w:numId="2" w16cid:durableId="1834176545">
+  <w:num w:numId="6" w16cid:durableId="553468431">
+    <w:abstractNumId w:val="9"/>
+  </w:num>
+  <w:num w:numId="7" w16cid:durableId="166020176">
+    <w:abstractNumId w:val="2"/>
+  </w:num>
+  <w:num w:numId="8" w16cid:durableId="116071471">
+    <w:abstractNumId w:val="0"/>
+  </w:num>
+  <w:num w:numId="9" w16cid:durableId="263731012">
+    <w:abstractNumId w:val="13"/>
+  </w:num>
+  <w:num w:numId="10" w16cid:durableId="1897012023">
+    <w:abstractNumId w:val="12"/>
+  </w:num>
+  <w:num w:numId="11" w16cid:durableId="956302900">
+    <w:abstractNumId w:val="8"/>
+  </w:num>
+  <w:num w:numId="12" w16cid:durableId="1869680043">
+    <w:abstractNumId w:val="3"/>
+  </w:num>
+  <w:num w:numId="13" w16cid:durableId="293175260">
+    <w:abstractNumId w:val="4"/>
+  </w:num>
+  <w:num w:numId="14" w16cid:durableId="1559903174">
+    <w:abstractNumId w:val="6"/>
+  </w:num>
+  <w:num w:numId="15" w16cid:durableId="260571265">
+    <w:abstractNumId w:val="10"/>
+  </w:num>
+  <w:num w:numId="16" w16cid:durableId="384917640">
+    <w:abstractNumId w:val="14"/>
+  </w:num>
+  <w:num w:numId="17" w16cid:durableId="1864635315">
+    <w:abstractNumId w:val="18"/>
+  </w:num>
+  <w:num w:numId="18" w16cid:durableId="1000735270">
     <w:abstractNumId w:val="17"/>
   </w:num>
-  <w:num w:numId="3" w16cid:durableId="1941789240">
-    <w:abstractNumId w:val="6"/>
-  </w:num>
-  <w:num w:numId="4" w16cid:durableId="101191703">
-    <w:abstractNumId w:val="0"/>
-  </w:num>
-  <w:num w:numId="5" w16cid:durableId="154958997">
-    <w:abstractNumId w:val="12"/>
-  </w:num>
-  <w:num w:numId="6" w16cid:durableId="37172477">
+  <w:num w:numId="19" w16cid:durableId="1699508813">
     <w:abstractNumId w:val="5"/>
-  </w:num>
-  <w:num w:numId="7" w16cid:durableId="1065301168">
-    <w:abstractNumId w:val="16"/>
-  </w:num>
-  <w:num w:numId="8" w16cid:durableId="191191599">
-    <w:abstractNumId w:val="13"/>
-  </w:num>
-  <w:num w:numId="9" w16cid:durableId="1293707067">
-    <w:abstractNumId w:val="15"/>
-  </w:num>
-  <w:num w:numId="10" w16cid:durableId="889801481">
-    <w:abstractNumId w:val="1"/>
-  </w:num>
-  <w:num w:numId="11" w16cid:durableId="862286807">
-    <w:abstractNumId w:val="10"/>
-  </w:num>
-  <w:num w:numId="12" w16cid:durableId="409810832">
-    <w:abstractNumId w:val="18"/>
-  </w:num>
-  <w:num w:numId="13" w16cid:durableId="713892285">
-    <w:abstractNumId w:val="9"/>
-  </w:num>
-  <w:num w:numId="14" w16cid:durableId="1489513046">
-    <w:abstractNumId w:val="14"/>
-  </w:num>
-  <w:num w:numId="15" w16cid:durableId="1463305549">
-    <w:abstractNumId w:val="3"/>
-  </w:num>
-  <w:num w:numId="16" w16cid:durableId="924455710">
-    <w:abstractNumId w:val="4"/>
-  </w:num>
-  <w:num w:numId="17" w16cid:durableId="323750718">
-    <w:abstractNumId w:val="2"/>
-  </w:num>
-  <w:num w:numId="18" w16cid:durableId="1174103555">
-    <w:abstractNumId w:val="8"/>
-  </w:num>
-  <w:num w:numId="19" w16cid:durableId="372460361">
-    <w:abstractNumId w:val="11"/>
   </w:num>
 </w:numbering>
 </file>
@@ -26480,7 +26480,7 @@
     <w:autoRedefine/>
     <w:uiPriority w:val="39"/>
     <w:unhideWhenUsed/>
-    <w:rsid w:val="00BB268D"/>
+    <w:rsid w:val="00986756"/>
     <w:pPr>
       <w:spacing w:after="100"/>
     </w:pPr>
@@ -26492,7 +26492,7 @@
     <w:autoRedefine/>
     <w:uiPriority w:val="39"/>
     <w:unhideWhenUsed/>
-    <w:rsid w:val="00BB268D"/>
+    <w:rsid w:val="00986756"/>
     <w:pPr>
       <w:spacing w:after="100"/>
       <w:ind w:left="240"/>
@@ -26504,7 +26504,7 @@
     <w:link w:val="a5"/>
     <w:uiPriority w:val="99"/>
     <w:unhideWhenUsed/>
-    <w:rsid w:val="00BB268D"/>
+    <w:rsid w:val="00986756"/>
     <w:pPr>
       <w:tabs>
         <w:tab w:val="center" w:pos="4677"/>
@@ -26517,7 +26517,7 @@
     <w:basedOn w:val="a0"/>
     <w:link w:val="a4"/>
     <w:uiPriority w:val="99"/>
-    <w:rsid w:val="00BB268D"/>
+    <w:rsid w:val="00986756"/>
     <w:rPr>
       <w:rFonts w:eastAsiaTheme="minorEastAsia"/>
       <w:sz w:val="24"/>
@@ -26530,7 +26530,7 @@
     <w:link w:val="a7"/>
     <w:uiPriority w:val="99"/>
     <w:unhideWhenUsed/>
-    <w:rsid w:val="00BB268D"/>
+    <w:rsid w:val="00986756"/>
     <w:pPr>
       <w:tabs>
         <w:tab w:val="center" w:pos="4677"/>
@@ -26543,7 +26543,7 @@
     <w:basedOn w:val="a0"/>
     <w:link w:val="a6"/>
     <w:uiPriority w:val="99"/>
-    <w:rsid w:val="00BB268D"/>
+    <w:rsid w:val="00986756"/>
     <w:rPr>
       <w:rFonts w:eastAsiaTheme="minorEastAsia"/>
       <w:sz w:val="24"/>
@@ -26556,7 +26556,7 @@
     <w:uiPriority w:val="99"/>
     <w:semiHidden/>
     <w:unhideWhenUsed/>
-    <w:rsid w:val="00BB268D"/>
+    <w:rsid w:val="00986756"/>
   </w:style>
 </w:styles>
 </file>

--- a/docs/Halgventmod_документация.docx
+++ b/docs/Halgventmod_документация.docx
@@ -60,7 +60,14 @@
           <w:rFonts w:ascii="Calibri" w:hAnsi="Calibri" w:cs="Calibri"/>
           <w:color w:val="606060"/>
         </w:rPr>
-        <w:t>Версия 0.0.9 · Minecraft 1.21.1 · NeoForge 21.1</w:t>
+        <w:t>Версия 0.0.10 ·</w:t>
+      </w:r>
+      <w:r>
+        <w:rPr>
+          <w:rFonts w:ascii="Calibri" w:hAnsi="Calibri" w:cs="Calibri"/>
+          <w:color w:val="606060"/>
+        </w:rPr>
+        <w:t xml:space="preserve"> Minecraft 1.21.1 · NeoForge 21.1</w:t>
       </w:r>
     </w:p>
     <w:p>
@@ -166,7 +173,7 @@
         <w:rPr>
           <w:noProof/>
         </w:rPr>
-        <w:instrText xml:space="preserve"> PAGEREF _Toc243474598 \h </w:instrText>
+        <w:instrText xml:space="preserve"> PAGEREF _Toc243562350 \h </w:instrText>
       </w:r>
       <w:r>
         <w:rPr>
@@ -228,7 +235,7 @@
         <w:rPr>
           <w:noProof/>
         </w:rPr>
-        <w:instrText xml:space="preserve"> PAGEREF _Toc243474599 \h </w:instrText>
+        <w:instrText xml:space="preserve"> PAGEREF _Toc243562351 \h </w:instrText>
       </w:r>
       <w:r>
         <w:rPr>
@@ -290,7 +297,7 @@
         <w:rPr>
           <w:noProof/>
         </w:rPr>
-        <w:instrText xml:space="preserve"> PAGEREF _Toc243474600 \h </w:instrText>
+        <w:instrText xml:space="preserve"> PAGEREF _Toc243562352 \h </w:instrText>
       </w:r>
       <w:r>
         <w:rPr>
@@ -352,7 +359,7 @@
         <w:rPr>
           <w:noProof/>
         </w:rPr>
-        <w:instrText xml:space="preserve"> PAGEREF _Toc243474601 \h </w:instrText>
+        <w:instrText xml:space="preserve"> PAGEREF _Toc243562353 \h </w:instrText>
       </w:r>
       <w:r>
         <w:rPr>
@@ -414,7 +421,7 @@
         <w:rPr>
           <w:noProof/>
         </w:rPr>
-        <w:instrText xml:space="preserve"> PAGEREF _Toc243474602 \h </w:instrText>
+        <w:instrText xml:space="preserve"> PAGEREF _Toc243562354 \h </w:instrText>
       </w:r>
       <w:r>
         <w:rPr>
@@ -476,7 +483,7 @@
         <w:rPr>
           <w:noProof/>
         </w:rPr>
-        <w:instrText xml:space="preserve"> PAGEREF _Toc243474603 \h </w:instrText>
+        <w:instrText xml:space="preserve"> PAGEREF _Toc243562355 \h </w:instrText>
       </w:r>
       <w:r>
         <w:rPr>
@@ -538,7 +545,7 @@
         <w:rPr>
           <w:noProof/>
         </w:rPr>
-        <w:instrText xml:space="preserve"> PAGEREF _Toc243474604 \h </w:instrText>
+        <w:instrText xml:space="preserve"> PAGEREF _Toc243562356 \h </w:instrText>
       </w:r>
       <w:r>
         <w:rPr>
@@ -600,7 +607,7 @@
         <w:rPr>
           <w:noProof/>
         </w:rPr>
-        <w:instrText xml:space="preserve"> PAGEREF _Toc243474605 \h </w:instrText>
+        <w:instrText xml:space="preserve"> PAGEREF _Toc243562357 \h </w:instrText>
       </w:r>
       <w:r>
         <w:rPr>
@@ -662,7 +669,7 @@
         <w:rPr>
           <w:noProof/>
         </w:rPr>
-        <w:instrText xml:space="preserve"> PAGEREF _Toc243474606 \h </w:instrText>
+        <w:instrText xml:space="preserve"> PAGEREF _Toc243562358 \h </w:instrText>
       </w:r>
       <w:r>
         <w:rPr>
@@ -724,7 +731,7 @@
         <w:rPr>
           <w:noProof/>
         </w:rPr>
-        <w:instrText xml:space="preserve"> PAGEREF _Toc243474607 \h </w:instrText>
+        <w:instrText xml:space="preserve"> PAGEREF _Toc243562359 \h </w:instrText>
       </w:r>
       <w:r>
         <w:rPr>
@@ -786,7 +793,7 @@
         <w:rPr>
           <w:noProof/>
         </w:rPr>
-        <w:instrText xml:space="preserve"> PAGEREF _Toc243474608 \h </w:instrText>
+        <w:instrText xml:space="preserve"> PAGEREF _Toc243562360 \h </w:instrText>
       </w:r>
       <w:r>
         <w:rPr>
@@ -848,7 +855,7 @@
         <w:rPr>
           <w:noProof/>
         </w:rPr>
-        <w:instrText xml:space="preserve"> PAGEREF _Toc243474609 \h </w:instrText>
+        <w:instrText xml:space="preserve"> PAGEREF _Toc243562361 \h </w:instrText>
       </w:r>
       <w:r>
         <w:rPr>
@@ -865,7 +872,7 @@
         <w:rPr>
           <w:noProof/>
         </w:rPr>
-        <w:t>6</w:t>
+        <w:t>7</w:t>
       </w:r>
       <w:r>
         <w:rPr>
@@ -910,7 +917,7 @@
         <w:rPr>
           <w:noProof/>
         </w:rPr>
-        <w:instrText xml:space="preserve"> PAGEREF _Toc243474610 \h </w:instrText>
+        <w:instrText xml:space="preserve"> PAGEREF _Toc243562362 \h </w:instrText>
       </w:r>
       <w:r>
         <w:rPr>
@@ -972,7 +979,7 @@
         <w:rPr>
           <w:noProof/>
         </w:rPr>
-        <w:instrText xml:space="preserve"> PAGEREF _Toc243474611 \h </w:instrText>
+        <w:instrText xml:space="preserve"> PAGEREF _Toc243562363 \h </w:instrText>
       </w:r>
       <w:r>
         <w:rPr>
@@ -1034,7 +1041,7 @@
         <w:rPr>
           <w:noProof/>
         </w:rPr>
-        <w:instrText xml:space="preserve"> PAGEREF _Toc243474612 \h </w:instrText>
+        <w:instrText xml:space="preserve"> PAGEREF _Toc243562364 \h </w:instrText>
       </w:r>
       <w:r>
         <w:rPr>
@@ -1096,7 +1103,7 @@
         <w:rPr>
           <w:noProof/>
         </w:rPr>
-        <w:instrText xml:space="preserve"> PAGEREF _Toc243474613 \h </w:instrText>
+        <w:instrText xml:space="preserve"> PAGEREF _Toc243562365 \h </w:instrText>
       </w:r>
       <w:r>
         <w:rPr>
@@ -1158,7 +1165,7 @@
         <w:rPr>
           <w:noProof/>
         </w:rPr>
-        <w:instrText xml:space="preserve"> PAGEREF _Toc243474614 \h </w:instrText>
+        <w:instrText xml:space="preserve"> PAGEREF _Toc243562366 \h </w:instrText>
       </w:r>
       <w:r>
         <w:rPr>
@@ -1220,7 +1227,7 @@
         <w:rPr>
           <w:noProof/>
         </w:rPr>
-        <w:instrText xml:space="preserve"> PAGEREF _Toc243474615 \h </w:instrText>
+        <w:instrText xml:space="preserve"> PAGEREF _Toc243562367 \h </w:instrText>
       </w:r>
       <w:r>
         <w:rPr>
@@ -1282,7 +1289,7 @@
         <w:rPr>
           <w:noProof/>
         </w:rPr>
-        <w:instrText xml:space="preserve"> PAGEREF _Toc243474616 \h </w:instrText>
+        <w:instrText xml:space="preserve"> PAGEREF _Toc243562368 \h </w:instrText>
       </w:r>
       <w:r>
         <w:rPr>
@@ -1344,7 +1351,7 @@
         <w:rPr>
           <w:noProof/>
         </w:rPr>
-        <w:instrText xml:space="preserve"> PAGEREF _Toc243474617 \h </w:instrText>
+        <w:instrText xml:space="preserve"> PAGEREF _Toc243562369 \h </w:instrText>
       </w:r>
       <w:r>
         <w:rPr>
@@ -1406,7 +1413,7 @@
         <w:rPr>
           <w:noProof/>
         </w:rPr>
-        <w:instrText xml:space="preserve"> PAGEREF _Toc243474618 \h </w:instrText>
+        <w:instrText xml:space="preserve"> PAGEREF _Toc243562370 \h </w:instrText>
       </w:r>
       <w:r>
         <w:rPr>
@@ -1468,7 +1475,7 @@
         <w:rPr>
           <w:noProof/>
         </w:rPr>
-        <w:instrText xml:space="preserve"> PAGEREF _Toc243474619 \h </w:instrText>
+        <w:instrText xml:space="preserve"> PAGEREF _Toc243562371 \h </w:instrText>
       </w:r>
       <w:r>
         <w:rPr>
@@ -1530,7 +1537,7 @@
         <w:rPr>
           <w:noProof/>
         </w:rPr>
-        <w:instrText xml:space="preserve"> PAGEREF _Toc243474620 \h </w:instrText>
+        <w:instrText xml:space="preserve"> PAGEREF _Toc243562372 \h </w:instrText>
       </w:r>
       <w:r>
         <w:rPr>
@@ -1592,7 +1599,7 @@
         <w:rPr>
           <w:noProof/>
         </w:rPr>
-        <w:instrText xml:space="preserve"> PAGEREF _Toc243474621 \h </w:instrText>
+        <w:instrText xml:space="preserve"> PAGEREF _Toc243562373 \h </w:instrText>
       </w:r>
       <w:r>
         <w:rPr>
@@ -1654,7 +1661,7 @@
         <w:rPr>
           <w:noProof/>
         </w:rPr>
-        <w:instrText xml:space="preserve"> PAGEREF _Toc243474622 \h </w:instrText>
+        <w:instrText xml:space="preserve"> PAGEREF _Toc243562374 \h </w:instrText>
       </w:r>
       <w:r>
         <w:rPr>
@@ -1716,7 +1723,7 @@
         <w:rPr>
           <w:noProof/>
         </w:rPr>
-        <w:instrText xml:space="preserve"> PAGEREF _Toc243474623 \h </w:instrText>
+        <w:instrText xml:space="preserve"> PAGEREF _Toc243562375 \h </w:instrText>
       </w:r>
       <w:r>
         <w:rPr>
@@ -1778,7 +1785,7 @@
         <w:rPr>
           <w:noProof/>
         </w:rPr>
-        <w:instrText xml:space="preserve"> PAGEREF _Toc243474624 \h </w:instrText>
+        <w:instrText xml:space="preserve"> PAGEREF _Toc243562376 \h </w:instrText>
       </w:r>
       <w:r>
         <w:rPr>
@@ -1840,7 +1847,7 @@
         <w:rPr>
           <w:noProof/>
         </w:rPr>
-        <w:instrText xml:space="preserve"> PAGEREF _Toc243474625 \h </w:instrText>
+        <w:instrText xml:space="preserve"> PAGEREF _Toc243562377 \h </w:instrText>
       </w:r>
       <w:r>
         <w:rPr>
@@ -1902,7 +1909,7 @@
         <w:rPr>
           <w:noProof/>
         </w:rPr>
-        <w:instrText xml:space="preserve"> PAGEREF _Toc243474626 \h </w:instrText>
+        <w:instrText xml:space="preserve"> PAGEREF _Toc243562378 \h </w:instrText>
       </w:r>
       <w:r>
         <w:rPr>
@@ -1964,7 +1971,7 @@
         <w:rPr>
           <w:noProof/>
         </w:rPr>
-        <w:instrText xml:space="preserve"> PAGEREF _Toc243474627 \h </w:instrText>
+        <w:instrText xml:space="preserve"> PAGEREF _Toc243562379 \h </w:instrText>
       </w:r>
       <w:r>
         <w:rPr>
@@ -2026,7 +2033,7 @@
         <w:rPr>
           <w:noProof/>
         </w:rPr>
-        <w:instrText xml:space="preserve"> PAGEREF _Toc243474628 \h </w:instrText>
+        <w:instrText xml:space="preserve"> PAGEREF _Toc243562380 \h </w:instrText>
       </w:r>
       <w:r>
         <w:rPr>
@@ -2088,7 +2095,7 @@
         <w:rPr>
           <w:noProof/>
         </w:rPr>
-        <w:instrText xml:space="preserve"> PAGEREF _Toc243474629 \h </w:instrText>
+        <w:instrText xml:space="preserve"> PAGEREF _Toc243562381 \h </w:instrText>
       </w:r>
       <w:r>
         <w:rPr>
@@ -2150,7 +2157,7 @@
         <w:rPr>
           <w:noProof/>
         </w:rPr>
-        <w:instrText xml:space="preserve"> PAGEREF _Toc243474630 \h </w:instrText>
+        <w:instrText xml:space="preserve"> PAGEREF _Toc243562382 \h </w:instrText>
       </w:r>
       <w:r>
         <w:rPr>
@@ -2212,7 +2219,7 @@
         <w:rPr>
           <w:noProof/>
         </w:rPr>
-        <w:instrText xml:space="preserve"> PAGEREF _Toc243474631 \h </w:instrText>
+        <w:instrText xml:space="preserve"> PAGEREF _Toc243562383 \h </w:instrText>
       </w:r>
       <w:r>
         <w:rPr>
@@ -2274,7 +2281,7 @@
         <w:rPr>
           <w:noProof/>
         </w:rPr>
-        <w:instrText xml:space="preserve"> PAGEREF _Toc243474632 \h </w:instrText>
+        <w:instrText xml:space="preserve"> PAGEREF _Toc243562384 \h </w:instrText>
       </w:r>
       <w:r>
         <w:rPr>
@@ -2336,7 +2343,7 @@
         <w:rPr>
           <w:noProof/>
         </w:rPr>
-        <w:instrText xml:space="preserve"> PAGEREF _Toc243474633 \h </w:instrText>
+        <w:instrText xml:space="preserve"> PAGEREF _Toc243562385 \h </w:instrText>
       </w:r>
       <w:r>
         <w:rPr>
@@ -2398,7 +2405,7 @@
         <w:rPr>
           <w:noProof/>
         </w:rPr>
-        <w:instrText xml:space="preserve"> PAGEREF _Toc243474634 \h </w:instrText>
+        <w:instrText xml:space="preserve"> PAGEREF _Toc243562386 \h </w:instrText>
       </w:r>
       <w:r>
         <w:rPr>
@@ -2461,7 +2468,7 @@
         <w:rPr>
           <w:noProof/>
         </w:rPr>
-        <w:instrText xml:space="preserve"> PAGEREF _Toc243474635 \h </w:instrText>
+        <w:instrText xml:space="preserve"> PAGEREF _Toc243562387 \h </w:instrText>
       </w:r>
       <w:r>
         <w:rPr>
@@ -2523,7 +2530,7 @@
         <w:rPr>
           <w:noProof/>
         </w:rPr>
-        <w:instrText xml:space="preserve"> PAGEREF _Toc243474636 \h </w:instrText>
+        <w:instrText xml:space="preserve"> PAGEREF _Toc243562388 \h </w:instrText>
       </w:r>
       <w:r>
         <w:rPr>
@@ -2585,7 +2592,7 @@
         <w:rPr>
           <w:noProof/>
         </w:rPr>
-        <w:instrText xml:space="preserve"> PAGEREF _Toc243474637 \h </w:instrText>
+        <w:instrText xml:space="preserve"> PAGEREF _Toc243562389 \h </w:instrText>
       </w:r>
       <w:r>
         <w:rPr>
@@ -2647,7 +2654,7 @@
         <w:rPr>
           <w:noProof/>
         </w:rPr>
-        <w:instrText xml:space="preserve"> PAGEREF _Toc243474638 \h </w:instrText>
+        <w:instrText xml:space="preserve"> PAGEREF _Toc243562390 \h </w:instrText>
       </w:r>
       <w:r>
         <w:rPr>
@@ -2691,7 +2698,7 @@
           <w:rFonts w:eastAsia="Times New Roman" w:cs="Calibri"/>
           <w:noProof/>
         </w:rPr>
-        <w:t>11.2. Котелок: блюдо по составу</w:t>
+        <w:t>11.2. Горшок: блюдо по составу</w:t>
       </w:r>
       <w:r>
         <w:rPr>
@@ -2709,7 +2716,7 @@
         <w:rPr>
           <w:noProof/>
         </w:rPr>
-        <w:instrText xml:space="preserve"> PAGEREF _Toc243474639 \h </w:instrText>
+        <w:instrText xml:space="preserve"> PAGEREF _Toc243562391 \h </w:instrText>
       </w:r>
       <w:r>
         <w:rPr>
@@ -2771,7 +2778,7 @@
         <w:rPr>
           <w:noProof/>
         </w:rPr>
-        <w:instrText xml:space="preserve"> PAGEREF _Toc243474640 \h </w:instrText>
+        <w:instrText xml:space="preserve"> PAGEREF _Toc243562392 \h </w:instrText>
       </w:r>
       <w:r>
         <w:rPr>
@@ -2788,7 +2795,7 @@
         <w:rPr>
           <w:noProof/>
         </w:rPr>
-        <w:t>15</w:t>
+        <w:t>16</w:t>
       </w:r>
       <w:r>
         <w:rPr>
@@ -2833,7 +2840,7 @@
         <w:rPr>
           <w:noProof/>
         </w:rPr>
-        <w:instrText xml:space="preserve"> PAGEREF _Toc243474641 \h </w:instrText>
+        <w:instrText xml:space="preserve"> PAGEREF _Toc243562393 \h </w:instrText>
       </w:r>
       <w:r>
         <w:rPr>
@@ -2895,7 +2902,7 @@
         <w:rPr>
           <w:noProof/>
         </w:rPr>
-        <w:instrText xml:space="preserve"> PAGEREF _Toc243474642 \h </w:instrText>
+        <w:instrText xml:space="preserve"> PAGEREF _Toc243562394 \h </w:instrText>
       </w:r>
       <w:r>
         <w:rPr>
@@ -2912,7 +2919,7 @@
         <w:rPr>
           <w:noProof/>
         </w:rPr>
-        <w:t>16</w:t>
+        <w:t>17</w:t>
       </w:r>
       <w:r>
         <w:rPr>
@@ -2957,7 +2964,7 @@
         <w:rPr>
           <w:noProof/>
         </w:rPr>
-        <w:instrText xml:space="preserve"> PAGEREF _Toc243474643 \h </w:instrText>
+        <w:instrText xml:space="preserve"> PAGEREF _Toc243562395 \h </w:instrText>
       </w:r>
       <w:r>
         <w:rPr>
@@ -2974,7 +2981,69 @@
         <w:rPr>
           <w:noProof/>
         </w:rPr>
-        <w:t>16</w:t>
+        <w:t>17</w:t>
+      </w:r>
+      <w:r>
+        <w:rPr>
+          <w:noProof/>
+        </w:rPr>
+        <w:fldChar w:fldCharType="end"/>
+      </w:r>
+    </w:p>
+    <w:p>
+      <w:pPr>
+        <w:pStyle w:val="21"/>
+        <w:tabs>
+          <w:tab w:val="right" w:leader="dot" w:pos="9497"/>
+        </w:tabs>
+        <w:rPr>
+          <w:rFonts w:asciiTheme="minorHAnsi" w:hAnsiTheme="minorHAnsi" w:cstheme="minorBidi"/>
+          <w:noProof/>
+          <w:kern w:val="2"/>
+          <w14:ligatures w14:val="standardContextual"/>
+        </w:rPr>
+      </w:pPr>
+      <w:r>
+        <w:rPr>
+          <w:rFonts w:eastAsia="Times New Roman" w:cs="Calibri"/>
+          <w:noProof/>
+        </w:rPr>
+        <w:t>11.7. Новая еда</w:t>
+      </w:r>
+      <w:r>
+        <w:rPr>
+          <w:noProof/>
+        </w:rPr>
+        <w:tab/>
+      </w:r>
+      <w:r>
+        <w:rPr>
+          <w:noProof/>
+        </w:rPr>
+        <w:fldChar w:fldCharType="begin"/>
+      </w:r>
+      <w:r>
+        <w:rPr>
+          <w:noProof/>
+        </w:rPr>
+        <w:instrText xml:space="preserve"> PAGEREF _Toc243562396 \h </w:instrText>
+      </w:r>
+      <w:r>
+        <w:rPr>
+          <w:noProof/>
+        </w:rPr>
+      </w:r>
+      <w:r>
+        <w:rPr>
+          <w:noProof/>
+        </w:rPr>
+        <w:fldChar w:fldCharType="separate"/>
+      </w:r>
+      <w:r>
+        <w:rPr>
+          <w:noProof/>
+        </w:rPr>
+        <w:t>17</w:t>
       </w:r>
       <w:r>
         <w:rPr>
@@ -3019,7 +3088,7 @@
         <w:rPr>
           <w:noProof/>
         </w:rPr>
-        <w:instrText xml:space="preserve"> PAGEREF _Toc243474644 \h </w:instrText>
+        <w:instrText xml:space="preserve"> PAGEREF _Toc243562397 \h </w:instrText>
       </w:r>
       <w:r>
         <w:rPr>
@@ -3036,7 +3105,7 @@
         <w:rPr>
           <w:noProof/>
         </w:rPr>
-        <w:t>17</w:t>
+        <w:t>18</w:t>
       </w:r>
       <w:r>
         <w:rPr>
@@ -3081,7 +3150,7 @@
         <w:rPr>
           <w:noProof/>
         </w:rPr>
-        <w:instrText xml:space="preserve"> PAGEREF _Toc243474645 \h </w:instrText>
+        <w:instrText xml:space="preserve"> PAGEREF _Toc243562398 \h </w:instrText>
       </w:r>
       <w:r>
         <w:rPr>
@@ -3098,7 +3167,7 @@
         <w:rPr>
           <w:noProof/>
         </w:rPr>
-        <w:t>18</w:t>
+        <w:t>19</w:t>
       </w:r>
       <w:r>
         <w:rPr>
@@ -3143,7 +3212,7 @@
         <w:rPr>
           <w:noProof/>
         </w:rPr>
-        <w:instrText xml:space="preserve"> PAGEREF _Toc243474646 \h </w:instrText>
+        <w:instrText xml:space="preserve"> PAGEREF _Toc243562399 \h </w:instrText>
       </w:r>
       <w:r>
         <w:rPr>
@@ -3160,7 +3229,7 @@
         <w:rPr>
           <w:noProof/>
         </w:rPr>
-        <w:t>18</w:t>
+        <w:t>19</w:t>
       </w:r>
       <w:r>
         <w:rPr>
@@ -3205,7 +3274,7 @@
         <w:rPr>
           <w:noProof/>
         </w:rPr>
-        <w:instrText xml:space="preserve"> PAGEREF _Toc243474647 \h </w:instrText>
+        <w:instrText xml:space="preserve"> PAGEREF _Toc243562400 \h </w:instrText>
       </w:r>
       <w:r>
         <w:rPr>
@@ -3222,7 +3291,7 @@
         <w:rPr>
           <w:noProof/>
         </w:rPr>
-        <w:t>18</w:t>
+        <w:t>19</w:t>
       </w:r>
       <w:r>
         <w:rPr>
@@ -3267,7 +3336,7 @@
         <w:rPr>
           <w:noProof/>
         </w:rPr>
-        <w:instrText xml:space="preserve"> PAGEREF _Toc243474648 \h </w:instrText>
+        <w:instrText xml:space="preserve"> PAGEREF _Toc243562401 \h </w:instrText>
       </w:r>
       <w:r>
         <w:rPr>
@@ -3284,7 +3353,7 @@
         <w:rPr>
           <w:noProof/>
         </w:rPr>
-        <w:t>18</w:t>
+        <w:t>19</w:t>
       </w:r>
       <w:r>
         <w:rPr>
@@ -3329,7 +3398,7 @@
         <w:rPr>
           <w:noProof/>
         </w:rPr>
-        <w:instrText xml:space="preserve"> PAGEREF _Toc243474649 \h </w:instrText>
+        <w:instrText xml:space="preserve"> PAGEREF _Toc243562402 \h </w:instrText>
       </w:r>
       <w:r>
         <w:rPr>
@@ -3346,7 +3415,7 @@
         <w:rPr>
           <w:noProof/>
         </w:rPr>
-        <w:t>19</w:t>
+        <w:t>20</w:t>
       </w:r>
       <w:r>
         <w:rPr>
@@ -3391,7 +3460,7 @@
         <w:rPr>
           <w:noProof/>
         </w:rPr>
-        <w:instrText xml:space="preserve"> PAGEREF _Toc243474650 \h </w:instrText>
+        <w:instrText xml:space="preserve"> PAGEREF _Toc243562403 \h </w:instrText>
       </w:r>
       <w:r>
         <w:rPr>
@@ -3408,7 +3477,7 @@
         <w:rPr>
           <w:noProof/>
         </w:rPr>
-        <w:t>19</w:t>
+        <w:t>20</w:t>
       </w:r>
       <w:r>
         <w:rPr>
@@ -3453,7 +3522,7 @@
         <w:rPr>
           <w:noProof/>
         </w:rPr>
-        <w:instrText xml:space="preserve"> PAGEREF _Toc243474651 \h </w:instrText>
+        <w:instrText xml:space="preserve"> PAGEREF _Toc243562404 \h </w:instrText>
       </w:r>
       <w:r>
         <w:rPr>
@@ -3470,7 +3539,7 @@
         <w:rPr>
           <w:noProof/>
         </w:rPr>
-        <w:t>20</w:t>
+        <w:t>21</w:t>
       </w:r>
       <w:r>
         <w:rPr>
@@ -3515,7 +3584,7 @@
         <w:rPr>
           <w:noProof/>
         </w:rPr>
-        <w:instrText xml:space="preserve"> PAGEREF _Toc243474652 \h </w:instrText>
+        <w:instrText xml:space="preserve"> PAGEREF _Toc243562405 \h </w:instrText>
       </w:r>
       <w:r>
         <w:rPr>
@@ -3532,7 +3601,7 @@
         <w:rPr>
           <w:noProof/>
         </w:rPr>
-        <w:t>20</w:t>
+        <w:t>21</w:t>
       </w:r>
       <w:r>
         <w:rPr>
@@ -3577,7 +3646,7 @@
         <w:rPr>
           <w:noProof/>
         </w:rPr>
-        <w:instrText xml:space="preserve"> PAGEREF _Toc243474653 \h </w:instrText>
+        <w:instrText xml:space="preserve"> PAGEREF _Toc243562406 \h </w:instrText>
       </w:r>
       <w:r>
         <w:rPr>
@@ -3594,7 +3663,7 @@
         <w:rPr>
           <w:noProof/>
         </w:rPr>
-        <w:t>20</w:t>
+        <w:t>21</w:t>
       </w:r>
       <w:r>
         <w:rPr>
@@ -3621,7 +3690,7 @@
           <w:rFonts w:eastAsia="Times New Roman" w:cs="Calibri"/>
           <w:noProof/>
         </w:rPr>
-        <w:t>15. Команды и правила игры</w:t>
+        <w:t>15. Гончарное дело</w:t>
       </w:r>
       <w:r>
         <w:rPr>
@@ -3639,7 +3708,7 @@
         <w:rPr>
           <w:noProof/>
         </w:rPr>
-        <w:instrText xml:space="preserve"> PAGEREF _Toc243474654 \h </w:instrText>
+        <w:instrText xml:space="preserve"> PAGEREF _Toc243562407 \h </w:instrText>
       </w:r>
       <w:r>
         <w:rPr>
@@ -3656,7 +3725,255 @@
         <w:rPr>
           <w:noProof/>
         </w:rPr>
-        <w:t>21</w:t>
+        <w:t>22</w:t>
+      </w:r>
+      <w:r>
+        <w:rPr>
+          <w:noProof/>
+        </w:rPr>
+        <w:fldChar w:fldCharType="end"/>
+      </w:r>
+    </w:p>
+    <w:p>
+      <w:pPr>
+        <w:pStyle w:val="21"/>
+        <w:tabs>
+          <w:tab w:val="right" w:leader="dot" w:pos="9497"/>
+        </w:tabs>
+        <w:rPr>
+          <w:rFonts w:asciiTheme="minorHAnsi" w:hAnsiTheme="minorHAnsi" w:cstheme="minorBidi"/>
+          <w:noProof/>
+          <w:kern w:val="2"/>
+          <w14:ligatures w14:val="standardContextual"/>
+        </w:rPr>
+      </w:pPr>
+      <w:r>
+        <w:rPr>
+          <w:rFonts w:eastAsia="Times New Roman" w:cs="Calibri"/>
+          <w:noProof/>
+        </w:rPr>
+        <w:t>15.1. Бочка для замеса</w:t>
+      </w:r>
+      <w:r>
+        <w:rPr>
+          <w:noProof/>
+        </w:rPr>
+        <w:tab/>
+      </w:r>
+      <w:r>
+        <w:rPr>
+          <w:noProof/>
+        </w:rPr>
+        <w:fldChar w:fldCharType="begin"/>
+      </w:r>
+      <w:r>
+        <w:rPr>
+          <w:noProof/>
+        </w:rPr>
+        <w:instrText xml:space="preserve"> PAGEREF _Toc243562408 \h </w:instrText>
+      </w:r>
+      <w:r>
+        <w:rPr>
+          <w:noProof/>
+        </w:rPr>
+      </w:r>
+      <w:r>
+        <w:rPr>
+          <w:noProof/>
+        </w:rPr>
+        <w:fldChar w:fldCharType="separate"/>
+      </w:r>
+      <w:r>
+        <w:rPr>
+          <w:noProof/>
+        </w:rPr>
+        <w:t>22</w:t>
+      </w:r>
+      <w:r>
+        <w:rPr>
+          <w:noProof/>
+        </w:rPr>
+        <w:fldChar w:fldCharType="end"/>
+      </w:r>
+    </w:p>
+    <w:p>
+      <w:pPr>
+        <w:pStyle w:val="21"/>
+        <w:tabs>
+          <w:tab w:val="right" w:leader="dot" w:pos="9497"/>
+        </w:tabs>
+        <w:rPr>
+          <w:rFonts w:asciiTheme="minorHAnsi" w:hAnsiTheme="minorHAnsi" w:cstheme="minorBidi"/>
+          <w:noProof/>
+          <w:kern w:val="2"/>
+          <w14:ligatures w14:val="standardContextual"/>
+        </w:rPr>
+      </w:pPr>
+      <w:r>
+        <w:rPr>
+          <w:rFonts w:eastAsia="Times New Roman" w:cs="Calibri"/>
+          <w:noProof/>
+        </w:rPr>
+        <w:t>15.2. Гончарный круг</w:t>
+      </w:r>
+      <w:r>
+        <w:rPr>
+          <w:noProof/>
+        </w:rPr>
+        <w:tab/>
+      </w:r>
+      <w:r>
+        <w:rPr>
+          <w:noProof/>
+        </w:rPr>
+        <w:fldChar w:fldCharType="begin"/>
+      </w:r>
+      <w:r>
+        <w:rPr>
+          <w:noProof/>
+        </w:rPr>
+        <w:instrText xml:space="preserve"> PAGEREF _Toc243562409 \h </w:instrText>
+      </w:r>
+      <w:r>
+        <w:rPr>
+          <w:noProof/>
+        </w:rPr>
+      </w:r>
+      <w:r>
+        <w:rPr>
+          <w:noProof/>
+        </w:rPr>
+        <w:fldChar w:fldCharType="separate"/>
+      </w:r>
+      <w:r>
+        <w:rPr>
+          <w:noProof/>
+        </w:rPr>
+        <w:t>22</w:t>
+      </w:r>
+      <w:r>
+        <w:rPr>
+          <w:noProof/>
+        </w:rPr>
+        <w:fldChar w:fldCharType="end"/>
+      </w:r>
+    </w:p>
+    <w:p>
+      <w:pPr>
+        <w:pStyle w:val="21"/>
+        <w:tabs>
+          <w:tab w:val="right" w:leader="dot" w:pos="9497"/>
+        </w:tabs>
+        <w:rPr>
+          <w:rFonts w:asciiTheme="minorHAnsi" w:hAnsiTheme="minorHAnsi" w:cstheme="minorBidi"/>
+          <w:noProof/>
+          <w:kern w:val="2"/>
+          <w14:ligatures w14:val="standardContextual"/>
+        </w:rPr>
+      </w:pPr>
+      <w:r>
+        <w:rPr>
+          <w:rFonts w:eastAsia="Times New Roman" w:cs="Calibri"/>
+          <w:noProof/>
+        </w:rPr>
+        <w:t>15.3. Сушка и обжиг</w:t>
+      </w:r>
+      <w:r>
+        <w:rPr>
+          <w:noProof/>
+        </w:rPr>
+        <w:tab/>
+      </w:r>
+      <w:r>
+        <w:rPr>
+          <w:noProof/>
+        </w:rPr>
+        <w:fldChar w:fldCharType="begin"/>
+      </w:r>
+      <w:r>
+        <w:rPr>
+          <w:noProof/>
+        </w:rPr>
+        <w:instrText xml:space="preserve"> PAGEREF _Toc243562410 \h </w:instrText>
+      </w:r>
+      <w:r>
+        <w:rPr>
+          <w:noProof/>
+        </w:rPr>
+      </w:r>
+      <w:r>
+        <w:rPr>
+          <w:noProof/>
+        </w:rPr>
+        <w:fldChar w:fldCharType="separate"/>
+      </w:r>
+      <w:r>
+        <w:rPr>
+          <w:noProof/>
+        </w:rPr>
+        <w:t>22</w:t>
+      </w:r>
+      <w:r>
+        <w:rPr>
+          <w:noProof/>
+        </w:rPr>
+        <w:fldChar w:fldCharType="end"/>
+      </w:r>
+    </w:p>
+    <w:p>
+      <w:pPr>
+        <w:pStyle w:val="21"/>
+        <w:tabs>
+          <w:tab w:val="right" w:leader="dot" w:pos="9497"/>
+        </w:tabs>
+        <w:rPr>
+          <w:rFonts w:asciiTheme="minorHAnsi" w:hAnsiTheme="minorHAnsi" w:cstheme="minorBidi"/>
+          <w:noProof/>
+          <w:kern w:val="2"/>
+          <w14:ligatures w14:val="standardContextual"/>
+        </w:rPr>
+      </w:pPr>
+      <w:r>
+        <w:rPr>
+          <w:rFonts w:eastAsia="Times New Roman" w:cs="Calibri"/>
+          <w:noProof/>
+        </w:rPr>
+        <w:t>15.4. Посуда</w:t>
+      </w:r>
+      <w:r>
+        <w:rPr>
+          <w:noProof/>
+        </w:rPr>
+        <w:tab/>
+      </w:r>
+      <w:r>
+        <w:rPr>
+          <w:noProof/>
+        </w:rPr>
+        <w:fldChar w:fldCharType="begin"/>
+      </w:r>
+      <w:r>
+        <w:rPr>
+          <w:noProof/>
+        </w:rPr>
+        <w:instrText xml:space="preserve"> PAGEREF _Toc243562411 \h </w:instrText>
+      </w:r>
+      <w:r>
+        <w:rPr>
+          <w:noProof/>
+        </w:rPr>
+      </w:r>
+      <w:r>
+        <w:rPr>
+          <w:noProof/>
+        </w:rPr>
+        <w:fldChar w:fldCharType="separate"/>
+      </w:r>
+      <w:r>
+        <w:rPr>
+          <w:noProof/>
+        </w:rPr>
+        <w:t>22</w:t>
       </w:r>
       <w:r>
         <w:rPr>
@@ -3683,7 +4000,7 @@
           <w:rFonts w:eastAsia="Times New Roman" w:cs="Calibri"/>
           <w:noProof/>
         </w:rPr>
-        <w:t>16. Что изменилось: история версий</w:t>
+        <w:t>16. Команды и правила игры</w:t>
       </w:r>
       <w:r>
         <w:rPr>
@@ -3701,7 +4018,7 @@
         <w:rPr>
           <w:noProof/>
         </w:rPr>
-        <w:instrText xml:space="preserve"> PAGEREF _Toc243474655 \h </w:instrText>
+        <w:instrText xml:space="preserve"> PAGEREF _Toc243562412 \h </w:instrText>
       </w:r>
       <w:r>
         <w:rPr>
@@ -3718,7 +4035,7 @@
         <w:rPr>
           <w:noProof/>
         </w:rPr>
-        <w:t>22</w:t>
+        <w:t>24</w:t>
       </w:r>
       <w:r>
         <w:rPr>
@@ -3745,7 +4062,7 @@
           <w:rFonts w:eastAsia="Times New Roman" w:cs="Calibri"/>
           <w:noProof/>
         </w:rPr>
-        <w:t>17. Не сделано и известные ограничения</w:t>
+        <w:t>17. Что изменилось: история версий</w:t>
       </w:r>
       <w:r>
         <w:rPr>
@@ -3763,7 +4080,7 @@
         <w:rPr>
           <w:noProof/>
         </w:rPr>
-        <w:instrText xml:space="preserve"> PAGEREF _Toc243474656 \h </w:instrText>
+        <w:instrText xml:space="preserve"> PAGEREF _Toc243562413 \h </w:instrText>
       </w:r>
       <w:r>
         <w:rPr>
@@ -3780,7 +4097,7 @@
         <w:rPr>
           <w:noProof/>
         </w:rPr>
-        <w:t>23</w:t>
+        <w:t>25</w:t>
       </w:r>
       <w:r>
         <w:rPr>
@@ -3807,7 +4124,7 @@
           <w:rFonts w:eastAsia="Times New Roman" w:cs="Calibri"/>
           <w:noProof/>
         </w:rPr>
-        <w:t>18. Для разработчиков</w:t>
+        <w:t>18. Не сделано и известные ограничения</w:t>
       </w:r>
       <w:r>
         <w:rPr>
@@ -3825,7 +4142,7 @@
         <w:rPr>
           <w:noProof/>
         </w:rPr>
-        <w:instrText xml:space="preserve"> PAGEREF _Toc243474657 \h </w:instrText>
+        <w:instrText xml:space="preserve"> PAGEREF _Toc243562414 \h </w:instrText>
       </w:r>
       <w:r>
         <w:rPr>
@@ -3842,7 +4159,69 @@
         <w:rPr>
           <w:noProof/>
         </w:rPr>
-        <w:t>24</w:t>
+        <w:t>26</w:t>
+      </w:r>
+      <w:r>
+        <w:rPr>
+          <w:noProof/>
+        </w:rPr>
+        <w:fldChar w:fldCharType="end"/>
+      </w:r>
+    </w:p>
+    <w:p>
+      <w:pPr>
+        <w:pStyle w:val="11"/>
+        <w:tabs>
+          <w:tab w:val="right" w:leader="dot" w:pos="9497"/>
+        </w:tabs>
+        <w:rPr>
+          <w:rFonts w:asciiTheme="minorHAnsi" w:hAnsiTheme="minorHAnsi" w:cstheme="minorBidi"/>
+          <w:noProof/>
+          <w:kern w:val="2"/>
+          <w14:ligatures w14:val="standardContextual"/>
+        </w:rPr>
+      </w:pPr>
+      <w:r>
+        <w:rPr>
+          <w:rFonts w:eastAsia="Times New Roman" w:cs="Calibri"/>
+          <w:noProof/>
+        </w:rPr>
+        <w:t>19. Для разработчиков</w:t>
+      </w:r>
+      <w:r>
+        <w:rPr>
+          <w:noProof/>
+        </w:rPr>
+        <w:tab/>
+      </w:r>
+      <w:r>
+        <w:rPr>
+          <w:noProof/>
+        </w:rPr>
+        <w:fldChar w:fldCharType="begin"/>
+      </w:r>
+      <w:r>
+        <w:rPr>
+          <w:noProof/>
+        </w:rPr>
+        <w:instrText xml:space="preserve"> PAGEREF _Toc243562415 \h </w:instrText>
+      </w:r>
+      <w:r>
+        <w:rPr>
+          <w:noProof/>
+        </w:rPr>
+      </w:r>
+      <w:r>
+        <w:rPr>
+          <w:noProof/>
+        </w:rPr>
+        <w:fldChar w:fldCharType="separate"/>
+      </w:r>
+      <w:r>
+        <w:rPr>
+          <w:noProof/>
+        </w:rPr>
+        <w:t>27</w:t>
       </w:r>
       <w:r>
         <w:rPr>
@@ -3869,7 +4248,7 @@
           <w:rFonts w:eastAsia="Times New Roman" w:cs="Calibri"/>
           <w:noProof/>
         </w:rPr>
-        <w:t>18.1. Сборка</w:t>
+        <w:t>19.1. Сборка</w:t>
       </w:r>
       <w:r>
         <w:rPr>
@@ -3887,7 +4266,7 @@
         <w:rPr>
           <w:noProof/>
         </w:rPr>
-        <w:instrText xml:space="preserve"> PAGEREF _Toc243474658 \h </w:instrText>
+        <w:instrText xml:space="preserve"> PAGEREF _Toc243562416 \h </w:instrText>
       </w:r>
       <w:r>
         <w:rPr>
@@ -3904,7 +4283,7 @@
         <w:rPr>
           <w:noProof/>
         </w:rPr>
-        <w:t>24</w:t>
+        <w:t>27</w:t>
       </w:r>
       <w:r>
         <w:rPr>
@@ -3931,7 +4310,7 @@
           <w:rFonts w:eastAsia="Times New Roman" w:cs="Calibri"/>
           <w:noProof/>
         </w:rPr>
-        <w:t>18.2. Структура кода</w:t>
+        <w:t>19.2. Структура кода</w:t>
       </w:r>
       <w:r>
         <w:rPr>
@@ -3949,7 +4328,7 @@
         <w:rPr>
           <w:noProof/>
         </w:rPr>
-        <w:instrText xml:space="preserve"> PAGEREF _Toc243474659 \h </w:instrText>
+        <w:instrText xml:space="preserve"> PAGEREF _Toc243562417 \h </w:instrText>
       </w:r>
       <w:r>
         <w:rPr>
@@ -3966,7 +4345,7 @@
         <w:rPr>
           <w:noProof/>
         </w:rPr>
-        <w:t>24</w:t>
+        <w:t>27</w:t>
       </w:r>
       <w:r>
         <w:rPr>
@@ -3993,7 +4372,7 @@
           <w:rFonts w:eastAsia="Times New Roman" w:cs="Calibri"/>
           <w:noProof/>
         </w:rPr>
-        <w:t>18.3. Как добавить станцию</w:t>
+        <w:t>19.3. Как добавить станцию</w:t>
       </w:r>
       <w:r>
         <w:rPr>
@@ -4011,7 +4390,7 @@
         <w:rPr>
           <w:noProof/>
         </w:rPr>
-        <w:instrText xml:space="preserve"> PAGEREF _Toc243474660 \h </w:instrText>
+        <w:instrText xml:space="preserve"> PAGEREF _Toc243562418 \h </w:instrText>
       </w:r>
       <w:r>
         <w:rPr>
@@ -4028,7 +4407,7 @@
         <w:rPr>
           <w:noProof/>
         </w:rPr>
-        <w:t>24</w:t>
+        <w:t>27</w:t>
       </w:r>
       <w:r>
         <w:rPr>
@@ -4055,7 +4434,7 @@
           <w:rFonts w:eastAsia="Times New Roman" w:cs="Calibri"/>
           <w:noProof/>
         </w:rPr>
-        <w:t>18.4. Иконки</w:t>
+        <w:t>19.4. Иконки</w:t>
       </w:r>
       <w:r>
         <w:rPr>
@@ -4073,7 +4452,7 @@
         <w:rPr>
           <w:noProof/>
         </w:rPr>
-        <w:instrText xml:space="preserve"> PAGEREF _Toc243474661 \h </w:instrText>
+        <w:instrText xml:space="preserve"> PAGEREF _Toc243562419 \h </w:instrText>
       </w:r>
       <w:r>
         <w:rPr>
@@ -4090,7 +4469,7 @@
         <w:rPr>
           <w:noProof/>
         </w:rPr>
-        <w:t>24</w:t>
+        <w:t>27</w:t>
       </w:r>
       <w:r>
         <w:rPr>
@@ -4117,7 +4496,7 @@
           <w:rFonts w:eastAsia="Times New Roman" w:cs="Calibri"/>
           <w:noProof/>
         </w:rPr>
-        <w:t>18.5. Журнал изменений</w:t>
+        <w:t>19.5. Журнал изменений</w:t>
       </w:r>
       <w:r>
         <w:rPr>
@@ -4135,7 +4514,7 @@
         <w:rPr>
           <w:noProof/>
         </w:rPr>
-        <w:instrText xml:space="preserve"> PAGEREF _Toc243474662 \h </w:instrText>
+        <w:instrText xml:space="preserve"> PAGEREF _Toc243562420 \h </w:instrText>
       </w:r>
       <w:r>
         <w:rPr>
@@ -4152,7 +4531,7 @@
         <w:rPr>
           <w:noProof/>
         </w:rPr>
-        <w:t>25</w:t>
+        <w:t>28</w:t>
       </w:r>
       <w:r>
         <w:rPr>
@@ -4187,7 +4566,7 @@
           <w:rFonts w:eastAsia="Times New Roman" w:cs="Calibri"/>
         </w:rPr>
       </w:pPr>
-      <w:bookmarkStart w:id="0" w:name="_Toc243474598"/>
+      <w:bookmarkStart w:id="0" w:name="_Toc243562350"/>
       <w:r>
         <w:rPr>
           <w:rFonts w:eastAsia="Times New Roman" w:cs="Calibri"/>
@@ -4222,46 +4601,38 @@
           <w:sz w:val="22"/>
           <w:szCs w:val="22"/>
         </w:rPr>
-        <w:t xml:space="preserve"> </w:t>
-      </w:r>
-      <w:r>
+        <w:t xml:space="preserve"> — мод для ролевого сервера «Хальгвент» на Minecraft 1.21.1 (NeoForge 21.1). Он переделывает выживание под средневековый ролевой лад: вместо сердечек — шкалы потребностей, вместо рюкзака на 27 ячеек — карманы и сумки, 12 ячеек брони, вес и перегруз, замки, свой календарь, карта мира, отряды, а также ремёсла, которые делаются руками в мире, а не в окне верстака: кожевенное дело, готовка, пчеловодство, пивоварение и винокурение.</w:t>
+      </w:r>
+    </w:p>
+    <w:p>
+      <w:pPr>
+        <w:pStyle w:val="a3"/>
         <w:rPr>
           <w:rFonts w:ascii="Calibri" w:hAnsi="Calibri" w:cs="Calibri"/>
           <w:sz w:val="22"/>
           <w:szCs w:val="22"/>
         </w:rPr>
-        <w:t>— мод для ролевого сервера «Хальгвент» на Minecraft 1.21.1 (NeoForge 21.1). Он переделывает выживание под средневековый ролевой лад: вместо сердечек — шкалы потребностей, вместо рюкзака на 27 ячеек — карманы и сумки, 12 ячеек брони, вес и перегруз, замки, свой календарь, карта мира, отряды, а также ремёсла, которые делаются руками в мире, а не в окне верстака: кожевенное дело, готовка, пчеловодство, пивоварение и винокурение.</w:t>
-      </w:r>
-    </w:p>
-    <w:p>
-      <w:pPr>
-        <w:pStyle w:val="a3"/>
+      </w:pPr>
+      <w:r>
         <w:rPr>
           <w:rFonts w:ascii="Calibri" w:hAnsi="Calibri" w:cs="Calibri"/>
           <w:sz w:val="22"/>
           <w:szCs w:val="22"/>
         </w:rPr>
-      </w:pPr>
+        <w:t xml:space="preserve">Этот документ — для игроков, администрации и разработчиков: что есть в моде, как этим пользоваться и что менялось от версии к версии. Подробный дневник со списком файлов — </w:t>
+      </w:r>
+      <w:r>
+        <w:rPr>
+          <w:rStyle w:val="HTML"/>
+        </w:rPr>
+        <w:t>CHANGELOG.md</w:t>
+      </w:r>
       <w:r>
         <w:rPr>
           <w:rFonts w:ascii="Calibri" w:hAnsi="Calibri" w:cs="Calibri"/>
           <w:sz w:val="22"/>
           <w:szCs w:val="22"/>
         </w:rPr>
-        <w:t xml:space="preserve">Этот документ — для игроков, администрации и разработчиков: что есть в моде, как этим пользоваться и что менялось от версии к версии. Подробный дневник со списком файлов — </w:t>
-      </w:r>
-      <w:r>
-        <w:rPr>
-          <w:rStyle w:val="HTML"/>
-        </w:rPr>
-        <w:t>CHANGELOG.md</w:t>
-      </w:r>
-      <w:r>
-        <w:rPr>
-          <w:rFonts w:ascii="Calibri" w:hAnsi="Calibri" w:cs="Calibri"/>
-          <w:sz w:val="22"/>
-          <w:szCs w:val="22"/>
-        </w:rPr>
         <w:t xml:space="preserve"> в корне репозитория.</w:t>
       </w:r>
     </w:p>
@@ -4272,7 +4643,7 @@
           <w:rFonts w:eastAsia="Times New Roman" w:cs="Calibri"/>
         </w:rPr>
       </w:pPr>
-      <w:bookmarkStart w:id="1" w:name="_Toc243474599"/>
+      <w:bookmarkStart w:id="1" w:name="_Toc243562351"/>
       <w:r>
         <w:rPr>
           <w:rFonts w:eastAsia="Times New Roman" w:cs="Calibri"/>
@@ -4293,8 +4664,8 @@
         <w:tblLook w:val="04A0" w:firstRow="1" w:lastRow="0" w:firstColumn="1" w:lastColumn="0" w:noHBand="0" w:noVBand="1"/>
       </w:tblPr>
       <w:tblGrid>
-        <w:gridCol w:w="2700"/>
-        <w:gridCol w:w="6791"/>
+        <w:gridCol w:w="2600"/>
+        <w:gridCol w:w="6891"/>
       </w:tblGrid>
       <w:tr>
         <w:tc>
@@ -4517,7 +4888,23 @@
                 <w:sz w:val="20"/>
                 <w:szCs w:val="20"/>
               </w:rPr>
-              <w:t>Модели и текстуры станций (очаг, печь, бочки, давильня, котёл, столы) берутся из него. Как зависимость не объявлен, но без него станции будут фиолетово-чёрными.</w:t>
+              <w:t xml:space="preserve">Модели и текстуры станций </w:t>
+            </w:r>
+            <w:r>
+              <w:rPr>
+                <w:rFonts w:ascii="Calibri" w:eastAsia="Times New Roman" w:hAnsi="Calibri" w:cs="Calibri"/>
+                <w:sz w:val="20"/>
+                <w:szCs w:val="20"/>
+              </w:rPr>
+              <w:t>(очаг, печь, бочки, давильня, котёл, столы, гончарный круг, горны)</w:t>
+            </w:r>
+            <w:r>
+              <w:rPr>
+                <w:rFonts w:ascii="Calibri" w:eastAsia="Times New Roman" w:hAnsi="Calibri" w:cs="Calibri"/>
+                <w:sz w:val="20"/>
+                <w:szCs w:val="20"/>
+              </w:rPr>
+              <w:t xml:space="preserve"> берутся из него. Как зависимость не объявлен, но без него станции будут фиолетово-чёрными.</w:t>
             </w:r>
           </w:p>
         </w:tc>
@@ -4602,7 +4989,7 @@
           <w:rFonts w:eastAsia="Times New Roman" w:cs="Calibri"/>
         </w:rPr>
       </w:pPr>
-      <w:bookmarkStart w:id="2" w:name="_Toc243474600"/>
+      <w:bookmarkStart w:id="2" w:name="_Toc243562352"/>
       <w:r>
         <w:rPr>
           <w:rFonts w:eastAsia="Times New Roman" w:cs="Calibri"/>
@@ -4664,7 +5051,7 @@
           <w:rFonts w:eastAsia="Times New Roman" w:cs="Calibri"/>
         </w:rPr>
       </w:pPr>
-      <w:bookmarkStart w:id="3" w:name="_Toc243474601"/>
+      <w:bookmarkStart w:id="3" w:name="_Toc243562353"/>
       <w:r>
         <w:rPr>
           <w:rFonts w:eastAsia="Times New Roman" w:cs="Calibri"/>
@@ -4753,330 +5140,12 @@
       <w:r>
         <w:rPr>
           <w:rFonts w:ascii="Calibri" w:eastAsia="Times New Roman" w:hAnsi="Calibri" w:cs="Calibri"/>
-          <w:sz w:val="22"/>
-          <w:szCs w:val="22"/>
-        </w:rPr>
-        <w:t xml:space="preserve">Знак </w:t>
-      </w:r>
-      <w:r>
-        <w:rPr>
-          <w:rFonts w:ascii="Segoe UI Emoji" w:eastAsia="Times New Roman" w:hAnsi="Segoe UI Emoji" w:cs="Segoe UI Emoji"/>
-          <w:sz w:val="22"/>
-          <w:szCs w:val="22"/>
-        </w:rPr>
-        <w:t>⚠️</w:t>
-      </w:r>
-      <w:r>
-        <w:rPr>
-          <w:rFonts w:ascii="Calibri" w:eastAsia="Times New Roman" w:hAnsi="Calibri" w:cs="Calibri"/>
-          <w:sz w:val="22"/>
-          <w:szCs w:val="22"/>
-        </w:rPr>
-        <w:t xml:space="preserve"> </w:t>
-      </w:r>
-      <w:r>
-        <w:rPr>
-          <w:rFonts w:ascii="Calibri" w:eastAsia="Times New Roman" w:hAnsi="Calibri" w:cs="Calibri"/>
-          <w:sz w:val="22"/>
-          <w:szCs w:val="22"/>
-        </w:rPr>
-        <w:t>в</w:t>
-      </w:r>
-      <w:r>
-        <w:rPr>
-          <w:rFonts w:ascii="Calibri" w:eastAsia="Times New Roman" w:hAnsi="Calibri" w:cs="Calibri"/>
-          <w:sz w:val="22"/>
-          <w:szCs w:val="22"/>
-        </w:rPr>
-        <w:t xml:space="preserve"> </w:t>
-      </w:r>
-      <w:r>
-        <w:rPr>
-          <w:rFonts w:ascii="Calibri" w:eastAsia="Times New Roman" w:hAnsi="Calibri" w:cs="Calibri"/>
-          <w:sz w:val="22"/>
-          <w:szCs w:val="22"/>
-        </w:rPr>
-        <w:t>журнале</w:t>
-      </w:r>
-      <w:r>
-        <w:rPr>
-          <w:rFonts w:ascii="Calibri" w:eastAsia="Times New Roman" w:hAnsi="Calibri" w:cs="Calibri"/>
-          <w:sz w:val="22"/>
-          <w:szCs w:val="22"/>
-        </w:rPr>
-        <w:t xml:space="preserve"> </w:t>
-      </w:r>
-      <w:r>
-        <w:rPr>
-          <w:rFonts w:ascii="Calibri" w:eastAsia="Times New Roman" w:hAnsi="Calibri" w:cs="Calibri"/>
-          <w:sz w:val="22"/>
-          <w:szCs w:val="22"/>
-        </w:rPr>
-        <w:t>изменений</w:t>
-      </w:r>
-      <w:r>
-        <w:rPr>
-          <w:rFonts w:ascii="Calibri" w:eastAsia="Times New Roman" w:hAnsi="Calibri" w:cs="Calibri"/>
-          <w:sz w:val="22"/>
-          <w:szCs w:val="22"/>
-        </w:rPr>
-        <w:t xml:space="preserve"> </w:t>
-      </w:r>
-      <w:r>
-        <w:rPr>
-          <w:rFonts w:ascii="Calibri" w:eastAsia="Times New Roman" w:hAnsi="Calibri" w:cs="Calibri"/>
-          <w:sz w:val="22"/>
-          <w:szCs w:val="22"/>
-        </w:rPr>
-        <w:t>—</w:t>
-      </w:r>
-      <w:r>
-        <w:rPr>
-          <w:rFonts w:ascii="Calibri" w:eastAsia="Times New Roman" w:hAnsi="Calibri" w:cs="Calibri"/>
-          <w:sz w:val="22"/>
-          <w:szCs w:val="22"/>
-        </w:rPr>
-        <w:t xml:space="preserve"> </w:t>
-      </w:r>
-      <w:r>
-        <w:rPr>
-          <w:rFonts w:ascii="Calibri" w:eastAsia="Times New Roman" w:hAnsi="Calibri" w:cs="Calibri"/>
-          <w:sz w:val="22"/>
-          <w:szCs w:val="22"/>
-        </w:rPr>
-        <w:t>число</w:t>
-      </w:r>
-      <w:r>
-        <w:rPr>
-          <w:rFonts w:ascii="Calibri" w:eastAsia="Times New Roman" w:hAnsi="Calibri" w:cs="Calibri"/>
-          <w:sz w:val="22"/>
-          <w:szCs w:val="22"/>
-        </w:rPr>
-        <w:t xml:space="preserve"> </w:t>
-      </w:r>
-      <w:r>
-        <w:rPr>
-          <w:rFonts w:ascii="Calibri" w:eastAsia="Times New Roman" w:hAnsi="Calibri" w:cs="Calibri"/>
-          <w:sz w:val="22"/>
-          <w:szCs w:val="22"/>
-        </w:rPr>
-        <w:t>баланса</w:t>
-      </w:r>
-      <w:r>
-        <w:rPr>
-          <w:rFonts w:ascii="Calibri" w:eastAsia="Times New Roman" w:hAnsi="Calibri" w:cs="Calibri"/>
-          <w:sz w:val="22"/>
-          <w:szCs w:val="22"/>
-        </w:rPr>
-        <w:t xml:space="preserve">, </w:t>
-      </w:r>
-      <w:r>
-        <w:rPr>
-          <w:rFonts w:ascii="Calibri" w:eastAsia="Times New Roman" w:hAnsi="Calibri" w:cs="Calibri"/>
-          <w:sz w:val="22"/>
-          <w:szCs w:val="22"/>
-        </w:rPr>
-        <w:t>ещё</w:t>
-      </w:r>
-      <w:r>
-        <w:rPr>
-          <w:rFonts w:ascii="Calibri" w:eastAsia="Times New Roman" w:hAnsi="Calibri" w:cs="Calibri"/>
-          <w:sz w:val="22"/>
-          <w:szCs w:val="22"/>
-        </w:rPr>
-        <w:t xml:space="preserve"> </w:t>
-      </w:r>
-      <w:r>
-        <w:rPr>
-          <w:rFonts w:ascii="Calibri" w:eastAsia="Times New Roman" w:hAnsi="Calibri" w:cs="Calibri"/>
-          <w:sz w:val="22"/>
-          <w:szCs w:val="22"/>
-        </w:rPr>
-        <w:t>не</w:t>
-      </w:r>
-      <w:r>
-        <w:rPr>
-          <w:rFonts w:ascii="Calibri" w:eastAsia="Times New Roman" w:hAnsi="Calibri" w:cs="Calibri"/>
-          <w:sz w:val="22"/>
-          <w:szCs w:val="22"/>
-        </w:rPr>
-        <w:t xml:space="preserve"> </w:t>
-      </w:r>
-      <w:r>
-        <w:rPr>
-          <w:rFonts w:ascii="Calibri" w:eastAsia="Times New Roman" w:hAnsi="Calibri" w:cs="Calibri"/>
-          <w:sz w:val="22"/>
-          <w:szCs w:val="22"/>
-        </w:rPr>
-        <w:t>проверенное</w:t>
-      </w:r>
-      <w:r>
-        <w:rPr>
-          <w:rFonts w:ascii="Calibri" w:eastAsia="Times New Roman" w:hAnsi="Calibri" w:cs="Calibri"/>
-          <w:sz w:val="22"/>
-          <w:szCs w:val="22"/>
-        </w:rPr>
-        <w:t xml:space="preserve"> </w:t>
-      </w:r>
-      <w:r>
-        <w:rPr>
-          <w:rFonts w:ascii="Calibri" w:eastAsia="Times New Roman" w:hAnsi="Calibri" w:cs="Calibri"/>
-          <w:sz w:val="22"/>
-          <w:szCs w:val="22"/>
-        </w:rPr>
-        <w:t>в</w:t>
-      </w:r>
-      <w:r>
-        <w:rPr>
-          <w:rFonts w:ascii="Calibri" w:eastAsia="Times New Roman" w:hAnsi="Calibri" w:cs="Calibri"/>
-          <w:sz w:val="22"/>
-          <w:szCs w:val="22"/>
-        </w:rPr>
-        <w:t xml:space="preserve"> </w:t>
-      </w:r>
-      <w:r>
-        <w:rPr>
-          <w:rFonts w:ascii="Calibri" w:eastAsia="Times New Roman" w:hAnsi="Calibri" w:cs="Calibri"/>
-          <w:sz w:val="22"/>
-          <w:szCs w:val="22"/>
-        </w:rPr>
-        <w:t>игре</w:t>
-      </w:r>
-      <w:r>
-        <w:rPr>
-          <w:rFonts w:ascii="Calibri" w:eastAsia="Times New Roman" w:hAnsi="Calibri" w:cs="Calibri"/>
-          <w:sz w:val="22"/>
-          <w:szCs w:val="22"/>
-        </w:rPr>
-        <w:t xml:space="preserve">; </w:t>
-      </w:r>
-      <w:r>
-        <w:rPr>
-          <w:rFonts w:ascii="Calibri" w:eastAsia="Times New Roman" w:hAnsi="Calibri" w:cs="Calibri"/>
-          <w:sz w:val="22"/>
-          <w:szCs w:val="22"/>
-        </w:rPr>
-        <w:t>в</w:t>
-      </w:r>
-      <w:r>
-        <w:rPr>
-          <w:rFonts w:ascii="Calibri" w:eastAsia="Times New Roman" w:hAnsi="Calibri" w:cs="Calibri"/>
-          <w:sz w:val="22"/>
-          <w:szCs w:val="22"/>
-        </w:rPr>
-        <w:t xml:space="preserve"> </w:t>
-      </w:r>
-      <w:r>
-        <w:rPr>
-          <w:rFonts w:ascii="Calibri" w:eastAsia="Times New Roman" w:hAnsi="Calibri" w:cs="Calibri"/>
-          <w:sz w:val="22"/>
-          <w:szCs w:val="22"/>
-        </w:rPr>
-        <w:t>этом</w:t>
-      </w:r>
-      <w:r>
-        <w:rPr>
-          <w:rFonts w:ascii="Calibri" w:eastAsia="Times New Roman" w:hAnsi="Calibri" w:cs="Calibri"/>
-          <w:sz w:val="22"/>
-          <w:szCs w:val="22"/>
-        </w:rPr>
-        <w:t xml:space="preserve"> </w:t>
-      </w:r>
-      <w:r>
-        <w:rPr>
-          <w:rFonts w:ascii="Calibri" w:eastAsia="Times New Roman" w:hAnsi="Calibri" w:cs="Calibri"/>
-          <w:sz w:val="22"/>
-          <w:szCs w:val="22"/>
-        </w:rPr>
-        <w:t>документе</w:t>
-      </w:r>
-      <w:r>
-        <w:rPr>
-          <w:rFonts w:ascii="Calibri" w:eastAsia="Times New Roman" w:hAnsi="Calibri" w:cs="Calibri"/>
-          <w:sz w:val="22"/>
-          <w:szCs w:val="22"/>
-        </w:rPr>
-        <w:t xml:space="preserve"> </w:t>
-      </w:r>
-      <w:r>
-        <w:rPr>
-          <w:rFonts w:ascii="Calibri" w:eastAsia="Times New Roman" w:hAnsi="Calibri" w:cs="Calibri"/>
-          <w:sz w:val="22"/>
-          <w:szCs w:val="22"/>
-        </w:rPr>
-        <w:t>такие</w:t>
-      </w:r>
-      <w:r>
-        <w:rPr>
-          <w:rFonts w:ascii="Calibri" w:eastAsia="Times New Roman" w:hAnsi="Calibri" w:cs="Calibri"/>
-          <w:sz w:val="22"/>
-          <w:szCs w:val="22"/>
-        </w:rPr>
-        <w:t xml:space="preserve"> </w:t>
-      </w:r>
-      <w:r>
-        <w:rPr>
-          <w:rFonts w:ascii="Calibri" w:eastAsia="Times New Roman" w:hAnsi="Calibri" w:cs="Calibri"/>
-          <w:sz w:val="22"/>
-          <w:szCs w:val="22"/>
-        </w:rPr>
-        <w:t>числа</w:t>
-      </w:r>
-      <w:r>
-        <w:rPr>
-          <w:rFonts w:ascii="Calibri" w:eastAsia="Times New Roman" w:hAnsi="Calibri" w:cs="Calibri"/>
-          <w:sz w:val="22"/>
-          <w:szCs w:val="22"/>
-        </w:rPr>
-        <w:t xml:space="preserve"> </w:t>
-      </w:r>
-      <w:r>
-        <w:rPr>
-          <w:rFonts w:ascii="Calibri" w:eastAsia="Times New Roman" w:hAnsi="Calibri" w:cs="Calibri"/>
-          <w:sz w:val="22"/>
-          <w:szCs w:val="22"/>
-        </w:rPr>
-        <w:t>даны</w:t>
-      </w:r>
-      <w:r>
-        <w:rPr>
-          <w:rFonts w:ascii="Calibri" w:eastAsia="Times New Roman" w:hAnsi="Calibri" w:cs="Calibri"/>
-          <w:sz w:val="22"/>
-          <w:szCs w:val="22"/>
-        </w:rPr>
-        <w:t xml:space="preserve"> </w:t>
-      </w:r>
-      <w:r>
-        <w:rPr>
-          <w:rFonts w:ascii="Calibri" w:eastAsia="Times New Roman" w:hAnsi="Calibri" w:cs="Calibri"/>
-          <w:sz w:val="22"/>
-          <w:szCs w:val="22"/>
-        </w:rPr>
-        <w:t>как</w:t>
-      </w:r>
-      <w:r>
-        <w:rPr>
-          <w:rFonts w:ascii="Calibri" w:eastAsia="Times New Roman" w:hAnsi="Calibri" w:cs="Calibri"/>
-          <w:sz w:val="22"/>
-          <w:szCs w:val="22"/>
-        </w:rPr>
-        <w:t xml:space="preserve"> </w:t>
-      </w:r>
-      <w:r>
-        <w:rPr>
-          <w:rFonts w:ascii="Calibri" w:eastAsia="Times New Roman" w:hAnsi="Calibri" w:cs="Calibri"/>
-          <w:sz w:val="22"/>
-          <w:szCs w:val="22"/>
-        </w:rPr>
-        <w:t>текущие</w:t>
-      </w:r>
-      <w:r>
-        <w:rPr>
-          <w:rFonts w:ascii="Calibri" w:eastAsia="Times New Roman" w:hAnsi="Calibri" w:cs="Calibri"/>
-          <w:sz w:val="22"/>
-          <w:szCs w:val="22"/>
-        </w:rPr>
-        <w:t>.</w:t>
+          <w:b/>
+          <w:bCs/>
+          <w:sz w:val="22"/>
+          <w:szCs w:val="22"/>
+        </w:rPr>
+        <w:t>ПКМ по станции, где что-то идёт само (полка, горн, чан, рама, очаг, печь, крюк, бочки, куб, улей), — строка о том, как идёт дело: проценты, сколько ждать, что делать дальше. При наведении на такую станцию подсказка «Состояние: ПКМ».</w:t>
       </w:r>
     </w:p>
     <w:p>
@@ -5098,6 +5167,44 @@
           <w:sz w:val="22"/>
           <w:szCs w:val="22"/>
         </w:rPr>
+        <w:t xml:space="preserve">Знак </w:t>
+      </w:r>
+      <w:r>
+        <w:rPr>
+          <w:rFonts w:ascii="Segoe UI Emoji" w:eastAsia="Times New Roman" w:hAnsi="Segoe UI Emoji" w:cs="Segoe UI Emoji"/>
+          <w:sz w:val="22"/>
+          <w:szCs w:val="22"/>
+        </w:rPr>
+        <w:t>⚠️</w:t>
+      </w:r>
+      <w:r>
+        <w:rPr>
+          <w:rFonts w:ascii="Calibri" w:eastAsia="Times New Roman" w:hAnsi="Calibri" w:cs="Calibri"/>
+          <w:sz w:val="22"/>
+          <w:szCs w:val="22"/>
+        </w:rPr>
+        <w:t xml:space="preserve"> в журнале изменений — число баланса, ещё не проверенное в игре; в этом документе такие числа даны как текущие.</w:t>
+      </w:r>
+    </w:p>
+    <w:p>
+      <w:pPr>
+        <w:numPr>
+          <w:ilvl w:val="0"/>
+          <w:numId w:val="1"/>
+        </w:numPr>
+        <w:spacing w:before="100" w:beforeAutospacing="1" w:after="100" w:afterAutospacing="1"/>
+        <w:rPr>
+          <w:rFonts w:ascii="Calibri" w:eastAsia="Times New Roman" w:hAnsi="Calibri" w:cs="Calibri"/>
+          <w:sz w:val="22"/>
+          <w:szCs w:val="22"/>
+        </w:rPr>
+      </w:pPr>
+      <w:r>
+        <w:rPr>
+          <w:rFonts w:ascii="Calibri" w:eastAsia="Times New Roman" w:hAnsi="Calibri" w:cs="Calibri"/>
+          <w:sz w:val="22"/>
+          <w:szCs w:val="22"/>
+        </w:rPr>
         <w:t xml:space="preserve">Время: игровые </w:t>
       </w:r>
       <w:r>
@@ -5127,7 +5234,7 @@
           <w:rFonts w:eastAsia="Times New Roman" w:cs="Calibri"/>
         </w:rPr>
       </w:pPr>
-      <w:bookmarkStart w:id="4" w:name="_Toc243474602"/>
+      <w:bookmarkStart w:id="4" w:name="_Toc243562354"/>
       <w:r>
         <w:rPr>
           <w:rFonts w:eastAsia="Times New Roman" w:cs="Calibri"/>
@@ -6053,7 +6160,7 @@
           <w:rFonts w:eastAsia="Times New Roman" w:cs="Calibri"/>
         </w:rPr>
       </w:pPr>
-      <w:bookmarkStart w:id="5" w:name="_Toc243474603"/>
+      <w:bookmarkStart w:id="5" w:name="_Toc243562355"/>
       <w:r>
         <w:rPr>
           <w:rFonts w:eastAsia="Times New Roman" w:cs="Calibri"/>
@@ -6150,15 +6257,41 @@
           <w:sz w:val="22"/>
           <w:szCs w:val="22"/>
         </w:rPr>
-        <w:t xml:space="preserve"> </w:t>
-      </w:r>
-      <w:r>
+        <w:t xml:space="preserve"> справа. Хотбар и шкалы прячутся через 3 секунды без колёсика и цифр и выезжают при получении урона. Окно «Персонаж» (P) показывает все шкалы числами, параметры (скорость, урон, броня) и эффекты.</w:t>
+      </w:r>
+    </w:p>
+    <w:p>
+      <w:pPr>
+        <w:pStyle w:val="2"/>
+        <w:rPr>
+          <w:rFonts w:eastAsia="Times New Roman" w:cs="Calibri"/>
+        </w:rPr>
+      </w:pPr>
+      <w:bookmarkStart w:id="6" w:name="_Toc243562356"/>
+      <w:r>
+        <w:rPr>
+          <w:rFonts w:eastAsia="Times New Roman" w:cs="Calibri"/>
+        </w:rPr>
+        <w:t>3.1. Здоровье</w:t>
+      </w:r>
+      <w:bookmarkEnd w:id="6"/>
+    </w:p>
+    <w:p>
+      <w:pPr>
+        <w:pStyle w:val="a3"/>
         <w:rPr>
           <w:rFonts w:ascii="Calibri" w:hAnsi="Calibri" w:cs="Calibri"/>
           <w:sz w:val="22"/>
           <w:szCs w:val="22"/>
         </w:rPr>
-        <w:t>справа. Хотбар и шкалы прячутся через 3 секунды без колёсика и цифр и выезжают при получении урона. Окно «Персонаж» (P) показывает все шкалы числами, параметры (скорость, урон, броня) и эффекты.</w:t>
+      </w:pPr>
+      <w:r>
+        <w:rPr>
+          <w:rFonts w:ascii="Calibri" w:hAnsi="Calibri" w:cs="Calibri"/>
+          <w:sz w:val="22"/>
+          <w:szCs w:val="22"/>
+        </w:rPr>
+        <w:t>Максимум — 100. Урон мобов не масштабирован: зомби по-прежнему бьёт на 3, поэтому игрок заметно живучее, чем в ванилле. Восстанавливается от сытости (голод 90 и выше).</w:t>
       </w:r>
     </w:p>
     <w:p>
@@ -6168,41 +6301,7 @@
           <w:rFonts w:eastAsia="Times New Roman" w:cs="Calibri"/>
         </w:rPr>
       </w:pPr>
-      <w:bookmarkStart w:id="6" w:name="_Toc243474604"/>
-      <w:r>
-        <w:rPr>
-          <w:rFonts w:eastAsia="Times New Roman" w:cs="Calibri"/>
-        </w:rPr>
-        <w:t>3.1. Здоровье</w:t>
-      </w:r>
-      <w:bookmarkEnd w:id="6"/>
-    </w:p>
-    <w:p>
-      <w:pPr>
-        <w:pStyle w:val="a3"/>
-        <w:rPr>
-          <w:rFonts w:ascii="Calibri" w:hAnsi="Calibri" w:cs="Calibri"/>
-          <w:sz w:val="22"/>
-          <w:szCs w:val="22"/>
-        </w:rPr>
-      </w:pPr>
-      <w:r>
-        <w:rPr>
-          <w:rFonts w:ascii="Calibri" w:hAnsi="Calibri" w:cs="Calibri"/>
-          <w:sz w:val="22"/>
-          <w:szCs w:val="22"/>
-        </w:rPr>
-        <w:t>Максимум — 100. Урон мобов не масштабирован: зомби по-прежнему бьёт на 3, поэтому игрок заметно живучее, чем в ванилле. Восстанавливается от сытости (голод 90 и выше).</w:t>
-      </w:r>
-    </w:p>
-    <w:p>
-      <w:pPr>
-        <w:pStyle w:val="2"/>
-        <w:rPr>
-          <w:rFonts w:eastAsia="Times New Roman" w:cs="Calibri"/>
-        </w:rPr>
-      </w:pPr>
-      <w:bookmarkStart w:id="7" w:name="_Toc243474605"/>
+      <w:bookmarkStart w:id="7" w:name="_Toc243562357"/>
       <w:r>
         <w:rPr>
           <w:rFonts w:eastAsia="Times New Roman" w:cs="Calibri"/>
@@ -6311,12 +6410,60 @@
     </w:p>
     <w:p>
       <w:pPr>
+        <w:numPr>
+          <w:ilvl w:val="0"/>
+          <w:numId w:val="2"/>
+        </w:numPr>
+        <w:spacing w:before="100" w:beforeAutospacing="1" w:after="100" w:afterAutospacing="1"/>
+        <w:rPr>
+          <w:rFonts w:ascii="Calibri" w:eastAsia="Times New Roman" w:hAnsi="Calibri" w:cs="Calibri"/>
+          <w:sz w:val="22"/>
+          <w:szCs w:val="22"/>
+        </w:rPr>
+      </w:pPr>
+      <w:r>
+        <w:rPr>
+          <w:rFonts w:ascii="Calibri" w:eastAsia="Times New Roman" w:hAnsi="Calibri" w:cs="Calibri"/>
+          <w:b/>
+          <w:bCs/>
+          <w:sz w:val="22"/>
+          <w:szCs w:val="22"/>
+        </w:rPr>
+        <w:t>Эффекты еды: «Сытость» (жареное мясо и рыба, каши; 1 минута) — голод не убывает, здоровье восстанавливается в 1,5 раза быстрее. «Улучшенное насыщение» (похлёбки, блюда с травами, изысканная баранина, ягодный пирог; 2 минуты) — то же, плюс выносливость восстанавливается в 1,15 раза быстрее и её на 10 больше.</w:t>
+      </w:r>
+    </w:p>
+    <w:p>
+      <w:pPr>
+        <w:numPr>
+          <w:ilvl w:val="0"/>
+          <w:numId w:val="2"/>
+        </w:numPr>
+        <w:spacing w:before="100" w:beforeAutospacing="1" w:after="100" w:afterAutospacing="1"/>
+        <w:rPr>
+          <w:rFonts w:ascii="Calibri" w:eastAsia="Times New Roman" w:hAnsi="Calibri" w:cs="Calibri"/>
+          <w:sz w:val="22"/>
+          <w:szCs w:val="22"/>
+        </w:rPr>
+      </w:pPr>
+      <w:r>
+        <w:rPr>
+          <w:rFonts w:ascii="Calibri" w:eastAsia="Times New Roman" w:hAnsi="Calibri" w:cs="Calibri"/>
+          <w:b/>
+          <w:bCs/>
+          <w:sz w:val="22"/>
+          <w:szCs w:val="22"/>
+        </w:rPr>
+        <w:t>«Отравление» — от сырого мяса и рыбы, недожаренного и испорченного (шанс 50%), на полсуток: еда идёт впрок вдвое хуже. Эффект блюда виден в подсказке, у сырого — «может отравить».</w:t>
+      </w:r>
+    </w:p>
+    <w:p>
+      <w:pPr>
         <w:pStyle w:val="2"/>
         <w:rPr>
           <w:rFonts w:eastAsia="Times New Roman" w:cs="Calibri"/>
         </w:rPr>
       </w:pPr>
-      <w:bookmarkStart w:id="8" w:name="_Toc243474606"/>
+      <w:bookmarkStart w:id="8" w:name="_Toc243562358"/>
       <w:r>
         <w:rPr>
           <w:rFonts w:eastAsia="Times New Roman" w:cs="Calibri"/>
@@ -6350,7 +6497,7 @@
           <w:rFonts w:eastAsia="Times New Roman" w:cs="Calibri"/>
         </w:rPr>
       </w:pPr>
-      <w:bookmarkStart w:id="9" w:name="_Toc243474607"/>
+      <w:bookmarkStart w:id="9" w:name="_Toc243562359"/>
       <w:r>
         <w:rPr>
           <w:rFonts w:eastAsia="Times New Roman" w:cs="Calibri"/>
@@ -6432,15 +6579,7 @@
           <w:sz w:val="22"/>
           <w:szCs w:val="22"/>
         </w:rPr>
-        <w:t xml:space="preserve"> </w:t>
-      </w:r>
-      <w:r>
-        <w:rPr>
-          <w:rFonts w:ascii="Calibri" w:eastAsia="Times New Roman" w:hAnsi="Calibri" w:cs="Calibri"/>
-          <w:sz w:val="22"/>
-          <w:szCs w:val="22"/>
-        </w:rPr>
-        <w:t>на нуле: 2 секунды нельзя бегать, прыгать, бить и натягивать лук; замедление и слабость, края экрана темнеют.</w:t>
+        <w:t xml:space="preserve"> на нуле: 2 секунды нельзя бегать, прыгать, бить и натягивать лук; замедление и слабость, края экрана темнеют.</w:t>
       </w:r>
     </w:p>
     <w:p>
@@ -6450,7 +6589,7 @@
           <w:rFonts w:eastAsia="Times New Roman" w:cs="Calibri"/>
         </w:rPr>
       </w:pPr>
-      <w:bookmarkStart w:id="10" w:name="_Toc243474608"/>
+      <w:bookmarkStart w:id="10" w:name="_Toc243562360"/>
       <w:r>
         <w:rPr>
           <w:rFonts w:eastAsia="Times New Roman" w:cs="Calibri"/>
@@ -6968,6 +7107,7 @@
                 <w:sz w:val="20"/>
                 <w:szCs w:val="20"/>
               </w:rPr>
+              <w:lastRenderedPageBreak/>
               <w:t>Тяжесть</w:t>
             </w:r>
           </w:p>
@@ -7051,7 +7191,7 @@
           <w:rFonts w:eastAsia="Times New Roman" w:cs="Calibri"/>
         </w:rPr>
       </w:pPr>
-      <w:bookmarkStart w:id="11" w:name="_Toc243474609"/>
+      <w:bookmarkStart w:id="11" w:name="_Toc243562361"/>
       <w:r>
         <w:rPr>
           <w:rFonts w:eastAsia="Times New Roman" w:cs="Calibri"/>
@@ -7075,7 +7215,7 @@
           <w:sz w:val="22"/>
           <w:szCs w:val="22"/>
         </w:rPr>
-        <w:t xml:space="preserve">Портится вся еда, в том числе ванильная и из других модов. Вещь запоминает сутки появления и портится в начале суток «появилась + срок». Испорченное даёт «Голод» (80%) и «Тошноту» (30%). </w:t>
+        <w:t xml:space="preserve">Портится вся еда, в том числе ванильная и из других модов. Вещь запоминает сутки появления и портится в начале суток «появилась + срок». </w:t>
       </w:r>
       <w:r>
         <w:rPr>
@@ -7083,8 +7223,15 @@
           <w:sz w:val="22"/>
           <w:szCs w:val="22"/>
         </w:rPr>
-        <w:lastRenderedPageBreak/>
-        <w:t>Примеры сроков: сырая рыба — 1 сутки, сырое мясо — 2, жареное — 3–4, похлёбки — 2, хлеб — 6, овощи и яблоки — 16–24, солонина — 64, копчёное — 48, молоко — 2. Не портятся мёд, золотые яблоки, гнилая плоть. Еда чужих модов — 8 суток.</w:t>
+        <w:t>Испорченное с шансом 50% даёт «Отравление». В глиняном горшке еда портится вдвое медленнее, под воском — вчетверо.</w:t>
+      </w:r>
+      <w:r>
+        <w:rPr>
+          <w:rFonts w:ascii="Calibri" w:hAnsi="Calibri" w:cs="Calibri"/>
+          <w:sz w:val="22"/>
+          <w:szCs w:val="22"/>
+        </w:rPr>
+        <w:t xml:space="preserve"> Примеры сроков: сырая рыба — 1 сутки, сырое мясо — 2, жареное — 3–4, похлёбки — 2, хлеб — 6, овощи и яблоки — 16–24, солонина — 64, копчёное — 48, молоко — 2. Не портятся мёд, золотые яблоки, гнилая плоть. Еда чужих модов — 8 суток.</w:t>
       </w:r>
     </w:p>
     <w:p>
@@ -7094,7 +7241,7 @@
           <w:rFonts w:eastAsia="Times New Roman" w:cs="Calibri"/>
         </w:rPr>
       </w:pPr>
-      <w:bookmarkStart w:id="12" w:name="_Toc243474610"/>
+      <w:bookmarkStart w:id="12" w:name="_Toc243562362"/>
       <w:r>
         <w:rPr>
           <w:rFonts w:eastAsia="Times New Roman" w:cs="Calibri"/>
@@ -8086,15 +8233,7 @@
           <w:sz w:val="22"/>
           <w:szCs w:val="22"/>
         </w:rPr>
-        <w:t xml:space="preserve"> </w:t>
-      </w:r>
-      <w:r>
-        <w:rPr>
-          <w:rFonts w:ascii="Calibri" w:eastAsia="Times New Roman" w:hAnsi="Calibri" w:cs="Calibri"/>
-          <w:sz w:val="22"/>
-          <w:szCs w:val="22"/>
-        </w:rPr>
-        <w:t>кто был пьян (40+), после протрезвления 20 минут медленнее копает и сильнее хочет пить. Снимают его пиво, солонина и солёная рыба.</w:t>
+        <w:t xml:space="preserve"> кто был пьян (40+), после протрезвления 20 минут медленнее копает и сильнее хочет пить. Снимают его пиво, солонина и солёная рыба.</w:t>
       </w:r>
     </w:p>
     <w:p>
@@ -8173,7 +8312,7 @@
           <w:rFonts w:eastAsia="Times New Roman" w:cs="Calibri"/>
         </w:rPr>
       </w:pPr>
-      <w:bookmarkStart w:id="13" w:name="_Toc243474611"/>
+      <w:bookmarkStart w:id="13" w:name="_Toc243562363"/>
       <w:r>
         <w:rPr>
           <w:rFonts w:eastAsia="Times New Roman" w:cs="Calibri"/>
@@ -8190,7 +8329,7 @@
           <w:rFonts w:eastAsia="Times New Roman" w:cs="Calibri"/>
         </w:rPr>
       </w:pPr>
-      <w:bookmarkStart w:id="14" w:name="_Toc243474612"/>
+      <w:bookmarkStart w:id="14" w:name="_Toc243562364"/>
       <w:r>
         <w:rPr>
           <w:rFonts w:eastAsia="Times New Roman" w:cs="Calibri"/>
@@ -8304,15 +8443,7 @@
           <w:sz w:val="22"/>
           <w:szCs w:val="22"/>
         </w:rPr>
-        <w:t xml:space="preserve"> </w:t>
-      </w:r>
-      <w:r>
-        <w:rPr>
-          <w:rFonts w:ascii="Calibri" w:eastAsia="Times New Roman" w:hAnsi="Calibri" w:cs="Calibri"/>
-          <w:sz w:val="22"/>
-          <w:szCs w:val="22"/>
-        </w:rPr>
-        <w:t>(блоки 3×2, открываются подсумками на поясе). Закрытые ячейки тёмные.</w:t>
+        <w:t xml:space="preserve"> (блоки 3×2, открываются подсумками на поясе). Закрытые ячейки тёмные.</w:t>
       </w:r>
     </w:p>
     <w:p>
@@ -8406,7 +8537,7 @@
           <w:rFonts w:eastAsia="Times New Roman" w:cs="Calibri"/>
         </w:rPr>
       </w:pPr>
-      <w:bookmarkStart w:id="15" w:name="_Toc243474613"/>
+      <w:bookmarkStart w:id="15" w:name="_Toc243562365"/>
       <w:r>
         <w:rPr>
           <w:rFonts w:eastAsia="Times New Roman" w:cs="Calibri"/>
@@ -8440,7 +8571,7 @@
           <w:rFonts w:eastAsia="Times New Roman" w:cs="Calibri"/>
         </w:rPr>
       </w:pPr>
-      <w:bookmarkStart w:id="16" w:name="_Toc243474614"/>
+      <w:bookmarkStart w:id="16" w:name="_Toc243562366"/>
       <w:r>
         <w:rPr>
           <w:rFonts w:eastAsia="Times New Roman" w:cs="Calibri"/>
@@ -8540,7 +8671,7 @@
           <w:rFonts w:eastAsia="Times New Roman" w:cs="Calibri"/>
         </w:rPr>
       </w:pPr>
-      <w:bookmarkStart w:id="17" w:name="_Toc243474615"/>
+      <w:bookmarkStart w:id="17" w:name="_Toc243562367"/>
       <w:r>
         <w:rPr>
           <w:rFonts w:eastAsia="Times New Roman" w:cs="Calibri"/>
@@ -8575,7 +8706,7 @@
           <w:rFonts w:eastAsia="Times New Roman" w:cs="Calibri"/>
         </w:rPr>
       </w:pPr>
-      <w:bookmarkStart w:id="18" w:name="_Toc243474616"/>
+      <w:bookmarkStart w:id="18" w:name="_Toc243562368"/>
       <w:r>
         <w:rPr>
           <w:rFonts w:eastAsia="Times New Roman" w:cs="Calibri"/>
@@ -8592,7 +8723,7 @@
           <w:rFonts w:eastAsia="Times New Roman" w:cs="Calibri"/>
         </w:rPr>
       </w:pPr>
-      <w:bookmarkStart w:id="19" w:name="_Toc243474617"/>
+      <w:bookmarkStart w:id="19" w:name="_Toc243562369"/>
       <w:r>
         <w:rPr>
           <w:rFonts w:eastAsia="Times New Roman" w:cs="Calibri"/>
@@ -8938,7 +9069,7 @@
           <w:rFonts w:eastAsia="Times New Roman" w:cs="Calibri"/>
         </w:rPr>
       </w:pPr>
-      <w:bookmarkStart w:id="20" w:name="_Toc243474618"/>
+      <w:bookmarkStart w:id="20" w:name="_Toc243562370"/>
       <w:r>
         <w:rPr>
           <w:rFonts w:eastAsia="Times New Roman" w:cs="Calibri"/>
@@ -8990,7 +9121,7 @@
           <w:rFonts w:eastAsia="Times New Roman" w:cs="Calibri"/>
         </w:rPr>
       </w:pPr>
-      <w:bookmarkStart w:id="21" w:name="_Toc243474619"/>
+      <w:bookmarkStart w:id="21" w:name="_Toc243562371"/>
       <w:r>
         <w:rPr>
           <w:rFonts w:eastAsia="Times New Roman" w:cs="Calibri"/>
@@ -9024,7 +9155,7 @@
           <w:rFonts w:eastAsia="Times New Roman" w:cs="Calibri"/>
         </w:rPr>
       </w:pPr>
-      <w:bookmarkStart w:id="22" w:name="_Toc243474620"/>
+      <w:bookmarkStart w:id="22" w:name="_Toc243562372"/>
       <w:r>
         <w:rPr>
           <w:rFonts w:eastAsia="Times New Roman" w:cs="Calibri"/>
@@ -9059,7 +9190,7 @@
           <w:rFonts w:eastAsia="Times New Roman" w:cs="Calibri"/>
         </w:rPr>
       </w:pPr>
-      <w:bookmarkStart w:id="23" w:name="_Toc243474621"/>
+      <w:bookmarkStart w:id="23" w:name="_Toc243562373"/>
       <w:r>
         <w:rPr>
           <w:rFonts w:eastAsia="Times New Roman" w:cs="Calibri"/>
@@ -9112,7 +9243,7 @@
           <w:rFonts w:eastAsia="Times New Roman" w:cs="Calibri"/>
         </w:rPr>
       </w:pPr>
-      <w:bookmarkStart w:id="24" w:name="_Toc243474622"/>
+      <w:bookmarkStart w:id="24" w:name="_Toc243562374"/>
       <w:r>
         <w:rPr>
           <w:rFonts w:eastAsia="Times New Roman" w:cs="Calibri"/>
@@ -10770,7 +10901,7 @@
           <w:rFonts w:eastAsia="Times New Roman" w:cs="Calibri"/>
         </w:rPr>
       </w:pPr>
-      <w:bookmarkStart w:id="25" w:name="_Toc243474623"/>
+      <w:bookmarkStart w:id="25" w:name="_Toc243562375"/>
       <w:r>
         <w:rPr>
           <w:rFonts w:eastAsia="Times New Roman" w:cs="Calibri"/>
@@ -10804,7 +10935,7 @@
           <w:rFonts w:eastAsia="Times New Roman" w:cs="Calibri"/>
         </w:rPr>
       </w:pPr>
-      <w:bookmarkStart w:id="26" w:name="_Toc243474624"/>
+      <w:bookmarkStart w:id="26" w:name="_Toc243562376"/>
       <w:r>
         <w:rPr>
           <w:rFonts w:eastAsia="Times New Roman" w:cs="Calibri"/>
@@ -10839,7 +10970,7 @@
           <w:rFonts w:eastAsia="Times New Roman" w:cs="Calibri"/>
         </w:rPr>
       </w:pPr>
-      <w:bookmarkStart w:id="27" w:name="_Toc243474625"/>
+      <w:bookmarkStart w:id="27" w:name="_Toc243562377"/>
       <w:r>
         <w:rPr>
           <w:rFonts w:eastAsia="Times New Roman" w:cs="Calibri"/>
@@ -10856,7 +10987,7 @@
           <w:rFonts w:eastAsia="Times New Roman" w:cs="Calibri"/>
         </w:rPr>
       </w:pPr>
-      <w:bookmarkStart w:id="28" w:name="_Toc243474626"/>
+      <w:bookmarkStart w:id="28" w:name="_Toc243562378"/>
       <w:r>
         <w:rPr>
           <w:rFonts w:eastAsia="Times New Roman" w:cs="Calibri"/>
@@ -10982,7 +11113,7 @@
           <w:rFonts w:eastAsia="Times New Roman" w:cs="Calibri"/>
         </w:rPr>
       </w:pPr>
-      <w:bookmarkStart w:id="29" w:name="_Toc243474627"/>
+      <w:bookmarkStart w:id="29" w:name="_Toc243562379"/>
       <w:r>
         <w:rPr>
           <w:rFonts w:eastAsia="Times New Roman" w:cs="Calibri"/>
@@ -11170,7 +11301,7 @@
           <w:rFonts w:eastAsia="Times New Roman" w:cs="Calibri"/>
         </w:rPr>
       </w:pPr>
-      <w:bookmarkStart w:id="30" w:name="_Toc243474628"/>
+      <w:bookmarkStart w:id="30" w:name="_Toc243562380"/>
       <w:r>
         <w:rPr>
           <w:rFonts w:eastAsia="Times New Roman" w:cs="Calibri"/>
@@ -11204,7 +11335,7 @@
           <w:rFonts w:eastAsia="Times New Roman" w:cs="Calibri"/>
         </w:rPr>
       </w:pPr>
-      <w:bookmarkStart w:id="31" w:name="_Toc243474629"/>
+      <w:bookmarkStart w:id="31" w:name="_Toc243562381"/>
       <w:r>
         <w:rPr>
           <w:rFonts w:eastAsia="Times New Roman" w:cs="Calibri"/>
@@ -11298,7 +11429,7 @@
           <w:rFonts w:eastAsia="Times New Roman" w:cs="Calibri"/>
         </w:rPr>
       </w:pPr>
-      <w:bookmarkStart w:id="32" w:name="_Toc243474630"/>
+      <w:bookmarkStart w:id="32" w:name="_Toc243562382"/>
       <w:r>
         <w:rPr>
           <w:rFonts w:eastAsia="Times New Roman" w:cs="Calibri"/>
@@ -11354,15 +11485,7 @@
           <w:sz w:val="22"/>
           <w:szCs w:val="22"/>
         </w:rPr>
-        <w:t xml:space="preserve"> </w:t>
-      </w:r>
-      <w:r>
-        <w:rPr>
-          <w:rFonts w:ascii="Calibri" w:hAnsi="Calibri" w:cs="Calibri"/>
-          <w:sz w:val="22"/>
-          <w:szCs w:val="22"/>
-        </w:rPr>
-        <w:t xml:space="preserve">со сценами (рынок, таверна): гул, разовые звуки, своя музыка места. Команды </w:t>
+        <w:t xml:space="preserve"> со сценами (рынок, таверна): гул, разовые звуки, своя музыка места. Команды </w:t>
       </w:r>
       <w:r>
         <w:rPr>
@@ -11401,7 +11524,7 @@
           <w:rFonts w:eastAsia="Times New Roman" w:cs="Calibri"/>
         </w:rPr>
       </w:pPr>
-      <w:bookmarkStart w:id="33" w:name="_Toc243474631"/>
+      <w:bookmarkStart w:id="33" w:name="_Toc243562383"/>
       <w:r>
         <w:rPr>
           <w:rFonts w:eastAsia="Times New Roman" w:cs="Calibri"/>
@@ -11512,15 +11635,7 @@
           <w:sz w:val="22"/>
           <w:szCs w:val="22"/>
         </w:rPr>
-        <w:t xml:space="preserve"> </w:t>
-      </w:r>
-      <w:r>
-        <w:rPr>
-          <w:rFonts w:ascii="Calibri" w:eastAsia="Times New Roman" w:hAnsi="Calibri" w:cs="Calibri"/>
-          <w:sz w:val="22"/>
-          <w:szCs w:val="22"/>
-        </w:rPr>
-        <w:t>ставит только администрация; игроки его не снимают. Запертое не открывает никто без ключа — даже в творческом режиме.</w:t>
+        <w:t xml:space="preserve"> ставит только администрация; игроки его не снимают. Запертое не открывает никто без ключа — даже в творческом режиме.</w:t>
       </w:r>
     </w:p>
     <w:p>
@@ -11599,7 +11714,7 @@
           <w:rFonts w:eastAsia="Times New Roman" w:cs="Calibri"/>
         </w:rPr>
       </w:pPr>
-      <w:bookmarkStart w:id="34" w:name="_Toc243474632"/>
+      <w:bookmarkStart w:id="34" w:name="_Toc243562384"/>
       <w:r>
         <w:rPr>
           <w:rFonts w:eastAsia="Times New Roman" w:cs="Calibri"/>
@@ -11616,7 +11731,7 @@
           <w:rFonts w:eastAsia="Times New Roman" w:cs="Calibri"/>
         </w:rPr>
       </w:pPr>
-      <w:bookmarkStart w:id="35" w:name="_Toc243474633"/>
+      <w:bookmarkStart w:id="35" w:name="_Toc243562385"/>
       <w:r>
         <w:rPr>
           <w:rFonts w:eastAsia="Times New Roman" w:cs="Calibri"/>
@@ -12086,7 +12201,7 @@
           <w:rFonts w:eastAsia="Times New Roman" w:cs="Calibri"/>
         </w:rPr>
       </w:pPr>
-      <w:bookmarkStart w:id="36" w:name="_Toc243474634"/>
+      <w:bookmarkStart w:id="36" w:name="_Toc243562386"/>
       <w:r>
         <w:rPr>
           <w:rFonts w:eastAsia="Times New Roman" w:cs="Calibri"/>
@@ -12167,12 +12282,32 @@
     </w:p>
     <w:p>
       <w:pPr>
+        <w:numPr>
+          <w:ilvl w:val="0"/>
+          <w:numId w:val="12"/>
+        </w:numPr>
+        <w:spacing w:before="100" w:beforeAutospacing="1" w:after="100" w:afterAutospacing="1"/>
+        <w:rPr>
+          <w:rFonts w:ascii="Calibri" w:eastAsia="Times New Roman" w:hAnsi="Calibri" w:cs="Calibri"/>
+          <w:sz w:val="22"/>
+          <w:szCs w:val="22"/>
+        </w:rPr>
+      </w:pPr>
+      <w:r>
+        <w:rPr>
+          <w:rStyle w:val="HTML"/>
+        </w:rPr>
+        <w:t>По умолчанию ники видны над всеми. Над игроком в капюшоне, в шлеме с опущенным забралом или в глухом шлеме с узким вырезом ника не видно — лица не разглядеть. Администраторы видят ники всегда.</w:t>
+      </w:r>
+    </w:p>
+    <w:p>
+      <w:pPr>
         <w:pStyle w:val="2"/>
         <w:rPr>
           <w:rFonts w:eastAsia="Times New Roman" w:cs="Calibri"/>
         </w:rPr>
       </w:pPr>
-      <w:bookmarkStart w:id="37" w:name="_Toc243474635"/>
+      <w:bookmarkStart w:id="37" w:name="_Toc243562387"/>
       <w:r>
         <w:rPr>
           <w:rFonts w:eastAsia="Times New Roman" w:cs="Calibri"/>
@@ -12221,7 +12356,7 @@
           <w:rFonts w:eastAsia="Times New Roman" w:cs="Calibri"/>
         </w:rPr>
       </w:pPr>
-      <w:bookmarkStart w:id="38" w:name="_Toc243474636"/>
+      <w:bookmarkStart w:id="38" w:name="_Toc243562388"/>
       <w:r>
         <w:rPr>
           <w:rFonts w:eastAsia="Times New Roman" w:cs="Calibri"/>
@@ -12278,15 +12413,7 @@
           <w:sz w:val="22"/>
           <w:szCs w:val="22"/>
         </w:rPr>
-        <w:t xml:space="preserve"> </w:t>
-      </w:r>
-      <w:r>
-        <w:rPr>
-          <w:rFonts w:ascii="Calibri" w:eastAsia="Times New Roman" w:hAnsi="Calibri" w:cs="Calibri"/>
-          <w:sz w:val="22"/>
-          <w:szCs w:val="22"/>
-        </w:rPr>
-        <w:t>— три поперёк взгляда; работают и в режиме приключения. Рукой растения в приключении не ломаются.</w:t>
+        <w:t xml:space="preserve"> — три поперёк взгляда; работают и в режиме приключения. Рукой растения в приключении не ломаются.</w:t>
       </w:r>
     </w:p>
     <w:p>
@@ -12441,13 +12568,133 @@
     </w:p>
     <w:p>
       <w:pPr>
+        <w:numPr>
+          <w:ilvl w:val="0"/>
+          <w:numId w:val="13"/>
+        </w:numPr>
+        <w:spacing w:before="100" w:beforeAutospacing="1" w:after="100" w:afterAutospacing="1"/>
+        <w:rPr>
+          <w:rFonts w:ascii="Calibri" w:eastAsia="Times New Roman" w:hAnsi="Calibri" w:cs="Calibri"/>
+          <w:sz w:val="22"/>
+          <w:szCs w:val="22"/>
+        </w:rPr>
+      </w:pPr>
+      <w:r>
+        <w:rPr>
+          <w:rFonts w:ascii="Calibri" w:eastAsia="Times New Roman" w:hAnsi="Calibri" w:cs="Calibri"/>
+          <w:b/>
+          <w:bCs/>
+          <w:sz w:val="22"/>
+          <w:szCs w:val="22"/>
+        </w:rPr>
+        <w:t>Грядки: ячмень, овёс, лук, чеснок, репа, бобы, капуста — ПКМ по пашне, растут как пшеница, спелые дают 2–4, срезаются серпом и косой. Семена падают с травы (6%).</w:t>
+      </w:r>
+    </w:p>
+    <w:p>
+      <w:pPr>
+        <w:numPr>
+          <w:ilvl w:val="0"/>
+          <w:numId w:val="13"/>
+        </w:numPr>
+        <w:spacing w:before="100" w:beforeAutospacing="1" w:after="100" w:afterAutospacing="1"/>
+        <w:rPr>
+          <w:rFonts w:ascii="Calibri" w:eastAsia="Times New Roman" w:hAnsi="Calibri" w:cs="Calibri"/>
+          <w:sz w:val="22"/>
+          <w:szCs w:val="22"/>
+        </w:rPr>
+      </w:pPr>
+      <w:r>
+        <w:rPr>
+          <w:rFonts w:ascii="Calibri" w:eastAsia="Times New Roman" w:hAnsi="Calibri" w:cs="Calibri"/>
+          <w:b/>
+          <w:bCs/>
+          <w:sz w:val="22"/>
+          <w:szCs w:val="22"/>
+        </w:rPr>
+        <w:t>Ягодные кусты: черника (леса и тайга), брусника (тайга), клюква (болота) — растут в новых чанках. E по спелому кусту — 2–4 ягоды, потом куст снова зреет. Зимой не зреют.</w:t>
+      </w:r>
+    </w:p>
+    <w:p>
+      <w:pPr>
+        <w:numPr>
+          <w:ilvl w:val="0"/>
+          <w:numId w:val="13"/>
+        </w:numPr>
+        <w:spacing w:before="100" w:beforeAutospacing="1" w:after="100" w:afterAutospacing="1"/>
+        <w:rPr>
+          <w:rFonts w:ascii="Calibri" w:eastAsia="Times New Roman" w:hAnsi="Calibri" w:cs="Calibri"/>
+          <w:sz w:val="22"/>
+          <w:szCs w:val="22"/>
+        </w:rPr>
+      </w:pPr>
+      <w:r>
+        <w:rPr>
+          <w:rFonts w:ascii="Calibri" w:eastAsia="Times New Roman" w:hAnsi="Calibri" w:cs="Calibri"/>
+          <w:b/>
+          <w:bCs/>
+          <w:sz w:val="22"/>
+          <w:szCs w:val="22"/>
+        </w:rPr>
+        <w:t>Плодовая листва: яблоня, вишня, слива, груша, апельсин, олива, виноградная лоза — сады ставят строители. E по спелой — 1–3 плода.</w:t>
+      </w:r>
+    </w:p>
+    <w:p>
+      <w:pPr>
+        <w:numPr>
+          <w:ilvl w:val="0"/>
+          <w:numId w:val="13"/>
+        </w:numPr>
+        <w:spacing w:before="100" w:beforeAutospacing="1" w:after="100" w:afterAutospacing="1"/>
+        <w:rPr>
+          <w:rFonts w:ascii="Calibri" w:eastAsia="Times New Roman" w:hAnsi="Calibri" w:cs="Calibri"/>
+          <w:sz w:val="22"/>
+          <w:szCs w:val="22"/>
+        </w:rPr>
+      </w:pPr>
+      <w:r>
+        <w:rPr>
+          <w:rFonts w:ascii="Calibri" w:eastAsia="Times New Roman" w:hAnsi="Calibri" w:cs="Calibri"/>
+          <w:b/>
+          <w:bCs/>
+          <w:sz w:val="22"/>
+          <w:szCs w:val="22"/>
+        </w:rPr>
+        <w:t>Гуси водятся у рек, на болотах, равнинах и лугах: гусятина и перья, несут яйца. Оленина — с козлов. Пряности — только торговлей.</w:t>
+      </w:r>
+    </w:p>
+    <w:p>
+      <w:pPr>
+        <w:numPr>
+          <w:ilvl w:val="0"/>
+          <w:numId w:val="13"/>
+        </w:numPr>
+        <w:spacing w:before="100" w:beforeAutospacing="1" w:after="100" w:afterAutospacing="1"/>
+        <w:rPr>
+          <w:rFonts w:ascii="Calibri" w:eastAsia="Times New Roman" w:hAnsi="Calibri" w:cs="Calibri"/>
+          <w:sz w:val="22"/>
+          <w:szCs w:val="22"/>
+        </w:rPr>
+      </w:pPr>
+      <w:r>
+        <w:rPr>
+          <w:rFonts w:ascii="Calibri" w:eastAsia="Times New Roman" w:hAnsi="Calibri" w:cs="Calibri"/>
+          <w:b/>
+          <w:bCs/>
+          <w:sz w:val="22"/>
+          <w:szCs w:val="22"/>
+        </w:rPr>
+        <w:t>Рыбалка: окунь и лещ ловятся везде, лосось и сельдь — только в океане.</w:t>
+      </w:r>
+    </w:p>
+    <w:p>
+      <w:pPr>
         <w:pStyle w:val="1"/>
         <w:pageBreakBefore/>
         <w:rPr>
           <w:rFonts w:eastAsia="Times New Roman" w:cs="Calibri"/>
         </w:rPr>
       </w:pPr>
-      <w:bookmarkStart w:id="39" w:name="_Toc243474637"/>
+      <w:bookmarkStart w:id="39" w:name="_Toc243562389"/>
       <w:r>
         <w:rPr>
           <w:rFonts w:eastAsia="Times New Roman" w:cs="Calibri"/>
@@ -12482,7 +12729,7 @@
           <w:rFonts w:eastAsia="Times New Roman" w:cs="Calibri"/>
         </w:rPr>
       </w:pPr>
-      <w:bookmarkStart w:id="40" w:name="_Toc243474638"/>
+      <w:bookmarkStart w:id="40" w:name="_Toc243562390"/>
       <w:r>
         <w:rPr>
           <w:rFonts w:eastAsia="Times New Roman" w:cs="Calibri"/>
@@ -12503,9 +12750,9 @@
         <w:tblLook w:val="04A0" w:firstRow="1" w:lastRow="0" w:firstColumn="1" w:lastColumn="0" w:noHBand="0" w:noVBand="1"/>
       </w:tblPr>
       <w:tblGrid>
-        <w:gridCol w:w="1381"/>
-        <w:gridCol w:w="2804"/>
-        <w:gridCol w:w="5306"/>
+        <w:gridCol w:w="1343"/>
+        <w:gridCol w:w="2501"/>
+        <w:gridCol w:w="5647"/>
       </w:tblGrid>
       <w:tr>
         <w:tc>
@@ -12696,7 +12943,15 @@
                 <w:sz w:val="20"/>
                 <w:szCs w:val="20"/>
               </w:rPr>
-              <w:t>Огонь для котелка, жарки, перегонного куба, копчения</w:t>
+              <w:t>Огонь для горшка, жарки</w:t>
+            </w:r>
+            <w:r>
+              <w:rPr>
+                <w:rFonts w:ascii="Calibri" w:eastAsia="Times New Roman" w:hAnsi="Calibri" w:cs="Calibri"/>
+                <w:sz w:val="20"/>
+                <w:szCs w:val="20"/>
+              </w:rPr>
+              <w:t>, перегонного куба, копчения</w:t>
             </w:r>
           </w:p>
         </w:tc>
@@ -12768,7 +13023,7 @@
                 <w:sz w:val="20"/>
                 <w:szCs w:val="20"/>
               </w:rPr>
-              <w:t>Котелок</w:t>
+              <w:t>Горшок</w:t>
             </w:r>
           </w:p>
         </w:tc>
@@ -12838,7 +13093,7 @@
                 <w:sz w:val="20"/>
                 <w:szCs w:val="20"/>
               </w:rPr>
-              <w:t>Ставится на очаг. Ведро воды, затем до 6 продуктов на E. Помешивать половником, черпать миской или склянкой.</w:t>
+              <w:t>Глиняный горшок ставится на очаг (на огне выглядит котелком). Ведро или кувшин воды, затем до 6 продуктов на E. Помешивать половником, черпать миской или склянкой. Горшок изнашивается от варок и трескается.</w:t>
             </w:r>
           </w:p>
         </w:tc>
@@ -12910,7 +13165,7 @@
                 <w:sz w:val="20"/>
                 <w:szCs w:val="20"/>
               </w:rPr>
-              <w:t>Хлеб, пироги, булочки, сушка солода</w:t>
+              <w:t>Хлеб, пироги, булочки, блюда из заготовок, сушка солода</w:t>
             </w:r>
           </w:p>
         </w:tc>
@@ -13017,7 +13272,7 @@
                 <w:sz w:val="20"/>
                 <w:szCs w:val="20"/>
               </w:rPr>
-              <w:t>Мука из пшеницы и ржи</w:t>
+              <w:t>Мука из пшеницы и ржи, шамот из черепков</w:t>
             </w:r>
           </w:p>
         </w:tc>
@@ -13373,7 +13628,15 @@
                 <w:sz w:val="20"/>
                 <w:szCs w:val="20"/>
               </w:rPr>
-              <w:t>Над огнём (до 4 блоков) коптит за 5 минут дыма. Травы, грибы и зерно сохнут или прорастают за 1–3 суток по сезону; под дождём — нет.</w:t>
+              <w:t xml:space="preserve">Над огнём (до 4 блоков) коптит за 5 минут дыма. Травы, грибы и зерно сохнут или прорастают за 1–3 суток по сезону; </w:t>
+            </w:r>
+            <w:r>
+              <w:rPr>
+                <w:rFonts w:ascii="Calibri" w:eastAsia="Times New Roman" w:hAnsi="Calibri" w:cs="Calibri"/>
+                <w:sz w:val="20"/>
+                <w:szCs w:val="20"/>
+              </w:rPr>
+              <w:t>под дождём — нет. Солёная рыба вялится в вяленую.</w:t>
             </w:r>
           </w:p>
         </w:tc>
@@ -13386,12 +13649,24 @@
           <w:rFonts w:eastAsia="Times New Roman" w:cs="Calibri"/>
         </w:rPr>
       </w:pPr>
-      <w:bookmarkStart w:id="41" w:name="_Toc243474639"/>
+      <w:bookmarkStart w:id="41" w:name="_Toc243562391"/>
       <w:r>
         <w:rPr>
           <w:rFonts w:eastAsia="Times New Roman" w:cs="Calibri"/>
         </w:rPr>
-        <w:t>11.2. Котелок: блюдо по составу</w:t>
+        <w:t xml:space="preserve">11.2. </w:t>
+      </w:r>
+      <w:r>
+        <w:rPr>
+          <w:rFonts w:eastAsia="Times New Roman" w:cs="Calibri"/>
+        </w:rPr>
+        <w:t>Горшок</w:t>
+      </w:r>
+      <w:r>
+        <w:rPr>
+          <w:rFonts w:eastAsia="Times New Roman" w:cs="Calibri"/>
+        </w:rPr>
+        <w:t>: блюдо по составу</w:t>
       </w:r>
       <w:bookmarkEnd w:id="41"/>
     </w:p>
@@ -13425,8 +13700,8 @@
         <w:tblLook w:val="04A0" w:firstRow="1" w:lastRow="0" w:firstColumn="1" w:lastColumn="0" w:noHBand="0" w:noVBand="1"/>
       </w:tblPr>
       <w:tblGrid>
-        <w:gridCol w:w="4598"/>
-        <w:gridCol w:w="4893"/>
+        <w:gridCol w:w="3955"/>
+        <w:gridCol w:w="5536"/>
       </w:tblGrid>
       <w:tr>
         <w:tc>
@@ -13686,42 +13961,42 @@
                 <w:sz w:val="20"/>
                 <w:szCs w:val="20"/>
               </w:rPr>
-              <w:t>Зерно или мука (пшеница, рожь)</w:t>
-            </w:r>
-          </w:p>
-        </w:tc>
-        <w:tc>
-          <w:tcPr>
-            <w:tcW w:w="0" w:type="auto"/>
-            <w:tcBorders>
-              <w:top w:val="single" w:sz="6" w:space="0" w:color="B8A888"/>
-              <w:left w:val="single" w:sz="6" w:space="0" w:color="B8A888"/>
-              <w:bottom w:val="single" w:sz="6" w:space="0" w:color="B8A888"/>
-              <w:right w:val="single" w:sz="6" w:space="0" w:color="B8A888"/>
-            </w:tcBorders>
-            <w:tcMar>
-              <w:top w:w="60" w:type="dxa"/>
-              <w:left w:w="120" w:type="dxa"/>
-              <w:bottom w:w="60" w:type="dxa"/>
-              <w:right w:w="120" w:type="dxa"/>
-            </w:tcMar>
-            <w:hideMark/>
-          </w:tcPr>
-          <w:p>
-            <w:pPr>
-              <w:rPr>
-                <w:rFonts w:ascii="Calibri" w:eastAsia="Times New Roman" w:hAnsi="Calibri" w:cs="Calibri"/>
-                <w:sz w:val="20"/>
-                <w:szCs w:val="20"/>
-              </w:rPr>
-            </w:pPr>
-            <w:r>
-              <w:rPr>
-                <w:rFonts w:ascii="Calibri" w:eastAsia="Times New Roman" w:hAnsi="Calibri" w:cs="Calibri"/>
-                <w:sz w:val="20"/>
-                <w:szCs w:val="20"/>
-              </w:rPr>
-              <w:t>Каша</w:t>
+              <w:t>Зерно или мука</w:t>
+            </w:r>
+          </w:p>
+        </w:tc>
+        <w:tc>
+          <w:tcPr>
+            <w:tcW w:w="0" w:type="auto"/>
+            <w:tcBorders>
+              <w:top w:val="single" w:sz="6" w:space="0" w:color="B8A888"/>
+              <w:left w:val="single" w:sz="6" w:space="0" w:color="B8A888"/>
+              <w:bottom w:val="single" w:sz="6" w:space="0" w:color="B8A888"/>
+              <w:right w:val="single" w:sz="6" w:space="0" w:color="B8A888"/>
+            </w:tcBorders>
+            <w:tcMar>
+              <w:top w:w="60" w:type="dxa"/>
+              <w:left w:w="120" w:type="dxa"/>
+              <w:bottom w:w="60" w:type="dxa"/>
+              <w:right w:w="120" w:type="dxa"/>
+            </w:tcMar>
+            <w:hideMark/>
+          </w:tcPr>
+          <w:p>
+            <w:pPr>
+              <w:rPr>
+                <w:rFonts w:ascii="Calibri" w:eastAsia="Times New Roman" w:hAnsi="Calibri" w:cs="Calibri"/>
+                <w:sz w:val="20"/>
+                <w:szCs w:val="20"/>
+              </w:rPr>
+            </w:pPr>
+            <w:r>
+              <w:rPr>
+                <w:rFonts w:ascii="Calibri" w:eastAsia="Times New Roman" w:hAnsi="Calibri" w:cs="Calibri"/>
+                <w:sz w:val="20"/>
+                <w:szCs w:val="20"/>
+              </w:rPr>
+              <w:t>Каша по зерну, которого больше: пшеничная, ржаная, ячменная, овсяная</w:t>
             </w:r>
           </w:p>
         </w:tc>
@@ -13830,42 +14105,42 @@
                 <w:sz w:val="20"/>
                 <w:szCs w:val="20"/>
               </w:rPr>
-              <w:t>Овощи</w:t>
-            </w:r>
-          </w:p>
-        </w:tc>
-        <w:tc>
-          <w:tcPr>
-            <w:tcW w:w="0" w:type="auto"/>
-            <w:tcBorders>
-              <w:top w:val="single" w:sz="6" w:space="0" w:color="B8A888"/>
-              <w:left w:val="single" w:sz="6" w:space="0" w:color="B8A888"/>
-              <w:bottom w:val="single" w:sz="6" w:space="0" w:color="B8A888"/>
-              <w:right w:val="single" w:sz="6" w:space="0" w:color="B8A888"/>
-            </w:tcBorders>
-            <w:tcMar>
-              <w:top w:w="60" w:type="dxa"/>
-              <w:left w:w="120" w:type="dxa"/>
-              <w:bottom w:w="60" w:type="dxa"/>
-              <w:right w:w="120" w:type="dxa"/>
-            </w:tcMar>
-            <w:hideMark/>
-          </w:tcPr>
-          <w:p>
-            <w:pPr>
-              <w:rPr>
-                <w:rFonts w:ascii="Calibri" w:eastAsia="Times New Roman" w:hAnsi="Calibri" w:cs="Calibri"/>
-                <w:sz w:val="20"/>
-                <w:szCs w:val="20"/>
-              </w:rPr>
-            </w:pPr>
-            <w:r>
-              <w:rPr>
-                <w:rFonts w:ascii="Calibri" w:eastAsia="Times New Roman" w:hAnsi="Calibri" w:cs="Calibri"/>
-                <w:sz w:val="20"/>
-                <w:szCs w:val="20"/>
-              </w:rPr>
-              <w:t>Похлёбка</w:t>
+              <w:t>Овощи (только картофель — лук и чеснок не в счёт)</w:t>
+            </w:r>
+          </w:p>
+        </w:tc>
+        <w:tc>
+          <w:tcPr>
+            <w:tcW w:w="0" w:type="auto"/>
+            <w:tcBorders>
+              <w:top w:val="single" w:sz="6" w:space="0" w:color="B8A888"/>
+              <w:left w:val="single" w:sz="6" w:space="0" w:color="B8A888"/>
+              <w:bottom w:val="single" w:sz="6" w:space="0" w:color="B8A888"/>
+              <w:right w:val="single" w:sz="6" w:space="0" w:color="B8A888"/>
+            </w:tcBorders>
+            <w:tcMar>
+              <w:top w:w="60" w:type="dxa"/>
+              <w:left w:w="120" w:type="dxa"/>
+              <w:bottom w:w="60" w:type="dxa"/>
+              <w:right w:w="120" w:type="dxa"/>
+            </w:tcMar>
+            <w:hideMark/>
+          </w:tcPr>
+          <w:p>
+            <w:pPr>
+              <w:rPr>
+                <w:rFonts w:ascii="Calibri" w:eastAsia="Times New Roman" w:hAnsi="Calibri" w:cs="Calibri"/>
+                <w:sz w:val="20"/>
+                <w:szCs w:val="20"/>
+              </w:rPr>
+            </w:pPr>
+            <w:r>
+              <w:rPr>
+                <w:rFonts w:ascii="Calibri" w:eastAsia="Times New Roman" w:hAnsi="Calibri" w:cs="Calibri"/>
+                <w:sz w:val="20"/>
+                <w:szCs w:val="20"/>
+              </w:rPr>
+              <w:t>Овощная похлёбка (картофельная)</w:t>
             </w:r>
           </w:p>
         </w:tc>
@@ -14102,7 +14377,16 @@
           <w:sz w:val="22"/>
           <w:szCs w:val="22"/>
         </w:rPr>
-        <w:t xml:space="preserve">Соль и травы — приправы (+качество), молоко подходит к любой основе, мёд — сладость. Порций — по числу основ. Раз в 20 секунд варево начинает пригорать (чадит и булькает): помешайте </w:t>
+        <w:lastRenderedPageBreak/>
+        <w:t>Соль, травы, чеснок и пряности — приправы (+качество)</w:t>
+      </w:r>
+      <w:r>
+        <w:rPr>
+          <w:rFonts w:ascii="Calibri" w:hAnsi="Calibri" w:cs="Calibri"/>
+          <w:sz w:val="22"/>
+          <w:szCs w:val="22"/>
+        </w:rPr>
+        <w:t xml:space="preserve">, молоко подходит к любой основе, мёд — сладость. Порций — по числу основ. Раз в 20 секунд варево начинает пригорать (чадит и булькает): помешайте </w:t>
       </w:r>
       <w:r>
         <w:rPr>
@@ -14130,7 +14414,7 @@
           <w:rFonts w:eastAsia="Times New Roman" w:cs="Calibri"/>
         </w:rPr>
       </w:pPr>
-      <w:bookmarkStart w:id="42" w:name="_Toc243474640"/>
+      <w:bookmarkStart w:id="42" w:name="_Toc243562392"/>
       <w:r>
         <w:rPr>
           <w:rFonts w:eastAsia="Times New Roman" w:cs="Calibri"/>
@@ -14154,8 +14438,23 @@
           <w:sz w:val="22"/>
           <w:szCs w:val="22"/>
         </w:rPr>
-        <w:lastRenderedPageBreak/>
-        <w:t>1. Очаг без котелка, разожжён. E сырым куском — положить (до 4, каждый в свою четверть).</w:t>
+        <w:t xml:space="preserve">1. Очаг без </w:t>
+      </w:r>
+      <w:r>
+        <w:rPr>
+          <w:rFonts w:ascii="Calibri" w:hAnsi="Calibri" w:cs="Calibri"/>
+          <w:sz w:val="22"/>
+          <w:szCs w:val="22"/>
+        </w:rPr>
+        <w:t>горшка</w:t>
+      </w:r>
+      <w:r>
+        <w:rPr>
+          <w:rFonts w:ascii="Calibri" w:hAnsi="Calibri" w:cs="Calibri"/>
+          <w:sz w:val="22"/>
+          <w:szCs w:val="22"/>
+        </w:rPr>
+        <w:t>, разожжён. E сырым куском — положить (до 4, каждый в свою четверть).</w:t>
       </w:r>
     </w:p>
     <w:p>
@@ -14209,7 +14508,7 @@
           <w:sz w:val="22"/>
           <w:szCs w:val="22"/>
         </w:rPr>
-        <w:t>Недожаренное остаётся сырым: сырое мясо и рыба с шансом 40% дают «Голод», иногда «Тошноту».</w:t>
+        <w:t>Недожаренное остаётся сырым: сырое мясо и рыба с шансом 50% вызывают «Отравление». На углях жарятся и оленина, гусятина, сельдь; лещ и окунь — в жареную рыбу.</w:t>
       </w:r>
     </w:p>
     <w:p>
@@ -14219,7 +14518,7 @@
           <w:rFonts w:eastAsia="Times New Roman" w:cs="Calibri"/>
         </w:rPr>
       </w:pPr>
-      <w:bookmarkStart w:id="43" w:name="_Toc243474641"/>
+      <w:bookmarkStart w:id="43" w:name="_Toc243562393"/>
       <w:r>
         <w:rPr>
           <w:rFonts w:eastAsia="Times New Roman" w:cs="Calibri"/>
@@ -14258,10 +14557,10 @@
         <w:tblLook w:val="04A0" w:firstRow="1" w:lastRow="0" w:firstColumn="1" w:lastColumn="0" w:noHBand="0" w:noVBand="1"/>
       </w:tblPr>
       <w:tblGrid>
-        <w:gridCol w:w="1415"/>
-        <w:gridCol w:w="1978"/>
-        <w:gridCol w:w="3636"/>
-        <w:gridCol w:w="2462"/>
+        <w:gridCol w:w="1669"/>
+        <w:gridCol w:w="2238"/>
+        <w:gridCol w:w="3308"/>
+        <w:gridCol w:w="2276"/>
       </w:tblGrid>
       <w:tr>
         <w:tc>
@@ -15025,42 +15324,42 @@
                 <w:sz w:val="20"/>
                 <w:szCs w:val="20"/>
               </w:rPr>
-              <w:t>Пирог с ягодами</w:t>
-            </w:r>
-          </w:p>
-        </w:tc>
-        <w:tc>
-          <w:tcPr>
-            <w:tcW w:w="0" w:type="auto"/>
-            <w:tcBorders>
-              <w:top w:val="single" w:sz="6" w:space="0" w:color="B8A888"/>
-              <w:left w:val="single" w:sz="6" w:space="0" w:color="B8A888"/>
-              <w:bottom w:val="single" w:sz="6" w:space="0" w:color="B8A888"/>
-              <w:right w:val="single" w:sz="6" w:space="0" w:color="B8A888"/>
-            </w:tcBorders>
-            <w:tcMar>
-              <w:top w:w="60" w:type="dxa"/>
-              <w:left w:w="120" w:type="dxa"/>
-              <w:bottom w:w="60" w:type="dxa"/>
-              <w:right w:w="120" w:type="dxa"/>
-            </w:tcMar>
-            <w:hideMark/>
-          </w:tcPr>
-          <w:p>
-            <w:pPr>
-              <w:rPr>
-                <w:rFonts w:ascii="Calibri" w:eastAsia="Times New Roman" w:hAnsi="Calibri" w:cs="Calibri"/>
-                <w:sz w:val="20"/>
-                <w:szCs w:val="20"/>
-              </w:rPr>
-            </w:pPr>
-            <w:r>
-              <w:rPr>
-                <w:rFonts w:ascii="Calibri" w:eastAsia="Times New Roman" w:hAnsi="Calibri" w:cs="Calibri"/>
-                <w:sz w:val="20"/>
-                <w:szCs w:val="20"/>
-              </w:rPr>
-              <w:t>Тесто, ягоды или яблоко</w:t>
+              <w:t>Ягодный пирог</w:t>
+            </w:r>
+          </w:p>
+        </w:tc>
+        <w:tc>
+          <w:tcPr>
+            <w:tcW w:w="0" w:type="auto"/>
+            <w:tcBorders>
+              <w:top w:val="single" w:sz="6" w:space="0" w:color="B8A888"/>
+              <w:left w:val="single" w:sz="6" w:space="0" w:color="B8A888"/>
+              <w:bottom w:val="single" w:sz="6" w:space="0" w:color="B8A888"/>
+              <w:right w:val="single" w:sz="6" w:space="0" w:color="B8A888"/>
+            </w:tcBorders>
+            <w:tcMar>
+              <w:top w:w="60" w:type="dxa"/>
+              <w:left w:w="120" w:type="dxa"/>
+              <w:bottom w:w="60" w:type="dxa"/>
+              <w:right w:w="120" w:type="dxa"/>
+            </w:tcMar>
+            <w:hideMark/>
+          </w:tcPr>
+          <w:p>
+            <w:pPr>
+              <w:rPr>
+                <w:rFonts w:ascii="Calibri" w:eastAsia="Times New Roman" w:hAnsi="Calibri" w:cs="Calibri"/>
+                <w:sz w:val="20"/>
+                <w:szCs w:val="20"/>
+              </w:rPr>
+            </w:pPr>
+            <w:r>
+              <w:rPr>
+                <w:rFonts w:ascii="Calibri" w:eastAsia="Times New Roman" w:hAnsi="Calibri" w:cs="Calibri"/>
+                <w:sz w:val="20"/>
+                <w:szCs w:val="20"/>
+              </w:rPr>
+              <w:t>Тесто, 2 ягоды (любые) или яблоко</w:t>
             </w:r>
           </w:p>
         </w:tc>
@@ -15561,6 +15860,558 @@
           </w:p>
         </w:tc>
       </w:tr>
+      <w:tr>
+        <w:tc>
+          <w:tcPr>
+            <w:tcW w:w="0" w:type="auto"/>
+            <w:tcBorders>
+              <w:top w:val="single" w:sz="6" w:space="0" w:color="B8A888"/>
+              <w:left w:val="single" w:sz="6" w:space="0" w:color="B8A888"/>
+              <w:bottom w:val="single" w:sz="6" w:space="0" w:color="B8A888"/>
+              <w:right w:val="single" w:sz="6" w:space="0" w:color="B8A888"/>
+            </w:tcBorders>
+            <w:tcMar>
+              <w:top w:w="60" w:type="dxa"/>
+              <w:left w:w="120" w:type="dxa"/>
+              <w:bottom w:w="60" w:type="dxa"/>
+              <w:right w:w="120" w:type="dxa"/>
+            </w:tcMar>
+          </w:tcPr>
+          <w:p>
+            <w:pPr>
+              <w:rPr>
+                <w:rFonts w:ascii="Calibri" w:eastAsia="Times New Roman" w:hAnsi="Calibri" w:cs="Calibri"/>
+                <w:sz w:val="20"/>
+                <w:szCs w:val="20"/>
+              </w:rPr>
+            </w:pPr>
+            <w:r>
+              <w:rPr>
+                <w:rFonts w:ascii="Calibri" w:eastAsia="Times New Roman" w:hAnsi="Calibri" w:cs="Calibri"/>
+                <w:sz w:val="20"/>
+                <w:szCs w:val="20"/>
+              </w:rPr>
+              <w:t>Лосось с травами</w:t>
+            </w:r>
+          </w:p>
+        </w:tc>
+        <w:tc>
+          <w:tcPr>
+            <w:tcW w:w="0" w:type="auto"/>
+            <w:tcBorders>
+              <w:top w:val="single" w:sz="6" w:space="0" w:color="B8A888"/>
+              <w:left w:val="single" w:sz="6" w:space="0" w:color="B8A888"/>
+              <w:bottom w:val="single" w:sz="6" w:space="0" w:color="B8A888"/>
+              <w:right w:val="single" w:sz="6" w:space="0" w:color="B8A888"/>
+            </w:tcBorders>
+            <w:tcMar>
+              <w:top w:w="60" w:type="dxa"/>
+              <w:left w:w="120" w:type="dxa"/>
+              <w:bottom w:w="60" w:type="dxa"/>
+              <w:right w:w="120" w:type="dxa"/>
+            </w:tcMar>
+          </w:tcPr>
+          <w:p>
+            <w:pPr>
+              <w:rPr>
+                <w:rFonts w:ascii="Calibri" w:eastAsia="Times New Roman" w:hAnsi="Calibri" w:cs="Calibri"/>
+                <w:sz w:val="20"/>
+                <w:szCs w:val="20"/>
+              </w:rPr>
+            </w:pPr>
+            <w:r>
+              <w:rPr>
+                <w:rFonts w:ascii="Calibri" w:eastAsia="Times New Roman" w:hAnsi="Calibri" w:cs="Calibri"/>
+                <w:sz w:val="20"/>
+                <w:szCs w:val="20"/>
+              </w:rPr>
+              <w:t>Лосось, травы</w:t>
+            </w:r>
+          </w:p>
+        </w:tc>
+        <w:tc>
+          <w:tcPr>
+            <w:tcW w:w="0" w:type="auto"/>
+            <w:tcBorders>
+              <w:top w:val="single" w:sz="6" w:space="0" w:color="B8A888"/>
+              <w:left w:val="single" w:sz="6" w:space="0" w:color="B8A888"/>
+              <w:bottom w:val="single" w:sz="6" w:space="0" w:color="B8A888"/>
+              <w:right w:val="single" w:sz="6" w:space="0" w:color="B8A888"/>
+            </w:tcBorders>
+            <w:tcMar>
+              <w:top w:w="60" w:type="dxa"/>
+              <w:left w:w="120" w:type="dxa"/>
+              <w:bottom w:w="60" w:type="dxa"/>
+              <w:right w:w="120" w:type="dxa"/>
+            </w:tcMar>
+          </w:tcPr>
+          <w:p>
+            <w:pPr>
+              <w:rPr>
+                <w:rFonts w:ascii="Calibri" w:eastAsia="Times New Roman" w:hAnsi="Calibri" w:cs="Calibri"/>
+                <w:sz w:val="20"/>
+                <w:szCs w:val="20"/>
+              </w:rPr>
+            </w:pPr>
+            <w:r>
+              <w:rPr>
+                <w:rFonts w:ascii="Calibri" w:eastAsia="Times New Roman" w:hAnsi="Calibri" w:cs="Calibri"/>
+                <w:sz w:val="20"/>
+                <w:szCs w:val="20"/>
+              </w:rPr>
+              <w:t>Соль</w:t>
+            </w:r>
+          </w:p>
+        </w:tc>
+        <w:tc>
+          <w:tcPr>
+            <w:tcW w:w="0" w:type="auto"/>
+            <w:tcBorders>
+              <w:top w:val="single" w:sz="6" w:space="0" w:color="B8A888"/>
+              <w:left w:val="single" w:sz="6" w:space="0" w:color="B8A888"/>
+              <w:bottom w:val="single" w:sz="6" w:space="0" w:color="B8A888"/>
+              <w:right w:val="single" w:sz="6" w:space="0" w:color="B8A888"/>
+            </w:tcBorders>
+            <w:tcMar>
+              <w:top w:w="60" w:type="dxa"/>
+              <w:left w:w="120" w:type="dxa"/>
+              <w:bottom w:w="60" w:type="dxa"/>
+              <w:right w:w="120" w:type="dxa"/>
+            </w:tcMar>
+          </w:tcPr>
+          <w:p>
+            <w:pPr>
+              <w:rPr>
+                <w:rFonts w:ascii="Calibri" w:eastAsia="Times New Roman" w:hAnsi="Calibri" w:cs="Calibri"/>
+                <w:sz w:val="20"/>
+                <w:szCs w:val="20"/>
+              </w:rPr>
+            </w:pPr>
+            <w:r>
+              <w:rPr>
+                <w:rFonts w:ascii="Calibri" w:eastAsia="Times New Roman" w:hAnsi="Calibri" w:cs="Calibri"/>
+                <w:sz w:val="20"/>
+                <w:szCs w:val="20"/>
+              </w:rPr>
+              <w:t>Заготовка → в печи блюдо</w:t>
+            </w:r>
+          </w:p>
+        </w:tc>
+      </w:tr>
+      <w:tr>
+        <w:tc>
+          <w:tcPr>
+            <w:tcW w:w="0" w:type="auto"/>
+            <w:tcBorders>
+              <w:top w:val="single" w:sz="6" w:space="0" w:color="B8A888"/>
+              <w:left w:val="single" w:sz="6" w:space="0" w:color="B8A888"/>
+              <w:bottom w:val="single" w:sz="6" w:space="0" w:color="B8A888"/>
+              <w:right w:val="single" w:sz="6" w:space="0" w:color="B8A888"/>
+            </w:tcBorders>
+            <w:tcMar>
+              <w:top w:w="60" w:type="dxa"/>
+              <w:left w:w="120" w:type="dxa"/>
+              <w:bottom w:w="60" w:type="dxa"/>
+              <w:right w:w="120" w:type="dxa"/>
+            </w:tcMar>
+          </w:tcPr>
+          <w:p>
+            <w:pPr>
+              <w:rPr>
+                <w:rFonts w:ascii="Calibri" w:eastAsia="Times New Roman" w:hAnsi="Calibri" w:cs="Calibri"/>
+                <w:sz w:val="20"/>
+                <w:szCs w:val="20"/>
+              </w:rPr>
+            </w:pPr>
+            <w:r>
+              <w:rPr>
+                <w:rFonts w:ascii="Calibri" w:eastAsia="Times New Roman" w:hAnsi="Calibri" w:cs="Calibri"/>
+                <w:sz w:val="20"/>
+                <w:szCs w:val="20"/>
+              </w:rPr>
+              <w:t>Зайчатина с травами</w:t>
+            </w:r>
+          </w:p>
+        </w:tc>
+        <w:tc>
+          <w:tcPr>
+            <w:tcW w:w="0" w:type="auto"/>
+            <w:tcBorders>
+              <w:top w:val="single" w:sz="6" w:space="0" w:color="B8A888"/>
+              <w:left w:val="single" w:sz="6" w:space="0" w:color="B8A888"/>
+              <w:bottom w:val="single" w:sz="6" w:space="0" w:color="B8A888"/>
+              <w:right w:val="single" w:sz="6" w:space="0" w:color="B8A888"/>
+            </w:tcBorders>
+            <w:tcMar>
+              <w:top w:w="60" w:type="dxa"/>
+              <w:left w:w="120" w:type="dxa"/>
+              <w:bottom w:w="60" w:type="dxa"/>
+              <w:right w:w="120" w:type="dxa"/>
+            </w:tcMar>
+          </w:tcPr>
+          <w:p>
+            <w:pPr>
+              <w:rPr>
+                <w:rFonts w:ascii="Calibri" w:eastAsia="Times New Roman" w:hAnsi="Calibri" w:cs="Calibri"/>
+                <w:sz w:val="20"/>
+                <w:szCs w:val="20"/>
+              </w:rPr>
+            </w:pPr>
+            <w:r>
+              <w:rPr>
+                <w:rFonts w:ascii="Calibri" w:eastAsia="Times New Roman" w:hAnsi="Calibri" w:cs="Calibri"/>
+                <w:sz w:val="20"/>
+                <w:szCs w:val="20"/>
+              </w:rPr>
+              <w:t>Зайчатина, травы</w:t>
+            </w:r>
+          </w:p>
+        </w:tc>
+        <w:tc>
+          <w:tcPr>
+            <w:tcW w:w="0" w:type="auto"/>
+            <w:tcBorders>
+              <w:top w:val="single" w:sz="6" w:space="0" w:color="B8A888"/>
+              <w:left w:val="single" w:sz="6" w:space="0" w:color="B8A888"/>
+              <w:bottom w:val="single" w:sz="6" w:space="0" w:color="B8A888"/>
+              <w:right w:val="single" w:sz="6" w:space="0" w:color="B8A888"/>
+            </w:tcBorders>
+            <w:tcMar>
+              <w:top w:w="60" w:type="dxa"/>
+              <w:left w:w="120" w:type="dxa"/>
+              <w:bottom w:w="60" w:type="dxa"/>
+              <w:right w:w="120" w:type="dxa"/>
+            </w:tcMar>
+          </w:tcPr>
+          <w:p>
+            <w:pPr>
+              <w:rPr>
+                <w:rFonts w:ascii="Calibri" w:eastAsia="Times New Roman" w:hAnsi="Calibri" w:cs="Calibri"/>
+                <w:sz w:val="20"/>
+                <w:szCs w:val="20"/>
+              </w:rPr>
+            </w:pPr>
+            <w:r>
+              <w:rPr>
+                <w:rFonts w:ascii="Calibri" w:eastAsia="Times New Roman" w:hAnsi="Calibri" w:cs="Calibri"/>
+                <w:sz w:val="20"/>
+                <w:szCs w:val="20"/>
+              </w:rPr>
+              <w:t>Соль</w:t>
+            </w:r>
+          </w:p>
+        </w:tc>
+        <w:tc>
+          <w:tcPr>
+            <w:tcW w:w="0" w:type="auto"/>
+            <w:tcBorders>
+              <w:top w:val="single" w:sz="6" w:space="0" w:color="B8A888"/>
+              <w:left w:val="single" w:sz="6" w:space="0" w:color="B8A888"/>
+              <w:bottom w:val="single" w:sz="6" w:space="0" w:color="B8A888"/>
+              <w:right w:val="single" w:sz="6" w:space="0" w:color="B8A888"/>
+            </w:tcBorders>
+            <w:tcMar>
+              <w:top w:w="60" w:type="dxa"/>
+              <w:left w:w="120" w:type="dxa"/>
+              <w:bottom w:w="60" w:type="dxa"/>
+              <w:right w:w="120" w:type="dxa"/>
+            </w:tcMar>
+          </w:tcPr>
+          <w:p>
+            <w:pPr>
+              <w:rPr>
+                <w:rFonts w:ascii="Calibri" w:eastAsia="Times New Roman" w:hAnsi="Calibri" w:cs="Calibri"/>
+                <w:sz w:val="20"/>
+                <w:szCs w:val="20"/>
+              </w:rPr>
+            </w:pPr>
+            <w:r>
+              <w:rPr>
+                <w:rFonts w:ascii="Calibri" w:eastAsia="Times New Roman" w:hAnsi="Calibri" w:cs="Calibri"/>
+                <w:sz w:val="20"/>
+                <w:szCs w:val="20"/>
+              </w:rPr>
+              <w:t>Заготовка → в печи блюдо</w:t>
+            </w:r>
+          </w:p>
+        </w:tc>
+      </w:tr>
+      <w:tr>
+        <w:tc>
+          <w:tcPr>
+            <w:tcW w:w="0" w:type="auto"/>
+            <w:tcBorders>
+              <w:top w:val="single" w:sz="6" w:space="0" w:color="B8A888"/>
+              <w:left w:val="single" w:sz="6" w:space="0" w:color="B8A888"/>
+              <w:bottom w:val="single" w:sz="6" w:space="0" w:color="B8A888"/>
+              <w:right w:val="single" w:sz="6" w:space="0" w:color="B8A888"/>
+            </w:tcBorders>
+            <w:tcMar>
+              <w:top w:w="60" w:type="dxa"/>
+              <w:left w:w="120" w:type="dxa"/>
+              <w:bottom w:w="60" w:type="dxa"/>
+              <w:right w:w="120" w:type="dxa"/>
+            </w:tcMar>
+          </w:tcPr>
+          <w:p>
+            <w:pPr>
+              <w:rPr>
+                <w:rFonts w:ascii="Calibri" w:eastAsia="Times New Roman" w:hAnsi="Calibri" w:cs="Calibri"/>
+                <w:sz w:val="20"/>
+                <w:szCs w:val="20"/>
+              </w:rPr>
+            </w:pPr>
+            <w:r>
+              <w:rPr>
+                <w:rFonts w:ascii="Calibri" w:eastAsia="Times New Roman" w:hAnsi="Calibri" w:cs="Calibri"/>
+                <w:sz w:val="20"/>
+                <w:szCs w:val="20"/>
+              </w:rPr>
+              <w:t>Изысканная баранина</w:t>
+            </w:r>
+          </w:p>
+        </w:tc>
+        <w:tc>
+          <w:tcPr>
+            <w:tcW w:w="0" w:type="auto"/>
+            <w:tcBorders>
+              <w:top w:val="single" w:sz="6" w:space="0" w:color="B8A888"/>
+              <w:left w:val="single" w:sz="6" w:space="0" w:color="B8A888"/>
+              <w:bottom w:val="single" w:sz="6" w:space="0" w:color="B8A888"/>
+              <w:right w:val="single" w:sz="6" w:space="0" w:color="B8A888"/>
+            </w:tcBorders>
+            <w:tcMar>
+              <w:top w:w="60" w:type="dxa"/>
+              <w:left w:w="120" w:type="dxa"/>
+              <w:bottom w:w="60" w:type="dxa"/>
+              <w:right w:w="120" w:type="dxa"/>
+            </w:tcMar>
+          </w:tcPr>
+          <w:p>
+            <w:pPr>
+              <w:rPr>
+                <w:rFonts w:ascii="Calibri" w:eastAsia="Times New Roman" w:hAnsi="Calibri" w:cs="Calibri"/>
+                <w:sz w:val="20"/>
+                <w:szCs w:val="20"/>
+              </w:rPr>
+            </w:pPr>
+            <w:r>
+              <w:rPr>
+                <w:rFonts w:ascii="Calibri" w:eastAsia="Times New Roman" w:hAnsi="Calibri" w:cs="Calibri"/>
+                <w:sz w:val="20"/>
+                <w:szCs w:val="20"/>
+              </w:rPr>
+              <w:t>Баранина, пряности, чеснок</w:t>
+            </w:r>
+          </w:p>
+        </w:tc>
+        <w:tc>
+          <w:tcPr>
+            <w:tcW w:w="0" w:type="auto"/>
+            <w:tcBorders>
+              <w:top w:val="single" w:sz="6" w:space="0" w:color="B8A888"/>
+              <w:left w:val="single" w:sz="6" w:space="0" w:color="B8A888"/>
+              <w:bottom w:val="single" w:sz="6" w:space="0" w:color="B8A888"/>
+              <w:right w:val="single" w:sz="6" w:space="0" w:color="B8A888"/>
+            </w:tcBorders>
+            <w:tcMar>
+              <w:top w:w="60" w:type="dxa"/>
+              <w:left w:w="120" w:type="dxa"/>
+              <w:bottom w:w="60" w:type="dxa"/>
+              <w:right w:w="120" w:type="dxa"/>
+            </w:tcMar>
+          </w:tcPr>
+          <w:p>
+            <w:pPr>
+              <w:rPr>
+                <w:rFonts w:ascii="Calibri" w:eastAsia="Times New Roman" w:hAnsi="Calibri" w:cs="Calibri"/>
+                <w:sz w:val="20"/>
+                <w:szCs w:val="20"/>
+              </w:rPr>
+            </w:pPr>
+            <w:r>
+              <w:rPr>
+                <w:rFonts w:ascii="Calibri" w:eastAsia="Times New Roman" w:hAnsi="Calibri" w:cs="Calibri"/>
+                <w:sz w:val="20"/>
+                <w:szCs w:val="20"/>
+              </w:rPr>
+              <w:t>Соль</w:t>
+            </w:r>
+          </w:p>
+        </w:tc>
+        <w:tc>
+          <w:tcPr>
+            <w:tcW w:w="0" w:type="auto"/>
+            <w:tcBorders>
+              <w:top w:val="single" w:sz="6" w:space="0" w:color="B8A888"/>
+              <w:left w:val="single" w:sz="6" w:space="0" w:color="B8A888"/>
+              <w:bottom w:val="single" w:sz="6" w:space="0" w:color="B8A888"/>
+              <w:right w:val="single" w:sz="6" w:space="0" w:color="B8A888"/>
+            </w:tcBorders>
+            <w:tcMar>
+              <w:top w:w="60" w:type="dxa"/>
+              <w:left w:w="120" w:type="dxa"/>
+              <w:bottom w:w="60" w:type="dxa"/>
+              <w:right w:w="120" w:type="dxa"/>
+            </w:tcMar>
+          </w:tcPr>
+          <w:p>
+            <w:pPr>
+              <w:rPr>
+                <w:rFonts w:ascii="Calibri" w:eastAsia="Times New Roman" w:hAnsi="Calibri" w:cs="Calibri"/>
+                <w:sz w:val="20"/>
+                <w:szCs w:val="20"/>
+              </w:rPr>
+            </w:pPr>
+            <w:r>
+              <w:rPr>
+                <w:rFonts w:ascii="Calibri" w:eastAsia="Times New Roman" w:hAnsi="Calibri" w:cs="Calibri"/>
+                <w:sz w:val="20"/>
+                <w:szCs w:val="20"/>
+              </w:rPr>
+              <w:t>Заготовка → в печи блюдо</w:t>
+            </w:r>
+          </w:p>
+        </w:tc>
+      </w:tr>
+      <w:tr>
+        <w:tc>
+          <w:tcPr>
+            <w:tcW w:w="0" w:type="auto"/>
+            <w:tcBorders>
+              <w:top w:val="single" w:sz="6" w:space="0" w:color="B8A888"/>
+              <w:left w:val="single" w:sz="6" w:space="0" w:color="B8A888"/>
+              <w:bottom w:val="single" w:sz="6" w:space="0" w:color="B8A888"/>
+              <w:right w:val="single" w:sz="6" w:space="0" w:color="B8A888"/>
+            </w:tcBorders>
+            <w:tcMar>
+              <w:top w:w="60" w:type="dxa"/>
+              <w:left w:w="120" w:type="dxa"/>
+              <w:bottom w:w="60" w:type="dxa"/>
+              <w:right w:w="120" w:type="dxa"/>
+            </w:tcMar>
+          </w:tcPr>
+          <w:p>
+            <w:pPr>
+              <w:rPr>
+                <w:rFonts w:ascii="Calibri" w:eastAsia="Times New Roman" w:hAnsi="Calibri" w:cs="Calibri"/>
+                <w:sz w:val="20"/>
+                <w:szCs w:val="20"/>
+              </w:rPr>
+            </w:pPr>
+            <w:r>
+              <w:rPr>
+                <w:rFonts w:ascii="Calibri" w:eastAsia="Times New Roman" w:hAnsi="Calibri" w:cs="Calibri"/>
+                <w:sz w:val="20"/>
+                <w:szCs w:val="20"/>
+              </w:rPr>
+              <w:t>Ягодный морс</w:t>
+            </w:r>
+          </w:p>
+        </w:tc>
+        <w:tc>
+          <w:tcPr>
+            <w:tcW w:w="0" w:type="auto"/>
+            <w:tcBorders>
+              <w:top w:val="single" w:sz="6" w:space="0" w:color="B8A888"/>
+              <w:left w:val="single" w:sz="6" w:space="0" w:color="B8A888"/>
+              <w:bottom w:val="single" w:sz="6" w:space="0" w:color="B8A888"/>
+              <w:right w:val="single" w:sz="6" w:space="0" w:color="B8A888"/>
+            </w:tcBorders>
+            <w:tcMar>
+              <w:top w:w="60" w:type="dxa"/>
+              <w:left w:w="120" w:type="dxa"/>
+              <w:bottom w:w="60" w:type="dxa"/>
+              <w:right w:w="120" w:type="dxa"/>
+            </w:tcMar>
+          </w:tcPr>
+          <w:p>
+            <w:pPr>
+              <w:rPr>
+                <w:rFonts w:ascii="Calibri" w:eastAsia="Times New Roman" w:hAnsi="Calibri" w:cs="Calibri"/>
+                <w:sz w:val="20"/>
+                <w:szCs w:val="20"/>
+              </w:rPr>
+            </w:pPr>
+            <w:r>
+              <w:rPr>
+                <w:rFonts w:ascii="Calibri" w:eastAsia="Times New Roman" w:hAnsi="Calibri" w:cs="Calibri"/>
+                <w:sz w:val="20"/>
+                <w:szCs w:val="20"/>
+              </w:rPr>
+              <w:t>3 ягоды, вода, склянка</w:t>
+            </w:r>
+          </w:p>
+        </w:tc>
+        <w:tc>
+          <w:tcPr>
+            <w:tcW w:w="0" w:type="auto"/>
+            <w:tcBorders>
+              <w:top w:val="single" w:sz="6" w:space="0" w:color="B8A888"/>
+              <w:left w:val="single" w:sz="6" w:space="0" w:color="B8A888"/>
+              <w:bottom w:val="single" w:sz="6" w:space="0" w:color="B8A888"/>
+              <w:right w:val="single" w:sz="6" w:space="0" w:color="B8A888"/>
+            </w:tcBorders>
+            <w:tcMar>
+              <w:top w:w="60" w:type="dxa"/>
+              <w:left w:w="120" w:type="dxa"/>
+              <w:bottom w:w="60" w:type="dxa"/>
+              <w:right w:w="120" w:type="dxa"/>
+            </w:tcMar>
+          </w:tcPr>
+          <w:p>
+            <w:pPr>
+              <w:rPr>
+                <w:rFonts w:ascii="Calibri" w:eastAsia="Times New Roman" w:hAnsi="Calibri" w:cs="Calibri"/>
+                <w:sz w:val="20"/>
+                <w:szCs w:val="20"/>
+              </w:rPr>
+            </w:pPr>
+            <w:r>
+              <w:rPr>
+                <w:rFonts w:ascii="Calibri" w:eastAsia="Times New Roman" w:hAnsi="Calibri" w:cs="Calibri"/>
+                <w:sz w:val="20"/>
+                <w:szCs w:val="20"/>
+              </w:rPr>
+              <w:t>—</w:t>
+            </w:r>
+          </w:p>
+        </w:tc>
+        <w:tc>
+          <w:tcPr>
+            <w:tcW w:w="0" w:type="auto"/>
+            <w:tcBorders>
+              <w:top w:val="single" w:sz="6" w:space="0" w:color="B8A888"/>
+              <w:left w:val="single" w:sz="6" w:space="0" w:color="B8A888"/>
+              <w:bottom w:val="single" w:sz="6" w:space="0" w:color="B8A888"/>
+              <w:right w:val="single" w:sz="6" w:space="0" w:color="B8A888"/>
+            </w:tcBorders>
+            <w:tcMar>
+              <w:top w:w="60" w:type="dxa"/>
+              <w:left w:w="120" w:type="dxa"/>
+              <w:bottom w:w="60" w:type="dxa"/>
+              <w:right w:w="120" w:type="dxa"/>
+            </w:tcMar>
+          </w:tcPr>
+          <w:p>
+            <w:pPr>
+              <w:rPr>
+                <w:rFonts w:ascii="Calibri" w:eastAsia="Times New Roman" w:hAnsi="Calibri" w:cs="Calibri"/>
+                <w:sz w:val="20"/>
+                <w:szCs w:val="20"/>
+              </w:rPr>
+            </w:pPr>
+            <w:r>
+              <w:rPr>
+                <w:rFonts w:ascii="Calibri" w:eastAsia="Times New Roman" w:hAnsi="Calibri" w:cs="Calibri"/>
+                <w:sz w:val="20"/>
+                <w:szCs w:val="20"/>
+              </w:rPr>
+              <w:t>Морс</w:t>
+            </w:r>
+          </w:p>
+        </w:tc>
+      </w:tr>
     </w:tbl>
     <w:p>
       <w:pPr>
@@ -15587,11 +16438,12 @@
           <w:rFonts w:eastAsia="Times New Roman" w:cs="Calibri"/>
         </w:rPr>
       </w:pPr>
-      <w:bookmarkStart w:id="44" w:name="_Toc243474642"/>
+      <w:bookmarkStart w:id="44" w:name="_Toc243562394"/>
       <w:r>
         <w:rPr>
           <w:rFonts w:eastAsia="Times New Roman" w:cs="Calibri"/>
         </w:rPr>
+        <w:lastRenderedPageBreak/>
         <w:t>11.5. Печь</w:t>
       </w:r>
       <w:bookmarkEnd w:id="44"/>
@@ -15611,7 +16463,15 @@
           <w:sz w:val="22"/>
           <w:szCs w:val="22"/>
         </w:rPr>
-        <w:t>Вынули рано — сырое, вовремя — хорошее, поздно — пересушено или горелое. Пар из устья — пора, чёрный дым — горит. В печи пекутся хлеб, чёрный хлеб, пироги, сладкие булочки и сушится солод.</w:t>
+        <w:t xml:space="preserve">Вынули рано — сырое, вовремя — хорошее, поздно — пересушено или горелое. Пар из устья — пора, чёрный дым — горит. В печи пекутся хлеб, чёрный хлеб, пироги, сладкие булочки </w:t>
+      </w:r>
+      <w:r>
+        <w:rPr>
+          <w:rFonts w:ascii="Calibri" w:hAnsi="Calibri" w:cs="Calibri"/>
+          <w:sz w:val="22"/>
+          <w:szCs w:val="22"/>
+        </w:rPr>
+        <w:t>и сушится солод. Доходят в ней и заготовки с кухонного стола: лосось и зайчатина с травами, изысканная баранина.</w:t>
       </w:r>
     </w:p>
     <w:p>
@@ -15621,7 +16481,7 @@
           <w:rFonts w:eastAsia="Times New Roman" w:cs="Calibri"/>
         </w:rPr>
       </w:pPr>
-      <w:bookmarkStart w:id="45" w:name="_Toc243474643"/>
+      <w:bookmarkStart w:id="45" w:name="_Toc243562395"/>
       <w:r>
         <w:rPr>
           <w:rFonts w:eastAsia="Times New Roman" w:cs="Calibri"/>
@@ -15645,7 +16505,67 @@
           <w:sz w:val="22"/>
           <w:szCs w:val="22"/>
         </w:rPr>
-        <w:t>Отдельный предмет — основное топливо очага и печи: горят дольше всего, кроме угля (2000 тиков; бревно — 1600, доски — 600). Крафта пока нет.</w:t>
+        <w:t xml:space="preserve">Отдельный предмет — основное топливо очага и печи: горят дольше всего, кроме угля (2000 тиков; бревно — 1600, доски — 600). </w:t>
+      </w:r>
+      <w:r>
+        <w:rPr>
+          <w:rFonts w:ascii="Calibri" w:hAnsi="Calibri" w:cs="Calibri"/>
+          <w:sz w:val="22"/>
+          <w:szCs w:val="22"/>
+        </w:rPr>
+        <w:t>Крафта пока нет. Очаг, печь и горн тратят топливо вдвое медленнее, чем раньше.</w:t>
+      </w:r>
+    </w:p>
+    <w:p>
+      <w:pPr>
+        <w:pStyle w:val="2"/>
+        <w:rPr>
+          <w:rFonts w:eastAsia="Times New Roman" w:cs="Calibri"/>
+        </w:rPr>
+      </w:pPr>
+      <w:bookmarkStart w:id="46" w:name="_Toc243562396"/>
+      <w:r>
+        <w:rPr>
+          <w:rFonts w:eastAsia="Times New Roman" w:cs="Calibri"/>
+        </w:rPr>
+        <w:t>11.7. Новая еда</w:t>
+      </w:r>
+      <w:bookmarkEnd w:id="46"/>
+    </w:p>
+    <w:p>
+      <w:pPr>
+        <w:pStyle w:val="a3"/>
+        <w:rPr>
+          <w:rFonts w:ascii="Calibri" w:hAnsi="Calibri" w:cs="Calibri"/>
+          <w:sz w:val="22"/>
+          <w:szCs w:val="22"/>
+        </w:rPr>
+      </w:pPr>
+      <w:r>
+        <w:rPr>
+          <w:rFonts w:ascii="Calibri" w:hAnsi="Calibri" w:cs="Calibri"/>
+          <w:sz w:val="22"/>
+          <w:szCs w:val="22"/>
+        </w:rPr>
+        <w:t>Мясо и рыба: оленина (с козлов), гусятина (с гусей), сельдь, лещ, окунь и жареные; вяленая рыба — солёная рыба на крюке. Овощи и зерно с грядок: лук, чеснок, репа, фасоль, капуста, ячмень, овёс; пряности — только торговлей. Ягоды и фрукты: черника, брусника, клюква — с кустов; вишня, слива, груша, апельсин, оливки, виноград и яблоки — с плодовой листвы.</w:t>
+      </w:r>
+    </w:p>
+    <w:p>
+      <w:pPr>
+        <w:pStyle w:val="a3"/>
+        <w:rPr>
+          <w:rFonts w:ascii="Calibri" w:hAnsi="Calibri" w:cs="Calibri"/>
+          <w:sz w:val="22"/>
+          <w:szCs w:val="22"/>
+        </w:rPr>
+      </w:pPr>
+      <w:r>
+        <w:rPr>
+          <w:rFonts w:ascii="Calibri" w:hAnsi="Calibri" w:cs="Calibri"/>
+          <w:sz w:val="22"/>
+          <w:szCs w:val="22"/>
+        </w:rPr>
+        <w:t>Блюда: картофельная похлёбка, каши по зерну, лосось и зайчатина с травами, изысканная баранина, ягодный морс. Ванильная еда называется по-своему («Зайчатина», «Овощная похлёбка», «Ягодный пирог», «Чёрный хлеб»); овощи не портятся.</w:t>
       </w:r>
     </w:p>
     <w:p>
@@ -15656,7 +16576,7 @@
           <w:rFonts w:eastAsia="Times New Roman" w:cs="Calibri"/>
         </w:rPr>
       </w:pPr>
-      <w:bookmarkStart w:id="46" w:name="_Toc243474644"/>
+      <w:bookmarkStart w:id="47" w:name="_Toc243562397"/>
       <w:r>
         <w:rPr>
           <w:rFonts w:eastAsia="Times New Roman" w:cs="Calibri"/>
@@ -15664,7 +16584,7 @@
         <w:lastRenderedPageBreak/>
         <w:t>12. Пчеловодство</w:t>
       </w:r>
-      <w:bookmarkEnd w:id="46"/>
+      <w:bookmarkEnd w:id="47"/>
     </w:p>
     <w:p>
       <w:pPr>
@@ -15853,7 +16773,7 @@
           <w:sz w:val="22"/>
           <w:szCs w:val="22"/>
         </w:rPr>
-        <w:t xml:space="preserve"> </w:t>
+        <w:t xml:space="preserve"> в первые сутки зимы пчёлы съедают 2 мёда; не хватило — рой гибнет. Мёд не портится; его едят, кладут в </w:t>
       </w:r>
       <w:r>
         <w:rPr>
@@ -15861,7 +16781,15 @@
           <w:sz w:val="22"/>
           <w:szCs w:val="22"/>
         </w:rPr>
-        <w:t>в первые сутки зимы пчёлы съедают 2 мёда; не хватило — рой гибнет. Мёд не портится; его едят, кладут в котелок, выпечку и брожение. Воск смазывает кожу, как сало.</w:t>
+        <w:t>горшок</w:t>
+      </w:r>
+      <w:r>
+        <w:rPr>
+          <w:rFonts w:ascii="Calibri" w:hAnsi="Calibri" w:cs="Calibri"/>
+          <w:sz w:val="22"/>
+          <w:szCs w:val="22"/>
+        </w:rPr>
+        <w:t>, выпечку и брожение. Воск смазывает кожу, как сало.</w:t>
       </w:r>
     </w:p>
     <w:p>
@@ -15872,7 +16800,7 @@
           <w:rFonts w:eastAsia="Times New Roman" w:cs="Calibri"/>
         </w:rPr>
       </w:pPr>
-      <w:bookmarkStart w:id="47" w:name="_Toc243474645"/>
+      <w:bookmarkStart w:id="48" w:name="_Toc243562398"/>
       <w:r>
         <w:rPr>
           <w:rFonts w:eastAsia="Times New Roman" w:cs="Calibri"/>
@@ -15880,7 +16808,7 @@
         <w:lastRenderedPageBreak/>
         <w:t>13. Алкоголь</w:t>
       </w:r>
-      <w:bookmarkEnd w:id="47"/>
+      <w:bookmarkEnd w:id="48"/>
     </w:p>
     <w:p>
       <w:pPr>
@@ -15979,14 +16907,14 @@
           <w:rFonts w:eastAsia="Times New Roman" w:cs="Calibri"/>
         </w:rPr>
       </w:pPr>
-      <w:bookmarkStart w:id="48" w:name="_Toc243474646"/>
+      <w:bookmarkStart w:id="49" w:name="_Toc243562399"/>
       <w:r>
         <w:rPr>
           <w:rFonts w:eastAsia="Times New Roman" w:cs="Calibri"/>
         </w:rPr>
         <w:t>13.1. Давильня: сок</w:t>
       </w:r>
-      <w:bookmarkEnd w:id="48"/>
+      <w:bookmarkEnd w:id="49"/>
     </w:p>
     <w:p>
       <w:pPr>
@@ -16085,14 +17013,14 @@
           <w:rFonts w:eastAsia="Times New Roman" w:cs="Calibri"/>
         </w:rPr>
       </w:pPr>
-      <w:bookmarkStart w:id="49" w:name="_Toc243474647"/>
+      <w:bookmarkStart w:id="50" w:name="_Toc243562400"/>
       <w:r>
         <w:rPr>
           <w:rFonts w:eastAsia="Times New Roman" w:cs="Calibri"/>
         </w:rPr>
         <w:t>13.2. Солод и пивное сусло</w:t>
       </w:r>
-      <w:bookmarkEnd w:id="49"/>
+      <w:bookmarkEnd w:id="50"/>
     </w:p>
     <w:p>
       <w:pPr>
@@ -16299,7 +17227,7 @@
           <w:sz w:val="22"/>
           <w:szCs w:val="22"/>
         </w:rPr>
-        <w:t>Котелок</w:t>
+        <w:t>Горшок</w:t>
       </w:r>
       <w:r>
         <w:rPr>
@@ -16325,7 +17253,23 @@
           <w:sz w:val="22"/>
           <w:szCs w:val="22"/>
         </w:rPr>
-        <w:t xml:space="preserve">Только мёд и вода в котелке — </w:t>
+        <w:t xml:space="preserve">Только мёд и вода в </w:t>
+      </w:r>
+      <w:r>
+        <w:rPr>
+          <w:rFonts w:ascii="Calibri" w:hAnsi="Calibri" w:cs="Calibri"/>
+          <w:sz w:val="22"/>
+          <w:szCs w:val="22"/>
+        </w:rPr>
+        <w:t>горшке</w:t>
+      </w:r>
+      <w:r>
+        <w:rPr>
+          <w:rFonts w:ascii="Calibri" w:hAnsi="Calibri" w:cs="Calibri"/>
+          <w:sz w:val="22"/>
+          <w:szCs w:val="22"/>
+        </w:rPr>
+        <w:t xml:space="preserve"> — </w:t>
       </w:r>
       <w:r>
         <w:rPr>
@@ -16353,14 +17297,14 @@
           <w:rFonts w:eastAsia="Times New Roman" w:cs="Calibri"/>
         </w:rPr>
       </w:pPr>
-      <w:bookmarkStart w:id="50" w:name="_Toc243474648"/>
+      <w:bookmarkStart w:id="51" w:name="_Toc243562401"/>
       <w:r>
         <w:rPr>
           <w:rFonts w:eastAsia="Times New Roman" w:cs="Calibri"/>
         </w:rPr>
         <w:t>13.3. Бродильная бочка</w:t>
       </w:r>
-      <w:bookmarkEnd w:id="50"/>
+      <w:bookmarkEnd w:id="51"/>
     </w:p>
     <w:p>
       <w:pPr>
@@ -17275,14 +18219,14 @@
           <w:rFonts w:eastAsia="Times New Roman" w:cs="Calibri"/>
         </w:rPr>
       </w:pPr>
-      <w:bookmarkStart w:id="51" w:name="_Toc243474649"/>
+      <w:bookmarkStart w:id="52" w:name="_Toc243562402"/>
       <w:r>
         <w:rPr>
           <w:rFonts w:eastAsia="Times New Roman" w:cs="Calibri"/>
         </w:rPr>
         <w:t>13.4. Перегонный куб: крепкое</w:t>
       </w:r>
-      <w:bookmarkEnd w:id="51"/>
+      <w:bookmarkEnd w:id="52"/>
     </w:p>
     <w:p>
       <w:pPr>
@@ -17303,7 +18247,23 @@
           <w:sz w:val="22"/>
           <w:szCs w:val="22"/>
         </w:rPr>
-        <w:t>E кубом по очагу — поставить прямо на огонь (котелок и куски с углей нужно снять); щелчки по кубу проходят через очаг, а дрова и огниво по-прежнему идут очагу. Над костром, огнём, магмой или лавой куб ставится ПКМ. Жар: очаг 1–3, костёр или огонь 2, магма или лава 3.</w:t>
+        <w:t>E кубом по очагу — поставить прямо на огонь (</w:t>
+      </w:r>
+      <w:r>
+        <w:rPr>
+          <w:rFonts w:ascii="Calibri" w:eastAsia="Times New Roman" w:hAnsi="Calibri" w:cs="Calibri"/>
+          <w:sz w:val="22"/>
+          <w:szCs w:val="22"/>
+        </w:rPr>
+        <w:t>горшок</w:t>
+      </w:r>
+      <w:r>
+        <w:rPr>
+          <w:rFonts w:ascii="Calibri" w:eastAsia="Times New Roman" w:hAnsi="Calibri" w:cs="Calibri"/>
+          <w:sz w:val="22"/>
+          <w:szCs w:val="22"/>
+        </w:rPr>
+        <w:t xml:space="preserve"> и куски с углей нужно снять); щелчки по кубу проходят через очаг, а дрова и огниво по-прежнему идут очагу. Над костром, огнём, магмой или лавой куб ставится ПКМ. Жар: очаг 1–3, костёр или огонь 2, магма или лава 3.</w:t>
       </w:r>
     </w:p>
     <w:p>
@@ -17765,14 +18725,14 @@
           <w:rFonts w:eastAsia="Times New Roman" w:cs="Calibri"/>
         </w:rPr>
       </w:pPr>
-      <w:bookmarkStart w:id="52" w:name="_Toc243474650"/>
+      <w:bookmarkStart w:id="53" w:name="_Toc243562403"/>
       <w:r>
         <w:rPr>
           <w:rFonts w:eastAsia="Times New Roman" w:cs="Calibri"/>
         </w:rPr>
         <w:t>13.5. Бочка для выдержки</w:t>
       </w:r>
-      <w:bookmarkEnd w:id="52"/>
+      <w:bookmarkEnd w:id="53"/>
     </w:p>
     <w:p>
       <w:pPr>
@@ -17866,7 +18826,7 @@
           <w:rFonts w:eastAsia="Times New Roman" w:cs="Calibri"/>
         </w:rPr>
       </w:pPr>
-      <w:bookmarkStart w:id="53" w:name="_Toc243474651"/>
+      <w:bookmarkStart w:id="54" w:name="_Toc243562404"/>
       <w:r>
         <w:rPr>
           <w:rFonts w:eastAsia="Times New Roman" w:cs="Calibri"/>
@@ -17874,7 +18834,7 @@
         <w:lastRenderedPageBreak/>
         <w:t>14. Кожевенное дело</w:t>
       </w:r>
-      <w:bookmarkEnd w:id="53"/>
+      <w:bookmarkEnd w:id="54"/>
     </w:p>
     <w:p>
       <w:pPr>
@@ -17901,14 +18861,14 @@
           <w:rFonts w:eastAsia="Times New Roman" w:cs="Calibri"/>
         </w:rPr>
       </w:pPr>
-      <w:bookmarkStart w:id="54" w:name="_Toc243474652"/>
+      <w:bookmarkStart w:id="55" w:name="_Toc243562405"/>
       <w:r>
         <w:rPr>
           <w:rFonts w:eastAsia="Times New Roman" w:cs="Calibri"/>
         </w:rPr>
         <w:t>14.1. Сырьё</w:t>
       </w:r>
-      <w:bookmarkEnd w:id="54"/>
+      <w:bookmarkEnd w:id="55"/>
     </w:p>
     <w:p>
       <w:pPr>
@@ -17931,15 +18891,7 @@
           <w:sz w:val="22"/>
           <w:szCs w:val="22"/>
         </w:rPr>
-        <w:t>Шкура</w:t>
-      </w:r>
-      <w:r>
-        <w:rPr>
-          <w:rFonts w:ascii="Calibri" w:eastAsia="Times New Roman" w:hAnsi="Calibri" w:cs="Calibri"/>
-          <w:sz w:val="22"/>
-          <w:szCs w:val="22"/>
-        </w:rPr>
-        <w:t xml:space="preserve"> падает со зверя всегда, нож не нужен: кролик 1 кусок, лиса и волк 2, овца и свинья 3, корова и лошадь 5, белый медведь 6. Убит за 1–2 удара — качество +1, за 6 и больше — кусок меньше.</w:t>
+        <w:t>Шкура падает со зверя всегда, нож не нужен: кролик и оцелот — 1 кусок, лиса, волк и коза — 2, овца и свинья — 3, кабан, лама, мул и осёл — 4, вол, конь и верблюд — 5, белый медведь — 6. Убит за 1–2 удара — качество +1, за 6 и больше — кусок меньше. Парная и солёная шкура и выделанный мех называются по зверю («Волчья шкура», «Солёная волчья шкура», «Мех волка») и выглядят по-своему. Когда в чане нет воды или раствора, шкуры лежат на дне.</w:t>
       </w:r>
     </w:p>
     <w:p>
@@ -18007,15 +18959,7 @@
           <w:sz w:val="22"/>
           <w:szCs w:val="22"/>
         </w:rPr>
-        <w:t xml:space="preserve"> </w:t>
-      </w:r>
-      <w:r>
-        <w:rPr>
-          <w:rFonts w:ascii="Calibri" w:eastAsia="Times New Roman" w:hAnsi="Calibri" w:cs="Calibri"/>
-          <w:sz w:val="22"/>
-          <w:szCs w:val="22"/>
-        </w:rPr>
-        <w:t>— из кальцита; соль; сало или воск.</w:t>
+        <w:t xml:space="preserve"> — из кальцита; соль; сало или воск.</w:t>
       </w:r>
     </w:p>
     <w:p>
@@ -18025,14 +18969,14 @@
           <w:rFonts w:eastAsia="Times New Roman" w:cs="Calibri"/>
         </w:rPr>
       </w:pPr>
-      <w:bookmarkStart w:id="55" w:name="_Toc243474653"/>
+      <w:bookmarkStart w:id="56" w:name="_Toc243562406"/>
       <w:r>
         <w:rPr>
           <w:rFonts w:eastAsia="Times New Roman" w:cs="Calibri"/>
         </w:rPr>
         <w:t>14.2. Порядок работы</w:t>
       </w:r>
-      <w:bookmarkEnd w:id="55"/>
+      <w:bookmarkEnd w:id="56"/>
     </w:p>
     <w:p>
       <w:pPr>
@@ -18175,15 +19119,7 @@
           <w:sz w:val="22"/>
           <w:szCs w:val="22"/>
         </w:rPr>
-        <w:t xml:space="preserve"> </w:t>
-      </w:r>
-      <w:r>
-        <w:rPr>
-          <w:rFonts w:ascii="Calibri" w:hAnsi="Calibri" w:cs="Calibri"/>
-          <w:sz w:val="22"/>
-          <w:szCs w:val="22"/>
-        </w:rPr>
-        <w:t>мокрая кожа сохнет несколько суток (летом быстрее); колотушкой разминают, салом или воском пропитывают — оба дают +качество.</w:t>
+        <w:t xml:space="preserve"> мокрая кожа сохнет несколько суток (летом быстрее); колотушкой разминают, салом или воском пропитывают — оба дают +качество.</w:t>
       </w:r>
     </w:p>
     <w:p>
@@ -18266,15 +19202,452 @@
           <w:rFonts w:eastAsia="Times New Roman" w:cs="Calibri"/>
         </w:rPr>
       </w:pPr>
-      <w:bookmarkStart w:id="56" w:name="_Toc243474654"/>
+      <w:bookmarkStart w:id="57" w:name="_Toc243562407"/>
       <w:r>
         <w:rPr>
           <w:rFonts w:eastAsia="Times New Roman" w:cs="Calibri"/>
         </w:rPr>
         <w:lastRenderedPageBreak/>
-        <w:t>15. Команды и правила игры</w:t>
-      </w:r>
-      <w:bookmarkEnd w:id="56"/>
+        <w:t>15. Гончарное дело</w:t>
+      </w:r>
+      <w:bookmarkEnd w:id="57"/>
+    </w:p>
+    <w:p>
+      <w:pPr>
+        <w:pStyle w:val="a3"/>
+        <w:rPr>
+          <w:rFonts w:ascii="Calibri" w:hAnsi="Calibri" w:cs="Calibri"/>
+          <w:sz w:val="22"/>
+          <w:szCs w:val="22"/>
+        </w:rPr>
+      </w:pPr>
+      <w:r>
+        <w:rPr>
+          <w:rFonts w:ascii="Calibri" w:hAnsi="Calibri" w:cs="Calibri"/>
+          <w:sz w:val="22"/>
+          <w:szCs w:val="22"/>
+        </w:rPr>
+        <w:t>Путь: глина → бочка для замеса → гончарная глина → гончарный круг → сырец → полка для сырца → горн → посуда. Станции ставят строители, работа — на E. Качество глины, сырца и посуды — 0–5 по общей шкале.</w:t>
+      </w:r>
+    </w:p>
+    <w:p>
+      <w:pPr>
+        <w:pStyle w:val="2"/>
+        <w:rPr>
+          <w:rFonts w:eastAsia="Times New Roman" w:cs="Calibri"/>
+        </w:rPr>
+      </w:pPr>
+      <w:bookmarkStart w:id="58" w:name="_Toc243562408"/>
+      <w:r>
+        <w:rPr>
+          <w:rFonts w:eastAsia="Times New Roman" w:cs="Calibri"/>
+        </w:rPr>
+        <w:t>15.1. Бочка для замеса</w:t>
+      </w:r>
+      <w:bookmarkEnd w:id="58"/>
+    </w:p>
+    <w:p>
+      <w:pPr>
+        <w:numPr>
+          <w:ilvl w:val="0"/>
+          <w:numId w:val="17"/>
+        </w:numPr>
+        <w:spacing w:before="100" w:beforeAutospacing="1" w:after="100" w:afterAutospacing="1"/>
+        <w:rPr>
+          <w:rFonts w:ascii="Calibri" w:eastAsia="Times New Roman" w:hAnsi="Calibri" w:cs="Calibri"/>
+          <w:sz w:val="22"/>
+          <w:szCs w:val="22"/>
+        </w:rPr>
+      </w:pPr>
+      <w:r>
+        <w:rPr>
+          <w:rFonts w:ascii="Calibri" w:eastAsia="Times New Roman" w:hAnsi="Calibri" w:cs="Calibri"/>
+          <w:b/>
+          <w:bCs/>
+          <w:sz w:val="22"/>
+          <w:szCs w:val="22"/>
+        </w:rPr>
+        <w:t>Глина (ком или блок = 4 кома, до 12), ведро или полный кувшин воды, песок или шамот. Лучше всего 1 часть отощителя на 3 части глины (+1 к качеству); меньше 20% — жирная глина (−1 и трещины чаще), больше 45% — тощая (−1). Шамот вместо песка — трещин меньше.</w:t>
+      </w:r>
+    </w:p>
+    <w:p>
+      <w:pPr>
+        <w:numPr>
+          <w:ilvl w:val="0"/>
+          <w:numId w:val="17"/>
+        </w:numPr>
+        <w:spacing w:before="100" w:beforeAutospacing="1" w:after="100" w:afterAutospacing="1"/>
+        <w:rPr>
+          <w:rFonts w:ascii="Calibri" w:eastAsia="Times New Roman" w:hAnsi="Calibri" w:cs="Calibri"/>
+          <w:sz w:val="22"/>
+          <w:szCs w:val="22"/>
+        </w:rPr>
+      </w:pPr>
+      <w:r>
+        <w:rPr>
+          <w:rFonts w:ascii="Calibri" w:eastAsia="Times New Roman" w:hAnsi="Calibri" w:cs="Calibri"/>
+          <w:b/>
+          <w:bCs/>
+          <w:sz w:val="22"/>
+          <w:szCs w:val="22"/>
+        </w:rPr>
+        <w:t>E пустой рукой — месить: 12 ровных нажатий, в спешке появляются пузыри (−1 за каждые 2). Пролежавшая в бочке 3 суток глина — +1. Shift + E — забрать гончарную глину.</w:t>
+      </w:r>
+    </w:p>
+    <w:p>
+      <w:pPr>
+        <w:numPr>
+          <w:ilvl w:val="0"/>
+          <w:numId w:val="17"/>
+        </w:numPr>
+        <w:spacing w:before="100" w:beforeAutospacing="1" w:after="100" w:afterAutospacing="1"/>
+        <w:rPr>
+          <w:rFonts w:ascii="Calibri" w:eastAsia="Times New Roman" w:hAnsi="Calibri" w:cs="Calibri"/>
+          <w:sz w:val="22"/>
+          <w:szCs w:val="22"/>
+        </w:rPr>
+      </w:pPr>
+      <w:r>
+        <w:rPr>
+          <w:rFonts w:ascii="Calibri" w:eastAsia="Times New Roman" w:hAnsi="Calibri" w:cs="Calibri"/>
+          <w:b/>
+          <w:bCs/>
+          <w:sz w:val="22"/>
+          <w:szCs w:val="22"/>
+        </w:rPr>
+        <w:t>Форма для кирпича по бочке — кирпич-сырец. Сырец и кирпич-сырец, в том числе треснувшие, размачиваются в бочке обратно в глину.</w:t>
+      </w:r>
+    </w:p>
+    <w:p>
+      <w:pPr>
+        <w:pStyle w:val="2"/>
+        <w:rPr>
+          <w:rFonts w:eastAsia="Times New Roman" w:cs="Calibri"/>
+        </w:rPr>
+      </w:pPr>
+      <w:bookmarkStart w:id="59" w:name="_Toc243562409"/>
+      <w:r>
+        <w:rPr>
+          <w:rFonts w:eastAsia="Times New Roman" w:cs="Calibri"/>
+        </w:rPr>
+        <w:t>15.2. Гончарный круг</w:t>
+      </w:r>
+      <w:bookmarkEnd w:id="59"/>
+    </w:p>
+    <w:p>
+      <w:pPr>
+        <w:numPr>
+          <w:ilvl w:val="0"/>
+          <w:numId w:val="17"/>
+        </w:numPr>
+        <w:spacing w:before="100" w:beforeAutospacing="1" w:after="100" w:afterAutospacing="1"/>
+        <w:rPr>
+          <w:rFonts w:ascii="Calibri" w:eastAsia="Times New Roman" w:hAnsi="Calibri" w:cs="Calibri"/>
+          <w:sz w:val="22"/>
+          <w:szCs w:val="22"/>
+        </w:rPr>
+      </w:pPr>
+      <w:r>
+        <w:rPr>
+          <w:rFonts w:ascii="Calibri" w:eastAsia="Times New Roman" w:hAnsi="Calibri" w:cs="Calibri"/>
+          <w:b/>
+          <w:bCs/>
+          <w:sz w:val="22"/>
+          <w:szCs w:val="22"/>
+        </w:rPr>
+        <w:t>E гончарной глиной — положить (до 6 комьев), пустой рукой — сесть за круг и выбрать форму: кружка (1 ком), миска (1), кувшин (2), горшок (3), корчага (6), светильник (1).</w:t>
+      </w:r>
+    </w:p>
+    <w:p>
+      <w:pPr>
+        <w:numPr>
+          <w:ilvl w:val="0"/>
+          <w:numId w:val="17"/>
+        </w:numPr>
+        <w:spacing w:before="100" w:beforeAutospacing="1" w:after="100" w:afterAutospacing="1"/>
+        <w:rPr>
+          <w:rFonts w:ascii="Calibri" w:eastAsia="Times New Roman" w:hAnsi="Calibri" w:cs="Calibri"/>
+          <w:sz w:val="22"/>
+          <w:szCs w:val="22"/>
+        </w:rPr>
+      </w:pPr>
+      <w:r>
+        <w:rPr>
+          <w:rFonts w:ascii="Calibri" w:eastAsia="Times New Roman" w:hAnsi="Calibri" w:cs="Calibri"/>
+          <w:b/>
+          <w:bCs/>
+          <w:sz w:val="22"/>
+          <w:szCs w:val="22"/>
+        </w:rPr>
+        <w:t>Сосуд лепится в разрезе: ЛКМ — срезать, ПКМ — налепить из обрезков, Shift + ЛКМ — вытянуть стенку. Пробел подталкивает маховик: в зелёной зоне лепится чисто, слишком медленно — глина мнётся, слишком быстро — срывается. Ручки, ушки и носик лепятся на остановленном круге.</w:t>
+      </w:r>
+    </w:p>
+    <w:p>
+      <w:pPr>
+        <w:numPr>
+          <w:ilvl w:val="0"/>
+          <w:numId w:val="17"/>
+        </w:numPr>
+        <w:spacing w:before="100" w:beforeAutospacing="1" w:after="100" w:afterAutospacing="1"/>
+        <w:rPr>
+          <w:rFonts w:ascii="Calibri" w:eastAsia="Times New Roman" w:hAnsi="Calibri" w:cs="Calibri"/>
+          <w:sz w:val="22"/>
+          <w:szCs w:val="22"/>
+        </w:rPr>
+      </w:pPr>
+      <w:r>
+        <w:rPr>
+          <w:rFonts w:ascii="Calibri" w:eastAsia="Times New Roman" w:hAnsi="Calibri" w:cs="Calibri"/>
+          <w:b/>
+          <w:bCs/>
+          <w:sz w:val="22"/>
+          <w:szCs w:val="22"/>
+        </w:rPr>
+        <w:t>Рядом видно сходство с образцом и будущее качество; при сходстве ниже 70% сосуд не засчитывается. Качество сырца складывается из глины, сходства и неровностей.</w:t>
+      </w:r>
+    </w:p>
+    <w:p>
+      <w:pPr>
+        <w:pStyle w:val="2"/>
+        <w:rPr>
+          <w:rFonts w:eastAsia="Times New Roman" w:cs="Calibri"/>
+        </w:rPr>
+      </w:pPr>
+      <w:bookmarkStart w:id="60" w:name="_Toc243562410"/>
+      <w:r>
+        <w:rPr>
+          <w:rFonts w:eastAsia="Times New Roman" w:cs="Calibri"/>
+        </w:rPr>
+        <w:t>15.3. Сушка и обжиг</w:t>
+      </w:r>
+      <w:bookmarkEnd w:id="60"/>
+    </w:p>
+    <w:p>
+      <w:pPr>
+        <w:numPr>
+          <w:ilvl w:val="0"/>
+          <w:numId w:val="17"/>
+        </w:numPr>
+        <w:spacing w:before="100" w:beforeAutospacing="1" w:after="100" w:afterAutospacing="1"/>
+        <w:rPr>
+          <w:rFonts w:ascii="Calibri" w:eastAsia="Times New Roman" w:hAnsi="Calibri" w:cs="Calibri"/>
+          <w:sz w:val="22"/>
+          <w:szCs w:val="22"/>
+        </w:rPr>
+      </w:pPr>
+      <w:r>
+        <w:rPr>
+          <w:rFonts w:ascii="Calibri" w:eastAsia="Times New Roman" w:hAnsi="Calibri" w:cs="Calibri"/>
+          <w:b/>
+          <w:bCs/>
+          <w:sz w:val="22"/>
+          <w:szCs w:val="22"/>
+        </w:rPr>
+        <w:t>Полка для сырца: два яруса по два сырца. Под крышей сырец сохнет сутки, под небом — полсуток, но может треснуть; дождь размачивает его. Подсохший до кожетвёрдого сырец лощат костью или кремнём.</w:t>
+      </w:r>
+    </w:p>
+    <w:p>
+      <w:pPr>
+        <w:numPr>
+          <w:ilvl w:val="0"/>
+          <w:numId w:val="17"/>
+        </w:numPr>
+        <w:spacing w:before="100" w:beforeAutospacing="1" w:after="100" w:afterAutospacing="1"/>
+        <w:rPr>
+          <w:rFonts w:ascii="Calibri" w:eastAsia="Times New Roman" w:hAnsi="Calibri" w:cs="Calibri"/>
+          <w:sz w:val="22"/>
+          <w:szCs w:val="22"/>
+        </w:rPr>
+      </w:pPr>
+      <w:r>
+        <w:rPr>
+          <w:rFonts w:ascii="Calibri" w:eastAsia="Times New Roman" w:hAnsi="Calibri" w:cs="Calibri"/>
+          <w:b/>
+          <w:bCs/>
+          <w:sz w:val="22"/>
+          <w:szCs w:val="22"/>
+        </w:rPr>
+        <w:t>Горн: малый — 4 вещи, большой — 10. Дрова, огниво или факел; Shift + E — заслонка (открыта — жарче и прожорливее). Первую минуту жар не выше 350°, иначе трещины; потом держать 600–850°, пока не обожжётся. Меньше — недожог (хрупкая посуда), выше 880° — пережог. Вынимать остывшим.</w:t>
+      </w:r>
+    </w:p>
+    <w:p>
+      <w:pPr>
+        <w:numPr>
+          <w:ilvl w:val="0"/>
+          <w:numId w:val="17"/>
+        </w:numPr>
+        <w:spacing w:before="100" w:beforeAutospacing="1" w:after="100" w:afterAutospacing="1"/>
+        <w:rPr>
+          <w:rFonts w:ascii="Calibri" w:eastAsia="Times New Roman" w:hAnsi="Calibri" w:cs="Calibri"/>
+          <w:sz w:val="22"/>
+          <w:szCs w:val="22"/>
+        </w:rPr>
+      </w:pPr>
+      <w:r>
+        <w:rPr>
+          <w:rFonts w:ascii="Calibri" w:eastAsia="Times New Roman" w:hAnsi="Calibri" w:cs="Calibri"/>
+          <w:b/>
+          <w:bCs/>
+          <w:sz w:val="22"/>
+          <w:szCs w:val="22"/>
+        </w:rPr>
+        <w:t>Закрытая заслонка в жару даёт дым: залощённое выходит чернолощёным (+1). Треснувшее — черепки; на жёрнове они мелются в шамот. После 20 обжигов горн разваливается — чинят 4 кирпичами.</w:t>
+      </w:r>
+    </w:p>
+    <w:p>
+      <w:pPr>
+        <w:pStyle w:val="2"/>
+        <w:rPr>
+          <w:rFonts w:eastAsia="Times New Roman" w:cs="Calibri"/>
+        </w:rPr>
+      </w:pPr>
+      <w:bookmarkStart w:id="61" w:name="_Toc243562411"/>
+      <w:r>
+        <w:rPr>
+          <w:rFonts w:eastAsia="Times New Roman" w:cs="Calibri"/>
+        </w:rPr>
+        <w:t>15.4. Посуда</w:t>
+      </w:r>
+      <w:bookmarkEnd w:id="61"/>
+    </w:p>
+    <w:p>
+      <w:pPr>
+        <w:numPr>
+          <w:ilvl w:val="0"/>
+          <w:numId w:val="17"/>
+        </w:numPr>
+        <w:spacing w:before="100" w:beforeAutospacing="1" w:after="100" w:afterAutospacing="1"/>
+        <w:rPr>
+          <w:rFonts w:ascii="Calibri" w:eastAsia="Times New Roman" w:hAnsi="Calibri" w:cs="Calibri"/>
+          <w:sz w:val="22"/>
+          <w:szCs w:val="22"/>
+        </w:rPr>
+      </w:pPr>
+      <w:r>
+        <w:rPr>
+          <w:rFonts w:ascii="Calibri" w:eastAsia="Times New Roman" w:hAnsi="Calibri" w:cs="Calibri"/>
+          <w:b/>
+          <w:bCs/>
+          <w:sz w:val="22"/>
+          <w:szCs w:val="22"/>
+        </w:rPr>
+        <w:t>Кружка и кувшин (1 и 4 меры воды): ПКМ по воде — набрать, ПКМ — пить (+25 жажды; кувшин летом холодит воду, +5), Shift + ПКМ — вылить. Полный кувшин заменяет ведро воды в бочке для замеса, горшке и дубильном чане.</w:t>
+      </w:r>
+    </w:p>
+    <w:p>
+      <w:pPr>
+        <w:numPr>
+          <w:ilvl w:val="0"/>
+          <w:numId w:val="17"/>
+        </w:numPr>
+        <w:spacing w:before="100" w:beforeAutospacing="1" w:after="100" w:afterAutospacing="1"/>
+        <w:rPr>
+          <w:rFonts w:ascii="Calibri" w:eastAsia="Times New Roman" w:hAnsi="Calibri" w:cs="Calibri"/>
+          <w:sz w:val="22"/>
+          <w:szCs w:val="22"/>
+        </w:rPr>
+      </w:pPr>
+      <w:r>
+        <w:rPr>
+          <w:rFonts w:ascii="Calibri" w:eastAsia="Times New Roman" w:hAnsi="Calibri" w:cs="Calibri"/>
+          <w:b/>
+          <w:bCs/>
+          <w:sz w:val="22"/>
+          <w:szCs w:val="22"/>
+        </w:rPr>
+        <w:t>Миска: в неё черпают из горшка на очаге; после еды в руке остаётся та же миска.</w:t>
+      </w:r>
+    </w:p>
+    <w:p>
+      <w:pPr>
+        <w:numPr>
+          <w:ilvl w:val="0"/>
+          <w:numId w:val="17"/>
+        </w:numPr>
+        <w:spacing w:before="100" w:beforeAutospacing="1" w:after="100" w:afterAutospacing="1"/>
+        <w:rPr>
+          <w:rFonts w:ascii="Calibri" w:eastAsia="Times New Roman" w:hAnsi="Calibri" w:cs="Calibri"/>
+          <w:sz w:val="22"/>
+          <w:szCs w:val="22"/>
+        </w:rPr>
+      </w:pPr>
+      <w:r>
+        <w:rPr>
+          <w:rFonts w:ascii="Calibri" w:eastAsia="Times New Roman" w:hAnsi="Calibri" w:cs="Calibri"/>
+          <w:b/>
+          <w:bCs/>
+          <w:sz w:val="22"/>
+          <w:szCs w:val="22"/>
+        </w:rPr>
+        <w:t>Горшок: положите на него в инвентаре еду (до 16 одного рода) — внутри портится вдвое медленнее, под воском — вчетверо; ПКМ — вынуть. Пустой горшок ставят на очаг и варят в нём (на огне он выглядит котелком); он изнашивается: 10 + 6 × качество варок.</w:t>
+      </w:r>
+    </w:p>
+    <w:p>
+      <w:pPr>
+        <w:numPr>
+          <w:ilvl w:val="0"/>
+          <w:numId w:val="17"/>
+        </w:numPr>
+        <w:spacing w:before="100" w:beforeAutospacing="1" w:after="100" w:afterAutospacing="1"/>
+        <w:rPr>
+          <w:rFonts w:ascii="Calibri" w:eastAsia="Times New Roman" w:hAnsi="Calibri" w:cs="Calibri"/>
+          <w:sz w:val="22"/>
+          <w:szCs w:val="22"/>
+        </w:rPr>
+      </w:pPr>
+      <w:r>
+        <w:rPr>
+          <w:rFonts w:ascii="Calibri" w:eastAsia="Times New Roman" w:hAnsi="Calibri" w:cs="Calibri"/>
+          <w:b/>
+          <w:bCs/>
+          <w:sz w:val="22"/>
+          <w:szCs w:val="22"/>
+        </w:rPr>
+        <w:t>Корчага: 16 мер воды или 8 склянок одного питья, запечатывается воском. Светильник: заправляется салом или воском, ПКМ — зажечь (нужно огниво или факел при себе).</w:t>
+      </w:r>
+    </w:p>
+    <w:p>
+      <w:pPr>
+        <w:numPr>
+          <w:ilvl w:val="0"/>
+          <w:numId w:val="17"/>
+        </w:numPr>
+        <w:spacing w:before="100" w:beforeAutospacing="1" w:after="100" w:afterAutospacing="1"/>
+        <w:rPr>
+          <w:rFonts w:ascii="Calibri" w:eastAsia="Times New Roman" w:hAnsi="Calibri" w:cs="Calibri"/>
+          <w:sz w:val="22"/>
+          <w:szCs w:val="22"/>
+        </w:rPr>
+      </w:pPr>
+      <w:r>
+        <w:rPr>
+          <w:rFonts w:ascii="Calibri" w:eastAsia="Times New Roman" w:hAnsi="Calibri" w:cs="Calibri"/>
+          <w:b/>
+          <w:bCs/>
+          <w:sz w:val="22"/>
+          <w:szCs w:val="22"/>
+        </w:rPr>
+        <w:lastRenderedPageBreak/>
+        <w:t>Посуда может треснуть при каждом пользовании: Ужасная — 6%, Плохая — 4%, Посредственная — 2,5%, Добротная — 1,5%, Отменная — 0,8%, Шедевр — 0,3%; у недожога — вдвое чаще. Треснувшую можно только опорожнить или разбить на черепки (Shift + ПКМ).</w:t>
+      </w:r>
+    </w:p>
+    <w:p>
+      <w:pPr>
+        <w:pStyle w:val="1"/>
+        <w:pageBreakBefore/>
+        <w:rPr>
+          <w:rFonts w:eastAsia="Times New Roman" w:cs="Calibri"/>
+        </w:rPr>
+      </w:pPr>
+      <w:bookmarkStart w:id="62" w:name="_Toc243562412"/>
+      <w:r>
+        <w:rPr>
+          <w:rFonts w:eastAsia="Times New Roman" w:cs="Calibri"/>
+        </w:rPr>
+        <w:lastRenderedPageBreak/>
+        <w:t>16. Команды и правила игры</w:t>
+      </w:r>
+      <w:bookmarkEnd w:id="62"/>
     </w:p>
     <w:p>
       <w:pPr>
@@ -20088,15 +21461,15 @@
           <w:rFonts w:eastAsia="Times New Roman" w:cs="Calibri"/>
         </w:rPr>
       </w:pPr>
-      <w:bookmarkStart w:id="57" w:name="_Toc243474655"/>
+      <w:bookmarkStart w:id="63" w:name="_Toc243562413"/>
       <w:r>
         <w:rPr>
           <w:rFonts w:eastAsia="Times New Roman" w:cs="Calibri"/>
         </w:rPr>
         <w:lastRenderedPageBreak/>
-        <w:t>16. Что изменилось: история версий</w:t>
-      </w:r>
-      <w:bookmarkEnd w:id="57"/>
+        <w:t>17. Что изменилось: история версий</w:t>
+      </w:r>
+      <w:bookmarkEnd w:id="63"/>
     </w:p>
     <w:tbl>
       <w:tblPr>
@@ -20110,8 +21483,8 @@
         <w:tblLook w:val="04A0" w:firstRow="1" w:lastRow="0" w:firstColumn="1" w:lastColumn="0" w:noHBand="0" w:noVBand="1"/>
       </w:tblPr>
       <w:tblGrid>
-        <w:gridCol w:w="1039"/>
-        <w:gridCol w:w="8452"/>
+        <w:gridCol w:w="855"/>
+        <w:gridCol w:w="8636"/>
       </w:tblGrid>
       <w:tr>
         <w:tc>
@@ -20211,58 +21584,56 @@
               <w:bottom w:w="60" w:type="dxa"/>
               <w:right w:w="120" w:type="dxa"/>
             </w:tcMar>
-            <w:hideMark/>
-          </w:tcPr>
-          <w:p>
-            <w:pPr>
-              <w:rPr>
-                <w:rFonts w:ascii="Calibri" w:eastAsia="Times New Roman" w:hAnsi="Calibri" w:cs="Calibri"/>
-                <w:sz w:val="20"/>
-                <w:szCs w:val="20"/>
-              </w:rPr>
-            </w:pPr>
-            <w:r>
-              <w:rPr>
-                <w:rFonts w:ascii="Calibri" w:eastAsia="Times New Roman" w:hAnsi="Calibri" w:cs="Calibri"/>
-                <w:sz w:val="20"/>
-                <w:szCs w:val="20"/>
-              </w:rPr>
-              <w:t>0.0.9 (в работе)</w:t>
-            </w:r>
-          </w:p>
-        </w:tc>
-        <w:tc>
-          <w:tcPr>
-            <w:tcW w:w="0" w:type="auto"/>
-            <w:tcBorders>
-              <w:top w:val="single" w:sz="6" w:space="0" w:color="B8A888"/>
-              <w:left w:val="single" w:sz="6" w:space="0" w:color="B8A888"/>
-              <w:bottom w:val="single" w:sz="6" w:space="0" w:color="B8A888"/>
-              <w:right w:val="single" w:sz="6" w:space="0" w:color="B8A888"/>
-            </w:tcBorders>
-            <w:tcMar>
-              <w:top w:w="60" w:type="dxa"/>
-              <w:left w:w="120" w:type="dxa"/>
-              <w:bottom w:w="60" w:type="dxa"/>
-              <w:right w:w="120" w:type="dxa"/>
-            </w:tcMar>
-            <w:hideMark/>
-          </w:tcPr>
-          <w:p>
-            <w:pPr>
-              <w:rPr>
-                <w:rFonts w:ascii="Calibri" w:eastAsia="Times New Roman" w:hAnsi="Calibri" w:cs="Calibri"/>
-                <w:sz w:val="20"/>
-                <w:szCs w:val="20"/>
-              </w:rPr>
-            </w:pPr>
-            <w:r>
-              <w:rPr>
-                <w:rFonts w:ascii="Calibri" w:eastAsia="Times New Roman" w:hAnsi="Calibri" w:cs="Calibri"/>
-                <w:sz w:val="20"/>
-                <w:szCs w:val="20"/>
-              </w:rPr>
-              <w:t>Готовка (очаг, котелок, печь, жёрнов, кухонный стол, засолка, копчение и сушка), порча всей еды, качество снаряжения, еды и кожи плашкой, окно инвентаря в стиле Conquest, открытые ячейки для творческого и администрации, пчеловодство и мёд, добавки к пирогам и сладкие булочки, дрова, рожь и чёрный хлеб, жёрнов с анимацией, алкоголь (давильня, брожение, солод, перегонка, выдержка), опьянение, похмелье и пьяный чат. Крафт станций и инструментов убран.</w:t>
+          </w:tcPr>
+          <w:p>
+            <w:pPr>
+              <w:rPr>
+                <w:rFonts w:ascii="Calibri" w:eastAsia="Times New Roman" w:hAnsi="Calibri" w:cs="Calibri"/>
+                <w:sz w:val="20"/>
+                <w:szCs w:val="20"/>
+              </w:rPr>
+            </w:pPr>
+            <w:r>
+              <w:rPr>
+                <w:rFonts w:ascii="Calibri" w:eastAsia="Times New Roman" w:hAnsi="Calibri" w:cs="Calibri"/>
+                <w:sz w:val="20"/>
+                <w:szCs w:val="20"/>
+              </w:rPr>
+              <w:t>0.0.10</w:t>
+            </w:r>
+          </w:p>
+        </w:tc>
+        <w:tc>
+          <w:tcPr>
+            <w:tcW w:w="0" w:type="auto"/>
+            <w:tcBorders>
+              <w:top w:val="single" w:sz="6" w:space="0" w:color="B8A888"/>
+              <w:left w:val="single" w:sz="6" w:space="0" w:color="B8A888"/>
+              <w:bottom w:val="single" w:sz="6" w:space="0" w:color="B8A888"/>
+              <w:right w:val="single" w:sz="6" w:space="0" w:color="B8A888"/>
+            </w:tcBorders>
+            <w:tcMar>
+              <w:top w:w="60" w:type="dxa"/>
+              <w:left w:w="120" w:type="dxa"/>
+              <w:bottom w:w="60" w:type="dxa"/>
+              <w:right w:w="120" w:type="dxa"/>
+            </w:tcMar>
+          </w:tcPr>
+          <w:p>
+            <w:pPr>
+              <w:rPr>
+                <w:rFonts w:ascii="Calibri" w:eastAsia="Times New Roman" w:hAnsi="Calibri" w:cs="Calibri"/>
+                <w:sz w:val="20"/>
+                <w:szCs w:val="20"/>
+              </w:rPr>
+            </w:pPr>
+            <w:r>
+              <w:rPr>
+                <w:rFonts w:ascii="Calibri" w:eastAsia="Times New Roman" w:hAnsi="Calibri" w:cs="Calibri"/>
+                <w:sz w:val="20"/>
+                <w:szCs w:val="20"/>
+              </w:rPr>
+              <w:t>Гончарное дело (бочка для замеса, гончарный круг с лепкой по вокселям, полка для сырца, горны, посуда, трещины от пользования), еда по таблице баланса с эффектами «Сытость», «Улучшенное насыщение» и «Отравление», новые грядки, ягодные кусты, плодовая листва и гуси, горшок вместо котелка, шкуры по зверям, ники прячутся под капюшоном и забралом, состояние станций по ПКМ, все иконки в стиле Conquest, топливо вдвое экономнее, обжиг вдвое быстрее.</w:t>
             </w:r>
           </w:p>
         </w:tc>
@@ -20299,42 +21670,50 @@
                 <w:sz w:val="20"/>
                 <w:szCs w:val="20"/>
               </w:rPr>
-              <w:t>0.0.8</w:t>
-            </w:r>
-          </w:p>
-        </w:tc>
-        <w:tc>
-          <w:tcPr>
-            <w:tcW w:w="0" w:type="auto"/>
-            <w:tcBorders>
-              <w:top w:val="single" w:sz="6" w:space="0" w:color="B8A888"/>
-              <w:left w:val="single" w:sz="6" w:space="0" w:color="B8A888"/>
-              <w:bottom w:val="single" w:sz="6" w:space="0" w:color="B8A888"/>
-              <w:right w:val="single" w:sz="6" w:space="0" w:color="B8A888"/>
-            </w:tcBorders>
-            <w:tcMar>
-              <w:top w:w="60" w:type="dxa"/>
-              <w:left w:w="120" w:type="dxa"/>
-              <w:bottom w:w="60" w:type="dxa"/>
-              <w:right w:w="120" w:type="dxa"/>
-            </w:tcMar>
-            <w:hideMark/>
-          </w:tcPr>
-          <w:p>
-            <w:pPr>
-              <w:rPr>
-                <w:rFonts w:ascii="Calibri" w:eastAsia="Times New Roman" w:hAnsi="Calibri" w:cs="Calibri"/>
-                <w:sz w:val="20"/>
-                <w:szCs w:val="20"/>
-              </w:rPr>
-            </w:pPr>
-            <w:r>
-              <w:rPr>
-                <w:rFonts w:ascii="Calibri" w:eastAsia="Times New Roman" w:hAnsi="Calibri" w:cs="Calibri"/>
-                <w:sz w:val="20"/>
-                <w:szCs w:val="20"/>
-              </w:rPr>
-              <w:t>Забрала у тяжёлых шлемов, узкий вырез без забрала, звуки боя, брони и голоса (74 события), кожевенное дело.</w:t>
+              <w:t>0.0.9</w:t>
+            </w:r>
+          </w:p>
+        </w:tc>
+        <w:tc>
+          <w:tcPr>
+            <w:tcW w:w="0" w:type="auto"/>
+            <w:tcBorders>
+              <w:top w:val="single" w:sz="6" w:space="0" w:color="B8A888"/>
+              <w:left w:val="single" w:sz="6" w:space="0" w:color="B8A888"/>
+              <w:bottom w:val="single" w:sz="6" w:space="0" w:color="B8A888"/>
+              <w:right w:val="single" w:sz="6" w:space="0" w:color="B8A888"/>
+            </w:tcBorders>
+            <w:tcMar>
+              <w:top w:w="60" w:type="dxa"/>
+              <w:left w:w="120" w:type="dxa"/>
+              <w:bottom w:w="60" w:type="dxa"/>
+              <w:right w:w="120" w:type="dxa"/>
+            </w:tcMar>
+            <w:hideMark/>
+          </w:tcPr>
+          <w:p>
+            <w:pPr>
+              <w:rPr>
+                <w:rFonts w:ascii="Calibri" w:eastAsia="Times New Roman" w:hAnsi="Calibri" w:cs="Calibri"/>
+                <w:sz w:val="20"/>
+                <w:szCs w:val="20"/>
+              </w:rPr>
+            </w:pPr>
+            <w:r>
+              <w:rPr>
+                <w:rFonts w:ascii="Calibri" w:eastAsia="Times New Roman" w:hAnsi="Calibri" w:cs="Calibri"/>
+                <w:sz w:val="20"/>
+                <w:szCs w:val="20"/>
+              </w:rPr>
+              <w:t>Готовка (очаг, котелок, печь</w:t>
+            </w:r>
+            <w:r>
+              <w:rPr>
+                <w:rFonts w:ascii="Calibri" w:eastAsia="Times New Roman" w:hAnsi="Calibri" w:cs="Calibri"/>
+                <w:sz w:val="20"/>
+                <w:szCs w:val="20"/>
+              </w:rPr>
+              <w:t>, жёрнов, кухонный стол, засолка, копчение и сушка), порча всей еды, качество снаряжения, еды и кожи плашкой, окно инвентаря в стиле Conquest, открытые ячейки для творческого и администрации, пчеловодство и мёд, добавки к пирогам и сладкие булочки, дрова, рожь и чёрный хлеб, жёрнов с анимацией, алкоголь (давильня, брожение, солод, перегонка, выдержка), опьянение, похмелье и пьяный чат. Крафт станций и инструментов убран.</w:t>
             </w:r>
           </w:p>
         </w:tc>
@@ -20371,42 +21750,42 @@
                 <w:sz w:val="20"/>
                 <w:szCs w:val="20"/>
               </w:rPr>
-              <w:t>0.0.7</w:t>
-            </w:r>
-          </w:p>
-        </w:tc>
-        <w:tc>
-          <w:tcPr>
-            <w:tcW w:w="0" w:type="auto"/>
-            <w:tcBorders>
-              <w:top w:val="single" w:sz="6" w:space="0" w:color="B8A888"/>
-              <w:left w:val="single" w:sz="6" w:space="0" w:color="B8A888"/>
-              <w:bottom w:val="single" w:sz="6" w:space="0" w:color="B8A888"/>
-              <w:right w:val="single" w:sz="6" w:space="0" w:color="B8A888"/>
-            </w:tcBorders>
-            <w:tcMar>
-              <w:top w:w="60" w:type="dxa"/>
-              <w:left w:w="120" w:type="dxa"/>
-              <w:bottom w:w="60" w:type="dxa"/>
-              <w:right w:w="120" w:type="dxa"/>
-            </w:tcMar>
-            <w:hideMark/>
-          </w:tcPr>
-          <w:p>
-            <w:pPr>
-              <w:rPr>
-                <w:rFonts w:ascii="Calibri" w:eastAsia="Times New Roman" w:hAnsi="Calibri" w:cs="Calibri"/>
-                <w:sz w:val="20"/>
-                <w:szCs w:val="20"/>
-              </w:rPr>
-            </w:pPr>
-            <w:r>
-              <w:rPr>
-                <w:rFonts w:ascii="Calibri" w:eastAsia="Times New Roman" w:hAnsi="Calibri" w:cs="Calibri"/>
-                <w:sz w:val="20"/>
-                <w:szCs w:val="20"/>
-              </w:rPr>
-              <w:t>E использует блоки и замки, нет прицела (подсказки у блоков), подбор только на E, музыка биомов и источники звуков мест, компас без чисел.</w:t>
+              <w:t>0.0.8</w:t>
+            </w:r>
+          </w:p>
+        </w:tc>
+        <w:tc>
+          <w:tcPr>
+            <w:tcW w:w="0" w:type="auto"/>
+            <w:tcBorders>
+              <w:top w:val="single" w:sz="6" w:space="0" w:color="B8A888"/>
+              <w:left w:val="single" w:sz="6" w:space="0" w:color="B8A888"/>
+              <w:bottom w:val="single" w:sz="6" w:space="0" w:color="B8A888"/>
+              <w:right w:val="single" w:sz="6" w:space="0" w:color="B8A888"/>
+            </w:tcBorders>
+            <w:tcMar>
+              <w:top w:w="60" w:type="dxa"/>
+              <w:left w:w="120" w:type="dxa"/>
+              <w:bottom w:w="60" w:type="dxa"/>
+              <w:right w:w="120" w:type="dxa"/>
+            </w:tcMar>
+            <w:hideMark/>
+          </w:tcPr>
+          <w:p>
+            <w:pPr>
+              <w:rPr>
+                <w:rFonts w:ascii="Calibri" w:eastAsia="Times New Roman" w:hAnsi="Calibri" w:cs="Calibri"/>
+                <w:sz w:val="20"/>
+                <w:szCs w:val="20"/>
+              </w:rPr>
+            </w:pPr>
+            <w:r>
+              <w:rPr>
+                <w:rFonts w:ascii="Calibri" w:eastAsia="Times New Roman" w:hAnsi="Calibri" w:cs="Calibri"/>
+                <w:sz w:val="20"/>
+                <w:szCs w:val="20"/>
+              </w:rPr>
+              <w:t>Забрала у тяжёлых шлемов, узкий вырез без забрала, звуки боя, брони и голоса (74 события), кожевенное дело.</w:t>
             </w:r>
           </w:p>
         </w:tc>
@@ -20443,42 +21822,42 @@
                 <w:sz w:val="20"/>
                 <w:szCs w:val="20"/>
               </w:rPr>
-              <w:t>0.0.6</w:t>
-            </w:r>
-          </w:p>
-        </w:tc>
-        <w:tc>
-          <w:tcPr>
-            <w:tcW w:w="0" w:type="auto"/>
-            <w:tcBorders>
-              <w:top w:val="single" w:sz="6" w:space="0" w:color="B8A888"/>
-              <w:left w:val="single" w:sz="6" w:space="0" w:color="B8A888"/>
-              <w:bottom w:val="single" w:sz="6" w:space="0" w:color="B8A888"/>
-              <w:right w:val="single" w:sz="6" w:space="0" w:color="B8A888"/>
-            </w:tcBorders>
-            <w:tcMar>
-              <w:top w:w="60" w:type="dxa"/>
-              <w:left w:w="120" w:type="dxa"/>
-              <w:bottom w:w="60" w:type="dxa"/>
-              <w:right w:w="120" w:type="dxa"/>
-            </w:tcMar>
-            <w:hideMark/>
-          </w:tcPr>
-          <w:p>
-            <w:pPr>
-              <w:rPr>
-                <w:rFonts w:ascii="Calibri" w:eastAsia="Times New Roman" w:hAnsi="Calibri" w:cs="Calibri"/>
-                <w:sz w:val="20"/>
-                <w:szCs w:val="20"/>
-              </w:rPr>
-            </w:pPr>
-            <w:r>
-              <w:rPr>
-                <w:rFonts w:ascii="Calibri" w:eastAsia="Times New Roman" w:hAnsi="Calibri" w:cs="Calibri"/>
-                <w:sz w:val="20"/>
-                <w:szCs w:val="20"/>
-              </w:rPr>
-              <w:t>Компас вверху экрана, точки карты с открытием, реестр знамён и гербовник, броня на стойке, подвижное забрало хундсгугеля, поля капеллины.</w:t>
+              <w:t>0.0.7</w:t>
+            </w:r>
+          </w:p>
+        </w:tc>
+        <w:tc>
+          <w:tcPr>
+            <w:tcW w:w="0" w:type="auto"/>
+            <w:tcBorders>
+              <w:top w:val="single" w:sz="6" w:space="0" w:color="B8A888"/>
+              <w:left w:val="single" w:sz="6" w:space="0" w:color="B8A888"/>
+              <w:bottom w:val="single" w:sz="6" w:space="0" w:color="B8A888"/>
+              <w:right w:val="single" w:sz="6" w:space="0" w:color="B8A888"/>
+            </w:tcBorders>
+            <w:tcMar>
+              <w:top w:w="60" w:type="dxa"/>
+              <w:left w:w="120" w:type="dxa"/>
+              <w:bottom w:w="60" w:type="dxa"/>
+              <w:right w:w="120" w:type="dxa"/>
+            </w:tcMar>
+            <w:hideMark/>
+          </w:tcPr>
+          <w:p>
+            <w:pPr>
+              <w:rPr>
+                <w:rFonts w:ascii="Calibri" w:eastAsia="Times New Roman" w:hAnsi="Calibri" w:cs="Calibri"/>
+                <w:sz w:val="20"/>
+                <w:szCs w:val="20"/>
+              </w:rPr>
+            </w:pPr>
+            <w:r>
+              <w:rPr>
+                <w:rFonts w:ascii="Calibri" w:eastAsia="Times New Roman" w:hAnsi="Calibri" w:cs="Calibri"/>
+                <w:sz w:val="20"/>
+                <w:szCs w:val="20"/>
+              </w:rPr>
+              <w:t>E использует блоки и замки, нет прицела (подсказки у блоков), подбор только на E, музыка биомов и источники звуков мест, компас без чисел.</w:t>
             </w:r>
           </w:p>
         </w:tc>
@@ -20515,42 +21894,42 @@
                 <w:sz w:val="20"/>
                 <w:szCs w:val="20"/>
               </w:rPr>
-              <w:t>0.0.5</w:t>
-            </w:r>
-          </w:p>
-        </w:tc>
-        <w:tc>
-          <w:tcPr>
-            <w:tcW w:w="0" w:type="auto"/>
-            <w:tcBorders>
-              <w:top w:val="single" w:sz="6" w:space="0" w:color="B8A888"/>
-              <w:left w:val="single" w:sz="6" w:space="0" w:color="B8A888"/>
-              <w:bottom w:val="single" w:sz="6" w:space="0" w:color="B8A888"/>
-              <w:right w:val="single" w:sz="6" w:space="0" w:color="B8A888"/>
-            </w:tcBorders>
-            <w:tcMar>
-              <w:top w:w="60" w:type="dxa"/>
-              <w:left w:w="120" w:type="dxa"/>
-              <w:bottom w:w="60" w:type="dxa"/>
-              <w:right w:w="120" w:type="dxa"/>
-            </w:tcMar>
-            <w:hideMark/>
-          </w:tcPr>
-          <w:p>
-            <w:pPr>
-              <w:rPr>
-                <w:rFonts w:ascii="Calibri" w:eastAsia="Times New Roman" w:hAnsi="Calibri" w:cs="Calibri"/>
-                <w:sz w:val="20"/>
-                <w:szCs w:val="20"/>
-              </w:rPr>
-            </w:pPr>
-            <w:r>
-              <w:rPr>
-                <w:rFonts w:ascii="Calibri" w:eastAsia="Times New Roman" w:hAnsi="Calibri" w:cs="Calibri"/>
-                <w:sz w:val="20"/>
-                <w:szCs w:val="20"/>
-              </w:rPr>
-              <w:t>Карманы и сумки вместо рюкзака, 9 ячеек снаряжения, скрытый хотбар и доставание предметов, ручной подбор и колчан, свет фонаря, новая раскладка клавиш.</w:t>
+              <w:t>0.0.6</w:t>
+            </w:r>
+          </w:p>
+        </w:tc>
+        <w:tc>
+          <w:tcPr>
+            <w:tcW w:w="0" w:type="auto"/>
+            <w:tcBorders>
+              <w:top w:val="single" w:sz="6" w:space="0" w:color="B8A888"/>
+              <w:left w:val="single" w:sz="6" w:space="0" w:color="B8A888"/>
+              <w:bottom w:val="single" w:sz="6" w:space="0" w:color="B8A888"/>
+              <w:right w:val="single" w:sz="6" w:space="0" w:color="B8A888"/>
+            </w:tcBorders>
+            <w:tcMar>
+              <w:top w:w="60" w:type="dxa"/>
+              <w:left w:w="120" w:type="dxa"/>
+              <w:bottom w:w="60" w:type="dxa"/>
+              <w:right w:w="120" w:type="dxa"/>
+            </w:tcMar>
+            <w:hideMark/>
+          </w:tcPr>
+          <w:p>
+            <w:pPr>
+              <w:rPr>
+                <w:rFonts w:ascii="Calibri" w:eastAsia="Times New Roman" w:hAnsi="Calibri" w:cs="Calibri"/>
+                <w:sz w:val="20"/>
+                <w:szCs w:val="20"/>
+              </w:rPr>
+            </w:pPr>
+            <w:r>
+              <w:rPr>
+                <w:rFonts w:ascii="Calibri" w:eastAsia="Times New Roman" w:hAnsi="Calibri" w:cs="Calibri"/>
+                <w:sz w:val="20"/>
+                <w:szCs w:val="20"/>
+              </w:rPr>
+              <w:t>Компас вверху экрана, точки карты с открытием, реестр знамён и гербовник, броня на стойке, подвижное забрало хундсгугеля, поля капеллины.</w:t>
             </w:r>
           </w:p>
         </w:tc>
@@ -20587,42 +21966,42 @@
                 <w:sz w:val="20"/>
                 <w:szCs w:val="20"/>
               </w:rPr>
-              <w:t>0.0.4</w:t>
-            </w:r>
-          </w:p>
-        </w:tc>
-        <w:tc>
-          <w:tcPr>
-            <w:tcW w:w="0" w:type="auto"/>
-            <w:tcBorders>
-              <w:top w:val="single" w:sz="6" w:space="0" w:color="B8A888"/>
-              <w:left w:val="single" w:sz="6" w:space="0" w:color="B8A888"/>
-              <w:bottom w:val="single" w:sz="6" w:space="0" w:color="B8A888"/>
-              <w:right w:val="single" w:sz="6" w:space="0" w:color="B8A888"/>
-            </w:tcBorders>
-            <w:tcMar>
-              <w:top w:w="60" w:type="dxa"/>
-              <w:left w:w="120" w:type="dxa"/>
-              <w:bottom w:w="60" w:type="dxa"/>
-              <w:right w:w="120" w:type="dxa"/>
-            </w:tcMar>
-            <w:hideMark/>
-          </w:tcPr>
-          <w:p>
-            <w:pPr>
-              <w:rPr>
-                <w:rFonts w:ascii="Calibri" w:eastAsia="Times New Roman" w:hAnsi="Calibri" w:cs="Calibri"/>
-                <w:sz w:val="20"/>
-                <w:szCs w:val="20"/>
-              </w:rPr>
-            </w:pPr>
-            <w:r>
-              <w:rPr>
-                <w:rFonts w:ascii="Calibri" w:eastAsia="Times New Roman" w:hAnsi="Calibri" w:cs="Calibri"/>
-                <w:sz w:val="20"/>
-                <w:szCs w:val="20"/>
-              </w:rPr>
-              <w:t>Отряды, каналы чата, RP-имена, ники над головами, фермерство в режиме приключения, эмаль и роспись на броне, новый календарь.</w:t>
+              <w:t>0.0.5</w:t>
+            </w:r>
+          </w:p>
+        </w:tc>
+        <w:tc>
+          <w:tcPr>
+            <w:tcW w:w="0" w:type="auto"/>
+            <w:tcBorders>
+              <w:top w:val="single" w:sz="6" w:space="0" w:color="B8A888"/>
+              <w:left w:val="single" w:sz="6" w:space="0" w:color="B8A888"/>
+              <w:bottom w:val="single" w:sz="6" w:space="0" w:color="B8A888"/>
+              <w:right w:val="single" w:sz="6" w:space="0" w:color="B8A888"/>
+            </w:tcBorders>
+            <w:tcMar>
+              <w:top w:w="60" w:type="dxa"/>
+              <w:left w:w="120" w:type="dxa"/>
+              <w:bottom w:w="60" w:type="dxa"/>
+              <w:right w:w="120" w:type="dxa"/>
+            </w:tcMar>
+            <w:hideMark/>
+          </w:tcPr>
+          <w:p>
+            <w:pPr>
+              <w:rPr>
+                <w:rFonts w:ascii="Calibri" w:eastAsia="Times New Roman" w:hAnsi="Calibri" w:cs="Calibri"/>
+                <w:sz w:val="20"/>
+                <w:szCs w:val="20"/>
+              </w:rPr>
+            </w:pPr>
+            <w:r>
+              <w:rPr>
+                <w:rFonts w:ascii="Calibri" w:eastAsia="Times New Roman" w:hAnsi="Calibri" w:cs="Calibri"/>
+                <w:sz w:val="20"/>
+                <w:szCs w:val="20"/>
+              </w:rPr>
+              <w:t>Карманы и сумки вместо рюкзака, 9 ячеек снаряжения, скрытый хотбар и доставание предметов, ручной подбор и колчан, свет фонаря, новая раскладка клавиш.</w:t>
             </w:r>
           </w:p>
         </w:tc>
@@ -20659,42 +22038,42 @@
                 <w:sz w:val="20"/>
                 <w:szCs w:val="20"/>
               </w:rPr>
-              <w:t>0.0.3</w:t>
-            </w:r>
-          </w:p>
-        </w:tc>
-        <w:tc>
-          <w:tcPr>
-            <w:tcW w:w="0" w:type="auto"/>
-            <w:tcBorders>
-              <w:top w:val="single" w:sz="6" w:space="0" w:color="B8A888"/>
-              <w:left w:val="single" w:sz="6" w:space="0" w:color="B8A888"/>
-              <w:bottom w:val="single" w:sz="6" w:space="0" w:color="B8A888"/>
-              <w:right w:val="single" w:sz="6" w:space="0" w:color="B8A888"/>
-            </w:tcBorders>
-            <w:tcMar>
-              <w:top w:w="60" w:type="dxa"/>
-              <w:left w:w="120" w:type="dxa"/>
-              <w:bottom w:w="60" w:type="dxa"/>
-              <w:right w:w="120" w:type="dxa"/>
-            </w:tcMar>
-            <w:hideMark/>
-          </w:tcPr>
-          <w:p>
-            <w:pPr>
-              <w:rPr>
-                <w:rFonts w:ascii="Calibri" w:eastAsia="Times New Roman" w:hAnsi="Calibri" w:cs="Calibri"/>
-                <w:sz w:val="20"/>
-                <w:szCs w:val="20"/>
-              </w:rPr>
-            </w:pPr>
-            <w:r>
-              <w:rPr>
-                <w:rFonts w:ascii="Calibri" w:eastAsia="Times New Roman" w:hAnsi="Calibri" w:cs="Calibri"/>
-                <w:sz w:val="20"/>
-                <w:szCs w:val="20"/>
-              </w:rPr>
-              <w:t>Карта мира, окно «Персонаж», вкладки окон, новые шлемы, оптимизация под серверы.</w:t>
+              <w:t>0.0.4</w:t>
+            </w:r>
+          </w:p>
+        </w:tc>
+        <w:tc>
+          <w:tcPr>
+            <w:tcW w:w="0" w:type="auto"/>
+            <w:tcBorders>
+              <w:top w:val="single" w:sz="6" w:space="0" w:color="B8A888"/>
+              <w:left w:val="single" w:sz="6" w:space="0" w:color="B8A888"/>
+              <w:bottom w:val="single" w:sz="6" w:space="0" w:color="B8A888"/>
+              <w:right w:val="single" w:sz="6" w:space="0" w:color="B8A888"/>
+            </w:tcBorders>
+            <w:tcMar>
+              <w:top w:w="60" w:type="dxa"/>
+              <w:left w:w="120" w:type="dxa"/>
+              <w:bottom w:w="60" w:type="dxa"/>
+              <w:right w:w="120" w:type="dxa"/>
+            </w:tcMar>
+            <w:hideMark/>
+          </w:tcPr>
+          <w:p>
+            <w:pPr>
+              <w:rPr>
+                <w:rFonts w:ascii="Calibri" w:eastAsia="Times New Roman" w:hAnsi="Calibri" w:cs="Calibri"/>
+                <w:sz w:val="20"/>
+                <w:szCs w:val="20"/>
+              </w:rPr>
+            </w:pPr>
+            <w:r>
+              <w:rPr>
+                <w:rFonts w:ascii="Calibri" w:eastAsia="Times New Roman" w:hAnsi="Calibri" w:cs="Calibri"/>
+                <w:sz w:val="20"/>
+                <w:szCs w:val="20"/>
+              </w:rPr>
+              <w:t>Отряды, каналы чата, RP-имена, ники над головами, фермерство в режиме приключения, эмаль и роспись на броне, новый календарь.</w:t>
             </w:r>
           </w:p>
         </w:tc>
@@ -20731,42 +22110,42 @@
                 <w:sz w:val="20"/>
                 <w:szCs w:val="20"/>
               </w:rPr>
-              <w:t>0.0.2</w:t>
-            </w:r>
-          </w:p>
-        </w:tc>
-        <w:tc>
-          <w:tcPr>
-            <w:tcW w:w="0" w:type="auto"/>
-            <w:tcBorders>
-              <w:top w:val="single" w:sz="6" w:space="0" w:color="B8A888"/>
-              <w:left w:val="single" w:sz="6" w:space="0" w:color="B8A888"/>
-              <w:bottom w:val="single" w:sz="6" w:space="0" w:color="B8A888"/>
-              <w:right w:val="single" w:sz="6" w:space="0" w:color="B8A888"/>
-            </w:tcBorders>
-            <w:tcMar>
-              <w:top w:w="60" w:type="dxa"/>
-              <w:left w:w="120" w:type="dxa"/>
-              <w:bottom w:w="60" w:type="dxa"/>
-              <w:right w:w="120" w:type="dxa"/>
-            </w:tcMar>
-            <w:hideMark/>
-          </w:tcPr>
-          <w:p>
-            <w:pPr>
-              <w:rPr>
-                <w:rFonts w:ascii="Calibri" w:eastAsia="Times New Roman" w:hAnsi="Calibri" w:cs="Calibri"/>
-                <w:sz w:val="20"/>
-                <w:szCs w:val="20"/>
-              </w:rPr>
-            </w:pPr>
-            <w:r>
-              <w:rPr>
-                <w:rFonts w:ascii="Calibri" w:eastAsia="Times New Roman" w:hAnsi="Calibri" w:cs="Calibri"/>
-                <w:sz w:val="20"/>
-                <w:szCs w:val="20"/>
-              </w:rPr>
-              <w:t>Шкалы здоровья, голода, жажды и выносливости 0–100.</w:t>
+              <w:t>0.0.3</w:t>
+            </w:r>
+          </w:p>
+        </w:tc>
+        <w:tc>
+          <w:tcPr>
+            <w:tcW w:w="0" w:type="auto"/>
+            <w:tcBorders>
+              <w:top w:val="single" w:sz="6" w:space="0" w:color="B8A888"/>
+              <w:left w:val="single" w:sz="6" w:space="0" w:color="B8A888"/>
+              <w:bottom w:val="single" w:sz="6" w:space="0" w:color="B8A888"/>
+              <w:right w:val="single" w:sz="6" w:space="0" w:color="B8A888"/>
+            </w:tcBorders>
+            <w:tcMar>
+              <w:top w:w="60" w:type="dxa"/>
+              <w:left w:w="120" w:type="dxa"/>
+              <w:bottom w:w="60" w:type="dxa"/>
+              <w:right w:w="120" w:type="dxa"/>
+            </w:tcMar>
+            <w:hideMark/>
+          </w:tcPr>
+          <w:p>
+            <w:pPr>
+              <w:rPr>
+                <w:rFonts w:ascii="Calibri" w:eastAsia="Times New Roman" w:hAnsi="Calibri" w:cs="Calibri"/>
+                <w:sz w:val="20"/>
+                <w:szCs w:val="20"/>
+              </w:rPr>
+            </w:pPr>
+            <w:r>
+              <w:rPr>
+                <w:rFonts w:ascii="Calibri" w:eastAsia="Times New Roman" w:hAnsi="Calibri" w:cs="Calibri"/>
+                <w:sz w:val="20"/>
+                <w:szCs w:val="20"/>
+              </w:rPr>
+              <w:t>Карта мира, окно «Персонаж», вкладки окон, новые шлемы, оптимизация под серверы.</w:t>
             </w:r>
           </w:p>
         </w:tc>
@@ -20803,6 +22182,78 @@
                 <w:sz w:val="20"/>
                 <w:szCs w:val="20"/>
               </w:rPr>
+              <w:t>0.0.2</w:t>
+            </w:r>
+          </w:p>
+        </w:tc>
+        <w:tc>
+          <w:tcPr>
+            <w:tcW w:w="0" w:type="auto"/>
+            <w:tcBorders>
+              <w:top w:val="single" w:sz="6" w:space="0" w:color="B8A888"/>
+              <w:left w:val="single" w:sz="6" w:space="0" w:color="B8A888"/>
+              <w:bottom w:val="single" w:sz="6" w:space="0" w:color="B8A888"/>
+              <w:right w:val="single" w:sz="6" w:space="0" w:color="B8A888"/>
+            </w:tcBorders>
+            <w:tcMar>
+              <w:top w:w="60" w:type="dxa"/>
+              <w:left w:w="120" w:type="dxa"/>
+              <w:bottom w:w="60" w:type="dxa"/>
+              <w:right w:w="120" w:type="dxa"/>
+            </w:tcMar>
+            <w:hideMark/>
+          </w:tcPr>
+          <w:p>
+            <w:pPr>
+              <w:rPr>
+                <w:rFonts w:ascii="Calibri" w:eastAsia="Times New Roman" w:hAnsi="Calibri" w:cs="Calibri"/>
+                <w:sz w:val="20"/>
+                <w:szCs w:val="20"/>
+              </w:rPr>
+            </w:pPr>
+            <w:r>
+              <w:rPr>
+                <w:rFonts w:ascii="Calibri" w:eastAsia="Times New Roman" w:hAnsi="Calibri" w:cs="Calibri"/>
+                <w:sz w:val="20"/>
+                <w:szCs w:val="20"/>
+              </w:rPr>
+              <w:t>Шкалы здоровья, голода, жажды и выносливости 0–100.</w:t>
+            </w:r>
+          </w:p>
+        </w:tc>
+      </w:tr>
+      <w:tr>
+        <w:tc>
+          <w:tcPr>
+            <w:tcW w:w="0" w:type="auto"/>
+            <w:tcBorders>
+              <w:top w:val="single" w:sz="6" w:space="0" w:color="B8A888"/>
+              <w:left w:val="single" w:sz="6" w:space="0" w:color="B8A888"/>
+              <w:bottom w:val="single" w:sz="6" w:space="0" w:color="B8A888"/>
+              <w:right w:val="single" w:sz="6" w:space="0" w:color="B8A888"/>
+            </w:tcBorders>
+            <w:tcMar>
+              <w:top w:w="60" w:type="dxa"/>
+              <w:left w:w="120" w:type="dxa"/>
+              <w:bottom w:w="60" w:type="dxa"/>
+              <w:right w:w="120" w:type="dxa"/>
+            </w:tcMar>
+            <w:hideMark/>
+          </w:tcPr>
+          <w:p>
+            <w:pPr>
+              <w:rPr>
+                <w:rFonts w:ascii="Calibri" w:eastAsia="Times New Roman" w:hAnsi="Calibri" w:cs="Calibri"/>
+                <w:sz w:val="20"/>
+                <w:szCs w:val="20"/>
+              </w:rPr>
+            </w:pPr>
+            <w:r>
+              <w:rPr>
+                <w:rFonts w:ascii="Calibri" w:eastAsia="Times New Roman" w:hAnsi="Calibri" w:cs="Calibri"/>
+                <w:sz w:val="20"/>
+                <w:szCs w:val="20"/>
+              </w:rPr>
               <w:t>0.0.1</w:t>
             </w:r>
           </w:p>
@@ -20852,15 +22303,15 @@
           <w:rFonts w:eastAsia="Times New Roman" w:cs="Calibri"/>
         </w:rPr>
       </w:pPr>
-      <w:bookmarkStart w:id="58" w:name="_Toc243474656"/>
+      <w:bookmarkStart w:id="64" w:name="_Toc243562414"/>
       <w:r>
         <w:rPr>
           <w:rFonts w:eastAsia="Times New Roman" w:cs="Calibri"/>
         </w:rPr>
         <w:lastRenderedPageBreak/>
-        <w:t>17. Не сделано и известные ограничения</w:t>
-      </w:r>
-      <w:bookmarkEnd w:id="58"/>
+        <w:t>18. Не сделано и известные ограничения</w:t>
+      </w:r>
+      <w:bookmarkEnd w:id="64"/>
     </w:p>
     <w:p>
       <w:pPr>
@@ -20985,87 +22436,51 @@
           <w:sz w:val="22"/>
           <w:szCs w:val="22"/>
         </w:rPr>
-        <w:t xml:space="preserve"> </w:t>
-      </w:r>
-      <w:r>
+        <w:t xml:space="preserve"> в журнале) подбираются в игре.</w:t>
+      </w:r>
+    </w:p>
+    <w:p>
+      <w:pPr>
+        <w:numPr>
+          <w:ilvl w:val="0"/>
+          <w:numId w:val="18"/>
+        </w:numPr>
+        <w:spacing w:before="100" w:beforeAutospacing="1" w:after="100" w:afterAutospacing="1"/>
         <w:rPr>
           <w:rFonts w:ascii="Calibri" w:eastAsia="Times New Roman" w:hAnsi="Calibri" w:cs="Calibri"/>
           <w:sz w:val="22"/>
           <w:szCs w:val="22"/>
         </w:rPr>
-        <w:t>в</w:t>
-      </w:r>
+      </w:pPr>
       <w:r>
         <w:rPr>
           <w:rFonts w:ascii="Calibri" w:eastAsia="Times New Roman" w:hAnsi="Calibri" w:cs="Calibri"/>
           <w:sz w:val="22"/>
           <w:szCs w:val="22"/>
         </w:rPr>
-        <w:t xml:space="preserve"> </w:t>
-      </w:r>
-      <w:r>
+        <w:t>Сады (плодовая листва) не растут сами — их ставят строители. Ягодные кусты появляются только в новых чанках.</w:t>
+      </w:r>
+    </w:p>
+    <w:p>
+      <w:pPr>
+        <w:numPr>
+          <w:ilvl w:val="0"/>
+          <w:numId w:val="18"/>
+        </w:numPr>
+        <w:spacing w:before="100" w:beforeAutospacing="1" w:after="100" w:afterAutospacing="1"/>
         <w:rPr>
           <w:rFonts w:ascii="Calibri" w:eastAsia="Times New Roman" w:hAnsi="Calibri" w:cs="Calibri"/>
           <w:sz w:val="22"/>
           <w:szCs w:val="22"/>
         </w:rPr>
-        <w:t>журнале</w:t>
-      </w:r>
+      </w:pPr>
       <w:r>
         <w:rPr>
           <w:rFonts w:ascii="Calibri" w:eastAsia="Times New Roman" w:hAnsi="Calibri" w:cs="Calibri"/>
           <w:sz w:val="22"/>
           <w:szCs w:val="22"/>
         </w:rPr>
-        <w:t xml:space="preserve">) </w:t>
-      </w:r>
-      <w:r>
-        <w:rPr>
-          <w:rFonts w:ascii="Calibri" w:eastAsia="Times New Roman" w:hAnsi="Calibri" w:cs="Calibri"/>
-          <w:sz w:val="22"/>
-          <w:szCs w:val="22"/>
-        </w:rPr>
-        <w:t>подбираются</w:t>
-      </w:r>
-      <w:r>
-        <w:rPr>
-          <w:rFonts w:ascii="Calibri" w:eastAsia="Times New Roman" w:hAnsi="Calibri" w:cs="Calibri"/>
-          <w:sz w:val="22"/>
-          <w:szCs w:val="22"/>
-        </w:rPr>
-        <w:t xml:space="preserve"> </w:t>
-      </w:r>
-      <w:r>
-        <w:rPr>
-          <w:rFonts w:ascii="Calibri" w:eastAsia="Times New Roman" w:hAnsi="Calibri" w:cs="Calibri"/>
-          <w:sz w:val="22"/>
-          <w:szCs w:val="22"/>
-        </w:rPr>
-        <w:t>в</w:t>
-      </w:r>
-      <w:r>
-        <w:rPr>
-          <w:rFonts w:ascii="Calibri" w:eastAsia="Times New Roman" w:hAnsi="Calibri" w:cs="Calibri"/>
-          <w:sz w:val="22"/>
-          <w:szCs w:val="22"/>
-        </w:rPr>
-        <w:t xml:space="preserve"> </w:t>
-      </w:r>
-      <w:r>
-        <w:rPr>
-          <w:rFonts w:ascii="Calibri" w:eastAsia="Times New Roman" w:hAnsi="Calibri" w:cs="Calibri"/>
-          <w:sz w:val="22"/>
-          <w:szCs w:val="22"/>
-        </w:rPr>
-        <w:t>игре</w:t>
-      </w:r>
-      <w:r>
-        <w:rPr>
-          <w:rFonts w:ascii="Calibri" w:eastAsia="Times New Roman" w:hAnsi="Calibri" w:cs="Calibri"/>
-          <w:sz w:val="22"/>
-          <w:szCs w:val="22"/>
-        </w:rPr>
-        <w:t>.</w:t>
+        <w:t>Пряности можно получить только торговлей; оленя нет — оленина падает с козлов.</w:t>
       </w:r>
     </w:p>
     <w:p>
@@ -21076,15 +22491,15 @@
           <w:rFonts w:eastAsia="Times New Roman" w:cs="Calibri"/>
         </w:rPr>
       </w:pPr>
-      <w:bookmarkStart w:id="59" w:name="_Toc243474657"/>
+      <w:bookmarkStart w:id="65" w:name="_Toc243562415"/>
       <w:r>
         <w:rPr>
           <w:rFonts w:eastAsia="Times New Roman" w:cs="Calibri"/>
         </w:rPr>
         <w:lastRenderedPageBreak/>
-        <w:t>18. Для разработчиков</w:t>
-      </w:r>
-      <w:bookmarkEnd w:id="59"/>
+        <w:t>19. Для разработчиков</w:t>
+      </w:r>
+      <w:bookmarkEnd w:id="65"/>
     </w:p>
     <w:p>
       <w:pPr>
@@ -21093,14 +22508,14 @@
           <w:rFonts w:eastAsia="Times New Roman" w:cs="Calibri"/>
         </w:rPr>
       </w:pPr>
-      <w:bookmarkStart w:id="60" w:name="_Toc243474658"/>
+      <w:bookmarkStart w:id="66" w:name="_Toc243562416"/>
       <w:r>
         <w:rPr>
           <w:rFonts w:eastAsia="Times New Roman" w:cs="Calibri"/>
         </w:rPr>
-        <w:t>18.1. Сборка</w:t>
-      </w:r>
-      <w:bookmarkEnd w:id="60"/>
+        <w:t>19.1. Сборка</w:t>
+      </w:r>
+      <w:bookmarkEnd w:id="66"/>
     </w:p>
     <w:p>
       <w:pPr>
@@ -21299,14 +22714,14 @@
           <w:rFonts w:eastAsia="Times New Roman" w:cs="Calibri"/>
         </w:rPr>
       </w:pPr>
-      <w:bookmarkStart w:id="61" w:name="_Toc243474659"/>
+      <w:bookmarkStart w:id="67" w:name="_Toc243562417"/>
       <w:r>
         <w:rPr>
           <w:rFonts w:eastAsia="Times New Roman" w:cs="Calibri"/>
         </w:rPr>
-        <w:t>18.2. Структура кода</w:t>
-      </w:r>
-      <w:bookmarkEnd w:id="61"/>
+        <w:t>19.2. Структура кода</w:t>
+      </w:r>
+      <w:bookmarkEnd w:id="67"/>
     </w:p>
     <w:p>
       <w:pPr>
@@ -21352,8 +22767,8 @@
         <w:tblLook w:val="04A0" w:firstRow="1" w:lastRow="0" w:firstColumn="1" w:lastColumn="0" w:noHBand="0" w:noVBand="1"/>
       </w:tblPr>
       <w:tblGrid>
-        <w:gridCol w:w="2557"/>
-        <w:gridCol w:w="6934"/>
+        <w:gridCol w:w="3001"/>
+        <w:gridCol w:w="6490"/>
       </w:tblGrid>
       <w:tr>
         <w:tc>
@@ -22027,84 +23442,42 @@
               <w:rPr>
                 <w:rStyle w:val="HTML"/>
               </w:rPr>
-              <w:t>cooking/</w:t>
-            </w:r>
-            <w:r>
-              <w:rPr>
-                <w:rFonts w:ascii="Calibri" w:eastAsia="Times New Roman" w:hAnsi="Calibri" w:cs="Calibri"/>
-                <w:sz w:val="20"/>
-                <w:szCs w:val="20"/>
-              </w:rPr>
-              <w:t xml:space="preserve">, </w:t>
-            </w:r>
-            <w:r>
-              <w:rPr>
-                <w:rStyle w:val="HTML"/>
-              </w:rPr>
-              <w:t>beekeeping/</w:t>
-            </w:r>
-            <w:r>
-              <w:rPr>
-                <w:rFonts w:ascii="Calibri" w:eastAsia="Times New Roman" w:hAnsi="Calibri" w:cs="Calibri"/>
-                <w:sz w:val="20"/>
-                <w:szCs w:val="20"/>
-              </w:rPr>
-              <w:t xml:space="preserve">, </w:t>
-            </w:r>
-            <w:r>
-              <w:rPr>
-                <w:rStyle w:val="HTML"/>
-              </w:rPr>
-              <w:t>brewing/</w:t>
-            </w:r>
-            <w:r>
-              <w:rPr>
-                <w:rFonts w:ascii="Calibri" w:eastAsia="Times New Roman" w:hAnsi="Calibri" w:cs="Calibri"/>
-                <w:sz w:val="20"/>
-                <w:szCs w:val="20"/>
-              </w:rPr>
-              <w:t xml:space="preserve">, </w:t>
-            </w:r>
-            <w:r>
-              <w:rPr>
-                <w:rStyle w:val="HTML"/>
-              </w:rPr>
-              <w:t>farming/</w:t>
-            </w:r>
-          </w:p>
-        </w:tc>
-        <w:tc>
-          <w:tcPr>
-            <w:tcW w:w="0" w:type="auto"/>
-            <w:tcBorders>
-              <w:top w:val="single" w:sz="6" w:space="0" w:color="B8A888"/>
-              <w:left w:val="single" w:sz="6" w:space="0" w:color="B8A888"/>
-              <w:bottom w:val="single" w:sz="6" w:space="0" w:color="B8A888"/>
-              <w:right w:val="single" w:sz="6" w:space="0" w:color="B8A888"/>
-            </w:tcBorders>
-            <w:tcMar>
-              <w:top w:w="60" w:type="dxa"/>
-              <w:left w:w="120" w:type="dxa"/>
-              <w:bottom w:w="60" w:type="dxa"/>
-              <w:right w:w="120" w:type="dxa"/>
-            </w:tcMar>
-            <w:hideMark/>
-          </w:tcPr>
-          <w:p>
-            <w:pPr>
-              <w:rPr>
-                <w:rFonts w:ascii="Calibri" w:eastAsia="Times New Roman" w:hAnsi="Calibri" w:cs="Calibri"/>
-                <w:sz w:val="20"/>
-                <w:szCs w:val="20"/>
-              </w:rPr>
-            </w:pPr>
-            <w:r>
-              <w:rPr>
-                <w:rFonts w:ascii="Calibri" w:eastAsia="Times New Roman" w:hAnsi="Calibri" w:cs="Calibri"/>
-                <w:sz w:val="20"/>
-                <w:szCs w:val="20"/>
-              </w:rPr>
-              <w:t>Готовка, пчеловодство, алкоголь, земледелие.</w:t>
+              <w:t>cooking/, beekeeping/, brewing/, farming/, pottery/</w:t>
+            </w:r>
+          </w:p>
+        </w:tc>
+        <w:tc>
+          <w:tcPr>
+            <w:tcW w:w="0" w:type="auto"/>
+            <w:tcBorders>
+              <w:top w:val="single" w:sz="6" w:space="0" w:color="B8A888"/>
+              <w:left w:val="single" w:sz="6" w:space="0" w:color="B8A888"/>
+              <w:bottom w:val="single" w:sz="6" w:space="0" w:color="B8A888"/>
+              <w:right w:val="single" w:sz="6" w:space="0" w:color="B8A888"/>
+            </w:tcBorders>
+            <w:tcMar>
+              <w:top w:w="60" w:type="dxa"/>
+              <w:left w:w="120" w:type="dxa"/>
+              <w:bottom w:w="60" w:type="dxa"/>
+              <w:right w:w="120" w:type="dxa"/>
+            </w:tcMar>
+            <w:hideMark/>
+          </w:tcPr>
+          <w:p>
+            <w:pPr>
+              <w:rPr>
+                <w:rFonts w:ascii="Calibri" w:eastAsia="Times New Roman" w:hAnsi="Calibri" w:cs="Calibri"/>
+                <w:sz w:val="20"/>
+                <w:szCs w:val="20"/>
+              </w:rPr>
+            </w:pPr>
+            <w:r>
+              <w:rPr>
+                <w:rFonts w:ascii="Calibri" w:eastAsia="Times New Roman" w:hAnsi="Calibri" w:cs="Calibri"/>
+                <w:sz w:val="20"/>
+                <w:szCs w:val="20"/>
+              </w:rPr>
+              <w:t>Готовка, пчеловодство, алкоголь, земледелие, гончарное дело.</w:t>
             </w:r>
           </w:p>
         </w:tc>
@@ -22355,14 +23728,14 @@
           <w:rFonts w:eastAsia="Times New Roman" w:cs="Calibri"/>
         </w:rPr>
       </w:pPr>
-      <w:bookmarkStart w:id="62" w:name="_Toc243474660"/>
+      <w:bookmarkStart w:id="68" w:name="_Toc243562418"/>
       <w:r>
         <w:rPr>
           <w:rFonts w:eastAsia="Times New Roman" w:cs="Calibri"/>
         </w:rPr>
-        <w:t>18.3. Как добавить станцию</w:t>
-      </w:r>
-      <w:bookmarkEnd w:id="62"/>
+        <w:t>19.3. Как добавить станцию</w:t>
+      </w:r>
+      <w:bookmarkEnd w:id="68"/>
     </w:p>
     <w:p>
       <w:pPr>
@@ -22635,14 +24008,14 @@
           <w:rFonts w:eastAsia="Times New Roman" w:cs="Calibri"/>
         </w:rPr>
       </w:pPr>
-      <w:bookmarkStart w:id="63" w:name="_Toc243474661"/>
+      <w:bookmarkStart w:id="69" w:name="_Toc243562419"/>
       <w:r>
         <w:rPr>
           <w:rFonts w:eastAsia="Times New Roman" w:cs="Calibri"/>
         </w:rPr>
-        <w:t>18.4. Иконки</w:t>
-      </w:r>
-      <w:bookmarkEnd w:id="63"/>
+        <w:t>19.4. Иконки</w:t>
+      </w:r>
+      <w:bookmarkEnd w:id="69"/>
     </w:p>
     <w:p>
       <w:pPr>
@@ -22659,120 +24032,42 @@
           <w:sz w:val="22"/>
           <w:szCs w:val="22"/>
         </w:rPr>
-        <w:t xml:space="preserve">Свои иконки рисует генератор </w:t>
-      </w:r>
+        <w:lastRenderedPageBreak/>
+        <w:t>Свои иконки рисует генератор tools/icon_painter/: SculptIcons.cs описывает каждую вещь как маленькую объёмную сцену, Sculpt.cs просвечивает её лучами в стиле Conquest (свет, затенение, фактура, контур); посуду и сырец рисует Vessels.cs, стадии грядок лука и чеснока — Icons.cs. Перерисовать всё:</w:t>
+      </w:r>
+    </w:p>
+    <w:p>
+      <w:pPr>
+        <w:pStyle w:val="a3"/>
+        <w:rPr>
+          <w:rFonts w:ascii="Calibri" w:hAnsi="Calibri" w:cs="Calibri"/>
+          <w:sz w:val="22"/>
+          <w:szCs w:val="22"/>
+        </w:rPr>
+      </w:pPr>
       <w:r>
         <w:rPr>
           <w:rStyle w:val="HTML"/>
         </w:rPr>
-        <w:t>tools/icon_painter/</w:t>
-      </w:r>
-      <w:r>
+        <w:t>powershell -ExecutionPolicy Bypass -File tools\icon_painter\render.ps1</w:t>
+      </w:r>
+    </w:p>
+    <w:p>
+      <w:pPr>
+        <w:pStyle w:val="a3"/>
         <w:rPr>
           <w:rFonts w:ascii="Calibri" w:hAnsi="Calibri" w:cs="Calibri"/>
           <w:sz w:val="22"/>
           <w:szCs w:val="22"/>
         </w:rPr>
-        <w:t xml:space="preserve">: </w:t>
-      </w:r>
-      <w:r>
-        <w:rPr>
-          <w:rStyle w:val="HTML"/>
-        </w:rPr>
-        <w:t>Icons.cs</w:t>
-      </w:r>
+      </w:pPr>
       <w:r>
         <w:rPr>
           <w:rFonts w:ascii="Calibri" w:hAnsi="Calibri" w:cs="Calibri"/>
           <w:sz w:val="22"/>
           <w:szCs w:val="22"/>
         </w:rPr>
-        <w:t xml:space="preserve"> </w:t>
-      </w:r>
-      <w:r>
-        <w:rPr>
-          <w:rFonts w:ascii="Calibri" w:hAnsi="Calibri" w:cs="Calibri"/>
-          <w:sz w:val="22"/>
-          <w:szCs w:val="22"/>
-        </w:rPr>
-        <w:t xml:space="preserve">описывает каждую иконку, </w:t>
-      </w:r>
-      <w:r>
-        <w:rPr>
-          <w:rStyle w:val="HTML"/>
-        </w:rPr>
-        <w:t>Painter.cs</w:t>
-      </w:r>
-      <w:r>
-        <w:rPr>
-          <w:rFonts w:ascii="Calibri" w:hAnsi="Calibri" w:cs="Calibri"/>
-          <w:sz w:val="22"/>
-          <w:szCs w:val="22"/>
-        </w:rPr>
-        <w:t xml:space="preserve"> — формы и светотень в стиле Conquest. Перерисовать:</w:t>
-      </w:r>
-    </w:p>
-    <w:p>
-      <w:pPr>
-        <w:pStyle w:val="a3"/>
-        <w:rPr>
-          <w:rFonts w:ascii="Calibri" w:hAnsi="Calibri" w:cs="Calibri"/>
-          <w:sz w:val="22"/>
-          <w:szCs w:val="22"/>
-        </w:rPr>
-      </w:pPr>
-      <w:r>
-        <w:rPr>
-          <w:rStyle w:val="HTML"/>
-        </w:rPr>
-        <w:lastRenderedPageBreak/>
-        <w:t>powershell -ExecutionPolicy Bypass -File tools\icon_painter\render.ps1</w:t>
-      </w:r>
-    </w:p>
-    <w:p>
-      <w:pPr>
-        <w:pStyle w:val="a3"/>
-        <w:rPr>
-          <w:rFonts w:ascii="Calibri" w:hAnsi="Calibri" w:cs="Calibri"/>
-          <w:sz w:val="22"/>
-          <w:szCs w:val="22"/>
-        </w:rPr>
-      </w:pPr>
-      <w:r>
-        <w:rPr>
-          <w:rFonts w:ascii="Calibri" w:hAnsi="Calibri" w:cs="Calibri"/>
-          <w:sz w:val="22"/>
-          <w:szCs w:val="22"/>
-        </w:rPr>
-        <w:t xml:space="preserve">Иконка ложится в </w:t>
-      </w:r>
-      <w:r>
-        <w:rPr>
-          <w:rStyle w:val="HTML"/>
-        </w:rPr>
-        <w:t>textures/item/&lt;категория&gt;/&lt;id&gt;.png</w:t>
-      </w:r>
-      <w:r>
-        <w:rPr>
-          <w:rFonts w:ascii="Calibri" w:hAnsi="Calibri" w:cs="Calibri"/>
-          <w:sz w:val="22"/>
-          <w:szCs w:val="22"/>
-        </w:rPr>
-        <w:t xml:space="preserve">; модель предмета создаёт </w:t>
-      </w:r>
-      <w:r>
-        <w:rPr>
-          <w:rStyle w:val="HTML"/>
-        </w:rPr>
-        <w:t>runData</w:t>
-      </w:r>
-      <w:r>
-        <w:rPr>
-          <w:rFonts w:ascii="Calibri" w:hAnsi="Calibri" w:cs="Calibri"/>
-          <w:sz w:val="22"/>
-          <w:szCs w:val="22"/>
-        </w:rPr>
-        <w:t>.</w:t>
+        <w:t>Иконка ложится в textures/item/&lt;категория&gt;/&lt;id&gt;.png; модель предмета создаёт runData (у шкур — с выбором иконки по зверю). Модели посуды и сырца с выбором иконки по состоянию пишет tools/pottery_models.sh.</w:t>
       </w:r>
     </w:p>
     <w:p>
@@ -22782,14 +24077,14 @@
           <w:rFonts w:eastAsia="Times New Roman" w:cs="Calibri"/>
         </w:rPr>
       </w:pPr>
-      <w:bookmarkStart w:id="64" w:name="_Toc243474662"/>
+      <w:bookmarkStart w:id="70" w:name="_Toc243562420"/>
       <w:r>
         <w:rPr>
           <w:rFonts w:eastAsia="Times New Roman" w:cs="Calibri"/>
         </w:rPr>
-        <w:t>18.5. Журнал изменений</w:t>
-      </w:r>
-      <w:bookmarkEnd w:id="64"/>
+        <w:t>19.5. Журнал изменений</w:t>
+      </w:r>
+      <w:bookmarkEnd w:id="70"/>
     </w:p>
     <w:p>
       <w:pPr>

--- a/docs/Halgventmod_документация.docx
+++ b/docs/Halgventmod_документация.docx
@@ -60,14 +60,7 @@
           <w:rFonts w:ascii="Calibri" w:hAnsi="Calibri" w:cs="Calibri"/>
           <w:color w:val="606060"/>
         </w:rPr>
-        <w:t>Версия 0.0.10 ·</w:t>
-      </w:r>
-      <w:r>
-        <w:rPr>
-          <w:rFonts w:ascii="Calibri" w:hAnsi="Calibri" w:cs="Calibri"/>
-          <w:color w:val="606060"/>
-        </w:rPr>
-        <w:t xml:space="preserve"> Minecraft 1.21.1 · NeoForge 21.1</w:t>
+        <w:t>Версия 0.0.11 · Minecraft 1.21.1 · NeoForge 21.1</w:t>
       </w:r>
     </w:p>
     <w:p>
@@ -173,7 +166,7 @@
         <w:rPr>
           <w:noProof/>
         </w:rPr>
-        <w:instrText xml:space="preserve"> PAGEREF _Toc243562350 \h </w:instrText>
+        <w:instrText xml:space="preserve"> PAGEREF _Toc243599841 \h </w:instrText>
       </w:r>
       <w:r>
         <w:rPr>
@@ -190,7 +183,7 @@
         <w:rPr>
           <w:noProof/>
         </w:rPr>
-        <w:t>4</w:t>
+        <w:t>5</w:t>
       </w:r>
       <w:r>
         <w:rPr>
@@ -235,7 +228,7 @@
         <w:rPr>
           <w:noProof/>
         </w:rPr>
-        <w:instrText xml:space="preserve"> PAGEREF _Toc243562351 \h </w:instrText>
+        <w:instrText xml:space="preserve"> PAGEREF _Toc243599842 \h </w:instrText>
       </w:r>
       <w:r>
         <w:rPr>
@@ -252,7 +245,7 @@
         <w:rPr>
           <w:noProof/>
         </w:rPr>
-        <w:t>4</w:t>
+        <w:t>5</w:t>
       </w:r>
       <w:r>
         <w:rPr>
@@ -297,7 +290,7 @@
         <w:rPr>
           <w:noProof/>
         </w:rPr>
-        <w:instrText xml:space="preserve"> PAGEREF _Toc243562352 \h </w:instrText>
+        <w:instrText xml:space="preserve"> PAGEREF _Toc243599843 \h </w:instrText>
       </w:r>
       <w:r>
         <w:rPr>
@@ -314,7 +307,7 @@
         <w:rPr>
           <w:noProof/>
         </w:rPr>
-        <w:t>4</w:t>
+        <w:t>5</w:t>
       </w:r>
       <w:r>
         <w:rPr>
@@ -359,7 +352,7 @@
         <w:rPr>
           <w:noProof/>
         </w:rPr>
-        <w:instrText xml:space="preserve"> PAGEREF _Toc243562353 \h </w:instrText>
+        <w:instrText xml:space="preserve"> PAGEREF _Toc243599844 \h </w:instrText>
       </w:r>
       <w:r>
         <w:rPr>
@@ -376,7 +369,7 @@
         <w:rPr>
           <w:noProof/>
         </w:rPr>
-        <w:t>4</w:t>
+        <w:t>5</w:t>
       </w:r>
       <w:r>
         <w:rPr>
@@ -421,7 +414,7 @@
         <w:rPr>
           <w:noProof/>
         </w:rPr>
-        <w:instrText xml:space="preserve"> PAGEREF _Toc243562354 \h </w:instrText>
+        <w:instrText xml:space="preserve"> PAGEREF _Toc243599845 \h </w:instrText>
       </w:r>
       <w:r>
         <w:rPr>
@@ -438,7 +431,7 @@
         <w:rPr>
           <w:noProof/>
         </w:rPr>
-        <w:t>5</w:t>
+        <w:t>6</w:t>
       </w:r>
       <w:r>
         <w:rPr>
@@ -483,7 +476,7 @@
         <w:rPr>
           <w:noProof/>
         </w:rPr>
-        <w:instrText xml:space="preserve"> PAGEREF _Toc243562355 \h </w:instrText>
+        <w:instrText xml:space="preserve"> PAGEREF _Toc243599846 \h </w:instrText>
       </w:r>
       <w:r>
         <w:rPr>
@@ -500,7 +493,7 @@
         <w:rPr>
           <w:noProof/>
         </w:rPr>
-        <w:t>6</w:t>
+        <w:t>7</w:t>
       </w:r>
       <w:r>
         <w:rPr>
@@ -545,7 +538,7 @@
         <w:rPr>
           <w:noProof/>
         </w:rPr>
-        <w:instrText xml:space="preserve"> PAGEREF _Toc243562356 \h </w:instrText>
+        <w:instrText xml:space="preserve"> PAGEREF _Toc243599847 \h </w:instrText>
       </w:r>
       <w:r>
         <w:rPr>
@@ -562,7 +555,7 @@
         <w:rPr>
           <w:noProof/>
         </w:rPr>
-        <w:t>6</w:t>
+        <w:t>7</w:t>
       </w:r>
       <w:r>
         <w:rPr>
@@ -607,7 +600,7 @@
         <w:rPr>
           <w:noProof/>
         </w:rPr>
-        <w:instrText xml:space="preserve"> PAGEREF _Toc243562357 \h </w:instrText>
+        <w:instrText xml:space="preserve"> PAGEREF _Toc243599848 \h </w:instrText>
       </w:r>
       <w:r>
         <w:rPr>
@@ -624,7 +617,7 @@
         <w:rPr>
           <w:noProof/>
         </w:rPr>
-        <w:t>6</w:t>
+        <w:t>7</w:t>
       </w:r>
       <w:r>
         <w:rPr>
@@ -669,7 +662,7 @@
         <w:rPr>
           <w:noProof/>
         </w:rPr>
-        <w:instrText xml:space="preserve"> PAGEREF _Toc243562358 \h </w:instrText>
+        <w:instrText xml:space="preserve"> PAGEREF _Toc243599849 \h </w:instrText>
       </w:r>
       <w:r>
         <w:rPr>
@@ -686,7 +679,7 @@
         <w:rPr>
           <w:noProof/>
         </w:rPr>
-        <w:t>6</w:t>
+        <w:t>7</w:t>
       </w:r>
       <w:r>
         <w:rPr>
@@ -731,7 +724,7 @@
         <w:rPr>
           <w:noProof/>
         </w:rPr>
-        <w:instrText xml:space="preserve"> PAGEREF _Toc243562359 \h </w:instrText>
+        <w:instrText xml:space="preserve"> PAGEREF _Toc243599850 \h </w:instrText>
       </w:r>
       <w:r>
         <w:rPr>
@@ -748,7 +741,7 @@
         <w:rPr>
           <w:noProof/>
         </w:rPr>
-        <w:t>6</w:t>
+        <w:t>7</w:t>
       </w:r>
       <w:r>
         <w:rPr>
@@ -793,7 +786,7 @@
         <w:rPr>
           <w:noProof/>
         </w:rPr>
-        <w:instrText xml:space="preserve"> PAGEREF _Toc243562360 \h </w:instrText>
+        <w:instrText xml:space="preserve"> PAGEREF _Toc243599851 \h </w:instrText>
       </w:r>
       <w:r>
         <w:rPr>
@@ -810,7 +803,7 @@
         <w:rPr>
           <w:noProof/>
         </w:rPr>
-        <w:t>6</w:t>
+        <w:t>7</w:t>
       </w:r>
       <w:r>
         <w:rPr>
@@ -855,7 +848,7 @@
         <w:rPr>
           <w:noProof/>
         </w:rPr>
-        <w:instrText xml:space="preserve"> PAGEREF _Toc243562361 \h </w:instrText>
+        <w:instrText xml:space="preserve"> PAGEREF _Toc243599852 \h </w:instrText>
       </w:r>
       <w:r>
         <w:rPr>
@@ -872,7 +865,7 @@
         <w:rPr>
           <w:noProof/>
         </w:rPr>
-        <w:t>7</w:t>
+        <w:t>8</w:t>
       </w:r>
       <w:r>
         <w:rPr>
@@ -917,7 +910,7 @@
         <w:rPr>
           <w:noProof/>
         </w:rPr>
-        <w:instrText xml:space="preserve"> PAGEREF _Toc243562362 \h </w:instrText>
+        <w:instrText xml:space="preserve"> PAGEREF _Toc243599853 \h </w:instrText>
       </w:r>
       <w:r>
         <w:rPr>
@@ -934,7 +927,7 @@
         <w:rPr>
           <w:noProof/>
         </w:rPr>
-        <w:t>7</w:t>
+        <w:t>8</w:t>
       </w:r>
       <w:r>
         <w:rPr>
@@ -979,7 +972,7 @@
         <w:rPr>
           <w:noProof/>
         </w:rPr>
-        <w:instrText xml:space="preserve"> PAGEREF _Toc243562363 \h </w:instrText>
+        <w:instrText xml:space="preserve"> PAGEREF _Toc243599854 \h </w:instrText>
       </w:r>
       <w:r>
         <w:rPr>
@@ -996,7 +989,7 @@
         <w:rPr>
           <w:noProof/>
         </w:rPr>
-        <w:t>8</w:t>
+        <w:t>9</w:t>
       </w:r>
       <w:r>
         <w:rPr>
@@ -1041,7 +1034,7 @@
         <w:rPr>
           <w:noProof/>
         </w:rPr>
-        <w:instrText xml:space="preserve"> PAGEREF _Toc243562364 \h </w:instrText>
+        <w:instrText xml:space="preserve"> PAGEREF _Toc243599855 \h </w:instrText>
       </w:r>
       <w:r>
         <w:rPr>
@@ -1058,7 +1051,7 @@
         <w:rPr>
           <w:noProof/>
         </w:rPr>
-        <w:t>8</w:t>
+        <w:t>9</w:t>
       </w:r>
       <w:r>
         <w:rPr>
@@ -1103,7 +1096,7 @@
         <w:rPr>
           <w:noProof/>
         </w:rPr>
-        <w:instrText xml:space="preserve"> PAGEREF _Toc243562365 \h </w:instrText>
+        <w:instrText xml:space="preserve"> PAGEREF _Toc243599856 \h </w:instrText>
       </w:r>
       <w:r>
         <w:rPr>
@@ -1120,7 +1113,7 @@
         <w:rPr>
           <w:noProof/>
         </w:rPr>
-        <w:t>8</w:t>
+        <w:t>9</w:t>
       </w:r>
       <w:r>
         <w:rPr>
@@ -1165,7 +1158,7 @@
         <w:rPr>
           <w:noProof/>
         </w:rPr>
-        <w:instrText xml:space="preserve"> PAGEREF _Toc243562366 \h </w:instrText>
+        <w:instrText xml:space="preserve"> PAGEREF _Toc243599857 \h </w:instrText>
       </w:r>
       <w:r>
         <w:rPr>
@@ -1182,7 +1175,7 @@
         <w:rPr>
           <w:noProof/>
         </w:rPr>
-        <w:t>8</w:t>
+        <w:t>9</w:t>
       </w:r>
       <w:r>
         <w:rPr>
@@ -1227,7 +1220,7 @@
         <w:rPr>
           <w:noProof/>
         </w:rPr>
-        <w:instrText xml:space="preserve"> PAGEREF _Toc243562367 \h </w:instrText>
+        <w:instrText xml:space="preserve"> PAGEREF _Toc243599858 \h </w:instrText>
       </w:r>
       <w:r>
         <w:rPr>
@@ -1244,7 +1237,7 @@
         <w:rPr>
           <w:noProof/>
         </w:rPr>
-        <w:t>8</w:t>
+        <w:t>9</w:t>
       </w:r>
       <w:r>
         <w:rPr>
@@ -1289,7 +1282,7 @@
         <w:rPr>
           <w:noProof/>
         </w:rPr>
-        <w:instrText xml:space="preserve"> PAGEREF _Toc243562368 \h </w:instrText>
+        <w:instrText xml:space="preserve"> PAGEREF _Toc243599859 \h </w:instrText>
       </w:r>
       <w:r>
         <w:rPr>
@@ -1306,7 +1299,7 @@
         <w:rPr>
           <w:noProof/>
         </w:rPr>
-        <w:t>9</w:t>
+        <w:t>10</w:t>
       </w:r>
       <w:r>
         <w:rPr>
@@ -1351,7 +1344,7 @@
         <w:rPr>
           <w:noProof/>
         </w:rPr>
-        <w:instrText xml:space="preserve"> PAGEREF _Toc243562369 \h </w:instrText>
+        <w:instrText xml:space="preserve"> PAGEREF _Toc243599860 \h </w:instrText>
       </w:r>
       <w:r>
         <w:rPr>
@@ -1368,7 +1361,7 @@
         <w:rPr>
           <w:noProof/>
         </w:rPr>
-        <w:t>9</w:t>
+        <w:t>10</w:t>
       </w:r>
       <w:r>
         <w:rPr>
@@ -1413,7 +1406,7 @@
         <w:rPr>
           <w:noProof/>
         </w:rPr>
-        <w:instrText xml:space="preserve"> PAGEREF _Toc243562370 \h </w:instrText>
+        <w:instrText xml:space="preserve"> PAGEREF _Toc243599861 \h </w:instrText>
       </w:r>
       <w:r>
         <w:rPr>
@@ -1430,7 +1423,7 @@
         <w:rPr>
           <w:noProof/>
         </w:rPr>
-        <w:t>9</w:t>
+        <w:t>10</w:t>
       </w:r>
       <w:r>
         <w:rPr>
@@ -1475,7 +1468,7 @@
         <w:rPr>
           <w:noProof/>
         </w:rPr>
-        <w:instrText xml:space="preserve"> PAGEREF _Toc243562371 \h </w:instrText>
+        <w:instrText xml:space="preserve"> PAGEREF _Toc243599862 \h </w:instrText>
       </w:r>
       <w:r>
         <w:rPr>
@@ -1492,7 +1485,7 @@
         <w:rPr>
           <w:noProof/>
         </w:rPr>
-        <w:t>9</w:t>
+        <w:t>10</w:t>
       </w:r>
       <w:r>
         <w:rPr>
@@ -1537,7 +1530,7 @@
         <w:rPr>
           <w:noProof/>
         </w:rPr>
-        <w:instrText xml:space="preserve"> PAGEREF _Toc243562372 \h </w:instrText>
+        <w:instrText xml:space="preserve"> PAGEREF _Toc243599863 \h </w:instrText>
       </w:r>
       <w:r>
         <w:rPr>
@@ -1554,7 +1547,7 @@
         <w:rPr>
           <w:noProof/>
         </w:rPr>
-        <w:t>9</w:t>
+        <w:t>10</w:t>
       </w:r>
       <w:r>
         <w:rPr>
@@ -1599,7 +1592,7 @@
         <w:rPr>
           <w:noProof/>
         </w:rPr>
-        <w:instrText xml:space="preserve"> PAGEREF _Toc243562373 \h </w:instrText>
+        <w:instrText xml:space="preserve"> PAGEREF _Toc243599864 \h </w:instrText>
       </w:r>
       <w:r>
         <w:rPr>
@@ -1616,7 +1609,7 @@
         <w:rPr>
           <w:noProof/>
         </w:rPr>
-        <w:t>10</w:t>
+        <w:t>11</w:t>
       </w:r>
       <w:r>
         <w:rPr>
@@ -1661,7 +1654,7 @@
         <w:rPr>
           <w:noProof/>
         </w:rPr>
-        <w:instrText xml:space="preserve"> PAGEREF _Toc243562374 \h </w:instrText>
+        <w:instrText xml:space="preserve"> PAGEREF _Toc243599865 \h </w:instrText>
       </w:r>
       <w:r>
         <w:rPr>
@@ -1678,7 +1671,7 @@
         <w:rPr>
           <w:noProof/>
         </w:rPr>
-        <w:t>10</w:t>
+        <w:t>11</w:t>
       </w:r>
       <w:r>
         <w:rPr>
@@ -1723,7 +1716,7 @@
         <w:rPr>
           <w:noProof/>
         </w:rPr>
-        <w:instrText xml:space="preserve"> PAGEREF _Toc243562375 \h </w:instrText>
+        <w:instrText xml:space="preserve"> PAGEREF _Toc243599866 \h </w:instrText>
       </w:r>
       <w:r>
         <w:rPr>
@@ -1740,7 +1733,7 @@
         <w:rPr>
           <w:noProof/>
         </w:rPr>
-        <w:t>10</w:t>
+        <w:t>11</w:t>
       </w:r>
       <w:r>
         <w:rPr>
@@ -1785,7 +1778,7 @@
         <w:rPr>
           <w:noProof/>
         </w:rPr>
-        <w:instrText xml:space="preserve"> PAGEREF _Toc243562376 \h </w:instrText>
+        <w:instrText xml:space="preserve"> PAGEREF _Toc243599867 \h </w:instrText>
       </w:r>
       <w:r>
         <w:rPr>
@@ -1802,7 +1795,7 @@
         <w:rPr>
           <w:noProof/>
         </w:rPr>
-        <w:t>10</w:t>
+        <w:t>11</w:t>
       </w:r>
       <w:r>
         <w:rPr>
@@ -1847,7 +1840,7 @@
         <w:rPr>
           <w:noProof/>
         </w:rPr>
-        <w:instrText xml:space="preserve"> PAGEREF _Toc243562377 \h </w:instrText>
+        <w:instrText xml:space="preserve"> PAGEREF _Toc243599868 \h </w:instrText>
       </w:r>
       <w:r>
         <w:rPr>
@@ -1864,7 +1857,7 @@
         <w:rPr>
           <w:noProof/>
         </w:rPr>
-        <w:t>11</w:t>
+        <w:t>12</w:t>
       </w:r>
       <w:r>
         <w:rPr>
@@ -1909,7 +1902,7 @@
         <w:rPr>
           <w:noProof/>
         </w:rPr>
-        <w:instrText xml:space="preserve"> PAGEREF _Toc243562378 \h </w:instrText>
+        <w:instrText xml:space="preserve"> PAGEREF _Toc243599869 \h </w:instrText>
       </w:r>
       <w:r>
         <w:rPr>
@@ -1926,7 +1919,7 @@
         <w:rPr>
           <w:noProof/>
         </w:rPr>
-        <w:t>11</w:t>
+        <w:t>12</w:t>
       </w:r>
       <w:r>
         <w:rPr>
@@ -1971,7 +1964,7 @@
         <w:rPr>
           <w:noProof/>
         </w:rPr>
-        <w:instrText xml:space="preserve"> PAGEREF _Toc243562379 \h </w:instrText>
+        <w:instrText xml:space="preserve"> PAGEREF _Toc243599870 \h </w:instrText>
       </w:r>
       <w:r>
         <w:rPr>
@@ -1988,7 +1981,7 @@
         <w:rPr>
           <w:noProof/>
         </w:rPr>
-        <w:t>11</w:t>
+        <w:t>12</w:t>
       </w:r>
       <w:r>
         <w:rPr>
@@ -2033,7 +2026,7 @@
         <w:rPr>
           <w:noProof/>
         </w:rPr>
-        <w:instrText xml:space="preserve"> PAGEREF _Toc243562380 \h </w:instrText>
+        <w:instrText xml:space="preserve"> PAGEREF _Toc243599871 \h </w:instrText>
       </w:r>
       <w:r>
         <w:rPr>
@@ -2050,7 +2043,7 @@
         <w:rPr>
           <w:noProof/>
         </w:rPr>
-        <w:t>11</w:t>
+        <w:t>12</w:t>
       </w:r>
       <w:r>
         <w:rPr>
@@ -2095,7 +2088,7 @@
         <w:rPr>
           <w:noProof/>
         </w:rPr>
-        <w:instrText xml:space="preserve"> PAGEREF _Toc243562381 \h </w:instrText>
+        <w:instrText xml:space="preserve"> PAGEREF _Toc243599872 \h </w:instrText>
       </w:r>
       <w:r>
         <w:rPr>
@@ -2112,7 +2105,7 @@
         <w:rPr>
           <w:noProof/>
         </w:rPr>
-        <w:t>11</w:t>
+        <w:t>12</w:t>
       </w:r>
       <w:r>
         <w:rPr>
@@ -2157,7 +2150,7 @@
         <w:rPr>
           <w:noProof/>
         </w:rPr>
-        <w:instrText xml:space="preserve"> PAGEREF _Toc243562382 \h </w:instrText>
+        <w:instrText xml:space="preserve"> PAGEREF _Toc243599873 \h </w:instrText>
       </w:r>
       <w:r>
         <w:rPr>
@@ -2174,7 +2167,7 @@
         <w:rPr>
           <w:noProof/>
         </w:rPr>
-        <w:t>11</w:t>
+        <w:t>12</w:t>
       </w:r>
       <w:r>
         <w:rPr>
@@ -2219,7 +2212,7 @@
         <w:rPr>
           <w:noProof/>
         </w:rPr>
-        <w:instrText xml:space="preserve"> PAGEREF _Toc243562383 \h </w:instrText>
+        <w:instrText xml:space="preserve"> PAGEREF _Toc243599874 \h </w:instrText>
       </w:r>
       <w:r>
         <w:rPr>
@@ -2236,7 +2229,7 @@
         <w:rPr>
           <w:noProof/>
         </w:rPr>
-        <w:t>12</w:t>
+        <w:t>13</w:t>
       </w:r>
       <w:r>
         <w:rPr>
@@ -2281,7 +2274,7 @@
         <w:rPr>
           <w:noProof/>
         </w:rPr>
-        <w:instrText xml:space="preserve"> PAGEREF _Toc243562384 \h </w:instrText>
+        <w:instrText xml:space="preserve"> PAGEREF _Toc243599875 \h </w:instrText>
       </w:r>
       <w:r>
         <w:rPr>
@@ -2298,7 +2291,7 @@
         <w:rPr>
           <w:noProof/>
         </w:rPr>
-        <w:t>13</w:t>
+        <w:t>14</w:t>
       </w:r>
       <w:r>
         <w:rPr>
@@ -2343,7 +2336,7 @@
         <w:rPr>
           <w:noProof/>
         </w:rPr>
-        <w:instrText xml:space="preserve"> PAGEREF _Toc243562385 \h </w:instrText>
+        <w:instrText xml:space="preserve"> PAGEREF _Toc243599876 \h </w:instrText>
       </w:r>
       <w:r>
         <w:rPr>
@@ -2360,7 +2353,7 @@
         <w:rPr>
           <w:noProof/>
         </w:rPr>
-        <w:t>13</w:t>
+        <w:t>14</w:t>
       </w:r>
       <w:r>
         <w:rPr>
@@ -2405,24 +2398,25 @@
         <w:rPr>
           <w:noProof/>
         </w:rPr>
-        <w:instrText xml:space="preserve"> PAGEREF _Toc243562386 \h </w:instrText>
-      </w:r>
-      <w:r>
-        <w:rPr>
-          <w:noProof/>
-        </w:rPr>
-      </w:r>
-      <w:r>
-        <w:rPr>
-          <w:noProof/>
-        </w:rPr>
+        <w:instrText xml:space="preserve"> PAGEREF _Toc243599877 \h </w:instrText>
+      </w:r>
+      <w:r>
+        <w:rPr>
+          <w:noProof/>
+        </w:rPr>
+      </w:r>
+      <w:r>
+        <w:rPr>
+          <w:noProof/>
+        </w:rPr>
+        <w:lastRenderedPageBreak/>
         <w:fldChar w:fldCharType="separate"/>
       </w:r>
       <w:r>
         <w:rPr>
           <w:noProof/>
         </w:rPr>
-        <w:t>13</w:t>
+        <w:t>14</w:t>
       </w:r>
       <w:r>
         <w:rPr>
@@ -2449,7 +2443,6 @@
           <w:rFonts w:eastAsia="Times New Roman" w:cs="Calibri"/>
           <w:noProof/>
         </w:rPr>
-        <w:lastRenderedPageBreak/>
         <w:t>9.3. Отряды (O)</w:t>
       </w:r>
       <w:r>
@@ -2468,7 +2461,7 @@
         <w:rPr>
           <w:noProof/>
         </w:rPr>
-        <w:instrText xml:space="preserve"> PAGEREF _Toc243562387 \h </w:instrText>
+        <w:instrText xml:space="preserve"> PAGEREF _Toc243599878 \h </w:instrText>
       </w:r>
       <w:r>
         <w:rPr>
@@ -2485,7 +2478,7 @@
         <w:rPr>
           <w:noProof/>
         </w:rPr>
-        <w:t>13</w:t>
+        <w:t>14</w:t>
       </w:r>
       <w:r>
         <w:rPr>
@@ -2530,7 +2523,7 @@
         <w:rPr>
           <w:noProof/>
         </w:rPr>
-        <w:instrText xml:space="preserve"> PAGEREF _Toc243562388 \h </w:instrText>
+        <w:instrText xml:space="preserve"> PAGEREF _Toc243599879 \h </w:instrText>
       </w:r>
       <w:r>
         <w:rPr>
@@ -2547,7 +2540,7 @@
         <w:rPr>
           <w:noProof/>
         </w:rPr>
-        <w:t>14</w:t>
+        <w:t>15</w:t>
       </w:r>
       <w:r>
         <w:rPr>
@@ -2592,7 +2585,7 @@
         <w:rPr>
           <w:noProof/>
         </w:rPr>
-        <w:instrText xml:space="preserve"> PAGEREF _Toc243562389 \h </w:instrText>
+        <w:instrText xml:space="preserve"> PAGEREF _Toc243599880 \h </w:instrText>
       </w:r>
       <w:r>
         <w:rPr>
@@ -2609,7 +2602,7 @@
         <w:rPr>
           <w:noProof/>
         </w:rPr>
-        <w:t>15</w:t>
+        <w:t>16</w:t>
       </w:r>
       <w:r>
         <w:rPr>
@@ -2654,7 +2647,7 @@
         <w:rPr>
           <w:noProof/>
         </w:rPr>
-        <w:instrText xml:space="preserve"> PAGEREF _Toc243562390 \h </w:instrText>
+        <w:instrText xml:space="preserve"> PAGEREF _Toc243599881 \h </w:instrText>
       </w:r>
       <w:r>
         <w:rPr>
@@ -2671,7 +2664,7 @@
         <w:rPr>
           <w:noProof/>
         </w:rPr>
-        <w:t>15</w:t>
+        <w:t>16</w:t>
       </w:r>
       <w:r>
         <w:rPr>
@@ -2716,7 +2709,7 @@
         <w:rPr>
           <w:noProof/>
         </w:rPr>
-        <w:instrText xml:space="preserve"> PAGEREF _Toc243562391 \h </w:instrText>
+        <w:instrText xml:space="preserve"> PAGEREF _Toc243599882 \h </w:instrText>
       </w:r>
       <w:r>
         <w:rPr>
@@ -2733,7 +2726,7 @@
         <w:rPr>
           <w:noProof/>
         </w:rPr>
-        <w:t>15</w:t>
+        <w:t>16</w:t>
       </w:r>
       <w:r>
         <w:rPr>
@@ -2778,7 +2771,7 @@
         <w:rPr>
           <w:noProof/>
         </w:rPr>
-        <w:instrText xml:space="preserve"> PAGEREF _Toc243562392 \h </w:instrText>
+        <w:instrText xml:space="preserve"> PAGEREF _Toc243599883 \h </w:instrText>
       </w:r>
       <w:r>
         <w:rPr>
@@ -2795,7 +2788,7 @@
         <w:rPr>
           <w:noProof/>
         </w:rPr>
-        <w:t>16</w:t>
+        <w:t>17</w:t>
       </w:r>
       <w:r>
         <w:rPr>
@@ -2840,7 +2833,7 @@
         <w:rPr>
           <w:noProof/>
         </w:rPr>
-        <w:instrText xml:space="preserve"> PAGEREF _Toc243562393 \h </w:instrText>
+        <w:instrText xml:space="preserve"> PAGEREF _Toc243599884 \h </w:instrText>
       </w:r>
       <w:r>
         <w:rPr>
@@ -2857,7 +2850,7 @@
         <w:rPr>
           <w:noProof/>
         </w:rPr>
-        <w:t>16</w:t>
+        <w:t>17</w:t>
       </w:r>
       <w:r>
         <w:rPr>
@@ -2902,7 +2895,7 @@
         <w:rPr>
           <w:noProof/>
         </w:rPr>
-        <w:instrText xml:space="preserve"> PAGEREF _Toc243562394 \h </w:instrText>
+        <w:instrText xml:space="preserve"> PAGEREF _Toc243599885 \h </w:instrText>
       </w:r>
       <w:r>
         <w:rPr>
@@ -2919,7 +2912,7 @@
         <w:rPr>
           <w:noProof/>
         </w:rPr>
-        <w:t>17</w:t>
+        <w:t>18</w:t>
       </w:r>
       <w:r>
         <w:rPr>
@@ -2964,7 +2957,7 @@
         <w:rPr>
           <w:noProof/>
         </w:rPr>
-        <w:instrText xml:space="preserve"> PAGEREF _Toc243562395 \h </w:instrText>
+        <w:instrText xml:space="preserve"> PAGEREF _Toc243599886 \h </w:instrText>
       </w:r>
       <w:r>
         <w:rPr>
@@ -2981,7 +2974,7 @@
         <w:rPr>
           <w:noProof/>
         </w:rPr>
-        <w:t>17</w:t>
+        <w:t>18</w:t>
       </w:r>
       <w:r>
         <w:rPr>
@@ -3026,7 +3019,7 @@
         <w:rPr>
           <w:noProof/>
         </w:rPr>
-        <w:instrText xml:space="preserve"> PAGEREF _Toc243562396 \h </w:instrText>
+        <w:instrText xml:space="preserve"> PAGEREF _Toc243599887 \h </w:instrText>
       </w:r>
       <w:r>
         <w:rPr>
@@ -3043,7 +3036,7 @@
         <w:rPr>
           <w:noProof/>
         </w:rPr>
-        <w:t>17</w:t>
+        <w:t>18</w:t>
       </w:r>
       <w:r>
         <w:rPr>
@@ -3088,7 +3081,7 @@
         <w:rPr>
           <w:noProof/>
         </w:rPr>
-        <w:instrText xml:space="preserve"> PAGEREF _Toc243562397 \h </w:instrText>
+        <w:instrText xml:space="preserve"> PAGEREF _Toc243599888 \h </w:instrText>
       </w:r>
       <w:r>
         <w:rPr>
@@ -3105,7 +3098,7 @@
         <w:rPr>
           <w:noProof/>
         </w:rPr>
-        <w:t>18</w:t>
+        <w:t>19</w:t>
       </w:r>
       <w:r>
         <w:rPr>
@@ -3150,7 +3143,7 @@
         <w:rPr>
           <w:noProof/>
         </w:rPr>
-        <w:instrText xml:space="preserve"> PAGEREF _Toc243562398 \h </w:instrText>
+        <w:instrText xml:space="preserve"> PAGEREF _Toc243599889 \h </w:instrText>
       </w:r>
       <w:r>
         <w:rPr>
@@ -3167,7 +3160,7 @@
         <w:rPr>
           <w:noProof/>
         </w:rPr>
-        <w:t>19</w:t>
+        <w:t>20</w:t>
       </w:r>
       <w:r>
         <w:rPr>
@@ -3212,7 +3205,7 @@
         <w:rPr>
           <w:noProof/>
         </w:rPr>
-        <w:instrText xml:space="preserve"> PAGEREF _Toc243562399 \h </w:instrText>
+        <w:instrText xml:space="preserve"> PAGEREF _Toc243599890 \h </w:instrText>
       </w:r>
       <w:r>
         <w:rPr>
@@ -3229,7 +3222,7 @@
         <w:rPr>
           <w:noProof/>
         </w:rPr>
-        <w:t>19</w:t>
+        <w:t>20</w:t>
       </w:r>
       <w:r>
         <w:rPr>
@@ -3274,7 +3267,7 @@
         <w:rPr>
           <w:noProof/>
         </w:rPr>
-        <w:instrText xml:space="preserve"> PAGEREF _Toc243562400 \h </w:instrText>
+        <w:instrText xml:space="preserve"> PAGEREF _Toc243599891 \h </w:instrText>
       </w:r>
       <w:r>
         <w:rPr>
@@ -3291,7 +3284,7 @@
         <w:rPr>
           <w:noProof/>
         </w:rPr>
-        <w:t>19</w:t>
+        <w:t>20</w:t>
       </w:r>
       <w:r>
         <w:rPr>
@@ -3336,7 +3329,7 @@
         <w:rPr>
           <w:noProof/>
         </w:rPr>
-        <w:instrText xml:space="preserve"> PAGEREF _Toc243562401 \h </w:instrText>
+        <w:instrText xml:space="preserve"> PAGEREF _Toc243599892 \h </w:instrText>
       </w:r>
       <w:r>
         <w:rPr>
@@ -3353,7 +3346,7 @@
         <w:rPr>
           <w:noProof/>
         </w:rPr>
-        <w:t>19</w:t>
+        <w:t>20</w:t>
       </w:r>
       <w:r>
         <w:rPr>
@@ -3398,7 +3391,7 @@
         <w:rPr>
           <w:noProof/>
         </w:rPr>
-        <w:instrText xml:space="preserve"> PAGEREF _Toc243562402 \h </w:instrText>
+        <w:instrText xml:space="preserve"> PAGEREF _Toc243599893 \h </w:instrText>
       </w:r>
       <w:r>
         <w:rPr>
@@ -3415,7 +3408,7 @@
         <w:rPr>
           <w:noProof/>
         </w:rPr>
-        <w:t>20</w:t>
+        <w:t>21</w:t>
       </w:r>
       <w:r>
         <w:rPr>
@@ -3460,7 +3453,7 @@
         <w:rPr>
           <w:noProof/>
         </w:rPr>
-        <w:instrText xml:space="preserve"> PAGEREF _Toc243562403 \h </w:instrText>
+        <w:instrText xml:space="preserve"> PAGEREF _Toc243599894 \h </w:instrText>
       </w:r>
       <w:r>
         <w:rPr>
@@ -3477,7 +3470,7 @@
         <w:rPr>
           <w:noProof/>
         </w:rPr>
-        <w:t>20</w:t>
+        <w:t>21</w:t>
       </w:r>
       <w:r>
         <w:rPr>
@@ -3522,7 +3515,7 @@
         <w:rPr>
           <w:noProof/>
         </w:rPr>
-        <w:instrText xml:space="preserve"> PAGEREF _Toc243562404 \h </w:instrText>
+        <w:instrText xml:space="preserve"> PAGEREF _Toc243599895 \h </w:instrText>
       </w:r>
       <w:r>
         <w:rPr>
@@ -3539,7 +3532,7 @@
         <w:rPr>
           <w:noProof/>
         </w:rPr>
-        <w:t>21</w:t>
+        <w:t>22</w:t>
       </w:r>
       <w:r>
         <w:rPr>
@@ -3584,7 +3577,7 @@
         <w:rPr>
           <w:noProof/>
         </w:rPr>
-        <w:instrText xml:space="preserve"> PAGEREF _Toc243562405 \h </w:instrText>
+        <w:instrText xml:space="preserve"> PAGEREF _Toc243599896 \h </w:instrText>
       </w:r>
       <w:r>
         <w:rPr>
@@ -3601,7 +3594,7 @@
         <w:rPr>
           <w:noProof/>
         </w:rPr>
-        <w:t>21</w:t>
+        <w:t>22</w:t>
       </w:r>
       <w:r>
         <w:rPr>
@@ -3646,7 +3639,7 @@
         <w:rPr>
           <w:noProof/>
         </w:rPr>
-        <w:instrText xml:space="preserve"> PAGEREF _Toc243562406 \h </w:instrText>
+        <w:instrText xml:space="preserve"> PAGEREF _Toc243599897 \h </w:instrText>
       </w:r>
       <w:r>
         <w:rPr>
@@ -3663,7 +3656,7 @@
         <w:rPr>
           <w:noProof/>
         </w:rPr>
-        <w:t>21</w:t>
+        <w:t>22</w:t>
       </w:r>
       <w:r>
         <w:rPr>
@@ -3708,7 +3701,7 @@
         <w:rPr>
           <w:noProof/>
         </w:rPr>
-        <w:instrText xml:space="preserve"> PAGEREF _Toc243562407 \h </w:instrText>
+        <w:instrText xml:space="preserve"> PAGEREF _Toc243599898 \h </w:instrText>
       </w:r>
       <w:r>
         <w:rPr>
@@ -3725,7 +3718,7 @@
         <w:rPr>
           <w:noProof/>
         </w:rPr>
-        <w:t>22</w:t>
+        <w:t>23</w:t>
       </w:r>
       <w:r>
         <w:rPr>
@@ -3770,7 +3763,7 @@
         <w:rPr>
           <w:noProof/>
         </w:rPr>
-        <w:instrText xml:space="preserve"> PAGEREF _Toc243562408 \h </w:instrText>
+        <w:instrText xml:space="preserve"> PAGEREF _Toc243599899 \h </w:instrText>
       </w:r>
       <w:r>
         <w:rPr>
@@ -3787,7 +3780,7 @@
         <w:rPr>
           <w:noProof/>
         </w:rPr>
-        <w:t>22</w:t>
+        <w:t>23</w:t>
       </w:r>
       <w:r>
         <w:rPr>
@@ -3832,7 +3825,7 @@
         <w:rPr>
           <w:noProof/>
         </w:rPr>
-        <w:instrText xml:space="preserve"> PAGEREF _Toc243562409 \h </w:instrText>
+        <w:instrText xml:space="preserve"> PAGEREF _Toc243599900 \h </w:instrText>
       </w:r>
       <w:r>
         <w:rPr>
@@ -3849,7 +3842,7 @@
         <w:rPr>
           <w:noProof/>
         </w:rPr>
-        <w:t>22</w:t>
+        <w:t>23</w:t>
       </w:r>
       <w:r>
         <w:rPr>
@@ -3894,7 +3887,7 @@
         <w:rPr>
           <w:noProof/>
         </w:rPr>
-        <w:instrText xml:space="preserve"> PAGEREF _Toc243562410 \h </w:instrText>
+        <w:instrText xml:space="preserve"> PAGEREF _Toc243599901 \h </w:instrText>
       </w:r>
       <w:r>
         <w:rPr>
@@ -3911,7 +3904,7 @@
         <w:rPr>
           <w:noProof/>
         </w:rPr>
-        <w:t>22</w:t>
+        <w:t>23</w:t>
       </w:r>
       <w:r>
         <w:rPr>
@@ -3956,7 +3949,7 @@
         <w:rPr>
           <w:noProof/>
         </w:rPr>
-        <w:instrText xml:space="preserve"> PAGEREF _Toc243562411 \h </w:instrText>
+        <w:instrText xml:space="preserve"> PAGEREF _Toc243599902 \h </w:instrText>
       </w:r>
       <w:r>
         <w:rPr>
@@ -3973,7 +3966,7 @@
         <w:rPr>
           <w:noProof/>
         </w:rPr>
-        <w:t>22</w:t>
+        <w:t>23</w:t>
       </w:r>
       <w:r>
         <w:rPr>
@@ -4000,7 +3993,7 @@
           <w:rFonts w:eastAsia="Times New Roman" w:cs="Calibri"/>
           <w:noProof/>
         </w:rPr>
-        <w:t>16. Команды и правила игры</w:t>
+        <w:t>16. Ткачество</w:t>
       </w:r>
       <w:r>
         <w:rPr>
@@ -4018,7 +4011,7 @@
         <w:rPr>
           <w:noProof/>
         </w:rPr>
-        <w:instrText xml:space="preserve"> PAGEREF _Toc243562412 \h </w:instrText>
+        <w:instrText xml:space="preserve"> PAGEREF _Toc243599903 \h </w:instrText>
       </w:r>
       <w:r>
         <w:rPr>
@@ -4035,7 +4028,255 @@
         <w:rPr>
           <w:noProof/>
         </w:rPr>
-        <w:t>24</w:t>
+        <w:t>25</w:t>
+      </w:r>
+      <w:r>
+        <w:rPr>
+          <w:noProof/>
+        </w:rPr>
+        <w:fldChar w:fldCharType="end"/>
+      </w:r>
+    </w:p>
+    <w:p>
+      <w:pPr>
+        <w:pStyle w:val="21"/>
+        <w:tabs>
+          <w:tab w:val="right" w:leader="dot" w:pos="9497"/>
+        </w:tabs>
+        <w:rPr>
+          <w:rFonts w:asciiTheme="minorHAnsi" w:hAnsiTheme="minorHAnsi" w:cstheme="minorBidi"/>
+          <w:noProof/>
+          <w:kern w:val="2"/>
+          <w14:ligatures w14:val="standardContextual"/>
+        </w:rPr>
+      </w:pPr>
+      <w:r>
+        <w:rPr>
+          <w:rFonts w:eastAsia="Times New Roman" w:cs="Calibri"/>
+          <w:noProof/>
+        </w:rPr>
+        <w:t>16.1. Волокно и пряжа</w:t>
+      </w:r>
+      <w:r>
+        <w:rPr>
+          <w:noProof/>
+        </w:rPr>
+        <w:tab/>
+      </w:r>
+      <w:r>
+        <w:rPr>
+          <w:noProof/>
+        </w:rPr>
+        <w:fldChar w:fldCharType="begin"/>
+      </w:r>
+      <w:r>
+        <w:rPr>
+          <w:noProof/>
+        </w:rPr>
+        <w:instrText xml:space="preserve"> PAGEREF _Toc243599904 \h </w:instrText>
+      </w:r>
+      <w:r>
+        <w:rPr>
+          <w:noProof/>
+        </w:rPr>
+      </w:r>
+      <w:r>
+        <w:rPr>
+          <w:noProof/>
+        </w:rPr>
+        <w:fldChar w:fldCharType="separate"/>
+      </w:r>
+      <w:r>
+        <w:rPr>
+          <w:noProof/>
+        </w:rPr>
+        <w:t>25</w:t>
+      </w:r>
+      <w:r>
+        <w:rPr>
+          <w:noProof/>
+        </w:rPr>
+        <w:fldChar w:fldCharType="end"/>
+      </w:r>
+    </w:p>
+    <w:p>
+      <w:pPr>
+        <w:pStyle w:val="21"/>
+        <w:tabs>
+          <w:tab w:val="right" w:leader="dot" w:pos="9497"/>
+        </w:tabs>
+        <w:rPr>
+          <w:rFonts w:asciiTheme="minorHAnsi" w:hAnsiTheme="minorHAnsi" w:cstheme="minorBidi"/>
+          <w:noProof/>
+          <w:kern w:val="2"/>
+          <w14:ligatures w14:val="standardContextual"/>
+        </w:rPr>
+      </w:pPr>
+      <w:r>
+        <w:rPr>
+          <w:rFonts w:eastAsia="Times New Roman" w:cs="Calibri"/>
+          <w:noProof/>
+        </w:rPr>
+        <w:t>16.2. Ткацкий станок</w:t>
+      </w:r>
+      <w:r>
+        <w:rPr>
+          <w:noProof/>
+        </w:rPr>
+        <w:tab/>
+      </w:r>
+      <w:r>
+        <w:rPr>
+          <w:noProof/>
+        </w:rPr>
+        <w:fldChar w:fldCharType="begin"/>
+      </w:r>
+      <w:r>
+        <w:rPr>
+          <w:noProof/>
+        </w:rPr>
+        <w:instrText xml:space="preserve"> PAGEREF _Toc243599905 \h </w:instrText>
+      </w:r>
+      <w:r>
+        <w:rPr>
+          <w:noProof/>
+        </w:rPr>
+      </w:r>
+      <w:r>
+        <w:rPr>
+          <w:noProof/>
+        </w:rPr>
+        <w:fldChar w:fldCharType="separate"/>
+      </w:r>
+      <w:r>
+        <w:rPr>
+          <w:noProof/>
+        </w:rPr>
+        <w:t>25</w:t>
+      </w:r>
+      <w:r>
+        <w:rPr>
+          <w:noProof/>
+        </w:rPr>
+        <w:fldChar w:fldCharType="end"/>
+      </w:r>
+    </w:p>
+    <w:p>
+      <w:pPr>
+        <w:pStyle w:val="21"/>
+        <w:tabs>
+          <w:tab w:val="right" w:leader="dot" w:pos="9497"/>
+        </w:tabs>
+        <w:rPr>
+          <w:rFonts w:asciiTheme="minorHAnsi" w:hAnsiTheme="minorHAnsi" w:cstheme="minorBidi"/>
+          <w:noProof/>
+          <w:kern w:val="2"/>
+          <w14:ligatures w14:val="standardContextual"/>
+        </w:rPr>
+      </w:pPr>
+      <w:r>
+        <w:rPr>
+          <w:rFonts w:eastAsia="Times New Roman" w:cs="Calibri"/>
+          <w:noProof/>
+        </w:rPr>
+        <w:t>16.3. Мини-игра «Зев и прибой»</w:t>
+      </w:r>
+      <w:r>
+        <w:rPr>
+          <w:noProof/>
+        </w:rPr>
+        <w:tab/>
+      </w:r>
+      <w:r>
+        <w:rPr>
+          <w:noProof/>
+        </w:rPr>
+        <w:fldChar w:fldCharType="begin"/>
+      </w:r>
+      <w:r>
+        <w:rPr>
+          <w:noProof/>
+        </w:rPr>
+        <w:instrText xml:space="preserve"> PAGEREF _Toc243599906 \h </w:instrText>
+      </w:r>
+      <w:r>
+        <w:rPr>
+          <w:noProof/>
+        </w:rPr>
+      </w:r>
+      <w:r>
+        <w:rPr>
+          <w:noProof/>
+        </w:rPr>
+        <w:fldChar w:fldCharType="separate"/>
+      </w:r>
+      <w:r>
+        <w:rPr>
+          <w:noProof/>
+        </w:rPr>
+        <w:t>25</w:t>
+      </w:r>
+      <w:r>
+        <w:rPr>
+          <w:noProof/>
+        </w:rPr>
+        <w:fldChar w:fldCharType="end"/>
+      </w:r>
+    </w:p>
+    <w:p>
+      <w:pPr>
+        <w:pStyle w:val="21"/>
+        <w:tabs>
+          <w:tab w:val="right" w:leader="dot" w:pos="9497"/>
+        </w:tabs>
+        <w:rPr>
+          <w:rFonts w:asciiTheme="minorHAnsi" w:hAnsiTheme="minorHAnsi" w:cstheme="minorBidi"/>
+          <w:noProof/>
+          <w:kern w:val="2"/>
+          <w14:ligatures w14:val="standardContextual"/>
+        </w:rPr>
+      </w:pPr>
+      <w:r>
+        <w:rPr>
+          <w:rFonts w:eastAsia="Times New Roman" w:cs="Calibri"/>
+          <w:noProof/>
+        </w:rPr>
+        <w:t>16.4. Шитьё из ткани</w:t>
+      </w:r>
+      <w:r>
+        <w:rPr>
+          <w:noProof/>
+        </w:rPr>
+        <w:tab/>
+      </w:r>
+      <w:r>
+        <w:rPr>
+          <w:noProof/>
+        </w:rPr>
+        <w:fldChar w:fldCharType="begin"/>
+      </w:r>
+      <w:r>
+        <w:rPr>
+          <w:noProof/>
+        </w:rPr>
+        <w:instrText xml:space="preserve"> PAGEREF _Toc243599907 \h </w:instrText>
+      </w:r>
+      <w:r>
+        <w:rPr>
+          <w:noProof/>
+        </w:rPr>
+      </w:r>
+      <w:r>
+        <w:rPr>
+          <w:noProof/>
+        </w:rPr>
+        <w:fldChar w:fldCharType="separate"/>
+      </w:r>
+      <w:r>
+        <w:rPr>
+          <w:noProof/>
+        </w:rPr>
+        <w:t>25</w:t>
       </w:r>
       <w:r>
         <w:rPr>
@@ -4062,7 +4303,7 @@
           <w:rFonts w:eastAsia="Times New Roman" w:cs="Calibri"/>
           <w:noProof/>
         </w:rPr>
-        <w:t>17. Что изменилось: история версий</w:t>
+        <w:t>17. Команды и правила игры</w:t>
       </w:r>
       <w:r>
         <w:rPr>
@@ -4080,7 +4321,7 @@
         <w:rPr>
           <w:noProof/>
         </w:rPr>
-        <w:instrText xml:space="preserve"> PAGEREF _Toc243562413 \h </w:instrText>
+        <w:instrText xml:space="preserve"> PAGEREF _Toc243599908 \h </w:instrText>
       </w:r>
       <w:r>
         <w:rPr>
@@ -4097,7 +4338,7 @@
         <w:rPr>
           <w:noProof/>
         </w:rPr>
-        <w:t>25</w:t>
+        <w:t>26</w:t>
       </w:r>
       <w:r>
         <w:rPr>
@@ -4124,7 +4365,7 @@
           <w:rFonts w:eastAsia="Times New Roman" w:cs="Calibri"/>
           <w:noProof/>
         </w:rPr>
-        <w:t>18. Не сделано и известные ограничения</w:t>
+        <w:t>18. Что изменилось: история версий</w:t>
       </w:r>
       <w:r>
         <w:rPr>
@@ -4142,7 +4383,7 @@
         <w:rPr>
           <w:noProof/>
         </w:rPr>
-        <w:instrText xml:space="preserve"> PAGEREF _Toc243562414 \h </w:instrText>
+        <w:instrText xml:space="preserve"> PAGEREF _Toc243599909 \h </w:instrText>
       </w:r>
       <w:r>
         <w:rPr>
@@ -4159,7 +4400,7 @@
         <w:rPr>
           <w:noProof/>
         </w:rPr>
-        <w:t>26</w:t>
+        <w:t>27</w:t>
       </w:r>
       <w:r>
         <w:rPr>
@@ -4186,7 +4427,7 @@
           <w:rFonts w:eastAsia="Times New Roman" w:cs="Calibri"/>
           <w:noProof/>
         </w:rPr>
-        <w:t>19. Для разработчиков</w:t>
+        <w:t>19. Не сделано и известные ограничения</w:t>
       </w:r>
       <w:r>
         <w:rPr>
@@ -4204,7 +4445,7 @@
         <w:rPr>
           <w:noProof/>
         </w:rPr>
-        <w:instrText xml:space="preserve"> PAGEREF _Toc243562415 \h </w:instrText>
+        <w:instrText xml:space="preserve"> PAGEREF _Toc243599910 \h </w:instrText>
       </w:r>
       <w:r>
         <w:rPr>
@@ -4221,7 +4462,69 @@
         <w:rPr>
           <w:noProof/>
         </w:rPr>
-        <w:t>27</w:t>
+        <w:t>28</w:t>
+      </w:r>
+      <w:r>
+        <w:rPr>
+          <w:noProof/>
+        </w:rPr>
+        <w:fldChar w:fldCharType="end"/>
+      </w:r>
+    </w:p>
+    <w:p>
+      <w:pPr>
+        <w:pStyle w:val="11"/>
+        <w:tabs>
+          <w:tab w:val="right" w:leader="dot" w:pos="9497"/>
+        </w:tabs>
+        <w:rPr>
+          <w:rFonts w:asciiTheme="minorHAnsi" w:hAnsiTheme="minorHAnsi" w:cstheme="minorBidi"/>
+          <w:noProof/>
+          <w:kern w:val="2"/>
+          <w14:ligatures w14:val="standardContextual"/>
+        </w:rPr>
+      </w:pPr>
+      <w:r>
+        <w:rPr>
+          <w:rFonts w:eastAsia="Times New Roman" w:cs="Calibri"/>
+          <w:noProof/>
+        </w:rPr>
+        <w:t>20. Для разработчиков</w:t>
+      </w:r>
+      <w:r>
+        <w:rPr>
+          <w:noProof/>
+        </w:rPr>
+        <w:tab/>
+      </w:r>
+      <w:r>
+        <w:rPr>
+          <w:noProof/>
+        </w:rPr>
+        <w:fldChar w:fldCharType="begin"/>
+      </w:r>
+      <w:r>
+        <w:rPr>
+          <w:noProof/>
+        </w:rPr>
+        <w:instrText xml:space="preserve"> PAGEREF _Toc243599911 \h </w:instrText>
+      </w:r>
+      <w:r>
+        <w:rPr>
+          <w:noProof/>
+        </w:rPr>
+      </w:r>
+      <w:r>
+        <w:rPr>
+          <w:noProof/>
+        </w:rPr>
+        <w:fldChar w:fldCharType="separate"/>
+      </w:r>
+      <w:r>
+        <w:rPr>
+          <w:noProof/>
+        </w:rPr>
+        <w:t>29</w:t>
       </w:r>
       <w:r>
         <w:rPr>
@@ -4248,7 +4551,7 @@
           <w:rFonts w:eastAsia="Times New Roman" w:cs="Calibri"/>
           <w:noProof/>
         </w:rPr>
-        <w:t>19.1. Сборка</w:t>
+        <w:t>20.1. Сборка</w:t>
       </w:r>
       <w:r>
         <w:rPr>
@@ -4266,7 +4569,7 @@
         <w:rPr>
           <w:noProof/>
         </w:rPr>
-        <w:instrText xml:space="preserve"> PAGEREF _Toc243562416 \h </w:instrText>
+        <w:instrText xml:space="preserve"> PAGEREF _Toc243599912 \h </w:instrText>
       </w:r>
       <w:r>
         <w:rPr>
@@ -4283,7 +4586,7 @@
         <w:rPr>
           <w:noProof/>
         </w:rPr>
-        <w:t>27</w:t>
+        <w:t>29</w:t>
       </w:r>
       <w:r>
         <w:rPr>
@@ -4310,7 +4613,7 @@
           <w:rFonts w:eastAsia="Times New Roman" w:cs="Calibri"/>
           <w:noProof/>
         </w:rPr>
-        <w:t>19.2. Структура кода</w:t>
+        <w:t>20.2. Структура кода</w:t>
       </w:r>
       <w:r>
         <w:rPr>
@@ -4328,7 +4631,7 @@
         <w:rPr>
           <w:noProof/>
         </w:rPr>
-        <w:instrText xml:space="preserve"> PAGEREF _Toc243562417 \h </w:instrText>
+        <w:instrText xml:space="preserve"> PAGEREF _Toc243599913 \h </w:instrText>
       </w:r>
       <w:r>
         <w:rPr>
@@ -4345,7 +4648,7 @@
         <w:rPr>
           <w:noProof/>
         </w:rPr>
-        <w:t>27</w:t>
+        <w:t>29</w:t>
       </w:r>
       <w:r>
         <w:rPr>
@@ -4372,7 +4675,7 @@
           <w:rFonts w:eastAsia="Times New Roman" w:cs="Calibri"/>
           <w:noProof/>
         </w:rPr>
-        <w:t>19.3. Как добавить станцию</w:t>
+        <w:t>20.3. Как добавить станцию</w:t>
       </w:r>
       <w:r>
         <w:rPr>
@@ -4390,7 +4693,7 @@
         <w:rPr>
           <w:noProof/>
         </w:rPr>
-        <w:instrText xml:space="preserve"> PAGEREF _Toc243562418 \h </w:instrText>
+        <w:instrText xml:space="preserve"> PAGEREF _Toc243599914 \h </w:instrText>
       </w:r>
       <w:r>
         <w:rPr>
@@ -4407,7 +4710,7 @@
         <w:rPr>
           <w:noProof/>
         </w:rPr>
-        <w:t>27</w:t>
+        <w:t>29</w:t>
       </w:r>
       <w:r>
         <w:rPr>
@@ -4434,7 +4737,7 @@
           <w:rFonts w:eastAsia="Times New Roman" w:cs="Calibri"/>
           <w:noProof/>
         </w:rPr>
-        <w:t>19.4. Иконки</w:t>
+        <w:t>20.4. Иконки</w:t>
       </w:r>
       <w:r>
         <w:rPr>
@@ -4452,7 +4755,7 @@
         <w:rPr>
           <w:noProof/>
         </w:rPr>
-        <w:instrText xml:space="preserve"> PAGEREF _Toc243562419 \h </w:instrText>
+        <w:instrText xml:space="preserve"> PAGEREF _Toc243599915 \h </w:instrText>
       </w:r>
       <w:r>
         <w:rPr>
@@ -4469,7 +4772,7 @@
         <w:rPr>
           <w:noProof/>
         </w:rPr>
-        <w:t>27</w:t>
+        <w:t>30</w:t>
       </w:r>
       <w:r>
         <w:rPr>
@@ -4496,7 +4799,7 @@
           <w:rFonts w:eastAsia="Times New Roman" w:cs="Calibri"/>
           <w:noProof/>
         </w:rPr>
-        <w:t>19.5. Журнал изменений</w:t>
+        <w:t>20.5. Журнал изменений</w:t>
       </w:r>
       <w:r>
         <w:rPr>
@@ -4514,24 +4817,25 @@
         <w:rPr>
           <w:noProof/>
         </w:rPr>
-        <w:instrText xml:space="preserve"> PAGEREF _Toc243562420 \h </w:instrText>
-      </w:r>
-      <w:r>
-        <w:rPr>
-          <w:noProof/>
-        </w:rPr>
-      </w:r>
-      <w:r>
-        <w:rPr>
-          <w:noProof/>
-        </w:rPr>
+        <w:instrText xml:space="preserve"> PAGEREF _Toc243599916 \h </w:instrText>
+      </w:r>
+      <w:r>
+        <w:rPr>
+          <w:noProof/>
+        </w:rPr>
+      </w:r>
+      <w:r>
+        <w:rPr>
+          <w:noProof/>
+        </w:rPr>
+        <w:lastRenderedPageBreak/>
         <w:fldChar w:fldCharType="separate"/>
       </w:r>
       <w:r>
         <w:rPr>
           <w:noProof/>
         </w:rPr>
-        <w:t>28</w:t>
+        <w:t>30</w:t>
       </w:r>
       <w:r>
         <w:rPr>
@@ -4566,7 +4870,7 @@
           <w:rFonts w:eastAsia="Times New Roman" w:cs="Calibri"/>
         </w:rPr>
       </w:pPr>
-      <w:bookmarkStart w:id="0" w:name="_Toc243562350"/>
+      <w:bookmarkStart w:id="0" w:name="_Toc243599841"/>
       <w:r>
         <w:rPr>
           <w:rFonts w:eastAsia="Times New Roman" w:cs="Calibri"/>
@@ -4643,7 +4947,7 @@
           <w:rFonts w:eastAsia="Times New Roman" w:cs="Calibri"/>
         </w:rPr>
       </w:pPr>
-      <w:bookmarkStart w:id="1" w:name="_Toc243562351"/>
+      <w:bookmarkStart w:id="1" w:name="_Toc243599842"/>
       <w:r>
         <w:rPr>
           <w:rFonts w:eastAsia="Times New Roman" w:cs="Calibri"/>
@@ -4989,7 +5293,7 @@
           <w:rFonts w:eastAsia="Times New Roman" w:cs="Calibri"/>
         </w:rPr>
       </w:pPr>
-      <w:bookmarkStart w:id="2" w:name="_Toc243562352"/>
+      <w:bookmarkStart w:id="2" w:name="_Toc243599843"/>
       <w:r>
         <w:rPr>
           <w:rFonts w:eastAsia="Times New Roman" w:cs="Calibri"/>
@@ -5051,7 +5355,7 @@
           <w:rFonts w:eastAsia="Times New Roman" w:cs="Calibri"/>
         </w:rPr>
       </w:pPr>
-      <w:bookmarkStart w:id="3" w:name="_Toc243562353"/>
+      <w:bookmarkStart w:id="3" w:name="_Toc243599844"/>
       <w:r>
         <w:rPr>
           <w:rFonts w:eastAsia="Times New Roman" w:cs="Calibri"/>
@@ -5234,7 +5538,7 @@
           <w:rFonts w:eastAsia="Times New Roman" w:cs="Calibri"/>
         </w:rPr>
       </w:pPr>
-      <w:bookmarkStart w:id="4" w:name="_Toc243562354"/>
+      <w:bookmarkStart w:id="4" w:name="_Toc243599845"/>
       <w:r>
         <w:rPr>
           <w:rFonts w:eastAsia="Times New Roman" w:cs="Calibri"/>
@@ -6160,12 +6464,11 @@
           <w:rFonts w:eastAsia="Times New Roman" w:cs="Calibri"/>
         </w:rPr>
       </w:pPr>
-      <w:bookmarkStart w:id="5" w:name="_Toc243562355"/>
+      <w:bookmarkStart w:id="5" w:name="_Toc243599846"/>
       <w:r>
         <w:rPr>
           <w:rFonts w:eastAsia="Times New Roman" w:cs="Calibri"/>
         </w:rPr>
-        <w:lastRenderedPageBreak/>
         <w:t>3. Персонаж и потребности</w:t>
       </w:r>
       <w:bookmarkEnd w:id="5"/>
@@ -6267,7 +6570,7 @@
           <w:rFonts w:eastAsia="Times New Roman" w:cs="Calibri"/>
         </w:rPr>
       </w:pPr>
-      <w:bookmarkStart w:id="6" w:name="_Toc243562356"/>
+      <w:bookmarkStart w:id="6" w:name="_Toc243599847"/>
       <w:r>
         <w:rPr>
           <w:rFonts w:eastAsia="Times New Roman" w:cs="Calibri"/>
@@ -6301,7 +6604,7 @@
           <w:rFonts w:eastAsia="Times New Roman" w:cs="Calibri"/>
         </w:rPr>
       </w:pPr>
-      <w:bookmarkStart w:id="7" w:name="_Toc243562357"/>
+      <w:bookmarkStart w:id="7" w:name="_Toc243599848"/>
       <w:r>
         <w:rPr>
           <w:rFonts w:eastAsia="Times New Roman" w:cs="Calibri"/>
@@ -6463,7 +6766,7 @@
           <w:rFonts w:eastAsia="Times New Roman" w:cs="Calibri"/>
         </w:rPr>
       </w:pPr>
-      <w:bookmarkStart w:id="8" w:name="_Toc243562358"/>
+      <w:bookmarkStart w:id="8" w:name="_Toc243599849"/>
       <w:r>
         <w:rPr>
           <w:rFonts w:eastAsia="Times New Roman" w:cs="Calibri"/>
@@ -6497,7 +6800,7 @@
           <w:rFonts w:eastAsia="Times New Roman" w:cs="Calibri"/>
         </w:rPr>
       </w:pPr>
-      <w:bookmarkStart w:id="9" w:name="_Toc243562359"/>
+      <w:bookmarkStart w:id="9" w:name="_Toc243599850"/>
       <w:r>
         <w:rPr>
           <w:rFonts w:eastAsia="Times New Roman" w:cs="Calibri"/>
@@ -6589,7 +6892,7 @@
           <w:rFonts w:eastAsia="Times New Roman" w:cs="Calibri"/>
         </w:rPr>
       </w:pPr>
-      <w:bookmarkStart w:id="10" w:name="_Toc243562360"/>
+      <w:bookmarkStart w:id="10" w:name="_Toc243599851"/>
       <w:r>
         <w:rPr>
           <w:rFonts w:eastAsia="Times New Roman" w:cs="Calibri"/>
@@ -7107,7 +7410,6 @@
                 <w:sz w:val="20"/>
                 <w:szCs w:val="20"/>
               </w:rPr>
-              <w:lastRenderedPageBreak/>
               <w:t>Тяжесть</w:t>
             </w:r>
           </w:p>
@@ -7191,7 +7493,7 @@
           <w:rFonts w:eastAsia="Times New Roman" w:cs="Calibri"/>
         </w:rPr>
       </w:pPr>
-      <w:bookmarkStart w:id="11" w:name="_Toc243562361"/>
+      <w:bookmarkStart w:id="11" w:name="_Toc243599852"/>
       <w:r>
         <w:rPr>
           <w:rFonts w:eastAsia="Times New Roman" w:cs="Calibri"/>
@@ -7241,7 +7543,7 @@
           <w:rFonts w:eastAsia="Times New Roman" w:cs="Calibri"/>
         </w:rPr>
       </w:pPr>
-      <w:bookmarkStart w:id="12" w:name="_Toc243562362"/>
+      <w:bookmarkStart w:id="12" w:name="_Toc243599853"/>
       <w:r>
         <w:rPr>
           <w:rFonts w:eastAsia="Times New Roman" w:cs="Calibri"/>
@@ -7265,7 +7567,7 @@
           <w:sz w:val="22"/>
           <w:szCs w:val="22"/>
         </w:rPr>
-        <w:t>Каждый напиток прибавляет опьянение (шкала 0–100); трезвеют на 4 единицы в минуту. Хорошее питьё пьянит мягче (Шедевр — на 30% меньше).</w:t>
+        <w:t>Каждый напиток прибавляет опьянение (шкала 0–100); трезвеют на 4 единицы в минуту. Хорошее питьё пьянит мягче: каждая ступень качества выше Посредственного — на 10% меньше хмеля (Шедевр — на 30%), ниже — на 10% больше (Ужасное — на 20%).</w:t>
       </w:r>
     </w:p>
     <w:tbl>
@@ -8225,15 +8527,7 @@
           <w:sz w:val="22"/>
           <w:szCs w:val="22"/>
         </w:rPr>
-        <w:t>Похмелье:</w:t>
-      </w:r>
-      <w:r>
-        <w:rPr>
-          <w:rFonts w:ascii="Calibri" w:eastAsia="Times New Roman" w:hAnsi="Calibri" w:cs="Calibri"/>
-          <w:sz w:val="22"/>
-          <w:szCs w:val="22"/>
-        </w:rPr>
-        <w:t xml:space="preserve"> кто был пьян (40+), после протрезвления 20 минут медленнее копает и сильнее хочет пить. Снимают его пиво, солонина и солёная рыба.</w:t>
+        <w:t>Похмелье: кто был пьян (40+), после протрезвления 20 минут медленнее копает и сильнее хочет пить. Снимают его пиво, солонина и солёная рыба. Решает среднее качество всего выпитого с последнего протрезвления: хорошее — шанс 20% за ступень выше Посредственного обойтись без похмелья (Шедевр — 60%), плохое — похмелье дольше на 25% за ступень (Ужасное — 30 минут).</w:t>
       </w:r>
     </w:p>
     <w:p>
@@ -8257,29 +8551,7 @@
           <w:sz w:val="22"/>
           <w:szCs w:val="22"/>
         </w:rPr>
-        <w:t>Пьяный чат:</w:t>
-      </w:r>
-      <w:r>
-        <w:rPr>
-          <w:rFonts w:ascii="Calibri" w:eastAsia="Times New Roman" w:hAnsi="Calibri" w:cs="Calibri"/>
-          <w:sz w:val="22"/>
-          <w:szCs w:val="22"/>
-        </w:rPr>
-        <w:t xml:space="preserve"> пьяный путает и тянет буквы в местном чате. Выключается правилом </w:t>
-      </w:r>
-      <w:r>
-        <w:rPr>
-          <w:rStyle w:val="HTML"/>
-        </w:rPr>
-        <w:t>/gamerule drunkChat false</w:t>
-      </w:r>
-      <w:r>
-        <w:rPr>
-          <w:rFonts w:ascii="Calibri" w:eastAsia="Times New Roman" w:hAnsi="Calibri" w:cs="Calibri"/>
-          <w:sz w:val="22"/>
-          <w:szCs w:val="22"/>
-        </w:rPr>
-        <w:t>.</w:t>
+        <w:t>Сивуха: плохое крепкое и настойка (Плохое — 25%, Ужасное — 50%) с шансом вызывают тошноту и голод на 15 секунд.</w:t>
       </w:r>
     </w:p>
     <w:p>
@@ -8298,10 +8570,56 @@
       <w:r>
         <w:rPr>
           <w:rFonts w:ascii="Calibri" w:eastAsia="Times New Roman" w:hAnsi="Calibri" w:cs="Calibri"/>
-          <w:sz w:val="22"/>
-          <w:szCs w:val="22"/>
-        </w:rPr>
-        <w:t>Уксус пить можно, но он вызывает тошноту.</w:t>
+          <w:b/>
+          <w:bCs/>
+          <w:sz w:val="22"/>
+          <w:szCs w:val="22"/>
+        </w:rPr>
+        <w:t>Пьяный чат:</w:t>
+      </w:r>
+      <w:r>
+        <w:rPr>
+          <w:rFonts w:ascii="Calibri" w:eastAsia="Times New Roman" w:hAnsi="Calibri" w:cs="Calibri"/>
+          <w:sz w:val="22"/>
+          <w:szCs w:val="22"/>
+        </w:rPr>
+        <w:t xml:space="preserve"> пьяный путает и тянет буквы в местном чате. Выключается правилом </w:t>
+      </w:r>
+      <w:r>
+        <w:rPr>
+          <w:rStyle w:val="HTML"/>
+        </w:rPr>
+        <w:t>/gamerule drunkChat false</w:t>
+      </w:r>
+      <w:r>
+        <w:rPr>
+          <w:rFonts w:ascii="Calibri" w:eastAsia="Times New Roman" w:hAnsi="Calibri" w:cs="Calibri"/>
+          <w:sz w:val="22"/>
+          <w:szCs w:val="22"/>
+        </w:rPr>
+        <w:t>.</w:t>
+      </w:r>
+    </w:p>
+    <w:p>
+      <w:pPr>
+        <w:numPr>
+          <w:ilvl w:val="0"/>
+          <w:numId w:val="4"/>
+        </w:numPr>
+        <w:spacing w:before="100" w:beforeAutospacing="1" w:after="100" w:afterAutospacing="1"/>
+        <w:rPr>
+          <w:rFonts w:ascii="Calibri" w:eastAsia="Times New Roman" w:hAnsi="Calibri" w:cs="Calibri"/>
+          <w:sz w:val="22"/>
+          <w:szCs w:val="22"/>
+        </w:rPr>
+      </w:pPr>
+      <w:r>
+        <w:rPr>
+          <w:rFonts w:ascii="Calibri" w:eastAsia="Times New Roman" w:hAnsi="Calibri" w:cs="Calibri"/>
+          <w:sz w:val="22"/>
+          <w:szCs w:val="22"/>
+        </w:rPr>
+        <w:t>Уксус пить можно, но он вызывает тошноту. Что даёт качество напитка, видно в подсказке к нему.</w:t>
       </w:r>
     </w:p>
     <w:p>
@@ -8312,12 +8630,11 @@
           <w:rFonts w:eastAsia="Times New Roman" w:cs="Calibri"/>
         </w:rPr>
       </w:pPr>
-      <w:bookmarkStart w:id="13" w:name="_Toc243562363"/>
+      <w:bookmarkStart w:id="13" w:name="_Toc243599854"/>
       <w:r>
         <w:rPr>
           <w:rFonts w:eastAsia="Times New Roman" w:cs="Calibri"/>
         </w:rPr>
-        <w:lastRenderedPageBreak/>
         <w:t>4. Инвентарь и снаряжение</w:t>
       </w:r>
       <w:bookmarkEnd w:id="13"/>
@@ -8329,7 +8646,7 @@
           <w:rFonts w:eastAsia="Times New Roman" w:cs="Calibri"/>
         </w:rPr>
       </w:pPr>
-      <w:bookmarkStart w:id="14" w:name="_Toc243562364"/>
+      <w:bookmarkStart w:id="14" w:name="_Toc243599855"/>
       <w:r>
         <w:rPr>
           <w:rFonts w:eastAsia="Times New Roman" w:cs="Calibri"/>
@@ -8537,7 +8854,7 @@
           <w:rFonts w:eastAsia="Times New Roman" w:cs="Calibri"/>
         </w:rPr>
       </w:pPr>
-      <w:bookmarkStart w:id="15" w:name="_Toc243562365"/>
+      <w:bookmarkStart w:id="15" w:name="_Toc243599856"/>
       <w:r>
         <w:rPr>
           <w:rFonts w:eastAsia="Times New Roman" w:cs="Calibri"/>
@@ -8571,7 +8888,7 @@
           <w:rFonts w:eastAsia="Times New Roman" w:cs="Calibri"/>
         </w:rPr>
       </w:pPr>
-      <w:bookmarkStart w:id="16" w:name="_Toc243562366"/>
+      <w:bookmarkStart w:id="16" w:name="_Toc243599857"/>
       <w:r>
         <w:rPr>
           <w:rFonts w:eastAsia="Times New Roman" w:cs="Calibri"/>
@@ -8671,7 +8988,7 @@
           <w:rFonts w:eastAsia="Times New Roman" w:cs="Calibri"/>
         </w:rPr>
       </w:pPr>
-      <w:bookmarkStart w:id="17" w:name="_Toc243562367"/>
+      <w:bookmarkStart w:id="17" w:name="_Toc243599858"/>
       <w:r>
         <w:rPr>
           <w:rFonts w:eastAsia="Times New Roman" w:cs="Calibri"/>
@@ -8706,12 +9023,11 @@
           <w:rFonts w:eastAsia="Times New Roman" w:cs="Calibri"/>
         </w:rPr>
       </w:pPr>
-      <w:bookmarkStart w:id="18" w:name="_Toc243562368"/>
+      <w:bookmarkStart w:id="18" w:name="_Toc243599859"/>
       <w:r>
         <w:rPr>
           <w:rFonts w:eastAsia="Times New Roman" w:cs="Calibri"/>
         </w:rPr>
-        <w:lastRenderedPageBreak/>
         <w:t>5. Броня</w:t>
       </w:r>
       <w:bookmarkEnd w:id="18"/>
@@ -8723,7 +9039,7 @@
           <w:rFonts w:eastAsia="Times New Roman" w:cs="Calibri"/>
         </w:rPr>
       </w:pPr>
-      <w:bookmarkStart w:id="19" w:name="_Toc243562369"/>
+      <w:bookmarkStart w:id="19" w:name="_Toc243599860"/>
       <w:r>
         <w:rPr>
           <w:rFonts w:eastAsia="Times New Roman" w:cs="Calibri"/>
@@ -9069,7 +9385,7 @@
           <w:rFonts w:eastAsia="Times New Roman" w:cs="Calibri"/>
         </w:rPr>
       </w:pPr>
-      <w:bookmarkStart w:id="20" w:name="_Toc243562370"/>
+      <w:bookmarkStart w:id="20" w:name="_Toc243599861"/>
       <w:r>
         <w:rPr>
           <w:rFonts w:eastAsia="Times New Roman" w:cs="Calibri"/>
@@ -9121,7 +9437,7 @@
           <w:rFonts w:eastAsia="Times New Roman" w:cs="Calibri"/>
         </w:rPr>
       </w:pPr>
-      <w:bookmarkStart w:id="21" w:name="_Toc243562371"/>
+      <w:bookmarkStart w:id="21" w:name="_Toc243599862"/>
       <w:r>
         <w:rPr>
           <w:rFonts w:eastAsia="Times New Roman" w:cs="Calibri"/>
@@ -9155,7 +9471,7 @@
           <w:rFonts w:eastAsia="Times New Roman" w:cs="Calibri"/>
         </w:rPr>
       </w:pPr>
-      <w:bookmarkStart w:id="22" w:name="_Toc243562372"/>
+      <w:bookmarkStart w:id="22" w:name="_Toc243599863"/>
       <w:r>
         <w:rPr>
           <w:rFonts w:eastAsia="Times New Roman" w:cs="Calibri"/>
@@ -9190,12 +9506,11 @@
           <w:rFonts w:eastAsia="Times New Roman" w:cs="Calibri"/>
         </w:rPr>
       </w:pPr>
-      <w:bookmarkStart w:id="23" w:name="_Toc243562373"/>
+      <w:bookmarkStart w:id="23" w:name="_Toc243599864"/>
       <w:r>
         <w:rPr>
           <w:rFonts w:eastAsia="Times New Roman" w:cs="Calibri"/>
         </w:rPr>
-        <w:lastRenderedPageBreak/>
         <w:t>6. Качество</w:t>
       </w:r>
       <w:bookmarkEnd w:id="23"/>
@@ -9243,7 +9558,7 @@
           <w:rFonts w:eastAsia="Times New Roman" w:cs="Calibri"/>
         </w:rPr>
       </w:pPr>
-      <w:bookmarkStart w:id="24" w:name="_Toc243562374"/>
+      <w:bookmarkStart w:id="24" w:name="_Toc243599865"/>
       <w:r>
         <w:rPr>
           <w:rFonts w:eastAsia="Times New Roman" w:cs="Calibri"/>
@@ -10877,21 +11192,7 @@
           <w:sz w:val="22"/>
           <w:szCs w:val="22"/>
         </w:rPr>
-        <w:t xml:space="preserve">Откуда берётся: крафт — бросок по шансам; стол кожевника — из качества кожи и шитья; всё прочее становится Посредственным. Администрация: </w:t>
-      </w:r>
-      <w:r>
-        <w:rPr>
-          <w:rStyle w:val="HTML"/>
-        </w:rPr>
-        <w:t>/quality &lt;terrible|poor|mediocre|fine|excellent|masterwork&gt;</w:t>
-      </w:r>
-      <w:r>
-        <w:rPr>
-          <w:rFonts w:ascii="Calibri" w:eastAsia="Times New Roman" w:hAnsi="Calibri" w:cs="Calibri"/>
-          <w:sz w:val="22"/>
-          <w:szCs w:val="22"/>
-        </w:rPr>
-        <w:t xml:space="preserve"> — вещь в руке.</w:t>
+        <w:t>Откуда берётся: крафт — бросок по шансам; шитейный стол — из качества кожи или ткани, раскроя и шитья; всё прочее становится Посредственным. Администрация: /quality &lt;terrible|poor|mediocre|fine|excellent|masterwork&gt; — вещь в руке.</w:t>
       </w:r>
     </w:p>
     <w:p>
@@ -10901,7 +11202,7 @@
           <w:rFonts w:eastAsia="Times New Roman" w:cs="Calibri"/>
         </w:rPr>
       </w:pPr>
-      <w:bookmarkStart w:id="25" w:name="_Toc243562375"/>
+      <w:bookmarkStart w:id="25" w:name="_Toc243599866"/>
       <w:r>
         <w:rPr>
           <w:rFonts w:eastAsia="Times New Roman" w:cs="Calibri"/>
@@ -10925,7 +11226,7 @@
           <w:sz w:val="22"/>
           <w:szCs w:val="22"/>
         </w:rPr>
-        <w:t>Качество 0–5 (обычное — Посредственное). Сытость и насыщение ×0,8…×1,3. Повышают: свежие продукты, соль и травы, три разные основы, вовремя перевёрнутый кусок, ровный замес, зимнее брожение, выдержка. Понижают: пригоревшее дно, продукты на исходе срока, торопливая работа, слишком сильный жар в перегонном кубе.</w:t>
+        <w:t>Качество 0–5 (обычное — Посредственное). Сытость и насыщение ×0,8…×1,3. Повышают: свежие продукты, соль и травы, три разные основы, вовремя перевёрнутый кусок, ровный замес, зимнее брожение, выдержка. Понижают: пригоревшее дно, продукты на исходе срока, торопливая работа, слишком сильный жар в перегонном кубе. У хмельного качество меняет и хмель, сивуху и похмелье (раздел 3.7).</w:t>
       </w:r>
     </w:p>
     <w:p>
@@ -10935,7 +11236,7 @@
           <w:rFonts w:eastAsia="Times New Roman" w:cs="Calibri"/>
         </w:rPr>
       </w:pPr>
-      <w:bookmarkStart w:id="26" w:name="_Toc243562376"/>
+      <w:bookmarkStart w:id="26" w:name="_Toc243599867"/>
       <w:r>
         <w:rPr>
           <w:rFonts w:eastAsia="Times New Roman" w:cs="Calibri"/>
@@ -10959,7 +11260,7 @@
           <w:sz w:val="22"/>
           <w:szCs w:val="22"/>
         </w:rPr>
-        <w:t>Качество кожи 0–4 переходит в вещь со стола кожевника и меняет её защиту на ±10% за ступень. Кожаная вещь, которую не смазывали 16 суток, пересыхает (×0,8).</w:t>
+        <w:t>Качество кожи и ткани 0–4 переходит в вещь с шитейного стола и меняет её защиту на ±10% за ступень. Кожаная вещь, которую не смазывали 16 суток, пересыхает (×0,8).</w:t>
       </w:r>
     </w:p>
     <w:p>
@@ -10970,12 +11271,11 @@
           <w:rFonts w:eastAsia="Times New Roman" w:cs="Calibri"/>
         </w:rPr>
       </w:pPr>
-      <w:bookmarkStart w:id="27" w:name="_Toc243562377"/>
+      <w:bookmarkStart w:id="27" w:name="_Toc243599868"/>
       <w:r>
         <w:rPr>
           <w:rFonts w:eastAsia="Times New Roman" w:cs="Calibri"/>
         </w:rPr>
-        <w:lastRenderedPageBreak/>
         <w:t>7. Мир</w:t>
       </w:r>
       <w:bookmarkEnd w:id="27"/>
@@ -10987,7 +11287,7 @@
           <w:rFonts w:eastAsia="Times New Roman" w:cs="Calibri"/>
         </w:rPr>
       </w:pPr>
-      <w:bookmarkStart w:id="28" w:name="_Toc243562378"/>
+      <w:bookmarkStart w:id="28" w:name="_Toc243599869"/>
       <w:r>
         <w:rPr>
           <w:rFonts w:eastAsia="Times New Roman" w:cs="Calibri"/>
@@ -11113,7 +11413,7 @@
           <w:rFonts w:eastAsia="Times New Roman" w:cs="Calibri"/>
         </w:rPr>
       </w:pPr>
-      <w:bookmarkStart w:id="29" w:name="_Toc243562379"/>
+      <w:bookmarkStart w:id="29" w:name="_Toc243599870"/>
       <w:r>
         <w:rPr>
           <w:rFonts w:eastAsia="Times New Roman" w:cs="Calibri"/>
@@ -11301,7 +11601,7 @@
           <w:rFonts w:eastAsia="Times New Roman" w:cs="Calibri"/>
         </w:rPr>
       </w:pPr>
-      <w:bookmarkStart w:id="30" w:name="_Toc243562380"/>
+      <w:bookmarkStart w:id="30" w:name="_Toc243599871"/>
       <w:r>
         <w:rPr>
           <w:rFonts w:eastAsia="Times New Roman" w:cs="Calibri"/>
@@ -11335,7 +11635,7 @@
           <w:rFonts w:eastAsia="Times New Roman" w:cs="Calibri"/>
         </w:rPr>
       </w:pPr>
-      <w:bookmarkStart w:id="31" w:name="_Toc243562381"/>
+      <w:bookmarkStart w:id="31" w:name="_Toc243599872"/>
       <w:r>
         <w:rPr>
           <w:rFonts w:eastAsia="Times New Roman" w:cs="Calibri"/>
@@ -11429,7 +11729,7 @@
           <w:rFonts w:eastAsia="Times New Roman" w:cs="Calibri"/>
         </w:rPr>
       </w:pPr>
-      <w:bookmarkStart w:id="32" w:name="_Toc243562382"/>
+      <w:bookmarkStart w:id="32" w:name="_Toc243599873"/>
       <w:r>
         <w:rPr>
           <w:rFonts w:eastAsia="Times New Roman" w:cs="Calibri"/>
@@ -11524,12 +11824,11 @@
           <w:rFonts w:eastAsia="Times New Roman" w:cs="Calibri"/>
         </w:rPr>
       </w:pPr>
-      <w:bookmarkStart w:id="33" w:name="_Toc243562383"/>
+      <w:bookmarkStart w:id="33" w:name="_Toc243599874"/>
       <w:r>
         <w:rPr>
           <w:rFonts w:eastAsia="Times New Roman" w:cs="Calibri"/>
         </w:rPr>
-        <w:lastRenderedPageBreak/>
         <w:t>8. Взаимодействие с блоками и замки</w:t>
       </w:r>
       <w:bookmarkEnd w:id="33"/>
@@ -11714,12 +12013,11 @@
           <w:rFonts w:eastAsia="Times New Roman" w:cs="Calibri"/>
         </w:rPr>
       </w:pPr>
-      <w:bookmarkStart w:id="34" w:name="_Toc243562384"/>
+      <w:bookmarkStart w:id="34" w:name="_Toc243599875"/>
       <w:r>
         <w:rPr>
           <w:rFonts w:eastAsia="Times New Roman" w:cs="Calibri"/>
         </w:rPr>
-        <w:lastRenderedPageBreak/>
         <w:t>9. Общение</w:t>
       </w:r>
       <w:bookmarkEnd w:id="34"/>
@@ -11731,7 +12029,7 @@
           <w:rFonts w:eastAsia="Times New Roman" w:cs="Calibri"/>
         </w:rPr>
       </w:pPr>
-      <w:bookmarkStart w:id="35" w:name="_Toc243562385"/>
+      <w:bookmarkStart w:id="35" w:name="_Toc243599876"/>
       <w:r>
         <w:rPr>
           <w:rFonts w:eastAsia="Times New Roman" w:cs="Calibri"/>
@@ -12201,7 +12499,7 @@
           <w:rFonts w:eastAsia="Times New Roman" w:cs="Calibri"/>
         </w:rPr>
       </w:pPr>
-      <w:bookmarkStart w:id="36" w:name="_Toc243562386"/>
+      <w:bookmarkStart w:id="36" w:name="_Toc243599877"/>
       <w:r>
         <w:rPr>
           <w:rFonts w:eastAsia="Times New Roman" w:cs="Calibri"/>
@@ -12307,7 +12605,7 @@
           <w:rFonts w:eastAsia="Times New Roman" w:cs="Calibri"/>
         </w:rPr>
       </w:pPr>
-      <w:bookmarkStart w:id="37" w:name="_Toc243562387"/>
+      <w:bookmarkStart w:id="37" w:name="_Toc243599878"/>
       <w:r>
         <w:rPr>
           <w:rFonts w:eastAsia="Times New Roman" w:cs="Calibri"/>
@@ -12356,12 +12654,11 @@
           <w:rFonts w:eastAsia="Times New Roman" w:cs="Calibri"/>
         </w:rPr>
       </w:pPr>
-      <w:bookmarkStart w:id="38" w:name="_Toc243562388"/>
+      <w:bookmarkStart w:id="38" w:name="_Toc243599879"/>
       <w:r>
         <w:rPr>
           <w:rFonts w:eastAsia="Times New Roman" w:cs="Calibri"/>
         </w:rPr>
-        <w:lastRenderedPageBreak/>
         <w:t>10. Земледелие</w:t>
       </w:r>
       <w:bookmarkEnd w:id="38"/>
@@ -12611,7 +12908,7 @@
           <w:sz w:val="22"/>
           <w:szCs w:val="22"/>
         </w:rPr>
-        <w:t>Ягодные кусты: черника (леса и тайга), брусника (тайга), клюква (болота) — растут в новых чанках. E по спелому кусту — 2–4 ягоды, потом куст снова зреет. Зимой не зреют.</w:t>
+        <w:t>Лён: грядка, семена падают с травы, как у прочих грядок. Спелый срезается серпом и косой и идёт на волокно (раздел 16).</w:t>
       </w:r>
     </w:p>
     <w:p>
@@ -12635,7 +12932,7 @@
           <w:sz w:val="22"/>
           <w:szCs w:val="22"/>
         </w:rPr>
-        <w:t>Плодовая листва: яблоня, вишня, слива, груша, апельсин, олива, виноградная лоза — сады ставят строители. E по спелой — 1–3 плода.</w:t>
+        <w:t>Ягодные кусты: черника (леса и тайга), брусника (тайга), клюква (болота) — растут в новых чанках. E по спелому кусту — 2–4 ягоды, потом куст снова зреет. Зимой не зреют.</w:t>
       </w:r>
     </w:p>
     <w:p>
@@ -12659,7 +12956,7 @@
           <w:sz w:val="22"/>
           <w:szCs w:val="22"/>
         </w:rPr>
-        <w:t>Гуси водятся у рек, на болотах, равнинах и лугах: гусятина и перья, несут яйца. Оленина — с козлов. Пряности — только торговлей.</w:t>
+        <w:t>Плодовая листва: яблоня, вишня, слива, груша, апельсин, олива, виноградная лоза — сады ставят строители. E по спелой — 1–3 плода.</w:t>
       </w:r>
     </w:p>
     <w:p>
@@ -12683,6 +12980,30 @@
           <w:sz w:val="22"/>
           <w:szCs w:val="22"/>
         </w:rPr>
+        <w:t>Гуси водятся у рек, на болотах, равнинах и лугах: гусятина и перья, несут яйца. Оленина — с козлов. Пряности — только торговлей.</w:t>
+      </w:r>
+    </w:p>
+    <w:p>
+      <w:pPr>
+        <w:numPr>
+          <w:ilvl w:val="0"/>
+          <w:numId w:val="13"/>
+        </w:numPr>
+        <w:spacing w:before="100" w:beforeAutospacing="1" w:after="100" w:afterAutospacing="1"/>
+        <w:rPr>
+          <w:rFonts w:ascii="Calibri" w:eastAsia="Times New Roman" w:hAnsi="Calibri" w:cs="Calibri"/>
+          <w:sz w:val="22"/>
+          <w:szCs w:val="22"/>
+        </w:rPr>
+      </w:pPr>
+      <w:r>
+        <w:rPr>
+          <w:rFonts w:ascii="Calibri" w:eastAsia="Times New Roman" w:hAnsi="Calibri" w:cs="Calibri"/>
+          <w:b/>
+          <w:bCs/>
+          <w:sz w:val="22"/>
+          <w:szCs w:val="22"/>
+        </w:rPr>
         <w:t>Рыбалка: окунь и лещ ловятся везде, лосось и сельдь — только в океане.</w:t>
       </w:r>
     </w:p>
@@ -12694,12 +13015,11 @@
           <w:rFonts w:eastAsia="Times New Roman" w:cs="Calibri"/>
         </w:rPr>
       </w:pPr>
-      <w:bookmarkStart w:id="39" w:name="_Toc243562389"/>
+      <w:bookmarkStart w:id="39" w:name="_Toc243599880"/>
       <w:r>
         <w:rPr>
           <w:rFonts w:eastAsia="Times New Roman" w:cs="Calibri"/>
         </w:rPr>
-        <w:lastRenderedPageBreak/>
         <w:t>11. Готовка</w:t>
       </w:r>
       <w:bookmarkEnd w:id="39"/>
@@ -12719,7 +13039,7 @@
           <w:sz w:val="22"/>
           <w:szCs w:val="22"/>
         </w:rPr>
-        <w:t>Всё делается в мире клавишей E, без окон верстака. Крафта у станций и инструментов нет — их выдаёт администрация (или творческий режим). Станции стоят на моделях Conquest Reforged.</w:t>
+        <w:t>Работа — в мире клавишей E. У очага, костра, печи, горна, перегонного куба и бочек есть окно по ПКМ: огонь, ячейки и кнопки «Разжечь» и «Затушить». Крафта у станций и инструментов нет — их выдаёт администрация (или творческий режим). Станции стоят на моделях Conquest Reforged.</w:t>
       </w:r>
     </w:p>
     <w:p>
@@ -12729,7 +13049,7 @@
           <w:rFonts w:eastAsia="Times New Roman" w:cs="Calibri"/>
         </w:rPr>
       </w:pPr>
-      <w:bookmarkStart w:id="40" w:name="_Toc243562390"/>
+      <w:bookmarkStart w:id="40" w:name="_Toc243599881"/>
       <w:r>
         <w:rPr>
           <w:rFonts w:eastAsia="Times New Roman" w:cs="Calibri"/>
@@ -12750,9 +13070,9 @@
         <w:tblLook w:val="04A0" w:firstRow="1" w:lastRow="0" w:firstColumn="1" w:lastColumn="0" w:noHBand="0" w:noVBand="1"/>
       </w:tblPr>
       <w:tblGrid>
-        <w:gridCol w:w="1343"/>
-        <w:gridCol w:w="2501"/>
-        <w:gridCol w:w="5647"/>
+        <w:gridCol w:w="1298"/>
+        <w:gridCol w:w="2143"/>
+        <w:gridCol w:w="6050"/>
       </w:tblGrid>
       <w:tr>
         <w:tc>
@@ -12908,7 +13228,7 @@
                 <w:sz w:val="20"/>
                 <w:szCs w:val="20"/>
               </w:rPr>
-              <w:t>Очаг</w:t>
+              <w:t>Очаг, костёр</w:t>
             </w:r>
           </w:p>
         </w:tc>
@@ -12986,7 +13306,7 @@
                 <w:sz w:val="20"/>
                 <w:szCs w:val="20"/>
               </w:rPr>
-              <w:t>E дровами (бревно, доски, палки, уголь, дрова) — запас; огниво, факел или огненный заряд — разжечь. Жар 1–3 зависит от запаса. Зола — выгрести лопатой.</w:t>
+              <w:t>Дрова (бревно, доски, палки, уголь, дрова) — в 3 ячейки по полену, горят по одному; огниво, факел или огненный заряд — разжечь. Температура тянется к 350, 500 или 650° по числу поленьев: жар 1 — от 150°, 2 — от 400°, 3 — от 550°. ПКМ — окно: градусник, сколько гореть, дрова, «Разжечь» и «Затушить» (температура 0, недогоревшее остаётся). Зола — выгрести лопатой. Костёр — тот же очаг на земле: поставленный ванильный костёр сам становится им.</w:t>
             </w:r>
           </w:p>
         </w:tc>
@@ -13093,7 +13413,7 @@
                 <w:sz w:val="20"/>
                 <w:szCs w:val="20"/>
               </w:rPr>
-              <w:t>Глиняный горшок ставится на очаг (на огне выглядит котелком). Ведро или кувшин воды, затем до 6 продуктов на E. Помешивать половником, черпать миской или склянкой. Горшок изнашивается от варок и трескается.</w:t>
+              <w:t>Глиняный горшок ставится на очаг (на огне выглядит котелком). Ведро или кувшин воды, затем до 6 продуктов на E. Помешивать половником, черпать миской или склянкой. Горшок изнашивается от варок и трескается. В окне очага слева — книга рецептов (что выйдет из состава), продукты кладут в ячейки горшка, «Помешать» (половник в инвентаре), видно таймер и что черпать; «Опорожнить» — вылить.</w:t>
             </w:r>
           </w:p>
         </w:tc>
@@ -13200,7 +13520,7 @@
                 <w:sz w:val="20"/>
                 <w:szCs w:val="20"/>
               </w:rPr>
-              <w:t>Дрова и огниво, разогрев — минута. E тестом — посадить (до 3), пустой рукой — вынуть, Shift + E — как идёт.</w:t>
+              <w:t>Дрова в 3 ячейки, огниво; разогрев — минута, остывает, когда дрова прогорели. E тестом — посадить (до 3), пустой рукой — вынуть самое пропечённое. ПКМ — окно: жар и прогрев, что печётся и сколько ждать, «Затушить»; из окна вынимается любое.</w:t>
             </w:r>
           </w:p>
         </w:tc>
@@ -13649,7 +13969,7 @@
           <w:rFonts w:eastAsia="Times New Roman" w:cs="Calibri"/>
         </w:rPr>
       </w:pPr>
-      <w:bookmarkStart w:id="41" w:name="_Toc243562391"/>
+      <w:bookmarkStart w:id="41" w:name="_Toc243599882"/>
       <w:r>
         <w:rPr>
           <w:rFonts w:eastAsia="Times New Roman" w:cs="Calibri"/>
@@ -14377,7 +14697,6 @@
           <w:sz w:val="22"/>
           <w:szCs w:val="22"/>
         </w:rPr>
-        <w:lastRenderedPageBreak/>
         <w:t>Соль, травы, чеснок и пряности — приправы (+качество)</w:t>
       </w:r>
       <w:r>
@@ -14414,7 +14733,7 @@
           <w:rFonts w:eastAsia="Times New Roman" w:cs="Calibri"/>
         </w:rPr>
       </w:pPr>
-      <w:bookmarkStart w:id="42" w:name="_Toc243562392"/>
+      <w:bookmarkStart w:id="42" w:name="_Toc243599883"/>
       <w:r>
         <w:rPr>
           <w:rFonts w:eastAsia="Times New Roman" w:cs="Calibri"/>
@@ -14518,7 +14837,7 @@
           <w:rFonts w:eastAsia="Times New Roman" w:cs="Calibri"/>
         </w:rPr>
       </w:pPr>
-      <w:bookmarkStart w:id="43" w:name="_Toc243562393"/>
+      <w:bookmarkStart w:id="43" w:name="_Toc243599884"/>
       <w:r>
         <w:rPr>
           <w:rFonts w:eastAsia="Times New Roman" w:cs="Calibri"/>
@@ -16438,12 +16757,11 @@
           <w:rFonts w:eastAsia="Times New Roman" w:cs="Calibri"/>
         </w:rPr>
       </w:pPr>
-      <w:bookmarkStart w:id="44" w:name="_Toc243562394"/>
+      <w:bookmarkStart w:id="44" w:name="_Toc243599885"/>
       <w:r>
         <w:rPr>
           <w:rFonts w:eastAsia="Times New Roman" w:cs="Calibri"/>
         </w:rPr>
-        <w:lastRenderedPageBreak/>
         <w:t>11.5. Печь</w:t>
       </w:r>
       <w:bookmarkEnd w:id="44"/>
@@ -16481,7 +16799,7 @@
           <w:rFonts w:eastAsia="Times New Roman" w:cs="Calibri"/>
         </w:rPr>
       </w:pPr>
-      <w:bookmarkStart w:id="45" w:name="_Toc243562395"/>
+      <w:bookmarkStart w:id="45" w:name="_Toc243599886"/>
       <w:r>
         <w:rPr>
           <w:rFonts w:eastAsia="Times New Roman" w:cs="Calibri"/>
@@ -16505,15 +16823,7 @@
           <w:sz w:val="22"/>
           <w:szCs w:val="22"/>
         </w:rPr>
-        <w:t xml:space="preserve">Отдельный предмет — основное топливо очага и печи: горят дольше всего, кроме угля (2000 тиков; бревно — 1600, доски — 600). </w:t>
-      </w:r>
-      <w:r>
-        <w:rPr>
-          <w:rFonts w:ascii="Calibri" w:hAnsi="Calibri" w:cs="Calibri"/>
-          <w:sz w:val="22"/>
-          <w:szCs w:val="22"/>
-        </w:rPr>
-        <w:t>Крафта пока нет. Очаг, печь и горн тратят топливо вдвое медленнее, чем раньше.</w:t>
+        <w:t>Отдельный предмет — основное топливо очага и печи: горят дольше всего, кроме угля (2000 тиков; бревно — 1600, доски — 600). Крафта пока нет. Очаг, печь и горн тратят топливо вдвое медленнее, чем раньше. У очага, костра и печи по 3 ячейки для поленьев.</w:t>
       </w:r>
     </w:p>
     <w:p>
@@ -16523,7 +16833,7 @@
           <w:rFonts w:eastAsia="Times New Roman" w:cs="Calibri"/>
         </w:rPr>
       </w:pPr>
-      <w:bookmarkStart w:id="46" w:name="_Toc243562396"/>
+      <w:bookmarkStart w:id="46" w:name="_Toc243599887"/>
       <w:r>
         <w:rPr>
           <w:rFonts w:eastAsia="Times New Roman" w:cs="Calibri"/>
@@ -16576,12 +16886,11 @@
           <w:rFonts w:eastAsia="Times New Roman" w:cs="Calibri"/>
         </w:rPr>
       </w:pPr>
-      <w:bookmarkStart w:id="47" w:name="_Toc243562397"/>
+      <w:bookmarkStart w:id="47" w:name="_Toc243599888"/>
       <w:r>
         <w:rPr>
           <w:rFonts w:eastAsia="Times New Roman" w:cs="Calibri"/>
         </w:rPr>
-        <w:lastRenderedPageBreak/>
         <w:t>12. Пчеловодство</w:t>
       </w:r>
       <w:bookmarkEnd w:id="47"/>
@@ -16800,12 +17109,11 @@
           <w:rFonts w:eastAsia="Times New Roman" w:cs="Calibri"/>
         </w:rPr>
       </w:pPr>
-      <w:bookmarkStart w:id="48" w:name="_Toc243562398"/>
+      <w:bookmarkStart w:id="48" w:name="_Toc243599889"/>
       <w:r>
         <w:rPr>
           <w:rFonts w:eastAsia="Times New Roman" w:cs="Calibri"/>
         </w:rPr>
-        <w:lastRenderedPageBreak/>
         <w:t>13. Алкоголь</w:t>
       </w:r>
       <w:bookmarkEnd w:id="48"/>
@@ -16825,7 +17133,77 @@
           <w:sz w:val="22"/>
           <w:szCs w:val="22"/>
         </w:rPr>
-        <w:t xml:space="preserve">Цепочка из четырёх станций: </w:t>
+        <w:t>Цепочка из четырёх станций: давильня → бродильная бочка → перегонный куб → бочка для выдержки. Все напитки — в склянках; название собирается из состава: «Тёмное пиво на травах», «Медовая настойка с ягодами». У бродильной бочки, куба и бочки для выдержки есть окна (ПКМ). Питьё носят и в посуде: кувшин — 4 склянки, корчага — 8; из неё льют в бочку и куб и наливают в неё из давильни, бочки, куба и горшка.</w:t>
+      </w:r>
+    </w:p>
+    <w:p>
+      <w:pPr>
+        <w:pStyle w:val="2"/>
+        <w:rPr>
+          <w:rFonts w:eastAsia="Times New Roman" w:cs="Calibri"/>
+        </w:rPr>
+      </w:pPr>
+      <w:bookmarkStart w:id="49" w:name="_Toc243599890"/>
+      <w:r>
+        <w:rPr>
+          <w:rFonts w:eastAsia="Times New Roman" w:cs="Calibri"/>
+        </w:rPr>
+        <w:t>13.1. Давильня: сок</w:t>
+      </w:r>
+      <w:bookmarkEnd w:id="49"/>
+    </w:p>
+    <w:p>
+      <w:pPr>
+        <w:pStyle w:val="step"/>
+        <w:rPr>
+          <w:rFonts w:ascii="Calibri" w:hAnsi="Calibri" w:cs="Calibri"/>
+          <w:sz w:val="22"/>
+          <w:szCs w:val="22"/>
+        </w:rPr>
+      </w:pPr>
+      <w:r>
+        <w:rPr>
+          <w:rFonts w:ascii="Calibri" w:hAnsi="Calibri" w:cs="Calibri"/>
+          <w:sz w:val="22"/>
+          <w:szCs w:val="22"/>
+        </w:rPr>
+        <w:t>1. E яблоками, сладкими или светящимися ягодами — засыпать (до 16 плодов одного вида).</w:t>
+      </w:r>
+    </w:p>
+    <w:p>
+      <w:pPr>
+        <w:pStyle w:val="step"/>
+        <w:rPr>
+          <w:rFonts w:ascii="Calibri" w:hAnsi="Calibri" w:cs="Calibri"/>
+          <w:sz w:val="22"/>
+          <w:szCs w:val="22"/>
+        </w:rPr>
+      </w:pPr>
+      <w:r>
+        <w:rPr>
+          <w:rFonts w:ascii="Calibri" w:hAnsi="Calibri" w:cs="Calibri"/>
+          <w:sz w:val="22"/>
+          <w:szCs w:val="22"/>
+        </w:rPr>
+        <w:t>2. E пустой рукой — давить: 3 нажатия на плод. Ровный удар (полный замах) не проливает; в спешке 25% — плод раздавлен мимо.</w:t>
+      </w:r>
+    </w:p>
+    <w:p>
+      <w:pPr>
+        <w:pStyle w:val="step"/>
+        <w:rPr>
+          <w:rFonts w:ascii="Calibri" w:hAnsi="Calibri" w:cs="Calibri"/>
+          <w:sz w:val="22"/>
+          <w:szCs w:val="22"/>
+        </w:rPr>
+      </w:pPr>
+      <w:r>
+        <w:rPr>
+          <w:rFonts w:ascii="Calibri" w:hAnsi="Calibri" w:cs="Calibri"/>
+          <w:sz w:val="22"/>
+          <w:szCs w:val="22"/>
+        </w:rPr>
+        <w:t xml:space="preserve">3. Две меры сока + E пустой склянкой — </w:t>
       </w:r>
       <w:r>
         <w:rPr>
@@ -16835,7 +17213,7 @@
           <w:sz w:val="22"/>
           <w:szCs w:val="22"/>
         </w:rPr>
-        <w:t>давильня</w:t>
+        <w:t>сусло</w:t>
       </w:r>
       <w:r>
         <w:rPr>
@@ -16843,7 +17221,59 @@
           <w:sz w:val="22"/>
           <w:szCs w:val="22"/>
         </w:rPr>
-        <w:t xml:space="preserve"> → </w:t>
+        <w:t>: яблочный сок, ягодный сок или сок светящихся ягод.</w:t>
+      </w:r>
+    </w:p>
+    <w:p>
+      <w:pPr>
+        <w:pStyle w:val="a3"/>
+        <w:rPr>
+          <w:rFonts w:ascii="Calibri" w:hAnsi="Calibri" w:cs="Calibri"/>
+          <w:sz w:val="22"/>
+          <w:szCs w:val="22"/>
+        </w:rPr>
+      </w:pPr>
+      <w:r>
+        <w:rPr>
+          <w:rFonts w:ascii="Calibri" w:hAnsi="Calibri" w:cs="Calibri"/>
+          <w:sz w:val="22"/>
+          <w:szCs w:val="22"/>
+        </w:rPr>
+        <w:t>Shift + E — забрать плоды обратно.</w:t>
+      </w:r>
+    </w:p>
+    <w:p>
+      <w:pPr>
+        <w:pStyle w:val="2"/>
+        <w:rPr>
+          <w:rFonts w:eastAsia="Times New Roman" w:cs="Calibri"/>
+        </w:rPr>
+      </w:pPr>
+      <w:bookmarkStart w:id="50" w:name="_Toc243599891"/>
+      <w:r>
+        <w:rPr>
+          <w:rFonts w:eastAsia="Times New Roman" w:cs="Calibri"/>
+        </w:rPr>
+        <w:t>13.2. Солод и пивное сусло</w:t>
+      </w:r>
+      <w:bookmarkEnd w:id="50"/>
+    </w:p>
+    <w:p>
+      <w:pPr>
+        <w:pStyle w:val="step"/>
+        <w:rPr>
+          <w:rFonts w:ascii="Calibri" w:hAnsi="Calibri" w:cs="Calibri"/>
+          <w:sz w:val="22"/>
+          <w:szCs w:val="22"/>
+        </w:rPr>
+      </w:pPr>
+      <w:r>
+        <w:rPr>
+          <w:rFonts w:ascii="Calibri" w:hAnsi="Calibri" w:cs="Calibri"/>
+          <w:sz w:val="22"/>
+          <w:szCs w:val="22"/>
+        </w:rPr>
+        <w:t xml:space="preserve">1. Кухонный стол, рецепт «Замочить зерно»: 4 пшеницы или ржи и вода — 4 </w:t>
       </w:r>
       <w:r>
         <w:rPr>
@@ -16853,7 +17283,7 @@
           <w:sz w:val="22"/>
           <w:szCs w:val="22"/>
         </w:rPr>
-        <w:t>бродильная бочка</w:t>
+        <w:t>замоченного зерна</w:t>
       </w:r>
       <w:r>
         <w:rPr>
@@ -16861,7 +17291,25 @@
           <w:sz w:val="22"/>
           <w:szCs w:val="22"/>
         </w:rPr>
-        <w:t xml:space="preserve"> → </w:t>
+        <w:t>.</w:t>
+      </w:r>
+    </w:p>
+    <w:p>
+      <w:pPr>
+        <w:pStyle w:val="step"/>
+        <w:rPr>
+          <w:rFonts w:ascii="Calibri" w:hAnsi="Calibri" w:cs="Calibri"/>
+          <w:sz w:val="22"/>
+          <w:szCs w:val="22"/>
+        </w:rPr>
+      </w:pPr>
+      <w:r>
+        <w:rPr>
+          <w:rFonts w:ascii="Calibri" w:hAnsi="Calibri" w:cs="Calibri"/>
+          <w:sz w:val="22"/>
+          <w:szCs w:val="22"/>
+        </w:rPr>
+        <w:t xml:space="preserve">2. Повесить на </w:t>
       </w:r>
       <w:r>
         <w:rPr>
@@ -16871,7 +17319,7 @@
           <w:sz w:val="22"/>
           <w:szCs w:val="22"/>
         </w:rPr>
-        <w:t>перегонный куб</w:t>
+        <w:t>крюк</w:t>
       </w:r>
       <w:r>
         <w:rPr>
@@ -16879,7 +17327,7 @@
           <w:sz w:val="22"/>
           <w:szCs w:val="22"/>
         </w:rPr>
-        <w:t xml:space="preserve"> → </w:t>
+        <w:t xml:space="preserve">: прорастает за 1–3 суток (летом быстрее, под дождём не идёт) — </w:t>
       </w:r>
       <w:r>
         <w:rPr>
@@ -16889,7 +17337,7 @@
           <w:sz w:val="22"/>
           <w:szCs w:val="22"/>
         </w:rPr>
-        <w:t>бочка для выдержки</w:t>
+        <w:t>пророщенное зерно</w:t>
       </w:r>
       <w:r>
         <w:rPr>
@@ -16897,24 +17345,8 @@
           <w:sz w:val="22"/>
           <w:szCs w:val="22"/>
         </w:rPr>
-        <w:t>. Все напитки — в склянках; название собирается из состава: «Тёмное пиво на травах», «Медовая настойка с ягодами».</w:t>
-      </w:r>
-    </w:p>
-    <w:p>
-      <w:pPr>
-        <w:pStyle w:val="2"/>
-        <w:rPr>
-          <w:rFonts w:eastAsia="Times New Roman" w:cs="Calibri"/>
-        </w:rPr>
-      </w:pPr>
-      <w:bookmarkStart w:id="49" w:name="_Toc243562399"/>
-      <w:r>
-        <w:rPr>
-          <w:rFonts w:eastAsia="Times New Roman" w:cs="Calibri"/>
-        </w:rPr>
-        <w:t>13.1. Давильня: сок</w:t>
-      </w:r>
-      <w:bookmarkEnd w:id="49"/>
+        <w:t>.</w:t>
+      </w:r>
     </w:p>
     <w:p>
       <w:pPr>
@@ -16931,43 +17363,7 @@
           <w:sz w:val="22"/>
           <w:szCs w:val="22"/>
         </w:rPr>
-        <w:t>1. E яблоками, сладкими или светящимися ягодами — засыпать (до 16 плодов одного вида).</w:t>
-      </w:r>
-    </w:p>
-    <w:p>
-      <w:pPr>
-        <w:pStyle w:val="step"/>
-        <w:rPr>
-          <w:rFonts w:ascii="Calibri" w:hAnsi="Calibri" w:cs="Calibri"/>
-          <w:sz w:val="22"/>
-          <w:szCs w:val="22"/>
-        </w:rPr>
-      </w:pPr>
-      <w:r>
-        <w:rPr>
-          <w:rFonts w:ascii="Calibri" w:hAnsi="Calibri" w:cs="Calibri"/>
-          <w:sz w:val="22"/>
-          <w:szCs w:val="22"/>
-        </w:rPr>
-        <w:t>2. E пустой рукой — давить: 3 нажатия на плод. Ровный удар (полный замах) не проливает; в спешке 25% — плод раздавлен мимо.</w:t>
-      </w:r>
-    </w:p>
-    <w:p>
-      <w:pPr>
-        <w:pStyle w:val="step"/>
-        <w:rPr>
-          <w:rFonts w:ascii="Calibri" w:hAnsi="Calibri" w:cs="Calibri"/>
-          <w:sz w:val="22"/>
-          <w:szCs w:val="22"/>
-        </w:rPr>
-      </w:pPr>
-      <w:r>
-        <w:rPr>
-          <w:rFonts w:ascii="Calibri" w:hAnsi="Calibri" w:cs="Calibri"/>
-          <w:sz w:val="22"/>
-          <w:szCs w:val="22"/>
-        </w:rPr>
-        <w:t xml:space="preserve">3. Две меры сока + E пустой склянкой — </w:t>
+        <w:t xml:space="preserve">3. Высушить в </w:t>
       </w:r>
       <w:r>
         <w:rPr>
@@ -16977,7 +17373,7 @@
           <w:sz w:val="22"/>
           <w:szCs w:val="22"/>
         </w:rPr>
-        <w:t>сусло</w:t>
+        <w:t>хлебной печи</w:t>
       </w:r>
       <w:r>
         <w:rPr>
@@ -16985,59 +17381,7 @@
           <w:sz w:val="22"/>
           <w:szCs w:val="22"/>
         </w:rPr>
-        <w:t>: яблочный сок, ягодный сок или сок светящихся ягод.</w:t>
-      </w:r>
-    </w:p>
-    <w:p>
-      <w:pPr>
-        <w:pStyle w:val="a3"/>
-        <w:rPr>
-          <w:rFonts w:ascii="Calibri" w:hAnsi="Calibri" w:cs="Calibri"/>
-          <w:sz w:val="22"/>
-          <w:szCs w:val="22"/>
-        </w:rPr>
-      </w:pPr>
-      <w:r>
-        <w:rPr>
-          <w:rFonts w:ascii="Calibri" w:hAnsi="Calibri" w:cs="Calibri"/>
-          <w:sz w:val="22"/>
-          <w:szCs w:val="22"/>
-        </w:rPr>
-        <w:t>Shift + E — забрать плоды обратно.</w:t>
-      </w:r>
-    </w:p>
-    <w:p>
-      <w:pPr>
-        <w:pStyle w:val="2"/>
-        <w:rPr>
-          <w:rFonts w:eastAsia="Times New Roman" w:cs="Calibri"/>
-        </w:rPr>
-      </w:pPr>
-      <w:bookmarkStart w:id="50" w:name="_Toc243562400"/>
-      <w:r>
-        <w:rPr>
-          <w:rFonts w:eastAsia="Times New Roman" w:cs="Calibri"/>
-        </w:rPr>
-        <w:t>13.2. Солод и пивное сусло</w:t>
-      </w:r>
-      <w:bookmarkEnd w:id="50"/>
-    </w:p>
-    <w:p>
-      <w:pPr>
-        <w:pStyle w:val="step"/>
-        <w:rPr>
-          <w:rFonts w:ascii="Calibri" w:hAnsi="Calibri" w:cs="Calibri"/>
-          <w:sz w:val="22"/>
-          <w:szCs w:val="22"/>
-        </w:rPr>
-      </w:pPr>
-      <w:r>
-        <w:rPr>
-          <w:rFonts w:ascii="Calibri" w:hAnsi="Calibri" w:cs="Calibri"/>
-          <w:sz w:val="22"/>
-          <w:szCs w:val="22"/>
-        </w:rPr>
-        <w:t xml:space="preserve">1. Кухонный стол, рецепт «Замочить зерно»: 4 пшеницы или ржи и вода — 4 </w:t>
+        <w:t xml:space="preserve">: недолго — </w:t>
       </w:r>
       <w:r>
         <w:rPr>
@@ -17047,7 +17391,7 @@
           <w:sz w:val="22"/>
           <w:szCs w:val="22"/>
         </w:rPr>
-        <w:t>замоченного зерна</w:t>
+        <w:t>светлый солод</w:t>
       </w:r>
       <w:r>
         <w:rPr>
@@ -17055,25 +17399,7 @@
           <w:sz w:val="22"/>
           <w:szCs w:val="22"/>
         </w:rPr>
-        <w:t>.</w:t>
-      </w:r>
-    </w:p>
-    <w:p>
-      <w:pPr>
-        <w:pStyle w:val="step"/>
-        <w:rPr>
-          <w:rFonts w:ascii="Calibri" w:hAnsi="Calibri" w:cs="Calibri"/>
-          <w:sz w:val="22"/>
-          <w:szCs w:val="22"/>
-        </w:rPr>
-      </w:pPr>
-      <w:r>
-        <w:rPr>
-          <w:rFonts w:ascii="Calibri" w:hAnsi="Calibri" w:cs="Calibri"/>
-          <w:sz w:val="22"/>
-          <w:szCs w:val="22"/>
-        </w:rPr>
-        <w:t xml:space="preserve">2. Повесить на </w:t>
+        <w:t xml:space="preserve">, дольше — </w:t>
       </w:r>
       <w:r>
         <w:rPr>
@@ -17083,7 +17409,7 @@
           <w:sz w:val="22"/>
           <w:szCs w:val="22"/>
         </w:rPr>
-        <w:t>крюк</w:t>
+        <w:t>янтарный</w:t>
       </w:r>
       <w:r>
         <w:rPr>
@@ -17091,7 +17417,7 @@
           <w:sz w:val="22"/>
           <w:szCs w:val="22"/>
         </w:rPr>
-        <w:t xml:space="preserve">: прорастает за 1–3 суток (летом быстрее, под дождём не идёт) — </w:t>
+        <w:t xml:space="preserve">, ещё дольше — </w:t>
       </w:r>
       <w:r>
         <w:rPr>
@@ -17101,7 +17427,7 @@
           <w:sz w:val="22"/>
           <w:szCs w:val="22"/>
         </w:rPr>
-        <w:t>пророщенное зерно</w:t>
+        <w:t>тёмный</w:t>
       </w:r>
       <w:r>
         <w:rPr>
@@ -17109,7 +17435,7 @@
           <w:sz w:val="22"/>
           <w:szCs w:val="22"/>
         </w:rPr>
-        <w:t>.</w:t>
+        <w:t>; дальше — горелое.</w:t>
       </w:r>
     </w:p>
     <w:p>
@@ -17127,7 +17453,7 @@
           <w:sz w:val="22"/>
           <w:szCs w:val="22"/>
         </w:rPr>
-        <w:t xml:space="preserve">3. Высушить в </w:t>
+        <w:t xml:space="preserve">4. </w:t>
       </w:r>
       <w:r>
         <w:rPr>
@@ -17137,7 +17463,7 @@
           <w:sz w:val="22"/>
           <w:szCs w:val="22"/>
         </w:rPr>
-        <w:t>хлебной печи</w:t>
+        <w:t>Горшок</w:t>
       </w:r>
       <w:r>
         <w:rPr>
@@ -17145,7 +17471,41 @@
           <w:sz w:val="22"/>
           <w:szCs w:val="22"/>
         </w:rPr>
-        <w:t xml:space="preserve">: недолго — </w:t>
+        <w:t>: вода и солод — сусло (порций = солод × 2). Сорт по самому тёмному солоду. Травы — примета «на травах», мёд — «с мёдом». Черпать склянкой.</w:t>
+      </w:r>
+    </w:p>
+    <w:p>
+      <w:pPr>
+        <w:pStyle w:val="a3"/>
+        <w:rPr>
+          <w:rFonts w:ascii="Calibri" w:hAnsi="Calibri" w:cs="Calibri"/>
+          <w:sz w:val="22"/>
+          <w:szCs w:val="22"/>
+        </w:rPr>
+      </w:pPr>
+      <w:r>
+        <w:rPr>
+          <w:rFonts w:ascii="Calibri" w:hAnsi="Calibri" w:cs="Calibri"/>
+          <w:sz w:val="22"/>
+          <w:szCs w:val="22"/>
+        </w:rPr>
+        <w:t xml:space="preserve">Только мёд и вода в </w:t>
+      </w:r>
+      <w:r>
+        <w:rPr>
+          <w:rFonts w:ascii="Calibri" w:hAnsi="Calibri" w:cs="Calibri"/>
+          <w:sz w:val="22"/>
+          <w:szCs w:val="22"/>
+        </w:rPr>
+        <w:t>горшке</w:t>
+      </w:r>
+      <w:r>
+        <w:rPr>
+          <w:rFonts w:ascii="Calibri" w:hAnsi="Calibri" w:cs="Calibri"/>
+          <w:sz w:val="22"/>
+          <w:szCs w:val="22"/>
+        </w:rPr>
+        <w:t xml:space="preserve"> — </w:t>
       </w:r>
       <w:r>
         <w:rPr>
@@ -17155,7 +17515,7 @@
           <w:sz w:val="22"/>
           <w:szCs w:val="22"/>
         </w:rPr>
-        <w:t>светлый солод</w:t>
+        <w:t>медовый взвар</w:t>
       </w:r>
       <w:r>
         <w:rPr>
@@ -17163,130 +17523,6 @@
           <w:sz w:val="22"/>
           <w:szCs w:val="22"/>
         </w:rPr>
-        <w:t xml:space="preserve">, дольше — </w:t>
-      </w:r>
-      <w:r>
-        <w:rPr>
-          <w:rFonts w:ascii="Calibri" w:hAnsi="Calibri" w:cs="Calibri"/>
-          <w:b/>
-          <w:bCs/>
-          <w:sz w:val="22"/>
-          <w:szCs w:val="22"/>
-        </w:rPr>
-        <w:t>янтарный</w:t>
-      </w:r>
-      <w:r>
-        <w:rPr>
-          <w:rFonts w:ascii="Calibri" w:hAnsi="Calibri" w:cs="Calibri"/>
-          <w:sz w:val="22"/>
-          <w:szCs w:val="22"/>
-        </w:rPr>
-        <w:t xml:space="preserve">, ещё дольше — </w:t>
-      </w:r>
-      <w:r>
-        <w:rPr>
-          <w:rFonts w:ascii="Calibri" w:hAnsi="Calibri" w:cs="Calibri"/>
-          <w:b/>
-          <w:bCs/>
-          <w:sz w:val="22"/>
-          <w:szCs w:val="22"/>
-        </w:rPr>
-        <w:t>тёмный</w:t>
-      </w:r>
-      <w:r>
-        <w:rPr>
-          <w:rFonts w:ascii="Calibri" w:hAnsi="Calibri" w:cs="Calibri"/>
-          <w:sz w:val="22"/>
-          <w:szCs w:val="22"/>
-        </w:rPr>
-        <w:t>; дальше — горелое.</w:t>
-      </w:r>
-    </w:p>
-    <w:p>
-      <w:pPr>
-        <w:pStyle w:val="step"/>
-        <w:rPr>
-          <w:rFonts w:ascii="Calibri" w:hAnsi="Calibri" w:cs="Calibri"/>
-          <w:sz w:val="22"/>
-          <w:szCs w:val="22"/>
-        </w:rPr>
-      </w:pPr>
-      <w:r>
-        <w:rPr>
-          <w:rFonts w:ascii="Calibri" w:hAnsi="Calibri" w:cs="Calibri"/>
-          <w:sz w:val="22"/>
-          <w:szCs w:val="22"/>
-        </w:rPr>
-        <w:t xml:space="preserve">4. </w:t>
-      </w:r>
-      <w:r>
-        <w:rPr>
-          <w:rFonts w:ascii="Calibri" w:hAnsi="Calibri" w:cs="Calibri"/>
-          <w:b/>
-          <w:bCs/>
-          <w:sz w:val="22"/>
-          <w:szCs w:val="22"/>
-        </w:rPr>
-        <w:t>Горшок</w:t>
-      </w:r>
-      <w:r>
-        <w:rPr>
-          <w:rFonts w:ascii="Calibri" w:hAnsi="Calibri" w:cs="Calibri"/>
-          <w:sz w:val="22"/>
-          <w:szCs w:val="22"/>
-        </w:rPr>
-        <w:t>: вода и солод — сусло (порций = солод × 2). Сорт по самому тёмному солоду. Травы — примета «на травах», мёд — «с мёдом». Черпать склянкой.</w:t>
-      </w:r>
-    </w:p>
-    <w:p>
-      <w:pPr>
-        <w:pStyle w:val="a3"/>
-        <w:rPr>
-          <w:rFonts w:ascii="Calibri" w:hAnsi="Calibri" w:cs="Calibri"/>
-          <w:sz w:val="22"/>
-          <w:szCs w:val="22"/>
-        </w:rPr>
-      </w:pPr>
-      <w:r>
-        <w:rPr>
-          <w:rFonts w:ascii="Calibri" w:hAnsi="Calibri" w:cs="Calibri"/>
-          <w:sz w:val="22"/>
-          <w:szCs w:val="22"/>
-        </w:rPr>
-        <w:t xml:space="preserve">Только мёд и вода в </w:t>
-      </w:r>
-      <w:r>
-        <w:rPr>
-          <w:rFonts w:ascii="Calibri" w:hAnsi="Calibri" w:cs="Calibri"/>
-          <w:sz w:val="22"/>
-          <w:szCs w:val="22"/>
-        </w:rPr>
-        <w:t>горшке</w:t>
-      </w:r>
-      <w:r>
-        <w:rPr>
-          <w:rFonts w:ascii="Calibri" w:hAnsi="Calibri" w:cs="Calibri"/>
-          <w:sz w:val="22"/>
-          <w:szCs w:val="22"/>
-        </w:rPr>
-        <w:t xml:space="preserve"> — </w:t>
-      </w:r>
-      <w:r>
-        <w:rPr>
-          <w:rFonts w:ascii="Calibri" w:hAnsi="Calibri" w:cs="Calibri"/>
-          <w:b/>
-          <w:bCs/>
-          <w:sz w:val="22"/>
-          <w:szCs w:val="22"/>
-        </w:rPr>
-        <w:t>медовый взвар</w:t>
-      </w:r>
-      <w:r>
-        <w:rPr>
-          <w:rFonts w:ascii="Calibri" w:hAnsi="Calibri" w:cs="Calibri"/>
-          <w:sz w:val="22"/>
-          <w:szCs w:val="22"/>
-        </w:rPr>
         <w:t xml:space="preserve"> (для медовухи).</w:t>
       </w:r>
     </w:p>
@@ -17297,7 +17533,7 @@
           <w:rFonts w:eastAsia="Times New Roman" w:cs="Calibri"/>
         </w:rPr>
       </w:pPr>
-      <w:bookmarkStart w:id="51" w:name="_Toc243562401"/>
+      <w:bookmarkStart w:id="51" w:name="_Toc243599892"/>
       <w:r>
         <w:rPr>
           <w:rFonts w:eastAsia="Times New Roman" w:cs="Calibri"/>
@@ -17325,7 +17561,7 @@
           <w:sz w:val="22"/>
           <w:szCs w:val="22"/>
         </w:rPr>
-        <w:t>E суслом — влить (до 8 склянок одного вида, пустая склянка возвращается).</w:t>
+        <w:t>E суслом — влить (до 8 склянок одного вида, пустая склянка возвращается); кувшином или корчагой — сразу сколько влезет.</w:t>
       </w:r>
     </w:p>
     <w:p>
@@ -17369,7 +17605,7 @@
           <w:sz w:val="22"/>
           <w:szCs w:val="22"/>
         </w:rPr>
-        <w:t>E склянкой по готовому — разлить. Shift + E — вылить всё. Пока бродит — пузырьки.</w:t>
+        <w:t>E склянкой, кувшином или корчагой по готовому — разлить. Shift + E — вылить всё. Пока бродит — пузырьки.</w:t>
       </w:r>
     </w:p>
     <w:p>
@@ -17391,25 +17627,29 @@
           <w:sz w:val="22"/>
           <w:szCs w:val="22"/>
         </w:rPr>
-        <w:t xml:space="preserve">Не разлили за 3 суток после готовности — </w:t>
-      </w:r>
-      <w:r>
+        <w:t>Бродит только запечатанная бочка: «Запечатать» в окне — сверху ложится крышка; запечатанную не доливают и не разливают. Сутки считаются по календарю, как порча еды: идут и без игрока рядом. В окне — до какого числа бродит и до какого разлить. Не разлили за 3 суток после готовности — уксус; открытая бочка не киснет.</w:t>
+      </w:r>
+    </w:p>
+    <w:p>
+      <w:pPr>
+        <w:numPr>
+          <w:ilvl w:val="0"/>
+          <w:numId w:val="14"/>
+        </w:numPr>
+        <w:spacing w:before="100" w:beforeAutospacing="1" w:after="100" w:afterAutospacing="1"/>
         <w:rPr>
           <w:rFonts w:ascii="Calibri" w:eastAsia="Times New Roman" w:hAnsi="Calibri" w:cs="Calibri"/>
-          <w:b/>
-          <w:bCs/>
-          <w:sz w:val="22"/>
-          <w:szCs w:val="22"/>
-        </w:rPr>
-        <w:t>уксус</w:t>
-      </w:r>
+          <w:sz w:val="22"/>
+          <w:szCs w:val="22"/>
+        </w:rPr>
+      </w:pPr>
       <w:r>
         <w:rPr>
           <w:rFonts w:ascii="Calibri" w:eastAsia="Times New Roman" w:hAnsi="Calibri" w:cs="Calibri"/>
           <w:sz w:val="22"/>
           <w:szCs w:val="22"/>
         </w:rPr>
-        <w:t>.</w:t>
+        <w:t>ПКМ — окно: ячейки «влить» и «добавка», что налито и какие добавки, полоса брожения с датой; склянки или сосуд — в свою ячейку, готовое наливается само.</w:t>
       </w:r>
     </w:p>
     <w:tbl>
@@ -18208,8 +18448,7 @@
           <w:sz w:val="22"/>
           <w:szCs w:val="22"/>
         </w:rPr>
-        <w:lastRenderedPageBreak/>
-        <w:t>Летом брожение быстрее (×0,75), зимой медленнее (×1,5), но зимнее выходит на ступень качества лучше.</w:t>
+        <w:t>Летом брожение быстрее (×0,75), зимой медленнее (×1,5), но зимнее выходит на ступень качества лучше. Срок округляется до целых суток.</w:t>
       </w:r>
     </w:p>
     <w:p>
@@ -18219,7 +18458,7 @@
           <w:rFonts w:eastAsia="Times New Roman" w:cs="Calibri"/>
         </w:rPr>
       </w:pPr>
-      <w:bookmarkStart w:id="52" w:name="_Toc243562402"/>
+      <w:bookmarkStart w:id="52" w:name="_Toc243599893"/>
       <w:r>
         <w:rPr>
           <w:rFonts w:eastAsia="Times New Roman" w:cs="Calibri"/>
@@ -18329,7 +18568,7 @@
           <w:sz w:val="22"/>
           <w:szCs w:val="22"/>
         </w:rPr>
-        <w:t>E пустой склянкой — набрать крепкое; Shift + E — как идёт.</w:t>
+        <w:t>E пустой склянкой — набрать крепкое; Shift + E — как идёт. ПКМ — окно: сырьё в ячейку (и из кувшина или корчаги), пустые склянки или сосуд — крепкое наливается само; «Слить» — забрать неперегнанное. Над очагом щёлкается только куб, а в его окне — и огонь очага.</w:t>
       </w:r>
     </w:p>
     <w:tbl>
@@ -18725,7 +18964,7 @@
           <w:rFonts w:eastAsia="Times New Roman" w:cs="Calibri"/>
         </w:rPr>
       </w:pPr>
-      <w:bookmarkStart w:id="53" w:name="_Toc243562403"/>
+      <w:bookmarkStart w:id="53" w:name="_Toc243599894"/>
       <w:r>
         <w:rPr>
           <w:rFonts w:eastAsia="Times New Roman" w:cs="Calibri"/>
@@ -18775,25 +19014,7 @@
           <w:sz w:val="22"/>
           <w:szCs w:val="22"/>
         </w:rPr>
-        <w:t xml:space="preserve">Качество каждой склянки +1 за 6 суток в </w:t>
-      </w:r>
-      <w:r>
-        <w:rPr>
-          <w:rFonts w:ascii="Calibri" w:eastAsia="Times New Roman" w:hAnsi="Calibri" w:cs="Calibri"/>
-          <w:b/>
-          <w:bCs/>
-          <w:sz w:val="22"/>
-          <w:szCs w:val="22"/>
-        </w:rPr>
-        <w:t>погребе</w:t>
-      </w:r>
-      <w:r>
-        <w:rPr>
-          <w:rFonts w:ascii="Calibri" w:eastAsia="Times New Roman" w:hAnsi="Calibri" w:cs="Calibri"/>
-          <w:sz w:val="22"/>
-          <w:szCs w:val="22"/>
-        </w:rPr>
-        <w:t xml:space="preserve"> (куда не попадает небесный свет) или за 10 суток в доме. Под открытым небом выдержка не идёт.</w:t>
+        <w:t>Качество каждой склянки +1 за 6 суток в погребе (куда не попадает небесный свет) или за 10 суток в доме, не выше Шедевра. Под открытым небом выдержка не идёт. Сутки — календарные: выдержка идёт и без игрока рядом.</w:t>
       </w:r>
     </w:p>
     <w:p>
@@ -18815,7 +19036,7 @@
           <w:sz w:val="22"/>
           <w:szCs w:val="22"/>
         </w:rPr>
-        <w:t>E пустой рукой — забрать всё с набранным качеством; Shift + E — узнать, как идёт.</w:t>
+        <w:t>E пустой рукой — забрать всё с набранным качеством. ПКМ — окно: 6 мест под склянки, под каждой — набранные ступени и полоса до следующей; в подсказке к склянке — когда заложена и к какому числу следующая ступень.</w:t>
       </w:r>
     </w:p>
     <w:p>
@@ -18826,12 +19047,11 @@
           <w:rFonts w:eastAsia="Times New Roman" w:cs="Calibri"/>
         </w:rPr>
       </w:pPr>
-      <w:bookmarkStart w:id="54" w:name="_Toc243562404"/>
+      <w:bookmarkStart w:id="54" w:name="_Toc243599895"/>
       <w:r>
         <w:rPr>
           <w:rFonts w:eastAsia="Times New Roman" w:cs="Calibri"/>
         </w:rPr>
-        <w:lastRenderedPageBreak/>
         <w:t>14. Кожевенное дело</w:t>
       </w:r>
       <w:bookmarkEnd w:id="54"/>
@@ -18851,7 +19071,7 @@
           <w:sz w:val="22"/>
           <w:szCs w:val="22"/>
         </w:rPr>
-        <w:t>Четыре станции: кожевенная колода, дубильный чан, рама для сушки, стол кожевника (в два блока шириной).</w:t>
+        <w:t>Четыре станции: кожевенная колода, дубильный чан, рама для сушки, шитейный стол (в два блока шириной; на нём шьют и из ткани — раздел 16).</w:t>
       </w:r>
     </w:p>
     <w:p>
@@ -18861,7 +19081,7 @@
           <w:rFonts w:eastAsia="Times New Roman" w:cs="Calibri"/>
         </w:rPr>
       </w:pPr>
-      <w:bookmarkStart w:id="55" w:name="_Toc243562405"/>
+      <w:bookmarkStart w:id="55" w:name="_Toc243599896"/>
       <w:r>
         <w:rPr>
           <w:rFonts w:eastAsia="Times New Roman" w:cs="Calibri"/>
@@ -18969,7 +19189,7 @@
           <w:rFonts w:eastAsia="Times New Roman" w:cs="Calibri"/>
         </w:rPr>
       </w:pPr>
-      <w:bookmarkStart w:id="56" w:name="_Toc243562406"/>
+      <w:bookmarkStart w:id="56" w:name="_Toc243599897"/>
       <w:r>
         <w:rPr>
           <w:rFonts w:eastAsia="Times New Roman" w:cs="Calibri"/>
@@ -19137,61 +19357,7 @@
           <w:sz w:val="22"/>
           <w:szCs w:val="22"/>
         </w:rPr>
-        <w:t xml:space="preserve">4. </w:t>
-      </w:r>
-      <w:r>
-        <w:rPr>
-          <w:rFonts w:ascii="Calibri" w:hAnsi="Calibri" w:cs="Calibri"/>
-          <w:b/>
-          <w:bCs/>
-          <w:sz w:val="22"/>
-          <w:szCs w:val="22"/>
-        </w:rPr>
-        <w:t>Стол кожевника:</w:t>
-      </w:r>
-      <w:r>
-        <w:rPr>
-          <w:rFonts w:ascii="Calibri" w:hAnsi="Calibri" w:cs="Calibri"/>
-          <w:sz w:val="22"/>
-          <w:szCs w:val="22"/>
-        </w:rPr>
-        <w:t xml:space="preserve"> E пустой рукой — окно выкроек (слева выкройки, посередине материалы, справа столбик инструментов: нож, игла, нитки). Кожа и фурнитура — на стол, </w:t>
-      </w:r>
-      <w:r>
-        <w:rPr>
-          <w:rFonts w:ascii="Calibri" w:hAnsi="Calibri" w:cs="Calibri"/>
-          <w:b/>
-          <w:bCs/>
-          <w:sz w:val="22"/>
-          <w:szCs w:val="22"/>
-        </w:rPr>
-        <w:t>нож</w:t>
-      </w:r>
-      <w:r>
-        <w:rPr>
-          <w:rFonts w:ascii="Calibri" w:hAnsi="Calibri" w:cs="Calibri"/>
-          <w:sz w:val="22"/>
-          <w:szCs w:val="22"/>
-        </w:rPr>
-        <w:t xml:space="preserve"> — раскрой, </w:t>
-      </w:r>
-      <w:r>
-        <w:rPr>
-          <w:rFonts w:ascii="Calibri" w:hAnsi="Calibri" w:cs="Calibri"/>
-          <w:b/>
-          <w:bCs/>
-          <w:sz w:val="22"/>
-          <w:szCs w:val="22"/>
-        </w:rPr>
-        <w:t>игла</w:t>
-      </w:r>
-      <w:r>
-        <w:rPr>
-          <w:rFonts w:ascii="Calibri" w:hAnsi="Calibri" w:cs="Calibri"/>
-          <w:sz w:val="22"/>
-          <w:szCs w:val="22"/>
-        </w:rPr>
-        <w:t xml:space="preserve"> — шитьё мини-игрой: ЛКМ или Пробел, когда игла над отметкой. Без промахов — лучше, от 3 промахов — хуже.</w:t>
+        <w:t>4. Шитейный стол: E — окно стола с инвентарём. Выбрать выкройку и переложить кожу и фурнитуру в ячейки стола (лежащее видно на столе). «Раскроить» — мини-игра: зажать ЛКМ на метке и вести нож по меловому контуру до конца; сход с линии или рывок — срыв, нож встаёт. Чистый разрез — +1, 3 срыва или неровно — −1, 6 срывов — −2. «Шить» — игла и нитки из инвентаря: ЛКМ или Пробел, когда игла над отметкой. Без промахов — +1, от 3 промахов — −1, от 6 — −2.</w:t>
       </w:r>
     </w:p>
     <w:p>
@@ -19202,12 +19368,11 @@
           <w:rFonts w:eastAsia="Times New Roman" w:cs="Calibri"/>
         </w:rPr>
       </w:pPr>
-      <w:bookmarkStart w:id="57" w:name="_Toc243562407"/>
+      <w:bookmarkStart w:id="57" w:name="_Toc243599898"/>
       <w:r>
         <w:rPr>
           <w:rFonts w:eastAsia="Times New Roman" w:cs="Calibri"/>
         </w:rPr>
-        <w:lastRenderedPageBreak/>
         <w:t>15. Гончарное дело</w:t>
       </w:r>
       <w:bookmarkEnd w:id="57"/>
@@ -19237,7 +19402,7 @@
           <w:rFonts w:eastAsia="Times New Roman" w:cs="Calibri"/>
         </w:rPr>
       </w:pPr>
-      <w:bookmarkStart w:id="58" w:name="_Toc243562408"/>
+      <w:bookmarkStart w:id="58" w:name="_Toc243599899"/>
       <w:r>
         <w:rPr>
           <w:rFonts w:eastAsia="Times New Roman" w:cs="Calibri"/>
@@ -19320,22 +19485,6 @@
     </w:p>
     <w:p>
       <w:pPr>
-        <w:pStyle w:val="2"/>
-        <w:rPr>
-          <w:rFonts w:eastAsia="Times New Roman" w:cs="Calibri"/>
-        </w:rPr>
-      </w:pPr>
-      <w:bookmarkStart w:id="59" w:name="_Toc243562409"/>
-      <w:r>
-        <w:rPr>
-          <w:rFonts w:eastAsia="Times New Roman" w:cs="Calibri"/>
-        </w:rPr>
-        <w:t>15.2. Гончарный круг</w:t>
-      </w:r>
-      <w:bookmarkEnd w:id="59"/>
-    </w:p>
-    <w:p>
-      <w:pPr>
         <w:numPr>
           <w:ilvl w:val="0"/>
           <w:numId w:val="17"/>
@@ -19355,8 +19504,24 @@
           <w:sz w:val="22"/>
           <w:szCs w:val="22"/>
         </w:rPr>
-        <w:t>E гончарной глиной — положить (до 6 комьев), пустой рукой — сесть за круг и выбрать форму: кружка (1 ком), миска (1), кувшин (2), горшок (3), корчага (6), светильник (1).</w:t>
-      </w:r>
+        <w:t>Палкой по бочке с гончарной глиной — сырец ткацкого грузила; после обжига в горне — грузило для станка (раздел 16).</w:t>
+      </w:r>
+    </w:p>
+    <w:p>
+      <w:pPr>
+        <w:pStyle w:val="2"/>
+        <w:rPr>
+          <w:rFonts w:eastAsia="Times New Roman" w:cs="Calibri"/>
+        </w:rPr>
+      </w:pPr>
+      <w:bookmarkStart w:id="59" w:name="_Toc243599900"/>
+      <w:r>
+        <w:rPr>
+          <w:rFonts w:eastAsia="Times New Roman" w:cs="Calibri"/>
+        </w:rPr>
+        <w:t>15.2. Гончарный круг</w:t>
+      </w:r>
+      <w:bookmarkEnd w:id="59"/>
     </w:p>
     <w:p>
       <w:pPr>
@@ -19379,7 +19544,7 @@
           <w:sz w:val="22"/>
           <w:szCs w:val="22"/>
         </w:rPr>
-        <w:t>Сосуд лепится в разрезе: ЛКМ — срезать, ПКМ — налепить из обрезков, Shift + ЛКМ — вытянуть стенку. Пробел подталкивает маховик: в зелёной зоне лепится чисто, слишком медленно — глина мнётся, слишком быстро — срывается. Ручки, ушки и носик лепятся на остановленном круге.</w:t>
+        <w:t>E гончарной глиной — положить (до 6 комьев), пустой рукой — сесть за круг и выбрать форму: кружка (1 ком), миска (1), кувшин (2), горшок (3), корчага (6), светильник (1).</w:t>
       </w:r>
     </w:p>
     <w:p>
@@ -19403,24 +19568,8 @@
           <w:sz w:val="22"/>
           <w:szCs w:val="22"/>
         </w:rPr>
-        <w:t>Рядом видно сходство с образцом и будущее качество; при сходстве ниже 70% сосуд не засчитывается. Качество сырца складывается из глины, сходства и неровностей.</w:t>
-      </w:r>
-    </w:p>
-    <w:p>
-      <w:pPr>
-        <w:pStyle w:val="2"/>
-        <w:rPr>
-          <w:rFonts w:eastAsia="Times New Roman" w:cs="Calibri"/>
-        </w:rPr>
-      </w:pPr>
-      <w:bookmarkStart w:id="60" w:name="_Toc243562410"/>
-      <w:r>
-        <w:rPr>
-          <w:rFonts w:eastAsia="Times New Roman" w:cs="Calibri"/>
-        </w:rPr>
-        <w:t>15.3. Сушка и обжиг</w:t>
-      </w:r>
-      <w:bookmarkEnd w:id="60"/>
+        <w:t>Сосуд лепится в разрезе: ЛКМ — срезать, ПКМ — налепить из обрезков, Shift + ЛКМ — вытянуть стенку. Пробел подталкивает маховик: в зелёной зоне лепится чисто, слишком медленно — глина мнётся, слишком быстро — срывается. Ручки, ушки и носик лепятся на остановленном круге.</w:t>
+      </w:r>
     </w:p>
     <w:p>
       <w:pPr>
@@ -19443,8 +19592,24 @@
           <w:sz w:val="22"/>
           <w:szCs w:val="22"/>
         </w:rPr>
-        <w:t>Полка для сырца: два яруса по два сырца. Под крышей сырец сохнет сутки, под небом — полсуток, но может треснуть; дождь размачивает его. Подсохший до кожетвёрдого сырец лощат костью или кремнём.</w:t>
-      </w:r>
+        <w:t>Рядом видно сходство с образцом и будущее качество; при сходстве ниже 70% сосуд не засчитывается. Качество сырца складывается из глины, сходства и неровностей.</w:t>
+      </w:r>
+    </w:p>
+    <w:p>
+      <w:pPr>
+        <w:pStyle w:val="2"/>
+        <w:rPr>
+          <w:rFonts w:eastAsia="Times New Roman" w:cs="Calibri"/>
+        </w:rPr>
+      </w:pPr>
+      <w:bookmarkStart w:id="60" w:name="_Toc243599901"/>
+      <w:r>
+        <w:rPr>
+          <w:rFonts w:eastAsia="Times New Roman" w:cs="Calibri"/>
+        </w:rPr>
+        <w:t>15.3. Сушка и обжиг</w:t>
+      </w:r>
+      <w:bookmarkEnd w:id="60"/>
     </w:p>
     <w:p>
       <w:pPr>
@@ -19467,7 +19632,7 @@
           <w:sz w:val="22"/>
           <w:szCs w:val="22"/>
         </w:rPr>
-        <w:t>Горн: малый — 4 вещи, большой — 10. Дрова, огниво или факел; Shift + E — заслонка (открыта — жарче и прожорливее). Первую минуту жар не выше 350°, иначе трещины; потом держать 600–850°, пока не обожжётся. Меньше — недожог (хрупкая посуда), выше 880° — пережог. Вынимать остывшим.</w:t>
+        <w:t>Полка для сырца: два яруса по два сырца. Под крышей сырец сохнет сутки, под небом — полсуток, но может треснуть; дождь размачивает его. Подсохший до кожетвёрдого сырец лощат костью или кремнём.</w:t>
       </w:r>
     </w:p>
     <w:p>
@@ -19491,24 +19656,8 @@
           <w:sz w:val="22"/>
           <w:szCs w:val="22"/>
         </w:rPr>
-        <w:t>Закрытая заслонка в жару даёт дым: залощённое выходит чернолощёным (+1). Треснувшее — черепки; на жёрнове они мелются в шамот. После 20 обжигов горн разваливается — чинят 4 кирпичами.</w:t>
-      </w:r>
-    </w:p>
-    <w:p>
-      <w:pPr>
-        <w:pStyle w:val="2"/>
-        <w:rPr>
-          <w:rFonts w:eastAsia="Times New Roman" w:cs="Calibri"/>
-        </w:rPr>
-      </w:pPr>
-      <w:bookmarkStart w:id="61" w:name="_Toc243562411"/>
-      <w:r>
-        <w:rPr>
-          <w:rFonts w:eastAsia="Times New Roman" w:cs="Calibri"/>
-        </w:rPr>
-        <w:t>15.4. Посуда</w:t>
-      </w:r>
-      <w:bookmarkEnd w:id="61"/>
+        <w:t>Горн: малый — 4 вещи, большой — 10. Дрова — запас, огниво или факел — разжечь. Жар задаёт тяга 0–5 (кнопки в окне или Shift + E): 250, 330, 550, 680, 780 и 920°; чем сильнее тяга, тем жарче и прожорливее огонь. Первую минуту жар не выше 350°, иначе трещины; потом держать 600–850°, пока не обожжётся. Меньше — недожог (хрупкая посуда), выше 880° — пережог. Вынимать остывшим (ниже 400°). ПКМ — окно: график жара, этап обжига, изделия и дрова.</w:t>
+      </w:r>
     </w:p>
     <w:p>
       <w:pPr>
@@ -19531,8 +19680,24 @@
           <w:sz w:val="22"/>
           <w:szCs w:val="22"/>
         </w:rPr>
-        <w:t>Кружка и кувшин (1 и 4 меры воды): ПКМ по воде — набрать, ПКМ — пить (+25 жажды; кувшин летом холодит воду, +5), Shift + ПКМ — вылить. Полный кувшин заменяет ведро воды в бочке для замеса, горшке и дубильном чане.</w:t>
-      </w:r>
+        <w:t>Слабая тяга (0–1) в жару даёт дым: залощённое выходит чернолощёным (+1). Треснувшее — черепки; на жёрнове они мелются в шамот. После 20 обжигов горн разваливается — чинят 4 кирпичами.</w:t>
+      </w:r>
+    </w:p>
+    <w:p>
+      <w:pPr>
+        <w:pStyle w:val="2"/>
+        <w:rPr>
+          <w:rFonts w:eastAsia="Times New Roman" w:cs="Calibri"/>
+        </w:rPr>
+      </w:pPr>
+      <w:bookmarkStart w:id="61" w:name="_Toc243599902"/>
+      <w:r>
+        <w:rPr>
+          <w:rFonts w:eastAsia="Times New Roman" w:cs="Calibri"/>
+        </w:rPr>
+        <w:t>15.4. Посуда</w:t>
+      </w:r>
+      <w:bookmarkEnd w:id="61"/>
     </w:p>
     <w:p>
       <w:pPr>
@@ -19555,7 +19720,7 @@
           <w:sz w:val="22"/>
           <w:szCs w:val="22"/>
         </w:rPr>
-        <w:t>Миска: в неё черпают из горшка на очаге; после еды в руке остаётся та же миска.</w:t>
+        <w:t>Кружка и кувшин (1 и 4 меры воды): ПКМ по воде — набрать, ПКМ — пить (+25 жажды; кувшин летом холодит воду, +5), Shift + ПКМ — вылить. Полный кувшин заменяет ведро воды в бочке для замеса, горшке и дубильном чане. Кувшин держит и питьё — до 4 склянок одного: наливают из давильни, бочек, куба и горшка, выливают в бочку и куб; ПКМ — выпить склянку.</w:t>
       </w:r>
     </w:p>
     <w:p>
@@ -19579,7 +19744,7 @@
           <w:sz w:val="22"/>
           <w:szCs w:val="22"/>
         </w:rPr>
-        <w:t>Горшок: положите на него в инвентаре еду (до 16 одного рода) — внутри портится вдвое медленнее, под воском — вчетверо; ПКМ — вынуть. Пустой горшок ставят на очаг и варят в нём (на огне он выглядит котелком); он изнашивается: 10 + 6 × качество варок.</w:t>
+        <w:t>Миска: в неё черпают из горшка на очаге; после еды в руке остаётся та же миска.</w:t>
       </w:r>
     </w:p>
     <w:p>
@@ -19603,7 +19768,7 @@
           <w:sz w:val="22"/>
           <w:szCs w:val="22"/>
         </w:rPr>
-        <w:t>Корчага: 16 мер воды или 8 склянок одного питья, запечатывается воском. Светильник: заправляется салом или воском, ПКМ — зажечь (нужно огниво или факел при себе).</w:t>
+        <w:t>Горшок: положите на него в инвентаре еду (до 16 одного рода) — внутри портится вдвое медленнее, под воском — вчетверо; ПКМ — вынуть. Пустой горшок ставят на очаг и варят в нём (на огне он выглядит котелком); он изнашивается: 10 + 6 × качество варок.</w:t>
       </w:r>
     </w:p>
     <w:p>
@@ -19627,7 +19792,30 @@
           <w:sz w:val="22"/>
           <w:szCs w:val="22"/>
         </w:rPr>
-        <w:lastRenderedPageBreak/>
+        <w:t>Корчага: 16 мер воды или 8 склянок одного питья, запечатывается воском. Светильник: заправляется салом или воском, ПКМ — зажечь (нужно огниво или факел при себе).</w:t>
+      </w:r>
+    </w:p>
+    <w:p>
+      <w:pPr>
+        <w:numPr>
+          <w:ilvl w:val="0"/>
+          <w:numId w:val="17"/>
+        </w:numPr>
+        <w:spacing w:before="100" w:beforeAutospacing="1" w:after="100" w:afterAutospacing="1"/>
+        <w:rPr>
+          <w:rFonts w:ascii="Calibri" w:eastAsia="Times New Roman" w:hAnsi="Calibri" w:cs="Calibri"/>
+          <w:sz w:val="22"/>
+          <w:szCs w:val="22"/>
+        </w:rPr>
+      </w:pPr>
+      <w:r>
+        <w:rPr>
+          <w:rFonts w:ascii="Calibri" w:eastAsia="Times New Roman" w:hAnsi="Calibri" w:cs="Calibri"/>
+          <w:b/>
+          <w:bCs/>
+          <w:sz w:val="22"/>
+          <w:szCs w:val="22"/>
+        </w:rPr>
         <w:t>Посуда может треснуть при каждом пользовании: Ужасная — 6%, Плохая — 4%, Посредственная — 2,5%, Добротная — 1,5%, Отменная — 0,8%, Шедевр — 0,3%; у недожога — вдвое чаще. Треснувшую можно только опорожнить или разбить на черепки (Shift + ПКМ).</w:t>
       </w:r>
     </w:p>
@@ -19639,15 +19827,379 @@
           <w:rFonts w:eastAsia="Times New Roman" w:cs="Calibri"/>
         </w:rPr>
       </w:pPr>
-      <w:bookmarkStart w:id="62" w:name="_Toc243562412"/>
+      <w:bookmarkStart w:id="62" w:name="_Toc243599903"/>
       <w:r>
         <w:rPr>
           <w:rFonts w:eastAsia="Times New Roman" w:cs="Calibri"/>
         </w:rPr>
-        <w:lastRenderedPageBreak/>
-        <w:t>16. Команды и правила игры</w:t>
+        <w:t>16. Ткачество</w:t>
       </w:r>
       <w:bookmarkEnd w:id="62"/>
+    </w:p>
+    <w:p>
+      <w:pPr>
+        <w:pStyle w:val="a3"/>
+        <w:rPr>
+          <w:rFonts w:ascii="Calibri" w:hAnsi="Calibri" w:cs="Calibri"/>
+          <w:sz w:val="22"/>
+          <w:szCs w:val="22"/>
+        </w:rPr>
+      </w:pPr>
+      <w:r>
+        <w:rPr>
+          <w:rFonts w:ascii="Calibri" w:hAnsi="Calibri" w:cs="Calibri"/>
+          <w:sz w:val="22"/>
+          <w:szCs w:val="22"/>
+        </w:rPr>
+        <w:t>Путь: лён или шерсть → чесалка → кудель → веретено → пряжа → ткацкий станок → ткань → шитейный стол. Станок, чесалку, веретено и челнок выдаёт администрация.</w:t>
+      </w:r>
+    </w:p>
+    <w:p>
+      <w:pPr>
+        <w:pStyle w:val="2"/>
+        <w:rPr>
+          <w:rFonts w:eastAsia="Times New Roman" w:cs="Calibri"/>
+        </w:rPr>
+      </w:pPr>
+      <w:bookmarkStart w:id="63" w:name="_Toc243599904"/>
+      <w:r>
+        <w:rPr>
+          <w:rFonts w:eastAsia="Times New Roman" w:cs="Calibri"/>
+        </w:rPr>
+        <w:t>16.1. Волокно и пряжа</w:t>
+      </w:r>
+      <w:bookmarkEnd w:id="63"/>
+    </w:p>
+    <w:p>
+      <w:pPr>
+        <w:numPr>
+          <w:ilvl w:val="0"/>
+          <w:numId w:val="14"/>
+        </w:numPr>
+        <w:spacing w:before="100" w:beforeAutospacing="1" w:after="100" w:afterAutospacing="1"/>
+        <w:rPr>
+          <w:rFonts w:ascii="Calibri" w:eastAsia="Times New Roman" w:hAnsi="Calibri" w:cs="Calibri"/>
+          <w:sz w:val="22"/>
+          <w:szCs w:val="22"/>
+        </w:rPr>
+      </w:pPr>
+      <w:r>
+        <w:rPr>
+          <w:rFonts w:ascii="Calibri" w:eastAsia="Times New Roman" w:hAnsi="Calibri" w:cs="Calibri"/>
+          <w:sz w:val="22"/>
+          <w:szCs w:val="22"/>
+        </w:rPr>
+        <w:t>Лён — с грядки (семена с травы), шерсть — с овец.</w:t>
+      </w:r>
+    </w:p>
+    <w:p>
+      <w:pPr>
+        <w:numPr>
+          <w:ilvl w:val="0"/>
+          <w:numId w:val="14"/>
+        </w:numPr>
+        <w:spacing w:before="100" w:beforeAutospacing="1" w:after="100" w:afterAutospacing="1"/>
+        <w:rPr>
+          <w:rFonts w:ascii="Calibri" w:eastAsia="Times New Roman" w:hAnsi="Calibri" w:cs="Calibri"/>
+          <w:sz w:val="22"/>
+          <w:szCs w:val="22"/>
+        </w:rPr>
+      </w:pPr>
+      <w:r>
+        <w:rPr>
+          <w:rFonts w:ascii="Calibri" w:eastAsia="Times New Roman" w:hAnsi="Calibri" w:cs="Calibri"/>
+          <w:sz w:val="22"/>
+          <w:szCs w:val="22"/>
+        </w:rPr>
+        <w:t>Чесалка: держите ПКМ — горсть из инвентаря (сначала из второй руки) переходит дальше: лён → льняная кудель (в половине случаев ещё и пакля), шерсть → шерстяная кудель. Каждая горсть тупит чесалку.</w:t>
+      </w:r>
+    </w:p>
+    <w:p>
+      <w:pPr>
+        <w:numPr>
+          <w:ilvl w:val="0"/>
+          <w:numId w:val="14"/>
+        </w:numPr>
+        <w:spacing w:before="100" w:beforeAutospacing="1" w:after="100" w:afterAutospacing="1"/>
+        <w:rPr>
+          <w:rFonts w:ascii="Calibri" w:eastAsia="Times New Roman" w:hAnsi="Calibri" w:cs="Calibri"/>
+          <w:sz w:val="22"/>
+          <w:szCs w:val="22"/>
+        </w:rPr>
+      </w:pPr>
+      <w:r>
+        <w:rPr>
+          <w:rFonts w:ascii="Calibri" w:eastAsia="Times New Roman" w:hAnsi="Calibri" w:cs="Calibri"/>
+          <w:sz w:val="22"/>
+          <w:szCs w:val="22"/>
+        </w:rPr>
+        <w:t>Веретено: держите ПКМ — кудель становится пряжей своего волокна.</w:t>
+      </w:r>
+    </w:p>
+    <w:p>
+      <w:pPr>
+        <w:numPr>
+          <w:ilvl w:val="0"/>
+          <w:numId w:val="14"/>
+        </w:numPr>
+        <w:spacing w:before="100" w:beforeAutospacing="1" w:after="100" w:afterAutospacing="1"/>
+        <w:rPr>
+          <w:rFonts w:ascii="Calibri" w:eastAsia="Times New Roman" w:hAnsi="Calibri" w:cs="Calibri"/>
+          <w:sz w:val="22"/>
+          <w:szCs w:val="22"/>
+        </w:rPr>
+      </w:pPr>
+      <w:r>
+        <w:rPr>
+          <w:rFonts w:ascii="Calibri" w:eastAsia="Times New Roman" w:hAnsi="Calibri" w:cs="Calibri"/>
+          <w:sz w:val="22"/>
+          <w:szCs w:val="22"/>
+        </w:rPr>
+        <w:t>Пакля — набивка стёганых вещей; из льняной пряжи делают нитки.</w:t>
+      </w:r>
+    </w:p>
+    <w:p>
+      <w:pPr>
+        <w:pStyle w:val="2"/>
+        <w:rPr>
+          <w:rFonts w:eastAsia="Times New Roman" w:cs="Calibri"/>
+        </w:rPr>
+      </w:pPr>
+      <w:bookmarkStart w:id="64" w:name="_Toc243599905"/>
+      <w:r>
+        <w:rPr>
+          <w:rFonts w:eastAsia="Times New Roman" w:cs="Calibri"/>
+        </w:rPr>
+        <w:t>16.2. Ткацкий станок</w:t>
+      </w:r>
+      <w:bookmarkEnd w:id="64"/>
+    </w:p>
+    <w:p>
+      <w:pPr>
+        <w:pStyle w:val="step"/>
+        <w:rPr>
+          <w:rFonts w:ascii="Calibri" w:hAnsi="Calibri" w:cs="Calibri"/>
+          <w:sz w:val="22"/>
+          <w:szCs w:val="22"/>
+        </w:rPr>
+      </w:pPr>
+      <w:r>
+        <w:rPr>
+          <w:rFonts w:ascii="Calibri" w:hAnsi="Calibri" w:cs="Calibri"/>
+          <w:sz w:val="22"/>
+          <w:szCs w:val="22"/>
+        </w:rPr>
+        <w:t>1. Станок стоит в два блока высотой. E грузилом — подвесить, нужно 8. Грузило — сырец из бочки с глиной, обожжённый в горне.</w:t>
+      </w:r>
+    </w:p>
+    <w:p>
+      <w:pPr>
+        <w:pStyle w:val="step"/>
+        <w:rPr>
+          <w:rFonts w:ascii="Calibri" w:hAnsi="Calibri" w:cs="Calibri"/>
+          <w:sz w:val="22"/>
+          <w:szCs w:val="22"/>
+        </w:rPr>
+      </w:pPr>
+      <w:r>
+        <w:rPr>
+          <w:rFonts w:ascii="Calibri" w:hAnsi="Calibri" w:cs="Calibri"/>
+          <w:sz w:val="22"/>
+          <w:szCs w:val="22"/>
+        </w:rPr>
+        <w:t>2. E пряжей — натянуть основу: 4 мотка одного волокна.</w:t>
+      </w:r>
+    </w:p>
+    <w:p>
+      <w:pPr>
+        <w:pStyle w:val="step"/>
+        <w:rPr>
+          <w:rFonts w:ascii="Calibri" w:hAnsi="Calibri" w:cs="Calibri"/>
+          <w:sz w:val="22"/>
+          <w:szCs w:val="22"/>
+        </w:rPr>
+      </w:pPr>
+      <w:r>
+        <w:rPr>
+          <w:rFonts w:ascii="Calibri" w:hAnsi="Calibri" w:cs="Calibri"/>
+          <w:sz w:val="22"/>
+          <w:szCs w:val="22"/>
+        </w:rPr>
+        <w:t>3. E челноком — окно тканья. На ткань — 16 прокидок; моток утка из инвентаря уходит на 4 прокидки. Ткань растёт сверху вниз.</w:t>
+      </w:r>
+    </w:p>
+    <w:p>
+      <w:pPr>
+        <w:pStyle w:val="step"/>
+        <w:rPr>
+          <w:rFonts w:ascii="Calibri" w:hAnsi="Calibri" w:cs="Calibri"/>
+          <w:sz w:val="22"/>
+          <w:szCs w:val="22"/>
+        </w:rPr>
+      </w:pPr>
+      <w:r>
+        <w:rPr>
+          <w:rFonts w:ascii="Calibri" w:hAnsi="Calibri" w:cs="Calibri"/>
+          <w:sz w:val="22"/>
+          <w:szCs w:val="22"/>
+        </w:rPr>
+        <w:t>4. Готово — E пустой рукой: 3 отреза льняной или шерстяной ткани. До тканья пустой рукой снимают последний моток или грузило; ПКМ — как идёт.</w:t>
+      </w:r>
+    </w:p>
+    <w:p>
+      <w:pPr>
+        <w:pStyle w:val="2"/>
+        <w:rPr>
+          <w:rFonts w:eastAsia="Times New Roman" w:cs="Calibri"/>
+        </w:rPr>
+      </w:pPr>
+      <w:bookmarkStart w:id="65" w:name="_Toc243599906"/>
+      <w:r>
+        <w:rPr>
+          <w:rFonts w:eastAsia="Times New Roman" w:cs="Calibri"/>
+        </w:rPr>
+        <w:t>16.3. Мини-игра «Зев и прибой»</w:t>
+      </w:r>
+      <w:bookmarkEnd w:id="65"/>
+    </w:p>
+    <w:p>
+      <w:pPr>
+        <w:numPr>
+          <w:ilvl w:val="0"/>
+          <w:numId w:val="14"/>
+        </w:numPr>
+        <w:spacing w:before="100" w:beforeAutospacing="1" w:after="100" w:afterAutospacing="1"/>
+        <w:rPr>
+          <w:rFonts w:ascii="Calibri" w:eastAsia="Times New Roman" w:hAnsi="Calibri" w:cs="Calibri"/>
+          <w:sz w:val="22"/>
+          <w:szCs w:val="22"/>
+        </w:rPr>
+      </w:pPr>
+      <w:r>
+        <w:rPr>
+          <w:rFonts w:ascii="Calibri" w:eastAsia="Times New Roman" w:hAnsi="Calibri" w:cs="Calibri"/>
+          <w:sz w:val="22"/>
+          <w:szCs w:val="22"/>
+        </w:rPr>
+        <w:t>Бросок: галево качается, зев (просвет между нитями основы) то открывается, то смыкается. ЛКМ или Пробел — бросить челнок. Сомкнулся зев, пока челнок в пути, — он цепляет основу: изъян, ряд не лёг, бросайте снова.</w:t>
+      </w:r>
+    </w:p>
+    <w:p>
+      <w:pPr>
+        <w:numPr>
+          <w:ilvl w:val="0"/>
+          <w:numId w:val="14"/>
+        </w:numPr>
+        <w:spacing w:before="100" w:beforeAutospacing="1" w:after="100" w:afterAutospacing="1"/>
+        <w:rPr>
+          <w:rFonts w:ascii="Calibri" w:eastAsia="Times New Roman" w:hAnsi="Calibri" w:cs="Calibri"/>
+          <w:sz w:val="22"/>
+          <w:szCs w:val="22"/>
+        </w:rPr>
+      </w:pPr>
+      <w:r>
+        <w:rPr>
+          <w:rFonts w:ascii="Calibri" w:eastAsia="Times New Roman" w:hAnsi="Calibri" w:cs="Calibri"/>
+          <w:sz w:val="22"/>
+          <w:szCs w:val="22"/>
+        </w:rPr>
+        <w:t>Прибой: зажмите — бёрдо набирает силу, отпустите в зелёной зоне. Слабо — ряд рыхлый, сильно — уток перетянут и кромка сужается. И то и другое — изъян.</w:t>
+      </w:r>
+    </w:p>
+    <w:p>
+      <w:pPr>
+        <w:numPr>
+          <w:ilvl w:val="0"/>
+          <w:numId w:val="14"/>
+        </w:numPr>
+        <w:spacing w:before="100" w:beforeAutospacing="1" w:after="100" w:afterAutospacing="1"/>
+        <w:rPr>
+          <w:rFonts w:ascii="Calibri" w:eastAsia="Times New Roman" w:hAnsi="Calibri" w:cs="Calibri"/>
+          <w:sz w:val="22"/>
+          <w:szCs w:val="22"/>
+        </w:rPr>
+      </w:pPr>
+      <w:r>
+        <w:rPr>
+          <w:rFonts w:ascii="Calibri" w:eastAsia="Times New Roman" w:hAnsi="Calibri" w:cs="Calibri"/>
+          <w:sz w:val="22"/>
+          <w:szCs w:val="22"/>
+        </w:rPr>
+        <w:t>Ровные прокидки подряд разгоняют галево. Esc — отойти: сотканное остаётся на станке.</w:t>
+      </w:r>
+    </w:p>
+    <w:p>
+      <w:pPr>
+        <w:numPr>
+          <w:ilvl w:val="0"/>
+          <w:numId w:val="14"/>
+        </w:numPr>
+        <w:spacing w:before="100" w:beforeAutospacing="1" w:after="100" w:afterAutospacing="1"/>
+        <w:rPr>
+          <w:rFonts w:ascii="Calibri" w:eastAsia="Times New Roman" w:hAnsi="Calibri" w:cs="Calibri"/>
+          <w:sz w:val="22"/>
+          <w:szCs w:val="22"/>
+        </w:rPr>
+      </w:pPr>
+      <w:r>
+        <w:rPr>
+          <w:rFonts w:ascii="Calibri" w:eastAsia="Times New Roman" w:hAnsi="Calibri" w:cs="Calibri"/>
+          <w:sz w:val="22"/>
+          <w:szCs w:val="22"/>
+        </w:rPr>
+        <w:t>Качество ткани: без изъянов — ступенью лучше, от 3 изъянов — ступенью хуже, от 7 — двумя. Оно переходит в вещь с шитейного стола.</w:t>
+      </w:r>
+    </w:p>
+    <w:p>
+      <w:pPr>
+        <w:pStyle w:val="2"/>
+        <w:rPr>
+          <w:rFonts w:eastAsia="Times New Roman" w:cs="Calibri"/>
+        </w:rPr>
+      </w:pPr>
+      <w:bookmarkStart w:id="66" w:name="_Toc243599907"/>
+      <w:r>
+        <w:rPr>
+          <w:rFonts w:eastAsia="Times New Roman" w:cs="Calibri"/>
+        </w:rPr>
+        <w:t>16.4. Шитьё из ткани</w:t>
+      </w:r>
+      <w:bookmarkEnd w:id="66"/>
+    </w:p>
+    <w:p>
+      <w:pPr>
+        <w:pStyle w:val="a3"/>
+        <w:rPr>
+          <w:rFonts w:ascii="Calibri" w:hAnsi="Calibri" w:cs="Calibri"/>
+          <w:sz w:val="22"/>
+          <w:szCs w:val="22"/>
+        </w:rPr>
+      </w:pPr>
+      <w:r>
+        <w:rPr>
+          <w:rFonts w:ascii="Calibri" w:hAnsi="Calibri" w:cs="Calibri"/>
+          <w:sz w:val="22"/>
+          <w:szCs w:val="22"/>
+        </w:rPr>
+        <w:t>На шитейном столе ткань кроят ножницами, дальше — шитьё, как с кожей (раздел 14.2). Из ткани шьют худ и шаперон, шерстяные варежки, тканевые и стёганые рукавицы, плащи, сюрко, акетоны, стёганую куртку и гамбезон; пакля идёт в набивку.</w:t>
+      </w:r>
+    </w:p>
+    <w:p>
+      <w:pPr>
+        <w:pStyle w:val="1"/>
+        <w:pageBreakBefore/>
+        <w:rPr>
+          <w:rFonts w:eastAsia="Times New Roman" w:cs="Calibri"/>
+        </w:rPr>
+      </w:pPr>
+      <w:bookmarkStart w:id="67" w:name="_Toc243599908"/>
+      <w:r>
+        <w:rPr>
+          <w:rFonts w:eastAsia="Times New Roman" w:cs="Calibri"/>
+        </w:rPr>
+        <w:t>17. Команды и правила игры</w:t>
+      </w:r>
+      <w:bookmarkEnd w:id="67"/>
     </w:p>
     <w:p>
       <w:pPr>
@@ -21461,15 +22013,14 @@
           <w:rFonts w:eastAsia="Times New Roman" w:cs="Calibri"/>
         </w:rPr>
       </w:pPr>
-      <w:bookmarkStart w:id="63" w:name="_Toc243562413"/>
+      <w:bookmarkStart w:id="68" w:name="_Toc243599909"/>
       <w:r>
         <w:rPr>
           <w:rFonts w:eastAsia="Times New Roman" w:cs="Calibri"/>
         </w:rPr>
-        <w:lastRenderedPageBreak/>
-        <w:t>17. Что изменилось: история версий</w:t>
-      </w:r>
-      <w:bookmarkEnd w:id="63"/>
+        <w:t>18. Что изменилось: история версий</w:t>
+      </w:r>
+      <w:bookmarkEnd w:id="68"/>
     </w:p>
     <w:tbl>
       <w:tblPr>
@@ -21599,41 +22150,41 @@
                 <w:sz w:val="20"/>
                 <w:szCs w:val="20"/>
               </w:rPr>
-              <w:t>0.0.10</w:t>
-            </w:r>
-          </w:p>
-        </w:tc>
-        <w:tc>
-          <w:tcPr>
-            <w:tcW w:w="0" w:type="auto"/>
-            <w:tcBorders>
-              <w:top w:val="single" w:sz="6" w:space="0" w:color="B8A888"/>
-              <w:left w:val="single" w:sz="6" w:space="0" w:color="B8A888"/>
-              <w:bottom w:val="single" w:sz="6" w:space="0" w:color="B8A888"/>
-              <w:right w:val="single" w:sz="6" w:space="0" w:color="B8A888"/>
-            </w:tcBorders>
-            <w:tcMar>
-              <w:top w:w="60" w:type="dxa"/>
-              <w:left w:w="120" w:type="dxa"/>
-              <w:bottom w:w="60" w:type="dxa"/>
-              <w:right w:w="120" w:type="dxa"/>
-            </w:tcMar>
-          </w:tcPr>
-          <w:p>
-            <w:pPr>
-              <w:rPr>
-                <w:rFonts w:ascii="Calibri" w:eastAsia="Times New Roman" w:hAnsi="Calibri" w:cs="Calibri"/>
-                <w:sz w:val="20"/>
-                <w:szCs w:val="20"/>
-              </w:rPr>
-            </w:pPr>
-            <w:r>
-              <w:rPr>
-                <w:rFonts w:ascii="Calibri" w:eastAsia="Times New Roman" w:hAnsi="Calibri" w:cs="Calibri"/>
-                <w:sz w:val="20"/>
-                <w:szCs w:val="20"/>
-              </w:rPr>
-              <w:t>Гончарное дело (бочка для замеса, гончарный круг с лепкой по вокселям, полка для сырца, горны, посуда, трещины от пользования), еда по таблице баланса с эффектами «Сытость», «Улучшенное насыщение» и «Отравление», новые грядки, ягодные кусты, плодовая листва и гуси, горшок вместо котелка, шкуры по зверям, ники прячутся под капюшоном и забралом, состояние станций по ПКМ, все иконки в стиле Conquest, топливо вдвое экономнее, обжиг вдвое быстрее.</w:t>
+              <w:t>0.0.11</w:t>
+            </w:r>
+          </w:p>
+        </w:tc>
+        <w:tc>
+          <w:tcPr>
+            <w:tcW w:w="0" w:type="auto"/>
+            <w:tcBorders>
+              <w:top w:val="single" w:sz="6" w:space="0" w:color="B8A888"/>
+              <w:left w:val="single" w:sz="6" w:space="0" w:color="B8A888"/>
+              <w:bottom w:val="single" w:sz="6" w:space="0" w:color="B8A888"/>
+              <w:right w:val="single" w:sz="6" w:space="0" w:color="B8A888"/>
+            </w:tcBorders>
+            <w:tcMar>
+              <w:top w:w="60" w:type="dxa"/>
+              <w:left w:w="120" w:type="dxa"/>
+              <w:bottom w:w="60" w:type="dxa"/>
+              <w:right w:w="120" w:type="dxa"/>
+            </w:tcMar>
+          </w:tcPr>
+          <w:p>
+            <w:pPr>
+              <w:rPr>
+                <w:rFonts w:ascii="Calibri" w:eastAsia="Times New Roman" w:hAnsi="Calibri" w:cs="Calibri"/>
+                <w:sz w:val="20"/>
+                <w:szCs w:val="20"/>
+              </w:rPr>
+            </w:pPr>
+            <w:r>
+              <w:rPr>
+                <w:rFonts w:ascii="Calibri" w:eastAsia="Times New Roman" w:hAnsi="Calibri" w:cs="Calibri"/>
+                <w:sz w:val="20"/>
+                <w:szCs w:val="20"/>
+              </w:rPr>
+              <w:t>Ткачество (лён, чесалка и веретено, станок с грузилами, мини-игра «Зев и прибой»), шитейный стол вместо столов кожевника и портного с мини-игрой раскроя, огонь в 3 полена и окна очага, костра, печи, горна (тяга вместо заслонки), перегонного куба и бочек, свой блок «Костёр», бродильная бочка запечатывается, брожение и выдержка по календарю, кувшин для питья, сивуха и похмелье по качеству выпитого.</w:t>
             </w:r>
           </w:p>
         </w:tc>
@@ -21654,66 +22205,56 @@
               <w:bottom w:w="60" w:type="dxa"/>
               <w:right w:w="120" w:type="dxa"/>
             </w:tcMar>
-            <w:hideMark/>
-          </w:tcPr>
-          <w:p>
-            <w:pPr>
-              <w:rPr>
-                <w:rFonts w:ascii="Calibri" w:eastAsia="Times New Roman" w:hAnsi="Calibri" w:cs="Calibri"/>
-                <w:sz w:val="20"/>
-                <w:szCs w:val="20"/>
-              </w:rPr>
-            </w:pPr>
-            <w:r>
-              <w:rPr>
-                <w:rFonts w:ascii="Calibri" w:eastAsia="Times New Roman" w:hAnsi="Calibri" w:cs="Calibri"/>
-                <w:sz w:val="20"/>
-                <w:szCs w:val="20"/>
-              </w:rPr>
-              <w:t>0.0.9</w:t>
-            </w:r>
-          </w:p>
-        </w:tc>
-        <w:tc>
-          <w:tcPr>
-            <w:tcW w:w="0" w:type="auto"/>
-            <w:tcBorders>
-              <w:top w:val="single" w:sz="6" w:space="0" w:color="B8A888"/>
-              <w:left w:val="single" w:sz="6" w:space="0" w:color="B8A888"/>
-              <w:bottom w:val="single" w:sz="6" w:space="0" w:color="B8A888"/>
-              <w:right w:val="single" w:sz="6" w:space="0" w:color="B8A888"/>
-            </w:tcBorders>
-            <w:tcMar>
-              <w:top w:w="60" w:type="dxa"/>
-              <w:left w:w="120" w:type="dxa"/>
-              <w:bottom w:w="60" w:type="dxa"/>
-              <w:right w:w="120" w:type="dxa"/>
-            </w:tcMar>
-            <w:hideMark/>
-          </w:tcPr>
-          <w:p>
-            <w:pPr>
-              <w:rPr>
-                <w:rFonts w:ascii="Calibri" w:eastAsia="Times New Roman" w:hAnsi="Calibri" w:cs="Calibri"/>
-                <w:sz w:val="20"/>
-                <w:szCs w:val="20"/>
-              </w:rPr>
-            </w:pPr>
-            <w:r>
-              <w:rPr>
-                <w:rFonts w:ascii="Calibri" w:eastAsia="Times New Roman" w:hAnsi="Calibri" w:cs="Calibri"/>
-                <w:sz w:val="20"/>
-                <w:szCs w:val="20"/>
-              </w:rPr>
-              <w:t>Готовка (очаг, котелок, печь</w:t>
-            </w:r>
-            <w:r>
-              <w:rPr>
-                <w:rFonts w:ascii="Calibri" w:eastAsia="Times New Roman" w:hAnsi="Calibri" w:cs="Calibri"/>
-                <w:sz w:val="20"/>
-                <w:szCs w:val="20"/>
-              </w:rPr>
-              <w:t>, жёрнов, кухонный стол, засолка, копчение и сушка), порча всей еды, качество снаряжения, еды и кожи плашкой, окно инвентаря в стиле Conquest, открытые ячейки для творческого и администрации, пчеловодство и мёд, добавки к пирогам и сладкие булочки, дрова, рожь и чёрный хлеб, жёрнов с анимацией, алкоголь (давильня, брожение, солод, перегонка, выдержка), опьянение, похмелье и пьяный чат. Крафт станций и инструментов убран.</w:t>
+          </w:tcPr>
+          <w:p>
+            <w:pPr>
+              <w:rPr>
+                <w:rFonts w:ascii="Calibri" w:eastAsia="Times New Roman" w:hAnsi="Calibri" w:cs="Calibri"/>
+                <w:sz w:val="20"/>
+                <w:szCs w:val="20"/>
+              </w:rPr>
+            </w:pPr>
+            <w:r>
+              <w:rPr>
+                <w:rFonts w:ascii="Calibri" w:eastAsia="Times New Roman" w:hAnsi="Calibri" w:cs="Calibri"/>
+                <w:sz w:val="20"/>
+                <w:szCs w:val="20"/>
+              </w:rPr>
+              <w:t>0.0.10</w:t>
+            </w:r>
+          </w:p>
+        </w:tc>
+        <w:tc>
+          <w:tcPr>
+            <w:tcW w:w="0" w:type="auto"/>
+            <w:tcBorders>
+              <w:top w:val="single" w:sz="6" w:space="0" w:color="B8A888"/>
+              <w:left w:val="single" w:sz="6" w:space="0" w:color="B8A888"/>
+              <w:bottom w:val="single" w:sz="6" w:space="0" w:color="B8A888"/>
+              <w:right w:val="single" w:sz="6" w:space="0" w:color="B8A888"/>
+            </w:tcBorders>
+            <w:tcMar>
+              <w:top w:w="60" w:type="dxa"/>
+              <w:left w:w="120" w:type="dxa"/>
+              <w:bottom w:w="60" w:type="dxa"/>
+              <w:right w:w="120" w:type="dxa"/>
+            </w:tcMar>
+          </w:tcPr>
+          <w:p>
+            <w:pPr>
+              <w:rPr>
+                <w:rFonts w:ascii="Calibri" w:eastAsia="Times New Roman" w:hAnsi="Calibri" w:cs="Calibri"/>
+                <w:sz w:val="20"/>
+                <w:szCs w:val="20"/>
+              </w:rPr>
+            </w:pPr>
+            <w:r>
+              <w:rPr>
+                <w:rFonts w:ascii="Calibri" w:eastAsia="Times New Roman" w:hAnsi="Calibri" w:cs="Calibri"/>
+                <w:sz w:val="20"/>
+                <w:szCs w:val="20"/>
+              </w:rPr>
+              <w:t>Гончарное дело (бочка для замеса, гончарный круг с лепкой по вокселям, полка для сырца, горны, посуда, трещины от пользования), еда по таблице баланса с эффектами «Сытость», «Улучшенное насыщение» и «Отравление», новые грядки, ягодные кусты, плодовая листва и гуси, горшок вместо котелка, шкуры по зверям, ники прячутся под капюшоном и забралом, состояние станций по ПКМ, все иконки в стиле Conquest, топливо вдвое экономнее, обжиг вдвое быстрее.</w:t>
             </w:r>
           </w:p>
         </w:tc>
@@ -21750,42 +22291,50 @@
                 <w:sz w:val="20"/>
                 <w:szCs w:val="20"/>
               </w:rPr>
-              <w:t>0.0.8</w:t>
-            </w:r>
-          </w:p>
-        </w:tc>
-        <w:tc>
-          <w:tcPr>
-            <w:tcW w:w="0" w:type="auto"/>
-            <w:tcBorders>
-              <w:top w:val="single" w:sz="6" w:space="0" w:color="B8A888"/>
-              <w:left w:val="single" w:sz="6" w:space="0" w:color="B8A888"/>
-              <w:bottom w:val="single" w:sz="6" w:space="0" w:color="B8A888"/>
-              <w:right w:val="single" w:sz="6" w:space="0" w:color="B8A888"/>
-            </w:tcBorders>
-            <w:tcMar>
-              <w:top w:w="60" w:type="dxa"/>
-              <w:left w:w="120" w:type="dxa"/>
-              <w:bottom w:w="60" w:type="dxa"/>
-              <w:right w:w="120" w:type="dxa"/>
-            </w:tcMar>
-            <w:hideMark/>
-          </w:tcPr>
-          <w:p>
-            <w:pPr>
-              <w:rPr>
-                <w:rFonts w:ascii="Calibri" w:eastAsia="Times New Roman" w:hAnsi="Calibri" w:cs="Calibri"/>
-                <w:sz w:val="20"/>
-                <w:szCs w:val="20"/>
-              </w:rPr>
-            </w:pPr>
-            <w:r>
-              <w:rPr>
-                <w:rFonts w:ascii="Calibri" w:eastAsia="Times New Roman" w:hAnsi="Calibri" w:cs="Calibri"/>
-                <w:sz w:val="20"/>
-                <w:szCs w:val="20"/>
-              </w:rPr>
-              <w:t>Забрала у тяжёлых шлемов, узкий вырез без забрала, звуки боя, брони и голоса (74 события), кожевенное дело.</w:t>
+              <w:t>0.0.9</w:t>
+            </w:r>
+          </w:p>
+        </w:tc>
+        <w:tc>
+          <w:tcPr>
+            <w:tcW w:w="0" w:type="auto"/>
+            <w:tcBorders>
+              <w:top w:val="single" w:sz="6" w:space="0" w:color="B8A888"/>
+              <w:left w:val="single" w:sz="6" w:space="0" w:color="B8A888"/>
+              <w:bottom w:val="single" w:sz="6" w:space="0" w:color="B8A888"/>
+              <w:right w:val="single" w:sz="6" w:space="0" w:color="B8A888"/>
+            </w:tcBorders>
+            <w:tcMar>
+              <w:top w:w="60" w:type="dxa"/>
+              <w:left w:w="120" w:type="dxa"/>
+              <w:bottom w:w="60" w:type="dxa"/>
+              <w:right w:w="120" w:type="dxa"/>
+            </w:tcMar>
+            <w:hideMark/>
+          </w:tcPr>
+          <w:p>
+            <w:pPr>
+              <w:rPr>
+                <w:rFonts w:ascii="Calibri" w:eastAsia="Times New Roman" w:hAnsi="Calibri" w:cs="Calibri"/>
+                <w:sz w:val="20"/>
+                <w:szCs w:val="20"/>
+              </w:rPr>
+            </w:pPr>
+            <w:r>
+              <w:rPr>
+                <w:rFonts w:ascii="Calibri" w:eastAsia="Times New Roman" w:hAnsi="Calibri" w:cs="Calibri"/>
+                <w:sz w:val="20"/>
+                <w:szCs w:val="20"/>
+              </w:rPr>
+              <w:t>Готовка (очаг, котелок, печь</w:t>
+            </w:r>
+            <w:r>
+              <w:rPr>
+                <w:rFonts w:ascii="Calibri" w:eastAsia="Times New Roman" w:hAnsi="Calibri" w:cs="Calibri"/>
+                <w:sz w:val="20"/>
+                <w:szCs w:val="20"/>
+              </w:rPr>
+              <w:t>, жёрнов, кухонный стол, засолка, копчение и сушка), порча всей еды, качество снаряжения, еды и кожи плашкой, окно инвентаря в стиле Conquest, открытые ячейки для творческого и администрации, пчеловодство и мёд, добавки к пирогам и сладкие булочки, дрова, рожь и чёрный хлеб, жёрнов с анимацией, алкоголь (давильня, брожение, солод, перегонка, выдержка), опьянение, похмелье и пьяный чат. Крафт станций и инструментов убран.</w:t>
             </w:r>
           </w:p>
         </w:tc>
@@ -21822,42 +22371,42 @@
                 <w:sz w:val="20"/>
                 <w:szCs w:val="20"/>
               </w:rPr>
-              <w:t>0.0.7</w:t>
-            </w:r>
-          </w:p>
-        </w:tc>
-        <w:tc>
-          <w:tcPr>
-            <w:tcW w:w="0" w:type="auto"/>
-            <w:tcBorders>
-              <w:top w:val="single" w:sz="6" w:space="0" w:color="B8A888"/>
-              <w:left w:val="single" w:sz="6" w:space="0" w:color="B8A888"/>
-              <w:bottom w:val="single" w:sz="6" w:space="0" w:color="B8A888"/>
-              <w:right w:val="single" w:sz="6" w:space="0" w:color="B8A888"/>
-            </w:tcBorders>
-            <w:tcMar>
-              <w:top w:w="60" w:type="dxa"/>
-              <w:left w:w="120" w:type="dxa"/>
-              <w:bottom w:w="60" w:type="dxa"/>
-              <w:right w:w="120" w:type="dxa"/>
-            </w:tcMar>
-            <w:hideMark/>
-          </w:tcPr>
-          <w:p>
-            <w:pPr>
-              <w:rPr>
-                <w:rFonts w:ascii="Calibri" w:eastAsia="Times New Roman" w:hAnsi="Calibri" w:cs="Calibri"/>
-                <w:sz w:val="20"/>
-                <w:szCs w:val="20"/>
-              </w:rPr>
-            </w:pPr>
-            <w:r>
-              <w:rPr>
-                <w:rFonts w:ascii="Calibri" w:eastAsia="Times New Roman" w:hAnsi="Calibri" w:cs="Calibri"/>
-                <w:sz w:val="20"/>
-                <w:szCs w:val="20"/>
-              </w:rPr>
-              <w:t>E использует блоки и замки, нет прицела (подсказки у блоков), подбор только на E, музыка биомов и источники звуков мест, компас без чисел.</w:t>
+              <w:t>0.0.8</w:t>
+            </w:r>
+          </w:p>
+        </w:tc>
+        <w:tc>
+          <w:tcPr>
+            <w:tcW w:w="0" w:type="auto"/>
+            <w:tcBorders>
+              <w:top w:val="single" w:sz="6" w:space="0" w:color="B8A888"/>
+              <w:left w:val="single" w:sz="6" w:space="0" w:color="B8A888"/>
+              <w:bottom w:val="single" w:sz="6" w:space="0" w:color="B8A888"/>
+              <w:right w:val="single" w:sz="6" w:space="0" w:color="B8A888"/>
+            </w:tcBorders>
+            <w:tcMar>
+              <w:top w:w="60" w:type="dxa"/>
+              <w:left w:w="120" w:type="dxa"/>
+              <w:bottom w:w="60" w:type="dxa"/>
+              <w:right w:w="120" w:type="dxa"/>
+            </w:tcMar>
+            <w:hideMark/>
+          </w:tcPr>
+          <w:p>
+            <w:pPr>
+              <w:rPr>
+                <w:rFonts w:ascii="Calibri" w:eastAsia="Times New Roman" w:hAnsi="Calibri" w:cs="Calibri"/>
+                <w:sz w:val="20"/>
+                <w:szCs w:val="20"/>
+              </w:rPr>
+            </w:pPr>
+            <w:r>
+              <w:rPr>
+                <w:rFonts w:ascii="Calibri" w:eastAsia="Times New Roman" w:hAnsi="Calibri" w:cs="Calibri"/>
+                <w:sz w:val="20"/>
+                <w:szCs w:val="20"/>
+              </w:rPr>
+              <w:t>Забрала у тяжёлых шлемов, узкий вырез без забрала, звуки боя, брони и голоса (74 события), кожевенное дело.</w:t>
             </w:r>
           </w:p>
         </w:tc>
@@ -21894,42 +22443,42 @@
                 <w:sz w:val="20"/>
                 <w:szCs w:val="20"/>
               </w:rPr>
-              <w:t>0.0.6</w:t>
-            </w:r>
-          </w:p>
-        </w:tc>
-        <w:tc>
-          <w:tcPr>
-            <w:tcW w:w="0" w:type="auto"/>
-            <w:tcBorders>
-              <w:top w:val="single" w:sz="6" w:space="0" w:color="B8A888"/>
-              <w:left w:val="single" w:sz="6" w:space="0" w:color="B8A888"/>
-              <w:bottom w:val="single" w:sz="6" w:space="0" w:color="B8A888"/>
-              <w:right w:val="single" w:sz="6" w:space="0" w:color="B8A888"/>
-            </w:tcBorders>
-            <w:tcMar>
-              <w:top w:w="60" w:type="dxa"/>
-              <w:left w:w="120" w:type="dxa"/>
-              <w:bottom w:w="60" w:type="dxa"/>
-              <w:right w:w="120" w:type="dxa"/>
-            </w:tcMar>
-            <w:hideMark/>
-          </w:tcPr>
-          <w:p>
-            <w:pPr>
-              <w:rPr>
-                <w:rFonts w:ascii="Calibri" w:eastAsia="Times New Roman" w:hAnsi="Calibri" w:cs="Calibri"/>
-                <w:sz w:val="20"/>
-                <w:szCs w:val="20"/>
-              </w:rPr>
-            </w:pPr>
-            <w:r>
-              <w:rPr>
-                <w:rFonts w:ascii="Calibri" w:eastAsia="Times New Roman" w:hAnsi="Calibri" w:cs="Calibri"/>
-                <w:sz w:val="20"/>
-                <w:szCs w:val="20"/>
-              </w:rPr>
-              <w:t>Компас вверху экрана, точки карты с открытием, реестр знамён и гербовник, броня на стойке, подвижное забрало хундсгугеля, поля капеллины.</w:t>
+              <w:t>0.0.7</w:t>
+            </w:r>
+          </w:p>
+        </w:tc>
+        <w:tc>
+          <w:tcPr>
+            <w:tcW w:w="0" w:type="auto"/>
+            <w:tcBorders>
+              <w:top w:val="single" w:sz="6" w:space="0" w:color="B8A888"/>
+              <w:left w:val="single" w:sz="6" w:space="0" w:color="B8A888"/>
+              <w:bottom w:val="single" w:sz="6" w:space="0" w:color="B8A888"/>
+              <w:right w:val="single" w:sz="6" w:space="0" w:color="B8A888"/>
+            </w:tcBorders>
+            <w:tcMar>
+              <w:top w:w="60" w:type="dxa"/>
+              <w:left w:w="120" w:type="dxa"/>
+              <w:bottom w:w="60" w:type="dxa"/>
+              <w:right w:w="120" w:type="dxa"/>
+            </w:tcMar>
+            <w:hideMark/>
+          </w:tcPr>
+          <w:p>
+            <w:pPr>
+              <w:rPr>
+                <w:rFonts w:ascii="Calibri" w:eastAsia="Times New Roman" w:hAnsi="Calibri" w:cs="Calibri"/>
+                <w:sz w:val="20"/>
+                <w:szCs w:val="20"/>
+              </w:rPr>
+            </w:pPr>
+            <w:r>
+              <w:rPr>
+                <w:rFonts w:ascii="Calibri" w:eastAsia="Times New Roman" w:hAnsi="Calibri" w:cs="Calibri"/>
+                <w:sz w:val="20"/>
+                <w:szCs w:val="20"/>
+              </w:rPr>
+              <w:t>E использует блоки и замки, нет прицела (подсказки у блоков), подбор только на E, музыка биомов и источники звуков мест, компас без чисел.</w:t>
             </w:r>
           </w:p>
         </w:tc>
@@ -21966,42 +22515,42 @@
                 <w:sz w:val="20"/>
                 <w:szCs w:val="20"/>
               </w:rPr>
-              <w:t>0.0.5</w:t>
-            </w:r>
-          </w:p>
-        </w:tc>
-        <w:tc>
-          <w:tcPr>
-            <w:tcW w:w="0" w:type="auto"/>
-            <w:tcBorders>
-              <w:top w:val="single" w:sz="6" w:space="0" w:color="B8A888"/>
-              <w:left w:val="single" w:sz="6" w:space="0" w:color="B8A888"/>
-              <w:bottom w:val="single" w:sz="6" w:space="0" w:color="B8A888"/>
-              <w:right w:val="single" w:sz="6" w:space="0" w:color="B8A888"/>
-            </w:tcBorders>
-            <w:tcMar>
-              <w:top w:w="60" w:type="dxa"/>
-              <w:left w:w="120" w:type="dxa"/>
-              <w:bottom w:w="60" w:type="dxa"/>
-              <w:right w:w="120" w:type="dxa"/>
-            </w:tcMar>
-            <w:hideMark/>
-          </w:tcPr>
-          <w:p>
-            <w:pPr>
-              <w:rPr>
-                <w:rFonts w:ascii="Calibri" w:eastAsia="Times New Roman" w:hAnsi="Calibri" w:cs="Calibri"/>
-                <w:sz w:val="20"/>
-                <w:szCs w:val="20"/>
-              </w:rPr>
-            </w:pPr>
-            <w:r>
-              <w:rPr>
-                <w:rFonts w:ascii="Calibri" w:eastAsia="Times New Roman" w:hAnsi="Calibri" w:cs="Calibri"/>
-                <w:sz w:val="20"/>
-                <w:szCs w:val="20"/>
-              </w:rPr>
-              <w:t>Карманы и сумки вместо рюкзака, 9 ячеек снаряжения, скрытый хотбар и доставание предметов, ручной подбор и колчан, свет фонаря, новая раскладка клавиш.</w:t>
+              <w:t>0.0.6</w:t>
+            </w:r>
+          </w:p>
+        </w:tc>
+        <w:tc>
+          <w:tcPr>
+            <w:tcW w:w="0" w:type="auto"/>
+            <w:tcBorders>
+              <w:top w:val="single" w:sz="6" w:space="0" w:color="B8A888"/>
+              <w:left w:val="single" w:sz="6" w:space="0" w:color="B8A888"/>
+              <w:bottom w:val="single" w:sz="6" w:space="0" w:color="B8A888"/>
+              <w:right w:val="single" w:sz="6" w:space="0" w:color="B8A888"/>
+            </w:tcBorders>
+            <w:tcMar>
+              <w:top w:w="60" w:type="dxa"/>
+              <w:left w:w="120" w:type="dxa"/>
+              <w:bottom w:w="60" w:type="dxa"/>
+              <w:right w:w="120" w:type="dxa"/>
+            </w:tcMar>
+            <w:hideMark/>
+          </w:tcPr>
+          <w:p>
+            <w:pPr>
+              <w:rPr>
+                <w:rFonts w:ascii="Calibri" w:eastAsia="Times New Roman" w:hAnsi="Calibri" w:cs="Calibri"/>
+                <w:sz w:val="20"/>
+                <w:szCs w:val="20"/>
+              </w:rPr>
+            </w:pPr>
+            <w:r>
+              <w:rPr>
+                <w:rFonts w:ascii="Calibri" w:eastAsia="Times New Roman" w:hAnsi="Calibri" w:cs="Calibri"/>
+                <w:sz w:val="20"/>
+                <w:szCs w:val="20"/>
+              </w:rPr>
+              <w:t>Компас вверху экрана, точки карты с открытием, реестр знамён и гербовник, броня на стойке, подвижное забрало хундсгугеля, поля капеллины.</w:t>
             </w:r>
           </w:p>
         </w:tc>
@@ -22038,42 +22587,42 @@
                 <w:sz w:val="20"/>
                 <w:szCs w:val="20"/>
               </w:rPr>
-              <w:t>0.0.4</w:t>
-            </w:r>
-          </w:p>
-        </w:tc>
-        <w:tc>
-          <w:tcPr>
-            <w:tcW w:w="0" w:type="auto"/>
-            <w:tcBorders>
-              <w:top w:val="single" w:sz="6" w:space="0" w:color="B8A888"/>
-              <w:left w:val="single" w:sz="6" w:space="0" w:color="B8A888"/>
-              <w:bottom w:val="single" w:sz="6" w:space="0" w:color="B8A888"/>
-              <w:right w:val="single" w:sz="6" w:space="0" w:color="B8A888"/>
-            </w:tcBorders>
-            <w:tcMar>
-              <w:top w:w="60" w:type="dxa"/>
-              <w:left w:w="120" w:type="dxa"/>
-              <w:bottom w:w="60" w:type="dxa"/>
-              <w:right w:w="120" w:type="dxa"/>
-            </w:tcMar>
-            <w:hideMark/>
-          </w:tcPr>
-          <w:p>
-            <w:pPr>
-              <w:rPr>
-                <w:rFonts w:ascii="Calibri" w:eastAsia="Times New Roman" w:hAnsi="Calibri" w:cs="Calibri"/>
-                <w:sz w:val="20"/>
-                <w:szCs w:val="20"/>
-              </w:rPr>
-            </w:pPr>
-            <w:r>
-              <w:rPr>
-                <w:rFonts w:ascii="Calibri" w:eastAsia="Times New Roman" w:hAnsi="Calibri" w:cs="Calibri"/>
-                <w:sz w:val="20"/>
-                <w:szCs w:val="20"/>
-              </w:rPr>
-              <w:t>Отряды, каналы чата, RP-имена, ники над головами, фермерство в режиме приключения, эмаль и роспись на броне, новый календарь.</w:t>
+              <w:t>0.0.5</w:t>
+            </w:r>
+          </w:p>
+        </w:tc>
+        <w:tc>
+          <w:tcPr>
+            <w:tcW w:w="0" w:type="auto"/>
+            <w:tcBorders>
+              <w:top w:val="single" w:sz="6" w:space="0" w:color="B8A888"/>
+              <w:left w:val="single" w:sz="6" w:space="0" w:color="B8A888"/>
+              <w:bottom w:val="single" w:sz="6" w:space="0" w:color="B8A888"/>
+              <w:right w:val="single" w:sz="6" w:space="0" w:color="B8A888"/>
+            </w:tcBorders>
+            <w:tcMar>
+              <w:top w:w="60" w:type="dxa"/>
+              <w:left w:w="120" w:type="dxa"/>
+              <w:bottom w:w="60" w:type="dxa"/>
+              <w:right w:w="120" w:type="dxa"/>
+            </w:tcMar>
+            <w:hideMark/>
+          </w:tcPr>
+          <w:p>
+            <w:pPr>
+              <w:rPr>
+                <w:rFonts w:ascii="Calibri" w:eastAsia="Times New Roman" w:hAnsi="Calibri" w:cs="Calibri"/>
+                <w:sz w:val="20"/>
+                <w:szCs w:val="20"/>
+              </w:rPr>
+            </w:pPr>
+            <w:r>
+              <w:rPr>
+                <w:rFonts w:ascii="Calibri" w:eastAsia="Times New Roman" w:hAnsi="Calibri" w:cs="Calibri"/>
+                <w:sz w:val="20"/>
+                <w:szCs w:val="20"/>
+              </w:rPr>
+              <w:t>Карманы и сумки вместо рюкзака, 9 ячеек снаряжения, скрытый хотбар и доставание предметов, ручной подбор и колчан, свет фонаря, новая раскладка клавиш.</w:t>
             </w:r>
           </w:p>
         </w:tc>
@@ -22110,42 +22659,42 @@
                 <w:sz w:val="20"/>
                 <w:szCs w:val="20"/>
               </w:rPr>
-              <w:t>0.0.3</w:t>
-            </w:r>
-          </w:p>
-        </w:tc>
-        <w:tc>
-          <w:tcPr>
-            <w:tcW w:w="0" w:type="auto"/>
-            <w:tcBorders>
-              <w:top w:val="single" w:sz="6" w:space="0" w:color="B8A888"/>
-              <w:left w:val="single" w:sz="6" w:space="0" w:color="B8A888"/>
-              <w:bottom w:val="single" w:sz="6" w:space="0" w:color="B8A888"/>
-              <w:right w:val="single" w:sz="6" w:space="0" w:color="B8A888"/>
-            </w:tcBorders>
-            <w:tcMar>
-              <w:top w:w="60" w:type="dxa"/>
-              <w:left w:w="120" w:type="dxa"/>
-              <w:bottom w:w="60" w:type="dxa"/>
-              <w:right w:w="120" w:type="dxa"/>
-            </w:tcMar>
-            <w:hideMark/>
-          </w:tcPr>
-          <w:p>
-            <w:pPr>
-              <w:rPr>
-                <w:rFonts w:ascii="Calibri" w:eastAsia="Times New Roman" w:hAnsi="Calibri" w:cs="Calibri"/>
-                <w:sz w:val="20"/>
-                <w:szCs w:val="20"/>
-              </w:rPr>
-            </w:pPr>
-            <w:r>
-              <w:rPr>
-                <w:rFonts w:ascii="Calibri" w:eastAsia="Times New Roman" w:hAnsi="Calibri" w:cs="Calibri"/>
-                <w:sz w:val="20"/>
-                <w:szCs w:val="20"/>
-              </w:rPr>
-              <w:t>Карта мира, окно «Персонаж», вкладки окон, новые шлемы, оптимизация под серверы.</w:t>
+              <w:t>0.0.4</w:t>
+            </w:r>
+          </w:p>
+        </w:tc>
+        <w:tc>
+          <w:tcPr>
+            <w:tcW w:w="0" w:type="auto"/>
+            <w:tcBorders>
+              <w:top w:val="single" w:sz="6" w:space="0" w:color="B8A888"/>
+              <w:left w:val="single" w:sz="6" w:space="0" w:color="B8A888"/>
+              <w:bottom w:val="single" w:sz="6" w:space="0" w:color="B8A888"/>
+              <w:right w:val="single" w:sz="6" w:space="0" w:color="B8A888"/>
+            </w:tcBorders>
+            <w:tcMar>
+              <w:top w:w="60" w:type="dxa"/>
+              <w:left w:w="120" w:type="dxa"/>
+              <w:bottom w:w="60" w:type="dxa"/>
+              <w:right w:w="120" w:type="dxa"/>
+            </w:tcMar>
+            <w:hideMark/>
+          </w:tcPr>
+          <w:p>
+            <w:pPr>
+              <w:rPr>
+                <w:rFonts w:ascii="Calibri" w:eastAsia="Times New Roman" w:hAnsi="Calibri" w:cs="Calibri"/>
+                <w:sz w:val="20"/>
+                <w:szCs w:val="20"/>
+              </w:rPr>
+            </w:pPr>
+            <w:r>
+              <w:rPr>
+                <w:rFonts w:ascii="Calibri" w:eastAsia="Times New Roman" w:hAnsi="Calibri" w:cs="Calibri"/>
+                <w:sz w:val="20"/>
+                <w:szCs w:val="20"/>
+              </w:rPr>
+              <w:t>Отряды, каналы чата, RP-имена, ники над головами, фермерство в режиме приключения, эмаль и роспись на броне, новый календарь.</w:t>
             </w:r>
           </w:p>
         </w:tc>
@@ -22182,42 +22731,42 @@
                 <w:sz w:val="20"/>
                 <w:szCs w:val="20"/>
               </w:rPr>
-              <w:t>0.0.2</w:t>
-            </w:r>
-          </w:p>
-        </w:tc>
-        <w:tc>
-          <w:tcPr>
-            <w:tcW w:w="0" w:type="auto"/>
-            <w:tcBorders>
-              <w:top w:val="single" w:sz="6" w:space="0" w:color="B8A888"/>
-              <w:left w:val="single" w:sz="6" w:space="0" w:color="B8A888"/>
-              <w:bottom w:val="single" w:sz="6" w:space="0" w:color="B8A888"/>
-              <w:right w:val="single" w:sz="6" w:space="0" w:color="B8A888"/>
-            </w:tcBorders>
-            <w:tcMar>
-              <w:top w:w="60" w:type="dxa"/>
-              <w:left w:w="120" w:type="dxa"/>
-              <w:bottom w:w="60" w:type="dxa"/>
-              <w:right w:w="120" w:type="dxa"/>
-            </w:tcMar>
-            <w:hideMark/>
-          </w:tcPr>
-          <w:p>
-            <w:pPr>
-              <w:rPr>
-                <w:rFonts w:ascii="Calibri" w:eastAsia="Times New Roman" w:hAnsi="Calibri" w:cs="Calibri"/>
-                <w:sz w:val="20"/>
-                <w:szCs w:val="20"/>
-              </w:rPr>
-            </w:pPr>
-            <w:r>
-              <w:rPr>
-                <w:rFonts w:ascii="Calibri" w:eastAsia="Times New Roman" w:hAnsi="Calibri" w:cs="Calibri"/>
-                <w:sz w:val="20"/>
-                <w:szCs w:val="20"/>
-              </w:rPr>
-              <w:t>Шкалы здоровья, голода, жажды и выносливости 0–100.</w:t>
+              <w:t>0.0.3</w:t>
+            </w:r>
+          </w:p>
+        </w:tc>
+        <w:tc>
+          <w:tcPr>
+            <w:tcW w:w="0" w:type="auto"/>
+            <w:tcBorders>
+              <w:top w:val="single" w:sz="6" w:space="0" w:color="B8A888"/>
+              <w:left w:val="single" w:sz="6" w:space="0" w:color="B8A888"/>
+              <w:bottom w:val="single" w:sz="6" w:space="0" w:color="B8A888"/>
+              <w:right w:val="single" w:sz="6" w:space="0" w:color="B8A888"/>
+            </w:tcBorders>
+            <w:tcMar>
+              <w:top w:w="60" w:type="dxa"/>
+              <w:left w:w="120" w:type="dxa"/>
+              <w:bottom w:w="60" w:type="dxa"/>
+              <w:right w:w="120" w:type="dxa"/>
+            </w:tcMar>
+            <w:hideMark/>
+          </w:tcPr>
+          <w:p>
+            <w:pPr>
+              <w:rPr>
+                <w:rFonts w:ascii="Calibri" w:eastAsia="Times New Roman" w:hAnsi="Calibri" w:cs="Calibri"/>
+                <w:sz w:val="20"/>
+                <w:szCs w:val="20"/>
+              </w:rPr>
+            </w:pPr>
+            <w:r>
+              <w:rPr>
+                <w:rFonts w:ascii="Calibri" w:eastAsia="Times New Roman" w:hAnsi="Calibri" w:cs="Calibri"/>
+                <w:sz w:val="20"/>
+                <w:szCs w:val="20"/>
+              </w:rPr>
+              <w:t>Карта мира, окно «Персонаж», вкладки окон, новые шлемы, оптимизация под серверы.</w:t>
             </w:r>
           </w:p>
         </w:tc>
@@ -22254,6 +22803,78 @@
                 <w:sz w:val="20"/>
                 <w:szCs w:val="20"/>
               </w:rPr>
+              <w:t>0.0.2</w:t>
+            </w:r>
+          </w:p>
+        </w:tc>
+        <w:tc>
+          <w:tcPr>
+            <w:tcW w:w="0" w:type="auto"/>
+            <w:tcBorders>
+              <w:top w:val="single" w:sz="6" w:space="0" w:color="B8A888"/>
+              <w:left w:val="single" w:sz="6" w:space="0" w:color="B8A888"/>
+              <w:bottom w:val="single" w:sz="6" w:space="0" w:color="B8A888"/>
+              <w:right w:val="single" w:sz="6" w:space="0" w:color="B8A888"/>
+            </w:tcBorders>
+            <w:tcMar>
+              <w:top w:w="60" w:type="dxa"/>
+              <w:left w:w="120" w:type="dxa"/>
+              <w:bottom w:w="60" w:type="dxa"/>
+              <w:right w:w="120" w:type="dxa"/>
+            </w:tcMar>
+            <w:hideMark/>
+          </w:tcPr>
+          <w:p>
+            <w:pPr>
+              <w:rPr>
+                <w:rFonts w:ascii="Calibri" w:eastAsia="Times New Roman" w:hAnsi="Calibri" w:cs="Calibri"/>
+                <w:sz w:val="20"/>
+                <w:szCs w:val="20"/>
+              </w:rPr>
+            </w:pPr>
+            <w:r>
+              <w:rPr>
+                <w:rFonts w:ascii="Calibri" w:eastAsia="Times New Roman" w:hAnsi="Calibri" w:cs="Calibri"/>
+                <w:sz w:val="20"/>
+                <w:szCs w:val="20"/>
+              </w:rPr>
+              <w:t>Шкалы здоровья, голода, жажды и выносливости 0–100.</w:t>
+            </w:r>
+          </w:p>
+        </w:tc>
+      </w:tr>
+      <w:tr>
+        <w:tc>
+          <w:tcPr>
+            <w:tcW w:w="0" w:type="auto"/>
+            <w:tcBorders>
+              <w:top w:val="single" w:sz="6" w:space="0" w:color="B8A888"/>
+              <w:left w:val="single" w:sz="6" w:space="0" w:color="B8A888"/>
+              <w:bottom w:val="single" w:sz="6" w:space="0" w:color="B8A888"/>
+              <w:right w:val="single" w:sz="6" w:space="0" w:color="B8A888"/>
+            </w:tcBorders>
+            <w:tcMar>
+              <w:top w:w="60" w:type="dxa"/>
+              <w:left w:w="120" w:type="dxa"/>
+              <w:bottom w:w="60" w:type="dxa"/>
+              <w:right w:w="120" w:type="dxa"/>
+            </w:tcMar>
+            <w:hideMark/>
+          </w:tcPr>
+          <w:p>
+            <w:pPr>
+              <w:rPr>
+                <w:rFonts w:ascii="Calibri" w:eastAsia="Times New Roman" w:hAnsi="Calibri" w:cs="Calibri"/>
+                <w:sz w:val="20"/>
+                <w:szCs w:val="20"/>
+              </w:rPr>
+            </w:pPr>
+            <w:r>
+              <w:rPr>
+                <w:rFonts w:ascii="Calibri" w:eastAsia="Times New Roman" w:hAnsi="Calibri" w:cs="Calibri"/>
+                <w:sz w:val="20"/>
+                <w:szCs w:val="20"/>
+              </w:rPr>
               <w:t>0.0.1</w:t>
             </w:r>
           </w:p>
@@ -22303,15 +22924,14 @@
           <w:rFonts w:eastAsia="Times New Roman" w:cs="Calibri"/>
         </w:rPr>
       </w:pPr>
-      <w:bookmarkStart w:id="64" w:name="_Toc243562414"/>
+      <w:bookmarkStart w:id="69" w:name="_Toc243599910"/>
       <w:r>
         <w:rPr>
           <w:rFonts w:eastAsia="Times New Roman" w:cs="Calibri"/>
         </w:rPr>
-        <w:lastRenderedPageBreak/>
-        <w:t>18. Не сделано и известные ограничения</w:t>
-      </w:r>
-      <w:bookmarkEnd w:id="64"/>
+        <w:t>19. Не сделано и известные ограничения</w:t>
+      </w:r>
+      <w:bookmarkEnd w:id="69"/>
     </w:p>
     <w:p>
       <w:pPr>
@@ -22485,21 +23105,42 @@
     </w:p>
     <w:p>
       <w:pPr>
+        <w:numPr>
+          <w:ilvl w:val="0"/>
+          <w:numId w:val="18"/>
+        </w:numPr>
+        <w:spacing w:before="100" w:beforeAutospacing="1" w:after="100" w:afterAutospacing="1"/>
+        <w:rPr>
+          <w:rFonts w:ascii="Calibri" w:eastAsia="Times New Roman" w:hAnsi="Calibri" w:cs="Calibri"/>
+          <w:sz w:val="22"/>
+          <w:szCs w:val="22"/>
+        </w:rPr>
+      </w:pPr>
+      <w:r>
+        <w:rPr>
+          <w:rFonts w:ascii="Calibri" w:eastAsia="Times New Roman" w:hAnsi="Calibri" w:cs="Calibri"/>
+          <w:sz w:val="22"/>
+          <w:szCs w:val="22"/>
+        </w:rPr>
+        <w:t>Ткацкий станок, чесалка, веретено, челнок и ножницы — без крафта, их выдаёт администрация. Числа ткачества, раскроя и сивухи (⚠️) подбираются в игре.</w:t>
+      </w:r>
+    </w:p>
+    <w:p>
+      <w:pPr>
         <w:pStyle w:val="1"/>
         <w:pageBreakBefore/>
         <w:rPr>
           <w:rFonts w:eastAsia="Times New Roman" w:cs="Calibri"/>
         </w:rPr>
       </w:pPr>
-      <w:bookmarkStart w:id="65" w:name="_Toc243562415"/>
+      <w:bookmarkStart w:id="70" w:name="_Toc243599911"/>
       <w:r>
         <w:rPr>
           <w:rFonts w:eastAsia="Times New Roman" w:cs="Calibri"/>
         </w:rPr>
-        <w:lastRenderedPageBreak/>
-        <w:t>19. Для разработчиков</w:t>
-      </w:r>
-      <w:bookmarkEnd w:id="65"/>
+        <w:t>20. Для разработчиков</w:t>
+      </w:r>
+      <w:bookmarkEnd w:id="70"/>
     </w:p>
     <w:p>
       <w:pPr>
@@ -22508,14 +23149,14 @@
           <w:rFonts w:eastAsia="Times New Roman" w:cs="Calibri"/>
         </w:rPr>
       </w:pPr>
-      <w:bookmarkStart w:id="66" w:name="_Toc243562416"/>
+      <w:bookmarkStart w:id="71" w:name="_Toc243599912"/>
       <w:r>
         <w:rPr>
           <w:rFonts w:eastAsia="Times New Roman" w:cs="Calibri"/>
         </w:rPr>
-        <w:t>19.1. Сборка</w:t>
-      </w:r>
-      <w:bookmarkEnd w:id="66"/>
+        <w:t>20.1. Сборка</w:t>
+      </w:r>
+      <w:bookmarkEnd w:id="71"/>
     </w:p>
     <w:p>
       <w:pPr>
@@ -22714,14 +23355,14 @@
           <w:rFonts w:eastAsia="Times New Roman" w:cs="Calibri"/>
         </w:rPr>
       </w:pPr>
-      <w:bookmarkStart w:id="67" w:name="_Toc243562417"/>
+      <w:bookmarkStart w:id="72" w:name="_Toc243599913"/>
       <w:r>
         <w:rPr>
           <w:rFonts w:eastAsia="Times New Roman" w:cs="Calibri"/>
         </w:rPr>
-        <w:t>19.2. Структура кода</w:t>
-      </w:r>
-      <w:bookmarkEnd w:id="67"/>
+        <w:t>20.2. Структура кода</w:t>
+      </w:r>
+      <w:bookmarkEnd w:id="72"/>
     </w:p>
     <w:p>
       <w:pPr>
@@ -22767,8 +23408,8 @@
         <w:tblLook w:val="04A0" w:firstRow="1" w:lastRow="0" w:firstColumn="1" w:lastColumn="0" w:noHBand="0" w:noVBand="1"/>
       </w:tblPr>
       <w:tblGrid>
-        <w:gridCol w:w="3001"/>
-        <w:gridCol w:w="6490"/>
+        <w:gridCol w:w="3302"/>
+        <w:gridCol w:w="6189"/>
       </w:tblGrid>
       <w:tr>
         <w:tc>
@@ -23225,7 +23866,7 @@
                 <w:sz w:val="20"/>
                 <w:szCs w:val="20"/>
               </w:rPr>
-              <w:t>Инвентарь, сумки, снаряжение, подбор, доставание.</w:t>
+              <w:t>Инвентарь, сумки, снаряжение, подбор, доставание; окна станций (StationMenu и наследники).</w:t>
             </w:r>
           </w:p>
         </w:tc>
@@ -23379,35 +24020,7 @@
                 <w:sz w:val="20"/>
                 <w:szCs w:val="20"/>
               </w:rPr>
-              <w:t xml:space="preserve">Кожевенное дело; здесь же общие </w:t>
-            </w:r>
-            <w:r>
-              <w:rPr>
-                <w:rStyle w:val="HTML"/>
-              </w:rPr>
-              <w:t>StationBlock</w:t>
-            </w:r>
-            <w:r>
-              <w:rPr>
-                <w:rFonts w:ascii="Calibri" w:eastAsia="Times New Roman" w:hAnsi="Calibri" w:cs="Calibri"/>
-                <w:sz w:val="20"/>
-                <w:szCs w:val="20"/>
-              </w:rPr>
-              <w:t xml:space="preserve"> и </w:t>
-            </w:r>
-            <w:r>
-              <w:rPr>
-                <w:rStyle w:val="HTML"/>
-              </w:rPr>
-              <w:t>StationBlockEntity</w:t>
-            </w:r>
-            <w:r>
-              <w:rPr>
-                <w:rFonts w:ascii="Calibri" w:eastAsia="Times New Roman" w:hAnsi="Calibri" w:cs="Calibri"/>
-                <w:sz w:val="20"/>
-                <w:szCs w:val="20"/>
-              </w:rPr>
-              <w:t xml:space="preserve"> для всех станций.</w:t>
+              <w:t>Кожевенное дело и шитейный стол; здесь же общие StationBlock и StationBlockEntity для всех станций.</w:t>
             </w:r>
           </w:p>
         </w:tc>
@@ -23442,42 +24055,42 @@
               <w:rPr>
                 <w:rStyle w:val="HTML"/>
               </w:rPr>
-              <w:t>cooking/, beekeeping/, brewing/, farming/, pottery/</w:t>
-            </w:r>
-          </w:p>
-        </w:tc>
-        <w:tc>
-          <w:tcPr>
-            <w:tcW w:w="0" w:type="auto"/>
-            <w:tcBorders>
-              <w:top w:val="single" w:sz="6" w:space="0" w:color="B8A888"/>
-              <w:left w:val="single" w:sz="6" w:space="0" w:color="B8A888"/>
-              <w:bottom w:val="single" w:sz="6" w:space="0" w:color="B8A888"/>
-              <w:right w:val="single" w:sz="6" w:space="0" w:color="B8A888"/>
-            </w:tcBorders>
-            <w:tcMar>
-              <w:top w:w="60" w:type="dxa"/>
-              <w:left w:w="120" w:type="dxa"/>
-              <w:bottom w:w="60" w:type="dxa"/>
-              <w:right w:w="120" w:type="dxa"/>
-            </w:tcMar>
-            <w:hideMark/>
-          </w:tcPr>
-          <w:p>
-            <w:pPr>
-              <w:rPr>
-                <w:rFonts w:ascii="Calibri" w:eastAsia="Times New Roman" w:hAnsi="Calibri" w:cs="Calibri"/>
-                <w:sz w:val="20"/>
-                <w:szCs w:val="20"/>
-              </w:rPr>
-            </w:pPr>
-            <w:r>
-              <w:rPr>
-                <w:rFonts w:ascii="Calibri" w:eastAsia="Times New Roman" w:hAnsi="Calibri" w:cs="Calibri"/>
-                <w:sz w:val="20"/>
-                <w:szCs w:val="20"/>
-              </w:rPr>
-              <w:t>Готовка, пчеловодство, алкоголь, земледелие, гончарное дело.</w:t>
+              <w:t>cooking/, beekeeping/, brewing/, farming/, pottery/, weaving/</w:t>
+            </w:r>
+          </w:p>
+        </w:tc>
+        <w:tc>
+          <w:tcPr>
+            <w:tcW w:w="0" w:type="auto"/>
+            <w:tcBorders>
+              <w:top w:val="single" w:sz="6" w:space="0" w:color="B8A888"/>
+              <w:left w:val="single" w:sz="6" w:space="0" w:color="B8A888"/>
+              <w:bottom w:val="single" w:sz="6" w:space="0" w:color="B8A888"/>
+              <w:right w:val="single" w:sz="6" w:space="0" w:color="B8A888"/>
+            </w:tcBorders>
+            <w:tcMar>
+              <w:top w:w="60" w:type="dxa"/>
+              <w:left w:w="120" w:type="dxa"/>
+              <w:bottom w:w="60" w:type="dxa"/>
+              <w:right w:w="120" w:type="dxa"/>
+            </w:tcMar>
+            <w:hideMark/>
+          </w:tcPr>
+          <w:p>
+            <w:pPr>
+              <w:rPr>
+                <w:rFonts w:ascii="Calibri" w:eastAsia="Times New Roman" w:hAnsi="Calibri" w:cs="Calibri"/>
+                <w:sz w:val="20"/>
+                <w:szCs w:val="20"/>
+              </w:rPr>
+            </w:pPr>
+            <w:r>
+              <w:rPr>
+                <w:rFonts w:ascii="Calibri" w:eastAsia="Times New Roman" w:hAnsi="Calibri" w:cs="Calibri"/>
+                <w:sz w:val="20"/>
+                <w:szCs w:val="20"/>
+              </w:rPr>
+              <w:t>Готовка (и огонь — Fire), пчеловодство, алкоголь, земледелие, гончарное дело, ткачество.</w:t>
             </w:r>
           </w:p>
         </w:tc>
@@ -23728,14 +24341,14 @@
           <w:rFonts w:eastAsia="Times New Roman" w:cs="Calibri"/>
         </w:rPr>
       </w:pPr>
-      <w:bookmarkStart w:id="68" w:name="_Toc243562418"/>
+      <w:bookmarkStart w:id="73" w:name="_Toc243599914"/>
       <w:r>
         <w:rPr>
           <w:rFonts w:eastAsia="Times New Roman" w:cs="Calibri"/>
         </w:rPr>
-        <w:t>19.3. Как добавить станцию</w:t>
-      </w:r>
-      <w:bookmarkEnd w:id="68"/>
+        <w:t>20.3. Как добавить станцию</w:t>
+      </w:r>
+      <w:bookmarkEnd w:id="73"/>
     </w:p>
     <w:p>
       <w:pPr>
@@ -24003,19 +24616,37 @@
     </w:p>
     <w:p>
       <w:pPr>
+        <w:pStyle w:val="step"/>
+        <w:rPr>
+          <w:rFonts w:ascii="Calibri" w:hAnsi="Calibri" w:cs="Calibri"/>
+          <w:sz w:val="22"/>
+          <w:szCs w:val="22"/>
+        </w:rPr>
+      </w:pPr>
+      <w:r>
+        <w:rPr>
+          <w:rFonts w:ascii="Calibri" w:hAnsi="Calibri" w:cs="Calibri"/>
+          <w:sz w:val="22"/>
+          <w:szCs w:val="22"/>
+        </w:rPr>
+        <w:t>4. Окно: меню — наследник menu.StationMenu (ячейки инвентаря и карманов уже есть, данные — ContainerData, кнопки — clickMenuButton), экран — client.StationScreen (рамка, разделы с плашками, градусник, полосы, мелкий текст); открывать из report(player), экран регистрировать в InventoryOverride.registerScreens.</w:t>
+      </w:r>
+    </w:p>
+    <w:p>
+      <w:pPr>
         <w:pStyle w:val="2"/>
         <w:rPr>
           <w:rFonts w:eastAsia="Times New Roman" w:cs="Calibri"/>
         </w:rPr>
       </w:pPr>
-      <w:bookmarkStart w:id="69" w:name="_Toc243562419"/>
+      <w:bookmarkStart w:id="74" w:name="_Toc243599915"/>
       <w:r>
         <w:rPr>
           <w:rFonts w:eastAsia="Times New Roman" w:cs="Calibri"/>
         </w:rPr>
-        <w:t>19.4. Иконки</w:t>
-      </w:r>
-      <w:bookmarkEnd w:id="69"/>
+        <w:t>20.4. Иконки</w:t>
+      </w:r>
+      <w:bookmarkEnd w:id="74"/>
     </w:p>
     <w:p>
       <w:pPr>
@@ -24032,7 +24663,6 @@
           <w:sz w:val="22"/>
           <w:szCs w:val="22"/>
         </w:rPr>
-        <w:lastRenderedPageBreak/>
         <w:t>Свои иконки рисует генератор tools/icon_painter/: SculptIcons.cs описывает каждую вещь как маленькую объёмную сцену, Sculpt.cs просвечивает её лучами в стиле Conquest (свет, затенение, фактура, контур); посуду и сырец рисует Vessels.cs, стадии грядок лука и чеснока — Icons.cs. Перерисовать всё:</w:t>
       </w:r>
     </w:p>
@@ -24077,14 +24707,14 @@
           <w:rFonts w:eastAsia="Times New Roman" w:cs="Calibri"/>
         </w:rPr>
       </w:pPr>
-      <w:bookmarkStart w:id="70" w:name="_Toc243562420"/>
+      <w:bookmarkStart w:id="75" w:name="_Toc243599916"/>
       <w:r>
         <w:rPr>
           <w:rFonts w:eastAsia="Times New Roman" w:cs="Calibri"/>
         </w:rPr>
-        <w:t>19.5. Журнал изменений</w:t>
-      </w:r>
-      <w:bookmarkEnd w:id="70"/>
+        <w:t>20.5. Журнал изменений</w:t>
+      </w:r>
+      <w:bookmarkEnd w:id="75"/>
     </w:p>
     <w:p>
       <w:pPr>

--- a/docs/Halgventmod_документация.docx
+++ b/docs/Halgventmod_документация.docx
@@ -60,7 +60,7 @@
           <w:rFonts w:ascii="Calibri" w:hAnsi="Calibri" w:cs="Calibri"/>
           <w:color w:val="606060"/>
         </w:rPr>
-        <w:t>Версия 0.0.11 · Minecraft 1.21.1 · NeoForge 21.1</w:t>
+        <w:t>Версия 0.0.12 · Minecraft 1.21.1 · NeoForge 21.1</w:t>
       </w:r>
     </w:p>
     <w:p>
@@ -166,7 +166,7 @@
         <w:rPr>
           <w:noProof/>
         </w:rPr>
-        <w:instrText xml:space="preserve"> PAGEREF _Toc243599841 \h </w:instrText>
+        <w:instrText xml:space="preserve"> PAGEREF _Toc243646763 \h </w:instrText>
       </w:r>
       <w:r>
         <w:rPr>
@@ -228,7 +228,7 @@
         <w:rPr>
           <w:noProof/>
         </w:rPr>
-        <w:instrText xml:space="preserve"> PAGEREF _Toc243599842 \h </w:instrText>
+        <w:instrText xml:space="preserve"> PAGEREF _Toc243646764 \h </w:instrText>
       </w:r>
       <w:r>
         <w:rPr>
@@ -290,7 +290,7 @@
         <w:rPr>
           <w:noProof/>
         </w:rPr>
-        <w:instrText xml:space="preserve"> PAGEREF _Toc243599843 \h </w:instrText>
+        <w:instrText xml:space="preserve"> PAGEREF _Toc243646765 \h </w:instrText>
       </w:r>
       <w:r>
         <w:rPr>
@@ -352,7 +352,7 @@
         <w:rPr>
           <w:noProof/>
         </w:rPr>
-        <w:instrText xml:space="preserve"> PAGEREF _Toc243599844 \h </w:instrText>
+        <w:instrText xml:space="preserve"> PAGEREF _Toc243646766 \h </w:instrText>
       </w:r>
       <w:r>
         <w:rPr>
@@ -414,7 +414,7 @@
         <w:rPr>
           <w:noProof/>
         </w:rPr>
-        <w:instrText xml:space="preserve"> PAGEREF _Toc243599845 \h </w:instrText>
+        <w:instrText xml:space="preserve"> PAGEREF _Toc243646767 \h </w:instrText>
       </w:r>
       <w:r>
         <w:rPr>
@@ -476,7 +476,7 @@
         <w:rPr>
           <w:noProof/>
         </w:rPr>
-        <w:instrText xml:space="preserve"> PAGEREF _Toc243599846 \h </w:instrText>
+        <w:instrText xml:space="preserve"> PAGEREF _Toc243646768 \h </w:instrText>
       </w:r>
       <w:r>
         <w:rPr>
@@ -538,7 +538,7 @@
         <w:rPr>
           <w:noProof/>
         </w:rPr>
-        <w:instrText xml:space="preserve"> PAGEREF _Toc243599847 \h </w:instrText>
+        <w:instrText xml:space="preserve"> PAGEREF _Toc243646769 \h </w:instrText>
       </w:r>
       <w:r>
         <w:rPr>
@@ -600,7 +600,7 @@
         <w:rPr>
           <w:noProof/>
         </w:rPr>
-        <w:instrText xml:space="preserve"> PAGEREF _Toc243599848 \h </w:instrText>
+        <w:instrText xml:space="preserve"> PAGEREF _Toc243646770 \h </w:instrText>
       </w:r>
       <w:r>
         <w:rPr>
@@ -662,7 +662,7 @@
         <w:rPr>
           <w:noProof/>
         </w:rPr>
-        <w:instrText xml:space="preserve"> PAGEREF _Toc243599849 \h </w:instrText>
+        <w:instrText xml:space="preserve"> PAGEREF _Toc243646771 \h </w:instrText>
       </w:r>
       <w:r>
         <w:rPr>
@@ -724,7 +724,7 @@
         <w:rPr>
           <w:noProof/>
         </w:rPr>
-        <w:instrText xml:space="preserve"> PAGEREF _Toc243599850 \h </w:instrText>
+        <w:instrText xml:space="preserve"> PAGEREF _Toc243646772 \h </w:instrText>
       </w:r>
       <w:r>
         <w:rPr>
@@ -786,7 +786,7 @@
         <w:rPr>
           <w:noProof/>
         </w:rPr>
-        <w:instrText xml:space="preserve"> PAGEREF _Toc243599851 \h </w:instrText>
+        <w:instrText xml:space="preserve"> PAGEREF _Toc243646773 \h </w:instrText>
       </w:r>
       <w:r>
         <w:rPr>
@@ -848,7 +848,7 @@
         <w:rPr>
           <w:noProof/>
         </w:rPr>
-        <w:instrText xml:space="preserve"> PAGEREF _Toc243599852 \h </w:instrText>
+        <w:instrText xml:space="preserve"> PAGEREF _Toc243646774 \h </w:instrText>
       </w:r>
       <w:r>
         <w:rPr>
@@ -910,7 +910,7 @@
         <w:rPr>
           <w:noProof/>
         </w:rPr>
-        <w:instrText xml:space="preserve"> PAGEREF _Toc243599853 \h </w:instrText>
+        <w:instrText xml:space="preserve"> PAGEREF _Toc243646775 \h </w:instrText>
       </w:r>
       <w:r>
         <w:rPr>
@@ -972,7 +972,7 @@
         <w:rPr>
           <w:noProof/>
         </w:rPr>
-        <w:instrText xml:space="preserve"> PAGEREF _Toc243599854 \h </w:instrText>
+        <w:instrText xml:space="preserve"> PAGEREF _Toc243646776 \h </w:instrText>
       </w:r>
       <w:r>
         <w:rPr>
@@ -1034,7 +1034,7 @@
         <w:rPr>
           <w:noProof/>
         </w:rPr>
-        <w:instrText xml:space="preserve"> PAGEREF _Toc243599855 \h </w:instrText>
+        <w:instrText xml:space="preserve"> PAGEREF _Toc243646777 \h </w:instrText>
       </w:r>
       <w:r>
         <w:rPr>
@@ -1096,7 +1096,7 @@
         <w:rPr>
           <w:noProof/>
         </w:rPr>
-        <w:instrText xml:space="preserve"> PAGEREF _Toc243599856 \h </w:instrText>
+        <w:instrText xml:space="preserve"> PAGEREF _Toc243646778 \h </w:instrText>
       </w:r>
       <w:r>
         <w:rPr>
@@ -1158,7 +1158,7 @@
         <w:rPr>
           <w:noProof/>
         </w:rPr>
-        <w:instrText xml:space="preserve"> PAGEREF _Toc243599857 \h </w:instrText>
+        <w:instrText xml:space="preserve"> PAGEREF _Toc243646779 \h </w:instrText>
       </w:r>
       <w:r>
         <w:rPr>
@@ -1220,7 +1220,7 @@
         <w:rPr>
           <w:noProof/>
         </w:rPr>
-        <w:instrText xml:space="preserve"> PAGEREF _Toc243599858 \h </w:instrText>
+        <w:instrText xml:space="preserve"> PAGEREF _Toc243646780 \h </w:instrText>
       </w:r>
       <w:r>
         <w:rPr>
@@ -1282,7 +1282,7 @@
         <w:rPr>
           <w:noProof/>
         </w:rPr>
-        <w:instrText xml:space="preserve"> PAGEREF _Toc243599859 \h </w:instrText>
+        <w:instrText xml:space="preserve"> PAGEREF _Toc243646781 \h </w:instrText>
       </w:r>
       <w:r>
         <w:rPr>
@@ -1344,7 +1344,7 @@
         <w:rPr>
           <w:noProof/>
         </w:rPr>
-        <w:instrText xml:space="preserve"> PAGEREF _Toc243599860 \h </w:instrText>
+        <w:instrText xml:space="preserve"> PAGEREF _Toc243646782 \h </w:instrText>
       </w:r>
       <w:r>
         <w:rPr>
@@ -1406,7 +1406,7 @@
         <w:rPr>
           <w:noProof/>
         </w:rPr>
-        <w:instrText xml:space="preserve"> PAGEREF _Toc243599861 \h </w:instrText>
+        <w:instrText xml:space="preserve"> PAGEREF _Toc243646783 \h </w:instrText>
       </w:r>
       <w:r>
         <w:rPr>
@@ -1468,7 +1468,7 @@
         <w:rPr>
           <w:noProof/>
         </w:rPr>
-        <w:instrText xml:space="preserve"> PAGEREF _Toc243599862 \h </w:instrText>
+        <w:instrText xml:space="preserve"> PAGEREF _Toc243646784 \h </w:instrText>
       </w:r>
       <w:r>
         <w:rPr>
@@ -1530,7 +1530,7 @@
         <w:rPr>
           <w:noProof/>
         </w:rPr>
-        <w:instrText xml:space="preserve"> PAGEREF _Toc243599863 \h </w:instrText>
+        <w:instrText xml:space="preserve"> PAGEREF _Toc243646785 \h </w:instrText>
       </w:r>
       <w:r>
         <w:rPr>
@@ -1592,7 +1592,7 @@
         <w:rPr>
           <w:noProof/>
         </w:rPr>
-        <w:instrText xml:space="preserve"> PAGEREF _Toc243599864 \h </w:instrText>
+        <w:instrText xml:space="preserve"> PAGEREF _Toc243646786 \h </w:instrText>
       </w:r>
       <w:r>
         <w:rPr>
@@ -1654,7 +1654,7 @@
         <w:rPr>
           <w:noProof/>
         </w:rPr>
-        <w:instrText xml:space="preserve"> PAGEREF _Toc243599865 \h </w:instrText>
+        <w:instrText xml:space="preserve"> PAGEREF _Toc243646787 \h </w:instrText>
       </w:r>
       <w:r>
         <w:rPr>
@@ -1716,7 +1716,7 @@
         <w:rPr>
           <w:noProof/>
         </w:rPr>
-        <w:instrText xml:space="preserve"> PAGEREF _Toc243599866 \h </w:instrText>
+        <w:instrText xml:space="preserve"> PAGEREF _Toc243646788 \h </w:instrText>
       </w:r>
       <w:r>
         <w:rPr>
@@ -1778,7 +1778,69 @@
         <w:rPr>
           <w:noProof/>
         </w:rPr>
-        <w:instrText xml:space="preserve"> PAGEREF _Toc243599867 \h </w:instrText>
+        <w:instrText xml:space="preserve"> PAGEREF _Toc243646789 \h </w:instrText>
+      </w:r>
+      <w:r>
+        <w:rPr>
+          <w:noProof/>
+        </w:rPr>
+      </w:r>
+      <w:r>
+        <w:rPr>
+          <w:noProof/>
+        </w:rPr>
+        <w:fldChar w:fldCharType="separate"/>
+      </w:r>
+      <w:r>
+        <w:rPr>
+          <w:noProof/>
+        </w:rPr>
+        <w:t>11</w:t>
+      </w:r>
+      <w:r>
+        <w:rPr>
+          <w:noProof/>
+        </w:rPr>
+        <w:fldChar w:fldCharType="end"/>
+      </w:r>
+    </w:p>
+    <w:p>
+      <w:pPr>
+        <w:pStyle w:val="21"/>
+        <w:tabs>
+          <w:tab w:val="right" w:leader="dot" w:pos="9497"/>
+        </w:tabs>
+        <w:rPr>
+          <w:rFonts w:asciiTheme="minorHAnsi" w:hAnsiTheme="minorHAnsi" w:cstheme="minorBidi"/>
+          <w:noProof/>
+          <w:kern w:val="2"/>
+          <w14:ligatures w14:val="standardContextual"/>
+        </w:rPr>
+      </w:pPr>
+      <w:r>
+        <w:rPr>
+          <w:rFonts w:eastAsia="Times New Roman" w:cs="Calibri"/>
+          <w:noProof/>
+        </w:rPr>
+        <w:t>6.4. Дерево</w:t>
+      </w:r>
+      <w:r>
+        <w:rPr>
+          <w:noProof/>
+        </w:rPr>
+        <w:tab/>
+      </w:r>
+      <w:r>
+        <w:rPr>
+          <w:noProof/>
+        </w:rPr>
+        <w:fldChar w:fldCharType="begin"/>
+      </w:r>
+      <w:r>
+        <w:rPr>
+          <w:noProof/>
+        </w:rPr>
+        <w:instrText xml:space="preserve"> PAGEREF _Toc243646790 \h </w:instrText>
       </w:r>
       <w:r>
         <w:rPr>
@@ -1840,7 +1902,7 @@
         <w:rPr>
           <w:noProof/>
         </w:rPr>
-        <w:instrText xml:space="preserve"> PAGEREF _Toc243599868 \h </w:instrText>
+        <w:instrText xml:space="preserve"> PAGEREF _Toc243646791 \h </w:instrText>
       </w:r>
       <w:r>
         <w:rPr>
@@ -1902,7 +1964,7 @@
         <w:rPr>
           <w:noProof/>
         </w:rPr>
-        <w:instrText xml:space="preserve"> PAGEREF _Toc243599869 \h </w:instrText>
+        <w:instrText xml:space="preserve"> PAGEREF _Toc243646792 \h </w:instrText>
       </w:r>
       <w:r>
         <w:rPr>
@@ -1964,7 +2026,7 @@
         <w:rPr>
           <w:noProof/>
         </w:rPr>
-        <w:instrText xml:space="preserve"> PAGEREF _Toc243599870 \h </w:instrText>
+        <w:instrText xml:space="preserve"> PAGEREF _Toc243646793 \h </w:instrText>
       </w:r>
       <w:r>
         <w:rPr>
@@ -2026,7 +2088,7 @@
         <w:rPr>
           <w:noProof/>
         </w:rPr>
-        <w:instrText xml:space="preserve"> PAGEREF _Toc243599871 \h </w:instrText>
+        <w:instrText xml:space="preserve"> PAGEREF _Toc243646794 \h </w:instrText>
       </w:r>
       <w:r>
         <w:rPr>
@@ -2088,7 +2150,7 @@
         <w:rPr>
           <w:noProof/>
         </w:rPr>
-        <w:instrText xml:space="preserve"> PAGEREF _Toc243599872 \h </w:instrText>
+        <w:instrText xml:space="preserve"> PAGEREF _Toc243646795 \h </w:instrText>
       </w:r>
       <w:r>
         <w:rPr>
@@ -2150,7 +2212,7 @@
         <w:rPr>
           <w:noProof/>
         </w:rPr>
-        <w:instrText xml:space="preserve"> PAGEREF _Toc243599873 \h </w:instrText>
+        <w:instrText xml:space="preserve"> PAGEREF _Toc243646796 \h </w:instrText>
       </w:r>
       <w:r>
         <w:rPr>
@@ -2212,7 +2274,7 @@
         <w:rPr>
           <w:noProof/>
         </w:rPr>
-        <w:instrText xml:space="preserve"> PAGEREF _Toc243599874 \h </w:instrText>
+        <w:instrText xml:space="preserve"> PAGEREF _Toc243646797 \h </w:instrText>
       </w:r>
       <w:r>
         <w:rPr>
@@ -2274,7 +2336,7 @@
         <w:rPr>
           <w:noProof/>
         </w:rPr>
-        <w:instrText xml:space="preserve"> PAGEREF _Toc243599875 \h </w:instrText>
+        <w:instrText xml:space="preserve"> PAGEREF _Toc243646798 \h </w:instrText>
       </w:r>
       <w:r>
         <w:rPr>
@@ -2336,7 +2398,7 @@
         <w:rPr>
           <w:noProof/>
         </w:rPr>
-        <w:instrText xml:space="preserve"> PAGEREF _Toc243599876 \h </w:instrText>
+        <w:instrText xml:space="preserve"> PAGEREF _Toc243646799 \h </w:instrText>
       </w:r>
       <w:r>
         <w:rPr>
@@ -2380,6 +2442,7 @@
           <w:rFonts w:eastAsia="Times New Roman" w:cs="Calibri"/>
           <w:noProof/>
         </w:rPr>
+        <w:lastRenderedPageBreak/>
         <w:t>9.2. Имена</w:t>
       </w:r>
       <w:r>
@@ -2398,18 +2461,17 @@
         <w:rPr>
           <w:noProof/>
         </w:rPr>
-        <w:instrText xml:space="preserve"> PAGEREF _Toc243599877 \h </w:instrText>
-      </w:r>
-      <w:r>
-        <w:rPr>
-          <w:noProof/>
-        </w:rPr>
-      </w:r>
-      <w:r>
-        <w:rPr>
-          <w:noProof/>
-        </w:rPr>
-        <w:lastRenderedPageBreak/>
+        <w:instrText xml:space="preserve"> PAGEREF _Toc243646800 \h </w:instrText>
+      </w:r>
+      <w:r>
+        <w:rPr>
+          <w:noProof/>
+        </w:rPr>
+      </w:r>
+      <w:r>
+        <w:rPr>
+          <w:noProof/>
+        </w:rPr>
         <w:fldChar w:fldCharType="separate"/>
       </w:r>
       <w:r>
@@ -2461,7 +2523,7 @@
         <w:rPr>
           <w:noProof/>
         </w:rPr>
-        <w:instrText xml:space="preserve"> PAGEREF _Toc243599878 \h </w:instrText>
+        <w:instrText xml:space="preserve"> PAGEREF _Toc243646801 \h </w:instrText>
       </w:r>
       <w:r>
         <w:rPr>
@@ -2523,7 +2585,7 @@
         <w:rPr>
           <w:noProof/>
         </w:rPr>
-        <w:instrText xml:space="preserve"> PAGEREF _Toc243599879 \h </w:instrText>
+        <w:instrText xml:space="preserve"> PAGEREF _Toc243646802 \h </w:instrText>
       </w:r>
       <w:r>
         <w:rPr>
@@ -2585,7 +2647,7 @@
         <w:rPr>
           <w:noProof/>
         </w:rPr>
-        <w:instrText xml:space="preserve"> PAGEREF _Toc243599880 \h </w:instrText>
+        <w:instrText xml:space="preserve"> PAGEREF _Toc243646803 \h </w:instrText>
       </w:r>
       <w:r>
         <w:rPr>
@@ -2647,7 +2709,7 @@
         <w:rPr>
           <w:noProof/>
         </w:rPr>
-        <w:instrText xml:space="preserve"> PAGEREF _Toc243599881 \h </w:instrText>
+        <w:instrText xml:space="preserve"> PAGEREF _Toc243646804 \h </w:instrText>
       </w:r>
       <w:r>
         <w:rPr>
@@ -2709,7 +2771,7 @@
         <w:rPr>
           <w:noProof/>
         </w:rPr>
-        <w:instrText xml:space="preserve"> PAGEREF _Toc243599882 \h </w:instrText>
+        <w:instrText xml:space="preserve"> PAGEREF _Toc243646805 \h </w:instrText>
       </w:r>
       <w:r>
         <w:rPr>
@@ -2771,7 +2833,7 @@
         <w:rPr>
           <w:noProof/>
         </w:rPr>
-        <w:instrText xml:space="preserve"> PAGEREF _Toc243599883 \h </w:instrText>
+        <w:instrText xml:space="preserve"> PAGEREF _Toc243646806 \h </w:instrText>
       </w:r>
       <w:r>
         <w:rPr>
@@ -2833,7 +2895,7 @@
         <w:rPr>
           <w:noProof/>
         </w:rPr>
-        <w:instrText xml:space="preserve"> PAGEREF _Toc243599884 \h </w:instrText>
+        <w:instrText xml:space="preserve"> PAGEREF _Toc243646807 \h </w:instrText>
       </w:r>
       <w:r>
         <w:rPr>
@@ -2895,7 +2957,7 @@
         <w:rPr>
           <w:noProof/>
         </w:rPr>
-        <w:instrText xml:space="preserve"> PAGEREF _Toc243599885 \h </w:instrText>
+        <w:instrText xml:space="preserve"> PAGEREF _Toc243646808 \h </w:instrText>
       </w:r>
       <w:r>
         <w:rPr>
@@ -2957,7 +3019,7 @@
         <w:rPr>
           <w:noProof/>
         </w:rPr>
-        <w:instrText xml:space="preserve"> PAGEREF _Toc243599886 \h </w:instrText>
+        <w:instrText xml:space="preserve"> PAGEREF _Toc243646809 \h </w:instrText>
       </w:r>
       <w:r>
         <w:rPr>
@@ -3019,7 +3081,7 @@
         <w:rPr>
           <w:noProof/>
         </w:rPr>
-        <w:instrText xml:space="preserve"> PAGEREF _Toc243599887 \h </w:instrText>
+        <w:instrText xml:space="preserve"> PAGEREF _Toc243646810 \h </w:instrText>
       </w:r>
       <w:r>
         <w:rPr>
@@ -3081,7 +3143,7 @@
         <w:rPr>
           <w:noProof/>
         </w:rPr>
-        <w:instrText xml:space="preserve"> PAGEREF _Toc243599888 \h </w:instrText>
+        <w:instrText xml:space="preserve"> PAGEREF _Toc243646811 \h </w:instrText>
       </w:r>
       <w:r>
         <w:rPr>
@@ -3143,7 +3205,7 @@
         <w:rPr>
           <w:noProof/>
         </w:rPr>
-        <w:instrText xml:space="preserve"> PAGEREF _Toc243599889 \h </w:instrText>
+        <w:instrText xml:space="preserve"> PAGEREF _Toc243646812 \h </w:instrText>
       </w:r>
       <w:r>
         <w:rPr>
@@ -3205,7 +3267,7 @@
         <w:rPr>
           <w:noProof/>
         </w:rPr>
-        <w:instrText xml:space="preserve"> PAGEREF _Toc243599890 \h </w:instrText>
+        <w:instrText xml:space="preserve"> PAGEREF _Toc243646813 \h </w:instrText>
       </w:r>
       <w:r>
         <w:rPr>
@@ -3267,7 +3329,7 @@
         <w:rPr>
           <w:noProof/>
         </w:rPr>
-        <w:instrText xml:space="preserve"> PAGEREF _Toc243599891 \h </w:instrText>
+        <w:instrText xml:space="preserve"> PAGEREF _Toc243646814 \h </w:instrText>
       </w:r>
       <w:r>
         <w:rPr>
@@ -3329,7 +3391,7 @@
         <w:rPr>
           <w:noProof/>
         </w:rPr>
-        <w:instrText xml:space="preserve"> PAGEREF _Toc243599892 \h </w:instrText>
+        <w:instrText xml:space="preserve"> PAGEREF _Toc243646815 \h </w:instrText>
       </w:r>
       <w:r>
         <w:rPr>
@@ -3391,7 +3453,7 @@
         <w:rPr>
           <w:noProof/>
         </w:rPr>
-        <w:instrText xml:space="preserve"> PAGEREF _Toc243599893 \h </w:instrText>
+        <w:instrText xml:space="preserve"> PAGEREF _Toc243646816 \h </w:instrText>
       </w:r>
       <w:r>
         <w:rPr>
@@ -3453,7 +3515,7 @@
         <w:rPr>
           <w:noProof/>
         </w:rPr>
-        <w:instrText xml:space="preserve"> PAGEREF _Toc243599894 \h </w:instrText>
+        <w:instrText xml:space="preserve"> PAGEREF _Toc243646817 \h </w:instrText>
       </w:r>
       <w:r>
         <w:rPr>
@@ -3515,7 +3577,7 @@
         <w:rPr>
           <w:noProof/>
         </w:rPr>
-        <w:instrText xml:space="preserve"> PAGEREF _Toc243599895 \h </w:instrText>
+        <w:instrText xml:space="preserve"> PAGEREF _Toc243646818 \h </w:instrText>
       </w:r>
       <w:r>
         <w:rPr>
@@ -3577,7 +3639,7 @@
         <w:rPr>
           <w:noProof/>
         </w:rPr>
-        <w:instrText xml:space="preserve"> PAGEREF _Toc243599896 \h </w:instrText>
+        <w:instrText xml:space="preserve"> PAGEREF _Toc243646819 \h </w:instrText>
       </w:r>
       <w:r>
         <w:rPr>
@@ -3639,7 +3701,7 @@
         <w:rPr>
           <w:noProof/>
         </w:rPr>
-        <w:instrText xml:space="preserve"> PAGEREF _Toc243599897 \h </w:instrText>
+        <w:instrText xml:space="preserve"> PAGEREF _Toc243646820 \h </w:instrText>
       </w:r>
       <w:r>
         <w:rPr>
@@ -3701,7 +3763,7 @@
         <w:rPr>
           <w:noProof/>
         </w:rPr>
-        <w:instrText xml:space="preserve"> PAGEREF _Toc243599898 \h </w:instrText>
+        <w:instrText xml:space="preserve"> PAGEREF _Toc243646821 \h </w:instrText>
       </w:r>
       <w:r>
         <w:rPr>
@@ -3763,7 +3825,7 @@
         <w:rPr>
           <w:noProof/>
         </w:rPr>
-        <w:instrText xml:space="preserve"> PAGEREF _Toc243599899 \h </w:instrText>
+        <w:instrText xml:space="preserve"> PAGEREF _Toc243646822 \h </w:instrText>
       </w:r>
       <w:r>
         <w:rPr>
@@ -3825,7 +3887,7 @@
         <w:rPr>
           <w:noProof/>
         </w:rPr>
-        <w:instrText xml:space="preserve"> PAGEREF _Toc243599900 \h </w:instrText>
+        <w:instrText xml:space="preserve"> PAGEREF _Toc243646823 \h </w:instrText>
       </w:r>
       <w:r>
         <w:rPr>
@@ -3887,7 +3949,7 @@
         <w:rPr>
           <w:noProof/>
         </w:rPr>
-        <w:instrText xml:space="preserve"> PAGEREF _Toc243599901 \h </w:instrText>
+        <w:instrText xml:space="preserve"> PAGEREF _Toc243646824 \h </w:instrText>
       </w:r>
       <w:r>
         <w:rPr>
@@ -3949,7 +4011,7 @@
         <w:rPr>
           <w:noProof/>
         </w:rPr>
-        <w:instrText xml:space="preserve"> PAGEREF _Toc243599902 \h </w:instrText>
+        <w:instrText xml:space="preserve"> PAGEREF _Toc243646825 \h </w:instrText>
       </w:r>
       <w:r>
         <w:rPr>
@@ -4011,7 +4073,7 @@
         <w:rPr>
           <w:noProof/>
         </w:rPr>
-        <w:instrText xml:space="preserve"> PAGEREF _Toc243599903 \h </w:instrText>
+        <w:instrText xml:space="preserve"> PAGEREF _Toc243646826 \h </w:instrText>
       </w:r>
       <w:r>
         <w:rPr>
@@ -4073,7 +4135,7 @@
         <w:rPr>
           <w:noProof/>
         </w:rPr>
-        <w:instrText xml:space="preserve"> PAGEREF _Toc243599904 \h </w:instrText>
+        <w:instrText xml:space="preserve"> PAGEREF _Toc243646827 \h </w:instrText>
       </w:r>
       <w:r>
         <w:rPr>
@@ -4135,7 +4197,7 @@
         <w:rPr>
           <w:noProof/>
         </w:rPr>
-        <w:instrText xml:space="preserve"> PAGEREF _Toc243599905 \h </w:instrText>
+        <w:instrText xml:space="preserve"> PAGEREF _Toc243646828 \h </w:instrText>
       </w:r>
       <w:r>
         <w:rPr>
@@ -4197,7 +4259,7 @@
         <w:rPr>
           <w:noProof/>
         </w:rPr>
-        <w:instrText xml:space="preserve"> PAGEREF _Toc243599906 \h </w:instrText>
+        <w:instrText xml:space="preserve"> PAGEREF _Toc243646829 \h </w:instrText>
       </w:r>
       <w:r>
         <w:rPr>
@@ -4259,7 +4321,7 @@
         <w:rPr>
           <w:noProof/>
         </w:rPr>
-        <w:instrText xml:space="preserve"> PAGEREF _Toc243599907 \h </w:instrText>
+        <w:instrText xml:space="preserve"> PAGEREF _Toc243646830 \h </w:instrText>
       </w:r>
       <w:r>
         <w:rPr>
@@ -4303,7 +4365,7 @@
           <w:rFonts w:eastAsia="Times New Roman" w:cs="Calibri"/>
           <w:noProof/>
         </w:rPr>
-        <w:t>17. Команды и правила игры</w:t>
+        <w:t>17. Плотничество</w:t>
       </w:r>
       <w:r>
         <w:rPr>
@@ -4321,7 +4383,7 @@
         <w:rPr>
           <w:noProof/>
         </w:rPr>
-        <w:instrText xml:space="preserve"> PAGEREF _Toc243599908 \h </w:instrText>
+        <w:instrText xml:space="preserve"> PAGEREF _Toc243646831 \h </w:instrText>
       </w:r>
       <w:r>
         <w:rPr>
@@ -4339,6 +4401,316 @@
           <w:noProof/>
         </w:rPr>
         <w:t>26</w:t>
+      </w:r>
+      <w:r>
+        <w:rPr>
+          <w:noProof/>
+        </w:rPr>
+        <w:fldChar w:fldCharType="end"/>
+      </w:r>
+    </w:p>
+    <w:p>
+      <w:pPr>
+        <w:pStyle w:val="21"/>
+        <w:tabs>
+          <w:tab w:val="right" w:leader="dot" w:pos="9497"/>
+        </w:tabs>
+        <w:rPr>
+          <w:rFonts w:asciiTheme="minorHAnsi" w:hAnsiTheme="minorHAnsi" w:cstheme="minorBidi"/>
+          <w:noProof/>
+          <w:kern w:val="2"/>
+          <w14:ligatures w14:val="standardContextual"/>
+        </w:rPr>
+      </w:pPr>
+      <w:r>
+        <w:rPr>
+          <w:rFonts w:eastAsia="Times New Roman" w:cs="Calibri"/>
+          <w:noProof/>
+        </w:rPr>
+        <w:t>17.1. Колода для колки</w:t>
+      </w:r>
+      <w:r>
+        <w:rPr>
+          <w:noProof/>
+        </w:rPr>
+        <w:tab/>
+      </w:r>
+      <w:r>
+        <w:rPr>
+          <w:noProof/>
+        </w:rPr>
+        <w:fldChar w:fldCharType="begin"/>
+      </w:r>
+      <w:r>
+        <w:rPr>
+          <w:noProof/>
+        </w:rPr>
+        <w:instrText xml:space="preserve"> PAGEREF _Toc243646832 \h </w:instrText>
+      </w:r>
+      <w:r>
+        <w:rPr>
+          <w:noProof/>
+        </w:rPr>
+      </w:r>
+      <w:r>
+        <w:rPr>
+          <w:noProof/>
+        </w:rPr>
+        <w:fldChar w:fldCharType="separate"/>
+      </w:r>
+      <w:r>
+        <w:rPr>
+          <w:noProof/>
+        </w:rPr>
+        <w:t>26</w:t>
+      </w:r>
+      <w:r>
+        <w:rPr>
+          <w:noProof/>
+        </w:rPr>
+        <w:fldChar w:fldCharType="end"/>
+      </w:r>
+    </w:p>
+    <w:p>
+      <w:pPr>
+        <w:pStyle w:val="21"/>
+        <w:tabs>
+          <w:tab w:val="right" w:leader="dot" w:pos="9497"/>
+        </w:tabs>
+        <w:rPr>
+          <w:rFonts w:asciiTheme="minorHAnsi" w:hAnsiTheme="minorHAnsi" w:cstheme="minorBidi"/>
+          <w:noProof/>
+          <w:kern w:val="2"/>
+          <w14:ligatures w14:val="standardContextual"/>
+        </w:rPr>
+      </w:pPr>
+      <w:r>
+        <w:rPr>
+          <w:rFonts w:eastAsia="Times New Roman" w:cs="Calibri"/>
+          <w:noProof/>
+        </w:rPr>
+        <w:t>17.2. Пильные козлы: распил</w:t>
+      </w:r>
+      <w:r>
+        <w:rPr>
+          <w:noProof/>
+        </w:rPr>
+        <w:tab/>
+      </w:r>
+      <w:r>
+        <w:rPr>
+          <w:noProof/>
+        </w:rPr>
+        <w:fldChar w:fldCharType="begin"/>
+      </w:r>
+      <w:r>
+        <w:rPr>
+          <w:noProof/>
+        </w:rPr>
+        <w:instrText xml:space="preserve"> PAGEREF _Toc243646833 \h </w:instrText>
+      </w:r>
+      <w:r>
+        <w:rPr>
+          <w:noProof/>
+        </w:rPr>
+      </w:r>
+      <w:r>
+        <w:rPr>
+          <w:noProof/>
+        </w:rPr>
+        <w:fldChar w:fldCharType="separate"/>
+      </w:r>
+      <w:r>
+        <w:rPr>
+          <w:noProof/>
+        </w:rPr>
+        <w:t>26</w:t>
+      </w:r>
+      <w:r>
+        <w:rPr>
+          <w:noProof/>
+        </w:rPr>
+        <w:fldChar w:fldCharType="end"/>
+      </w:r>
+    </w:p>
+    <w:p>
+      <w:pPr>
+        <w:pStyle w:val="21"/>
+        <w:tabs>
+          <w:tab w:val="right" w:leader="dot" w:pos="9497"/>
+        </w:tabs>
+        <w:rPr>
+          <w:rFonts w:asciiTheme="minorHAnsi" w:hAnsiTheme="minorHAnsi" w:cstheme="minorBidi"/>
+          <w:noProof/>
+          <w:kern w:val="2"/>
+          <w14:ligatures w14:val="standardContextual"/>
+        </w:rPr>
+      </w:pPr>
+      <w:r>
+        <w:rPr>
+          <w:rFonts w:eastAsia="Times New Roman" w:cs="Calibri"/>
+          <w:noProof/>
+        </w:rPr>
+        <w:t>17.3. Верстак плотника</w:t>
+      </w:r>
+      <w:r>
+        <w:rPr>
+          <w:noProof/>
+        </w:rPr>
+        <w:tab/>
+      </w:r>
+      <w:r>
+        <w:rPr>
+          <w:noProof/>
+        </w:rPr>
+        <w:fldChar w:fldCharType="begin"/>
+      </w:r>
+      <w:r>
+        <w:rPr>
+          <w:noProof/>
+        </w:rPr>
+        <w:instrText xml:space="preserve"> PAGEREF _Toc243646834 \h </w:instrText>
+      </w:r>
+      <w:r>
+        <w:rPr>
+          <w:noProof/>
+        </w:rPr>
+      </w:r>
+      <w:r>
+        <w:rPr>
+          <w:noProof/>
+        </w:rPr>
+        <w:fldChar w:fldCharType="separate"/>
+      </w:r>
+      <w:r>
+        <w:rPr>
+          <w:noProof/>
+        </w:rPr>
+        <w:t>26</w:t>
+      </w:r>
+      <w:r>
+        <w:rPr>
+          <w:noProof/>
+        </w:rPr>
+        <w:fldChar w:fldCharType="end"/>
+      </w:r>
+    </w:p>
+    <w:p>
+      <w:pPr>
+        <w:pStyle w:val="21"/>
+        <w:tabs>
+          <w:tab w:val="right" w:leader="dot" w:pos="9497"/>
+        </w:tabs>
+        <w:rPr>
+          <w:rFonts w:asciiTheme="minorHAnsi" w:hAnsiTheme="minorHAnsi" w:cstheme="minorBidi"/>
+          <w:noProof/>
+          <w:kern w:val="2"/>
+          <w14:ligatures w14:val="standardContextual"/>
+        </w:rPr>
+      </w:pPr>
+      <w:r>
+        <w:rPr>
+          <w:rFonts w:eastAsia="Times New Roman" w:cs="Calibri"/>
+          <w:noProof/>
+        </w:rPr>
+        <w:t>17.4. Этапы работы</w:t>
+      </w:r>
+      <w:r>
+        <w:rPr>
+          <w:noProof/>
+        </w:rPr>
+        <w:tab/>
+      </w:r>
+      <w:r>
+        <w:rPr>
+          <w:noProof/>
+        </w:rPr>
+        <w:fldChar w:fldCharType="begin"/>
+      </w:r>
+      <w:r>
+        <w:rPr>
+          <w:noProof/>
+        </w:rPr>
+        <w:instrText xml:space="preserve"> PAGEREF _Toc243646835 \h </w:instrText>
+      </w:r>
+      <w:r>
+        <w:rPr>
+          <w:noProof/>
+        </w:rPr>
+      </w:r>
+      <w:r>
+        <w:rPr>
+          <w:noProof/>
+        </w:rPr>
+        <w:fldChar w:fldCharType="separate"/>
+      </w:r>
+      <w:r>
+        <w:rPr>
+          <w:noProof/>
+        </w:rPr>
+        <w:t>26</w:t>
+      </w:r>
+      <w:r>
+        <w:rPr>
+          <w:noProof/>
+        </w:rPr>
+        <w:fldChar w:fldCharType="end"/>
+      </w:r>
+    </w:p>
+    <w:p>
+      <w:pPr>
+        <w:pStyle w:val="21"/>
+        <w:tabs>
+          <w:tab w:val="right" w:leader="dot" w:pos="9497"/>
+        </w:tabs>
+        <w:rPr>
+          <w:rFonts w:asciiTheme="minorHAnsi" w:hAnsiTheme="minorHAnsi" w:cstheme="minorBidi"/>
+          <w:noProof/>
+          <w:kern w:val="2"/>
+          <w14:ligatures w14:val="standardContextual"/>
+        </w:rPr>
+      </w:pPr>
+      <w:r>
+        <w:rPr>
+          <w:rFonts w:eastAsia="Times New Roman" w:cs="Calibri"/>
+          <w:noProof/>
+        </w:rPr>
+        <w:t>17.5. Изделия</w:t>
+      </w:r>
+      <w:r>
+        <w:rPr>
+          <w:noProof/>
+        </w:rPr>
+        <w:tab/>
+      </w:r>
+      <w:r>
+        <w:rPr>
+          <w:noProof/>
+        </w:rPr>
+        <w:fldChar w:fldCharType="begin"/>
+      </w:r>
+      <w:r>
+        <w:rPr>
+          <w:noProof/>
+        </w:rPr>
+        <w:instrText xml:space="preserve"> PAGEREF _Toc243646836 \h </w:instrText>
+      </w:r>
+      <w:r>
+        <w:rPr>
+          <w:noProof/>
+        </w:rPr>
+      </w:r>
+      <w:r>
+        <w:rPr>
+          <w:noProof/>
+        </w:rPr>
+        <w:fldChar w:fldCharType="separate"/>
+      </w:r>
+      <w:r>
+        <w:rPr>
+          <w:noProof/>
+        </w:rPr>
+        <w:t>27</w:t>
       </w:r>
       <w:r>
         <w:rPr>
@@ -4365,7 +4737,7 @@
           <w:rFonts w:eastAsia="Times New Roman" w:cs="Calibri"/>
           <w:noProof/>
         </w:rPr>
-        <w:t>18. Что изменилось: история версий</w:t>
+        <w:t>18. Травы</w:t>
       </w:r>
       <w:r>
         <w:rPr>
@@ -4383,7 +4755,7 @@
         <w:rPr>
           <w:noProof/>
         </w:rPr>
-        <w:instrText xml:space="preserve"> PAGEREF _Toc243599909 \h </w:instrText>
+        <w:instrText xml:space="preserve"> PAGEREF _Toc243646837 \h </w:instrText>
       </w:r>
       <w:r>
         <w:rPr>
@@ -4400,7 +4772,194 @@
         <w:rPr>
           <w:noProof/>
         </w:rPr>
-        <w:t>27</w:t>
+        <w:t>29</w:t>
+      </w:r>
+      <w:r>
+        <w:rPr>
+          <w:noProof/>
+        </w:rPr>
+        <w:fldChar w:fldCharType="end"/>
+      </w:r>
+    </w:p>
+    <w:p>
+      <w:pPr>
+        <w:pStyle w:val="21"/>
+        <w:tabs>
+          <w:tab w:val="right" w:leader="dot" w:pos="9497"/>
+        </w:tabs>
+        <w:rPr>
+          <w:rFonts w:asciiTheme="minorHAnsi" w:hAnsiTheme="minorHAnsi" w:cstheme="minorBidi"/>
+          <w:noProof/>
+          <w:kern w:val="2"/>
+          <w14:ligatures w14:val="standardContextual"/>
+        </w:rPr>
+      </w:pPr>
+      <w:r>
+        <w:rPr>
+          <w:rFonts w:eastAsia="Times New Roman" w:cs="Calibri"/>
+          <w:noProof/>
+        </w:rPr>
+        <w:t>18.1. Кустики и срез</w:t>
+      </w:r>
+      <w:r>
+        <w:rPr>
+          <w:noProof/>
+        </w:rPr>
+        <w:tab/>
+      </w:r>
+      <w:r>
+        <w:rPr>
+          <w:noProof/>
+        </w:rPr>
+        <w:fldChar w:fldCharType="begin"/>
+      </w:r>
+      <w:r>
+        <w:rPr>
+          <w:noProof/>
+        </w:rPr>
+        <w:instrText xml:space="preserve"> PAGEREF _Toc243646838 \h </w:instrText>
+      </w:r>
+      <w:r>
+        <w:rPr>
+          <w:noProof/>
+        </w:rPr>
+      </w:r>
+      <w:r>
+        <w:rPr>
+          <w:noProof/>
+        </w:rPr>
+        <w:fldChar w:fldCharType="separate"/>
+      </w:r>
+      <w:r>
+        <w:rPr>
+          <w:noProof/>
+        </w:rPr>
+        <w:t>29</w:t>
+      </w:r>
+      <w:r>
+        <w:rPr>
+          <w:noProof/>
+        </w:rPr>
+        <w:fldChar w:fldCharType="end"/>
+      </w:r>
+    </w:p>
+    <w:p>
+      <w:pPr>
+        <w:pStyle w:val="21"/>
+        <w:tabs>
+          <w:tab w:val="right" w:leader="dot" w:pos="9497"/>
+        </w:tabs>
+        <w:rPr>
+          <w:rFonts w:asciiTheme="minorHAnsi" w:hAnsiTheme="minorHAnsi" w:cstheme="minorBidi"/>
+          <w:noProof/>
+          <w:kern w:val="2"/>
+          <w14:ligatures w14:val="standardContextual"/>
+        </w:rPr>
+      </w:pPr>
+      <w:r>
+        <w:rPr>
+          <w:rFonts w:eastAsia="Times New Roman" w:cs="Calibri"/>
+          <w:noProof/>
+        </w:rPr>
+        <w:lastRenderedPageBreak/>
+        <w:t>18.2. Виды трав и отвары</w:t>
+      </w:r>
+      <w:r>
+        <w:rPr>
+          <w:noProof/>
+        </w:rPr>
+        <w:tab/>
+      </w:r>
+      <w:r>
+        <w:rPr>
+          <w:noProof/>
+        </w:rPr>
+        <w:fldChar w:fldCharType="begin"/>
+      </w:r>
+      <w:r>
+        <w:rPr>
+          <w:noProof/>
+        </w:rPr>
+        <w:instrText xml:space="preserve"> PAGEREF _Toc243646839 \h </w:instrText>
+      </w:r>
+      <w:r>
+        <w:rPr>
+          <w:noProof/>
+        </w:rPr>
+      </w:r>
+      <w:r>
+        <w:rPr>
+          <w:noProof/>
+        </w:rPr>
+        <w:fldChar w:fldCharType="separate"/>
+      </w:r>
+      <w:r>
+        <w:rPr>
+          <w:noProof/>
+        </w:rPr>
+        <w:t>29</w:t>
+      </w:r>
+      <w:r>
+        <w:rPr>
+          <w:noProof/>
+        </w:rPr>
+        <w:fldChar w:fldCharType="end"/>
+      </w:r>
+    </w:p>
+    <w:p>
+      <w:pPr>
+        <w:pStyle w:val="21"/>
+        <w:tabs>
+          <w:tab w:val="right" w:leader="dot" w:pos="9497"/>
+        </w:tabs>
+        <w:rPr>
+          <w:rFonts w:asciiTheme="minorHAnsi" w:hAnsiTheme="minorHAnsi" w:cstheme="minorBidi"/>
+          <w:noProof/>
+          <w:kern w:val="2"/>
+          <w14:ligatures w14:val="standardContextual"/>
+        </w:rPr>
+      </w:pPr>
+      <w:r>
+        <w:rPr>
+          <w:rFonts w:eastAsia="Times New Roman" w:cs="Calibri"/>
+          <w:noProof/>
+        </w:rPr>
+        <w:t>18.3. Что из трав</w:t>
+      </w:r>
+      <w:r>
+        <w:rPr>
+          <w:noProof/>
+        </w:rPr>
+        <w:tab/>
+      </w:r>
+      <w:r>
+        <w:rPr>
+          <w:noProof/>
+        </w:rPr>
+        <w:fldChar w:fldCharType="begin"/>
+      </w:r>
+      <w:r>
+        <w:rPr>
+          <w:noProof/>
+        </w:rPr>
+        <w:instrText xml:space="preserve"> PAGEREF _Toc243646840 \h </w:instrText>
+      </w:r>
+      <w:r>
+        <w:rPr>
+          <w:noProof/>
+        </w:rPr>
+      </w:r>
+      <w:r>
+        <w:rPr>
+          <w:noProof/>
+        </w:rPr>
+        <w:fldChar w:fldCharType="separate"/>
+      </w:r>
+      <w:r>
+        <w:rPr>
+          <w:noProof/>
+        </w:rPr>
+        <w:t>29</w:t>
       </w:r>
       <w:r>
         <w:rPr>
@@ -4427,7 +4986,7 @@
           <w:rFonts w:eastAsia="Times New Roman" w:cs="Calibri"/>
           <w:noProof/>
         </w:rPr>
-        <w:t>19. Не сделано и известные ограничения</w:t>
+        <w:t>19. Команды и правила игры</w:t>
       </w:r>
       <w:r>
         <w:rPr>
@@ -4445,7 +5004,7 @@
         <w:rPr>
           <w:noProof/>
         </w:rPr>
-        <w:instrText xml:space="preserve"> PAGEREF _Toc243599910 \h </w:instrText>
+        <w:instrText xml:space="preserve"> PAGEREF _Toc243646841 \h </w:instrText>
       </w:r>
       <w:r>
         <w:rPr>
@@ -4462,7 +5021,7 @@
         <w:rPr>
           <w:noProof/>
         </w:rPr>
-        <w:t>28</w:t>
+        <w:t>30</w:t>
       </w:r>
       <w:r>
         <w:rPr>
@@ -4489,7 +5048,7 @@
           <w:rFonts w:eastAsia="Times New Roman" w:cs="Calibri"/>
           <w:noProof/>
         </w:rPr>
-        <w:t>20. Для разработчиков</w:t>
+        <w:t>20. Что изменилось: история версий</w:t>
       </w:r>
       <w:r>
         <w:rPr>
@@ -4507,7 +5066,7 @@
         <w:rPr>
           <w:noProof/>
         </w:rPr>
-        <w:instrText xml:space="preserve"> PAGEREF _Toc243599911 \h </w:instrText>
+        <w:instrText xml:space="preserve"> PAGEREF _Toc243646842 \h </w:instrText>
       </w:r>
       <w:r>
         <w:rPr>
@@ -4524,7 +5083,131 @@
         <w:rPr>
           <w:noProof/>
         </w:rPr>
-        <w:t>29</w:t>
+        <w:t>31</w:t>
+      </w:r>
+      <w:r>
+        <w:rPr>
+          <w:noProof/>
+        </w:rPr>
+        <w:fldChar w:fldCharType="end"/>
+      </w:r>
+    </w:p>
+    <w:p>
+      <w:pPr>
+        <w:pStyle w:val="11"/>
+        <w:tabs>
+          <w:tab w:val="right" w:leader="dot" w:pos="9497"/>
+        </w:tabs>
+        <w:rPr>
+          <w:rFonts w:asciiTheme="minorHAnsi" w:hAnsiTheme="minorHAnsi" w:cstheme="minorBidi"/>
+          <w:noProof/>
+          <w:kern w:val="2"/>
+          <w14:ligatures w14:val="standardContextual"/>
+        </w:rPr>
+      </w:pPr>
+      <w:r>
+        <w:rPr>
+          <w:rFonts w:eastAsia="Times New Roman" w:cs="Calibri"/>
+          <w:noProof/>
+        </w:rPr>
+        <w:t>21. Не сделано и известные ограничения</w:t>
+      </w:r>
+      <w:r>
+        <w:rPr>
+          <w:noProof/>
+        </w:rPr>
+        <w:tab/>
+      </w:r>
+      <w:r>
+        <w:rPr>
+          <w:noProof/>
+        </w:rPr>
+        <w:fldChar w:fldCharType="begin"/>
+      </w:r>
+      <w:r>
+        <w:rPr>
+          <w:noProof/>
+        </w:rPr>
+        <w:instrText xml:space="preserve"> PAGEREF _Toc243646843 \h </w:instrText>
+      </w:r>
+      <w:r>
+        <w:rPr>
+          <w:noProof/>
+        </w:rPr>
+      </w:r>
+      <w:r>
+        <w:rPr>
+          <w:noProof/>
+        </w:rPr>
+        <w:fldChar w:fldCharType="separate"/>
+      </w:r>
+      <w:r>
+        <w:rPr>
+          <w:noProof/>
+        </w:rPr>
+        <w:t>32</w:t>
+      </w:r>
+      <w:r>
+        <w:rPr>
+          <w:noProof/>
+        </w:rPr>
+        <w:fldChar w:fldCharType="end"/>
+      </w:r>
+    </w:p>
+    <w:p>
+      <w:pPr>
+        <w:pStyle w:val="11"/>
+        <w:tabs>
+          <w:tab w:val="right" w:leader="dot" w:pos="9497"/>
+        </w:tabs>
+        <w:rPr>
+          <w:rFonts w:asciiTheme="minorHAnsi" w:hAnsiTheme="minorHAnsi" w:cstheme="minorBidi"/>
+          <w:noProof/>
+          <w:kern w:val="2"/>
+          <w14:ligatures w14:val="standardContextual"/>
+        </w:rPr>
+      </w:pPr>
+      <w:r>
+        <w:rPr>
+          <w:rFonts w:eastAsia="Times New Roman" w:cs="Calibri"/>
+          <w:noProof/>
+        </w:rPr>
+        <w:t>22. Для разработчиков</w:t>
+      </w:r>
+      <w:r>
+        <w:rPr>
+          <w:noProof/>
+        </w:rPr>
+        <w:tab/>
+      </w:r>
+      <w:r>
+        <w:rPr>
+          <w:noProof/>
+        </w:rPr>
+        <w:fldChar w:fldCharType="begin"/>
+      </w:r>
+      <w:r>
+        <w:rPr>
+          <w:noProof/>
+        </w:rPr>
+        <w:instrText xml:space="preserve"> PAGEREF _Toc243646844 \h </w:instrText>
+      </w:r>
+      <w:r>
+        <w:rPr>
+          <w:noProof/>
+        </w:rPr>
+      </w:r>
+      <w:r>
+        <w:rPr>
+          <w:noProof/>
+        </w:rPr>
+        <w:fldChar w:fldCharType="separate"/>
+      </w:r>
+      <w:r>
+        <w:rPr>
+          <w:noProof/>
+        </w:rPr>
+        <w:t>33</w:t>
       </w:r>
       <w:r>
         <w:rPr>
@@ -4551,7 +5234,7 @@
           <w:rFonts w:eastAsia="Times New Roman" w:cs="Calibri"/>
           <w:noProof/>
         </w:rPr>
-        <w:t>20.1. Сборка</w:t>
+        <w:t>22.1. Сборка</w:t>
       </w:r>
       <w:r>
         <w:rPr>
@@ -4569,7 +5252,7 @@
         <w:rPr>
           <w:noProof/>
         </w:rPr>
-        <w:instrText xml:space="preserve"> PAGEREF _Toc243599912 \h </w:instrText>
+        <w:instrText xml:space="preserve"> PAGEREF _Toc243646845 \h </w:instrText>
       </w:r>
       <w:r>
         <w:rPr>
@@ -4586,7 +5269,7 @@
         <w:rPr>
           <w:noProof/>
         </w:rPr>
-        <w:t>29</w:t>
+        <w:t>33</w:t>
       </w:r>
       <w:r>
         <w:rPr>
@@ -4613,7 +5296,7 @@
           <w:rFonts w:eastAsia="Times New Roman" w:cs="Calibri"/>
           <w:noProof/>
         </w:rPr>
-        <w:t>20.2. Структура кода</w:t>
+        <w:t>22.2. Структура кода</w:t>
       </w:r>
       <w:r>
         <w:rPr>
@@ -4631,7 +5314,7 @@
         <w:rPr>
           <w:noProof/>
         </w:rPr>
-        <w:instrText xml:space="preserve"> PAGEREF _Toc243599913 \h </w:instrText>
+        <w:instrText xml:space="preserve"> PAGEREF _Toc243646846 \h </w:instrText>
       </w:r>
       <w:r>
         <w:rPr>
@@ -4648,7 +5331,7 @@
         <w:rPr>
           <w:noProof/>
         </w:rPr>
-        <w:t>29</w:t>
+        <w:t>33</w:t>
       </w:r>
       <w:r>
         <w:rPr>
@@ -4675,7 +5358,7 @@
           <w:rFonts w:eastAsia="Times New Roman" w:cs="Calibri"/>
           <w:noProof/>
         </w:rPr>
-        <w:t>20.3. Как добавить станцию</w:t>
+        <w:t>22.3. Как добавить станцию</w:t>
       </w:r>
       <w:r>
         <w:rPr>
@@ -4693,7 +5376,7 @@
         <w:rPr>
           <w:noProof/>
         </w:rPr>
-        <w:instrText xml:space="preserve"> PAGEREF _Toc243599914 \h </w:instrText>
+        <w:instrText xml:space="preserve"> PAGEREF _Toc243646847 \h </w:instrText>
       </w:r>
       <w:r>
         <w:rPr>
@@ -4710,7 +5393,7 @@
         <w:rPr>
           <w:noProof/>
         </w:rPr>
-        <w:t>29</w:t>
+        <w:t>33</w:t>
       </w:r>
       <w:r>
         <w:rPr>
@@ -4737,7 +5420,7 @@
           <w:rFonts w:eastAsia="Times New Roman" w:cs="Calibri"/>
           <w:noProof/>
         </w:rPr>
-        <w:t>20.4. Иконки</w:t>
+        <w:t>22.4. Иконки</w:t>
       </w:r>
       <w:r>
         <w:rPr>
@@ -4755,7 +5438,7 @@
         <w:rPr>
           <w:noProof/>
         </w:rPr>
-        <w:instrText xml:space="preserve"> PAGEREF _Toc243599915 \h </w:instrText>
+        <w:instrText xml:space="preserve"> PAGEREF _Toc243646848 \h </w:instrText>
       </w:r>
       <w:r>
         <w:rPr>
@@ -4772,7 +5455,7 @@
         <w:rPr>
           <w:noProof/>
         </w:rPr>
-        <w:t>30</w:t>
+        <w:t>34</w:t>
       </w:r>
       <w:r>
         <w:rPr>
@@ -4799,7 +5482,7 @@
           <w:rFonts w:eastAsia="Times New Roman" w:cs="Calibri"/>
           <w:noProof/>
         </w:rPr>
-        <w:t>20.5. Журнал изменений</w:t>
+        <w:t>22.5. Журнал изменений</w:t>
       </w:r>
       <w:r>
         <w:rPr>
@@ -4817,25 +5500,24 @@
         <w:rPr>
           <w:noProof/>
         </w:rPr>
-        <w:instrText xml:space="preserve"> PAGEREF _Toc243599916 \h </w:instrText>
-      </w:r>
-      <w:r>
-        <w:rPr>
-          <w:noProof/>
-        </w:rPr>
-      </w:r>
-      <w:r>
-        <w:rPr>
-          <w:noProof/>
-        </w:rPr>
-        <w:lastRenderedPageBreak/>
+        <w:instrText xml:space="preserve"> PAGEREF _Toc243646849 \h </w:instrText>
+      </w:r>
+      <w:r>
+        <w:rPr>
+          <w:noProof/>
+        </w:rPr>
+      </w:r>
+      <w:r>
+        <w:rPr>
+          <w:noProof/>
+        </w:rPr>
         <w:fldChar w:fldCharType="separate"/>
       </w:r>
       <w:r>
         <w:rPr>
           <w:noProof/>
         </w:rPr>
-        <w:t>30</w:t>
+        <w:t>34</w:t>
       </w:r>
       <w:r>
         <w:rPr>
@@ -4870,7 +5552,7 @@
           <w:rFonts w:eastAsia="Times New Roman" w:cs="Calibri"/>
         </w:rPr>
       </w:pPr>
-      <w:bookmarkStart w:id="0" w:name="_Toc243599841"/>
+      <w:bookmarkStart w:id="0" w:name="_Toc243646763"/>
       <w:r>
         <w:rPr>
           <w:rFonts w:eastAsia="Times New Roman" w:cs="Calibri"/>
@@ -4947,7 +5629,7 @@
           <w:rFonts w:eastAsia="Times New Roman" w:cs="Calibri"/>
         </w:rPr>
       </w:pPr>
-      <w:bookmarkStart w:id="1" w:name="_Toc243599842"/>
+      <w:bookmarkStart w:id="1" w:name="_Toc243646764"/>
       <w:r>
         <w:rPr>
           <w:rFonts w:eastAsia="Times New Roman" w:cs="Calibri"/>
@@ -5293,7 +5975,7 @@
           <w:rFonts w:eastAsia="Times New Roman" w:cs="Calibri"/>
         </w:rPr>
       </w:pPr>
-      <w:bookmarkStart w:id="2" w:name="_Toc243599843"/>
+      <w:bookmarkStart w:id="2" w:name="_Toc243646765"/>
       <w:r>
         <w:rPr>
           <w:rFonts w:eastAsia="Times New Roman" w:cs="Calibri"/>
@@ -5355,7 +6037,7 @@
           <w:rFonts w:eastAsia="Times New Roman" w:cs="Calibri"/>
         </w:rPr>
       </w:pPr>
-      <w:bookmarkStart w:id="3" w:name="_Toc243599844"/>
+      <w:bookmarkStart w:id="3" w:name="_Toc243646766"/>
       <w:r>
         <w:rPr>
           <w:rFonts w:eastAsia="Times New Roman" w:cs="Calibri"/>
@@ -5538,7 +6220,7 @@
           <w:rFonts w:eastAsia="Times New Roman" w:cs="Calibri"/>
         </w:rPr>
       </w:pPr>
-      <w:bookmarkStart w:id="4" w:name="_Toc243599845"/>
+      <w:bookmarkStart w:id="4" w:name="_Toc243646767"/>
       <w:r>
         <w:rPr>
           <w:rFonts w:eastAsia="Times New Roman" w:cs="Calibri"/>
@@ -6464,11 +7146,12 @@
           <w:rFonts w:eastAsia="Times New Roman" w:cs="Calibri"/>
         </w:rPr>
       </w:pPr>
-      <w:bookmarkStart w:id="5" w:name="_Toc243599846"/>
+      <w:bookmarkStart w:id="5" w:name="_Toc243646768"/>
       <w:r>
         <w:rPr>
           <w:rFonts w:eastAsia="Times New Roman" w:cs="Calibri"/>
         </w:rPr>
+        <w:lastRenderedPageBreak/>
         <w:t>3. Персонаж и потребности</w:t>
       </w:r>
       <w:bookmarkEnd w:id="5"/>
@@ -6570,7 +7253,7 @@
           <w:rFonts w:eastAsia="Times New Roman" w:cs="Calibri"/>
         </w:rPr>
       </w:pPr>
-      <w:bookmarkStart w:id="6" w:name="_Toc243599847"/>
+      <w:bookmarkStart w:id="6" w:name="_Toc243646769"/>
       <w:r>
         <w:rPr>
           <w:rFonts w:eastAsia="Times New Roman" w:cs="Calibri"/>
@@ -6604,7 +7287,7 @@
           <w:rFonts w:eastAsia="Times New Roman" w:cs="Calibri"/>
         </w:rPr>
       </w:pPr>
-      <w:bookmarkStart w:id="7" w:name="_Toc243599848"/>
+      <w:bookmarkStart w:id="7" w:name="_Toc243646770"/>
       <w:r>
         <w:rPr>
           <w:rFonts w:eastAsia="Times New Roman" w:cs="Calibri"/>
@@ -6766,7 +7449,7 @@
           <w:rFonts w:eastAsia="Times New Roman" w:cs="Calibri"/>
         </w:rPr>
       </w:pPr>
-      <w:bookmarkStart w:id="8" w:name="_Toc243599849"/>
+      <w:bookmarkStart w:id="8" w:name="_Toc243646771"/>
       <w:r>
         <w:rPr>
           <w:rFonts w:eastAsia="Times New Roman" w:cs="Calibri"/>
@@ -6800,7 +7483,7 @@
           <w:rFonts w:eastAsia="Times New Roman" w:cs="Calibri"/>
         </w:rPr>
       </w:pPr>
-      <w:bookmarkStart w:id="9" w:name="_Toc243599850"/>
+      <w:bookmarkStart w:id="9" w:name="_Toc243646772"/>
       <w:r>
         <w:rPr>
           <w:rFonts w:eastAsia="Times New Roman" w:cs="Calibri"/>
@@ -6874,6 +7557,38 @@
           <w:sz w:val="22"/>
           <w:szCs w:val="22"/>
         </w:rPr>
+        <w:t>«Бодрость»</w:t>
+      </w:r>
+      <w:r>
+        <w:rPr>
+          <w:rFonts w:ascii="Calibri" w:eastAsia="Times New Roman" w:hAnsi="Calibri" w:cs="Calibri"/>
+          <w:sz w:val="22"/>
+          <w:szCs w:val="22"/>
+        </w:rPr>
+        <w:t xml:space="preserve"> — от крапивного отвара: 60 секунд выносливость восстанавливается в 1,3 раза быстрее (раздел 18).</w:t>
+      </w:r>
+    </w:p>
+    <w:p>
+      <w:pPr>
+        <w:numPr>
+          <w:ilvl w:val="0"/>
+          <w:numId w:val="3"/>
+        </w:numPr>
+        <w:spacing w:before="100" w:beforeAutospacing="1" w:after="100" w:afterAutospacing="1"/>
+        <w:rPr>
+          <w:rFonts w:ascii="Calibri" w:eastAsia="Times New Roman" w:hAnsi="Calibri" w:cs="Calibri"/>
+          <w:sz w:val="22"/>
+          <w:szCs w:val="22"/>
+        </w:rPr>
+      </w:pPr>
+      <w:r>
+        <w:rPr>
+          <w:rFonts w:ascii="Calibri" w:eastAsia="Times New Roman" w:hAnsi="Calibri" w:cs="Calibri"/>
+          <w:b/>
+          <w:bCs/>
+          <w:sz w:val="22"/>
+          <w:szCs w:val="22"/>
+        </w:rPr>
         <w:t>Изнеможение</w:t>
       </w:r>
       <w:r>
@@ -6892,7 +7607,7 @@
           <w:rFonts w:eastAsia="Times New Roman" w:cs="Calibri"/>
         </w:rPr>
       </w:pPr>
-      <w:bookmarkStart w:id="10" w:name="_Toc243599851"/>
+      <w:bookmarkStart w:id="10" w:name="_Toc243646773"/>
       <w:r>
         <w:rPr>
           <w:rFonts w:eastAsia="Times New Roman" w:cs="Calibri"/>
@@ -7196,6 +7911,7 @@
                 <w:sz w:val="20"/>
                 <w:szCs w:val="20"/>
               </w:rPr>
+              <w:lastRenderedPageBreak/>
               <w:t>Обуза</w:t>
             </w:r>
           </w:p>
@@ -7493,7 +8209,7 @@
           <w:rFonts w:eastAsia="Times New Roman" w:cs="Calibri"/>
         </w:rPr>
       </w:pPr>
-      <w:bookmarkStart w:id="11" w:name="_Toc243599852"/>
+      <w:bookmarkStart w:id="11" w:name="_Toc243646774"/>
       <w:r>
         <w:rPr>
           <w:rFonts w:eastAsia="Times New Roman" w:cs="Calibri"/>
@@ -7543,7 +8259,7 @@
           <w:rFonts w:eastAsia="Times New Roman" w:cs="Calibri"/>
         </w:rPr>
       </w:pPr>
-      <w:bookmarkStart w:id="12" w:name="_Toc243599853"/>
+      <w:bookmarkStart w:id="12" w:name="_Toc243646775"/>
       <w:r>
         <w:rPr>
           <w:rFonts w:eastAsia="Times New Roman" w:cs="Calibri"/>
@@ -8630,11 +9346,12 @@
           <w:rFonts w:eastAsia="Times New Roman" w:cs="Calibri"/>
         </w:rPr>
       </w:pPr>
-      <w:bookmarkStart w:id="13" w:name="_Toc243599854"/>
+      <w:bookmarkStart w:id="13" w:name="_Toc243646776"/>
       <w:r>
         <w:rPr>
           <w:rFonts w:eastAsia="Times New Roman" w:cs="Calibri"/>
         </w:rPr>
+        <w:lastRenderedPageBreak/>
         <w:t>4. Инвентарь и снаряжение</w:t>
       </w:r>
       <w:bookmarkEnd w:id="13"/>
@@ -8646,7 +9363,7 @@
           <w:rFonts w:eastAsia="Times New Roman" w:cs="Calibri"/>
         </w:rPr>
       </w:pPr>
-      <w:bookmarkStart w:id="14" w:name="_Toc243599855"/>
+      <w:bookmarkStart w:id="14" w:name="_Toc243646777"/>
       <w:r>
         <w:rPr>
           <w:rFonts w:eastAsia="Times New Roman" w:cs="Calibri"/>
@@ -8854,7 +9571,7 @@
           <w:rFonts w:eastAsia="Times New Roman" w:cs="Calibri"/>
         </w:rPr>
       </w:pPr>
-      <w:bookmarkStart w:id="15" w:name="_Toc243599856"/>
+      <w:bookmarkStart w:id="15" w:name="_Toc243646778"/>
       <w:r>
         <w:rPr>
           <w:rFonts w:eastAsia="Times New Roman" w:cs="Calibri"/>
@@ -8888,7 +9605,7 @@
           <w:rFonts w:eastAsia="Times New Roman" w:cs="Calibri"/>
         </w:rPr>
       </w:pPr>
-      <w:bookmarkStart w:id="16" w:name="_Toc243599857"/>
+      <w:bookmarkStart w:id="16" w:name="_Toc243646779"/>
       <w:r>
         <w:rPr>
           <w:rFonts w:eastAsia="Times New Roman" w:cs="Calibri"/>
@@ -8988,7 +9705,7 @@
           <w:rFonts w:eastAsia="Times New Roman" w:cs="Calibri"/>
         </w:rPr>
       </w:pPr>
-      <w:bookmarkStart w:id="17" w:name="_Toc243599858"/>
+      <w:bookmarkStart w:id="17" w:name="_Toc243646780"/>
       <w:r>
         <w:rPr>
           <w:rFonts w:eastAsia="Times New Roman" w:cs="Calibri"/>
@@ -9023,11 +9740,12 @@
           <w:rFonts w:eastAsia="Times New Roman" w:cs="Calibri"/>
         </w:rPr>
       </w:pPr>
-      <w:bookmarkStart w:id="18" w:name="_Toc243599859"/>
+      <w:bookmarkStart w:id="18" w:name="_Toc243646781"/>
       <w:r>
         <w:rPr>
           <w:rFonts w:eastAsia="Times New Roman" w:cs="Calibri"/>
         </w:rPr>
+        <w:lastRenderedPageBreak/>
         <w:t>5. Броня</w:t>
       </w:r>
       <w:bookmarkEnd w:id="18"/>
@@ -9039,7 +9757,7 @@
           <w:rFonts w:eastAsia="Times New Roman" w:cs="Calibri"/>
         </w:rPr>
       </w:pPr>
-      <w:bookmarkStart w:id="19" w:name="_Toc243599860"/>
+      <w:bookmarkStart w:id="19" w:name="_Toc243646782"/>
       <w:r>
         <w:rPr>
           <w:rFonts w:eastAsia="Times New Roman" w:cs="Calibri"/>
@@ -9385,7 +10103,7 @@
           <w:rFonts w:eastAsia="Times New Roman" w:cs="Calibri"/>
         </w:rPr>
       </w:pPr>
-      <w:bookmarkStart w:id="20" w:name="_Toc243599861"/>
+      <w:bookmarkStart w:id="20" w:name="_Toc243646783"/>
       <w:r>
         <w:rPr>
           <w:rFonts w:eastAsia="Times New Roman" w:cs="Calibri"/>
@@ -9437,7 +10155,7 @@
           <w:rFonts w:eastAsia="Times New Roman" w:cs="Calibri"/>
         </w:rPr>
       </w:pPr>
-      <w:bookmarkStart w:id="21" w:name="_Toc243599862"/>
+      <w:bookmarkStart w:id="21" w:name="_Toc243646784"/>
       <w:r>
         <w:rPr>
           <w:rFonts w:eastAsia="Times New Roman" w:cs="Calibri"/>
@@ -9471,7 +10189,7 @@
           <w:rFonts w:eastAsia="Times New Roman" w:cs="Calibri"/>
         </w:rPr>
       </w:pPr>
-      <w:bookmarkStart w:id="22" w:name="_Toc243599863"/>
+      <w:bookmarkStart w:id="22" w:name="_Toc243646785"/>
       <w:r>
         <w:rPr>
           <w:rFonts w:eastAsia="Times New Roman" w:cs="Calibri"/>
@@ -9506,11 +10224,12 @@
           <w:rFonts w:eastAsia="Times New Roman" w:cs="Calibri"/>
         </w:rPr>
       </w:pPr>
-      <w:bookmarkStart w:id="23" w:name="_Toc243599864"/>
+      <w:bookmarkStart w:id="23" w:name="_Toc243646786"/>
       <w:r>
         <w:rPr>
           <w:rFonts w:eastAsia="Times New Roman" w:cs="Calibri"/>
         </w:rPr>
+        <w:lastRenderedPageBreak/>
         <w:t>6. Качество</w:t>
       </w:r>
       <w:bookmarkEnd w:id="23"/>
@@ -9558,7 +10277,7 @@
           <w:rFonts w:eastAsia="Times New Roman" w:cs="Calibri"/>
         </w:rPr>
       </w:pPr>
-      <w:bookmarkStart w:id="24" w:name="_Toc243599865"/>
+      <w:bookmarkStart w:id="24" w:name="_Toc243646787"/>
       <w:r>
         <w:rPr>
           <w:rFonts w:eastAsia="Times New Roman" w:cs="Calibri"/>
@@ -11202,7 +11921,7 @@
           <w:rFonts w:eastAsia="Times New Roman" w:cs="Calibri"/>
         </w:rPr>
       </w:pPr>
-      <w:bookmarkStart w:id="25" w:name="_Toc243599866"/>
+      <w:bookmarkStart w:id="25" w:name="_Toc243646788"/>
       <w:r>
         <w:rPr>
           <w:rFonts w:eastAsia="Times New Roman" w:cs="Calibri"/>
@@ -11236,7 +11955,7 @@
           <w:rFonts w:eastAsia="Times New Roman" w:cs="Calibri"/>
         </w:rPr>
       </w:pPr>
-      <w:bookmarkStart w:id="26" w:name="_Toc243599867"/>
+      <w:bookmarkStart w:id="26" w:name="_Toc243646789"/>
       <w:r>
         <w:rPr>
           <w:rFonts w:eastAsia="Times New Roman" w:cs="Calibri"/>
@@ -11261,6 +11980,40 @@
           <w:szCs w:val="22"/>
         </w:rPr>
         <w:t>Качество кожи и ткани 0–4 переходит в вещь с шитейного стола и меняет её защиту на ±10% за ступень. Кожаная вещь, которую не смазывали 16 суток, пересыхает (×0,8).</w:t>
+      </w:r>
+    </w:p>
+    <w:p>
+      <w:pPr>
+        <w:pStyle w:val="2"/>
+        <w:rPr>
+          <w:rFonts w:eastAsia="Times New Roman" w:cs="Calibri"/>
+        </w:rPr>
+      </w:pPr>
+      <w:bookmarkStart w:id="27" w:name="_Toc243646790"/>
+      <w:r>
+        <w:rPr>
+          <w:rFonts w:eastAsia="Times New Roman" w:cs="Calibri"/>
+        </w:rPr>
+        <w:t>6.4. Дерево</w:t>
+      </w:r>
+      <w:bookmarkEnd w:id="27"/>
+    </w:p>
+    <w:p>
+      <w:pPr>
+        <w:pStyle w:val="a3"/>
+        <w:rPr>
+          <w:rFonts w:ascii="Calibri" w:hAnsi="Calibri" w:cs="Calibri"/>
+          <w:sz w:val="22"/>
+          <w:szCs w:val="22"/>
+        </w:rPr>
+      </w:pPr>
+      <w:r>
+        <w:rPr>
+          <w:rFonts w:ascii="Calibri" w:hAnsi="Calibri" w:cs="Calibri"/>
+          <w:sz w:val="22"/>
+          <w:szCs w:val="22"/>
+        </w:rPr>
+        <w:t>Изделия верстака плотника — качество 0–5 по среднему счёту этапов работы (раздел 17.4). У инструментов от него прочность: Ужасное ×0,6, Плохое ×0,8, Посредственное ×1, Добротное ×1,2, Отменное ×1,4, Шедевр ×1,7 — в подсказке «Прочность ×…». Деревянная миска выходит без качества.</w:t>
       </w:r>
     </w:p>
     <w:p>
@@ -11271,14 +12024,15 @@
           <w:rFonts w:eastAsia="Times New Roman" w:cs="Calibri"/>
         </w:rPr>
       </w:pPr>
-      <w:bookmarkStart w:id="27" w:name="_Toc243599868"/>
+      <w:bookmarkStart w:id="28" w:name="_Toc243646791"/>
       <w:r>
         <w:rPr>
           <w:rFonts w:eastAsia="Times New Roman" w:cs="Calibri"/>
         </w:rPr>
+        <w:lastRenderedPageBreak/>
         <w:t>7. Мир</w:t>
       </w:r>
-      <w:bookmarkEnd w:id="27"/>
+      <w:bookmarkEnd w:id="28"/>
     </w:p>
     <w:p>
       <w:pPr>
@@ -11287,14 +12041,14 @@
           <w:rFonts w:eastAsia="Times New Roman" w:cs="Calibri"/>
         </w:rPr>
       </w:pPr>
-      <w:bookmarkStart w:id="28" w:name="_Toc243599869"/>
+      <w:bookmarkStart w:id="29" w:name="_Toc243646792"/>
       <w:r>
         <w:rPr>
           <w:rFonts w:eastAsia="Times New Roman" w:cs="Calibri"/>
         </w:rPr>
         <w:t>7.1. Календарь</w:t>
       </w:r>
-      <w:bookmarkEnd w:id="28"/>
+      <w:bookmarkEnd w:id="29"/>
     </w:p>
     <w:p>
       <w:pPr>
@@ -11413,14 +12167,14 @@
           <w:rFonts w:eastAsia="Times New Roman" w:cs="Calibri"/>
         </w:rPr>
       </w:pPr>
-      <w:bookmarkStart w:id="29" w:name="_Toc243599870"/>
+      <w:bookmarkStart w:id="30" w:name="_Toc243646793"/>
       <w:r>
         <w:rPr>
           <w:rFonts w:eastAsia="Times New Roman" w:cs="Calibri"/>
         </w:rPr>
         <w:t>7.2. Карта мира (M)</w:t>
       </w:r>
-      <w:bookmarkEnd w:id="29"/>
+      <w:bookmarkEnd w:id="30"/>
     </w:p>
     <w:p>
       <w:pPr>
@@ -11601,14 +12355,14 @@
           <w:rFonts w:eastAsia="Times New Roman" w:cs="Calibri"/>
         </w:rPr>
       </w:pPr>
-      <w:bookmarkStart w:id="30" w:name="_Toc243599871"/>
+      <w:bookmarkStart w:id="31" w:name="_Toc243646794"/>
       <w:r>
         <w:rPr>
           <w:rFonts w:eastAsia="Times New Roman" w:cs="Calibri"/>
         </w:rPr>
         <w:t>7.3. Компас</w:t>
       </w:r>
-      <w:bookmarkEnd w:id="30"/>
+      <w:bookmarkEnd w:id="31"/>
     </w:p>
     <w:p>
       <w:pPr>
@@ -11635,14 +12389,14 @@
           <w:rFonts w:eastAsia="Times New Roman" w:cs="Calibri"/>
         </w:rPr>
       </w:pPr>
-      <w:bookmarkStart w:id="31" w:name="_Toc243599872"/>
+      <w:bookmarkStart w:id="32" w:name="_Toc243646795"/>
       <w:r>
         <w:rPr>
           <w:rFonts w:eastAsia="Times New Roman" w:cs="Calibri"/>
         </w:rPr>
         <w:t>7.4. Реестр знамён и гербовник</w:t>
       </w:r>
-      <w:bookmarkEnd w:id="31"/>
+      <w:bookmarkEnd w:id="32"/>
     </w:p>
     <w:p>
       <w:pPr>
@@ -11729,14 +12483,14 @@
           <w:rFonts w:eastAsia="Times New Roman" w:cs="Calibri"/>
         </w:rPr>
       </w:pPr>
-      <w:bookmarkStart w:id="32" w:name="_Toc243599873"/>
+      <w:bookmarkStart w:id="33" w:name="_Toc243646796"/>
       <w:r>
         <w:rPr>
           <w:rFonts w:eastAsia="Times New Roman" w:cs="Calibri"/>
         </w:rPr>
         <w:t>7.5. Музыка и звуки мест</w:t>
       </w:r>
-      <w:bookmarkEnd w:id="32"/>
+      <w:bookmarkEnd w:id="33"/>
     </w:p>
     <w:p>
       <w:pPr>
@@ -11824,14 +12578,15 @@
           <w:rFonts w:eastAsia="Times New Roman" w:cs="Calibri"/>
         </w:rPr>
       </w:pPr>
-      <w:bookmarkStart w:id="33" w:name="_Toc243599874"/>
+      <w:bookmarkStart w:id="34" w:name="_Toc243646797"/>
       <w:r>
         <w:rPr>
           <w:rFonts w:eastAsia="Times New Roman" w:cs="Calibri"/>
         </w:rPr>
+        <w:lastRenderedPageBreak/>
         <w:t>8. Взаимодействие с блоками и замки</w:t>
       </w:r>
-      <w:bookmarkEnd w:id="33"/>
+      <w:bookmarkEnd w:id="34"/>
     </w:p>
     <w:p>
       <w:pPr>
@@ -12013,14 +12768,15 @@
           <w:rFonts w:eastAsia="Times New Roman" w:cs="Calibri"/>
         </w:rPr>
       </w:pPr>
-      <w:bookmarkStart w:id="34" w:name="_Toc243599875"/>
+      <w:bookmarkStart w:id="35" w:name="_Toc243646798"/>
       <w:r>
         <w:rPr>
           <w:rFonts w:eastAsia="Times New Roman" w:cs="Calibri"/>
         </w:rPr>
+        <w:lastRenderedPageBreak/>
         <w:t>9. Общение</w:t>
       </w:r>
-      <w:bookmarkEnd w:id="34"/>
+      <w:bookmarkEnd w:id="35"/>
     </w:p>
     <w:p>
       <w:pPr>
@@ -12029,14 +12785,14 @@
           <w:rFonts w:eastAsia="Times New Roman" w:cs="Calibri"/>
         </w:rPr>
       </w:pPr>
-      <w:bookmarkStart w:id="35" w:name="_Toc243599876"/>
+      <w:bookmarkStart w:id="36" w:name="_Toc243646799"/>
       <w:r>
         <w:rPr>
           <w:rFonts w:eastAsia="Times New Roman" w:cs="Calibri"/>
         </w:rPr>
         <w:t>9.1. Чат</w:t>
       </w:r>
-      <w:bookmarkEnd w:id="35"/>
+      <w:bookmarkEnd w:id="36"/>
     </w:p>
     <w:tbl>
       <w:tblPr>
@@ -12499,14 +13255,14 @@
           <w:rFonts w:eastAsia="Times New Roman" w:cs="Calibri"/>
         </w:rPr>
       </w:pPr>
-      <w:bookmarkStart w:id="36" w:name="_Toc243599877"/>
+      <w:bookmarkStart w:id="37" w:name="_Toc243646800"/>
       <w:r>
         <w:rPr>
           <w:rFonts w:eastAsia="Times New Roman" w:cs="Calibri"/>
         </w:rPr>
         <w:t>9.2. Имена</w:t>
       </w:r>
-      <w:bookmarkEnd w:id="36"/>
+      <w:bookmarkEnd w:id="37"/>
     </w:p>
     <w:p>
       <w:pPr>
@@ -12605,14 +13361,14 @@
           <w:rFonts w:eastAsia="Times New Roman" w:cs="Calibri"/>
         </w:rPr>
       </w:pPr>
-      <w:bookmarkStart w:id="37" w:name="_Toc243599878"/>
+      <w:bookmarkStart w:id="38" w:name="_Toc243646801"/>
       <w:r>
         <w:rPr>
           <w:rFonts w:eastAsia="Times New Roman" w:cs="Calibri"/>
         </w:rPr>
         <w:t>9.3. Отряды (O)</w:t>
       </w:r>
-      <w:bookmarkEnd w:id="37"/>
+      <w:bookmarkEnd w:id="38"/>
     </w:p>
     <w:p>
       <w:pPr>
@@ -12654,14 +13410,15 @@
           <w:rFonts w:eastAsia="Times New Roman" w:cs="Calibri"/>
         </w:rPr>
       </w:pPr>
-      <w:bookmarkStart w:id="38" w:name="_Toc243599879"/>
+      <w:bookmarkStart w:id="39" w:name="_Toc243646802"/>
       <w:r>
         <w:rPr>
           <w:rFonts w:eastAsia="Times New Roman" w:cs="Calibri"/>
         </w:rPr>
+        <w:lastRenderedPageBreak/>
         <w:t>10. Земледелие</w:t>
       </w:r>
-      <w:bookmarkEnd w:id="38"/>
+      <w:bookmarkEnd w:id="39"/>
     </w:p>
     <w:p>
       <w:pPr>
@@ -12828,7 +13585,7 @@
           <w:sz w:val="22"/>
           <w:szCs w:val="22"/>
         </w:rPr>
-        <w:t xml:space="preserve"> падают с травы и папоротника, срезанных серпом, косой или ножом (25%).</w:t>
+        <w:t xml:space="preserve"> срезают ножом, серпом или косой только с кустиков трав (раздел 18). С обычной травы, папоротника и цветов ничего не срезается и не падает; серп и коса траву больше не косят.</w:t>
       </w:r>
     </w:p>
     <w:p>
@@ -12852,7 +13609,7 @@
           <w:sz w:val="22"/>
           <w:szCs w:val="22"/>
         </w:rPr>
-        <w:t>Рожь:</w:t>
+        <w:t>Рожь</w:t>
       </w:r>
       <w:r>
         <w:rPr>
@@ -12860,7 +13617,7 @@
           <w:sz w:val="22"/>
           <w:szCs w:val="22"/>
         </w:rPr>
-        <w:t xml:space="preserve"> семена падают с травы и папоротника (8%). Растёт как пшеница, срезается серпом и косой.</w:t>
+        <w:t xml:space="preserve"> растёт как пшеница, срезается серпом и косой. Семена ржи с травы больше не падают — их дают торговля и администрация.</w:t>
       </w:r>
     </w:p>
     <w:p>
@@ -12884,7 +13641,15 @@
           <w:sz w:val="22"/>
           <w:szCs w:val="22"/>
         </w:rPr>
-        <w:t>Грядки: ячмень, овёс, лук, чеснок, репа, бобы, капуста — ПКМ по пашне, растут как пшеница, спелые дают 2–4, срезаются серпом и косой. Семена падают с травы (6%).</w:t>
+        <w:t>Грядки:</w:t>
+      </w:r>
+      <w:r>
+        <w:rPr>
+          <w:rFonts w:ascii="Calibri" w:eastAsia="Times New Roman" w:hAnsi="Calibri" w:cs="Calibri"/>
+          <w:sz w:val="22"/>
+          <w:szCs w:val="22"/>
+        </w:rPr>
+        <w:t xml:space="preserve"> ячмень, овёс, лук, чеснок, репа, бобы, капуста — ПКМ по пашне, растут как пшеница, спелые дают 2–4, срезаются серпом и косой. Сажают сам урожай; с травы ничего не падает.</w:t>
       </w:r>
     </w:p>
     <w:p>
@@ -12908,7 +13673,15 @@
           <w:sz w:val="22"/>
           <w:szCs w:val="22"/>
         </w:rPr>
-        <w:t>Лён: грядка, семена падают с травы, как у прочих грядок. Спелый срезается серпом и косой и идёт на волокно (раздел 16).</w:t>
+        <w:t>Лён:</w:t>
+      </w:r>
+      <w:r>
+        <w:rPr>
+          <w:rFonts w:ascii="Calibri" w:eastAsia="Times New Roman" w:hAnsi="Calibri" w:cs="Calibri"/>
+          <w:sz w:val="22"/>
+          <w:szCs w:val="22"/>
+        </w:rPr>
+        <w:t xml:space="preserve"> грядка. Спелый срезается серпом и косой и идёт на волокно (раздел 16). Лён и ячмень рисуются в рост блока — срезаются, куда ни целься.</w:t>
       </w:r>
     </w:p>
     <w:p>
@@ -13015,14 +13788,15 @@
           <w:rFonts w:eastAsia="Times New Roman" w:cs="Calibri"/>
         </w:rPr>
       </w:pPr>
-      <w:bookmarkStart w:id="39" w:name="_Toc243599880"/>
+      <w:bookmarkStart w:id="40" w:name="_Toc243646803"/>
       <w:r>
         <w:rPr>
           <w:rFonts w:eastAsia="Times New Roman" w:cs="Calibri"/>
         </w:rPr>
+        <w:lastRenderedPageBreak/>
         <w:t>11. Готовка</w:t>
       </w:r>
-      <w:bookmarkEnd w:id="39"/>
+      <w:bookmarkEnd w:id="40"/>
     </w:p>
     <w:p>
       <w:pPr>
@@ -13049,14 +13823,14 @@
           <w:rFonts w:eastAsia="Times New Roman" w:cs="Calibri"/>
         </w:rPr>
       </w:pPr>
-      <w:bookmarkStart w:id="40" w:name="_Toc243599881"/>
+      <w:bookmarkStart w:id="41" w:name="_Toc243646804"/>
       <w:r>
         <w:rPr>
           <w:rFonts w:eastAsia="Times New Roman" w:cs="Calibri"/>
         </w:rPr>
         <w:t>11.1. Станции</w:t>
       </w:r>
-      <w:bookmarkEnd w:id="40"/>
+      <w:bookmarkEnd w:id="41"/>
     </w:p>
     <w:tbl>
       <w:tblPr>
@@ -13969,7 +14743,7 @@
           <w:rFonts w:eastAsia="Times New Roman" w:cs="Calibri"/>
         </w:rPr>
       </w:pPr>
-      <w:bookmarkStart w:id="41" w:name="_Toc243599882"/>
+      <w:bookmarkStart w:id="42" w:name="_Toc243646805"/>
       <w:r>
         <w:rPr>
           <w:rFonts w:eastAsia="Times New Roman" w:cs="Calibri"/>
@@ -13988,7 +14762,7 @@
         </w:rPr>
         <w:t>: блюдо по составу</w:t>
       </w:r>
-      <w:bookmarkEnd w:id="41"/>
+      <w:bookmarkEnd w:id="42"/>
     </w:p>
     <w:p>
       <w:pPr>
@@ -14353,6 +15127,7 @@
                 <w:sz w:val="20"/>
                 <w:szCs w:val="20"/>
               </w:rPr>
+              <w:lastRenderedPageBreak/>
               <w:t>Грибы</w:t>
             </w:r>
           </w:p>
@@ -14733,14 +15508,14 @@
           <w:rFonts w:eastAsia="Times New Roman" w:cs="Calibri"/>
         </w:rPr>
       </w:pPr>
-      <w:bookmarkStart w:id="42" w:name="_Toc243599883"/>
+      <w:bookmarkStart w:id="43" w:name="_Toc243646806"/>
       <w:r>
         <w:rPr>
           <w:rFonts w:eastAsia="Times New Roman" w:cs="Calibri"/>
         </w:rPr>
         <w:t>11.3. Жарка на углях</w:t>
       </w:r>
-      <w:bookmarkEnd w:id="42"/>
+      <w:bookmarkEnd w:id="43"/>
     </w:p>
     <w:p>
       <w:pPr>
@@ -14837,14 +15612,14 @@
           <w:rFonts w:eastAsia="Times New Roman" w:cs="Calibri"/>
         </w:rPr>
       </w:pPr>
-      <w:bookmarkStart w:id="43" w:name="_Toc243599884"/>
+      <w:bookmarkStart w:id="44" w:name="_Toc243646807"/>
       <w:r>
         <w:rPr>
           <w:rFonts w:eastAsia="Times New Roman" w:cs="Calibri"/>
         </w:rPr>
         <w:t>11.4. Кухонный стол: рецепты</w:t>
       </w:r>
-      <w:bookmarkEnd w:id="43"/>
+      <w:bookmarkEnd w:id="44"/>
     </w:p>
     <w:p>
       <w:pPr>
@@ -16348,6 +17123,7 @@
                 <w:sz w:val="20"/>
                 <w:szCs w:val="20"/>
               </w:rPr>
+              <w:lastRenderedPageBreak/>
               <w:t>Зайчатина с травами</w:t>
             </w:r>
           </w:p>
@@ -16757,14 +17533,14 @@
           <w:rFonts w:eastAsia="Times New Roman" w:cs="Calibri"/>
         </w:rPr>
       </w:pPr>
-      <w:bookmarkStart w:id="44" w:name="_Toc243599885"/>
+      <w:bookmarkStart w:id="45" w:name="_Toc243646808"/>
       <w:r>
         <w:rPr>
           <w:rFonts w:eastAsia="Times New Roman" w:cs="Calibri"/>
         </w:rPr>
         <w:t>11.5. Печь</w:t>
       </w:r>
-      <w:bookmarkEnd w:id="44"/>
+      <w:bookmarkEnd w:id="45"/>
     </w:p>
     <w:p>
       <w:pPr>
@@ -16799,14 +17575,14 @@
           <w:rFonts w:eastAsia="Times New Roman" w:cs="Calibri"/>
         </w:rPr>
       </w:pPr>
-      <w:bookmarkStart w:id="45" w:name="_Toc243599886"/>
+      <w:bookmarkStart w:id="46" w:name="_Toc243646809"/>
       <w:r>
         <w:rPr>
           <w:rFonts w:eastAsia="Times New Roman" w:cs="Calibri"/>
         </w:rPr>
         <w:t>11.6. Дрова</w:t>
       </w:r>
-      <w:bookmarkEnd w:id="45"/>
+      <w:bookmarkEnd w:id="46"/>
     </w:p>
     <w:p>
       <w:pPr>
@@ -16823,7 +17599,7 @@
           <w:sz w:val="22"/>
           <w:szCs w:val="22"/>
         </w:rPr>
-        <w:t>Отдельный предмет — основное топливо очага и печи: горят дольше всего, кроме угля (2000 тиков; бревно — 1600, доски — 600). Крафта пока нет. Очаг, печь и горн тратят топливо вдвое медленнее, чем раньше. У очага, костра и печи по 3 ячейки для поленьев.</w:t>
+        <w:t>Отдельный предмет — основное топливо очага и печи: горят дольше всего, кроме угля (2000 тиков; бревно — 1600, доски — 600). Колют их на колоде для колки (раздел 17.1): с бревна — 3 полена, с кривого пропила на козлах — горбыль. Очаг, печь и горн тратят топливо вдвое медленнее, чем раньше. У очага, костра и печи по 3 ячейки для поленьев.</w:t>
       </w:r>
     </w:p>
     <w:p>
@@ -16833,14 +17609,14 @@
           <w:rFonts w:eastAsia="Times New Roman" w:cs="Calibri"/>
         </w:rPr>
       </w:pPr>
-      <w:bookmarkStart w:id="46" w:name="_Toc243599887"/>
+      <w:bookmarkStart w:id="47" w:name="_Toc243646810"/>
       <w:r>
         <w:rPr>
           <w:rFonts w:eastAsia="Times New Roman" w:cs="Calibri"/>
         </w:rPr>
         <w:t>11.7. Новая еда</w:t>
       </w:r>
-      <w:bookmarkEnd w:id="46"/>
+      <w:bookmarkEnd w:id="47"/>
     </w:p>
     <w:p>
       <w:pPr>
@@ -16886,14 +17662,15 @@
           <w:rFonts w:eastAsia="Times New Roman" w:cs="Calibri"/>
         </w:rPr>
       </w:pPr>
-      <w:bookmarkStart w:id="47" w:name="_Toc243599888"/>
+      <w:bookmarkStart w:id="48" w:name="_Toc243646811"/>
       <w:r>
         <w:rPr>
           <w:rFonts w:eastAsia="Times New Roman" w:cs="Calibri"/>
         </w:rPr>
+        <w:lastRenderedPageBreak/>
         <w:t>12. Пчеловодство</w:t>
       </w:r>
-      <w:bookmarkEnd w:id="47"/>
+      <w:bookmarkEnd w:id="48"/>
     </w:p>
     <w:p>
       <w:pPr>
@@ -17109,14 +17886,15 @@
           <w:rFonts w:eastAsia="Times New Roman" w:cs="Calibri"/>
         </w:rPr>
       </w:pPr>
-      <w:bookmarkStart w:id="48" w:name="_Toc243599889"/>
+      <w:bookmarkStart w:id="49" w:name="_Toc243646812"/>
       <w:r>
         <w:rPr>
           <w:rFonts w:eastAsia="Times New Roman" w:cs="Calibri"/>
         </w:rPr>
+        <w:lastRenderedPageBreak/>
         <w:t>13. Алкоголь</w:t>
       </w:r>
-      <w:bookmarkEnd w:id="48"/>
+      <w:bookmarkEnd w:id="49"/>
     </w:p>
     <w:p>
       <w:pPr>
@@ -17143,14 +17921,14 @@
           <w:rFonts w:eastAsia="Times New Roman" w:cs="Calibri"/>
         </w:rPr>
       </w:pPr>
-      <w:bookmarkStart w:id="49" w:name="_Toc243599890"/>
+      <w:bookmarkStart w:id="50" w:name="_Toc243646813"/>
       <w:r>
         <w:rPr>
           <w:rFonts w:eastAsia="Times New Roman" w:cs="Calibri"/>
         </w:rPr>
         <w:t>13.1. Давильня: сок</w:t>
       </w:r>
-      <w:bookmarkEnd w:id="49"/>
+      <w:bookmarkEnd w:id="50"/>
     </w:p>
     <w:p>
       <w:pPr>
@@ -17249,14 +18027,14 @@
           <w:rFonts w:eastAsia="Times New Roman" w:cs="Calibri"/>
         </w:rPr>
       </w:pPr>
-      <w:bookmarkStart w:id="50" w:name="_Toc243599891"/>
+      <w:bookmarkStart w:id="51" w:name="_Toc243646814"/>
       <w:r>
         <w:rPr>
           <w:rFonts w:eastAsia="Times New Roman" w:cs="Calibri"/>
         </w:rPr>
         <w:t>13.2. Солод и пивное сусло</w:t>
       </w:r>
-      <w:bookmarkEnd w:id="50"/>
+      <w:bookmarkEnd w:id="51"/>
     </w:p>
     <w:p>
       <w:pPr>
@@ -17533,14 +18311,14 @@
           <w:rFonts w:eastAsia="Times New Roman" w:cs="Calibri"/>
         </w:rPr>
       </w:pPr>
-      <w:bookmarkStart w:id="51" w:name="_Toc243599892"/>
+      <w:bookmarkStart w:id="52" w:name="_Toc243646815"/>
       <w:r>
         <w:rPr>
           <w:rFonts w:eastAsia="Times New Roman" w:cs="Calibri"/>
         </w:rPr>
         <w:t>13.3. Бродильная бочка</w:t>
       </w:r>
-      <w:bookmarkEnd w:id="51"/>
+      <w:bookmarkEnd w:id="52"/>
     </w:p>
     <w:p>
       <w:pPr>
@@ -17929,6 +18707,7 @@
                 <w:sz w:val="20"/>
                 <w:szCs w:val="20"/>
               </w:rPr>
+              <w:lastRenderedPageBreak/>
               <w:t>Яблочный сок</w:t>
             </w:r>
           </w:p>
@@ -18458,14 +19237,14 @@
           <w:rFonts w:eastAsia="Times New Roman" w:cs="Calibri"/>
         </w:rPr>
       </w:pPr>
-      <w:bookmarkStart w:id="52" w:name="_Toc243599893"/>
+      <w:bookmarkStart w:id="53" w:name="_Toc243646816"/>
       <w:r>
         <w:rPr>
           <w:rFonts w:eastAsia="Times New Roman" w:cs="Calibri"/>
         </w:rPr>
         <w:t>13.4. Перегонный куб: крепкое</w:t>
       </w:r>
-      <w:bookmarkEnd w:id="52"/>
+      <w:bookmarkEnd w:id="53"/>
     </w:p>
     <w:p>
       <w:pPr>
@@ -18964,14 +19743,14 @@
           <w:rFonts w:eastAsia="Times New Roman" w:cs="Calibri"/>
         </w:rPr>
       </w:pPr>
-      <w:bookmarkStart w:id="53" w:name="_Toc243599894"/>
+      <w:bookmarkStart w:id="54" w:name="_Toc243646817"/>
       <w:r>
         <w:rPr>
           <w:rFonts w:eastAsia="Times New Roman" w:cs="Calibri"/>
         </w:rPr>
         <w:t>13.5. Бочка для выдержки</w:t>
       </w:r>
-      <w:bookmarkEnd w:id="53"/>
+      <w:bookmarkEnd w:id="54"/>
     </w:p>
     <w:p>
       <w:pPr>
@@ -19047,14 +19826,15 @@
           <w:rFonts w:eastAsia="Times New Roman" w:cs="Calibri"/>
         </w:rPr>
       </w:pPr>
-      <w:bookmarkStart w:id="54" w:name="_Toc243599895"/>
+      <w:bookmarkStart w:id="55" w:name="_Toc243646818"/>
       <w:r>
         <w:rPr>
           <w:rFonts w:eastAsia="Times New Roman" w:cs="Calibri"/>
         </w:rPr>
+        <w:lastRenderedPageBreak/>
         <w:t>14. Кожевенное дело</w:t>
       </w:r>
-      <w:bookmarkEnd w:id="54"/>
+      <w:bookmarkEnd w:id="55"/>
     </w:p>
     <w:p>
       <w:pPr>
@@ -19081,14 +19861,14 @@
           <w:rFonts w:eastAsia="Times New Roman" w:cs="Calibri"/>
         </w:rPr>
       </w:pPr>
-      <w:bookmarkStart w:id="55" w:name="_Toc243599896"/>
+      <w:bookmarkStart w:id="56" w:name="_Toc243646819"/>
       <w:r>
         <w:rPr>
           <w:rFonts w:eastAsia="Times New Roman" w:cs="Calibri"/>
         </w:rPr>
         <w:t>14.1. Сырьё</w:t>
       </w:r>
-      <w:bookmarkEnd w:id="55"/>
+      <w:bookmarkEnd w:id="56"/>
     </w:p>
     <w:p>
       <w:pPr>
@@ -19189,14 +19969,14 @@
           <w:rFonts w:eastAsia="Times New Roman" w:cs="Calibri"/>
         </w:rPr>
       </w:pPr>
-      <w:bookmarkStart w:id="56" w:name="_Toc243599897"/>
+      <w:bookmarkStart w:id="57" w:name="_Toc243646820"/>
       <w:r>
         <w:rPr>
           <w:rFonts w:eastAsia="Times New Roman" w:cs="Calibri"/>
         </w:rPr>
         <w:t>14.2. Порядок работы</w:t>
       </w:r>
-      <w:bookmarkEnd w:id="56"/>
+      <w:bookmarkEnd w:id="57"/>
     </w:p>
     <w:p>
       <w:pPr>
@@ -19368,14 +20148,15 @@
           <w:rFonts w:eastAsia="Times New Roman" w:cs="Calibri"/>
         </w:rPr>
       </w:pPr>
-      <w:bookmarkStart w:id="57" w:name="_Toc243599898"/>
+      <w:bookmarkStart w:id="58" w:name="_Toc243646821"/>
       <w:r>
         <w:rPr>
           <w:rFonts w:eastAsia="Times New Roman" w:cs="Calibri"/>
         </w:rPr>
+        <w:lastRenderedPageBreak/>
         <w:t>15. Гончарное дело</w:t>
       </w:r>
-      <w:bookmarkEnd w:id="57"/>
+      <w:bookmarkEnd w:id="58"/>
     </w:p>
     <w:p>
       <w:pPr>
@@ -19402,14 +20183,14 @@
           <w:rFonts w:eastAsia="Times New Roman" w:cs="Calibri"/>
         </w:rPr>
       </w:pPr>
-      <w:bookmarkStart w:id="58" w:name="_Toc243599899"/>
+      <w:bookmarkStart w:id="59" w:name="_Toc243646822"/>
       <w:r>
         <w:rPr>
           <w:rFonts w:eastAsia="Times New Roman" w:cs="Calibri"/>
         </w:rPr>
         <w:t>15.1. Бочка для замеса</w:t>
       </w:r>
-      <w:bookmarkEnd w:id="58"/>
+      <w:bookmarkEnd w:id="59"/>
     </w:p>
     <w:p>
       <w:pPr>
@@ -19514,14 +20295,14 @@
           <w:rFonts w:eastAsia="Times New Roman" w:cs="Calibri"/>
         </w:rPr>
       </w:pPr>
-      <w:bookmarkStart w:id="59" w:name="_Toc243599900"/>
+      <w:bookmarkStart w:id="60" w:name="_Toc243646823"/>
       <w:r>
         <w:rPr>
           <w:rFonts w:eastAsia="Times New Roman" w:cs="Calibri"/>
         </w:rPr>
         <w:t>15.2. Гончарный круг</w:t>
       </w:r>
-      <w:bookmarkEnd w:id="59"/>
+      <w:bookmarkEnd w:id="60"/>
     </w:p>
     <w:p>
       <w:pPr>
@@ -19602,14 +20383,14 @@
           <w:rFonts w:eastAsia="Times New Roman" w:cs="Calibri"/>
         </w:rPr>
       </w:pPr>
-      <w:bookmarkStart w:id="60" w:name="_Toc243599901"/>
+      <w:bookmarkStart w:id="61" w:name="_Toc243646824"/>
       <w:r>
         <w:rPr>
           <w:rFonts w:eastAsia="Times New Roman" w:cs="Calibri"/>
         </w:rPr>
         <w:t>15.3. Сушка и обжиг</w:t>
       </w:r>
-      <w:bookmarkEnd w:id="60"/>
+      <w:bookmarkEnd w:id="61"/>
     </w:p>
     <w:p>
       <w:pPr>
@@ -19690,14 +20471,14 @@
           <w:rFonts w:eastAsia="Times New Roman" w:cs="Calibri"/>
         </w:rPr>
       </w:pPr>
-      <w:bookmarkStart w:id="61" w:name="_Toc243599902"/>
+      <w:bookmarkStart w:id="62" w:name="_Toc243646825"/>
       <w:r>
         <w:rPr>
           <w:rFonts w:eastAsia="Times New Roman" w:cs="Calibri"/>
         </w:rPr>
         <w:t>15.4. Посуда</w:t>
       </w:r>
-      <w:bookmarkEnd w:id="61"/>
+      <w:bookmarkEnd w:id="62"/>
     </w:p>
     <w:p>
       <w:pPr>
@@ -19720,7 +20501,15 @@
           <w:sz w:val="22"/>
           <w:szCs w:val="22"/>
         </w:rPr>
-        <w:t>Кружка и кувшин (1 и 4 меры воды): ПКМ по воде — набрать, ПКМ — пить (+25 жажды; кувшин летом холодит воду, +5), Shift + ПКМ — вылить. Полный кувшин заменяет ведро воды в бочке для замеса, горшке и дубильном чане. Кувшин держит и питьё — до 4 склянок одного: наливают из давильни, бочек, куба и горшка, выливают в бочку и куб; ПКМ — выпить склянку.</w:t>
+        <w:t>Кружка и кувшин</w:t>
+      </w:r>
+      <w:r>
+        <w:rPr>
+          <w:rFonts w:ascii="Calibri" w:eastAsia="Times New Roman" w:hAnsi="Calibri" w:cs="Calibri"/>
+          <w:sz w:val="22"/>
+          <w:szCs w:val="22"/>
+        </w:rPr>
+        <w:t xml:space="preserve"> (1 и 4 меры воды): ПКМ по воде — набрать, ПКМ — пить (+25 жажды; кувшин летом холодит воду, +5), Shift + ПКМ — вылить. Полный кувшин заменяет ведро воды в бочке для замеса, горшке и дубильном чане. Держат и питьё — кувшин до 4 склянок одного, кружка — одну: наливают из давильни, бочек, куба и горшка, выливают в бочку и куб; ПКМ — выпить склянку.</w:t>
       </w:r>
     </w:p>
     <w:p>
@@ -19744,7 +20533,16 @@
           <w:sz w:val="22"/>
           <w:szCs w:val="22"/>
         </w:rPr>
-        <w:t>Миска: в неё черпают из горшка на очаге; после еды в руке остаётся та же миска.</w:t>
+        <w:lastRenderedPageBreak/>
+        <w:t>Миска:</w:t>
+      </w:r>
+      <w:r>
+        <w:rPr>
+          <w:rFonts w:ascii="Calibri" w:eastAsia="Times New Roman" w:hAnsi="Calibri" w:cs="Calibri"/>
+          <w:sz w:val="22"/>
+          <w:szCs w:val="22"/>
+        </w:rPr>
+        <w:t xml:space="preserve"> в неё черпают из горшка на очаге; после еды в руке остаётся та же миска. Деревянная миска с верстака плотника работает так же.</w:t>
       </w:r>
     </w:p>
     <w:p>
@@ -19792,7 +20590,15 @@
           <w:sz w:val="22"/>
           <w:szCs w:val="22"/>
         </w:rPr>
-        <w:t>Корчага: 16 мер воды или 8 склянок одного питья, запечатывается воском. Светильник: заправляется салом или воском, ПКМ — зажечь (нужно огниво или факел при себе).</w:t>
+        <w:t>Корчага:</w:t>
+      </w:r>
+      <w:r>
+        <w:rPr>
+          <w:rFonts w:ascii="Calibri" w:eastAsia="Times New Roman" w:hAnsi="Calibri" w:cs="Calibri"/>
+          <w:sz w:val="22"/>
+          <w:szCs w:val="22"/>
+        </w:rPr>
+        <w:t xml:space="preserve"> 16 мер воды или 8 склянок одного питья, запечатывается воском. Светильник: заправляется салом или воском, ПКМ — зажечь (нужно огниво или факел при себе).</w:t>
       </w:r>
     </w:p>
     <w:p>
@@ -19816,6 +20622,38 @@
           <w:sz w:val="22"/>
           <w:szCs w:val="22"/>
         </w:rPr>
+        <w:t>Переливать питьё:</w:t>
+      </w:r>
+      <w:r>
+        <w:rPr>
+          <w:rFonts w:ascii="Calibri" w:eastAsia="Times New Roman" w:hAnsi="Calibri" w:cs="Calibri"/>
+          <w:sz w:val="22"/>
+          <w:szCs w:val="22"/>
+        </w:rPr>
+        <w:t xml:space="preserve"> в инвентаре ПКМ корчагой по кувшину или кружке — переливается сколько влезет; так же кувшин — в кружку и обратно. Только то же самое питьё, не в посудину с водой, треснувшую или запечатанную.</w:t>
+      </w:r>
+    </w:p>
+    <w:p>
+      <w:pPr>
+        <w:numPr>
+          <w:ilvl w:val="0"/>
+          <w:numId w:val="17"/>
+        </w:numPr>
+        <w:spacing w:before="100" w:beforeAutospacing="1" w:after="100" w:afterAutospacing="1"/>
+        <w:rPr>
+          <w:rFonts w:ascii="Calibri" w:eastAsia="Times New Roman" w:hAnsi="Calibri" w:cs="Calibri"/>
+          <w:sz w:val="22"/>
+          <w:szCs w:val="22"/>
+        </w:rPr>
+      </w:pPr>
+      <w:r>
+        <w:rPr>
+          <w:rFonts w:ascii="Calibri" w:eastAsia="Times New Roman" w:hAnsi="Calibri" w:cs="Calibri"/>
+          <w:b/>
+          <w:bCs/>
+          <w:sz w:val="22"/>
+          <w:szCs w:val="22"/>
+        </w:rPr>
         <w:t>Посуда может треснуть при каждом пользовании: Ужасная — 6%, Плохая — 4%, Посредственная — 2,5%, Добротная — 1,5%, Отменная — 0,8%, Шедевр — 0,3%; у недожога — вдвое чаще. Треснувшую можно только опорожнить или разбить на черепки (Shift + ПКМ).</w:t>
       </w:r>
     </w:p>
@@ -19827,14 +20665,15 @@
           <w:rFonts w:eastAsia="Times New Roman" w:cs="Calibri"/>
         </w:rPr>
       </w:pPr>
-      <w:bookmarkStart w:id="62" w:name="_Toc243599903"/>
+      <w:bookmarkStart w:id="63" w:name="_Toc243646826"/>
       <w:r>
         <w:rPr>
           <w:rFonts w:eastAsia="Times New Roman" w:cs="Calibri"/>
         </w:rPr>
+        <w:lastRenderedPageBreak/>
         <w:t>16. Ткачество</w:t>
       </w:r>
-      <w:bookmarkEnd w:id="62"/>
+      <w:bookmarkEnd w:id="63"/>
     </w:p>
     <w:p>
       <w:pPr>
@@ -19851,7 +20690,7 @@
           <w:sz w:val="22"/>
           <w:szCs w:val="22"/>
         </w:rPr>
-        <w:t>Путь: лён или шерсть → чесалка → кудель → веретено → пряжа → ткацкий станок → ткань → шитейный стол. Станок, чесалку, веретено и челнок выдаёт администрация.</w:t>
+        <w:t>Путь: лён или шерсть → чесалка → кудель → веретено → пряжа → ткацкий станок → ткань → шитейный стол. Станок выдаёт администрация; чесалку, веретено и челнок делают на верстаке плотника (раздел 17).</w:t>
       </w:r>
     </w:p>
     <w:p>
@@ -19861,14 +20700,14 @@
           <w:rFonts w:eastAsia="Times New Roman" w:cs="Calibri"/>
         </w:rPr>
       </w:pPr>
-      <w:bookmarkStart w:id="63" w:name="_Toc243599904"/>
+      <w:bookmarkStart w:id="64" w:name="_Toc243646827"/>
       <w:r>
         <w:rPr>
           <w:rFonts w:eastAsia="Times New Roman" w:cs="Calibri"/>
         </w:rPr>
         <w:t>16.1. Волокно и пряжа</w:t>
       </w:r>
-      <w:bookmarkEnd w:id="63"/>
+      <w:bookmarkEnd w:id="64"/>
     </w:p>
     <w:p>
       <w:pPr>
@@ -19889,7 +20728,7 @@
           <w:sz w:val="22"/>
           <w:szCs w:val="22"/>
         </w:rPr>
-        <w:t>Лён — с грядки (семена с травы), шерсть — с овец.</w:t>
+        <w:t>Лён — с грядки, шерсть — с овец.</w:t>
       </w:r>
     </w:p>
     <w:p>
@@ -19965,14 +20804,14 @@
           <w:rFonts w:eastAsia="Times New Roman" w:cs="Calibri"/>
         </w:rPr>
       </w:pPr>
-      <w:bookmarkStart w:id="64" w:name="_Toc243599905"/>
+      <w:bookmarkStart w:id="65" w:name="_Toc243646828"/>
       <w:r>
         <w:rPr>
           <w:rFonts w:eastAsia="Times New Roman" w:cs="Calibri"/>
         </w:rPr>
         <w:t>16.2. Ткацкий станок</w:t>
       </w:r>
-      <w:bookmarkEnd w:id="64"/>
+      <w:bookmarkEnd w:id="65"/>
     </w:p>
     <w:p>
       <w:pPr>
@@ -20053,14 +20892,14 @@
           <w:rFonts w:eastAsia="Times New Roman" w:cs="Calibri"/>
         </w:rPr>
       </w:pPr>
-      <w:bookmarkStart w:id="65" w:name="_Toc243599906"/>
+      <w:bookmarkStart w:id="66" w:name="_Toc243646829"/>
       <w:r>
         <w:rPr>
           <w:rFonts w:eastAsia="Times New Roman" w:cs="Calibri"/>
         </w:rPr>
         <w:t>16.3. Мини-игра «Зев и прибой»</w:t>
       </w:r>
-      <w:bookmarkEnd w:id="65"/>
+      <w:bookmarkEnd w:id="66"/>
     </w:p>
     <w:p>
       <w:pPr>
@@ -20157,14 +20996,14 @@
           <w:rFonts w:eastAsia="Times New Roman" w:cs="Calibri"/>
         </w:rPr>
       </w:pPr>
-      <w:bookmarkStart w:id="66" w:name="_Toc243599907"/>
+      <w:bookmarkStart w:id="67" w:name="_Toc243646830"/>
       <w:r>
         <w:rPr>
           <w:rFonts w:eastAsia="Times New Roman" w:cs="Calibri"/>
         </w:rPr>
         <w:t>16.4. Шитьё из ткани</w:t>
       </w:r>
-      <w:bookmarkEnd w:id="66"/>
+      <w:bookmarkEnd w:id="67"/>
     </w:p>
     <w:p>
       <w:pPr>
@@ -20192,14 +21031,4168 @@
           <w:rFonts w:eastAsia="Times New Roman" w:cs="Calibri"/>
         </w:rPr>
       </w:pPr>
-      <w:bookmarkStart w:id="67" w:name="_Toc243599908"/>
+      <w:bookmarkStart w:id="68" w:name="_Toc243646831"/>
       <w:r>
         <w:rPr>
           <w:rFonts w:eastAsia="Times New Roman" w:cs="Calibri"/>
         </w:rPr>
-        <w:t>17. Команды и правила игры</w:t>
-      </w:r>
-      <w:bookmarkEnd w:id="67"/>
+        <w:lastRenderedPageBreak/>
+        <w:t>17. Плотничество</w:t>
+      </w:r>
+      <w:bookmarkEnd w:id="68"/>
+    </w:p>
+    <w:p>
+      <w:pPr>
+        <w:pStyle w:val="a3"/>
+        <w:rPr>
+          <w:rFonts w:ascii="Calibri" w:hAnsi="Calibri" w:cs="Calibri"/>
+          <w:sz w:val="22"/>
+          <w:szCs w:val="22"/>
+        </w:rPr>
+      </w:pPr>
+      <w:r>
+        <w:rPr>
+          <w:rFonts w:ascii="Calibri" w:hAnsi="Calibri" w:cs="Calibri"/>
+          <w:sz w:val="22"/>
+          <w:szCs w:val="22"/>
+        </w:rPr>
+        <w:t>Путь: бревно → колода для колки (дрова) или пильные козлы (доски) → верстак плотника → изделия. Станции ставят строители, всё делается клавишей E и работает в режиме приключения. Досок из бревна в ванильном верстаке больше нет — только пилой; ванильные рецепты миски и формы для кирпича тоже убраны.</w:t>
+      </w:r>
+    </w:p>
+    <w:p>
+      <w:pPr>
+        <w:pStyle w:val="2"/>
+        <w:rPr>
+          <w:rFonts w:eastAsia="Times New Roman" w:cs="Calibri"/>
+        </w:rPr>
+      </w:pPr>
+      <w:bookmarkStart w:id="69" w:name="_Toc243646832"/>
+      <w:r>
+        <w:rPr>
+          <w:rFonts w:eastAsia="Times New Roman" w:cs="Calibri"/>
+        </w:rPr>
+        <w:t>17.1. Колода для колки</w:t>
+      </w:r>
+      <w:bookmarkEnd w:id="69"/>
+    </w:p>
+    <w:p>
+      <w:pPr>
+        <w:numPr>
+          <w:ilvl w:val="0"/>
+          <w:numId w:val="14"/>
+        </w:numPr>
+        <w:spacing w:before="100" w:beforeAutospacing="1" w:after="100" w:afterAutospacing="1"/>
+        <w:rPr>
+          <w:rFonts w:ascii="Calibri" w:eastAsia="Times New Roman" w:hAnsi="Calibri" w:cs="Calibri"/>
+          <w:sz w:val="22"/>
+          <w:szCs w:val="22"/>
+        </w:rPr>
+      </w:pPr>
+      <w:r>
+        <w:rPr>
+          <w:rFonts w:ascii="Calibri" w:eastAsia="Times New Roman" w:hAnsi="Calibri" w:cs="Calibri"/>
+          <w:sz w:val="22"/>
+          <w:szCs w:val="22"/>
+        </w:rPr>
+        <w:t>E бревном — поставить на колоду (только горящее дерево: не багровое и не искажённое).</w:t>
+      </w:r>
+    </w:p>
+    <w:p>
+      <w:pPr>
+        <w:numPr>
+          <w:ilvl w:val="0"/>
+          <w:numId w:val="14"/>
+        </w:numPr>
+        <w:spacing w:before="100" w:beforeAutospacing="1" w:after="100" w:afterAutospacing="1"/>
+        <w:rPr>
+          <w:rFonts w:ascii="Calibri" w:eastAsia="Times New Roman" w:hAnsi="Calibri" w:cs="Calibri"/>
+          <w:sz w:val="22"/>
+          <w:szCs w:val="22"/>
+        </w:rPr>
+      </w:pPr>
+      <w:r>
+        <w:rPr>
+          <w:rFonts w:ascii="Calibri" w:eastAsia="Times New Roman" w:hAnsi="Calibri" w:cs="Calibri"/>
+          <w:sz w:val="22"/>
+          <w:szCs w:val="22"/>
+        </w:rPr>
+        <w:t>E топором — колоть: 3 ровных удара с полного замаха — 3 полена дров; с неокорённого бревна в половине случаев ещё и кора. Удар в спешке соскальзывает: топор тупится, полено не колется.</w:t>
+      </w:r>
+    </w:p>
+    <w:p>
+      <w:pPr>
+        <w:numPr>
+          <w:ilvl w:val="0"/>
+          <w:numId w:val="14"/>
+        </w:numPr>
+        <w:spacing w:before="100" w:beforeAutospacing="1" w:after="100" w:afterAutospacing="1"/>
+        <w:rPr>
+          <w:rFonts w:ascii="Calibri" w:eastAsia="Times New Roman" w:hAnsi="Calibri" w:cs="Calibri"/>
+          <w:sz w:val="22"/>
+          <w:szCs w:val="22"/>
+        </w:rPr>
+      </w:pPr>
+      <w:r>
+        <w:rPr>
+          <w:rFonts w:ascii="Calibri" w:eastAsia="Times New Roman" w:hAnsi="Calibri" w:cs="Calibri"/>
+          <w:sz w:val="22"/>
+          <w:szCs w:val="22"/>
+        </w:rPr>
+        <w:t>Пустой рукой — снять бревно. ПКМ — как идёт дело.</w:t>
+      </w:r>
+    </w:p>
+    <w:p>
+      <w:pPr>
+        <w:pStyle w:val="2"/>
+        <w:rPr>
+          <w:rFonts w:eastAsia="Times New Roman" w:cs="Calibri"/>
+        </w:rPr>
+      </w:pPr>
+      <w:bookmarkStart w:id="70" w:name="_Toc243646833"/>
+      <w:r>
+        <w:rPr>
+          <w:rFonts w:eastAsia="Times New Roman" w:cs="Calibri"/>
+        </w:rPr>
+        <w:t>17.2. Пильные козлы: распил</w:t>
+      </w:r>
+      <w:bookmarkEnd w:id="70"/>
+    </w:p>
+    <w:p>
+      <w:pPr>
+        <w:pStyle w:val="step"/>
+        <w:rPr>
+          <w:rFonts w:ascii="Calibri" w:hAnsi="Calibri" w:cs="Calibri"/>
+          <w:sz w:val="22"/>
+          <w:szCs w:val="22"/>
+        </w:rPr>
+      </w:pPr>
+      <w:r>
+        <w:rPr>
+          <w:rFonts w:ascii="Calibri" w:hAnsi="Calibri" w:cs="Calibri"/>
+          <w:sz w:val="22"/>
+          <w:szCs w:val="22"/>
+        </w:rPr>
+        <w:t>1. E бревном — положить на козлы: любое бревно, окорённое, древесина, стебель; доски выходят того же дерева.</w:t>
+      </w:r>
+    </w:p>
+    <w:p>
+      <w:pPr>
+        <w:pStyle w:val="step"/>
+        <w:rPr>
+          <w:rFonts w:ascii="Calibri" w:hAnsi="Calibri" w:cs="Calibri"/>
+          <w:sz w:val="22"/>
+          <w:szCs w:val="22"/>
+        </w:rPr>
+      </w:pPr>
+      <w:r>
+        <w:rPr>
+          <w:rFonts w:ascii="Calibri" w:hAnsi="Calibri" w:cs="Calibri"/>
+          <w:sz w:val="22"/>
+          <w:szCs w:val="22"/>
+        </w:rPr>
+        <w:t>2. E пилой — окно распила: бревно сверху и 3 карандашные линии вдоль него, чуть выгнутые, — по ним бревно распускают на доски.</w:t>
+      </w:r>
+    </w:p>
+    <w:p>
+      <w:pPr>
+        <w:pStyle w:val="step"/>
+        <w:rPr>
+          <w:rFonts w:ascii="Calibri" w:hAnsi="Calibri" w:cs="Calibri"/>
+          <w:sz w:val="22"/>
+          <w:szCs w:val="22"/>
+        </w:rPr>
+      </w:pPr>
+      <w:r>
+        <w:rPr>
+          <w:rFonts w:ascii="Calibri" w:hAnsi="Calibri" w:cs="Calibri"/>
+          <w:sz w:val="22"/>
+          <w:szCs w:val="22"/>
+        </w:rPr>
+        <w:t>3. Пила сама ходит взад-вперёд. ЛКМ или Пробел — нажать на пилу на толчке (шкала зелёная); точно в середине толчка — глубже всего. Нажим на обратном ходу — пила вязнет, раз за разом — её зажимает (тупится, пропил дёргает). Точные толчки подряд разгоняют темп.</w:t>
+      </w:r>
+    </w:p>
+    <w:p>
+      <w:pPr>
+        <w:pStyle w:val="step"/>
+        <w:rPr>
+          <w:rFonts w:ascii="Calibri" w:hAnsi="Calibri" w:cs="Calibri"/>
+          <w:sz w:val="22"/>
+          <w:szCs w:val="22"/>
+        </w:rPr>
+      </w:pPr>
+      <w:r>
+        <w:rPr>
+          <w:rFonts w:ascii="Calibri" w:hAnsi="Calibri" w:cs="Calibri"/>
+          <w:sz w:val="22"/>
+          <w:szCs w:val="22"/>
+        </w:rPr>
+        <w:t>4. Мышь — куда вести пилу: пропил поворачивает к ней понемногу, с каждым толчком. Волокно уводит в сторону, трещина в бревне тянет к себе, в сучке пила идёт вдвое медленнее, а неточный толчок дёргает её вбок.</w:t>
+      </w:r>
+    </w:p>
+    <w:p>
+      <w:pPr>
+        <w:pStyle w:val="step"/>
+        <w:rPr>
+          <w:rFonts w:ascii="Calibri" w:hAnsi="Calibri" w:cs="Calibri"/>
+          <w:sz w:val="22"/>
+          <w:szCs w:val="22"/>
+        </w:rPr>
+      </w:pPr>
+      <w:r>
+        <w:rPr>
+          <w:rFonts w:ascii="Calibri" w:hAnsi="Calibri" w:cs="Calibri"/>
+          <w:sz w:val="22"/>
+          <w:szCs w:val="22"/>
+        </w:rPr>
+        <w:t>5. Из бревна — 4 доски; каждый кривой пропил (ушёл за зелёную полосу у линии) отдаёт одну доску в горбыль — полено дров. Дуб, акация и джунгли пилятся дольше мягкого дерева. Начатое бревно с козел не снять: пропилы сохраняются.</w:t>
+      </w:r>
+    </w:p>
+    <w:p>
+      <w:pPr>
+        <w:pStyle w:val="2"/>
+        <w:rPr>
+          <w:rFonts w:eastAsia="Times New Roman" w:cs="Calibri"/>
+        </w:rPr>
+      </w:pPr>
+      <w:bookmarkStart w:id="71" w:name="_Toc243646834"/>
+      <w:r>
+        <w:rPr>
+          <w:rFonts w:eastAsia="Times New Roman" w:cs="Calibri"/>
+        </w:rPr>
+        <w:t>17.3. Верстак плотника</w:t>
+      </w:r>
+      <w:bookmarkEnd w:id="71"/>
+    </w:p>
+    <w:p>
+      <w:pPr>
+        <w:pStyle w:val="a3"/>
+        <w:rPr>
+          <w:rFonts w:ascii="Calibri" w:hAnsi="Calibri" w:cs="Calibri"/>
+          <w:sz w:val="22"/>
+          <w:szCs w:val="22"/>
+        </w:rPr>
+      </w:pPr>
+      <w:r>
+        <w:rPr>
+          <w:rFonts w:ascii="Calibri" w:hAnsi="Calibri" w:cs="Calibri"/>
+          <w:sz w:val="22"/>
+          <w:szCs w:val="22"/>
+        </w:rPr>
+        <w:t>E — окно верстака, как у шитейного стола: слева изделия, посередине ячейки 3×3 (доски и прочее, видно на верстаке), справа — что выйдет и инструменты этапов (красное — нет в инвентаре), под ячейками — цепочка этапов. «Делать» — пройти этапы по порядку, у каждого своя мини-игра; Esc — бросить, материалы остаются на верстаке.</w:t>
+      </w:r>
+    </w:p>
+    <w:p>
+      <w:pPr>
+        <w:pStyle w:val="2"/>
+        <w:rPr>
+          <w:rFonts w:eastAsia="Times New Roman" w:cs="Calibri"/>
+        </w:rPr>
+      </w:pPr>
+      <w:bookmarkStart w:id="72" w:name="_Toc243646835"/>
+      <w:r>
+        <w:rPr>
+          <w:rFonts w:eastAsia="Times New Roman" w:cs="Calibri"/>
+        </w:rPr>
+        <w:t>17.4. Этапы работы</w:t>
+      </w:r>
+      <w:bookmarkEnd w:id="72"/>
+    </w:p>
+    <w:tbl>
+      <w:tblPr>
+        <w:tblW w:w="5000" w:type="pct"/>
+        <w:tblCellMar>
+          <w:top w:w="15" w:type="dxa"/>
+          <w:left w:w="15" w:type="dxa"/>
+          <w:bottom w:w="15" w:type="dxa"/>
+          <w:right w:w="15" w:type="dxa"/>
+        </w:tblCellMar>
+        <w:tblLook w:val="04A0" w:firstRow="1" w:lastRow="0" w:firstColumn="1" w:lastColumn="0" w:noHBand="0" w:noVBand="1"/>
+      </w:tblPr>
+      <w:tblGrid>
+        <w:gridCol w:w="1520"/>
+        <w:gridCol w:w="1253"/>
+        <w:gridCol w:w="6718"/>
+      </w:tblGrid>
+      <w:tr>
+        <w:tc>
+          <w:tcPr>
+            <w:tcW w:w="0" w:type="auto"/>
+            <w:tcBorders>
+              <w:top w:val="single" w:sz="6" w:space="0" w:color="B8A888"/>
+              <w:left w:val="single" w:sz="6" w:space="0" w:color="B8A888"/>
+              <w:bottom w:val="single" w:sz="6" w:space="0" w:color="B8A888"/>
+              <w:right w:val="single" w:sz="6" w:space="0" w:color="B8A888"/>
+            </w:tcBorders>
+            <w:shd w:val="clear" w:color="auto" w:fill="EFE6D2"/>
+            <w:tcMar>
+              <w:top w:w="60" w:type="dxa"/>
+              <w:left w:w="120" w:type="dxa"/>
+              <w:bottom w:w="60" w:type="dxa"/>
+              <w:right w:w="120" w:type="dxa"/>
+            </w:tcMar>
+            <w:hideMark/>
+          </w:tcPr>
+          <w:p>
+            <w:pPr>
+              <w:rPr>
+                <w:rFonts w:ascii="Calibri" w:eastAsia="Times New Roman" w:hAnsi="Calibri" w:cs="Calibri"/>
+                <w:b/>
+                <w:bCs/>
+                <w:sz w:val="20"/>
+                <w:szCs w:val="20"/>
+              </w:rPr>
+            </w:pPr>
+            <w:r>
+              <w:rPr>
+                <w:rFonts w:ascii="Calibri" w:eastAsia="Times New Roman" w:hAnsi="Calibri" w:cs="Calibri"/>
+                <w:sz w:val="20"/>
+                <w:szCs w:val="20"/>
+              </w:rPr>
+              <w:t>Этап</w:t>
+            </w:r>
+          </w:p>
+        </w:tc>
+        <w:tc>
+          <w:tcPr>
+            <w:tcW w:w="0" w:type="auto"/>
+            <w:tcBorders>
+              <w:top w:val="single" w:sz="6" w:space="0" w:color="B8A888"/>
+              <w:left w:val="single" w:sz="6" w:space="0" w:color="B8A888"/>
+              <w:bottom w:val="single" w:sz="6" w:space="0" w:color="B8A888"/>
+              <w:right w:val="single" w:sz="6" w:space="0" w:color="B8A888"/>
+            </w:tcBorders>
+            <w:shd w:val="clear" w:color="auto" w:fill="EFE6D2"/>
+            <w:tcMar>
+              <w:top w:w="60" w:type="dxa"/>
+              <w:left w:w="120" w:type="dxa"/>
+              <w:bottom w:w="60" w:type="dxa"/>
+              <w:right w:w="120" w:type="dxa"/>
+            </w:tcMar>
+            <w:hideMark/>
+          </w:tcPr>
+          <w:p>
+            <w:pPr>
+              <w:rPr>
+                <w:rFonts w:ascii="Calibri" w:eastAsia="Times New Roman" w:hAnsi="Calibri" w:cs="Calibri"/>
+                <w:b/>
+                <w:bCs/>
+                <w:sz w:val="20"/>
+                <w:szCs w:val="20"/>
+              </w:rPr>
+            </w:pPr>
+            <w:r>
+              <w:rPr>
+                <w:rFonts w:ascii="Calibri" w:eastAsia="Times New Roman" w:hAnsi="Calibri" w:cs="Calibri"/>
+                <w:sz w:val="20"/>
+                <w:szCs w:val="20"/>
+              </w:rPr>
+              <w:t>Инструмент</w:t>
+            </w:r>
+          </w:p>
+        </w:tc>
+        <w:tc>
+          <w:tcPr>
+            <w:tcW w:w="0" w:type="auto"/>
+            <w:tcBorders>
+              <w:top w:val="single" w:sz="6" w:space="0" w:color="B8A888"/>
+              <w:left w:val="single" w:sz="6" w:space="0" w:color="B8A888"/>
+              <w:bottom w:val="single" w:sz="6" w:space="0" w:color="B8A888"/>
+              <w:right w:val="single" w:sz="6" w:space="0" w:color="B8A888"/>
+            </w:tcBorders>
+            <w:shd w:val="clear" w:color="auto" w:fill="EFE6D2"/>
+            <w:tcMar>
+              <w:top w:w="60" w:type="dxa"/>
+              <w:left w:w="120" w:type="dxa"/>
+              <w:bottom w:w="60" w:type="dxa"/>
+              <w:right w:w="120" w:type="dxa"/>
+            </w:tcMar>
+            <w:hideMark/>
+          </w:tcPr>
+          <w:p>
+            <w:pPr>
+              <w:rPr>
+                <w:rFonts w:ascii="Calibri" w:eastAsia="Times New Roman" w:hAnsi="Calibri" w:cs="Calibri"/>
+                <w:b/>
+                <w:bCs/>
+                <w:sz w:val="20"/>
+                <w:szCs w:val="20"/>
+              </w:rPr>
+            </w:pPr>
+            <w:r>
+              <w:rPr>
+                <w:rFonts w:ascii="Calibri" w:eastAsia="Times New Roman" w:hAnsi="Calibri" w:cs="Calibri"/>
+                <w:sz w:val="20"/>
+                <w:szCs w:val="20"/>
+              </w:rPr>
+              <w:t>Как</w:t>
+            </w:r>
+          </w:p>
+        </w:tc>
+      </w:tr>
+      <w:tr>
+        <w:tc>
+          <w:tcPr>
+            <w:tcW w:w="0" w:type="auto"/>
+            <w:tcBorders>
+              <w:top w:val="single" w:sz="6" w:space="0" w:color="B8A888"/>
+              <w:left w:val="single" w:sz="6" w:space="0" w:color="B8A888"/>
+              <w:bottom w:val="single" w:sz="6" w:space="0" w:color="B8A888"/>
+              <w:right w:val="single" w:sz="6" w:space="0" w:color="B8A888"/>
+            </w:tcBorders>
+            <w:tcMar>
+              <w:top w:w="60" w:type="dxa"/>
+              <w:left w:w="120" w:type="dxa"/>
+              <w:bottom w:w="60" w:type="dxa"/>
+              <w:right w:w="120" w:type="dxa"/>
+            </w:tcMar>
+            <w:hideMark/>
+          </w:tcPr>
+          <w:p>
+            <w:pPr>
+              <w:rPr>
+                <w:rFonts w:ascii="Calibri" w:eastAsia="Times New Roman" w:hAnsi="Calibri" w:cs="Calibri"/>
+                <w:sz w:val="20"/>
+                <w:szCs w:val="20"/>
+              </w:rPr>
+            </w:pPr>
+            <w:r>
+              <w:rPr>
+                <w:rFonts w:ascii="Calibri" w:eastAsia="Times New Roman" w:hAnsi="Calibri" w:cs="Calibri"/>
+                <w:sz w:val="20"/>
+                <w:szCs w:val="20"/>
+              </w:rPr>
+              <w:t>Строгание</w:t>
+            </w:r>
+          </w:p>
+        </w:tc>
+        <w:tc>
+          <w:tcPr>
+            <w:tcW w:w="0" w:type="auto"/>
+            <w:tcBorders>
+              <w:top w:val="single" w:sz="6" w:space="0" w:color="B8A888"/>
+              <w:left w:val="single" w:sz="6" w:space="0" w:color="B8A888"/>
+              <w:bottom w:val="single" w:sz="6" w:space="0" w:color="B8A888"/>
+              <w:right w:val="single" w:sz="6" w:space="0" w:color="B8A888"/>
+            </w:tcBorders>
+            <w:tcMar>
+              <w:top w:w="60" w:type="dxa"/>
+              <w:left w:w="120" w:type="dxa"/>
+              <w:bottom w:w="60" w:type="dxa"/>
+              <w:right w:w="120" w:type="dxa"/>
+            </w:tcMar>
+            <w:hideMark/>
+          </w:tcPr>
+          <w:p>
+            <w:pPr>
+              <w:rPr>
+                <w:rFonts w:ascii="Calibri" w:eastAsia="Times New Roman" w:hAnsi="Calibri" w:cs="Calibri"/>
+                <w:sz w:val="20"/>
+                <w:szCs w:val="20"/>
+              </w:rPr>
+            </w:pPr>
+            <w:r>
+              <w:rPr>
+                <w:rFonts w:ascii="Calibri" w:eastAsia="Times New Roman" w:hAnsi="Calibri" w:cs="Calibri"/>
+                <w:sz w:val="20"/>
+                <w:szCs w:val="20"/>
+              </w:rPr>
+              <w:t>Рубанок</w:t>
+            </w:r>
+          </w:p>
+        </w:tc>
+        <w:tc>
+          <w:tcPr>
+            <w:tcW w:w="0" w:type="auto"/>
+            <w:tcBorders>
+              <w:top w:val="single" w:sz="6" w:space="0" w:color="B8A888"/>
+              <w:left w:val="single" w:sz="6" w:space="0" w:color="B8A888"/>
+              <w:bottom w:val="single" w:sz="6" w:space="0" w:color="B8A888"/>
+              <w:right w:val="single" w:sz="6" w:space="0" w:color="B8A888"/>
+            </w:tcBorders>
+            <w:tcMar>
+              <w:top w:w="60" w:type="dxa"/>
+              <w:left w:w="120" w:type="dxa"/>
+              <w:bottom w:w="60" w:type="dxa"/>
+              <w:right w:w="120" w:type="dxa"/>
+            </w:tcMar>
+            <w:hideMark/>
+          </w:tcPr>
+          <w:p>
+            <w:pPr>
+              <w:rPr>
+                <w:rFonts w:ascii="Calibri" w:eastAsia="Times New Roman" w:hAnsi="Calibri" w:cs="Calibri"/>
+                <w:sz w:val="20"/>
+                <w:szCs w:val="20"/>
+              </w:rPr>
+            </w:pPr>
+            <w:r>
+              <w:rPr>
+                <w:rFonts w:ascii="Calibri" w:eastAsia="Times New Roman" w:hAnsi="Calibri" w:cs="Calibri"/>
+                <w:sz w:val="20"/>
+                <w:szCs w:val="20"/>
+              </w:rPr>
+              <w:t>Зажать ЛКМ и вести по волокну (стрелка): рубанок снимает бугры до разметки. Против волокна — задиры, быстро по сучку — его вырывает. Колесо — толщина стружки; ниже разметки — перестрогано. Enter — хватит.</w:t>
+            </w:r>
+          </w:p>
+        </w:tc>
+      </w:tr>
+      <w:tr>
+        <w:tc>
+          <w:tcPr>
+            <w:tcW w:w="0" w:type="auto"/>
+            <w:tcBorders>
+              <w:top w:val="single" w:sz="6" w:space="0" w:color="B8A888"/>
+              <w:left w:val="single" w:sz="6" w:space="0" w:color="B8A888"/>
+              <w:bottom w:val="single" w:sz="6" w:space="0" w:color="B8A888"/>
+              <w:right w:val="single" w:sz="6" w:space="0" w:color="B8A888"/>
+            </w:tcBorders>
+            <w:tcMar>
+              <w:top w:w="60" w:type="dxa"/>
+              <w:left w:w="120" w:type="dxa"/>
+              <w:bottom w:w="60" w:type="dxa"/>
+              <w:right w:w="120" w:type="dxa"/>
+            </w:tcMar>
+            <w:hideMark/>
+          </w:tcPr>
+          <w:p>
+            <w:pPr>
+              <w:rPr>
+                <w:rFonts w:ascii="Calibri" w:eastAsia="Times New Roman" w:hAnsi="Calibri" w:cs="Calibri"/>
+                <w:sz w:val="20"/>
+                <w:szCs w:val="20"/>
+              </w:rPr>
+            </w:pPr>
+            <w:r>
+              <w:rPr>
+                <w:rFonts w:ascii="Calibri" w:eastAsia="Times New Roman" w:hAnsi="Calibri" w:cs="Calibri"/>
+                <w:sz w:val="20"/>
+                <w:szCs w:val="20"/>
+              </w:rPr>
+              <w:lastRenderedPageBreak/>
+              <w:t>Выборка</w:t>
+            </w:r>
+          </w:p>
+        </w:tc>
+        <w:tc>
+          <w:tcPr>
+            <w:tcW w:w="0" w:type="auto"/>
+            <w:tcBorders>
+              <w:top w:val="single" w:sz="6" w:space="0" w:color="B8A888"/>
+              <w:left w:val="single" w:sz="6" w:space="0" w:color="B8A888"/>
+              <w:bottom w:val="single" w:sz="6" w:space="0" w:color="B8A888"/>
+              <w:right w:val="single" w:sz="6" w:space="0" w:color="B8A888"/>
+            </w:tcBorders>
+            <w:tcMar>
+              <w:top w:w="60" w:type="dxa"/>
+              <w:left w:w="120" w:type="dxa"/>
+              <w:bottom w:w="60" w:type="dxa"/>
+              <w:right w:w="120" w:type="dxa"/>
+            </w:tcMar>
+            <w:hideMark/>
+          </w:tcPr>
+          <w:p>
+            <w:pPr>
+              <w:rPr>
+                <w:rFonts w:ascii="Calibri" w:eastAsia="Times New Roman" w:hAnsi="Calibri" w:cs="Calibri"/>
+                <w:sz w:val="20"/>
+                <w:szCs w:val="20"/>
+              </w:rPr>
+            </w:pPr>
+            <w:r>
+              <w:rPr>
+                <w:rFonts w:ascii="Calibri" w:eastAsia="Times New Roman" w:hAnsi="Calibri" w:cs="Calibri"/>
+                <w:sz w:val="20"/>
+                <w:szCs w:val="20"/>
+              </w:rPr>
+              <w:t>Долото</w:t>
+            </w:r>
+          </w:p>
+        </w:tc>
+        <w:tc>
+          <w:tcPr>
+            <w:tcW w:w="0" w:type="auto"/>
+            <w:tcBorders>
+              <w:top w:val="single" w:sz="6" w:space="0" w:color="B8A888"/>
+              <w:left w:val="single" w:sz="6" w:space="0" w:color="B8A888"/>
+              <w:bottom w:val="single" w:sz="6" w:space="0" w:color="B8A888"/>
+              <w:right w:val="single" w:sz="6" w:space="0" w:color="B8A888"/>
+            </w:tcBorders>
+            <w:tcMar>
+              <w:top w:w="60" w:type="dxa"/>
+              <w:left w:w="120" w:type="dxa"/>
+              <w:bottom w:w="60" w:type="dxa"/>
+              <w:right w:w="120" w:type="dxa"/>
+            </w:tcMar>
+            <w:hideMark/>
+          </w:tcPr>
+          <w:p>
+            <w:pPr>
+              <w:rPr>
+                <w:rFonts w:ascii="Calibri" w:eastAsia="Times New Roman" w:hAnsi="Calibri" w:cs="Calibri"/>
+                <w:sz w:val="20"/>
+                <w:szCs w:val="20"/>
+              </w:rPr>
+            </w:pPr>
+            <w:r>
+              <w:rPr>
+                <w:rFonts w:ascii="Calibri" w:eastAsia="Times New Roman" w:hAnsi="Calibri" w:cs="Calibri"/>
+                <w:sz w:val="20"/>
+                <w:szCs w:val="20"/>
+              </w:rPr>
+              <w:t>Гнездо по разметке, каждая клетка — на две глубины. ЛКМ — лёгкий удар, ПКМ — сильный (сразу две), но сильный колет соседнюю по волокну клетку за краем гнезда и пробивает тонкое дно; мимо гнезда — задир.</w:t>
+            </w:r>
+          </w:p>
+        </w:tc>
+      </w:tr>
+      <w:tr>
+        <w:tc>
+          <w:tcPr>
+            <w:tcW w:w="0" w:type="auto"/>
+            <w:tcBorders>
+              <w:top w:val="single" w:sz="6" w:space="0" w:color="B8A888"/>
+              <w:left w:val="single" w:sz="6" w:space="0" w:color="B8A888"/>
+              <w:bottom w:val="single" w:sz="6" w:space="0" w:color="B8A888"/>
+              <w:right w:val="single" w:sz="6" w:space="0" w:color="B8A888"/>
+            </w:tcBorders>
+            <w:tcMar>
+              <w:top w:w="60" w:type="dxa"/>
+              <w:left w:w="120" w:type="dxa"/>
+              <w:bottom w:w="60" w:type="dxa"/>
+              <w:right w:w="120" w:type="dxa"/>
+            </w:tcMar>
+            <w:hideMark/>
+          </w:tcPr>
+          <w:p>
+            <w:pPr>
+              <w:rPr>
+                <w:rFonts w:ascii="Calibri" w:eastAsia="Times New Roman" w:hAnsi="Calibri" w:cs="Calibri"/>
+                <w:sz w:val="20"/>
+                <w:szCs w:val="20"/>
+              </w:rPr>
+            </w:pPr>
+            <w:r>
+              <w:rPr>
+                <w:rFonts w:ascii="Calibri" w:eastAsia="Times New Roman" w:hAnsi="Calibri" w:cs="Calibri"/>
+                <w:sz w:val="20"/>
+                <w:szCs w:val="20"/>
+              </w:rPr>
+              <w:t>Сверление</w:t>
+            </w:r>
+          </w:p>
+        </w:tc>
+        <w:tc>
+          <w:tcPr>
+            <w:tcW w:w="0" w:type="auto"/>
+            <w:tcBorders>
+              <w:top w:val="single" w:sz="6" w:space="0" w:color="B8A888"/>
+              <w:left w:val="single" w:sz="6" w:space="0" w:color="B8A888"/>
+              <w:bottom w:val="single" w:sz="6" w:space="0" w:color="B8A888"/>
+              <w:right w:val="single" w:sz="6" w:space="0" w:color="B8A888"/>
+            </w:tcBorders>
+            <w:tcMar>
+              <w:top w:w="60" w:type="dxa"/>
+              <w:left w:w="120" w:type="dxa"/>
+              <w:bottom w:w="60" w:type="dxa"/>
+              <w:right w:w="120" w:type="dxa"/>
+            </w:tcMar>
+            <w:hideMark/>
+          </w:tcPr>
+          <w:p>
+            <w:pPr>
+              <w:rPr>
+                <w:rFonts w:ascii="Calibri" w:eastAsia="Times New Roman" w:hAnsi="Calibri" w:cs="Calibri"/>
+                <w:sz w:val="20"/>
+                <w:szCs w:val="20"/>
+              </w:rPr>
+            </w:pPr>
+            <w:r>
+              <w:rPr>
+                <w:rFonts w:ascii="Calibri" w:eastAsia="Times New Roman" w:hAnsi="Calibri" w:cs="Calibri"/>
+                <w:sz w:val="20"/>
+                <w:szCs w:val="20"/>
+              </w:rPr>
+              <w:t>Коловорот</w:t>
+            </w:r>
+          </w:p>
+        </w:tc>
+        <w:tc>
+          <w:tcPr>
+            <w:tcW w:w="0" w:type="auto"/>
+            <w:tcBorders>
+              <w:top w:val="single" w:sz="6" w:space="0" w:color="B8A888"/>
+              <w:left w:val="single" w:sz="6" w:space="0" w:color="B8A888"/>
+              <w:bottom w:val="single" w:sz="6" w:space="0" w:color="B8A888"/>
+              <w:right w:val="single" w:sz="6" w:space="0" w:color="B8A888"/>
+            </w:tcBorders>
+            <w:tcMar>
+              <w:top w:w="60" w:type="dxa"/>
+              <w:left w:w="120" w:type="dxa"/>
+              <w:bottom w:w="60" w:type="dxa"/>
+              <w:right w:w="120" w:type="dxa"/>
+            </w:tcMar>
+            <w:hideMark/>
+          </w:tcPr>
+          <w:p>
+            <w:pPr>
+              <w:rPr>
+                <w:rFonts w:ascii="Calibri" w:eastAsia="Times New Roman" w:hAnsi="Calibri" w:cs="Calibri"/>
+                <w:sz w:val="20"/>
+                <w:szCs w:val="20"/>
+              </w:rPr>
+            </w:pPr>
+            <w:r>
+              <w:rPr>
+                <w:rFonts w:ascii="Calibri" w:eastAsia="Times New Roman" w:hAnsi="Calibri" w:cs="Calibri"/>
+                <w:sz w:val="20"/>
+                <w:szCs w:val="20"/>
+              </w:rPr>
+              <w:t>Зажать ЛКМ и крутить мышью по часовой вокруг метки, обороты — в зелёном. Быстро — сверло уводит; последнюю пятую часть — медленно, иначе вырвет с изнанки.</w:t>
+            </w:r>
+          </w:p>
+        </w:tc>
+      </w:tr>
+      <w:tr>
+        <w:tc>
+          <w:tcPr>
+            <w:tcW w:w="0" w:type="auto"/>
+            <w:tcBorders>
+              <w:top w:val="single" w:sz="6" w:space="0" w:color="B8A888"/>
+              <w:left w:val="single" w:sz="6" w:space="0" w:color="B8A888"/>
+              <w:bottom w:val="single" w:sz="6" w:space="0" w:color="B8A888"/>
+              <w:right w:val="single" w:sz="6" w:space="0" w:color="B8A888"/>
+            </w:tcBorders>
+            <w:tcMar>
+              <w:top w:w="60" w:type="dxa"/>
+              <w:left w:w="120" w:type="dxa"/>
+              <w:bottom w:w="60" w:type="dxa"/>
+              <w:right w:w="120" w:type="dxa"/>
+            </w:tcMar>
+            <w:hideMark/>
+          </w:tcPr>
+          <w:p>
+            <w:pPr>
+              <w:rPr>
+                <w:rFonts w:ascii="Calibri" w:eastAsia="Times New Roman" w:hAnsi="Calibri" w:cs="Calibri"/>
+                <w:sz w:val="20"/>
+                <w:szCs w:val="20"/>
+              </w:rPr>
+            </w:pPr>
+            <w:r>
+              <w:rPr>
+                <w:rFonts w:ascii="Calibri" w:eastAsia="Times New Roman" w:hAnsi="Calibri" w:cs="Calibri"/>
+                <w:sz w:val="20"/>
+                <w:szCs w:val="20"/>
+              </w:rPr>
+              <w:t>Обстругивание</w:t>
+            </w:r>
+          </w:p>
+        </w:tc>
+        <w:tc>
+          <w:tcPr>
+            <w:tcW w:w="0" w:type="auto"/>
+            <w:tcBorders>
+              <w:top w:val="single" w:sz="6" w:space="0" w:color="B8A888"/>
+              <w:left w:val="single" w:sz="6" w:space="0" w:color="B8A888"/>
+              <w:bottom w:val="single" w:sz="6" w:space="0" w:color="B8A888"/>
+              <w:right w:val="single" w:sz="6" w:space="0" w:color="B8A888"/>
+            </w:tcBorders>
+            <w:tcMar>
+              <w:top w:w="60" w:type="dxa"/>
+              <w:left w:w="120" w:type="dxa"/>
+              <w:bottom w:w="60" w:type="dxa"/>
+              <w:right w:w="120" w:type="dxa"/>
+            </w:tcMar>
+            <w:hideMark/>
+          </w:tcPr>
+          <w:p>
+            <w:pPr>
+              <w:rPr>
+                <w:rFonts w:ascii="Calibri" w:eastAsia="Times New Roman" w:hAnsi="Calibri" w:cs="Calibri"/>
+                <w:sz w:val="20"/>
+                <w:szCs w:val="20"/>
+              </w:rPr>
+            </w:pPr>
+            <w:r>
+              <w:rPr>
+                <w:rFonts w:ascii="Calibri" w:eastAsia="Times New Roman" w:hAnsi="Calibri" w:cs="Calibri"/>
+                <w:sz w:val="20"/>
+                <w:szCs w:val="20"/>
+              </w:rPr>
+              <w:t>Нож</w:t>
+            </w:r>
+          </w:p>
+        </w:tc>
+        <w:tc>
+          <w:tcPr>
+            <w:tcW w:w="0" w:type="auto"/>
+            <w:tcBorders>
+              <w:top w:val="single" w:sz="6" w:space="0" w:color="B8A888"/>
+              <w:left w:val="single" w:sz="6" w:space="0" w:color="B8A888"/>
+              <w:bottom w:val="single" w:sz="6" w:space="0" w:color="B8A888"/>
+              <w:right w:val="single" w:sz="6" w:space="0" w:color="B8A888"/>
+            </w:tcBorders>
+            <w:tcMar>
+              <w:top w:w="60" w:type="dxa"/>
+              <w:left w:w="120" w:type="dxa"/>
+              <w:bottom w:w="60" w:type="dxa"/>
+              <w:right w:w="120" w:type="dxa"/>
+            </w:tcMar>
+            <w:hideMark/>
+          </w:tcPr>
+          <w:p>
+            <w:pPr>
+              <w:rPr>
+                <w:rFonts w:ascii="Calibri" w:eastAsia="Times New Roman" w:hAnsi="Calibri" w:cs="Calibri"/>
+                <w:sz w:val="20"/>
+                <w:szCs w:val="20"/>
+              </w:rPr>
+            </w:pPr>
+            <w:r>
+              <w:rPr>
+                <w:rFonts w:ascii="Calibri" w:eastAsia="Times New Roman" w:hAnsi="Calibri" w:cs="Calibri"/>
+                <w:sz w:val="20"/>
+                <w:szCs w:val="20"/>
+              </w:rPr>
+              <w:t>Брусок с профилем: нож снимает до высоты, где ведёшь мышь, не толще стружки за проход. Против волокна — задир, быстро по сучку — срыв, ниже разметки — перерезано. Enter — хватит.</w:t>
+            </w:r>
+          </w:p>
+        </w:tc>
+      </w:tr>
+      <w:tr>
+        <w:tc>
+          <w:tcPr>
+            <w:tcW w:w="0" w:type="auto"/>
+            <w:tcBorders>
+              <w:top w:val="single" w:sz="6" w:space="0" w:color="B8A888"/>
+              <w:left w:val="single" w:sz="6" w:space="0" w:color="B8A888"/>
+              <w:bottom w:val="single" w:sz="6" w:space="0" w:color="B8A888"/>
+              <w:right w:val="single" w:sz="6" w:space="0" w:color="B8A888"/>
+            </w:tcBorders>
+            <w:tcMar>
+              <w:top w:w="60" w:type="dxa"/>
+              <w:left w:w="120" w:type="dxa"/>
+              <w:bottom w:w="60" w:type="dxa"/>
+              <w:right w:w="120" w:type="dxa"/>
+            </w:tcMar>
+            <w:hideMark/>
+          </w:tcPr>
+          <w:p>
+            <w:pPr>
+              <w:rPr>
+                <w:rFonts w:ascii="Calibri" w:eastAsia="Times New Roman" w:hAnsi="Calibri" w:cs="Calibri"/>
+                <w:sz w:val="20"/>
+                <w:szCs w:val="20"/>
+              </w:rPr>
+            </w:pPr>
+            <w:r>
+              <w:rPr>
+                <w:rFonts w:ascii="Calibri" w:eastAsia="Times New Roman" w:hAnsi="Calibri" w:cs="Calibri"/>
+                <w:sz w:val="20"/>
+                <w:szCs w:val="20"/>
+              </w:rPr>
+              <w:t>Сборка</w:t>
+            </w:r>
+          </w:p>
+        </w:tc>
+        <w:tc>
+          <w:tcPr>
+            <w:tcW w:w="0" w:type="auto"/>
+            <w:tcBorders>
+              <w:top w:val="single" w:sz="6" w:space="0" w:color="B8A888"/>
+              <w:left w:val="single" w:sz="6" w:space="0" w:color="B8A888"/>
+              <w:bottom w:val="single" w:sz="6" w:space="0" w:color="B8A888"/>
+              <w:right w:val="single" w:sz="6" w:space="0" w:color="B8A888"/>
+            </w:tcBorders>
+            <w:tcMar>
+              <w:top w:w="60" w:type="dxa"/>
+              <w:left w:w="120" w:type="dxa"/>
+              <w:bottom w:w="60" w:type="dxa"/>
+              <w:right w:w="120" w:type="dxa"/>
+            </w:tcMar>
+            <w:hideMark/>
+          </w:tcPr>
+          <w:p>
+            <w:pPr>
+              <w:rPr>
+                <w:rFonts w:ascii="Calibri" w:eastAsia="Times New Roman" w:hAnsi="Calibri" w:cs="Calibri"/>
+                <w:sz w:val="20"/>
+                <w:szCs w:val="20"/>
+              </w:rPr>
+            </w:pPr>
+            <w:r>
+              <w:rPr>
+                <w:rFonts w:ascii="Calibri" w:eastAsia="Times New Roman" w:hAnsi="Calibri" w:cs="Calibri"/>
+                <w:sz w:val="20"/>
+                <w:szCs w:val="20"/>
+              </w:rPr>
+              <w:t>Молоток</w:t>
+            </w:r>
+          </w:p>
+        </w:tc>
+        <w:tc>
+          <w:tcPr>
+            <w:tcW w:w="0" w:type="auto"/>
+            <w:tcBorders>
+              <w:top w:val="single" w:sz="6" w:space="0" w:color="B8A888"/>
+              <w:left w:val="single" w:sz="6" w:space="0" w:color="B8A888"/>
+              <w:bottom w:val="single" w:sz="6" w:space="0" w:color="B8A888"/>
+              <w:right w:val="single" w:sz="6" w:space="0" w:color="B8A888"/>
+            </w:tcBorders>
+            <w:tcMar>
+              <w:top w:w="60" w:type="dxa"/>
+              <w:left w:w="120" w:type="dxa"/>
+              <w:bottom w:w="60" w:type="dxa"/>
+              <w:right w:w="120" w:type="dxa"/>
+            </w:tcMar>
+            <w:hideMark/>
+          </w:tcPr>
+          <w:p>
+            <w:pPr>
+              <w:rPr>
+                <w:rFonts w:ascii="Calibri" w:eastAsia="Times New Roman" w:hAnsi="Calibri" w:cs="Calibri"/>
+                <w:sz w:val="20"/>
+                <w:szCs w:val="20"/>
+              </w:rPr>
+            </w:pPr>
+            <w:r>
+              <w:rPr>
+                <w:rFonts w:ascii="Calibri" w:eastAsia="Times New Roman" w:hAnsi="Calibri" w:cs="Calibri"/>
+                <w:sz w:val="20"/>
+                <w:szCs w:val="20"/>
+              </w:rPr>
+              <w:t>Гвоздь качается: зажать ЛКМ — замах, отпустить, когда гвоздь стоит прямо, сила — в зелёном. Криво — гнётся (забить новый), со всей силы — вмятина.</w:t>
+            </w:r>
+          </w:p>
+        </w:tc>
+      </w:tr>
+    </w:tbl>
+    <w:p>
+      <w:pPr>
+        <w:pStyle w:val="a3"/>
+        <w:rPr>
+          <w:rFonts w:ascii="Calibri" w:hAnsi="Calibri" w:cs="Calibri"/>
+          <w:sz w:val="22"/>
+          <w:szCs w:val="22"/>
+        </w:rPr>
+      </w:pPr>
+      <w:r>
+        <w:rPr>
+          <w:rFonts w:ascii="Calibri" w:hAnsi="Calibri" w:cs="Calibri"/>
+          <w:sz w:val="22"/>
+          <w:szCs w:val="22"/>
+        </w:rPr>
+        <w:t>Счёт каждого этапа — 0–100, качество изделия — по среднему: от 92 — Шедевр, от 80 — Отменное, от 65 — Добротное, от 45 — Посредственное, от 25 — Плохое, ниже — Ужасное (раздел 6.4). Каждый инструмент тупится за свой этап — тем сильнее, чем хуже этап сделан.</w:t>
+      </w:r>
+    </w:p>
+    <w:p>
+      <w:pPr>
+        <w:pStyle w:val="2"/>
+        <w:rPr>
+          <w:rFonts w:eastAsia="Times New Roman" w:cs="Calibri"/>
+        </w:rPr>
+      </w:pPr>
+      <w:bookmarkStart w:id="73" w:name="_Toc243646836"/>
+      <w:r>
+        <w:rPr>
+          <w:rFonts w:eastAsia="Times New Roman" w:cs="Calibri"/>
+        </w:rPr>
+        <w:t>17.5. Изделия</w:t>
+      </w:r>
+      <w:bookmarkEnd w:id="73"/>
+    </w:p>
+    <w:tbl>
+      <w:tblPr>
+        <w:tblW w:w="5000" w:type="pct"/>
+        <w:tblCellMar>
+          <w:top w:w="15" w:type="dxa"/>
+          <w:left w:w="15" w:type="dxa"/>
+          <w:bottom w:w="15" w:type="dxa"/>
+          <w:right w:w="15" w:type="dxa"/>
+        </w:tblCellMar>
+        <w:tblLook w:val="04A0" w:firstRow="1" w:lastRow="0" w:firstColumn="1" w:lastColumn="0" w:noHBand="0" w:noVBand="1"/>
+      </w:tblPr>
+      <w:tblGrid>
+        <w:gridCol w:w="2048"/>
+        <w:gridCol w:w="2899"/>
+        <w:gridCol w:w="4544"/>
+      </w:tblGrid>
+      <w:tr>
+        <w:tc>
+          <w:tcPr>
+            <w:tcW w:w="0" w:type="auto"/>
+            <w:tcBorders>
+              <w:top w:val="single" w:sz="6" w:space="0" w:color="B8A888"/>
+              <w:left w:val="single" w:sz="6" w:space="0" w:color="B8A888"/>
+              <w:bottom w:val="single" w:sz="6" w:space="0" w:color="B8A888"/>
+              <w:right w:val="single" w:sz="6" w:space="0" w:color="B8A888"/>
+            </w:tcBorders>
+            <w:shd w:val="clear" w:color="auto" w:fill="EFE6D2"/>
+            <w:tcMar>
+              <w:top w:w="60" w:type="dxa"/>
+              <w:left w:w="120" w:type="dxa"/>
+              <w:bottom w:w="60" w:type="dxa"/>
+              <w:right w:w="120" w:type="dxa"/>
+            </w:tcMar>
+            <w:hideMark/>
+          </w:tcPr>
+          <w:p>
+            <w:pPr>
+              <w:rPr>
+                <w:rFonts w:ascii="Calibri" w:eastAsia="Times New Roman" w:hAnsi="Calibri" w:cs="Calibri"/>
+                <w:b/>
+                <w:bCs/>
+                <w:sz w:val="20"/>
+                <w:szCs w:val="20"/>
+              </w:rPr>
+            </w:pPr>
+            <w:r>
+              <w:rPr>
+                <w:rFonts w:ascii="Calibri" w:eastAsia="Times New Roman" w:hAnsi="Calibri" w:cs="Calibri"/>
+                <w:sz w:val="20"/>
+                <w:szCs w:val="20"/>
+              </w:rPr>
+              <w:t>Изделие</w:t>
+            </w:r>
+          </w:p>
+        </w:tc>
+        <w:tc>
+          <w:tcPr>
+            <w:tcW w:w="0" w:type="auto"/>
+            <w:tcBorders>
+              <w:top w:val="single" w:sz="6" w:space="0" w:color="B8A888"/>
+              <w:left w:val="single" w:sz="6" w:space="0" w:color="B8A888"/>
+              <w:bottom w:val="single" w:sz="6" w:space="0" w:color="B8A888"/>
+              <w:right w:val="single" w:sz="6" w:space="0" w:color="B8A888"/>
+            </w:tcBorders>
+            <w:shd w:val="clear" w:color="auto" w:fill="EFE6D2"/>
+            <w:tcMar>
+              <w:top w:w="60" w:type="dxa"/>
+              <w:left w:w="120" w:type="dxa"/>
+              <w:bottom w:w="60" w:type="dxa"/>
+              <w:right w:w="120" w:type="dxa"/>
+            </w:tcMar>
+            <w:hideMark/>
+          </w:tcPr>
+          <w:p>
+            <w:pPr>
+              <w:rPr>
+                <w:rFonts w:ascii="Calibri" w:eastAsia="Times New Roman" w:hAnsi="Calibri" w:cs="Calibri"/>
+                <w:b/>
+                <w:bCs/>
+                <w:sz w:val="20"/>
+                <w:szCs w:val="20"/>
+              </w:rPr>
+            </w:pPr>
+            <w:r>
+              <w:rPr>
+                <w:rFonts w:ascii="Calibri" w:eastAsia="Times New Roman" w:hAnsi="Calibri" w:cs="Calibri"/>
+                <w:sz w:val="20"/>
+                <w:szCs w:val="20"/>
+              </w:rPr>
+              <w:t>Материалы</w:t>
+            </w:r>
+          </w:p>
+        </w:tc>
+        <w:tc>
+          <w:tcPr>
+            <w:tcW w:w="0" w:type="auto"/>
+            <w:tcBorders>
+              <w:top w:val="single" w:sz="6" w:space="0" w:color="B8A888"/>
+              <w:left w:val="single" w:sz="6" w:space="0" w:color="B8A888"/>
+              <w:bottom w:val="single" w:sz="6" w:space="0" w:color="B8A888"/>
+              <w:right w:val="single" w:sz="6" w:space="0" w:color="B8A888"/>
+            </w:tcBorders>
+            <w:shd w:val="clear" w:color="auto" w:fill="EFE6D2"/>
+            <w:tcMar>
+              <w:top w:w="60" w:type="dxa"/>
+              <w:left w:w="120" w:type="dxa"/>
+              <w:bottom w:w="60" w:type="dxa"/>
+              <w:right w:w="120" w:type="dxa"/>
+            </w:tcMar>
+            <w:hideMark/>
+          </w:tcPr>
+          <w:p>
+            <w:pPr>
+              <w:rPr>
+                <w:rFonts w:ascii="Calibri" w:eastAsia="Times New Roman" w:hAnsi="Calibri" w:cs="Calibri"/>
+                <w:b/>
+                <w:bCs/>
+                <w:sz w:val="20"/>
+                <w:szCs w:val="20"/>
+              </w:rPr>
+            </w:pPr>
+            <w:r>
+              <w:rPr>
+                <w:rFonts w:ascii="Calibri" w:eastAsia="Times New Roman" w:hAnsi="Calibri" w:cs="Calibri"/>
+                <w:sz w:val="20"/>
+                <w:szCs w:val="20"/>
+              </w:rPr>
+              <w:t>Этапы</w:t>
+            </w:r>
+          </w:p>
+        </w:tc>
+      </w:tr>
+      <w:tr>
+        <w:tc>
+          <w:tcPr>
+            <w:tcW w:w="0" w:type="auto"/>
+            <w:tcBorders>
+              <w:top w:val="single" w:sz="6" w:space="0" w:color="B8A888"/>
+              <w:left w:val="single" w:sz="6" w:space="0" w:color="B8A888"/>
+              <w:bottom w:val="single" w:sz="6" w:space="0" w:color="B8A888"/>
+              <w:right w:val="single" w:sz="6" w:space="0" w:color="B8A888"/>
+            </w:tcBorders>
+            <w:tcMar>
+              <w:top w:w="60" w:type="dxa"/>
+              <w:left w:w="120" w:type="dxa"/>
+              <w:bottom w:w="60" w:type="dxa"/>
+              <w:right w:w="120" w:type="dxa"/>
+            </w:tcMar>
+            <w:hideMark/>
+          </w:tcPr>
+          <w:p>
+            <w:pPr>
+              <w:rPr>
+                <w:rFonts w:ascii="Calibri" w:eastAsia="Times New Roman" w:hAnsi="Calibri" w:cs="Calibri"/>
+                <w:sz w:val="20"/>
+                <w:szCs w:val="20"/>
+              </w:rPr>
+            </w:pPr>
+            <w:r>
+              <w:rPr>
+                <w:rFonts w:ascii="Calibri" w:eastAsia="Times New Roman" w:hAnsi="Calibri" w:cs="Calibri"/>
+                <w:sz w:val="20"/>
+                <w:szCs w:val="20"/>
+              </w:rPr>
+              <w:t>Челнок</w:t>
+            </w:r>
+          </w:p>
+        </w:tc>
+        <w:tc>
+          <w:tcPr>
+            <w:tcW w:w="0" w:type="auto"/>
+            <w:tcBorders>
+              <w:top w:val="single" w:sz="6" w:space="0" w:color="B8A888"/>
+              <w:left w:val="single" w:sz="6" w:space="0" w:color="B8A888"/>
+              <w:bottom w:val="single" w:sz="6" w:space="0" w:color="B8A888"/>
+              <w:right w:val="single" w:sz="6" w:space="0" w:color="B8A888"/>
+            </w:tcBorders>
+            <w:tcMar>
+              <w:top w:w="60" w:type="dxa"/>
+              <w:left w:w="120" w:type="dxa"/>
+              <w:bottom w:w="60" w:type="dxa"/>
+              <w:right w:w="120" w:type="dxa"/>
+            </w:tcMar>
+            <w:hideMark/>
+          </w:tcPr>
+          <w:p>
+            <w:pPr>
+              <w:rPr>
+                <w:rFonts w:ascii="Calibri" w:eastAsia="Times New Roman" w:hAnsi="Calibri" w:cs="Calibri"/>
+                <w:sz w:val="20"/>
+                <w:szCs w:val="20"/>
+              </w:rPr>
+            </w:pPr>
+            <w:r>
+              <w:rPr>
+                <w:rFonts w:ascii="Calibri" w:eastAsia="Times New Roman" w:hAnsi="Calibri" w:cs="Calibri"/>
+                <w:sz w:val="20"/>
+                <w:szCs w:val="20"/>
+              </w:rPr>
+              <w:t>1 доска</w:t>
+            </w:r>
+          </w:p>
+        </w:tc>
+        <w:tc>
+          <w:tcPr>
+            <w:tcW w:w="0" w:type="auto"/>
+            <w:tcBorders>
+              <w:top w:val="single" w:sz="6" w:space="0" w:color="B8A888"/>
+              <w:left w:val="single" w:sz="6" w:space="0" w:color="B8A888"/>
+              <w:bottom w:val="single" w:sz="6" w:space="0" w:color="B8A888"/>
+              <w:right w:val="single" w:sz="6" w:space="0" w:color="B8A888"/>
+            </w:tcBorders>
+            <w:tcMar>
+              <w:top w:w="60" w:type="dxa"/>
+              <w:left w:w="120" w:type="dxa"/>
+              <w:bottom w:w="60" w:type="dxa"/>
+              <w:right w:w="120" w:type="dxa"/>
+            </w:tcMar>
+            <w:hideMark/>
+          </w:tcPr>
+          <w:p>
+            <w:pPr>
+              <w:rPr>
+                <w:rFonts w:ascii="Calibri" w:eastAsia="Times New Roman" w:hAnsi="Calibri" w:cs="Calibri"/>
+                <w:sz w:val="20"/>
+                <w:szCs w:val="20"/>
+              </w:rPr>
+            </w:pPr>
+            <w:r>
+              <w:rPr>
+                <w:rFonts w:ascii="Calibri" w:eastAsia="Times New Roman" w:hAnsi="Calibri" w:cs="Calibri"/>
+                <w:sz w:val="20"/>
+                <w:szCs w:val="20"/>
+              </w:rPr>
+              <w:t>нож (лодочка), долото (гнездо под шпульку)</w:t>
+            </w:r>
+          </w:p>
+        </w:tc>
+      </w:tr>
+      <w:tr>
+        <w:tc>
+          <w:tcPr>
+            <w:tcW w:w="0" w:type="auto"/>
+            <w:tcBorders>
+              <w:top w:val="single" w:sz="6" w:space="0" w:color="B8A888"/>
+              <w:left w:val="single" w:sz="6" w:space="0" w:color="B8A888"/>
+              <w:bottom w:val="single" w:sz="6" w:space="0" w:color="B8A888"/>
+              <w:right w:val="single" w:sz="6" w:space="0" w:color="B8A888"/>
+            </w:tcBorders>
+            <w:tcMar>
+              <w:top w:w="60" w:type="dxa"/>
+              <w:left w:w="120" w:type="dxa"/>
+              <w:bottom w:w="60" w:type="dxa"/>
+              <w:right w:w="120" w:type="dxa"/>
+            </w:tcMar>
+            <w:hideMark/>
+          </w:tcPr>
+          <w:p>
+            <w:pPr>
+              <w:rPr>
+                <w:rFonts w:ascii="Calibri" w:eastAsia="Times New Roman" w:hAnsi="Calibri" w:cs="Calibri"/>
+                <w:sz w:val="20"/>
+                <w:szCs w:val="20"/>
+              </w:rPr>
+            </w:pPr>
+            <w:r>
+              <w:rPr>
+                <w:rFonts w:ascii="Calibri" w:eastAsia="Times New Roman" w:hAnsi="Calibri" w:cs="Calibri"/>
+                <w:sz w:val="20"/>
+                <w:szCs w:val="20"/>
+              </w:rPr>
+              <w:t>Веретено</w:t>
+            </w:r>
+          </w:p>
+        </w:tc>
+        <w:tc>
+          <w:tcPr>
+            <w:tcW w:w="0" w:type="auto"/>
+            <w:tcBorders>
+              <w:top w:val="single" w:sz="6" w:space="0" w:color="B8A888"/>
+              <w:left w:val="single" w:sz="6" w:space="0" w:color="B8A888"/>
+              <w:bottom w:val="single" w:sz="6" w:space="0" w:color="B8A888"/>
+              <w:right w:val="single" w:sz="6" w:space="0" w:color="B8A888"/>
+            </w:tcBorders>
+            <w:tcMar>
+              <w:top w:w="60" w:type="dxa"/>
+              <w:left w:w="120" w:type="dxa"/>
+              <w:bottom w:w="60" w:type="dxa"/>
+              <w:right w:w="120" w:type="dxa"/>
+            </w:tcMar>
+            <w:hideMark/>
+          </w:tcPr>
+          <w:p>
+            <w:pPr>
+              <w:rPr>
+                <w:rFonts w:ascii="Calibri" w:eastAsia="Times New Roman" w:hAnsi="Calibri" w:cs="Calibri"/>
+                <w:sz w:val="20"/>
+                <w:szCs w:val="20"/>
+              </w:rPr>
+            </w:pPr>
+            <w:r>
+              <w:rPr>
+                <w:rFonts w:ascii="Calibri" w:eastAsia="Times New Roman" w:hAnsi="Calibri" w:cs="Calibri"/>
+                <w:sz w:val="20"/>
+                <w:szCs w:val="20"/>
+              </w:rPr>
+              <w:t>1 доска</w:t>
+            </w:r>
+          </w:p>
+        </w:tc>
+        <w:tc>
+          <w:tcPr>
+            <w:tcW w:w="0" w:type="auto"/>
+            <w:tcBorders>
+              <w:top w:val="single" w:sz="6" w:space="0" w:color="B8A888"/>
+              <w:left w:val="single" w:sz="6" w:space="0" w:color="B8A888"/>
+              <w:bottom w:val="single" w:sz="6" w:space="0" w:color="B8A888"/>
+              <w:right w:val="single" w:sz="6" w:space="0" w:color="B8A888"/>
+            </w:tcBorders>
+            <w:tcMar>
+              <w:top w:w="60" w:type="dxa"/>
+              <w:left w:w="120" w:type="dxa"/>
+              <w:bottom w:w="60" w:type="dxa"/>
+              <w:right w:w="120" w:type="dxa"/>
+            </w:tcMar>
+            <w:hideMark/>
+          </w:tcPr>
+          <w:p>
+            <w:pPr>
+              <w:rPr>
+                <w:rFonts w:ascii="Calibri" w:eastAsia="Times New Roman" w:hAnsi="Calibri" w:cs="Calibri"/>
+                <w:sz w:val="20"/>
+                <w:szCs w:val="20"/>
+              </w:rPr>
+            </w:pPr>
+            <w:r>
+              <w:rPr>
+                <w:rFonts w:ascii="Calibri" w:eastAsia="Times New Roman" w:hAnsi="Calibri" w:cs="Calibri"/>
+                <w:sz w:val="20"/>
+                <w:szCs w:val="20"/>
+              </w:rPr>
+              <w:t>нож (древко)</w:t>
+            </w:r>
+          </w:p>
+        </w:tc>
+      </w:tr>
+      <w:tr>
+        <w:tc>
+          <w:tcPr>
+            <w:tcW w:w="0" w:type="auto"/>
+            <w:tcBorders>
+              <w:top w:val="single" w:sz="6" w:space="0" w:color="B8A888"/>
+              <w:left w:val="single" w:sz="6" w:space="0" w:color="B8A888"/>
+              <w:bottom w:val="single" w:sz="6" w:space="0" w:color="B8A888"/>
+              <w:right w:val="single" w:sz="6" w:space="0" w:color="B8A888"/>
+            </w:tcBorders>
+            <w:tcMar>
+              <w:top w:w="60" w:type="dxa"/>
+              <w:left w:w="120" w:type="dxa"/>
+              <w:bottom w:w="60" w:type="dxa"/>
+              <w:right w:w="120" w:type="dxa"/>
+            </w:tcMar>
+            <w:hideMark/>
+          </w:tcPr>
+          <w:p>
+            <w:pPr>
+              <w:rPr>
+                <w:rFonts w:ascii="Calibri" w:eastAsia="Times New Roman" w:hAnsi="Calibri" w:cs="Calibri"/>
+                <w:sz w:val="20"/>
+                <w:szCs w:val="20"/>
+              </w:rPr>
+            </w:pPr>
+            <w:r>
+              <w:rPr>
+                <w:rFonts w:ascii="Calibri" w:eastAsia="Times New Roman" w:hAnsi="Calibri" w:cs="Calibri"/>
+                <w:sz w:val="20"/>
+                <w:szCs w:val="20"/>
+              </w:rPr>
+              <w:t>Чесалка</w:t>
+            </w:r>
+          </w:p>
+        </w:tc>
+        <w:tc>
+          <w:tcPr>
+            <w:tcW w:w="0" w:type="auto"/>
+            <w:tcBorders>
+              <w:top w:val="single" w:sz="6" w:space="0" w:color="B8A888"/>
+              <w:left w:val="single" w:sz="6" w:space="0" w:color="B8A888"/>
+              <w:bottom w:val="single" w:sz="6" w:space="0" w:color="B8A888"/>
+              <w:right w:val="single" w:sz="6" w:space="0" w:color="B8A888"/>
+            </w:tcBorders>
+            <w:tcMar>
+              <w:top w:w="60" w:type="dxa"/>
+              <w:left w:w="120" w:type="dxa"/>
+              <w:bottom w:w="60" w:type="dxa"/>
+              <w:right w:w="120" w:type="dxa"/>
+            </w:tcMar>
+            <w:hideMark/>
+          </w:tcPr>
+          <w:p>
+            <w:pPr>
+              <w:rPr>
+                <w:rFonts w:ascii="Calibri" w:eastAsia="Times New Roman" w:hAnsi="Calibri" w:cs="Calibri"/>
+                <w:sz w:val="20"/>
+                <w:szCs w:val="20"/>
+              </w:rPr>
+            </w:pPr>
+            <w:r>
+              <w:rPr>
+                <w:rFonts w:ascii="Calibri" w:eastAsia="Times New Roman" w:hAnsi="Calibri" w:cs="Calibri"/>
+                <w:sz w:val="20"/>
+                <w:szCs w:val="20"/>
+              </w:rPr>
+              <w:t>1 доска, 4 железных самородка</w:t>
+            </w:r>
+          </w:p>
+        </w:tc>
+        <w:tc>
+          <w:tcPr>
+            <w:tcW w:w="0" w:type="auto"/>
+            <w:tcBorders>
+              <w:top w:val="single" w:sz="6" w:space="0" w:color="B8A888"/>
+              <w:left w:val="single" w:sz="6" w:space="0" w:color="B8A888"/>
+              <w:bottom w:val="single" w:sz="6" w:space="0" w:color="B8A888"/>
+              <w:right w:val="single" w:sz="6" w:space="0" w:color="B8A888"/>
+            </w:tcBorders>
+            <w:tcMar>
+              <w:top w:w="60" w:type="dxa"/>
+              <w:left w:w="120" w:type="dxa"/>
+              <w:bottom w:w="60" w:type="dxa"/>
+              <w:right w:w="120" w:type="dxa"/>
+            </w:tcMar>
+            <w:hideMark/>
+          </w:tcPr>
+          <w:p>
+            <w:pPr>
+              <w:rPr>
+                <w:rFonts w:ascii="Calibri" w:eastAsia="Times New Roman" w:hAnsi="Calibri" w:cs="Calibri"/>
+                <w:sz w:val="20"/>
+                <w:szCs w:val="20"/>
+              </w:rPr>
+            </w:pPr>
+            <w:r>
+              <w:rPr>
+                <w:rFonts w:ascii="Calibri" w:eastAsia="Times New Roman" w:hAnsi="Calibri" w:cs="Calibri"/>
+                <w:sz w:val="20"/>
+                <w:szCs w:val="20"/>
+              </w:rPr>
+              <w:t>рубанок, коловорот ×4, молоток ×4 (зубья)</w:t>
+            </w:r>
+          </w:p>
+        </w:tc>
+      </w:tr>
+      <w:tr>
+        <w:tc>
+          <w:tcPr>
+            <w:tcW w:w="0" w:type="auto"/>
+            <w:tcBorders>
+              <w:top w:val="single" w:sz="6" w:space="0" w:color="B8A888"/>
+              <w:left w:val="single" w:sz="6" w:space="0" w:color="B8A888"/>
+              <w:bottom w:val="single" w:sz="6" w:space="0" w:color="B8A888"/>
+              <w:right w:val="single" w:sz="6" w:space="0" w:color="B8A888"/>
+            </w:tcBorders>
+            <w:tcMar>
+              <w:top w:w="60" w:type="dxa"/>
+              <w:left w:w="120" w:type="dxa"/>
+              <w:bottom w:w="60" w:type="dxa"/>
+              <w:right w:w="120" w:type="dxa"/>
+            </w:tcMar>
+            <w:hideMark/>
+          </w:tcPr>
+          <w:p>
+            <w:pPr>
+              <w:rPr>
+                <w:rFonts w:ascii="Calibri" w:eastAsia="Times New Roman" w:hAnsi="Calibri" w:cs="Calibri"/>
+                <w:sz w:val="20"/>
+                <w:szCs w:val="20"/>
+              </w:rPr>
+            </w:pPr>
+            <w:r>
+              <w:rPr>
+                <w:rFonts w:ascii="Calibri" w:eastAsia="Times New Roman" w:hAnsi="Calibri" w:cs="Calibri"/>
+                <w:sz w:val="20"/>
+                <w:szCs w:val="20"/>
+              </w:rPr>
+              <w:t>Половник</w:t>
+            </w:r>
+          </w:p>
+        </w:tc>
+        <w:tc>
+          <w:tcPr>
+            <w:tcW w:w="0" w:type="auto"/>
+            <w:tcBorders>
+              <w:top w:val="single" w:sz="6" w:space="0" w:color="B8A888"/>
+              <w:left w:val="single" w:sz="6" w:space="0" w:color="B8A888"/>
+              <w:bottom w:val="single" w:sz="6" w:space="0" w:color="B8A888"/>
+              <w:right w:val="single" w:sz="6" w:space="0" w:color="B8A888"/>
+            </w:tcBorders>
+            <w:tcMar>
+              <w:top w:w="60" w:type="dxa"/>
+              <w:left w:w="120" w:type="dxa"/>
+              <w:bottom w:w="60" w:type="dxa"/>
+              <w:right w:w="120" w:type="dxa"/>
+            </w:tcMar>
+            <w:hideMark/>
+          </w:tcPr>
+          <w:p>
+            <w:pPr>
+              <w:rPr>
+                <w:rFonts w:ascii="Calibri" w:eastAsia="Times New Roman" w:hAnsi="Calibri" w:cs="Calibri"/>
+                <w:sz w:val="20"/>
+                <w:szCs w:val="20"/>
+              </w:rPr>
+            </w:pPr>
+            <w:r>
+              <w:rPr>
+                <w:rFonts w:ascii="Calibri" w:eastAsia="Times New Roman" w:hAnsi="Calibri" w:cs="Calibri"/>
+                <w:sz w:val="20"/>
+                <w:szCs w:val="20"/>
+              </w:rPr>
+              <w:t>1 доска</w:t>
+            </w:r>
+          </w:p>
+        </w:tc>
+        <w:tc>
+          <w:tcPr>
+            <w:tcW w:w="0" w:type="auto"/>
+            <w:tcBorders>
+              <w:top w:val="single" w:sz="6" w:space="0" w:color="B8A888"/>
+              <w:left w:val="single" w:sz="6" w:space="0" w:color="B8A888"/>
+              <w:bottom w:val="single" w:sz="6" w:space="0" w:color="B8A888"/>
+              <w:right w:val="single" w:sz="6" w:space="0" w:color="B8A888"/>
+            </w:tcBorders>
+            <w:tcMar>
+              <w:top w:w="60" w:type="dxa"/>
+              <w:left w:w="120" w:type="dxa"/>
+              <w:bottom w:w="60" w:type="dxa"/>
+              <w:right w:w="120" w:type="dxa"/>
+            </w:tcMar>
+            <w:hideMark/>
+          </w:tcPr>
+          <w:p>
+            <w:pPr>
+              <w:rPr>
+                <w:rFonts w:ascii="Calibri" w:eastAsia="Times New Roman" w:hAnsi="Calibri" w:cs="Calibri"/>
+                <w:sz w:val="20"/>
+                <w:szCs w:val="20"/>
+              </w:rPr>
+            </w:pPr>
+            <w:r>
+              <w:rPr>
+                <w:rFonts w:ascii="Calibri" w:eastAsia="Times New Roman" w:hAnsi="Calibri" w:cs="Calibri"/>
+                <w:sz w:val="20"/>
+                <w:szCs w:val="20"/>
+              </w:rPr>
+              <w:t>долото (черпак), нож (ручка)</w:t>
+            </w:r>
+          </w:p>
+        </w:tc>
+      </w:tr>
+      <w:tr>
+        <w:tc>
+          <w:tcPr>
+            <w:tcW w:w="0" w:type="auto"/>
+            <w:tcBorders>
+              <w:top w:val="single" w:sz="6" w:space="0" w:color="B8A888"/>
+              <w:left w:val="single" w:sz="6" w:space="0" w:color="B8A888"/>
+              <w:bottom w:val="single" w:sz="6" w:space="0" w:color="B8A888"/>
+              <w:right w:val="single" w:sz="6" w:space="0" w:color="B8A888"/>
+            </w:tcBorders>
+            <w:tcMar>
+              <w:top w:w="60" w:type="dxa"/>
+              <w:left w:w="120" w:type="dxa"/>
+              <w:bottom w:w="60" w:type="dxa"/>
+              <w:right w:w="120" w:type="dxa"/>
+            </w:tcMar>
+            <w:hideMark/>
+          </w:tcPr>
+          <w:p>
+            <w:pPr>
+              <w:rPr>
+                <w:rFonts w:ascii="Calibri" w:eastAsia="Times New Roman" w:hAnsi="Calibri" w:cs="Calibri"/>
+                <w:sz w:val="20"/>
+                <w:szCs w:val="20"/>
+              </w:rPr>
+            </w:pPr>
+            <w:r>
+              <w:rPr>
+                <w:rFonts w:ascii="Calibri" w:eastAsia="Times New Roman" w:hAnsi="Calibri" w:cs="Calibri"/>
+                <w:sz w:val="20"/>
+                <w:szCs w:val="20"/>
+              </w:rPr>
+              <w:t>Деревянная миска ×2</w:t>
+            </w:r>
+          </w:p>
+        </w:tc>
+        <w:tc>
+          <w:tcPr>
+            <w:tcW w:w="0" w:type="auto"/>
+            <w:tcBorders>
+              <w:top w:val="single" w:sz="6" w:space="0" w:color="B8A888"/>
+              <w:left w:val="single" w:sz="6" w:space="0" w:color="B8A888"/>
+              <w:bottom w:val="single" w:sz="6" w:space="0" w:color="B8A888"/>
+              <w:right w:val="single" w:sz="6" w:space="0" w:color="B8A888"/>
+            </w:tcBorders>
+            <w:tcMar>
+              <w:top w:w="60" w:type="dxa"/>
+              <w:left w:w="120" w:type="dxa"/>
+              <w:bottom w:w="60" w:type="dxa"/>
+              <w:right w:w="120" w:type="dxa"/>
+            </w:tcMar>
+            <w:hideMark/>
+          </w:tcPr>
+          <w:p>
+            <w:pPr>
+              <w:rPr>
+                <w:rFonts w:ascii="Calibri" w:eastAsia="Times New Roman" w:hAnsi="Calibri" w:cs="Calibri"/>
+                <w:sz w:val="20"/>
+                <w:szCs w:val="20"/>
+              </w:rPr>
+            </w:pPr>
+            <w:r>
+              <w:rPr>
+                <w:rFonts w:ascii="Calibri" w:eastAsia="Times New Roman" w:hAnsi="Calibri" w:cs="Calibri"/>
+                <w:sz w:val="20"/>
+                <w:szCs w:val="20"/>
+              </w:rPr>
+              <w:t>1 доска</w:t>
+            </w:r>
+          </w:p>
+        </w:tc>
+        <w:tc>
+          <w:tcPr>
+            <w:tcW w:w="0" w:type="auto"/>
+            <w:tcBorders>
+              <w:top w:val="single" w:sz="6" w:space="0" w:color="B8A888"/>
+              <w:left w:val="single" w:sz="6" w:space="0" w:color="B8A888"/>
+              <w:bottom w:val="single" w:sz="6" w:space="0" w:color="B8A888"/>
+              <w:right w:val="single" w:sz="6" w:space="0" w:color="B8A888"/>
+            </w:tcBorders>
+            <w:tcMar>
+              <w:top w:w="60" w:type="dxa"/>
+              <w:left w:w="120" w:type="dxa"/>
+              <w:bottom w:w="60" w:type="dxa"/>
+              <w:right w:w="120" w:type="dxa"/>
+            </w:tcMar>
+            <w:hideMark/>
+          </w:tcPr>
+          <w:p>
+            <w:pPr>
+              <w:rPr>
+                <w:rFonts w:ascii="Calibri" w:eastAsia="Times New Roman" w:hAnsi="Calibri" w:cs="Calibri"/>
+                <w:sz w:val="20"/>
+                <w:szCs w:val="20"/>
+              </w:rPr>
+            </w:pPr>
+            <w:r>
+              <w:rPr>
+                <w:rFonts w:ascii="Calibri" w:eastAsia="Times New Roman" w:hAnsi="Calibri" w:cs="Calibri"/>
+                <w:sz w:val="20"/>
+                <w:szCs w:val="20"/>
+              </w:rPr>
+              <w:t>долото (чаша), нож (бок); без качества</w:t>
+            </w:r>
+          </w:p>
+        </w:tc>
+      </w:tr>
+      <w:tr>
+        <w:tc>
+          <w:tcPr>
+            <w:tcW w:w="0" w:type="auto"/>
+            <w:tcBorders>
+              <w:top w:val="single" w:sz="6" w:space="0" w:color="B8A888"/>
+              <w:left w:val="single" w:sz="6" w:space="0" w:color="B8A888"/>
+              <w:bottom w:val="single" w:sz="6" w:space="0" w:color="B8A888"/>
+              <w:right w:val="single" w:sz="6" w:space="0" w:color="B8A888"/>
+            </w:tcBorders>
+            <w:tcMar>
+              <w:top w:w="60" w:type="dxa"/>
+              <w:left w:w="120" w:type="dxa"/>
+              <w:bottom w:w="60" w:type="dxa"/>
+              <w:right w:w="120" w:type="dxa"/>
+            </w:tcMar>
+            <w:hideMark/>
+          </w:tcPr>
+          <w:p>
+            <w:pPr>
+              <w:rPr>
+                <w:rFonts w:ascii="Calibri" w:eastAsia="Times New Roman" w:hAnsi="Calibri" w:cs="Calibri"/>
+                <w:sz w:val="20"/>
+                <w:szCs w:val="20"/>
+              </w:rPr>
+            </w:pPr>
+            <w:r>
+              <w:rPr>
+                <w:rFonts w:ascii="Calibri" w:eastAsia="Times New Roman" w:hAnsi="Calibri" w:cs="Calibri"/>
+                <w:sz w:val="20"/>
+                <w:szCs w:val="20"/>
+              </w:rPr>
+              <w:t>Колотушка</w:t>
+            </w:r>
+          </w:p>
+        </w:tc>
+        <w:tc>
+          <w:tcPr>
+            <w:tcW w:w="0" w:type="auto"/>
+            <w:tcBorders>
+              <w:top w:val="single" w:sz="6" w:space="0" w:color="B8A888"/>
+              <w:left w:val="single" w:sz="6" w:space="0" w:color="B8A888"/>
+              <w:bottom w:val="single" w:sz="6" w:space="0" w:color="B8A888"/>
+              <w:right w:val="single" w:sz="6" w:space="0" w:color="B8A888"/>
+            </w:tcBorders>
+            <w:tcMar>
+              <w:top w:w="60" w:type="dxa"/>
+              <w:left w:w="120" w:type="dxa"/>
+              <w:bottom w:w="60" w:type="dxa"/>
+              <w:right w:w="120" w:type="dxa"/>
+            </w:tcMar>
+            <w:hideMark/>
+          </w:tcPr>
+          <w:p>
+            <w:pPr>
+              <w:rPr>
+                <w:rFonts w:ascii="Calibri" w:eastAsia="Times New Roman" w:hAnsi="Calibri" w:cs="Calibri"/>
+                <w:sz w:val="20"/>
+                <w:szCs w:val="20"/>
+              </w:rPr>
+            </w:pPr>
+            <w:r>
+              <w:rPr>
+                <w:rFonts w:ascii="Calibri" w:eastAsia="Times New Roman" w:hAnsi="Calibri" w:cs="Calibri"/>
+                <w:sz w:val="20"/>
+                <w:szCs w:val="20"/>
+              </w:rPr>
+              <w:t>1 доска, сыромять</w:t>
+            </w:r>
+          </w:p>
+        </w:tc>
+        <w:tc>
+          <w:tcPr>
+            <w:tcW w:w="0" w:type="auto"/>
+            <w:tcBorders>
+              <w:top w:val="single" w:sz="6" w:space="0" w:color="B8A888"/>
+              <w:left w:val="single" w:sz="6" w:space="0" w:color="B8A888"/>
+              <w:bottom w:val="single" w:sz="6" w:space="0" w:color="B8A888"/>
+              <w:right w:val="single" w:sz="6" w:space="0" w:color="B8A888"/>
+            </w:tcBorders>
+            <w:tcMar>
+              <w:top w:w="60" w:type="dxa"/>
+              <w:left w:w="120" w:type="dxa"/>
+              <w:bottom w:w="60" w:type="dxa"/>
+              <w:right w:w="120" w:type="dxa"/>
+            </w:tcMar>
+            <w:hideMark/>
+          </w:tcPr>
+          <w:p>
+            <w:pPr>
+              <w:rPr>
+                <w:rFonts w:ascii="Calibri" w:eastAsia="Times New Roman" w:hAnsi="Calibri" w:cs="Calibri"/>
+                <w:sz w:val="20"/>
+                <w:szCs w:val="20"/>
+              </w:rPr>
+            </w:pPr>
+            <w:r>
+              <w:rPr>
+                <w:rFonts w:ascii="Calibri" w:eastAsia="Times New Roman" w:hAnsi="Calibri" w:cs="Calibri"/>
+                <w:sz w:val="20"/>
+                <w:szCs w:val="20"/>
+              </w:rPr>
+              <w:t>нож (рукоять), коловорот, молоток (насадка)</w:t>
+            </w:r>
+          </w:p>
+        </w:tc>
+      </w:tr>
+      <w:tr>
+        <w:tc>
+          <w:tcPr>
+            <w:tcW w:w="0" w:type="auto"/>
+            <w:tcBorders>
+              <w:top w:val="single" w:sz="6" w:space="0" w:color="B8A888"/>
+              <w:left w:val="single" w:sz="6" w:space="0" w:color="B8A888"/>
+              <w:bottom w:val="single" w:sz="6" w:space="0" w:color="B8A888"/>
+              <w:right w:val="single" w:sz="6" w:space="0" w:color="B8A888"/>
+            </w:tcBorders>
+            <w:tcMar>
+              <w:top w:w="60" w:type="dxa"/>
+              <w:left w:w="120" w:type="dxa"/>
+              <w:bottom w:w="60" w:type="dxa"/>
+              <w:right w:w="120" w:type="dxa"/>
+            </w:tcMar>
+            <w:hideMark/>
+          </w:tcPr>
+          <w:p>
+            <w:pPr>
+              <w:rPr>
+                <w:rFonts w:ascii="Calibri" w:eastAsia="Times New Roman" w:hAnsi="Calibri" w:cs="Calibri"/>
+                <w:sz w:val="20"/>
+                <w:szCs w:val="20"/>
+              </w:rPr>
+            </w:pPr>
+            <w:r>
+              <w:rPr>
+                <w:rFonts w:ascii="Calibri" w:eastAsia="Times New Roman" w:hAnsi="Calibri" w:cs="Calibri"/>
+                <w:sz w:val="20"/>
+                <w:szCs w:val="20"/>
+              </w:rPr>
+              <w:t>Форма для кирпича</w:t>
+            </w:r>
+          </w:p>
+        </w:tc>
+        <w:tc>
+          <w:tcPr>
+            <w:tcW w:w="0" w:type="auto"/>
+            <w:tcBorders>
+              <w:top w:val="single" w:sz="6" w:space="0" w:color="B8A888"/>
+              <w:left w:val="single" w:sz="6" w:space="0" w:color="B8A888"/>
+              <w:bottom w:val="single" w:sz="6" w:space="0" w:color="B8A888"/>
+              <w:right w:val="single" w:sz="6" w:space="0" w:color="B8A888"/>
+            </w:tcBorders>
+            <w:tcMar>
+              <w:top w:w="60" w:type="dxa"/>
+              <w:left w:w="120" w:type="dxa"/>
+              <w:bottom w:w="60" w:type="dxa"/>
+              <w:right w:w="120" w:type="dxa"/>
+            </w:tcMar>
+            <w:hideMark/>
+          </w:tcPr>
+          <w:p>
+            <w:pPr>
+              <w:rPr>
+                <w:rFonts w:ascii="Calibri" w:eastAsia="Times New Roman" w:hAnsi="Calibri" w:cs="Calibri"/>
+                <w:sz w:val="20"/>
+                <w:szCs w:val="20"/>
+              </w:rPr>
+            </w:pPr>
+            <w:r>
+              <w:rPr>
+                <w:rFonts w:ascii="Calibri" w:eastAsia="Times New Roman" w:hAnsi="Calibri" w:cs="Calibri"/>
+                <w:sz w:val="20"/>
+                <w:szCs w:val="20"/>
+              </w:rPr>
+              <w:t>4 доски, 4 железных самородка</w:t>
+            </w:r>
+          </w:p>
+        </w:tc>
+        <w:tc>
+          <w:tcPr>
+            <w:tcW w:w="0" w:type="auto"/>
+            <w:tcBorders>
+              <w:top w:val="single" w:sz="6" w:space="0" w:color="B8A888"/>
+              <w:left w:val="single" w:sz="6" w:space="0" w:color="B8A888"/>
+              <w:bottom w:val="single" w:sz="6" w:space="0" w:color="B8A888"/>
+              <w:right w:val="single" w:sz="6" w:space="0" w:color="B8A888"/>
+            </w:tcBorders>
+            <w:tcMar>
+              <w:top w:w="60" w:type="dxa"/>
+              <w:left w:w="120" w:type="dxa"/>
+              <w:bottom w:w="60" w:type="dxa"/>
+              <w:right w:w="120" w:type="dxa"/>
+            </w:tcMar>
+            <w:hideMark/>
+          </w:tcPr>
+          <w:p>
+            <w:pPr>
+              <w:rPr>
+                <w:rFonts w:ascii="Calibri" w:eastAsia="Times New Roman" w:hAnsi="Calibri" w:cs="Calibri"/>
+                <w:sz w:val="20"/>
+                <w:szCs w:val="20"/>
+              </w:rPr>
+            </w:pPr>
+            <w:r>
+              <w:rPr>
+                <w:rFonts w:ascii="Calibri" w:eastAsia="Times New Roman" w:hAnsi="Calibri" w:cs="Calibri"/>
+                <w:sz w:val="20"/>
+                <w:szCs w:val="20"/>
+              </w:rPr>
+              <w:t>рубанок, молоток ×4</w:t>
+            </w:r>
+          </w:p>
+        </w:tc>
+      </w:tr>
+      <w:tr>
+        <w:tc>
+          <w:tcPr>
+            <w:tcW w:w="0" w:type="auto"/>
+            <w:tcBorders>
+              <w:top w:val="single" w:sz="6" w:space="0" w:color="B8A888"/>
+              <w:left w:val="single" w:sz="6" w:space="0" w:color="B8A888"/>
+              <w:bottom w:val="single" w:sz="6" w:space="0" w:color="B8A888"/>
+              <w:right w:val="single" w:sz="6" w:space="0" w:color="B8A888"/>
+            </w:tcBorders>
+            <w:tcMar>
+              <w:top w:w="60" w:type="dxa"/>
+              <w:left w:w="120" w:type="dxa"/>
+              <w:bottom w:w="60" w:type="dxa"/>
+              <w:right w:w="120" w:type="dxa"/>
+            </w:tcMar>
+            <w:hideMark/>
+          </w:tcPr>
+          <w:p>
+            <w:pPr>
+              <w:rPr>
+                <w:rFonts w:ascii="Calibri" w:eastAsia="Times New Roman" w:hAnsi="Calibri" w:cs="Calibri"/>
+                <w:sz w:val="20"/>
+                <w:szCs w:val="20"/>
+              </w:rPr>
+            </w:pPr>
+            <w:r>
+              <w:rPr>
+                <w:rFonts w:ascii="Calibri" w:eastAsia="Times New Roman" w:hAnsi="Calibri" w:cs="Calibri"/>
+                <w:sz w:val="20"/>
+                <w:szCs w:val="20"/>
+              </w:rPr>
+              <w:t>Пила</w:t>
+            </w:r>
+          </w:p>
+        </w:tc>
+        <w:tc>
+          <w:tcPr>
+            <w:tcW w:w="0" w:type="auto"/>
+            <w:tcBorders>
+              <w:top w:val="single" w:sz="6" w:space="0" w:color="B8A888"/>
+              <w:left w:val="single" w:sz="6" w:space="0" w:color="B8A888"/>
+              <w:bottom w:val="single" w:sz="6" w:space="0" w:color="B8A888"/>
+              <w:right w:val="single" w:sz="6" w:space="0" w:color="B8A888"/>
+            </w:tcBorders>
+            <w:tcMar>
+              <w:top w:w="60" w:type="dxa"/>
+              <w:left w:w="120" w:type="dxa"/>
+              <w:bottom w:w="60" w:type="dxa"/>
+              <w:right w:w="120" w:type="dxa"/>
+            </w:tcMar>
+            <w:hideMark/>
+          </w:tcPr>
+          <w:p>
+            <w:pPr>
+              <w:rPr>
+                <w:rFonts w:ascii="Calibri" w:eastAsia="Times New Roman" w:hAnsi="Calibri" w:cs="Calibri"/>
+                <w:sz w:val="20"/>
+                <w:szCs w:val="20"/>
+              </w:rPr>
+            </w:pPr>
+            <w:r>
+              <w:rPr>
+                <w:rFonts w:ascii="Calibri" w:eastAsia="Times New Roman" w:hAnsi="Calibri" w:cs="Calibri"/>
+                <w:sz w:val="20"/>
+                <w:szCs w:val="20"/>
+              </w:rPr>
+              <w:t>1 доска, 2 железных слитка</w:t>
+            </w:r>
+          </w:p>
+        </w:tc>
+        <w:tc>
+          <w:tcPr>
+            <w:tcW w:w="0" w:type="auto"/>
+            <w:tcBorders>
+              <w:top w:val="single" w:sz="6" w:space="0" w:color="B8A888"/>
+              <w:left w:val="single" w:sz="6" w:space="0" w:color="B8A888"/>
+              <w:bottom w:val="single" w:sz="6" w:space="0" w:color="B8A888"/>
+              <w:right w:val="single" w:sz="6" w:space="0" w:color="B8A888"/>
+            </w:tcBorders>
+            <w:tcMar>
+              <w:top w:w="60" w:type="dxa"/>
+              <w:left w:w="120" w:type="dxa"/>
+              <w:bottom w:w="60" w:type="dxa"/>
+              <w:right w:w="120" w:type="dxa"/>
+            </w:tcMar>
+            <w:hideMark/>
+          </w:tcPr>
+          <w:p>
+            <w:pPr>
+              <w:rPr>
+                <w:rFonts w:ascii="Calibri" w:eastAsia="Times New Roman" w:hAnsi="Calibri" w:cs="Calibri"/>
+                <w:sz w:val="20"/>
+                <w:szCs w:val="20"/>
+              </w:rPr>
+            </w:pPr>
+            <w:r>
+              <w:rPr>
+                <w:rFonts w:ascii="Calibri" w:eastAsia="Times New Roman" w:hAnsi="Calibri" w:cs="Calibri"/>
+                <w:sz w:val="20"/>
+                <w:szCs w:val="20"/>
+              </w:rPr>
+              <w:t>нож (рукоять), коловорот ×2, молоток ×2 (заклёпки)</w:t>
+            </w:r>
+          </w:p>
+        </w:tc>
+      </w:tr>
+      <w:tr>
+        <w:tc>
+          <w:tcPr>
+            <w:tcW w:w="0" w:type="auto"/>
+            <w:tcBorders>
+              <w:top w:val="single" w:sz="6" w:space="0" w:color="B8A888"/>
+              <w:left w:val="single" w:sz="6" w:space="0" w:color="B8A888"/>
+              <w:bottom w:val="single" w:sz="6" w:space="0" w:color="B8A888"/>
+              <w:right w:val="single" w:sz="6" w:space="0" w:color="B8A888"/>
+            </w:tcBorders>
+            <w:tcMar>
+              <w:top w:w="60" w:type="dxa"/>
+              <w:left w:w="120" w:type="dxa"/>
+              <w:bottom w:w="60" w:type="dxa"/>
+              <w:right w:w="120" w:type="dxa"/>
+            </w:tcMar>
+            <w:hideMark/>
+          </w:tcPr>
+          <w:p>
+            <w:pPr>
+              <w:rPr>
+                <w:rFonts w:ascii="Calibri" w:eastAsia="Times New Roman" w:hAnsi="Calibri" w:cs="Calibri"/>
+                <w:sz w:val="20"/>
+                <w:szCs w:val="20"/>
+              </w:rPr>
+            </w:pPr>
+            <w:r>
+              <w:rPr>
+                <w:rFonts w:ascii="Calibri" w:eastAsia="Times New Roman" w:hAnsi="Calibri" w:cs="Calibri"/>
+                <w:sz w:val="20"/>
+                <w:szCs w:val="20"/>
+              </w:rPr>
+              <w:t>Рубанок</w:t>
+            </w:r>
+          </w:p>
+        </w:tc>
+        <w:tc>
+          <w:tcPr>
+            <w:tcW w:w="0" w:type="auto"/>
+            <w:tcBorders>
+              <w:top w:val="single" w:sz="6" w:space="0" w:color="B8A888"/>
+              <w:left w:val="single" w:sz="6" w:space="0" w:color="B8A888"/>
+              <w:bottom w:val="single" w:sz="6" w:space="0" w:color="B8A888"/>
+              <w:right w:val="single" w:sz="6" w:space="0" w:color="B8A888"/>
+            </w:tcBorders>
+            <w:tcMar>
+              <w:top w:w="60" w:type="dxa"/>
+              <w:left w:w="120" w:type="dxa"/>
+              <w:bottom w:w="60" w:type="dxa"/>
+              <w:right w:w="120" w:type="dxa"/>
+            </w:tcMar>
+            <w:hideMark/>
+          </w:tcPr>
+          <w:p>
+            <w:pPr>
+              <w:rPr>
+                <w:rFonts w:ascii="Calibri" w:eastAsia="Times New Roman" w:hAnsi="Calibri" w:cs="Calibri"/>
+                <w:sz w:val="20"/>
+                <w:szCs w:val="20"/>
+              </w:rPr>
+            </w:pPr>
+            <w:r>
+              <w:rPr>
+                <w:rFonts w:ascii="Calibri" w:eastAsia="Times New Roman" w:hAnsi="Calibri" w:cs="Calibri"/>
+                <w:sz w:val="20"/>
+                <w:szCs w:val="20"/>
+              </w:rPr>
+              <w:t>2 доски, 1 железный слиток</w:t>
+            </w:r>
+          </w:p>
+        </w:tc>
+        <w:tc>
+          <w:tcPr>
+            <w:tcW w:w="0" w:type="auto"/>
+            <w:tcBorders>
+              <w:top w:val="single" w:sz="6" w:space="0" w:color="B8A888"/>
+              <w:left w:val="single" w:sz="6" w:space="0" w:color="B8A888"/>
+              <w:bottom w:val="single" w:sz="6" w:space="0" w:color="B8A888"/>
+              <w:right w:val="single" w:sz="6" w:space="0" w:color="B8A888"/>
+            </w:tcBorders>
+            <w:tcMar>
+              <w:top w:w="60" w:type="dxa"/>
+              <w:left w:w="120" w:type="dxa"/>
+              <w:bottom w:w="60" w:type="dxa"/>
+              <w:right w:w="120" w:type="dxa"/>
+            </w:tcMar>
+            <w:hideMark/>
+          </w:tcPr>
+          <w:p>
+            <w:pPr>
+              <w:rPr>
+                <w:rFonts w:ascii="Calibri" w:eastAsia="Times New Roman" w:hAnsi="Calibri" w:cs="Calibri"/>
+                <w:sz w:val="20"/>
+                <w:szCs w:val="20"/>
+              </w:rPr>
+            </w:pPr>
+            <w:r>
+              <w:rPr>
+                <w:rFonts w:ascii="Calibri" w:eastAsia="Times New Roman" w:hAnsi="Calibri" w:cs="Calibri"/>
+                <w:sz w:val="20"/>
+                <w:szCs w:val="20"/>
+              </w:rPr>
+              <w:t>рубанок, долото (леток), молоток (клин)</w:t>
+            </w:r>
+          </w:p>
+        </w:tc>
+      </w:tr>
+      <w:tr>
+        <w:tc>
+          <w:tcPr>
+            <w:tcW w:w="0" w:type="auto"/>
+            <w:tcBorders>
+              <w:top w:val="single" w:sz="6" w:space="0" w:color="B8A888"/>
+              <w:left w:val="single" w:sz="6" w:space="0" w:color="B8A888"/>
+              <w:bottom w:val="single" w:sz="6" w:space="0" w:color="B8A888"/>
+              <w:right w:val="single" w:sz="6" w:space="0" w:color="B8A888"/>
+            </w:tcBorders>
+            <w:tcMar>
+              <w:top w:w="60" w:type="dxa"/>
+              <w:left w:w="120" w:type="dxa"/>
+              <w:bottom w:w="60" w:type="dxa"/>
+              <w:right w:w="120" w:type="dxa"/>
+            </w:tcMar>
+            <w:hideMark/>
+          </w:tcPr>
+          <w:p>
+            <w:pPr>
+              <w:rPr>
+                <w:rFonts w:ascii="Calibri" w:eastAsia="Times New Roman" w:hAnsi="Calibri" w:cs="Calibri"/>
+                <w:sz w:val="20"/>
+                <w:szCs w:val="20"/>
+              </w:rPr>
+            </w:pPr>
+            <w:r>
+              <w:rPr>
+                <w:rFonts w:ascii="Calibri" w:eastAsia="Times New Roman" w:hAnsi="Calibri" w:cs="Calibri"/>
+                <w:sz w:val="20"/>
+                <w:szCs w:val="20"/>
+              </w:rPr>
+              <w:t>Долото</w:t>
+            </w:r>
+          </w:p>
+        </w:tc>
+        <w:tc>
+          <w:tcPr>
+            <w:tcW w:w="0" w:type="auto"/>
+            <w:tcBorders>
+              <w:top w:val="single" w:sz="6" w:space="0" w:color="B8A888"/>
+              <w:left w:val="single" w:sz="6" w:space="0" w:color="B8A888"/>
+              <w:bottom w:val="single" w:sz="6" w:space="0" w:color="B8A888"/>
+              <w:right w:val="single" w:sz="6" w:space="0" w:color="B8A888"/>
+            </w:tcBorders>
+            <w:tcMar>
+              <w:top w:w="60" w:type="dxa"/>
+              <w:left w:w="120" w:type="dxa"/>
+              <w:bottom w:w="60" w:type="dxa"/>
+              <w:right w:w="120" w:type="dxa"/>
+            </w:tcMar>
+            <w:hideMark/>
+          </w:tcPr>
+          <w:p>
+            <w:pPr>
+              <w:rPr>
+                <w:rFonts w:ascii="Calibri" w:eastAsia="Times New Roman" w:hAnsi="Calibri" w:cs="Calibri"/>
+                <w:sz w:val="20"/>
+                <w:szCs w:val="20"/>
+              </w:rPr>
+            </w:pPr>
+            <w:r>
+              <w:rPr>
+                <w:rFonts w:ascii="Calibri" w:eastAsia="Times New Roman" w:hAnsi="Calibri" w:cs="Calibri"/>
+                <w:sz w:val="20"/>
+                <w:szCs w:val="20"/>
+              </w:rPr>
+              <w:t>1 доска, 1 железный слиток</w:t>
+            </w:r>
+          </w:p>
+        </w:tc>
+        <w:tc>
+          <w:tcPr>
+            <w:tcW w:w="0" w:type="auto"/>
+            <w:tcBorders>
+              <w:top w:val="single" w:sz="6" w:space="0" w:color="B8A888"/>
+              <w:left w:val="single" w:sz="6" w:space="0" w:color="B8A888"/>
+              <w:bottom w:val="single" w:sz="6" w:space="0" w:color="B8A888"/>
+              <w:right w:val="single" w:sz="6" w:space="0" w:color="B8A888"/>
+            </w:tcBorders>
+            <w:tcMar>
+              <w:top w:w="60" w:type="dxa"/>
+              <w:left w:w="120" w:type="dxa"/>
+              <w:bottom w:w="60" w:type="dxa"/>
+              <w:right w:w="120" w:type="dxa"/>
+            </w:tcMar>
+            <w:hideMark/>
+          </w:tcPr>
+          <w:p>
+            <w:pPr>
+              <w:rPr>
+                <w:rFonts w:ascii="Calibri" w:eastAsia="Times New Roman" w:hAnsi="Calibri" w:cs="Calibri"/>
+                <w:sz w:val="20"/>
+                <w:szCs w:val="20"/>
+              </w:rPr>
+            </w:pPr>
+            <w:r>
+              <w:rPr>
+                <w:rFonts w:ascii="Calibri" w:eastAsia="Times New Roman" w:hAnsi="Calibri" w:cs="Calibri"/>
+                <w:sz w:val="20"/>
+                <w:szCs w:val="20"/>
+              </w:rPr>
+              <w:t>нож (рукоять), молоток</w:t>
+            </w:r>
+          </w:p>
+        </w:tc>
+      </w:tr>
+      <w:tr>
+        <w:tc>
+          <w:tcPr>
+            <w:tcW w:w="0" w:type="auto"/>
+            <w:tcBorders>
+              <w:top w:val="single" w:sz="6" w:space="0" w:color="B8A888"/>
+              <w:left w:val="single" w:sz="6" w:space="0" w:color="B8A888"/>
+              <w:bottom w:val="single" w:sz="6" w:space="0" w:color="B8A888"/>
+              <w:right w:val="single" w:sz="6" w:space="0" w:color="B8A888"/>
+            </w:tcBorders>
+            <w:tcMar>
+              <w:top w:w="60" w:type="dxa"/>
+              <w:left w:w="120" w:type="dxa"/>
+              <w:bottom w:w="60" w:type="dxa"/>
+              <w:right w:w="120" w:type="dxa"/>
+            </w:tcMar>
+            <w:hideMark/>
+          </w:tcPr>
+          <w:p>
+            <w:pPr>
+              <w:rPr>
+                <w:rFonts w:ascii="Calibri" w:eastAsia="Times New Roman" w:hAnsi="Calibri" w:cs="Calibri"/>
+                <w:sz w:val="20"/>
+                <w:szCs w:val="20"/>
+              </w:rPr>
+            </w:pPr>
+            <w:r>
+              <w:rPr>
+                <w:rFonts w:ascii="Calibri" w:eastAsia="Times New Roman" w:hAnsi="Calibri" w:cs="Calibri"/>
+                <w:sz w:val="20"/>
+                <w:szCs w:val="20"/>
+              </w:rPr>
+              <w:t>Коловорот</w:t>
+            </w:r>
+          </w:p>
+        </w:tc>
+        <w:tc>
+          <w:tcPr>
+            <w:tcW w:w="0" w:type="auto"/>
+            <w:tcBorders>
+              <w:top w:val="single" w:sz="6" w:space="0" w:color="B8A888"/>
+              <w:left w:val="single" w:sz="6" w:space="0" w:color="B8A888"/>
+              <w:bottom w:val="single" w:sz="6" w:space="0" w:color="B8A888"/>
+              <w:right w:val="single" w:sz="6" w:space="0" w:color="B8A888"/>
+            </w:tcBorders>
+            <w:tcMar>
+              <w:top w:w="60" w:type="dxa"/>
+              <w:left w:w="120" w:type="dxa"/>
+              <w:bottom w:w="60" w:type="dxa"/>
+              <w:right w:w="120" w:type="dxa"/>
+            </w:tcMar>
+            <w:hideMark/>
+          </w:tcPr>
+          <w:p>
+            <w:pPr>
+              <w:rPr>
+                <w:rFonts w:ascii="Calibri" w:eastAsia="Times New Roman" w:hAnsi="Calibri" w:cs="Calibri"/>
+                <w:sz w:val="20"/>
+                <w:szCs w:val="20"/>
+              </w:rPr>
+            </w:pPr>
+            <w:r>
+              <w:rPr>
+                <w:rFonts w:ascii="Calibri" w:eastAsia="Times New Roman" w:hAnsi="Calibri" w:cs="Calibri"/>
+                <w:sz w:val="20"/>
+                <w:szCs w:val="20"/>
+              </w:rPr>
+              <w:t>2 доски, 1 железный слиток</w:t>
+            </w:r>
+          </w:p>
+        </w:tc>
+        <w:tc>
+          <w:tcPr>
+            <w:tcW w:w="0" w:type="auto"/>
+            <w:tcBorders>
+              <w:top w:val="single" w:sz="6" w:space="0" w:color="B8A888"/>
+              <w:left w:val="single" w:sz="6" w:space="0" w:color="B8A888"/>
+              <w:bottom w:val="single" w:sz="6" w:space="0" w:color="B8A888"/>
+              <w:right w:val="single" w:sz="6" w:space="0" w:color="B8A888"/>
+            </w:tcBorders>
+            <w:tcMar>
+              <w:top w:w="60" w:type="dxa"/>
+              <w:left w:w="120" w:type="dxa"/>
+              <w:bottom w:w="60" w:type="dxa"/>
+              <w:right w:w="120" w:type="dxa"/>
+            </w:tcMar>
+            <w:hideMark/>
+          </w:tcPr>
+          <w:p>
+            <w:pPr>
+              <w:rPr>
+                <w:rFonts w:ascii="Calibri" w:eastAsia="Times New Roman" w:hAnsi="Calibri" w:cs="Calibri"/>
+                <w:sz w:val="20"/>
+                <w:szCs w:val="20"/>
+              </w:rPr>
+            </w:pPr>
+            <w:r>
+              <w:rPr>
+                <w:rFonts w:ascii="Calibri" w:eastAsia="Times New Roman" w:hAnsi="Calibri" w:cs="Calibri"/>
+                <w:sz w:val="20"/>
+                <w:szCs w:val="20"/>
+              </w:rPr>
+              <w:t>нож, коловорот, молоток</w:t>
+            </w:r>
+          </w:p>
+        </w:tc>
+      </w:tr>
+      <w:tr>
+        <w:tc>
+          <w:tcPr>
+            <w:tcW w:w="0" w:type="auto"/>
+            <w:tcBorders>
+              <w:top w:val="single" w:sz="6" w:space="0" w:color="B8A888"/>
+              <w:left w:val="single" w:sz="6" w:space="0" w:color="B8A888"/>
+              <w:bottom w:val="single" w:sz="6" w:space="0" w:color="B8A888"/>
+              <w:right w:val="single" w:sz="6" w:space="0" w:color="B8A888"/>
+            </w:tcBorders>
+            <w:tcMar>
+              <w:top w:w="60" w:type="dxa"/>
+              <w:left w:w="120" w:type="dxa"/>
+              <w:bottom w:w="60" w:type="dxa"/>
+              <w:right w:w="120" w:type="dxa"/>
+            </w:tcMar>
+            <w:hideMark/>
+          </w:tcPr>
+          <w:p>
+            <w:pPr>
+              <w:rPr>
+                <w:rFonts w:ascii="Calibri" w:eastAsia="Times New Roman" w:hAnsi="Calibri" w:cs="Calibri"/>
+                <w:sz w:val="20"/>
+                <w:szCs w:val="20"/>
+              </w:rPr>
+            </w:pPr>
+            <w:r>
+              <w:rPr>
+                <w:rFonts w:ascii="Calibri" w:eastAsia="Times New Roman" w:hAnsi="Calibri" w:cs="Calibri"/>
+                <w:sz w:val="20"/>
+                <w:szCs w:val="20"/>
+              </w:rPr>
+              <w:t>Молоток</w:t>
+            </w:r>
+          </w:p>
+        </w:tc>
+        <w:tc>
+          <w:tcPr>
+            <w:tcW w:w="0" w:type="auto"/>
+            <w:tcBorders>
+              <w:top w:val="single" w:sz="6" w:space="0" w:color="B8A888"/>
+              <w:left w:val="single" w:sz="6" w:space="0" w:color="B8A888"/>
+              <w:bottom w:val="single" w:sz="6" w:space="0" w:color="B8A888"/>
+              <w:right w:val="single" w:sz="6" w:space="0" w:color="B8A888"/>
+            </w:tcBorders>
+            <w:tcMar>
+              <w:top w:w="60" w:type="dxa"/>
+              <w:left w:w="120" w:type="dxa"/>
+              <w:bottom w:w="60" w:type="dxa"/>
+              <w:right w:w="120" w:type="dxa"/>
+            </w:tcMar>
+            <w:hideMark/>
+          </w:tcPr>
+          <w:p>
+            <w:pPr>
+              <w:rPr>
+                <w:rFonts w:ascii="Calibri" w:eastAsia="Times New Roman" w:hAnsi="Calibri" w:cs="Calibri"/>
+                <w:sz w:val="20"/>
+                <w:szCs w:val="20"/>
+              </w:rPr>
+            </w:pPr>
+            <w:r>
+              <w:rPr>
+                <w:rFonts w:ascii="Calibri" w:eastAsia="Times New Roman" w:hAnsi="Calibri" w:cs="Calibri"/>
+                <w:sz w:val="20"/>
+                <w:szCs w:val="20"/>
+              </w:rPr>
+              <w:t>1 доска, 1 железный слиток</w:t>
+            </w:r>
+          </w:p>
+        </w:tc>
+        <w:tc>
+          <w:tcPr>
+            <w:tcW w:w="0" w:type="auto"/>
+            <w:tcBorders>
+              <w:top w:val="single" w:sz="6" w:space="0" w:color="B8A888"/>
+              <w:left w:val="single" w:sz="6" w:space="0" w:color="B8A888"/>
+              <w:bottom w:val="single" w:sz="6" w:space="0" w:color="B8A888"/>
+              <w:right w:val="single" w:sz="6" w:space="0" w:color="B8A888"/>
+            </w:tcBorders>
+            <w:tcMar>
+              <w:top w:w="60" w:type="dxa"/>
+              <w:left w:w="120" w:type="dxa"/>
+              <w:bottom w:w="60" w:type="dxa"/>
+              <w:right w:w="120" w:type="dxa"/>
+            </w:tcMar>
+            <w:hideMark/>
+          </w:tcPr>
+          <w:p>
+            <w:pPr>
+              <w:rPr>
+                <w:rFonts w:ascii="Calibri" w:eastAsia="Times New Roman" w:hAnsi="Calibri" w:cs="Calibri"/>
+                <w:sz w:val="20"/>
+                <w:szCs w:val="20"/>
+              </w:rPr>
+            </w:pPr>
+            <w:r>
+              <w:rPr>
+                <w:rFonts w:ascii="Calibri" w:eastAsia="Times New Roman" w:hAnsi="Calibri" w:cs="Calibri"/>
+                <w:sz w:val="20"/>
+                <w:szCs w:val="20"/>
+              </w:rPr>
+              <w:t>нож (рукоять), молоток (клин)</w:t>
+            </w:r>
+          </w:p>
+        </w:tc>
+      </w:tr>
+      <w:tr>
+        <w:tc>
+          <w:tcPr>
+            <w:tcW w:w="0" w:type="auto"/>
+            <w:tcBorders>
+              <w:top w:val="single" w:sz="6" w:space="0" w:color="B8A888"/>
+              <w:left w:val="single" w:sz="6" w:space="0" w:color="B8A888"/>
+              <w:bottom w:val="single" w:sz="6" w:space="0" w:color="B8A888"/>
+              <w:right w:val="single" w:sz="6" w:space="0" w:color="B8A888"/>
+            </w:tcBorders>
+            <w:tcMar>
+              <w:top w:w="60" w:type="dxa"/>
+              <w:left w:w="120" w:type="dxa"/>
+              <w:bottom w:w="60" w:type="dxa"/>
+              <w:right w:w="120" w:type="dxa"/>
+            </w:tcMar>
+            <w:hideMark/>
+          </w:tcPr>
+          <w:p>
+            <w:pPr>
+              <w:rPr>
+                <w:rFonts w:ascii="Calibri" w:eastAsia="Times New Roman" w:hAnsi="Calibri" w:cs="Calibri"/>
+                <w:sz w:val="20"/>
+                <w:szCs w:val="20"/>
+              </w:rPr>
+            </w:pPr>
+            <w:r>
+              <w:rPr>
+                <w:rFonts w:ascii="Calibri" w:eastAsia="Times New Roman" w:hAnsi="Calibri" w:cs="Calibri"/>
+                <w:sz w:val="20"/>
+                <w:szCs w:val="20"/>
+              </w:rPr>
+              <w:t>Рукоять ×2</w:t>
+            </w:r>
+          </w:p>
+        </w:tc>
+        <w:tc>
+          <w:tcPr>
+            <w:tcW w:w="0" w:type="auto"/>
+            <w:tcBorders>
+              <w:top w:val="single" w:sz="6" w:space="0" w:color="B8A888"/>
+              <w:left w:val="single" w:sz="6" w:space="0" w:color="B8A888"/>
+              <w:bottom w:val="single" w:sz="6" w:space="0" w:color="B8A888"/>
+              <w:right w:val="single" w:sz="6" w:space="0" w:color="B8A888"/>
+            </w:tcBorders>
+            <w:tcMar>
+              <w:top w:w="60" w:type="dxa"/>
+              <w:left w:w="120" w:type="dxa"/>
+              <w:bottom w:w="60" w:type="dxa"/>
+              <w:right w:w="120" w:type="dxa"/>
+            </w:tcMar>
+            <w:hideMark/>
+          </w:tcPr>
+          <w:p>
+            <w:pPr>
+              <w:rPr>
+                <w:rFonts w:ascii="Calibri" w:eastAsia="Times New Roman" w:hAnsi="Calibri" w:cs="Calibri"/>
+                <w:sz w:val="20"/>
+                <w:szCs w:val="20"/>
+              </w:rPr>
+            </w:pPr>
+            <w:r>
+              <w:rPr>
+                <w:rFonts w:ascii="Calibri" w:eastAsia="Times New Roman" w:hAnsi="Calibri" w:cs="Calibri"/>
+                <w:sz w:val="20"/>
+                <w:szCs w:val="20"/>
+              </w:rPr>
+              <w:t>1 доска</w:t>
+            </w:r>
+          </w:p>
+        </w:tc>
+        <w:tc>
+          <w:tcPr>
+            <w:tcW w:w="0" w:type="auto"/>
+            <w:tcBorders>
+              <w:top w:val="single" w:sz="6" w:space="0" w:color="B8A888"/>
+              <w:left w:val="single" w:sz="6" w:space="0" w:color="B8A888"/>
+              <w:bottom w:val="single" w:sz="6" w:space="0" w:color="B8A888"/>
+              <w:right w:val="single" w:sz="6" w:space="0" w:color="B8A888"/>
+            </w:tcBorders>
+            <w:tcMar>
+              <w:top w:w="60" w:type="dxa"/>
+              <w:left w:w="120" w:type="dxa"/>
+              <w:bottom w:w="60" w:type="dxa"/>
+              <w:right w:w="120" w:type="dxa"/>
+            </w:tcMar>
+            <w:hideMark/>
+          </w:tcPr>
+          <w:p>
+            <w:pPr>
+              <w:rPr>
+                <w:rFonts w:ascii="Calibri" w:eastAsia="Times New Roman" w:hAnsi="Calibri" w:cs="Calibri"/>
+                <w:sz w:val="20"/>
+                <w:szCs w:val="20"/>
+              </w:rPr>
+            </w:pPr>
+            <w:r>
+              <w:rPr>
+                <w:rFonts w:ascii="Calibri" w:eastAsia="Times New Roman" w:hAnsi="Calibri" w:cs="Calibri"/>
+                <w:sz w:val="20"/>
+                <w:szCs w:val="20"/>
+              </w:rPr>
+              <w:t>нож</w:t>
+            </w:r>
+          </w:p>
+        </w:tc>
+      </w:tr>
+      <w:tr>
+        <w:tc>
+          <w:tcPr>
+            <w:tcW w:w="0" w:type="auto"/>
+            <w:tcBorders>
+              <w:top w:val="single" w:sz="6" w:space="0" w:color="B8A888"/>
+              <w:left w:val="single" w:sz="6" w:space="0" w:color="B8A888"/>
+              <w:bottom w:val="single" w:sz="6" w:space="0" w:color="B8A888"/>
+              <w:right w:val="single" w:sz="6" w:space="0" w:color="B8A888"/>
+            </w:tcBorders>
+            <w:tcMar>
+              <w:top w:w="60" w:type="dxa"/>
+              <w:left w:w="120" w:type="dxa"/>
+              <w:bottom w:w="60" w:type="dxa"/>
+              <w:right w:w="120" w:type="dxa"/>
+            </w:tcMar>
+            <w:hideMark/>
+          </w:tcPr>
+          <w:p>
+            <w:pPr>
+              <w:rPr>
+                <w:rFonts w:ascii="Calibri" w:eastAsia="Times New Roman" w:hAnsi="Calibri" w:cs="Calibri"/>
+                <w:sz w:val="20"/>
+                <w:szCs w:val="20"/>
+              </w:rPr>
+            </w:pPr>
+            <w:r>
+              <w:rPr>
+                <w:rFonts w:ascii="Calibri" w:eastAsia="Times New Roman" w:hAnsi="Calibri" w:cs="Calibri"/>
+                <w:sz w:val="20"/>
+                <w:szCs w:val="20"/>
+              </w:rPr>
+              <w:t>Топорище</w:t>
+            </w:r>
+          </w:p>
+        </w:tc>
+        <w:tc>
+          <w:tcPr>
+            <w:tcW w:w="0" w:type="auto"/>
+            <w:tcBorders>
+              <w:top w:val="single" w:sz="6" w:space="0" w:color="B8A888"/>
+              <w:left w:val="single" w:sz="6" w:space="0" w:color="B8A888"/>
+              <w:bottom w:val="single" w:sz="6" w:space="0" w:color="B8A888"/>
+              <w:right w:val="single" w:sz="6" w:space="0" w:color="B8A888"/>
+            </w:tcBorders>
+            <w:tcMar>
+              <w:top w:w="60" w:type="dxa"/>
+              <w:left w:w="120" w:type="dxa"/>
+              <w:bottom w:w="60" w:type="dxa"/>
+              <w:right w:w="120" w:type="dxa"/>
+            </w:tcMar>
+            <w:hideMark/>
+          </w:tcPr>
+          <w:p>
+            <w:pPr>
+              <w:rPr>
+                <w:rFonts w:ascii="Calibri" w:eastAsia="Times New Roman" w:hAnsi="Calibri" w:cs="Calibri"/>
+                <w:sz w:val="20"/>
+                <w:szCs w:val="20"/>
+              </w:rPr>
+            </w:pPr>
+            <w:r>
+              <w:rPr>
+                <w:rFonts w:ascii="Calibri" w:eastAsia="Times New Roman" w:hAnsi="Calibri" w:cs="Calibri"/>
+                <w:sz w:val="20"/>
+                <w:szCs w:val="20"/>
+              </w:rPr>
+              <w:t>1 доска</w:t>
+            </w:r>
+          </w:p>
+        </w:tc>
+        <w:tc>
+          <w:tcPr>
+            <w:tcW w:w="0" w:type="auto"/>
+            <w:tcBorders>
+              <w:top w:val="single" w:sz="6" w:space="0" w:color="B8A888"/>
+              <w:left w:val="single" w:sz="6" w:space="0" w:color="B8A888"/>
+              <w:bottom w:val="single" w:sz="6" w:space="0" w:color="B8A888"/>
+              <w:right w:val="single" w:sz="6" w:space="0" w:color="B8A888"/>
+            </w:tcBorders>
+            <w:tcMar>
+              <w:top w:w="60" w:type="dxa"/>
+              <w:left w:w="120" w:type="dxa"/>
+              <w:bottom w:w="60" w:type="dxa"/>
+              <w:right w:w="120" w:type="dxa"/>
+            </w:tcMar>
+            <w:hideMark/>
+          </w:tcPr>
+          <w:p>
+            <w:pPr>
+              <w:rPr>
+                <w:rFonts w:ascii="Calibri" w:eastAsia="Times New Roman" w:hAnsi="Calibri" w:cs="Calibri"/>
+                <w:sz w:val="20"/>
+                <w:szCs w:val="20"/>
+              </w:rPr>
+            </w:pPr>
+            <w:r>
+              <w:rPr>
+                <w:rFonts w:ascii="Calibri" w:eastAsia="Times New Roman" w:hAnsi="Calibri" w:cs="Calibri"/>
+                <w:sz w:val="20"/>
+                <w:szCs w:val="20"/>
+              </w:rPr>
+              <w:t>рубанок, нож</w:t>
+            </w:r>
+          </w:p>
+        </w:tc>
+      </w:tr>
+      <w:tr>
+        <w:tc>
+          <w:tcPr>
+            <w:tcW w:w="0" w:type="auto"/>
+            <w:tcBorders>
+              <w:top w:val="single" w:sz="6" w:space="0" w:color="B8A888"/>
+              <w:left w:val="single" w:sz="6" w:space="0" w:color="B8A888"/>
+              <w:bottom w:val="single" w:sz="6" w:space="0" w:color="B8A888"/>
+              <w:right w:val="single" w:sz="6" w:space="0" w:color="B8A888"/>
+            </w:tcBorders>
+            <w:tcMar>
+              <w:top w:w="60" w:type="dxa"/>
+              <w:left w:w="120" w:type="dxa"/>
+              <w:bottom w:w="60" w:type="dxa"/>
+              <w:right w:w="120" w:type="dxa"/>
+            </w:tcMar>
+            <w:hideMark/>
+          </w:tcPr>
+          <w:p>
+            <w:pPr>
+              <w:rPr>
+                <w:rFonts w:ascii="Calibri" w:eastAsia="Times New Roman" w:hAnsi="Calibri" w:cs="Calibri"/>
+                <w:sz w:val="20"/>
+                <w:szCs w:val="20"/>
+              </w:rPr>
+            </w:pPr>
+            <w:r>
+              <w:rPr>
+                <w:rFonts w:ascii="Calibri" w:eastAsia="Times New Roman" w:hAnsi="Calibri" w:cs="Calibri"/>
+                <w:sz w:val="20"/>
+                <w:szCs w:val="20"/>
+              </w:rPr>
+              <w:t>Черенок</w:t>
+            </w:r>
+          </w:p>
+        </w:tc>
+        <w:tc>
+          <w:tcPr>
+            <w:tcW w:w="0" w:type="auto"/>
+            <w:tcBorders>
+              <w:top w:val="single" w:sz="6" w:space="0" w:color="B8A888"/>
+              <w:left w:val="single" w:sz="6" w:space="0" w:color="B8A888"/>
+              <w:bottom w:val="single" w:sz="6" w:space="0" w:color="B8A888"/>
+              <w:right w:val="single" w:sz="6" w:space="0" w:color="B8A888"/>
+            </w:tcBorders>
+            <w:tcMar>
+              <w:top w:w="60" w:type="dxa"/>
+              <w:left w:w="120" w:type="dxa"/>
+              <w:bottom w:w="60" w:type="dxa"/>
+              <w:right w:w="120" w:type="dxa"/>
+            </w:tcMar>
+            <w:hideMark/>
+          </w:tcPr>
+          <w:p>
+            <w:pPr>
+              <w:rPr>
+                <w:rFonts w:ascii="Calibri" w:eastAsia="Times New Roman" w:hAnsi="Calibri" w:cs="Calibri"/>
+                <w:sz w:val="20"/>
+                <w:szCs w:val="20"/>
+              </w:rPr>
+            </w:pPr>
+            <w:r>
+              <w:rPr>
+                <w:rFonts w:ascii="Calibri" w:eastAsia="Times New Roman" w:hAnsi="Calibri" w:cs="Calibri"/>
+                <w:sz w:val="20"/>
+                <w:szCs w:val="20"/>
+              </w:rPr>
+              <w:t>2 доски</w:t>
+            </w:r>
+          </w:p>
+        </w:tc>
+        <w:tc>
+          <w:tcPr>
+            <w:tcW w:w="0" w:type="auto"/>
+            <w:tcBorders>
+              <w:top w:val="single" w:sz="6" w:space="0" w:color="B8A888"/>
+              <w:left w:val="single" w:sz="6" w:space="0" w:color="B8A888"/>
+              <w:bottom w:val="single" w:sz="6" w:space="0" w:color="B8A888"/>
+              <w:right w:val="single" w:sz="6" w:space="0" w:color="B8A888"/>
+            </w:tcBorders>
+            <w:tcMar>
+              <w:top w:w="60" w:type="dxa"/>
+              <w:left w:w="120" w:type="dxa"/>
+              <w:bottom w:w="60" w:type="dxa"/>
+              <w:right w:w="120" w:type="dxa"/>
+            </w:tcMar>
+            <w:hideMark/>
+          </w:tcPr>
+          <w:p>
+            <w:pPr>
+              <w:rPr>
+                <w:rFonts w:ascii="Calibri" w:eastAsia="Times New Roman" w:hAnsi="Calibri" w:cs="Calibri"/>
+                <w:sz w:val="20"/>
+                <w:szCs w:val="20"/>
+              </w:rPr>
+            </w:pPr>
+            <w:r>
+              <w:rPr>
+                <w:rFonts w:ascii="Calibri" w:eastAsia="Times New Roman" w:hAnsi="Calibri" w:cs="Calibri"/>
+                <w:sz w:val="20"/>
+                <w:szCs w:val="20"/>
+              </w:rPr>
+              <w:t>рубанок, нож</w:t>
+            </w:r>
+          </w:p>
+        </w:tc>
+      </w:tr>
+      <w:tr>
+        <w:tc>
+          <w:tcPr>
+            <w:tcW w:w="0" w:type="auto"/>
+            <w:tcBorders>
+              <w:top w:val="single" w:sz="6" w:space="0" w:color="B8A888"/>
+              <w:left w:val="single" w:sz="6" w:space="0" w:color="B8A888"/>
+              <w:bottom w:val="single" w:sz="6" w:space="0" w:color="B8A888"/>
+              <w:right w:val="single" w:sz="6" w:space="0" w:color="B8A888"/>
+            </w:tcBorders>
+            <w:tcMar>
+              <w:top w:w="60" w:type="dxa"/>
+              <w:left w:w="120" w:type="dxa"/>
+              <w:bottom w:w="60" w:type="dxa"/>
+              <w:right w:w="120" w:type="dxa"/>
+            </w:tcMar>
+            <w:hideMark/>
+          </w:tcPr>
+          <w:p>
+            <w:pPr>
+              <w:rPr>
+                <w:rFonts w:ascii="Calibri" w:eastAsia="Times New Roman" w:hAnsi="Calibri" w:cs="Calibri"/>
+                <w:sz w:val="20"/>
+                <w:szCs w:val="20"/>
+              </w:rPr>
+            </w:pPr>
+            <w:r>
+              <w:rPr>
+                <w:rFonts w:ascii="Calibri" w:eastAsia="Times New Roman" w:hAnsi="Calibri" w:cs="Calibri"/>
+                <w:sz w:val="20"/>
+                <w:szCs w:val="20"/>
+              </w:rPr>
+              <w:t>Древко</w:t>
+            </w:r>
+          </w:p>
+        </w:tc>
+        <w:tc>
+          <w:tcPr>
+            <w:tcW w:w="0" w:type="auto"/>
+            <w:tcBorders>
+              <w:top w:val="single" w:sz="6" w:space="0" w:color="B8A888"/>
+              <w:left w:val="single" w:sz="6" w:space="0" w:color="B8A888"/>
+              <w:bottom w:val="single" w:sz="6" w:space="0" w:color="B8A888"/>
+              <w:right w:val="single" w:sz="6" w:space="0" w:color="B8A888"/>
+            </w:tcBorders>
+            <w:tcMar>
+              <w:top w:w="60" w:type="dxa"/>
+              <w:left w:w="120" w:type="dxa"/>
+              <w:bottom w:w="60" w:type="dxa"/>
+              <w:right w:w="120" w:type="dxa"/>
+            </w:tcMar>
+            <w:hideMark/>
+          </w:tcPr>
+          <w:p>
+            <w:pPr>
+              <w:rPr>
+                <w:rFonts w:ascii="Calibri" w:eastAsia="Times New Roman" w:hAnsi="Calibri" w:cs="Calibri"/>
+                <w:sz w:val="20"/>
+                <w:szCs w:val="20"/>
+              </w:rPr>
+            </w:pPr>
+            <w:r>
+              <w:rPr>
+                <w:rFonts w:ascii="Calibri" w:eastAsia="Times New Roman" w:hAnsi="Calibri" w:cs="Calibri"/>
+                <w:sz w:val="20"/>
+                <w:szCs w:val="20"/>
+              </w:rPr>
+              <w:t>2 доски</w:t>
+            </w:r>
+          </w:p>
+        </w:tc>
+        <w:tc>
+          <w:tcPr>
+            <w:tcW w:w="0" w:type="auto"/>
+            <w:tcBorders>
+              <w:top w:val="single" w:sz="6" w:space="0" w:color="B8A888"/>
+              <w:left w:val="single" w:sz="6" w:space="0" w:color="B8A888"/>
+              <w:bottom w:val="single" w:sz="6" w:space="0" w:color="B8A888"/>
+              <w:right w:val="single" w:sz="6" w:space="0" w:color="B8A888"/>
+            </w:tcBorders>
+            <w:tcMar>
+              <w:top w:w="60" w:type="dxa"/>
+              <w:left w:w="120" w:type="dxa"/>
+              <w:bottom w:w="60" w:type="dxa"/>
+              <w:right w:w="120" w:type="dxa"/>
+            </w:tcMar>
+            <w:hideMark/>
+          </w:tcPr>
+          <w:p>
+            <w:pPr>
+              <w:rPr>
+                <w:rFonts w:ascii="Calibri" w:eastAsia="Times New Roman" w:hAnsi="Calibri" w:cs="Calibri"/>
+                <w:sz w:val="20"/>
+                <w:szCs w:val="20"/>
+              </w:rPr>
+            </w:pPr>
+            <w:r>
+              <w:rPr>
+                <w:rFonts w:ascii="Calibri" w:eastAsia="Times New Roman" w:hAnsi="Calibri" w:cs="Calibri"/>
+                <w:sz w:val="20"/>
+                <w:szCs w:val="20"/>
+              </w:rPr>
+              <w:t>рубанок, нож, коловорот (дыра под гвоздь втулки)</w:t>
+            </w:r>
+          </w:p>
+        </w:tc>
+      </w:tr>
+      <w:tr>
+        <w:tc>
+          <w:tcPr>
+            <w:tcW w:w="0" w:type="auto"/>
+            <w:tcBorders>
+              <w:top w:val="single" w:sz="6" w:space="0" w:color="B8A888"/>
+              <w:left w:val="single" w:sz="6" w:space="0" w:color="B8A888"/>
+              <w:bottom w:val="single" w:sz="6" w:space="0" w:color="B8A888"/>
+              <w:right w:val="single" w:sz="6" w:space="0" w:color="B8A888"/>
+            </w:tcBorders>
+            <w:tcMar>
+              <w:top w:w="60" w:type="dxa"/>
+              <w:left w:w="120" w:type="dxa"/>
+              <w:bottom w:w="60" w:type="dxa"/>
+              <w:right w:w="120" w:type="dxa"/>
+            </w:tcMar>
+            <w:hideMark/>
+          </w:tcPr>
+          <w:p>
+            <w:pPr>
+              <w:rPr>
+                <w:rFonts w:ascii="Calibri" w:eastAsia="Times New Roman" w:hAnsi="Calibri" w:cs="Calibri"/>
+                <w:sz w:val="20"/>
+                <w:szCs w:val="20"/>
+              </w:rPr>
+            </w:pPr>
+            <w:r>
+              <w:rPr>
+                <w:rFonts w:ascii="Calibri" w:eastAsia="Times New Roman" w:hAnsi="Calibri" w:cs="Calibri"/>
+                <w:sz w:val="20"/>
+                <w:szCs w:val="20"/>
+              </w:rPr>
+              <w:t>Рукоять меча</w:t>
+            </w:r>
+          </w:p>
+        </w:tc>
+        <w:tc>
+          <w:tcPr>
+            <w:tcW w:w="0" w:type="auto"/>
+            <w:tcBorders>
+              <w:top w:val="single" w:sz="6" w:space="0" w:color="B8A888"/>
+              <w:left w:val="single" w:sz="6" w:space="0" w:color="B8A888"/>
+              <w:bottom w:val="single" w:sz="6" w:space="0" w:color="B8A888"/>
+              <w:right w:val="single" w:sz="6" w:space="0" w:color="B8A888"/>
+            </w:tcBorders>
+            <w:tcMar>
+              <w:top w:w="60" w:type="dxa"/>
+              <w:left w:w="120" w:type="dxa"/>
+              <w:bottom w:w="60" w:type="dxa"/>
+              <w:right w:w="120" w:type="dxa"/>
+            </w:tcMar>
+            <w:hideMark/>
+          </w:tcPr>
+          <w:p>
+            <w:pPr>
+              <w:rPr>
+                <w:rFonts w:ascii="Calibri" w:eastAsia="Times New Roman" w:hAnsi="Calibri" w:cs="Calibri"/>
+                <w:sz w:val="20"/>
+                <w:szCs w:val="20"/>
+              </w:rPr>
+            </w:pPr>
+            <w:r>
+              <w:rPr>
+                <w:rFonts w:ascii="Calibri" w:eastAsia="Times New Roman" w:hAnsi="Calibri" w:cs="Calibri"/>
+                <w:sz w:val="20"/>
+                <w:szCs w:val="20"/>
+              </w:rPr>
+              <w:t>1 доска</w:t>
+            </w:r>
+          </w:p>
+        </w:tc>
+        <w:tc>
+          <w:tcPr>
+            <w:tcW w:w="0" w:type="auto"/>
+            <w:tcBorders>
+              <w:top w:val="single" w:sz="6" w:space="0" w:color="B8A888"/>
+              <w:left w:val="single" w:sz="6" w:space="0" w:color="B8A888"/>
+              <w:bottom w:val="single" w:sz="6" w:space="0" w:color="B8A888"/>
+              <w:right w:val="single" w:sz="6" w:space="0" w:color="B8A888"/>
+            </w:tcBorders>
+            <w:tcMar>
+              <w:top w:w="60" w:type="dxa"/>
+              <w:left w:w="120" w:type="dxa"/>
+              <w:bottom w:w="60" w:type="dxa"/>
+              <w:right w:w="120" w:type="dxa"/>
+            </w:tcMar>
+            <w:hideMark/>
+          </w:tcPr>
+          <w:p>
+            <w:pPr>
+              <w:rPr>
+                <w:rFonts w:ascii="Calibri" w:eastAsia="Times New Roman" w:hAnsi="Calibri" w:cs="Calibri"/>
+                <w:sz w:val="20"/>
+                <w:szCs w:val="20"/>
+              </w:rPr>
+            </w:pPr>
+            <w:r>
+              <w:rPr>
+                <w:rFonts w:ascii="Calibri" w:eastAsia="Times New Roman" w:hAnsi="Calibri" w:cs="Calibri"/>
+                <w:sz w:val="20"/>
+                <w:szCs w:val="20"/>
+              </w:rPr>
+              <w:t>нож, долото (паз под хвостовик)</w:t>
+            </w:r>
+          </w:p>
+        </w:tc>
+      </w:tr>
+    </w:tbl>
+    <w:p>
+      <w:pPr>
+        <w:pStyle w:val="a3"/>
+        <w:rPr>
+          <w:rFonts w:ascii="Calibri" w:hAnsi="Calibri" w:cs="Calibri"/>
+          <w:sz w:val="22"/>
+          <w:szCs w:val="22"/>
+        </w:rPr>
+      </w:pPr>
+      <w:r>
+        <w:rPr>
+          <w:rFonts w:ascii="Calibri" w:hAnsi="Calibri" w:cs="Calibri"/>
+          <w:sz w:val="22"/>
+          <w:szCs w:val="22"/>
+        </w:rPr>
+        <w:lastRenderedPageBreak/>
+        <w:t>Доски — любого дерева. Рукоять, топорище, черенок, древко и рукоять меча — задел для кузни: пока ни во что не идут, качество дерева хранят. Первые пилу, рубанок, долото, коловорот и молоток выдаёт администрация.</w:t>
+      </w:r>
+    </w:p>
+    <w:p>
+      <w:pPr>
+        <w:pStyle w:val="1"/>
+        <w:pageBreakBefore/>
+        <w:rPr>
+          <w:rFonts w:eastAsia="Times New Roman" w:cs="Calibri"/>
+        </w:rPr>
+      </w:pPr>
+      <w:bookmarkStart w:id="74" w:name="_Toc243646837"/>
+      <w:r>
+        <w:rPr>
+          <w:rFonts w:eastAsia="Times New Roman" w:cs="Calibri"/>
+        </w:rPr>
+        <w:lastRenderedPageBreak/>
+        <w:t>18. Травы</w:t>
+      </w:r>
+      <w:bookmarkEnd w:id="74"/>
+    </w:p>
+    <w:p>
+      <w:pPr>
+        <w:pStyle w:val="a3"/>
+        <w:rPr>
+          <w:rFonts w:ascii="Calibri" w:hAnsi="Calibri" w:cs="Calibri"/>
+          <w:sz w:val="22"/>
+          <w:szCs w:val="22"/>
+        </w:rPr>
+      </w:pPr>
+      <w:r>
+        <w:rPr>
+          <w:rFonts w:ascii="Calibri" w:hAnsi="Calibri" w:cs="Calibri"/>
+          <w:sz w:val="22"/>
+          <w:szCs w:val="22"/>
+        </w:rPr>
+        <w:t>Травы срезают только со своих кустиков — восьми блоков, которые ставят строители (модели Conquest Reforged). С обычной травы, папоротника и цветов ничего не срезается и не падает.</w:t>
+      </w:r>
+    </w:p>
+    <w:p>
+      <w:pPr>
+        <w:pStyle w:val="2"/>
+        <w:rPr>
+          <w:rFonts w:eastAsia="Times New Roman" w:cs="Calibri"/>
+        </w:rPr>
+      </w:pPr>
+      <w:bookmarkStart w:id="75" w:name="_Toc243646838"/>
+      <w:r>
+        <w:rPr>
+          <w:rFonts w:eastAsia="Times New Roman" w:cs="Calibri"/>
+        </w:rPr>
+        <w:t>18.1. Кустики и срез</w:t>
+      </w:r>
+      <w:bookmarkEnd w:id="75"/>
+    </w:p>
+    <w:p>
+      <w:pPr>
+        <w:numPr>
+          <w:ilvl w:val="0"/>
+          <w:numId w:val="14"/>
+        </w:numPr>
+        <w:spacing w:before="100" w:beforeAutospacing="1" w:after="100" w:afterAutospacing="1"/>
+        <w:rPr>
+          <w:rFonts w:ascii="Calibri" w:eastAsia="Times New Roman" w:hAnsi="Calibri" w:cs="Calibri"/>
+          <w:sz w:val="22"/>
+          <w:szCs w:val="22"/>
+        </w:rPr>
+      </w:pPr>
+      <w:r>
+        <w:rPr>
+          <w:rFonts w:ascii="Calibri" w:eastAsia="Times New Roman" w:hAnsi="Calibri" w:cs="Calibri"/>
+          <w:sz w:val="22"/>
+          <w:szCs w:val="22"/>
+        </w:rPr>
+        <w:t>E ножом, серпом или косой по выросшему кустику — срезать: ножом 1–2 травы, серпом и косой 2–3. Инструмент тупится на единицу. Под прицелом — «Срезать: E».</w:t>
+      </w:r>
+    </w:p>
+    <w:p>
+      <w:pPr>
+        <w:numPr>
+          <w:ilvl w:val="0"/>
+          <w:numId w:val="14"/>
+        </w:numPr>
+        <w:spacing w:before="100" w:beforeAutospacing="1" w:after="100" w:afterAutospacing="1"/>
+        <w:rPr>
+          <w:rFonts w:ascii="Calibri" w:eastAsia="Times New Roman" w:hAnsi="Calibri" w:cs="Calibri"/>
+          <w:sz w:val="22"/>
+          <w:szCs w:val="22"/>
+        </w:rPr>
+      </w:pPr>
+      <w:r>
+        <w:rPr>
+          <w:rFonts w:ascii="Calibri" w:eastAsia="Times New Roman" w:hAnsi="Calibri" w:cs="Calibri"/>
+          <w:sz w:val="22"/>
+          <w:szCs w:val="22"/>
+        </w:rPr>
+        <w:t>Срезанный кустик — низкая травка; отрастает сам, в среднем за полтора суток (при свете; зимой не растёт). Пустой рукой или по срезанному — подсказка.</w:t>
+      </w:r>
+    </w:p>
+    <w:p>
+      <w:pPr>
+        <w:numPr>
+          <w:ilvl w:val="0"/>
+          <w:numId w:val="14"/>
+        </w:numPr>
+        <w:spacing w:before="100" w:beforeAutospacing="1" w:after="100" w:afterAutospacing="1"/>
+        <w:rPr>
+          <w:rFonts w:ascii="Calibri" w:eastAsia="Times New Roman" w:hAnsi="Calibri" w:cs="Calibri"/>
+          <w:sz w:val="22"/>
+          <w:szCs w:val="22"/>
+        </w:rPr>
+      </w:pPr>
+      <w:r>
+        <w:rPr>
+          <w:rFonts w:ascii="Calibri" w:eastAsia="Times New Roman" w:hAnsi="Calibri" w:cs="Calibri"/>
+          <w:sz w:val="22"/>
+          <w:szCs w:val="22"/>
+        </w:rPr>
+        <w:t>Ломать кустик не нужно, и в приключении его не сломать.</w:t>
+      </w:r>
+    </w:p>
+    <w:p>
+      <w:pPr>
+        <w:pStyle w:val="2"/>
+        <w:rPr>
+          <w:rFonts w:eastAsia="Times New Roman" w:cs="Calibri"/>
+        </w:rPr>
+      </w:pPr>
+      <w:bookmarkStart w:id="76" w:name="_Toc243646839"/>
+      <w:r>
+        <w:rPr>
+          <w:rFonts w:eastAsia="Times New Roman" w:cs="Calibri"/>
+        </w:rPr>
+        <w:t>18.2. Виды трав и отвары</w:t>
+      </w:r>
+      <w:bookmarkEnd w:id="76"/>
+    </w:p>
+    <w:tbl>
+      <w:tblPr>
+        <w:tblW w:w="5000" w:type="pct"/>
+        <w:tblCellMar>
+          <w:top w:w="15" w:type="dxa"/>
+          <w:left w:w="15" w:type="dxa"/>
+          <w:bottom w:w="15" w:type="dxa"/>
+          <w:right w:w="15" w:type="dxa"/>
+        </w:tblCellMar>
+        <w:tblLook w:val="04A0" w:firstRow="1" w:lastRow="0" w:firstColumn="1" w:lastColumn="0" w:noHBand="0" w:noVBand="1"/>
+      </w:tblPr>
+      <w:tblGrid>
+        <w:gridCol w:w="1657"/>
+        <w:gridCol w:w="2182"/>
+        <w:gridCol w:w="5652"/>
+      </w:tblGrid>
+      <w:tr>
+        <w:tc>
+          <w:tcPr>
+            <w:tcW w:w="0" w:type="auto"/>
+            <w:tcBorders>
+              <w:top w:val="single" w:sz="6" w:space="0" w:color="B8A888"/>
+              <w:left w:val="single" w:sz="6" w:space="0" w:color="B8A888"/>
+              <w:bottom w:val="single" w:sz="6" w:space="0" w:color="B8A888"/>
+              <w:right w:val="single" w:sz="6" w:space="0" w:color="B8A888"/>
+            </w:tcBorders>
+            <w:shd w:val="clear" w:color="auto" w:fill="EFE6D2"/>
+            <w:tcMar>
+              <w:top w:w="60" w:type="dxa"/>
+              <w:left w:w="120" w:type="dxa"/>
+              <w:bottom w:w="60" w:type="dxa"/>
+              <w:right w:w="120" w:type="dxa"/>
+            </w:tcMar>
+            <w:hideMark/>
+          </w:tcPr>
+          <w:p>
+            <w:pPr>
+              <w:rPr>
+                <w:rFonts w:ascii="Calibri" w:eastAsia="Times New Roman" w:hAnsi="Calibri" w:cs="Calibri"/>
+                <w:b/>
+                <w:bCs/>
+                <w:sz w:val="20"/>
+                <w:szCs w:val="20"/>
+              </w:rPr>
+            </w:pPr>
+            <w:r>
+              <w:rPr>
+                <w:rFonts w:ascii="Calibri" w:eastAsia="Times New Roman" w:hAnsi="Calibri" w:cs="Calibri"/>
+                <w:sz w:val="20"/>
+                <w:szCs w:val="20"/>
+              </w:rPr>
+              <w:t>Трава</w:t>
+            </w:r>
+          </w:p>
+        </w:tc>
+        <w:tc>
+          <w:tcPr>
+            <w:tcW w:w="0" w:type="auto"/>
+            <w:tcBorders>
+              <w:top w:val="single" w:sz="6" w:space="0" w:color="B8A888"/>
+              <w:left w:val="single" w:sz="6" w:space="0" w:color="B8A888"/>
+              <w:bottom w:val="single" w:sz="6" w:space="0" w:color="B8A888"/>
+              <w:right w:val="single" w:sz="6" w:space="0" w:color="B8A888"/>
+            </w:tcBorders>
+            <w:shd w:val="clear" w:color="auto" w:fill="EFE6D2"/>
+            <w:tcMar>
+              <w:top w:w="60" w:type="dxa"/>
+              <w:left w:w="120" w:type="dxa"/>
+              <w:bottom w:w="60" w:type="dxa"/>
+              <w:right w:w="120" w:type="dxa"/>
+            </w:tcMar>
+            <w:hideMark/>
+          </w:tcPr>
+          <w:p>
+            <w:pPr>
+              <w:rPr>
+                <w:rFonts w:ascii="Calibri" w:eastAsia="Times New Roman" w:hAnsi="Calibri" w:cs="Calibri"/>
+                <w:b/>
+                <w:bCs/>
+                <w:sz w:val="20"/>
+                <w:szCs w:val="20"/>
+              </w:rPr>
+            </w:pPr>
+            <w:r>
+              <w:rPr>
+                <w:rFonts w:ascii="Calibri" w:eastAsia="Times New Roman" w:hAnsi="Calibri" w:cs="Calibri"/>
+                <w:sz w:val="20"/>
+                <w:szCs w:val="20"/>
+              </w:rPr>
+              <w:t>Кустик</w:t>
+            </w:r>
+          </w:p>
+        </w:tc>
+        <w:tc>
+          <w:tcPr>
+            <w:tcW w:w="0" w:type="auto"/>
+            <w:tcBorders>
+              <w:top w:val="single" w:sz="6" w:space="0" w:color="B8A888"/>
+              <w:left w:val="single" w:sz="6" w:space="0" w:color="B8A888"/>
+              <w:bottom w:val="single" w:sz="6" w:space="0" w:color="B8A888"/>
+              <w:right w:val="single" w:sz="6" w:space="0" w:color="B8A888"/>
+            </w:tcBorders>
+            <w:shd w:val="clear" w:color="auto" w:fill="EFE6D2"/>
+            <w:tcMar>
+              <w:top w:w="60" w:type="dxa"/>
+              <w:left w:w="120" w:type="dxa"/>
+              <w:bottom w:w="60" w:type="dxa"/>
+              <w:right w:w="120" w:type="dxa"/>
+            </w:tcMar>
+            <w:hideMark/>
+          </w:tcPr>
+          <w:p>
+            <w:pPr>
+              <w:rPr>
+                <w:rFonts w:ascii="Calibri" w:eastAsia="Times New Roman" w:hAnsi="Calibri" w:cs="Calibri"/>
+                <w:b/>
+                <w:bCs/>
+                <w:sz w:val="20"/>
+                <w:szCs w:val="20"/>
+              </w:rPr>
+            </w:pPr>
+            <w:r>
+              <w:rPr>
+                <w:rFonts w:ascii="Calibri" w:eastAsia="Times New Roman" w:hAnsi="Calibri" w:cs="Calibri"/>
+                <w:sz w:val="20"/>
+                <w:szCs w:val="20"/>
+              </w:rPr>
+              <w:t>Отвар</w:t>
+            </w:r>
+          </w:p>
+        </w:tc>
+      </w:tr>
+      <w:tr>
+        <w:tc>
+          <w:tcPr>
+            <w:tcW w:w="0" w:type="auto"/>
+            <w:tcBorders>
+              <w:top w:val="single" w:sz="6" w:space="0" w:color="B8A888"/>
+              <w:left w:val="single" w:sz="6" w:space="0" w:color="B8A888"/>
+              <w:bottom w:val="single" w:sz="6" w:space="0" w:color="B8A888"/>
+              <w:right w:val="single" w:sz="6" w:space="0" w:color="B8A888"/>
+            </w:tcBorders>
+            <w:tcMar>
+              <w:top w:w="60" w:type="dxa"/>
+              <w:left w:w="120" w:type="dxa"/>
+              <w:bottom w:w="60" w:type="dxa"/>
+              <w:right w:w="120" w:type="dxa"/>
+            </w:tcMar>
+            <w:hideMark/>
+          </w:tcPr>
+          <w:p>
+            <w:pPr>
+              <w:rPr>
+                <w:rFonts w:ascii="Calibri" w:eastAsia="Times New Roman" w:hAnsi="Calibri" w:cs="Calibri"/>
+                <w:sz w:val="20"/>
+                <w:szCs w:val="20"/>
+              </w:rPr>
+            </w:pPr>
+            <w:r>
+              <w:rPr>
+                <w:rFonts w:ascii="Calibri" w:eastAsia="Times New Roman" w:hAnsi="Calibri" w:cs="Calibri"/>
+                <w:sz w:val="20"/>
+                <w:szCs w:val="20"/>
+              </w:rPr>
+              <w:t>Ромашка</w:t>
+            </w:r>
+          </w:p>
+        </w:tc>
+        <w:tc>
+          <w:tcPr>
+            <w:tcW w:w="0" w:type="auto"/>
+            <w:tcBorders>
+              <w:top w:val="single" w:sz="6" w:space="0" w:color="B8A888"/>
+              <w:left w:val="single" w:sz="6" w:space="0" w:color="B8A888"/>
+              <w:bottom w:val="single" w:sz="6" w:space="0" w:color="B8A888"/>
+              <w:right w:val="single" w:sz="6" w:space="0" w:color="B8A888"/>
+            </w:tcBorders>
+            <w:tcMar>
+              <w:top w:w="60" w:type="dxa"/>
+              <w:left w:w="120" w:type="dxa"/>
+              <w:bottom w:w="60" w:type="dxa"/>
+              <w:right w:w="120" w:type="dxa"/>
+            </w:tcMar>
+            <w:hideMark/>
+          </w:tcPr>
+          <w:p>
+            <w:pPr>
+              <w:rPr>
+                <w:rFonts w:ascii="Calibri" w:eastAsia="Times New Roman" w:hAnsi="Calibri" w:cs="Calibri"/>
+                <w:sz w:val="20"/>
+                <w:szCs w:val="20"/>
+              </w:rPr>
+            </w:pPr>
+            <w:r>
+              <w:rPr>
+                <w:rFonts w:ascii="Calibri" w:eastAsia="Times New Roman" w:hAnsi="Calibri" w:cs="Calibri"/>
+                <w:sz w:val="20"/>
+                <w:szCs w:val="20"/>
+              </w:rPr>
+              <w:t>Куст ромашки</w:t>
+            </w:r>
+          </w:p>
+        </w:tc>
+        <w:tc>
+          <w:tcPr>
+            <w:tcW w:w="0" w:type="auto"/>
+            <w:tcBorders>
+              <w:top w:val="single" w:sz="6" w:space="0" w:color="B8A888"/>
+              <w:left w:val="single" w:sz="6" w:space="0" w:color="B8A888"/>
+              <w:bottom w:val="single" w:sz="6" w:space="0" w:color="B8A888"/>
+              <w:right w:val="single" w:sz="6" w:space="0" w:color="B8A888"/>
+            </w:tcBorders>
+            <w:tcMar>
+              <w:top w:w="60" w:type="dxa"/>
+              <w:left w:w="120" w:type="dxa"/>
+              <w:bottom w:w="60" w:type="dxa"/>
+              <w:right w:w="120" w:type="dxa"/>
+            </w:tcMar>
+            <w:hideMark/>
+          </w:tcPr>
+          <w:p>
+            <w:pPr>
+              <w:rPr>
+                <w:rFonts w:ascii="Calibri" w:eastAsia="Times New Roman" w:hAnsi="Calibri" w:cs="Calibri"/>
+                <w:sz w:val="20"/>
+                <w:szCs w:val="20"/>
+              </w:rPr>
+            </w:pPr>
+            <w:r>
+              <w:rPr>
+                <w:rFonts w:ascii="Calibri" w:eastAsia="Times New Roman" w:hAnsi="Calibri" w:cs="Calibri"/>
+                <w:sz w:val="20"/>
+                <w:szCs w:val="20"/>
+              </w:rPr>
+              <w:t>снимает тошноту и отравление, Регенерация I на 8 с</w:t>
+            </w:r>
+          </w:p>
+        </w:tc>
+      </w:tr>
+      <w:tr>
+        <w:tc>
+          <w:tcPr>
+            <w:tcW w:w="0" w:type="auto"/>
+            <w:tcBorders>
+              <w:top w:val="single" w:sz="6" w:space="0" w:color="B8A888"/>
+              <w:left w:val="single" w:sz="6" w:space="0" w:color="B8A888"/>
+              <w:bottom w:val="single" w:sz="6" w:space="0" w:color="B8A888"/>
+              <w:right w:val="single" w:sz="6" w:space="0" w:color="B8A888"/>
+            </w:tcBorders>
+            <w:tcMar>
+              <w:top w:w="60" w:type="dxa"/>
+              <w:left w:w="120" w:type="dxa"/>
+              <w:bottom w:w="60" w:type="dxa"/>
+              <w:right w:w="120" w:type="dxa"/>
+            </w:tcMar>
+            <w:hideMark/>
+          </w:tcPr>
+          <w:p>
+            <w:pPr>
+              <w:rPr>
+                <w:rFonts w:ascii="Calibri" w:eastAsia="Times New Roman" w:hAnsi="Calibri" w:cs="Calibri"/>
+                <w:sz w:val="20"/>
+                <w:szCs w:val="20"/>
+              </w:rPr>
+            </w:pPr>
+            <w:r>
+              <w:rPr>
+                <w:rFonts w:ascii="Calibri" w:eastAsia="Times New Roman" w:hAnsi="Calibri" w:cs="Calibri"/>
+                <w:sz w:val="20"/>
+                <w:szCs w:val="20"/>
+              </w:rPr>
+              <w:t>Мята</w:t>
+            </w:r>
+          </w:p>
+        </w:tc>
+        <w:tc>
+          <w:tcPr>
+            <w:tcW w:w="0" w:type="auto"/>
+            <w:tcBorders>
+              <w:top w:val="single" w:sz="6" w:space="0" w:color="B8A888"/>
+              <w:left w:val="single" w:sz="6" w:space="0" w:color="B8A888"/>
+              <w:bottom w:val="single" w:sz="6" w:space="0" w:color="B8A888"/>
+              <w:right w:val="single" w:sz="6" w:space="0" w:color="B8A888"/>
+            </w:tcBorders>
+            <w:tcMar>
+              <w:top w:w="60" w:type="dxa"/>
+              <w:left w:w="120" w:type="dxa"/>
+              <w:bottom w:w="60" w:type="dxa"/>
+              <w:right w:w="120" w:type="dxa"/>
+            </w:tcMar>
+            <w:hideMark/>
+          </w:tcPr>
+          <w:p>
+            <w:pPr>
+              <w:rPr>
+                <w:rFonts w:ascii="Calibri" w:eastAsia="Times New Roman" w:hAnsi="Calibri" w:cs="Calibri"/>
+                <w:sz w:val="20"/>
+                <w:szCs w:val="20"/>
+              </w:rPr>
+            </w:pPr>
+            <w:r>
+              <w:rPr>
+                <w:rFonts w:ascii="Calibri" w:eastAsia="Times New Roman" w:hAnsi="Calibri" w:cs="Calibri"/>
+                <w:sz w:val="20"/>
+                <w:szCs w:val="20"/>
+              </w:rPr>
+              <w:t>Куст мяты</w:t>
+            </w:r>
+          </w:p>
+        </w:tc>
+        <w:tc>
+          <w:tcPr>
+            <w:tcW w:w="0" w:type="auto"/>
+            <w:tcBorders>
+              <w:top w:val="single" w:sz="6" w:space="0" w:color="B8A888"/>
+              <w:left w:val="single" w:sz="6" w:space="0" w:color="B8A888"/>
+              <w:bottom w:val="single" w:sz="6" w:space="0" w:color="B8A888"/>
+              <w:right w:val="single" w:sz="6" w:space="0" w:color="B8A888"/>
+            </w:tcBorders>
+            <w:tcMar>
+              <w:top w:w="60" w:type="dxa"/>
+              <w:left w:w="120" w:type="dxa"/>
+              <w:bottom w:w="60" w:type="dxa"/>
+              <w:right w:w="120" w:type="dxa"/>
+            </w:tcMar>
+            <w:hideMark/>
+          </w:tcPr>
+          <w:p>
+            <w:pPr>
+              <w:rPr>
+                <w:rFonts w:ascii="Calibri" w:eastAsia="Times New Roman" w:hAnsi="Calibri" w:cs="Calibri"/>
+                <w:sz w:val="20"/>
+                <w:szCs w:val="20"/>
+              </w:rPr>
+            </w:pPr>
+            <w:r>
+              <w:rPr>
+                <w:rFonts w:ascii="Calibri" w:eastAsia="Times New Roman" w:hAnsi="Calibri" w:cs="Calibri"/>
+                <w:sz w:val="20"/>
+                <w:szCs w:val="20"/>
+              </w:rPr>
+              <w:t>снимает тошноту, Скорость I на 30 с</w:t>
+            </w:r>
+          </w:p>
+        </w:tc>
+      </w:tr>
+      <w:tr>
+        <w:tc>
+          <w:tcPr>
+            <w:tcW w:w="0" w:type="auto"/>
+            <w:tcBorders>
+              <w:top w:val="single" w:sz="6" w:space="0" w:color="B8A888"/>
+              <w:left w:val="single" w:sz="6" w:space="0" w:color="B8A888"/>
+              <w:bottom w:val="single" w:sz="6" w:space="0" w:color="B8A888"/>
+              <w:right w:val="single" w:sz="6" w:space="0" w:color="B8A888"/>
+            </w:tcBorders>
+            <w:tcMar>
+              <w:top w:w="60" w:type="dxa"/>
+              <w:left w:w="120" w:type="dxa"/>
+              <w:bottom w:w="60" w:type="dxa"/>
+              <w:right w:w="120" w:type="dxa"/>
+            </w:tcMar>
+            <w:hideMark/>
+          </w:tcPr>
+          <w:p>
+            <w:pPr>
+              <w:rPr>
+                <w:rFonts w:ascii="Calibri" w:eastAsia="Times New Roman" w:hAnsi="Calibri" w:cs="Calibri"/>
+                <w:sz w:val="20"/>
+                <w:szCs w:val="20"/>
+              </w:rPr>
+            </w:pPr>
+            <w:r>
+              <w:rPr>
+                <w:rFonts w:ascii="Calibri" w:eastAsia="Times New Roman" w:hAnsi="Calibri" w:cs="Calibri"/>
+                <w:sz w:val="20"/>
+                <w:szCs w:val="20"/>
+              </w:rPr>
+              <w:t>Зверобой</w:t>
+            </w:r>
+          </w:p>
+        </w:tc>
+        <w:tc>
+          <w:tcPr>
+            <w:tcW w:w="0" w:type="auto"/>
+            <w:tcBorders>
+              <w:top w:val="single" w:sz="6" w:space="0" w:color="B8A888"/>
+              <w:left w:val="single" w:sz="6" w:space="0" w:color="B8A888"/>
+              <w:bottom w:val="single" w:sz="6" w:space="0" w:color="B8A888"/>
+              <w:right w:val="single" w:sz="6" w:space="0" w:color="B8A888"/>
+            </w:tcBorders>
+            <w:tcMar>
+              <w:top w:w="60" w:type="dxa"/>
+              <w:left w:w="120" w:type="dxa"/>
+              <w:bottom w:w="60" w:type="dxa"/>
+              <w:right w:w="120" w:type="dxa"/>
+            </w:tcMar>
+            <w:hideMark/>
+          </w:tcPr>
+          <w:p>
+            <w:pPr>
+              <w:rPr>
+                <w:rFonts w:ascii="Calibri" w:eastAsia="Times New Roman" w:hAnsi="Calibri" w:cs="Calibri"/>
+                <w:sz w:val="20"/>
+                <w:szCs w:val="20"/>
+              </w:rPr>
+            </w:pPr>
+            <w:r>
+              <w:rPr>
+                <w:rFonts w:ascii="Calibri" w:eastAsia="Times New Roman" w:hAnsi="Calibri" w:cs="Calibri"/>
+                <w:sz w:val="20"/>
+                <w:szCs w:val="20"/>
+              </w:rPr>
+              <w:t>Куст зверобоя</w:t>
+            </w:r>
+          </w:p>
+        </w:tc>
+        <w:tc>
+          <w:tcPr>
+            <w:tcW w:w="0" w:type="auto"/>
+            <w:tcBorders>
+              <w:top w:val="single" w:sz="6" w:space="0" w:color="B8A888"/>
+              <w:left w:val="single" w:sz="6" w:space="0" w:color="B8A888"/>
+              <w:bottom w:val="single" w:sz="6" w:space="0" w:color="B8A888"/>
+              <w:right w:val="single" w:sz="6" w:space="0" w:color="B8A888"/>
+            </w:tcBorders>
+            <w:tcMar>
+              <w:top w:w="60" w:type="dxa"/>
+              <w:left w:w="120" w:type="dxa"/>
+              <w:bottom w:w="60" w:type="dxa"/>
+              <w:right w:w="120" w:type="dxa"/>
+            </w:tcMar>
+            <w:hideMark/>
+          </w:tcPr>
+          <w:p>
+            <w:pPr>
+              <w:rPr>
+                <w:rFonts w:ascii="Calibri" w:eastAsia="Times New Roman" w:hAnsi="Calibri" w:cs="Calibri"/>
+                <w:sz w:val="20"/>
+                <w:szCs w:val="20"/>
+              </w:rPr>
+            </w:pPr>
+            <w:r>
+              <w:rPr>
+                <w:rFonts w:ascii="Calibri" w:eastAsia="Times New Roman" w:hAnsi="Calibri" w:cs="Calibri"/>
+                <w:sz w:val="20"/>
+                <w:szCs w:val="20"/>
+              </w:rPr>
+              <w:t>Сопротивление I на 60 с</w:t>
+            </w:r>
+          </w:p>
+        </w:tc>
+      </w:tr>
+      <w:tr>
+        <w:tc>
+          <w:tcPr>
+            <w:tcW w:w="0" w:type="auto"/>
+            <w:tcBorders>
+              <w:top w:val="single" w:sz="6" w:space="0" w:color="B8A888"/>
+              <w:left w:val="single" w:sz="6" w:space="0" w:color="B8A888"/>
+              <w:bottom w:val="single" w:sz="6" w:space="0" w:color="B8A888"/>
+              <w:right w:val="single" w:sz="6" w:space="0" w:color="B8A888"/>
+            </w:tcBorders>
+            <w:tcMar>
+              <w:top w:w="60" w:type="dxa"/>
+              <w:left w:w="120" w:type="dxa"/>
+              <w:bottom w:w="60" w:type="dxa"/>
+              <w:right w:w="120" w:type="dxa"/>
+            </w:tcMar>
+            <w:hideMark/>
+          </w:tcPr>
+          <w:p>
+            <w:pPr>
+              <w:rPr>
+                <w:rFonts w:ascii="Calibri" w:eastAsia="Times New Roman" w:hAnsi="Calibri" w:cs="Calibri"/>
+                <w:sz w:val="20"/>
+                <w:szCs w:val="20"/>
+              </w:rPr>
+            </w:pPr>
+            <w:r>
+              <w:rPr>
+                <w:rFonts w:ascii="Calibri" w:eastAsia="Times New Roman" w:hAnsi="Calibri" w:cs="Calibri"/>
+                <w:sz w:val="20"/>
+                <w:szCs w:val="20"/>
+              </w:rPr>
+              <w:t>Тысячелистник</w:t>
+            </w:r>
+          </w:p>
+        </w:tc>
+        <w:tc>
+          <w:tcPr>
+            <w:tcW w:w="0" w:type="auto"/>
+            <w:tcBorders>
+              <w:top w:val="single" w:sz="6" w:space="0" w:color="B8A888"/>
+              <w:left w:val="single" w:sz="6" w:space="0" w:color="B8A888"/>
+              <w:bottom w:val="single" w:sz="6" w:space="0" w:color="B8A888"/>
+              <w:right w:val="single" w:sz="6" w:space="0" w:color="B8A888"/>
+            </w:tcBorders>
+            <w:tcMar>
+              <w:top w:w="60" w:type="dxa"/>
+              <w:left w:w="120" w:type="dxa"/>
+              <w:bottom w:w="60" w:type="dxa"/>
+              <w:right w:w="120" w:type="dxa"/>
+            </w:tcMar>
+            <w:hideMark/>
+          </w:tcPr>
+          <w:p>
+            <w:pPr>
+              <w:rPr>
+                <w:rFonts w:ascii="Calibri" w:eastAsia="Times New Roman" w:hAnsi="Calibri" w:cs="Calibri"/>
+                <w:sz w:val="20"/>
+                <w:szCs w:val="20"/>
+              </w:rPr>
+            </w:pPr>
+            <w:r>
+              <w:rPr>
+                <w:rFonts w:ascii="Calibri" w:eastAsia="Times New Roman" w:hAnsi="Calibri" w:cs="Calibri"/>
+                <w:sz w:val="20"/>
+                <w:szCs w:val="20"/>
+              </w:rPr>
+              <w:t>Куст тысячелистника</w:t>
+            </w:r>
+          </w:p>
+        </w:tc>
+        <w:tc>
+          <w:tcPr>
+            <w:tcW w:w="0" w:type="auto"/>
+            <w:tcBorders>
+              <w:top w:val="single" w:sz="6" w:space="0" w:color="B8A888"/>
+              <w:left w:val="single" w:sz="6" w:space="0" w:color="B8A888"/>
+              <w:bottom w:val="single" w:sz="6" w:space="0" w:color="B8A888"/>
+              <w:right w:val="single" w:sz="6" w:space="0" w:color="B8A888"/>
+            </w:tcBorders>
+            <w:tcMar>
+              <w:top w:w="60" w:type="dxa"/>
+              <w:left w:w="120" w:type="dxa"/>
+              <w:bottom w:w="60" w:type="dxa"/>
+              <w:right w:w="120" w:type="dxa"/>
+            </w:tcMar>
+            <w:hideMark/>
+          </w:tcPr>
+          <w:p>
+            <w:pPr>
+              <w:rPr>
+                <w:rFonts w:ascii="Calibri" w:eastAsia="Times New Roman" w:hAnsi="Calibri" w:cs="Calibri"/>
+                <w:sz w:val="20"/>
+                <w:szCs w:val="20"/>
+              </w:rPr>
+            </w:pPr>
+            <w:r>
+              <w:rPr>
+                <w:rFonts w:ascii="Calibri" w:eastAsia="Times New Roman" w:hAnsi="Calibri" w:cs="Calibri"/>
+                <w:sz w:val="20"/>
+                <w:szCs w:val="20"/>
+              </w:rPr>
+              <w:t>Регенерация I на 15 с</w:t>
+            </w:r>
+          </w:p>
+        </w:tc>
+      </w:tr>
+      <w:tr>
+        <w:tc>
+          <w:tcPr>
+            <w:tcW w:w="0" w:type="auto"/>
+            <w:tcBorders>
+              <w:top w:val="single" w:sz="6" w:space="0" w:color="B8A888"/>
+              <w:left w:val="single" w:sz="6" w:space="0" w:color="B8A888"/>
+              <w:bottom w:val="single" w:sz="6" w:space="0" w:color="B8A888"/>
+              <w:right w:val="single" w:sz="6" w:space="0" w:color="B8A888"/>
+            </w:tcBorders>
+            <w:tcMar>
+              <w:top w:w="60" w:type="dxa"/>
+              <w:left w:w="120" w:type="dxa"/>
+              <w:bottom w:w="60" w:type="dxa"/>
+              <w:right w:w="120" w:type="dxa"/>
+            </w:tcMar>
+            <w:hideMark/>
+          </w:tcPr>
+          <w:p>
+            <w:pPr>
+              <w:rPr>
+                <w:rFonts w:ascii="Calibri" w:eastAsia="Times New Roman" w:hAnsi="Calibri" w:cs="Calibri"/>
+                <w:sz w:val="20"/>
+                <w:szCs w:val="20"/>
+              </w:rPr>
+            </w:pPr>
+            <w:r>
+              <w:rPr>
+                <w:rFonts w:ascii="Calibri" w:eastAsia="Times New Roman" w:hAnsi="Calibri" w:cs="Calibri"/>
+                <w:sz w:val="20"/>
+                <w:szCs w:val="20"/>
+              </w:rPr>
+              <w:t>Полынь</w:t>
+            </w:r>
+          </w:p>
+        </w:tc>
+        <w:tc>
+          <w:tcPr>
+            <w:tcW w:w="0" w:type="auto"/>
+            <w:tcBorders>
+              <w:top w:val="single" w:sz="6" w:space="0" w:color="B8A888"/>
+              <w:left w:val="single" w:sz="6" w:space="0" w:color="B8A888"/>
+              <w:bottom w:val="single" w:sz="6" w:space="0" w:color="B8A888"/>
+              <w:right w:val="single" w:sz="6" w:space="0" w:color="B8A888"/>
+            </w:tcBorders>
+            <w:tcMar>
+              <w:top w:w="60" w:type="dxa"/>
+              <w:left w:w="120" w:type="dxa"/>
+              <w:bottom w:w="60" w:type="dxa"/>
+              <w:right w:w="120" w:type="dxa"/>
+            </w:tcMar>
+            <w:hideMark/>
+          </w:tcPr>
+          <w:p>
+            <w:pPr>
+              <w:rPr>
+                <w:rFonts w:ascii="Calibri" w:eastAsia="Times New Roman" w:hAnsi="Calibri" w:cs="Calibri"/>
+                <w:sz w:val="20"/>
+                <w:szCs w:val="20"/>
+              </w:rPr>
+            </w:pPr>
+            <w:r>
+              <w:rPr>
+                <w:rFonts w:ascii="Calibri" w:eastAsia="Times New Roman" w:hAnsi="Calibri" w:cs="Calibri"/>
+                <w:sz w:val="20"/>
+                <w:szCs w:val="20"/>
+              </w:rPr>
+              <w:t>Куст полыни</w:t>
+            </w:r>
+          </w:p>
+        </w:tc>
+        <w:tc>
+          <w:tcPr>
+            <w:tcW w:w="0" w:type="auto"/>
+            <w:tcBorders>
+              <w:top w:val="single" w:sz="6" w:space="0" w:color="B8A888"/>
+              <w:left w:val="single" w:sz="6" w:space="0" w:color="B8A888"/>
+              <w:bottom w:val="single" w:sz="6" w:space="0" w:color="B8A888"/>
+              <w:right w:val="single" w:sz="6" w:space="0" w:color="B8A888"/>
+            </w:tcBorders>
+            <w:tcMar>
+              <w:top w:w="60" w:type="dxa"/>
+              <w:left w:w="120" w:type="dxa"/>
+              <w:bottom w:w="60" w:type="dxa"/>
+              <w:right w:w="120" w:type="dxa"/>
+            </w:tcMar>
+            <w:hideMark/>
+          </w:tcPr>
+          <w:p>
+            <w:pPr>
+              <w:rPr>
+                <w:rFonts w:ascii="Calibri" w:eastAsia="Times New Roman" w:hAnsi="Calibri" w:cs="Calibri"/>
+                <w:sz w:val="20"/>
+                <w:szCs w:val="20"/>
+              </w:rPr>
+            </w:pPr>
+            <w:r>
+              <w:rPr>
+                <w:rFonts w:ascii="Calibri" w:eastAsia="Times New Roman" w:hAnsi="Calibri" w:cs="Calibri"/>
+                <w:sz w:val="20"/>
+                <w:szCs w:val="20"/>
+              </w:rPr>
+              <w:t>снимает отравление, голод и яд</w:t>
+            </w:r>
+          </w:p>
+        </w:tc>
+      </w:tr>
+      <w:tr>
+        <w:tc>
+          <w:tcPr>
+            <w:tcW w:w="0" w:type="auto"/>
+            <w:tcBorders>
+              <w:top w:val="single" w:sz="6" w:space="0" w:color="B8A888"/>
+              <w:left w:val="single" w:sz="6" w:space="0" w:color="B8A888"/>
+              <w:bottom w:val="single" w:sz="6" w:space="0" w:color="B8A888"/>
+              <w:right w:val="single" w:sz="6" w:space="0" w:color="B8A888"/>
+            </w:tcBorders>
+            <w:tcMar>
+              <w:top w:w="60" w:type="dxa"/>
+              <w:left w:w="120" w:type="dxa"/>
+              <w:bottom w:w="60" w:type="dxa"/>
+              <w:right w:w="120" w:type="dxa"/>
+            </w:tcMar>
+            <w:hideMark/>
+          </w:tcPr>
+          <w:p>
+            <w:pPr>
+              <w:rPr>
+                <w:rFonts w:ascii="Calibri" w:eastAsia="Times New Roman" w:hAnsi="Calibri" w:cs="Calibri"/>
+                <w:sz w:val="20"/>
+                <w:szCs w:val="20"/>
+              </w:rPr>
+            </w:pPr>
+            <w:r>
+              <w:rPr>
+                <w:rFonts w:ascii="Calibri" w:eastAsia="Times New Roman" w:hAnsi="Calibri" w:cs="Calibri"/>
+                <w:sz w:val="20"/>
+                <w:szCs w:val="20"/>
+              </w:rPr>
+              <w:t>Крапива</w:t>
+            </w:r>
+          </w:p>
+        </w:tc>
+        <w:tc>
+          <w:tcPr>
+            <w:tcW w:w="0" w:type="auto"/>
+            <w:tcBorders>
+              <w:top w:val="single" w:sz="6" w:space="0" w:color="B8A888"/>
+              <w:left w:val="single" w:sz="6" w:space="0" w:color="B8A888"/>
+              <w:bottom w:val="single" w:sz="6" w:space="0" w:color="B8A888"/>
+              <w:right w:val="single" w:sz="6" w:space="0" w:color="B8A888"/>
+            </w:tcBorders>
+            <w:tcMar>
+              <w:top w:w="60" w:type="dxa"/>
+              <w:left w:w="120" w:type="dxa"/>
+              <w:bottom w:w="60" w:type="dxa"/>
+              <w:right w:w="120" w:type="dxa"/>
+            </w:tcMar>
+            <w:hideMark/>
+          </w:tcPr>
+          <w:p>
+            <w:pPr>
+              <w:rPr>
+                <w:rFonts w:ascii="Calibri" w:eastAsia="Times New Roman" w:hAnsi="Calibri" w:cs="Calibri"/>
+                <w:sz w:val="20"/>
+                <w:szCs w:val="20"/>
+              </w:rPr>
+            </w:pPr>
+            <w:r>
+              <w:rPr>
+                <w:rFonts w:ascii="Calibri" w:eastAsia="Times New Roman" w:hAnsi="Calibri" w:cs="Calibri"/>
+                <w:sz w:val="20"/>
+                <w:szCs w:val="20"/>
+              </w:rPr>
+              <w:t>Заросли крапивы</w:t>
+            </w:r>
+          </w:p>
+        </w:tc>
+        <w:tc>
+          <w:tcPr>
+            <w:tcW w:w="0" w:type="auto"/>
+            <w:tcBorders>
+              <w:top w:val="single" w:sz="6" w:space="0" w:color="B8A888"/>
+              <w:left w:val="single" w:sz="6" w:space="0" w:color="B8A888"/>
+              <w:bottom w:val="single" w:sz="6" w:space="0" w:color="B8A888"/>
+              <w:right w:val="single" w:sz="6" w:space="0" w:color="B8A888"/>
+            </w:tcBorders>
+            <w:tcMar>
+              <w:top w:w="60" w:type="dxa"/>
+              <w:left w:w="120" w:type="dxa"/>
+              <w:bottom w:w="60" w:type="dxa"/>
+              <w:right w:w="120" w:type="dxa"/>
+            </w:tcMar>
+            <w:hideMark/>
+          </w:tcPr>
+          <w:p>
+            <w:pPr>
+              <w:rPr>
+                <w:rFonts w:ascii="Calibri" w:eastAsia="Times New Roman" w:hAnsi="Calibri" w:cs="Calibri"/>
+                <w:sz w:val="20"/>
+                <w:szCs w:val="20"/>
+              </w:rPr>
+            </w:pPr>
+            <w:r>
+              <w:rPr>
+                <w:rFonts w:ascii="Calibri" w:eastAsia="Times New Roman" w:hAnsi="Calibri" w:cs="Calibri"/>
+                <w:sz w:val="20"/>
+                <w:szCs w:val="20"/>
+              </w:rPr>
+              <w:t>«Бодрость» на 60 с: выносливость восстанавливается ×1,3</w:t>
+            </w:r>
+          </w:p>
+        </w:tc>
+      </w:tr>
+      <w:tr>
+        <w:tc>
+          <w:tcPr>
+            <w:tcW w:w="0" w:type="auto"/>
+            <w:tcBorders>
+              <w:top w:val="single" w:sz="6" w:space="0" w:color="B8A888"/>
+              <w:left w:val="single" w:sz="6" w:space="0" w:color="B8A888"/>
+              <w:bottom w:val="single" w:sz="6" w:space="0" w:color="B8A888"/>
+              <w:right w:val="single" w:sz="6" w:space="0" w:color="B8A888"/>
+            </w:tcBorders>
+            <w:tcMar>
+              <w:top w:w="60" w:type="dxa"/>
+              <w:left w:w="120" w:type="dxa"/>
+              <w:bottom w:w="60" w:type="dxa"/>
+              <w:right w:w="120" w:type="dxa"/>
+            </w:tcMar>
+            <w:hideMark/>
+          </w:tcPr>
+          <w:p>
+            <w:pPr>
+              <w:rPr>
+                <w:rFonts w:ascii="Calibri" w:eastAsia="Times New Roman" w:hAnsi="Calibri" w:cs="Calibri"/>
+                <w:sz w:val="20"/>
+                <w:szCs w:val="20"/>
+              </w:rPr>
+            </w:pPr>
+            <w:r>
+              <w:rPr>
+                <w:rFonts w:ascii="Calibri" w:eastAsia="Times New Roman" w:hAnsi="Calibri" w:cs="Calibri"/>
+                <w:sz w:val="20"/>
+                <w:szCs w:val="20"/>
+              </w:rPr>
+              <w:t>Чабрец</w:t>
+            </w:r>
+          </w:p>
+        </w:tc>
+        <w:tc>
+          <w:tcPr>
+            <w:tcW w:w="0" w:type="auto"/>
+            <w:tcBorders>
+              <w:top w:val="single" w:sz="6" w:space="0" w:color="B8A888"/>
+              <w:left w:val="single" w:sz="6" w:space="0" w:color="B8A888"/>
+              <w:bottom w:val="single" w:sz="6" w:space="0" w:color="B8A888"/>
+              <w:right w:val="single" w:sz="6" w:space="0" w:color="B8A888"/>
+            </w:tcBorders>
+            <w:tcMar>
+              <w:top w:w="60" w:type="dxa"/>
+              <w:left w:w="120" w:type="dxa"/>
+              <w:bottom w:w="60" w:type="dxa"/>
+              <w:right w:w="120" w:type="dxa"/>
+            </w:tcMar>
+            <w:hideMark/>
+          </w:tcPr>
+          <w:p>
+            <w:pPr>
+              <w:rPr>
+                <w:rFonts w:ascii="Calibri" w:eastAsia="Times New Roman" w:hAnsi="Calibri" w:cs="Calibri"/>
+                <w:sz w:val="20"/>
+                <w:szCs w:val="20"/>
+              </w:rPr>
+            </w:pPr>
+            <w:r>
+              <w:rPr>
+                <w:rFonts w:ascii="Calibri" w:eastAsia="Times New Roman" w:hAnsi="Calibri" w:cs="Calibri"/>
+                <w:sz w:val="20"/>
+                <w:szCs w:val="20"/>
+              </w:rPr>
+              <w:t>Куст чабреца</w:t>
+            </w:r>
+          </w:p>
+        </w:tc>
+        <w:tc>
+          <w:tcPr>
+            <w:tcW w:w="0" w:type="auto"/>
+            <w:tcBorders>
+              <w:top w:val="single" w:sz="6" w:space="0" w:color="B8A888"/>
+              <w:left w:val="single" w:sz="6" w:space="0" w:color="B8A888"/>
+              <w:bottom w:val="single" w:sz="6" w:space="0" w:color="B8A888"/>
+              <w:right w:val="single" w:sz="6" w:space="0" w:color="B8A888"/>
+            </w:tcBorders>
+            <w:tcMar>
+              <w:top w:w="60" w:type="dxa"/>
+              <w:left w:w="120" w:type="dxa"/>
+              <w:bottom w:w="60" w:type="dxa"/>
+              <w:right w:w="120" w:type="dxa"/>
+            </w:tcMar>
+            <w:hideMark/>
+          </w:tcPr>
+          <w:p>
+            <w:pPr>
+              <w:rPr>
+                <w:rFonts w:ascii="Calibri" w:eastAsia="Times New Roman" w:hAnsi="Calibri" w:cs="Calibri"/>
+                <w:sz w:val="20"/>
+                <w:szCs w:val="20"/>
+              </w:rPr>
+            </w:pPr>
+            <w:r>
+              <w:rPr>
+                <w:rFonts w:ascii="Calibri" w:eastAsia="Times New Roman" w:hAnsi="Calibri" w:cs="Calibri"/>
+                <w:sz w:val="20"/>
+                <w:szCs w:val="20"/>
+              </w:rPr>
+              <w:t>Поглощение I на 60 с</w:t>
+            </w:r>
+          </w:p>
+        </w:tc>
+      </w:tr>
+      <w:tr>
+        <w:tc>
+          <w:tcPr>
+            <w:tcW w:w="0" w:type="auto"/>
+            <w:tcBorders>
+              <w:top w:val="single" w:sz="6" w:space="0" w:color="B8A888"/>
+              <w:left w:val="single" w:sz="6" w:space="0" w:color="B8A888"/>
+              <w:bottom w:val="single" w:sz="6" w:space="0" w:color="B8A888"/>
+              <w:right w:val="single" w:sz="6" w:space="0" w:color="B8A888"/>
+            </w:tcBorders>
+            <w:tcMar>
+              <w:top w:w="60" w:type="dxa"/>
+              <w:left w:w="120" w:type="dxa"/>
+              <w:bottom w:w="60" w:type="dxa"/>
+              <w:right w:w="120" w:type="dxa"/>
+            </w:tcMar>
+            <w:hideMark/>
+          </w:tcPr>
+          <w:p>
+            <w:pPr>
+              <w:rPr>
+                <w:rFonts w:ascii="Calibri" w:eastAsia="Times New Roman" w:hAnsi="Calibri" w:cs="Calibri"/>
+                <w:sz w:val="20"/>
+                <w:szCs w:val="20"/>
+              </w:rPr>
+            </w:pPr>
+            <w:r>
+              <w:rPr>
+                <w:rFonts w:ascii="Calibri" w:eastAsia="Times New Roman" w:hAnsi="Calibri" w:cs="Calibri"/>
+                <w:sz w:val="20"/>
+                <w:szCs w:val="20"/>
+              </w:rPr>
+              <w:t>Лаванда</w:t>
+            </w:r>
+          </w:p>
+        </w:tc>
+        <w:tc>
+          <w:tcPr>
+            <w:tcW w:w="0" w:type="auto"/>
+            <w:tcBorders>
+              <w:top w:val="single" w:sz="6" w:space="0" w:color="B8A888"/>
+              <w:left w:val="single" w:sz="6" w:space="0" w:color="B8A888"/>
+              <w:bottom w:val="single" w:sz="6" w:space="0" w:color="B8A888"/>
+              <w:right w:val="single" w:sz="6" w:space="0" w:color="B8A888"/>
+            </w:tcBorders>
+            <w:tcMar>
+              <w:top w:w="60" w:type="dxa"/>
+              <w:left w:w="120" w:type="dxa"/>
+              <w:bottom w:w="60" w:type="dxa"/>
+              <w:right w:w="120" w:type="dxa"/>
+            </w:tcMar>
+            <w:hideMark/>
+          </w:tcPr>
+          <w:p>
+            <w:pPr>
+              <w:rPr>
+                <w:rFonts w:ascii="Calibri" w:eastAsia="Times New Roman" w:hAnsi="Calibri" w:cs="Calibri"/>
+                <w:sz w:val="20"/>
+                <w:szCs w:val="20"/>
+              </w:rPr>
+            </w:pPr>
+            <w:r>
+              <w:rPr>
+                <w:rFonts w:ascii="Calibri" w:eastAsia="Times New Roman" w:hAnsi="Calibri" w:cs="Calibri"/>
+                <w:sz w:val="20"/>
+                <w:szCs w:val="20"/>
+              </w:rPr>
+              <w:t>Куст лаванды</w:t>
+            </w:r>
+          </w:p>
+        </w:tc>
+        <w:tc>
+          <w:tcPr>
+            <w:tcW w:w="0" w:type="auto"/>
+            <w:tcBorders>
+              <w:top w:val="single" w:sz="6" w:space="0" w:color="B8A888"/>
+              <w:left w:val="single" w:sz="6" w:space="0" w:color="B8A888"/>
+              <w:bottom w:val="single" w:sz="6" w:space="0" w:color="B8A888"/>
+              <w:right w:val="single" w:sz="6" w:space="0" w:color="B8A888"/>
+            </w:tcBorders>
+            <w:tcMar>
+              <w:top w:w="60" w:type="dxa"/>
+              <w:left w:w="120" w:type="dxa"/>
+              <w:bottom w:w="60" w:type="dxa"/>
+              <w:right w:w="120" w:type="dxa"/>
+            </w:tcMar>
+            <w:hideMark/>
+          </w:tcPr>
+          <w:p>
+            <w:pPr>
+              <w:rPr>
+                <w:rFonts w:ascii="Calibri" w:eastAsia="Times New Roman" w:hAnsi="Calibri" w:cs="Calibri"/>
+                <w:sz w:val="20"/>
+                <w:szCs w:val="20"/>
+              </w:rPr>
+            </w:pPr>
+            <w:r>
+              <w:rPr>
+                <w:rFonts w:ascii="Calibri" w:eastAsia="Times New Roman" w:hAnsi="Calibri" w:cs="Calibri"/>
+                <w:sz w:val="20"/>
+                <w:szCs w:val="20"/>
+              </w:rPr>
+              <w:t>снимает тошноту, слепоту и тьму, Регенерация I на 4 с</w:t>
+            </w:r>
+          </w:p>
+        </w:tc>
+      </w:tr>
+    </w:tbl>
+    <w:p>
+      <w:pPr>
+        <w:pStyle w:val="2"/>
+        <w:rPr>
+          <w:rFonts w:eastAsia="Times New Roman" w:cs="Calibri"/>
+        </w:rPr>
+      </w:pPr>
+      <w:bookmarkStart w:id="77" w:name="_Toc243646840"/>
+      <w:r>
+        <w:rPr>
+          <w:rFonts w:eastAsia="Times New Roman" w:cs="Calibri"/>
+        </w:rPr>
+        <w:t>18.3. Что из трав</w:t>
+      </w:r>
+      <w:bookmarkEnd w:id="77"/>
+    </w:p>
+    <w:p>
+      <w:pPr>
+        <w:numPr>
+          <w:ilvl w:val="0"/>
+          <w:numId w:val="14"/>
+        </w:numPr>
+        <w:spacing w:before="100" w:beforeAutospacing="1" w:after="100" w:afterAutospacing="1"/>
+        <w:rPr>
+          <w:rFonts w:ascii="Calibri" w:eastAsia="Times New Roman" w:hAnsi="Calibri" w:cs="Calibri"/>
+          <w:sz w:val="22"/>
+          <w:szCs w:val="22"/>
+        </w:rPr>
+      </w:pPr>
+      <w:r>
+        <w:rPr>
+          <w:rFonts w:ascii="Calibri" w:eastAsia="Times New Roman" w:hAnsi="Calibri" w:cs="Calibri"/>
+          <w:sz w:val="22"/>
+          <w:szCs w:val="22"/>
+        </w:rPr>
+        <w:t>Все травы — приправа в горшок (+1 к качеству блюда), на кухонный стол (лосось и зайчатина с травами, начинки), в брожение «на травах».</w:t>
+      </w:r>
+    </w:p>
+    <w:p>
+      <w:pPr>
+        <w:numPr>
+          <w:ilvl w:val="0"/>
+          <w:numId w:val="14"/>
+        </w:numPr>
+        <w:spacing w:before="100" w:beforeAutospacing="1" w:after="100" w:afterAutospacing="1"/>
+        <w:rPr>
+          <w:rFonts w:ascii="Calibri" w:eastAsia="Times New Roman" w:hAnsi="Calibri" w:cs="Calibri"/>
+          <w:sz w:val="22"/>
+          <w:szCs w:val="22"/>
+        </w:rPr>
+      </w:pPr>
+      <w:r>
+        <w:rPr>
+          <w:rFonts w:ascii="Calibri" w:eastAsia="Times New Roman" w:hAnsi="Calibri" w:cs="Calibri"/>
+          <w:sz w:val="22"/>
+          <w:szCs w:val="22"/>
+        </w:rPr>
+        <w:t>Сушка — на крюке; сушёная трава помнит вид («Сушёная мята»), в подсказке — «В отваре: …».</w:t>
+      </w:r>
+    </w:p>
+    <w:p>
+      <w:pPr>
+        <w:numPr>
+          <w:ilvl w:val="0"/>
+          <w:numId w:val="14"/>
+        </w:numPr>
+        <w:spacing w:before="100" w:beforeAutospacing="1" w:after="100" w:afterAutospacing="1"/>
+        <w:rPr>
+          <w:rFonts w:ascii="Calibri" w:eastAsia="Times New Roman" w:hAnsi="Calibri" w:cs="Calibri"/>
+          <w:sz w:val="22"/>
+          <w:szCs w:val="22"/>
+        </w:rPr>
+      </w:pPr>
+      <w:r>
+        <w:rPr>
+          <w:rFonts w:ascii="Calibri" w:eastAsia="Times New Roman" w:hAnsi="Calibri" w:cs="Calibri"/>
+          <w:sz w:val="22"/>
+          <w:szCs w:val="22"/>
+        </w:rPr>
+        <w:t>Отвар — трава с одной водой в горшке, 2 порции на траву. Называется по траве, которой больше («Мятный отвар»), и даёт её действие; в подсказке — «Действие: …».</w:t>
+      </w:r>
+    </w:p>
+    <w:p>
+      <w:pPr>
+        <w:pStyle w:val="1"/>
+        <w:pageBreakBefore/>
+        <w:rPr>
+          <w:rFonts w:eastAsia="Times New Roman" w:cs="Calibri"/>
+        </w:rPr>
+      </w:pPr>
+      <w:bookmarkStart w:id="78" w:name="_Toc243646841"/>
+      <w:r>
+        <w:rPr>
+          <w:rFonts w:eastAsia="Times New Roman" w:cs="Calibri"/>
+        </w:rPr>
+        <w:lastRenderedPageBreak/>
+        <w:t>19. Команды и правила игры</w:t>
+      </w:r>
+      <w:bookmarkEnd w:id="78"/>
     </w:p>
     <w:p>
       <w:pPr>
@@ -22013,14 +27006,15 @@
           <w:rFonts w:eastAsia="Times New Roman" w:cs="Calibri"/>
         </w:rPr>
       </w:pPr>
-      <w:bookmarkStart w:id="68" w:name="_Toc243599909"/>
+      <w:bookmarkStart w:id="79" w:name="_Toc243646842"/>
       <w:r>
         <w:rPr>
           <w:rFonts w:eastAsia="Times New Roman" w:cs="Calibri"/>
         </w:rPr>
-        <w:t>18. Что изменилось: история версий</w:t>
-      </w:r>
-      <w:bookmarkEnd w:id="68"/>
+        <w:lastRenderedPageBreak/>
+        <w:t>20. Что изменилось: история версий</w:t>
+      </w:r>
+      <w:bookmarkEnd w:id="79"/>
     </w:p>
     <w:tbl>
       <w:tblPr>
@@ -22150,41 +27144,41 @@
                 <w:sz w:val="20"/>
                 <w:szCs w:val="20"/>
               </w:rPr>
-              <w:t>0.0.11</w:t>
-            </w:r>
-          </w:p>
-        </w:tc>
-        <w:tc>
-          <w:tcPr>
-            <w:tcW w:w="0" w:type="auto"/>
-            <w:tcBorders>
-              <w:top w:val="single" w:sz="6" w:space="0" w:color="B8A888"/>
-              <w:left w:val="single" w:sz="6" w:space="0" w:color="B8A888"/>
-              <w:bottom w:val="single" w:sz="6" w:space="0" w:color="B8A888"/>
-              <w:right w:val="single" w:sz="6" w:space="0" w:color="B8A888"/>
-            </w:tcBorders>
-            <w:tcMar>
-              <w:top w:w="60" w:type="dxa"/>
-              <w:left w:w="120" w:type="dxa"/>
-              <w:bottom w:w="60" w:type="dxa"/>
-              <w:right w:w="120" w:type="dxa"/>
-            </w:tcMar>
-          </w:tcPr>
-          <w:p>
-            <w:pPr>
-              <w:rPr>
-                <w:rFonts w:ascii="Calibri" w:eastAsia="Times New Roman" w:hAnsi="Calibri" w:cs="Calibri"/>
-                <w:sz w:val="20"/>
-                <w:szCs w:val="20"/>
-              </w:rPr>
-            </w:pPr>
-            <w:r>
-              <w:rPr>
-                <w:rFonts w:ascii="Calibri" w:eastAsia="Times New Roman" w:hAnsi="Calibri" w:cs="Calibri"/>
-                <w:sz w:val="20"/>
-                <w:szCs w:val="20"/>
-              </w:rPr>
-              <w:t>Ткачество (лён, чесалка и веретено, станок с грузилами, мини-игра «Зев и прибой»), шитейный стол вместо столов кожевника и портного с мини-игрой раскроя, огонь в 3 полена и окна очага, костра, печи, горна (тяга вместо заслонки), перегонного куба и бочек, свой блок «Костёр», бродильная бочка запечатывается, брожение и выдержка по календарю, кувшин для питья, сивуха и похмелье по качеству выпитого.</w:t>
+              <w:t>0.0.12</w:t>
+            </w:r>
+          </w:p>
+        </w:tc>
+        <w:tc>
+          <w:tcPr>
+            <w:tcW w:w="0" w:type="auto"/>
+            <w:tcBorders>
+              <w:top w:val="single" w:sz="6" w:space="0" w:color="B8A888"/>
+              <w:left w:val="single" w:sz="6" w:space="0" w:color="B8A888"/>
+              <w:bottom w:val="single" w:sz="6" w:space="0" w:color="B8A888"/>
+              <w:right w:val="single" w:sz="6" w:space="0" w:color="B8A888"/>
+            </w:tcBorders>
+            <w:tcMar>
+              <w:top w:w="60" w:type="dxa"/>
+              <w:left w:w="120" w:type="dxa"/>
+              <w:bottom w:w="60" w:type="dxa"/>
+              <w:right w:w="120" w:type="dxa"/>
+            </w:tcMar>
+          </w:tcPr>
+          <w:p>
+            <w:pPr>
+              <w:rPr>
+                <w:rFonts w:ascii="Calibri" w:eastAsia="Times New Roman" w:hAnsi="Calibri" w:cs="Calibri"/>
+                <w:sz w:val="20"/>
+                <w:szCs w:val="20"/>
+              </w:rPr>
+            </w:pPr>
+            <w:r>
+              <w:rPr>
+                <w:rFonts w:ascii="Calibri" w:eastAsia="Times New Roman" w:hAnsi="Calibri" w:cs="Calibri"/>
+                <w:sz w:val="20"/>
+                <w:szCs w:val="20"/>
+              </w:rPr>
+              <w:t>Плотничество: колода для колки (дрова), пильные козлы с мини-игрой «Пропил» (доски только пилой), верстак плотника — изделия по этапам (строгание, долото, коловорот, нож, молоток) с качеством и прочностью, новые инструменты, деревянная миска, детали для кузни. Травы — только со своих кустиков: восемь видов, отвары с действием, эффект «Бодрость»; с травы ничего не падает. Питьё переливается из корчаги в кувшин и кружку. Лён и ячмень срезаются серпом.</w:t>
             </w:r>
           </w:p>
         </w:tc>
@@ -22220,41 +27214,41 @@
                 <w:sz w:val="20"/>
                 <w:szCs w:val="20"/>
               </w:rPr>
-              <w:t>0.0.10</w:t>
-            </w:r>
-          </w:p>
-        </w:tc>
-        <w:tc>
-          <w:tcPr>
-            <w:tcW w:w="0" w:type="auto"/>
-            <w:tcBorders>
-              <w:top w:val="single" w:sz="6" w:space="0" w:color="B8A888"/>
-              <w:left w:val="single" w:sz="6" w:space="0" w:color="B8A888"/>
-              <w:bottom w:val="single" w:sz="6" w:space="0" w:color="B8A888"/>
-              <w:right w:val="single" w:sz="6" w:space="0" w:color="B8A888"/>
-            </w:tcBorders>
-            <w:tcMar>
-              <w:top w:w="60" w:type="dxa"/>
-              <w:left w:w="120" w:type="dxa"/>
-              <w:bottom w:w="60" w:type="dxa"/>
-              <w:right w:w="120" w:type="dxa"/>
-            </w:tcMar>
-          </w:tcPr>
-          <w:p>
-            <w:pPr>
-              <w:rPr>
-                <w:rFonts w:ascii="Calibri" w:eastAsia="Times New Roman" w:hAnsi="Calibri" w:cs="Calibri"/>
-                <w:sz w:val="20"/>
-                <w:szCs w:val="20"/>
-              </w:rPr>
-            </w:pPr>
-            <w:r>
-              <w:rPr>
-                <w:rFonts w:ascii="Calibri" w:eastAsia="Times New Roman" w:hAnsi="Calibri" w:cs="Calibri"/>
-                <w:sz w:val="20"/>
-                <w:szCs w:val="20"/>
-              </w:rPr>
-              <w:t>Гончарное дело (бочка для замеса, гончарный круг с лепкой по вокселям, полка для сырца, горны, посуда, трещины от пользования), еда по таблице баланса с эффектами «Сытость», «Улучшенное насыщение» и «Отравление», новые грядки, ягодные кусты, плодовая листва и гуси, горшок вместо котелка, шкуры по зверям, ники прячутся под капюшоном и забралом, состояние станций по ПКМ, все иконки в стиле Conquest, топливо вдвое экономнее, обжиг вдвое быстрее.</w:t>
+              <w:t>0.0.11</w:t>
+            </w:r>
+          </w:p>
+        </w:tc>
+        <w:tc>
+          <w:tcPr>
+            <w:tcW w:w="0" w:type="auto"/>
+            <w:tcBorders>
+              <w:top w:val="single" w:sz="6" w:space="0" w:color="B8A888"/>
+              <w:left w:val="single" w:sz="6" w:space="0" w:color="B8A888"/>
+              <w:bottom w:val="single" w:sz="6" w:space="0" w:color="B8A888"/>
+              <w:right w:val="single" w:sz="6" w:space="0" w:color="B8A888"/>
+            </w:tcBorders>
+            <w:tcMar>
+              <w:top w:w="60" w:type="dxa"/>
+              <w:left w:w="120" w:type="dxa"/>
+              <w:bottom w:w="60" w:type="dxa"/>
+              <w:right w:w="120" w:type="dxa"/>
+            </w:tcMar>
+          </w:tcPr>
+          <w:p>
+            <w:pPr>
+              <w:rPr>
+                <w:rFonts w:ascii="Calibri" w:eastAsia="Times New Roman" w:hAnsi="Calibri" w:cs="Calibri"/>
+                <w:sz w:val="20"/>
+                <w:szCs w:val="20"/>
+              </w:rPr>
+            </w:pPr>
+            <w:r>
+              <w:rPr>
+                <w:rFonts w:ascii="Calibri" w:eastAsia="Times New Roman" w:hAnsi="Calibri" w:cs="Calibri"/>
+                <w:sz w:val="20"/>
+                <w:szCs w:val="20"/>
+              </w:rPr>
+              <w:t>Ткачество (лён, чесалка и веретено, станок с грузилами, мини-игра «Зев и прибой»), шитейный стол вместо столов кожевника и портного с мини-игрой раскроя, огонь в 3 полена и окна очага, костра, печи, горна (тяга вместо заслонки), перегонного куба и бочек, свой блок «Костёр», бродильная бочка запечатывается, брожение и выдержка по календарю, кувшин для питья, сивуха и похмелье по качеству выпитого.</w:t>
             </w:r>
           </w:p>
         </w:tc>
@@ -22275,66 +27269,56 @@
               <w:bottom w:w="60" w:type="dxa"/>
               <w:right w:w="120" w:type="dxa"/>
             </w:tcMar>
-            <w:hideMark/>
-          </w:tcPr>
-          <w:p>
-            <w:pPr>
-              <w:rPr>
-                <w:rFonts w:ascii="Calibri" w:eastAsia="Times New Roman" w:hAnsi="Calibri" w:cs="Calibri"/>
-                <w:sz w:val="20"/>
-                <w:szCs w:val="20"/>
-              </w:rPr>
-            </w:pPr>
-            <w:r>
-              <w:rPr>
-                <w:rFonts w:ascii="Calibri" w:eastAsia="Times New Roman" w:hAnsi="Calibri" w:cs="Calibri"/>
-                <w:sz w:val="20"/>
-                <w:szCs w:val="20"/>
-              </w:rPr>
-              <w:t>0.0.9</w:t>
-            </w:r>
-          </w:p>
-        </w:tc>
-        <w:tc>
-          <w:tcPr>
-            <w:tcW w:w="0" w:type="auto"/>
-            <w:tcBorders>
-              <w:top w:val="single" w:sz="6" w:space="0" w:color="B8A888"/>
-              <w:left w:val="single" w:sz="6" w:space="0" w:color="B8A888"/>
-              <w:bottom w:val="single" w:sz="6" w:space="0" w:color="B8A888"/>
-              <w:right w:val="single" w:sz="6" w:space="0" w:color="B8A888"/>
-            </w:tcBorders>
-            <w:tcMar>
-              <w:top w:w="60" w:type="dxa"/>
-              <w:left w:w="120" w:type="dxa"/>
-              <w:bottom w:w="60" w:type="dxa"/>
-              <w:right w:w="120" w:type="dxa"/>
-            </w:tcMar>
-            <w:hideMark/>
-          </w:tcPr>
-          <w:p>
-            <w:pPr>
-              <w:rPr>
-                <w:rFonts w:ascii="Calibri" w:eastAsia="Times New Roman" w:hAnsi="Calibri" w:cs="Calibri"/>
-                <w:sz w:val="20"/>
-                <w:szCs w:val="20"/>
-              </w:rPr>
-            </w:pPr>
-            <w:r>
-              <w:rPr>
-                <w:rFonts w:ascii="Calibri" w:eastAsia="Times New Roman" w:hAnsi="Calibri" w:cs="Calibri"/>
-                <w:sz w:val="20"/>
-                <w:szCs w:val="20"/>
-              </w:rPr>
-              <w:t>Готовка (очаг, котелок, печь</w:t>
-            </w:r>
-            <w:r>
-              <w:rPr>
-                <w:rFonts w:ascii="Calibri" w:eastAsia="Times New Roman" w:hAnsi="Calibri" w:cs="Calibri"/>
-                <w:sz w:val="20"/>
-                <w:szCs w:val="20"/>
-              </w:rPr>
-              <w:t>, жёрнов, кухонный стол, засолка, копчение и сушка), порча всей еды, качество снаряжения, еды и кожи плашкой, окно инвентаря в стиле Conquest, открытые ячейки для творческого и администрации, пчеловодство и мёд, добавки к пирогам и сладкие булочки, дрова, рожь и чёрный хлеб, жёрнов с анимацией, алкоголь (давильня, брожение, солод, перегонка, выдержка), опьянение, похмелье и пьяный чат. Крафт станций и инструментов убран.</w:t>
+          </w:tcPr>
+          <w:p>
+            <w:pPr>
+              <w:rPr>
+                <w:rFonts w:ascii="Calibri" w:eastAsia="Times New Roman" w:hAnsi="Calibri" w:cs="Calibri"/>
+                <w:sz w:val="20"/>
+                <w:szCs w:val="20"/>
+              </w:rPr>
+            </w:pPr>
+            <w:r>
+              <w:rPr>
+                <w:rFonts w:ascii="Calibri" w:eastAsia="Times New Roman" w:hAnsi="Calibri" w:cs="Calibri"/>
+                <w:sz w:val="20"/>
+                <w:szCs w:val="20"/>
+              </w:rPr>
+              <w:t>0.0.10</w:t>
+            </w:r>
+          </w:p>
+        </w:tc>
+        <w:tc>
+          <w:tcPr>
+            <w:tcW w:w="0" w:type="auto"/>
+            <w:tcBorders>
+              <w:top w:val="single" w:sz="6" w:space="0" w:color="B8A888"/>
+              <w:left w:val="single" w:sz="6" w:space="0" w:color="B8A888"/>
+              <w:bottom w:val="single" w:sz="6" w:space="0" w:color="B8A888"/>
+              <w:right w:val="single" w:sz="6" w:space="0" w:color="B8A888"/>
+            </w:tcBorders>
+            <w:tcMar>
+              <w:top w:w="60" w:type="dxa"/>
+              <w:left w:w="120" w:type="dxa"/>
+              <w:bottom w:w="60" w:type="dxa"/>
+              <w:right w:w="120" w:type="dxa"/>
+            </w:tcMar>
+          </w:tcPr>
+          <w:p>
+            <w:pPr>
+              <w:rPr>
+                <w:rFonts w:ascii="Calibri" w:eastAsia="Times New Roman" w:hAnsi="Calibri" w:cs="Calibri"/>
+                <w:sz w:val="20"/>
+                <w:szCs w:val="20"/>
+              </w:rPr>
+            </w:pPr>
+            <w:r>
+              <w:rPr>
+                <w:rFonts w:ascii="Calibri" w:eastAsia="Times New Roman" w:hAnsi="Calibri" w:cs="Calibri"/>
+                <w:sz w:val="20"/>
+                <w:szCs w:val="20"/>
+              </w:rPr>
+              <w:t>Гончарное дело (бочка для замеса, гончарный круг с лепкой по вокселям, полка для сырца, горны, посуда, трещины от пользования), еда по таблице баланса с эффектами «Сытость», «Улучшенное насыщение» и «Отравление», новые грядки, ягодные кусты, плодовая листва и гуси, горшок вместо котелка, шкуры по зверям, ники прячутся под капюшоном и забралом, состояние станций по ПКМ, все иконки в стиле Conquest, топливо вдвое экономнее, обжиг вдвое быстрее.</w:t>
             </w:r>
           </w:p>
         </w:tc>
@@ -22371,42 +27355,50 @@
                 <w:sz w:val="20"/>
                 <w:szCs w:val="20"/>
               </w:rPr>
-              <w:t>0.0.8</w:t>
-            </w:r>
-          </w:p>
-        </w:tc>
-        <w:tc>
-          <w:tcPr>
-            <w:tcW w:w="0" w:type="auto"/>
-            <w:tcBorders>
-              <w:top w:val="single" w:sz="6" w:space="0" w:color="B8A888"/>
-              <w:left w:val="single" w:sz="6" w:space="0" w:color="B8A888"/>
-              <w:bottom w:val="single" w:sz="6" w:space="0" w:color="B8A888"/>
-              <w:right w:val="single" w:sz="6" w:space="0" w:color="B8A888"/>
-            </w:tcBorders>
-            <w:tcMar>
-              <w:top w:w="60" w:type="dxa"/>
-              <w:left w:w="120" w:type="dxa"/>
-              <w:bottom w:w="60" w:type="dxa"/>
-              <w:right w:w="120" w:type="dxa"/>
-            </w:tcMar>
-            <w:hideMark/>
-          </w:tcPr>
-          <w:p>
-            <w:pPr>
-              <w:rPr>
-                <w:rFonts w:ascii="Calibri" w:eastAsia="Times New Roman" w:hAnsi="Calibri" w:cs="Calibri"/>
-                <w:sz w:val="20"/>
-                <w:szCs w:val="20"/>
-              </w:rPr>
-            </w:pPr>
-            <w:r>
-              <w:rPr>
-                <w:rFonts w:ascii="Calibri" w:eastAsia="Times New Roman" w:hAnsi="Calibri" w:cs="Calibri"/>
-                <w:sz w:val="20"/>
-                <w:szCs w:val="20"/>
-              </w:rPr>
-              <w:t>Забрала у тяжёлых шлемов, узкий вырез без забрала, звуки боя, брони и голоса (74 события), кожевенное дело.</w:t>
+              <w:t>0.0.9</w:t>
+            </w:r>
+          </w:p>
+        </w:tc>
+        <w:tc>
+          <w:tcPr>
+            <w:tcW w:w="0" w:type="auto"/>
+            <w:tcBorders>
+              <w:top w:val="single" w:sz="6" w:space="0" w:color="B8A888"/>
+              <w:left w:val="single" w:sz="6" w:space="0" w:color="B8A888"/>
+              <w:bottom w:val="single" w:sz="6" w:space="0" w:color="B8A888"/>
+              <w:right w:val="single" w:sz="6" w:space="0" w:color="B8A888"/>
+            </w:tcBorders>
+            <w:tcMar>
+              <w:top w:w="60" w:type="dxa"/>
+              <w:left w:w="120" w:type="dxa"/>
+              <w:bottom w:w="60" w:type="dxa"/>
+              <w:right w:w="120" w:type="dxa"/>
+            </w:tcMar>
+            <w:hideMark/>
+          </w:tcPr>
+          <w:p>
+            <w:pPr>
+              <w:rPr>
+                <w:rFonts w:ascii="Calibri" w:eastAsia="Times New Roman" w:hAnsi="Calibri" w:cs="Calibri"/>
+                <w:sz w:val="20"/>
+                <w:szCs w:val="20"/>
+              </w:rPr>
+            </w:pPr>
+            <w:r>
+              <w:rPr>
+                <w:rFonts w:ascii="Calibri" w:eastAsia="Times New Roman" w:hAnsi="Calibri" w:cs="Calibri"/>
+                <w:sz w:val="20"/>
+                <w:szCs w:val="20"/>
+              </w:rPr>
+              <w:t>Готовка (очаг, котелок, печь</w:t>
+            </w:r>
+            <w:r>
+              <w:rPr>
+                <w:rFonts w:ascii="Calibri" w:eastAsia="Times New Roman" w:hAnsi="Calibri" w:cs="Calibri"/>
+                <w:sz w:val="20"/>
+                <w:szCs w:val="20"/>
+              </w:rPr>
+              <w:t>, жёрнов, кухонный стол, засолка, копчение и сушка), порча всей еды, качество снаряжения, еды и кожи плашкой, окно инвентаря в стиле Conquest, открытые ячейки для творческого и администрации, пчеловодство и мёд, добавки к пирогам и сладкие булочки, дрова, рожь и чёрный хлеб, жёрнов с анимацией, алкоголь (давильня, брожение, солод, перегонка, выдержка), опьянение, похмелье и пьяный чат. Крафт станций и инструментов убран.</w:t>
             </w:r>
           </w:p>
         </w:tc>
@@ -22443,42 +27435,42 @@
                 <w:sz w:val="20"/>
                 <w:szCs w:val="20"/>
               </w:rPr>
-              <w:t>0.0.7</w:t>
-            </w:r>
-          </w:p>
-        </w:tc>
-        <w:tc>
-          <w:tcPr>
-            <w:tcW w:w="0" w:type="auto"/>
-            <w:tcBorders>
-              <w:top w:val="single" w:sz="6" w:space="0" w:color="B8A888"/>
-              <w:left w:val="single" w:sz="6" w:space="0" w:color="B8A888"/>
-              <w:bottom w:val="single" w:sz="6" w:space="0" w:color="B8A888"/>
-              <w:right w:val="single" w:sz="6" w:space="0" w:color="B8A888"/>
-            </w:tcBorders>
-            <w:tcMar>
-              <w:top w:w="60" w:type="dxa"/>
-              <w:left w:w="120" w:type="dxa"/>
-              <w:bottom w:w="60" w:type="dxa"/>
-              <w:right w:w="120" w:type="dxa"/>
-            </w:tcMar>
-            <w:hideMark/>
-          </w:tcPr>
-          <w:p>
-            <w:pPr>
-              <w:rPr>
-                <w:rFonts w:ascii="Calibri" w:eastAsia="Times New Roman" w:hAnsi="Calibri" w:cs="Calibri"/>
-                <w:sz w:val="20"/>
-                <w:szCs w:val="20"/>
-              </w:rPr>
-            </w:pPr>
-            <w:r>
-              <w:rPr>
-                <w:rFonts w:ascii="Calibri" w:eastAsia="Times New Roman" w:hAnsi="Calibri" w:cs="Calibri"/>
-                <w:sz w:val="20"/>
-                <w:szCs w:val="20"/>
-              </w:rPr>
-              <w:t>E использует блоки и замки, нет прицела (подсказки у блоков), подбор только на E, музыка биомов и источники звуков мест, компас без чисел.</w:t>
+              <w:t>0.0.8</w:t>
+            </w:r>
+          </w:p>
+        </w:tc>
+        <w:tc>
+          <w:tcPr>
+            <w:tcW w:w="0" w:type="auto"/>
+            <w:tcBorders>
+              <w:top w:val="single" w:sz="6" w:space="0" w:color="B8A888"/>
+              <w:left w:val="single" w:sz="6" w:space="0" w:color="B8A888"/>
+              <w:bottom w:val="single" w:sz="6" w:space="0" w:color="B8A888"/>
+              <w:right w:val="single" w:sz="6" w:space="0" w:color="B8A888"/>
+            </w:tcBorders>
+            <w:tcMar>
+              <w:top w:w="60" w:type="dxa"/>
+              <w:left w:w="120" w:type="dxa"/>
+              <w:bottom w:w="60" w:type="dxa"/>
+              <w:right w:w="120" w:type="dxa"/>
+            </w:tcMar>
+            <w:hideMark/>
+          </w:tcPr>
+          <w:p>
+            <w:pPr>
+              <w:rPr>
+                <w:rFonts w:ascii="Calibri" w:eastAsia="Times New Roman" w:hAnsi="Calibri" w:cs="Calibri"/>
+                <w:sz w:val="20"/>
+                <w:szCs w:val="20"/>
+              </w:rPr>
+            </w:pPr>
+            <w:r>
+              <w:rPr>
+                <w:rFonts w:ascii="Calibri" w:eastAsia="Times New Roman" w:hAnsi="Calibri" w:cs="Calibri"/>
+                <w:sz w:val="20"/>
+                <w:szCs w:val="20"/>
+              </w:rPr>
+              <w:t>Забрала у тяжёлых шлемов, узкий вырез без забрала, звуки боя, брони и голоса (74 события), кожевенное дело.</w:t>
             </w:r>
           </w:p>
         </w:tc>
@@ -22515,42 +27507,42 @@
                 <w:sz w:val="20"/>
                 <w:szCs w:val="20"/>
               </w:rPr>
-              <w:t>0.0.6</w:t>
-            </w:r>
-          </w:p>
-        </w:tc>
-        <w:tc>
-          <w:tcPr>
-            <w:tcW w:w="0" w:type="auto"/>
-            <w:tcBorders>
-              <w:top w:val="single" w:sz="6" w:space="0" w:color="B8A888"/>
-              <w:left w:val="single" w:sz="6" w:space="0" w:color="B8A888"/>
-              <w:bottom w:val="single" w:sz="6" w:space="0" w:color="B8A888"/>
-              <w:right w:val="single" w:sz="6" w:space="0" w:color="B8A888"/>
-            </w:tcBorders>
-            <w:tcMar>
-              <w:top w:w="60" w:type="dxa"/>
-              <w:left w:w="120" w:type="dxa"/>
-              <w:bottom w:w="60" w:type="dxa"/>
-              <w:right w:w="120" w:type="dxa"/>
-            </w:tcMar>
-            <w:hideMark/>
-          </w:tcPr>
-          <w:p>
-            <w:pPr>
-              <w:rPr>
-                <w:rFonts w:ascii="Calibri" w:eastAsia="Times New Roman" w:hAnsi="Calibri" w:cs="Calibri"/>
-                <w:sz w:val="20"/>
-                <w:szCs w:val="20"/>
-              </w:rPr>
-            </w:pPr>
-            <w:r>
-              <w:rPr>
-                <w:rFonts w:ascii="Calibri" w:eastAsia="Times New Roman" w:hAnsi="Calibri" w:cs="Calibri"/>
-                <w:sz w:val="20"/>
-                <w:szCs w:val="20"/>
-              </w:rPr>
-              <w:t>Компас вверху экрана, точки карты с открытием, реестр знамён и гербовник, броня на стойке, подвижное забрало хундсгугеля, поля капеллины.</w:t>
+              <w:t>0.0.7</w:t>
+            </w:r>
+          </w:p>
+        </w:tc>
+        <w:tc>
+          <w:tcPr>
+            <w:tcW w:w="0" w:type="auto"/>
+            <w:tcBorders>
+              <w:top w:val="single" w:sz="6" w:space="0" w:color="B8A888"/>
+              <w:left w:val="single" w:sz="6" w:space="0" w:color="B8A888"/>
+              <w:bottom w:val="single" w:sz="6" w:space="0" w:color="B8A888"/>
+              <w:right w:val="single" w:sz="6" w:space="0" w:color="B8A888"/>
+            </w:tcBorders>
+            <w:tcMar>
+              <w:top w:w="60" w:type="dxa"/>
+              <w:left w:w="120" w:type="dxa"/>
+              <w:bottom w:w="60" w:type="dxa"/>
+              <w:right w:w="120" w:type="dxa"/>
+            </w:tcMar>
+            <w:hideMark/>
+          </w:tcPr>
+          <w:p>
+            <w:pPr>
+              <w:rPr>
+                <w:rFonts w:ascii="Calibri" w:eastAsia="Times New Roman" w:hAnsi="Calibri" w:cs="Calibri"/>
+                <w:sz w:val="20"/>
+                <w:szCs w:val="20"/>
+              </w:rPr>
+            </w:pPr>
+            <w:r>
+              <w:rPr>
+                <w:rFonts w:ascii="Calibri" w:eastAsia="Times New Roman" w:hAnsi="Calibri" w:cs="Calibri"/>
+                <w:sz w:val="20"/>
+                <w:szCs w:val="20"/>
+              </w:rPr>
+              <w:t>E использует блоки и замки, нет прицела (подсказки у блоков), подбор только на E, музыка биомов и источники звуков мест, компас без чисел.</w:t>
             </w:r>
           </w:p>
         </w:tc>
@@ -22587,42 +27579,42 @@
                 <w:sz w:val="20"/>
                 <w:szCs w:val="20"/>
               </w:rPr>
-              <w:t>0.0.5</w:t>
-            </w:r>
-          </w:p>
-        </w:tc>
-        <w:tc>
-          <w:tcPr>
-            <w:tcW w:w="0" w:type="auto"/>
-            <w:tcBorders>
-              <w:top w:val="single" w:sz="6" w:space="0" w:color="B8A888"/>
-              <w:left w:val="single" w:sz="6" w:space="0" w:color="B8A888"/>
-              <w:bottom w:val="single" w:sz="6" w:space="0" w:color="B8A888"/>
-              <w:right w:val="single" w:sz="6" w:space="0" w:color="B8A888"/>
-            </w:tcBorders>
-            <w:tcMar>
-              <w:top w:w="60" w:type="dxa"/>
-              <w:left w:w="120" w:type="dxa"/>
-              <w:bottom w:w="60" w:type="dxa"/>
-              <w:right w:w="120" w:type="dxa"/>
-            </w:tcMar>
-            <w:hideMark/>
-          </w:tcPr>
-          <w:p>
-            <w:pPr>
-              <w:rPr>
-                <w:rFonts w:ascii="Calibri" w:eastAsia="Times New Roman" w:hAnsi="Calibri" w:cs="Calibri"/>
-                <w:sz w:val="20"/>
-                <w:szCs w:val="20"/>
-              </w:rPr>
-            </w:pPr>
-            <w:r>
-              <w:rPr>
-                <w:rFonts w:ascii="Calibri" w:eastAsia="Times New Roman" w:hAnsi="Calibri" w:cs="Calibri"/>
-                <w:sz w:val="20"/>
-                <w:szCs w:val="20"/>
-              </w:rPr>
-              <w:t>Карманы и сумки вместо рюкзака, 9 ячеек снаряжения, скрытый хотбар и доставание предметов, ручной подбор и колчан, свет фонаря, новая раскладка клавиш.</w:t>
+              <w:t>0.0.6</w:t>
+            </w:r>
+          </w:p>
+        </w:tc>
+        <w:tc>
+          <w:tcPr>
+            <w:tcW w:w="0" w:type="auto"/>
+            <w:tcBorders>
+              <w:top w:val="single" w:sz="6" w:space="0" w:color="B8A888"/>
+              <w:left w:val="single" w:sz="6" w:space="0" w:color="B8A888"/>
+              <w:bottom w:val="single" w:sz="6" w:space="0" w:color="B8A888"/>
+              <w:right w:val="single" w:sz="6" w:space="0" w:color="B8A888"/>
+            </w:tcBorders>
+            <w:tcMar>
+              <w:top w:w="60" w:type="dxa"/>
+              <w:left w:w="120" w:type="dxa"/>
+              <w:bottom w:w="60" w:type="dxa"/>
+              <w:right w:w="120" w:type="dxa"/>
+            </w:tcMar>
+            <w:hideMark/>
+          </w:tcPr>
+          <w:p>
+            <w:pPr>
+              <w:rPr>
+                <w:rFonts w:ascii="Calibri" w:eastAsia="Times New Roman" w:hAnsi="Calibri" w:cs="Calibri"/>
+                <w:sz w:val="20"/>
+                <w:szCs w:val="20"/>
+              </w:rPr>
+            </w:pPr>
+            <w:r>
+              <w:rPr>
+                <w:rFonts w:ascii="Calibri" w:eastAsia="Times New Roman" w:hAnsi="Calibri" w:cs="Calibri"/>
+                <w:sz w:val="20"/>
+                <w:szCs w:val="20"/>
+              </w:rPr>
+              <w:t>Компас вверху экрана, точки карты с открытием, реестр знамён и гербовник, броня на стойке, подвижное забрало хундсгугеля, поля капеллины.</w:t>
             </w:r>
           </w:p>
         </w:tc>
@@ -22659,42 +27651,42 @@
                 <w:sz w:val="20"/>
                 <w:szCs w:val="20"/>
               </w:rPr>
-              <w:t>0.0.4</w:t>
-            </w:r>
-          </w:p>
-        </w:tc>
-        <w:tc>
-          <w:tcPr>
-            <w:tcW w:w="0" w:type="auto"/>
-            <w:tcBorders>
-              <w:top w:val="single" w:sz="6" w:space="0" w:color="B8A888"/>
-              <w:left w:val="single" w:sz="6" w:space="0" w:color="B8A888"/>
-              <w:bottom w:val="single" w:sz="6" w:space="0" w:color="B8A888"/>
-              <w:right w:val="single" w:sz="6" w:space="0" w:color="B8A888"/>
-            </w:tcBorders>
-            <w:tcMar>
-              <w:top w:w="60" w:type="dxa"/>
-              <w:left w:w="120" w:type="dxa"/>
-              <w:bottom w:w="60" w:type="dxa"/>
-              <w:right w:w="120" w:type="dxa"/>
-            </w:tcMar>
-            <w:hideMark/>
-          </w:tcPr>
-          <w:p>
-            <w:pPr>
-              <w:rPr>
-                <w:rFonts w:ascii="Calibri" w:eastAsia="Times New Roman" w:hAnsi="Calibri" w:cs="Calibri"/>
-                <w:sz w:val="20"/>
-                <w:szCs w:val="20"/>
-              </w:rPr>
-            </w:pPr>
-            <w:r>
-              <w:rPr>
-                <w:rFonts w:ascii="Calibri" w:eastAsia="Times New Roman" w:hAnsi="Calibri" w:cs="Calibri"/>
-                <w:sz w:val="20"/>
-                <w:szCs w:val="20"/>
-              </w:rPr>
-              <w:t>Отряды, каналы чата, RP-имена, ники над головами, фермерство в режиме приключения, эмаль и роспись на броне, новый календарь.</w:t>
+              <w:t>0.0.5</w:t>
+            </w:r>
+          </w:p>
+        </w:tc>
+        <w:tc>
+          <w:tcPr>
+            <w:tcW w:w="0" w:type="auto"/>
+            <w:tcBorders>
+              <w:top w:val="single" w:sz="6" w:space="0" w:color="B8A888"/>
+              <w:left w:val="single" w:sz="6" w:space="0" w:color="B8A888"/>
+              <w:bottom w:val="single" w:sz="6" w:space="0" w:color="B8A888"/>
+              <w:right w:val="single" w:sz="6" w:space="0" w:color="B8A888"/>
+            </w:tcBorders>
+            <w:tcMar>
+              <w:top w:w="60" w:type="dxa"/>
+              <w:left w:w="120" w:type="dxa"/>
+              <w:bottom w:w="60" w:type="dxa"/>
+              <w:right w:w="120" w:type="dxa"/>
+            </w:tcMar>
+            <w:hideMark/>
+          </w:tcPr>
+          <w:p>
+            <w:pPr>
+              <w:rPr>
+                <w:rFonts w:ascii="Calibri" w:eastAsia="Times New Roman" w:hAnsi="Calibri" w:cs="Calibri"/>
+                <w:sz w:val="20"/>
+                <w:szCs w:val="20"/>
+              </w:rPr>
+            </w:pPr>
+            <w:r>
+              <w:rPr>
+                <w:rFonts w:ascii="Calibri" w:eastAsia="Times New Roman" w:hAnsi="Calibri" w:cs="Calibri"/>
+                <w:sz w:val="20"/>
+                <w:szCs w:val="20"/>
+              </w:rPr>
+              <w:t>Карманы и сумки вместо рюкзака, 9 ячеек снаряжения, скрытый хотбар и доставание предметов, ручной подбор и колчан, свет фонаря, новая раскладка клавиш.</w:t>
             </w:r>
           </w:p>
         </w:tc>
@@ -22731,42 +27723,42 @@
                 <w:sz w:val="20"/>
                 <w:szCs w:val="20"/>
               </w:rPr>
-              <w:t>0.0.3</w:t>
-            </w:r>
-          </w:p>
-        </w:tc>
-        <w:tc>
-          <w:tcPr>
-            <w:tcW w:w="0" w:type="auto"/>
-            <w:tcBorders>
-              <w:top w:val="single" w:sz="6" w:space="0" w:color="B8A888"/>
-              <w:left w:val="single" w:sz="6" w:space="0" w:color="B8A888"/>
-              <w:bottom w:val="single" w:sz="6" w:space="0" w:color="B8A888"/>
-              <w:right w:val="single" w:sz="6" w:space="0" w:color="B8A888"/>
-            </w:tcBorders>
-            <w:tcMar>
-              <w:top w:w="60" w:type="dxa"/>
-              <w:left w:w="120" w:type="dxa"/>
-              <w:bottom w:w="60" w:type="dxa"/>
-              <w:right w:w="120" w:type="dxa"/>
-            </w:tcMar>
-            <w:hideMark/>
-          </w:tcPr>
-          <w:p>
-            <w:pPr>
-              <w:rPr>
-                <w:rFonts w:ascii="Calibri" w:eastAsia="Times New Roman" w:hAnsi="Calibri" w:cs="Calibri"/>
-                <w:sz w:val="20"/>
-                <w:szCs w:val="20"/>
-              </w:rPr>
-            </w:pPr>
-            <w:r>
-              <w:rPr>
-                <w:rFonts w:ascii="Calibri" w:eastAsia="Times New Roman" w:hAnsi="Calibri" w:cs="Calibri"/>
-                <w:sz w:val="20"/>
-                <w:szCs w:val="20"/>
-              </w:rPr>
-              <w:t>Карта мира, окно «Персонаж», вкладки окон, новые шлемы, оптимизация под серверы.</w:t>
+              <w:t>0.0.4</w:t>
+            </w:r>
+          </w:p>
+        </w:tc>
+        <w:tc>
+          <w:tcPr>
+            <w:tcW w:w="0" w:type="auto"/>
+            <w:tcBorders>
+              <w:top w:val="single" w:sz="6" w:space="0" w:color="B8A888"/>
+              <w:left w:val="single" w:sz="6" w:space="0" w:color="B8A888"/>
+              <w:bottom w:val="single" w:sz="6" w:space="0" w:color="B8A888"/>
+              <w:right w:val="single" w:sz="6" w:space="0" w:color="B8A888"/>
+            </w:tcBorders>
+            <w:tcMar>
+              <w:top w:w="60" w:type="dxa"/>
+              <w:left w:w="120" w:type="dxa"/>
+              <w:bottom w:w="60" w:type="dxa"/>
+              <w:right w:w="120" w:type="dxa"/>
+            </w:tcMar>
+            <w:hideMark/>
+          </w:tcPr>
+          <w:p>
+            <w:pPr>
+              <w:rPr>
+                <w:rFonts w:ascii="Calibri" w:eastAsia="Times New Roman" w:hAnsi="Calibri" w:cs="Calibri"/>
+                <w:sz w:val="20"/>
+                <w:szCs w:val="20"/>
+              </w:rPr>
+            </w:pPr>
+            <w:r>
+              <w:rPr>
+                <w:rFonts w:ascii="Calibri" w:eastAsia="Times New Roman" w:hAnsi="Calibri" w:cs="Calibri"/>
+                <w:sz w:val="20"/>
+                <w:szCs w:val="20"/>
+              </w:rPr>
+              <w:t>Отряды, каналы чата, RP-имена, ники над головами, фермерство в режиме приключения, эмаль и роспись на броне, новый календарь.</w:t>
             </w:r>
           </w:p>
         </w:tc>
@@ -22803,42 +27795,42 @@
                 <w:sz w:val="20"/>
                 <w:szCs w:val="20"/>
               </w:rPr>
-              <w:t>0.0.2</w:t>
-            </w:r>
-          </w:p>
-        </w:tc>
-        <w:tc>
-          <w:tcPr>
-            <w:tcW w:w="0" w:type="auto"/>
-            <w:tcBorders>
-              <w:top w:val="single" w:sz="6" w:space="0" w:color="B8A888"/>
-              <w:left w:val="single" w:sz="6" w:space="0" w:color="B8A888"/>
-              <w:bottom w:val="single" w:sz="6" w:space="0" w:color="B8A888"/>
-              <w:right w:val="single" w:sz="6" w:space="0" w:color="B8A888"/>
-            </w:tcBorders>
-            <w:tcMar>
-              <w:top w:w="60" w:type="dxa"/>
-              <w:left w:w="120" w:type="dxa"/>
-              <w:bottom w:w="60" w:type="dxa"/>
-              <w:right w:w="120" w:type="dxa"/>
-            </w:tcMar>
-            <w:hideMark/>
-          </w:tcPr>
-          <w:p>
-            <w:pPr>
-              <w:rPr>
-                <w:rFonts w:ascii="Calibri" w:eastAsia="Times New Roman" w:hAnsi="Calibri" w:cs="Calibri"/>
-                <w:sz w:val="20"/>
-                <w:szCs w:val="20"/>
-              </w:rPr>
-            </w:pPr>
-            <w:r>
-              <w:rPr>
-                <w:rFonts w:ascii="Calibri" w:eastAsia="Times New Roman" w:hAnsi="Calibri" w:cs="Calibri"/>
-                <w:sz w:val="20"/>
-                <w:szCs w:val="20"/>
-              </w:rPr>
-              <w:t>Шкалы здоровья, голода, жажды и выносливости 0–100.</w:t>
+              <w:t>0.0.3</w:t>
+            </w:r>
+          </w:p>
+        </w:tc>
+        <w:tc>
+          <w:tcPr>
+            <w:tcW w:w="0" w:type="auto"/>
+            <w:tcBorders>
+              <w:top w:val="single" w:sz="6" w:space="0" w:color="B8A888"/>
+              <w:left w:val="single" w:sz="6" w:space="0" w:color="B8A888"/>
+              <w:bottom w:val="single" w:sz="6" w:space="0" w:color="B8A888"/>
+              <w:right w:val="single" w:sz="6" w:space="0" w:color="B8A888"/>
+            </w:tcBorders>
+            <w:tcMar>
+              <w:top w:w="60" w:type="dxa"/>
+              <w:left w:w="120" w:type="dxa"/>
+              <w:bottom w:w="60" w:type="dxa"/>
+              <w:right w:w="120" w:type="dxa"/>
+            </w:tcMar>
+            <w:hideMark/>
+          </w:tcPr>
+          <w:p>
+            <w:pPr>
+              <w:rPr>
+                <w:rFonts w:ascii="Calibri" w:eastAsia="Times New Roman" w:hAnsi="Calibri" w:cs="Calibri"/>
+                <w:sz w:val="20"/>
+                <w:szCs w:val="20"/>
+              </w:rPr>
+            </w:pPr>
+            <w:r>
+              <w:rPr>
+                <w:rFonts w:ascii="Calibri" w:eastAsia="Times New Roman" w:hAnsi="Calibri" w:cs="Calibri"/>
+                <w:sz w:val="20"/>
+                <w:szCs w:val="20"/>
+              </w:rPr>
+              <w:t>Карта мира, окно «Персонаж», вкладки окон, новые шлемы, оптимизация под серверы.</w:t>
             </w:r>
           </w:p>
         </w:tc>
@@ -22875,6 +27867,78 @@
                 <w:sz w:val="20"/>
                 <w:szCs w:val="20"/>
               </w:rPr>
+              <w:t>0.0.2</w:t>
+            </w:r>
+          </w:p>
+        </w:tc>
+        <w:tc>
+          <w:tcPr>
+            <w:tcW w:w="0" w:type="auto"/>
+            <w:tcBorders>
+              <w:top w:val="single" w:sz="6" w:space="0" w:color="B8A888"/>
+              <w:left w:val="single" w:sz="6" w:space="0" w:color="B8A888"/>
+              <w:bottom w:val="single" w:sz="6" w:space="0" w:color="B8A888"/>
+              <w:right w:val="single" w:sz="6" w:space="0" w:color="B8A888"/>
+            </w:tcBorders>
+            <w:tcMar>
+              <w:top w:w="60" w:type="dxa"/>
+              <w:left w:w="120" w:type="dxa"/>
+              <w:bottom w:w="60" w:type="dxa"/>
+              <w:right w:w="120" w:type="dxa"/>
+            </w:tcMar>
+            <w:hideMark/>
+          </w:tcPr>
+          <w:p>
+            <w:pPr>
+              <w:rPr>
+                <w:rFonts w:ascii="Calibri" w:eastAsia="Times New Roman" w:hAnsi="Calibri" w:cs="Calibri"/>
+                <w:sz w:val="20"/>
+                <w:szCs w:val="20"/>
+              </w:rPr>
+            </w:pPr>
+            <w:r>
+              <w:rPr>
+                <w:rFonts w:ascii="Calibri" w:eastAsia="Times New Roman" w:hAnsi="Calibri" w:cs="Calibri"/>
+                <w:sz w:val="20"/>
+                <w:szCs w:val="20"/>
+              </w:rPr>
+              <w:t>Шкалы здоровья, голода, жажды и выносливости 0–100.</w:t>
+            </w:r>
+          </w:p>
+        </w:tc>
+      </w:tr>
+      <w:tr>
+        <w:tc>
+          <w:tcPr>
+            <w:tcW w:w="0" w:type="auto"/>
+            <w:tcBorders>
+              <w:top w:val="single" w:sz="6" w:space="0" w:color="B8A888"/>
+              <w:left w:val="single" w:sz="6" w:space="0" w:color="B8A888"/>
+              <w:bottom w:val="single" w:sz="6" w:space="0" w:color="B8A888"/>
+              <w:right w:val="single" w:sz="6" w:space="0" w:color="B8A888"/>
+            </w:tcBorders>
+            <w:tcMar>
+              <w:top w:w="60" w:type="dxa"/>
+              <w:left w:w="120" w:type="dxa"/>
+              <w:bottom w:w="60" w:type="dxa"/>
+              <w:right w:w="120" w:type="dxa"/>
+            </w:tcMar>
+            <w:hideMark/>
+          </w:tcPr>
+          <w:p>
+            <w:pPr>
+              <w:rPr>
+                <w:rFonts w:ascii="Calibri" w:eastAsia="Times New Roman" w:hAnsi="Calibri" w:cs="Calibri"/>
+                <w:sz w:val="20"/>
+                <w:szCs w:val="20"/>
+              </w:rPr>
+            </w:pPr>
+            <w:r>
+              <w:rPr>
+                <w:rFonts w:ascii="Calibri" w:eastAsia="Times New Roman" w:hAnsi="Calibri" w:cs="Calibri"/>
+                <w:sz w:val="20"/>
+                <w:szCs w:val="20"/>
+              </w:rPr>
               <w:t>0.0.1</w:t>
             </w:r>
           </w:p>
@@ -22924,14 +27988,15 @@
           <w:rFonts w:eastAsia="Times New Roman" w:cs="Calibri"/>
         </w:rPr>
       </w:pPr>
-      <w:bookmarkStart w:id="69" w:name="_Toc243599910"/>
+      <w:bookmarkStart w:id="80" w:name="_Toc243646843"/>
       <w:r>
         <w:rPr>
           <w:rFonts w:eastAsia="Times New Roman" w:cs="Calibri"/>
         </w:rPr>
-        <w:t>19. Не сделано и известные ограничения</w:t>
-      </w:r>
-      <w:bookmarkEnd w:id="69"/>
+        <w:lastRenderedPageBreak/>
+        <w:t>21. Не сделано и известные ограничения</w:t>
+      </w:r>
+      <w:bookmarkEnd w:id="80"/>
     </w:p>
     <w:p>
       <w:pPr>
@@ -22974,7 +28039,7 @@
           <w:sz w:val="22"/>
           <w:szCs w:val="22"/>
         </w:rPr>
-        <w:t>Крафта у станций ремёсел и инструментов нет — как их получать, решается отдельно.</w:t>
+        <w:t>Станции ремёсел без крафта — их ставят строители и администрация. Инструменты частично делаются на верстаке плотника (раздел 17); первые пилу, рубанок, долото, коловорот и молоток выдаёт администрация.</w:t>
       </w:r>
     </w:p>
     <w:p>
@@ -23122,7 +28187,73 @@
           <w:sz w:val="22"/>
           <w:szCs w:val="22"/>
         </w:rPr>
-        <w:t>Ткацкий станок, чесалка, веретено, челнок и ножницы — без крафта, их выдаёт администрация. Числа ткачества, раскроя и сивухи (⚠️) подбираются в игре.</w:t>
+        <w:t>Ткацкий станок и ножницы — без крафта, их выдаёт администрация. Числа ткачества, раскроя, сивухи, плотничества и трав (⚠️) подбираются в игре.</w:t>
+      </w:r>
+    </w:p>
+    <w:p>
+      <w:pPr>
+        <w:numPr>
+          <w:ilvl w:val="0"/>
+          <w:numId w:val="18"/>
+        </w:numPr>
+        <w:spacing w:before="100" w:beforeAutospacing="1" w:after="100" w:afterAutospacing="1"/>
+        <w:rPr>
+          <w:rFonts w:ascii="Calibri" w:eastAsia="Times New Roman" w:hAnsi="Calibri" w:cs="Calibri"/>
+          <w:sz w:val="22"/>
+          <w:szCs w:val="22"/>
+        </w:rPr>
+      </w:pPr>
+      <w:r>
+        <w:rPr>
+          <w:rFonts w:ascii="Calibri" w:eastAsia="Times New Roman" w:hAnsi="Calibri" w:cs="Calibri"/>
+          <w:sz w:val="22"/>
+          <w:szCs w:val="22"/>
+        </w:rPr>
+        <w:t>Семена ржи и диких культур (ячмень, овёс, лук, чеснок, репа, фасоль, капуста, лён) с травы больше не падают — только торговлей и от администрации.</w:t>
+      </w:r>
+    </w:p>
+    <w:p>
+      <w:pPr>
+        <w:numPr>
+          <w:ilvl w:val="0"/>
+          <w:numId w:val="18"/>
+        </w:numPr>
+        <w:spacing w:before="100" w:beforeAutospacing="1" w:after="100" w:afterAutospacing="1"/>
+        <w:rPr>
+          <w:rFonts w:ascii="Calibri" w:eastAsia="Times New Roman" w:hAnsi="Calibri" w:cs="Calibri"/>
+          <w:sz w:val="22"/>
+          <w:szCs w:val="22"/>
+        </w:rPr>
+      </w:pPr>
+      <w:r>
+        <w:rPr>
+          <w:rFonts w:ascii="Calibri" w:eastAsia="Times New Roman" w:hAnsi="Calibri" w:cs="Calibri"/>
+          <w:sz w:val="22"/>
+          <w:szCs w:val="22"/>
+        </w:rPr>
+        <w:t>Детали для кузни (рукоять, топорище, черенок, древко, рукоять меча) пока ни во что не идут — их ждёт кузнечество.</w:t>
+      </w:r>
+    </w:p>
+    <w:p>
+      <w:pPr>
+        <w:numPr>
+          <w:ilvl w:val="0"/>
+          <w:numId w:val="18"/>
+        </w:numPr>
+        <w:spacing w:before="100" w:beforeAutospacing="1" w:after="100" w:afterAutospacing="1"/>
+        <w:rPr>
+          <w:rFonts w:ascii="Calibri" w:eastAsia="Times New Roman" w:hAnsi="Calibri" w:cs="Calibri"/>
+          <w:sz w:val="22"/>
+          <w:szCs w:val="22"/>
+        </w:rPr>
+      </w:pPr>
+      <w:r>
+        <w:rPr>
+          <w:rFonts w:ascii="Calibri" w:eastAsia="Times New Roman" w:hAnsi="Calibri" w:cs="Calibri"/>
+          <w:sz w:val="22"/>
+          <w:szCs w:val="22"/>
+        </w:rPr>
+        <w:t>Плотничество и кустики трав ещё не проверялись в игре: темп мини-игр и время отрастания подбираются.</w:t>
       </w:r>
     </w:p>
     <w:p>
@@ -23133,14 +28264,15 @@
           <w:rFonts w:eastAsia="Times New Roman" w:cs="Calibri"/>
         </w:rPr>
       </w:pPr>
-      <w:bookmarkStart w:id="70" w:name="_Toc243599911"/>
+      <w:bookmarkStart w:id="81" w:name="_Toc243646844"/>
       <w:r>
         <w:rPr>
           <w:rFonts w:eastAsia="Times New Roman" w:cs="Calibri"/>
         </w:rPr>
-        <w:t>20. Для разработчиков</w:t>
-      </w:r>
-      <w:bookmarkEnd w:id="70"/>
+        <w:lastRenderedPageBreak/>
+        <w:t>22. Для разработчиков</w:t>
+      </w:r>
+      <w:bookmarkEnd w:id="81"/>
     </w:p>
     <w:p>
       <w:pPr>
@@ -23149,14 +28281,14 @@
           <w:rFonts w:eastAsia="Times New Roman" w:cs="Calibri"/>
         </w:rPr>
       </w:pPr>
-      <w:bookmarkStart w:id="71" w:name="_Toc243599912"/>
+      <w:bookmarkStart w:id="82" w:name="_Toc243646845"/>
       <w:r>
         <w:rPr>
           <w:rFonts w:eastAsia="Times New Roman" w:cs="Calibri"/>
         </w:rPr>
-        <w:t>20.1. Сборка</w:t>
-      </w:r>
-      <w:bookmarkEnd w:id="71"/>
+        <w:t>22.1. Сборка</w:t>
+      </w:r>
+      <w:bookmarkEnd w:id="82"/>
     </w:p>
     <w:p>
       <w:pPr>
@@ -23350,19 +28482,37 @@
     </w:p>
     <w:p>
       <w:pPr>
+        <w:pStyle w:val="a3"/>
+        <w:rPr>
+          <w:rFonts w:ascii="Calibri" w:hAnsi="Calibri" w:cs="Calibri"/>
+          <w:sz w:val="22"/>
+          <w:szCs w:val="22"/>
+        </w:rPr>
+      </w:pPr>
+      <w:r>
+        <w:rPr>
+          <w:rFonts w:ascii="Calibri" w:hAnsi="Calibri" w:cs="Calibri"/>
+          <w:sz w:val="22"/>
+          <w:szCs w:val="22"/>
+        </w:rPr>
+        <w:t>Если путь к папке пользователя с кириллицей (C:\Users\…\.gradle), а JAVA_HOME указывает на JDK 25, компиляция падает с «Could not find or load main class … GradleWorkerMain»: запускайте Gradle на JDK 21 (JAVA_HOME — на JDK 21).</w:t>
+      </w:r>
+    </w:p>
+    <w:p>
+      <w:pPr>
         <w:pStyle w:val="2"/>
         <w:rPr>
           <w:rFonts w:eastAsia="Times New Roman" w:cs="Calibri"/>
         </w:rPr>
       </w:pPr>
-      <w:bookmarkStart w:id="72" w:name="_Toc243599913"/>
+      <w:bookmarkStart w:id="83" w:name="_Toc243646846"/>
       <w:r>
         <w:rPr>
           <w:rFonts w:eastAsia="Times New Roman" w:cs="Calibri"/>
         </w:rPr>
-        <w:t>20.2. Структура кода</w:t>
-      </w:r>
-      <w:bookmarkEnd w:id="72"/>
+        <w:t>22.2. Структура кода</w:t>
+      </w:r>
+      <w:bookmarkEnd w:id="83"/>
     </w:p>
     <w:p>
       <w:pPr>
@@ -24125,98 +29275,42 @@
               <w:rPr>
                 <w:rStyle w:val="HTML"/>
               </w:rPr>
-              <w:t>lock/</w:t>
-            </w:r>
-            <w:r>
-              <w:rPr>
-                <w:rFonts w:ascii="Calibri" w:eastAsia="Times New Roman" w:hAnsi="Calibri" w:cs="Calibri"/>
-                <w:sz w:val="20"/>
-                <w:szCs w:val="20"/>
-              </w:rPr>
-              <w:t xml:space="preserve">, </w:t>
-            </w:r>
-            <w:r>
-              <w:rPr>
-                <w:rStyle w:val="HTML"/>
-              </w:rPr>
-              <w:t>chat/</w:t>
-            </w:r>
-            <w:r>
-              <w:rPr>
-                <w:rFonts w:ascii="Calibri" w:eastAsia="Times New Roman" w:hAnsi="Calibri" w:cs="Calibri"/>
-                <w:sz w:val="20"/>
-                <w:szCs w:val="20"/>
-              </w:rPr>
-              <w:t xml:space="preserve">, </w:t>
-            </w:r>
-            <w:r>
-              <w:rPr>
-                <w:rStyle w:val="HTML"/>
-              </w:rPr>
-              <w:t>squad/</w:t>
-            </w:r>
-            <w:r>
-              <w:rPr>
-                <w:rFonts w:ascii="Calibri" w:eastAsia="Times New Roman" w:hAnsi="Calibri" w:cs="Calibri"/>
-                <w:sz w:val="20"/>
-                <w:szCs w:val="20"/>
-              </w:rPr>
-              <w:t xml:space="preserve">, </w:t>
-            </w:r>
-            <w:r>
-              <w:rPr>
-                <w:rStyle w:val="HTML"/>
-              </w:rPr>
-              <w:t>world/</w:t>
-            </w:r>
-            <w:r>
-              <w:rPr>
-                <w:rFonts w:ascii="Calibri" w:eastAsia="Times New Roman" w:hAnsi="Calibri" w:cs="Calibri"/>
-                <w:sz w:val="20"/>
-                <w:szCs w:val="20"/>
-              </w:rPr>
-              <w:t xml:space="preserve">, </w:t>
-            </w:r>
-            <w:r>
-              <w:rPr>
-                <w:rStyle w:val="HTML"/>
-              </w:rPr>
-              <w:t>sound/</w:t>
-            </w:r>
-          </w:p>
-        </w:tc>
-        <w:tc>
-          <w:tcPr>
-            <w:tcW w:w="0" w:type="auto"/>
-            <w:tcBorders>
-              <w:top w:val="single" w:sz="6" w:space="0" w:color="B8A888"/>
-              <w:left w:val="single" w:sz="6" w:space="0" w:color="B8A888"/>
-              <w:bottom w:val="single" w:sz="6" w:space="0" w:color="B8A888"/>
-              <w:right w:val="single" w:sz="6" w:space="0" w:color="B8A888"/>
-            </w:tcBorders>
-            <w:tcMar>
-              <w:top w:w="60" w:type="dxa"/>
-              <w:left w:w="120" w:type="dxa"/>
-              <w:bottom w:w="60" w:type="dxa"/>
-              <w:right w:w="120" w:type="dxa"/>
-            </w:tcMar>
-            <w:hideMark/>
-          </w:tcPr>
-          <w:p>
-            <w:pPr>
-              <w:rPr>
-                <w:rFonts w:ascii="Calibri" w:eastAsia="Times New Roman" w:hAnsi="Calibri" w:cs="Calibri"/>
-                <w:sz w:val="20"/>
-                <w:szCs w:val="20"/>
-              </w:rPr>
-            </w:pPr>
-            <w:r>
-              <w:rPr>
-                <w:rFonts w:ascii="Calibri" w:eastAsia="Times New Roman" w:hAnsi="Calibri" w:cs="Calibri"/>
-                <w:sz w:val="20"/>
-                <w:szCs w:val="20"/>
-              </w:rPr>
-              <w:t>Замки, чат, отряды, календарь и мир, звуки.</w:t>
+              <w:t>carpentry/</w:t>
+            </w:r>
+          </w:p>
+        </w:tc>
+        <w:tc>
+          <w:tcPr>
+            <w:tcW w:w="0" w:type="auto"/>
+            <w:tcBorders>
+              <w:top w:val="single" w:sz="6" w:space="0" w:color="B8A888"/>
+              <w:left w:val="single" w:sz="6" w:space="0" w:color="B8A888"/>
+              <w:bottom w:val="single" w:sz="6" w:space="0" w:color="B8A888"/>
+              <w:right w:val="single" w:sz="6" w:space="0" w:color="B8A888"/>
+            </w:tcBorders>
+            <w:tcMar>
+              <w:top w:w="60" w:type="dxa"/>
+              <w:left w:w="120" w:type="dxa"/>
+              <w:bottom w:w="60" w:type="dxa"/>
+              <w:right w:w="120" w:type="dxa"/>
+            </w:tcMar>
+            <w:hideMark/>
+          </w:tcPr>
+          <w:p>
+            <w:pPr>
+              <w:rPr>
+                <w:rFonts w:ascii="Calibri" w:eastAsia="Times New Roman" w:hAnsi="Calibri" w:cs="Calibri"/>
+                <w:sz w:val="20"/>
+                <w:szCs w:val="20"/>
+              </w:rPr>
+            </w:pPr>
+            <w:r>
+              <w:rPr>
+                <w:rFonts w:ascii="Calibri" w:eastAsia="Times New Roman" w:hAnsi="Calibri" w:cs="Calibri"/>
+                <w:sz w:val="20"/>
+                <w:szCs w:val="20"/>
+              </w:rPr>
+              <w:t>Плотничество: колода, козлы, верстак, изделия и этапы (BenchProducts, Operation, WorkShape); мини-игры — client/carpentry.</w:t>
             </w:r>
           </w:p>
         </w:tc>
@@ -24251,6 +29345,202 @@
               <w:rPr>
                 <w:rStyle w:val="HTML"/>
               </w:rPr>
+              <w:t>herbs/</w:t>
+            </w:r>
+          </w:p>
+        </w:tc>
+        <w:tc>
+          <w:tcPr>
+            <w:tcW w:w="0" w:type="auto"/>
+            <w:tcBorders>
+              <w:top w:val="single" w:sz="6" w:space="0" w:color="B8A888"/>
+              <w:left w:val="single" w:sz="6" w:space="0" w:color="B8A888"/>
+              <w:bottom w:val="single" w:sz="6" w:space="0" w:color="B8A888"/>
+              <w:right w:val="single" w:sz="6" w:space="0" w:color="B8A888"/>
+            </w:tcBorders>
+            <w:tcMar>
+              <w:top w:w="60" w:type="dxa"/>
+              <w:left w:w="120" w:type="dxa"/>
+              <w:bottom w:w="60" w:type="dxa"/>
+              <w:right w:w="120" w:type="dxa"/>
+            </w:tcMar>
+            <w:hideMark/>
+          </w:tcPr>
+          <w:p>
+            <w:pPr>
+              <w:rPr>
+                <w:rFonts w:ascii="Calibri" w:eastAsia="Times New Roman" w:hAnsi="Calibri" w:cs="Calibri"/>
+                <w:sz w:val="20"/>
+                <w:szCs w:val="20"/>
+              </w:rPr>
+            </w:pPr>
+            <w:r>
+              <w:rPr>
+                <w:rFonts w:ascii="Calibri" w:eastAsia="Times New Roman" w:hAnsi="Calibri" w:cs="Calibri"/>
+                <w:sz w:val="20"/>
+                <w:szCs w:val="20"/>
+              </w:rPr>
+              <w:t>Травы: виды и отвары (Herb), кустики (HerbPlantBlock).</w:t>
+            </w:r>
+          </w:p>
+        </w:tc>
+      </w:tr>
+      <w:tr>
+        <w:tc>
+          <w:tcPr>
+            <w:tcW w:w="0" w:type="auto"/>
+            <w:tcBorders>
+              <w:top w:val="single" w:sz="6" w:space="0" w:color="B8A888"/>
+              <w:left w:val="single" w:sz="6" w:space="0" w:color="B8A888"/>
+              <w:bottom w:val="single" w:sz="6" w:space="0" w:color="B8A888"/>
+              <w:right w:val="single" w:sz="6" w:space="0" w:color="B8A888"/>
+            </w:tcBorders>
+            <w:tcMar>
+              <w:top w:w="60" w:type="dxa"/>
+              <w:left w:w="120" w:type="dxa"/>
+              <w:bottom w:w="60" w:type="dxa"/>
+              <w:right w:w="120" w:type="dxa"/>
+            </w:tcMar>
+            <w:hideMark/>
+          </w:tcPr>
+          <w:p>
+            <w:pPr>
+              <w:rPr>
+                <w:rFonts w:ascii="Calibri" w:eastAsia="Times New Roman" w:hAnsi="Calibri" w:cs="Calibri"/>
+                <w:sz w:val="20"/>
+                <w:szCs w:val="20"/>
+              </w:rPr>
+            </w:pPr>
+            <w:r>
+              <w:rPr>
+                <w:rStyle w:val="HTML"/>
+              </w:rPr>
+              <w:t>lock/</w:t>
+            </w:r>
+            <w:r>
+              <w:rPr>
+                <w:rFonts w:ascii="Calibri" w:eastAsia="Times New Roman" w:hAnsi="Calibri" w:cs="Calibri"/>
+                <w:sz w:val="20"/>
+                <w:szCs w:val="20"/>
+              </w:rPr>
+              <w:t xml:space="preserve">, </w:t>
+            </w:r>
+            <w:r>
+              <w:rPr>
+                <w:rStyle w:val="HTML"/>
+              </w:rPr>
+              <w:t>chat/</w:t>
+            </w:r>
+            <w:r>
+              <w:rPr>
+                <w:rFonts w:ascii="Calibri" w:eastAsia="Times New Roman" w:hAnsi="Calibri" w:cs="Calibri"/>
+                <w:sz w:val="20"/>
+                <w:szCs w:val="20"/>
+              </w:rPr>
+              <w:t xml:space="preserve">, </w:t>
+            </w:r>
+            <w:r>
+              <w:rPr>
+                <w:rStyle w:val="HTML"/>
+              </w:rPr>
+              <w:t>squad/</w:t>
+            </w:r>
+            <w:r>
+              <w:rPr>
+                <w:rFonts w:ascii="Calibri" w:eastAsia="Times New Roman" w:hAnsi="Calibri" w:cs="Calibri"/>
+                <w:sz w:val="20"/>
+                <w:szCs w:val="20"/>
+              </w:rPr>
+              <w:t xml:space="preserve">, </w:t>
+            </w:r>
+            <w:r>
+              <w:rPr>
+                <w:rStyle w:val="HTML"/>
+              </w:rPr>
+              <w:t>world/</w:t>
+            </w:r>
+            <w:r>
+              <w:rPr>
+                <w:rFonts w:ascii="Calibri" w:eastAsia="Times New Roman" w:hAnsi="Calibri" w:cs="Calibri"/>
+                <w:sz w:val="20"/>
+                <w:szCs w:val="20"/>
+              </w:rPr>
+              <w:t xml:space="preserve">, </w:t>
+            </w:r>
+            <w:r>
+              <w:rPr>
+                <w:rStyle w:val="HTML"/>
+              </w:rPr>
+              <w:t>sound/</w:t>
+            </w:r>
+          </w:p>
+        </w:tc>
+        <w:tc>
+          <w:tcPr>
+            <w:tcW w:w="0" w:type="auto"/>
+            <w:tcBorders>
+              <w:top w:val="single" w:sz="6" w:space="0" w:color="B8A888"/>
+              <w:left w:val="single" w:sz="6" w:space="0" w:color="B8A888"/>
+              <w:bottom w:val="single" w:sz="6" w:space="0" w:color="B8A888"/>
+              <w:right w:val="single" w:sz="6" w:space="0" w:color="B8A888"/>
+            </w:tcBorders>
+            <w:tcMar>
+              <w:top w:w="60" w:type="dxa"/>
+              <w:left w:w="120" w:type="dxa"/>
+              <w:bottom w:w="60" w:type="dxa"/>
+              <w:right w:w="120" w:type="dxa"/>
+            </w:tcMar>
+            <w:hideMark/>
+          </w:tcPr>
+          <w:p>
+            <w:pPr>
+              <w:rPr>
+                <w:rFonts w:ascii="Calibri" w:eastAsia="Times New Roman" w:hAnsi="Calibri" w:cs="Calibri"/>
+                <w:sz w:val="20"/>
+                <w:szCs w:val="20"/>
+              </w:rPr>
+            </w:pPr>
+            <w:r>
+              <w:rPr>
+                <w:rFonts w:ascii="Calibri" w:eastAsia="Times New Roman" w:hAnsi="Calibri" w:cs="Calibri"/>
+                <w:sz w:val="20"/>
+                <w:szCs w:val="20"/>
+              </w:rPr>
+              <w:t>Замки, чат, отряды, календарь и мир, звуки.</w:t>
+            </w:r>
+          </w:p>
+        </w:tc>
+      </w:tr>
+      <w:tr>
+        <w:tc>
+          <w:tcPr>
+            <w:tcW w:w="0" w:type="auto"/>
+            <w:tcBorders>
+              <w:top w:val="single" w:sz="6" w:space="0" w:color="B8A888"/>
+              <w:left w:val="single" w:sz="6" w:space="0" w:color="B8A888"/>
+              <w:bottom w:val="single" w:sz="6" w:space="0" w:color="B8A888"/>
+              <w:right w:val="single" w:sz="6" w:space="0" w:color="B8A888"/>
+            </w:tcBorders>
+            <w:tcMar>
+              <w:top w:w="60" w:type="dxa"/>
+              <w:left w:w="120" w:type="dxa"/>
+              <w:bottom w:w="60" w:type="dxa"/>
+              <w:right w:w="120" w:type="dxa"/>
+            </w:tcMar>
+            <w:hideMark/>
+          </w:tcPr>
+          <w:p>
+            <w:pPr>
+              <w:rPr>
+                <w:rFonts w:ascii="Calibri" w:eastAsia="Times New Roman" w:hAnsi="Calibri" w:cs="Calibri"/>
+                <w:sz w:val="20"/>
+                <w:szCs w:val="20"/>
+              </w:rPr>
+            </w:pPr>
+            <w:r>
+              <w:rPr>
+                <w:rStyle w:val="HTML"/>
+              </w:rPr>
               <w:t>client/</w:t>
             </w:r>
             <w:r>
@@ -24341,14 +29631,14 @@
           <w:rFonts w:eastAsia="Times New Roman" w:cs="Calibri"/>
         </w:rPr>
       </w:pPr>
-      <w:bookmarkStart w:id="73" w:name="_Toc243599914"/>
+      <w:bookmarkStart w:id="84" w:name="_Toc243646847"/>
       <w:r>
         <w:rPr>
           <w:rFonts w:eastAsia="Times New Roman" w:cs="Calibri"/>
         </w:rPr>
-        <w:t>20.3. Как добавить станцию</w:t>
-      </w:r>
-      <w:bookmarkEnd w:id="73"/>
+        <w:t>22.3. Как добавить станцию</w:t>
+      </w:r>
+      <w:bookmarkEnd w:id="84"/>
     </w:p>
     <w:p>
       <w:pPr>
@@ -24509,6 +29799,7 @@
           <w:sz w:val="22"/>
           <w:szCs w:val="22"/>
         </w:rPr>
+        <w:lastRenderedPageBreak/>
         <w:t xml:space="preserve">2. Регистрация в </w:t>
       </w:r>
       <w:r>
@@ -24639,14 +29930,14 @@
           <w:rFonts w:eastAsia="Times New Roman" w:cs="Calibri"/>
         </w:rPr>
       </w:pPr>
-      <w:bookmarkStart w:id="74" w:name="_Toc243599915"/>
+      <w:bookmarkStart w:id="85" w:name="_Toc243646848"/>
       <w:r>
         <w:rPr>
           <w:rFonts w:eastAsia="Times New Roman" w:cs="Calibri"/>
         </w:rPr>
-        <w:t>20.4. Иконки</w:t>
-      </w:r>
-      <w:bookmarkEnd w:id="74"/>
+        <w:t>22.4. Иконки</w:t>
+      </w:r>
+      <w:bookmarkEnd w:id="85"/>
     </w:p>
     <w:p>
       <w:pPr>
@@ -24707,14 +29998,14 @@
           <w:rFonts w:eastAsia="Times New Roman" w:cs="Calibri"/>
         </w:rPr>
       </w:pPr>
-      <w:bookmarkStart w:id="75" w:name="_Toc243599916"/>
+      <w:bookmarkStart w:id="86" w:name="_Toc243646849"/>
       <w:r>
         <w:rPr>
           <w:rFonts w:eastAsia="Times New Roman" w:cs="Calibri"/>
         </w:rPr>
-        <w:t>20.5. Журнал изменений</w:t>
-      </w:r>
-      <w:bookmarkEnd w:id="75"/>
+        <w:t>22.5. Журнал изменений</w:t>
+      </w:r>
+      <w:bookmarkEnd w:id="86"/>
     </w:p>
     <w:p>
       <w:pPr>
@@ -24811,6 +30102,13 @@
         <w:rStyle w:val="a8"/>
       </w:rPr>
       <w:fldChar w:fldCharType="separate"/>
+    </w:r>
+    <w:r>
+      <w:rPr>
+        <w:rStyle w:val="a8"/>
+        <w:noProof/>
+      </w:rPr>
+      <w:t>34</w:t>
     </w:r>
     <w:r>
       <w:rPr>

--- a/docs/Halgventmod_документация.docx
+++ b/docs/Halgventmod_документация.docx
@@ -60,7 +60,7 @@
           <w:rFonts w:ascii="Calibri" w:hAnsi="Calibri" w:cs="Calibri"/>
           <w:color w:val="606060"/>
         </w:rPr>
-        <w:t>Версия 0.0.12 · Minecraft 1.21.1 · NeoForge 21.1</w:t>
+        <w:t>Версия 0.0.13 · Minecraft 1.21.1 · NeoForge 21.1</w:t>
       </w:r>
     </w:p>
     <w:p>
@@ -166,7 +166,7 @@
         <w:rPr>
           <w:noProof/>
         </w:rPr>
-        <w:instrText xml:space="preserve"> PAGEREF _Toc243646763 \h </w:instrText>
+        <w:instrText xml:space="preserve"> PAGEREF _Toc243700923 \h </w:instrText>
       </w:r>
       <w:r>
         <w:rPr>
@@ -228,7 +228,7 @@
         <w:rPr>
           <w:noProof/>
         </w:rPr>
-        <w:instrText xml:space="preserve"> PAGEREF _Toc243646764 \h </w:instrText>
+        <w:instrText xml:space="preserve"> PAGEREF _Toc243700924 \h </w:instrText>
       </w:r>
       <w:r>
         <w:rPr>
@@ -290,7 +290,7 @@
         <w:rPr>
           <w:noProof/>
         </w:rPr>
-        <w:instrText xml:space="preserve"> PAGEREF _Toc243646765 \h </w:instrText>
+        <w:instrText xml:space="preserve"> PAGEREF _Toc243700925 \h </w:instrText>
       </w:r>
       <w:r>
         <w:rPr>
@@ -352,7 +352,7 @@
         <w:rPr>
           <w:noProof/>
         </w:rPr>
-        <w:instrText xml:space="preserve"> PAGEREF _Toc243646766 \h </w:instrText>
+        <w:instrText xml:space="preserve"> PAGEREF _Toc243700926 \h </w:instrText>
       </w:r>
       <w:r>
         <w:rPr>
@@ -414,7 +414,7 @@
         <w:rPr>
           <w:noProof/>
         </w:rPr>
-        <w:instrText xml:space="preserve"> PAGEREF _Toc243646767 \h </w:instrText>
+        <w:instrText xml:space="preserve"> PAGEREF _Toc243700927 \h </w:instrText>
       </w:r>
       <w:r>
         <w:rPr>
@@ -476,7 +476,7 @@
         <w:rPr>
           <w:noProof/>
         </w:rPr>
-        <w:instrText xml:space="preserve"> PAGEREF _Toc243646768 \h </w:instrText>
+        <w:instrText xml:space="preserve"> PAGEREF _Toc243700928 \h </w:instrText>
       </w:r>
       <w:r>
         <w:rPr>
@@ -538,7 +538,7 @@
         <w:rPr>
           <w:noProof/>
         </w:rPr>
-        <w:instrText xml:space="preserve"> PAGEREF _Toc243646769 \h </w:instrText>
+        <w:instrText xml:space="preserve"> PAGEREF _Toc243700929 \h </w:instrText>
       </w:r>
       <w:r>
         <w:rPr>
@@ -600,7 +600,7 @@
         <w:rPr>
           <w:noProof/>
         </w:rPr>
-        <w:instrText xml:space="preserve"> PAGEREF _Toc243646770 \h </w:instrText>
+        <w:instrText xml:space="preserve"> PAGEREF _Toc243700930 \h </w:instrText>
       </w:r>
       <w:r>
         <w:rPr>
@@ -662,7 +662,7 @@
         <w:rPr>
           <w:noProof/>
         </w:rPr>
-        <w:instrText xml:space="preserve"> PAGEREF _Toc243646771 \h </w:instrText>
+        <w:instrText xml:space="preserve"> PAGEREF _Toc243700931 \h </w:instrText>
       </w:r>
       <w:r>
         <w:rPr>
@@ -724,7 +724,7 @@
         <w:rPr>
           <w:noProof/>
         </w:rPr>
-        <w:instrText xml:space="preserve"> PAGEREF _Toc243646772 \h </w:instrText>
+        <w:instrText xml:space="preserve"> PAGEREF _Toc243700932 \h </w:instrText>
       </w:r>
       <w:r>
         <w:rPr>
@@ -786,7 +786,7 @@
         <w:rPr>
           <w:noProof/>
         </w:rPr>
-        <w:instrText xml:space="preserve"> PAGEREF _Toc243646773 \h </w:instrText>
+        <w:instrText xml:space="preserve"> PAGEREF _Toc243700933 \h </w:instrText>
       </w:r>
       <w:r>
         <w:rPr>
@@ -848,7 +848,7 @@
         <w:rPr>
           <w:noProof/>
         </w:rPr>
-        <w:instrText xml:space="preserve"> PAGEREF _Toc243646774 \h </w:instrText>
+        <w:instrText xml:space="preserve"> PAGEREF _Toc243700934 \h </w:instrText>
       </w:r>
       <w:r>
         <w:rPr>
@@ -910,7 +910,7 @@
         <w:rPr>
           <w:noProof/>
         </w:rPr>
-        <w:instrText xml:space="preserve"> PAGEREF _Toc243646775 \h </w:instrText>
+        <w:instrText xml:space="preserve"> PAGEREF _Toc243700935 \h </w:instrText>
       </w:r>
       <w:r>
         <w:rPr>
@@ -972,7 +972,7 @@
         <w:rPr>
           <w:noProof/>
         </w:rPr>
-        <w:instrText xml:space="preserve"> PAGEREF _Toc243646776 \h </w:instrText>
+        <w:instrText xml:space="preserve"> PAGEREF _Toc243700936 \h </w:instrText>
       </w:r>
       <w:r>
         <w:rPr>
@@ -1034,7 +1034,7 @@
         <w:rPr>
           <w:noProof/>
         </w:rPr>
-        <w:instrText xml:space="preserve"> PAGEREF _Toc243646777 \h </w:instrText>
+        <w:instrText xml:space="preserve"> PAGEREF _Toc243700937 \h </w:instrText>
       </w:r>
       <w:r>
         <w:rPr>
@@ -1096,7 +1096,7 @@
         <w:rPr>
           <w:noProof/>
         </w:rPr>
-        <w:instrText xml:space="preserve"> PAGEREF _Toc243646778 \h </w:instrText>
+        <w:instrText xml:space="preserve"> PAGEREF _Toc243700938 \h </w:instrText>
       </w:r>
       <w:r>
         <w:rPr>
@@ -1158,7 +1158,7 @@
         <w:rPr>
           <w:noProof/>
         </w:rPr>
-        <w:instrText xml:space="preserve"> PAGEREF _Toc243646779 \h </w:instrText>
+        <w:instrText xml:space="preserve"> PAGEREF _Toc243700939 \h </w:instrText>
       </w:r>
       <w:r>
         <w:rPr>
@@ -1220,7 +1220,7 @@
         <w:rPr>
           <w:noProof/>
         </w:rPr>
-        <w:instrText xml:space="preserve"> PAGEREF _Toc243646780 \h </w:instrText>
+        <w:instrText xml:space="preserve"> PAGEREF _Toc243700940 \h </w:instrText>
       </w:r>
       <w:r>
         <w:rPr>
@@ -1282,7 +1282,7 @@
         <w:rPr>
           <w:noProof/>
         </w:rPr>
-        <w:instrText xml:space="preserve"> PAGEREF _Toc243646781 \h </w:instrText>
+        <w:instrText xml:space="preserve"> PAGEREF _Toc243700941 \h </w:instrText>
       </w:r>
       <w:r>
         <w:rPr>
@@ -1344,7 +1344,7 @@
         <w:rPr>
           <w:noProof/>
         </w:rPr>
-        <w:instrText xml:space="preserve"> PAGEREF _Toc243646782 \h </w:instrText>
+        <w:instrText xml:space="preserve"> PAGEREF _Toc243700942 \h </w:instrText>
       </w:r>
       <w:r>
         <w:rPr>
@@ -1406,7 +1406,7 @@
         <w:rPr>
           <w:noProof/>
         </w:rPr>
-        <w:instrText xml:space="preserve"> PAGEREF _Toc243646783 \h </w:instrText>
+        <w:instrText xml:space="preserve"> PAGEREF _Toc243700943 \h </w:instrText>
       </w:r>
       <w:r>
         <w:rPr>
@@ -1468,7 +1468,7 @@
         <w:rPr>
           <w:noProof/>
         </w:rPr>
-        <w:instrText xml:space="preserve"> PAGEREF _Toc243646784 \h </w:instrText>
+        <w:instrText xml:space="preserve"> PAGEREF _Toc243700944 \h </w:instrText>
       </w:r>
       <w:r>
         <w:rPr>
@@ -1530,7 +1530,7 @@
         <w:rPr>
           <w:noProof/>
         </w:rPr>
-        <w:instrText xml:space="preserve"> PAGEREF _Toc243646785 \h </w:instrText>
+        <w:instrText xml:space="preserve"> PAGEREF _Toc243700945 \h </w:instrText>
       </w:r>
       <w:r>
         <w:rPr>
@@ -1592,7 +1592,7 @@
         <w:rPr>
           <w:noProof/>
         </w:rPr>
-        <w:instrText xml:space="preserve"> PAGEREF _Toc243646786 \h </w:instrText>
+        <w:instrText xml:space="preserve"> PAGEREF _Toc243700946 \h </w:instrText>
       </w:r>
       <w:r>
         <w:rPr>
@@ -1654,7 +1654,7 @@
         <w:rPr>
           <w:noProof/>
         </w:rPr>
-        <w:instrText xml:space="preserve"> PAGEREF _Toc243646787 \h </w:instrText>
+        <w:instrText xml:space="preserve"> PAGEREF _Toc243700947 \h </w:instrText>
       </w:r>
       <w:r>
         <w:rPr>
@@ -1716,7 +1716,7 @@
         <w:rPr>
           <w:noProof/>
         </w:rPr>
-        <w:instrText xml:space="preserve"> PAGEREF _Toc243646788 \h </w:instrText>
+        <w:instrText xml:space="preserve"> PAGEREF _Toc243700948 \h </w:instrText>
       </w:r>
       <w:r>
         <w:rPr>
@@ -1778,7 +1778,7 @@
         <w:rPr>
           <w:noProof/>
         </w:rPr>
-        <w:instrText xml:space="preserve"> PAGEREF _Toc243646789 \h </w:instrText>
+        <w:instrText xml:space="preserve"> PAGEREF _Toc243700949 \h </w:instrText>
       </w:r>
       <w:r>
         <w:rPr>
@@ -1840,7 +1840,69 @@
         <w:rPr>
           <w:noProof/>
         </w:rPr>
-        <w:instrText xml:space="preserve"> PAGEREF _Toc243646790 \h </w:instrText>
+        <w:instrText xml:space="preserve"> PAGEREF _Toc243700950 \h </w:instrText>
+      </w:r>
+      <w:r>
+        <w:rPr>
+          <w:noProof/>
+        </w:rPr>
+      </w:r>
+      <w:r>
+        <w:rPr>
+          <w:noProof/>
+        </w:rPr>
+        <w:fldChar w:fldCharType="separate"/>
+      </w:r>
+      <w:r>
+        <w:rPr>
+          <w:noProof/>
+        </w:rPr>
+        <w:t>11</w:t>
+      </w:r>
+      <w:r>
+        <w:rPr>
+          <w:noProof/>
+        </w:rPr>
+        <w:fldChar w:fldCharType="end"/>
+      </w:r>
+    </w:p>
+    <w:p>
+      <w:pPr>
+        <w:pStyle w:val="21"/>
+        <w:tabs>
+          <w:tab w:val="right" w:leader="dot" w:pos="9497"/>
+        </w:tabs>
+        <w:rPr>
+          <w:rFonts w:asciiTheme="minorHAnsi" w:hAnsiTheme="minorHAnsi" w:cstheme="minorBidi"/>
+          <w:noProof/>
+          <w:kern w:val="2"/>
+          <w14:ligatures w14:val="standardContextual"/>
+        </w:rPr>
+      </w:pPr>
+      <w:r>
+        <w:rPr>
+          <w:rFonts w:eastAsia="Times New Roman" w:cs="Calibri"/>
+          <w:noProof/>
+        </w:rPr>
+        <w:t>6.5. Металл</w:t>
+      </w:r>
+      <w:r>
+        <w:rPr>
+          <w:noProof/>
+        </w:rPr>
+        <w:tab/>
+      </w:r>
+      <w:r>
+        <w:rPr>
+          <w:noProof/>
+        </w:rPr>
+        <w:fldChar w:fldCharType="begin"/>
+      </w:r>
+      <w:r>
+        <w:rPr>
+          <w:noProof/>
+        </w:rPr>
+        <w:instrText xml:space="preserve"> PAGEREF _Toc243700951 \h </w:instrText>
       </w:r>
       <w:r>
         <w:rPr>
@@ -1902,7 +1964,7 @@
         <w:rPr>
           <w:noProof/>
         </w:rPr>
-        <w:instrText xml:space="preserve"> PAGEREF _Toc243646791 \h </w:instrText>
+        <w:instrText xml:space="preserve"> PAGEREF _Toc243700952 \h </w:instrText>
       </w:r>
       <w:r>
         <w:rPr>
@@ -1919,7 +1981,7 @@
         <w:rPr>
           <w:noProof/>
         </w:rPr>
-        <w:t>12</w:t>
+        <w:t>13</w:t>
       </w:r>
       <w:r>
         <w:rPr>
@@ -1964,7 +2026,7 @@
         <w:rPr>
           <w:noProof/>
         </w:rPr>
-        <w:instrText xml:space="preserve"> PAGEREF _Toc243646792 \h </w:instrText>
+        <w:instrText xml:space="preserve"> PAGEREF _Toc243700953 \h </w:instrText>
       </w:r>
       <w:r>
         <w:rPr>
@@ -1981,7 +2043,7 @@
         <w:rPr>
           <w:noProof/>
         </w:rPr>
-        <w:t>12</w:t>
+        <w:t>13</w:t>
       </w:r>
       <w:r>
         <w:rPr>
@@ -2026,7 +2088,7 @@
         <w:rPr>
           <w:noProof/>
         </w:rPr>
-        <w:instrText xml:space="preserve"> PAGEREF _Toc243646793 \h </w:instrText>
+        <w:instrText xml:space="preserve"> PAGEREF _Toc243700954 \h </w:instrText>
       </w:r>
       <w:r>
         <w:rPr>
@@ -2043,7 +2105,7 @@
         <w:rPr>
           <w:noProof/>
         </w:rPr>
-        <w:t>12</w:t>
+        <w:t>13</w:t>
       </w:r>
       <w:r>
         <w:rPr>
@@ -2088,7 +2150,7 @@
         <w:rPr>
           <w:noProof/>
         </w:rPr>
-        <w:instrText xml:space="preserve"> PAGEREF _Toc243646794 \h </w:instrText>
+        <w:instrText xml:space="preserve"> PAGEREF _Toc243700955 \h </w:instrText>
       </w:r>
       <w:r>
         <w:rPr>
@@ -2105,7 +2167,7 @@
         <w:rPr>
           <w:noProof/>
         </w:rPr>
-        <w:t>12</w:t>
+        <w:t>13</w:t>
       </w:r>
       <w:r>
         <w:rPr>
@@ -2150,7 +2212,7 @@
         <w:rPr>
           <w:noProof/>
         </w:rPr>
-        <w:instrText xml:space="preserve"> PAGEREF _Toc243646795 \h </w:instrText>
+        <w:instrText xml:space="preserve"> PAGEREF _Toc243700956 \h </w:instrText>
       </w:r>
       <w:r>
         <w:rPr>
@@ -2167,7 +2229,7 @@
         <w:rPr>
           <w:noProof/>
         </w:rPr>
-        <w:t>12</w:t>
+        <w:t>13</w:t>
       </w:r>
       <w:r>
         <w:rPr>
@@ -2212,7 +2274,7 @@
         <w:rPr>
           <w:noProof/>
         </w:rPr>
-        <w:instrText xml:space="preserve"> PAGEREF _Toc243646796 \h </w:instrText>
+        <w:instrText xml:space="preserve"> PAGEREF _Toc243700957 \h </w:instrText>
       </w:r>
       <w:r>
         <w:rPr>
@@ -2229,7 +2291,7 @@
         <w:rPr>
           <w:noProof/>
         </w:rPr>
-        <w:t>12</w:t>
+        <w:t>13</w:t>
       </w:r>
       <w:r>
         <w:rPr>
@@ -2274,7 +2336,7 @@
         <w:rPr>
           <w:noProof/>
         </w:rPr>
-        <w:instrText xml:space="preserve"> PAGEREF _Toc243646797 \h </w:instrText>
+        <w:instrText xml:space="preserve"> PAGEREF _Toc243700958 \h </w:instrText>
       </w:r>
       <w:r>
         <w:rPr>
@@ -2291,7 +2353,7 @@
         <w:rPr>
           <w:noProof/>
         </w:rPr>
-        <w:t>13</w:t>
+        <w:t>14</w:t>
       </w:r>
       <w:r>
         <w:rPr>
@@ -2336,7 +2398,7 @@
         <w:rPr>
           <w:noProof/>
         </w:rPr>
-        <w:instrText xml:space="preserve"> PAGEREF _Toc243646798 \h </w:instrText>
+        <w:instrText xml:space="preserve"> PAGEREF _Toc243700959 \h </w:instrText>
       </w:r>
       <w:r>
         <w:rPr>
@@ -2353,7 +2415,7 @@
         <w:rPr>
           <w:noProof/>
         </w:rPr>
-        <w:t>14</w:t>
+        <w:t>15</w:t>
       </w:r>
       <w:r>
         <w:rPr>
@@ -2380,6 +2442,7 @@
           <w:rFonts w:eastAsia="Times New Roman" w:cs="Calibri"/>
           <w:noProof/>
         </w:rPr>
+        <w:lastRenderedPageBreak/>
         <w:t>9.1. Чат</w:t>
       </w:r>
       <w:r>
@@ -2398,7 +2461,7 @@
         <w:rPr>
           <w:noProof/>
         </w:rPr>
-        <w:instrText xml:space="preserve"> PAGEREF _Toc243646799 \h </w:instrText>
+        <w:instrText xml:space="preserve"> PAGEREF _Toc243700960 \h </w:instrText>
       </w:r>
       <w:r>
         <w:rPr>
@@ -2415,7 +2478,7 @@
         <w:rPr>
           <w:noProof/>
         </w:rPr>
-        <w:t>14</w:t>
+        <w:t>15</w:t>
       </w:r>
       <w:r>
         <w:rPr>
@@ -2442,7 +2505,6 @@
           <w:rFonts w:eastAsia="Times New Roman" w:cs="Calibri"/>
           <w:noProof/>
         </w:rPr>
-        <w:lastRenderedPageBreak/>
         <w:t>9.2. Имена</w:t>
       </w:r>
       <w:r>
@@ -2461,7 +2523,7 @@
         <w:rPr>
           <w:noProof/>
         </w:rPr>
-        <w:instrText xml:space="preserve"> PAGEREF _Toc243646800 \h </w:instrText>
+        <w:instrText xml:space="preserve"> PAGEREF _Toc243700961 \h </w:instrText>
       </w:r>
       <w:r>
         <w:rPr>
@@ -2478,7 +2540,7 @@
         <w:rPr>
           <w:noProof/>
         </w:rPr>
-        <w:t>14</w:t>
+        <w:t>15</w:t>
       </w:r>
       <w:r>
         <w:rPr>
@@ -2523,7 +2585,7 @@
         <w:rPr>
           <w:noProof/>
         </w:rPr>
-        <w:instrText xml:space="preserve"> PAGEREF _Toc243646801 \h </w:instrText>
+        <w:instrText xml:space="preserve"> PAGEREF _Toc243700962 \h </w:instrText>
       </w:r>
       <w:r>
         <w:rPr>
@@ -2540,7 +2602,7 @@
         <w:rPr>
           <w:noProof/>
         </w:rPr>
-        <w:t>14</w:t>
+        <w:t>15</w:t>
       </w:r>
       <w:r>
         <w:rPr>
@@ -2585,7 +2647,7 @@
         <w:rPr>
           <w:noProof/>
         </w:rPr>
-        <w:instrText xml:space="preserve"> PAGEREF _Toc243646802 \h </w:instrText>
+        <w:instrText xml:space="preserve"> PAGEREF _Toc243700963 \h </w:instrText>
       </w:r>
       <w:r>
         <w:rPr>
@@ -2602,7 +2664,7 @@
         <w:rPr>
           <w:noProof/>
         </w:rPr>
-        <w:t>15</w:t>
+        <w:t>16</w:t>
       </w:r>
       <w:r>
         <w:rPr>
@@ -2647,7 +2709,7 @@
         <w:rPr>
           <w:noProof/>
         </w:rPr>
-        <w:instrText xml:space="preserve"> PAGEREF _Toc243646803 \h </w:instrText>
+        <w:instrText xml:space="preserve"> PAGEREF _Toc243700964 \h </w:instrText>
       </w:r>
       <w:r>
         <w:rPr>
@@ -2664,7 +2726,7 @@
         <w:rPr>
           <w:noProof/>
         </w:rPr>
-        <w:t>16</w:t>
+        <w:t>17</w:t>
       </w:r>
       <w:r>
         <w:rPr>
@@ -2709,7 +2771,7 @@
         <w:rPr>
           <w:noProof/>
         </w:rPr>
-        <w:instrText xml:space="preserve"> PAGEREF _Toc243646804 \h </w:instrText>
+        <w:instrText xml:space="preserve"> PAGEREF _Toc243700965 \h </w:instrText>
       </w:r>
       <w:r>
         <w:rPr>
@@ -2726,7 +2788,7 @@
         <w:rPr>
           <w:noProof/>
         </w:rPr>
-        <w:t>16</w:t>
+        <w:t>17</w:t>
       </w:r>
       <w:r>
         <w:rPr>
@@ -2771,7 +2833,7 @@
         <w:rPr>
           <w:noProof/>
         </w:rPr>
-        <w:instrText xml:space="preserve"> PAGEREF _Toc243646805 \h </w:instrText>
+        <w:instrText xml:space="preserve"> PAGEREF _Toc243700966 \h </w:instrText>
       </w:r>
       <w:r>
         <w:rPr>
@@ -2788,7 +2850,7 @@
         <w:rPr>
           <w:noProof/>
         </w:rPr>
-        <w:t>16</w:t>
+        <w:t>17</w:t>
       </w:r>
       <w:r>
         <w:rPr>
@@ -2833,7 +2895,7 @@
         <w:rPr>
           <w:noProof/>
         </w:rPr>
-        <w:instrText xml:space="preserve"> PAGEREF _Toc243646806 \h </w:instrText>
+        <w:instrText xml:space="preserve"> PAGEREF _Toc243700967 \h </w:instrText>
       </w:r>
       <w:r>
         <w:rPr>
@@ -2850,7 +2912,7 @@
         <w:rPr>
           <w:noProof/>
         </w:rPr>
-        <w:t>17</w:t>
+        <w:t>18</w:t>
       </w:r>
       <w:r>
         <w:rPr>
@@ -2895,7 +2957,7 @@
         <w:rPr>
           <w:noProof/>
         </w:rPr>
-        <w:instrText xml:space="preserve"> PAGEREF _Toc243646807 \h </w:instrText>
+        <w:instrText xml:space="preserve"> PAGEREF _Toc243700968 \h </w:instrText>
       </w:r>
       <w:r>
         <w:rPr>
@@ -2912,7 +2974,7 @@
         <w:rPr>
           <w:noProof/>
         </w:rPr>
-        <w:t>17</w:t>
+        <w:t>18</w:t>
       </w:r>
       <w:r>
         <w:rPr>
@@ -2957,7 +3019,7 @@
         <w:rPr>
           <w:noProof/>
         </w:rPr>
-        <w:instrText xml:space="preserve"> PAGEREF _Toc243646808 \h </w:instrText>
+        <w:instrText xml:space="preserve"> PAGEREF _Toc243700969 \h </w:instrText>
       </w:r>
       <w:r>
         <w:rPr>
@@ -2974,7 +3036,7 @@
         <w:rPr>
           <w:noProof/>
         </w:rPr>
-        <w:t>18</w:t>
+        <w:t>19</w:t>
       </w:r>
       <w:r>
         <w:rPr>
@@ -3019,7 +3081,7 @@
         <w:rPr>
           <w:noProof/>
         </w:rPr>
-        <w:instrText xml:space="preserve"> PAGEREF _Toc243646809 \h </w:instrText>
+        <w:instrText xml:space="preserve"> PAGEREF _Toc243700970 \h </w:instrText>
       </w:r>
       <w:r>
         <w:rPr>
@@ -3036,7 +3098,7 @@
         <w:rPr>
           <w:noProof/>
         </w:rPr>
-        <w:t>18</w:t>
+        <w:t>19</w:t>
       </w:r>
       <w:r>
         <w:rPr>
@@ -3081,7 +3143,7 @@
         <w:rPr>
           <w:noProof/>
         </w:rPr>
-        <w:instrText xml:space="preserve"> PAGEREF _Toc243646810 \h </w:instrText>
+        <w:instrText xml:space="preserve"> PAGEREF _Toc243700971 \h </w:instrText>
       </w:r>
       <w:r>
         <w:rPr>
@@ -3098,7 +3160,7 @@
         <w:rPr>
           <w:noProof/>
         </w:rPr>
-        <w:t>18</w:t>
+        <w:t>19</w:t>
       </w:r>
       <w:r>
         <w:rPr>
@@ -3143,7 +3205,7 @@
         <w:rPr>
           <w:noProof/>
         </w:rPr>
-        <w:instrText xml:space="preserve"> PAGEREF _Toc243646811 \h </w:instrText>
+        <w:instrText xml:space="preserve"> PAGEREF _Toc243700972 \h </w:instrText>
       </w:r>
       <w:r>
         <w:rPr>
@@ -3160,7 +3222,7 @@
         <w:rPr>
           <w:noProof/>
         </w:rPr>
-        <w:t>19</w:t>
+        <w:t>20</w:t>
       </w:r>
       <w:r>
         <w:rPr>
@@ -3205,7 +3267,7 @@
         <w:rPr>
           <w:noProof/>
         </w:rPr>
-        <w:instrText xml:space="preserve"> PAGEREF _Toc243646812 \h </w:instrText>
+        <w:instrText xml:space="preserve"> PAGEREF _Toc243700973 \h </w:instrText>
       </w:r>
       <w:r>
         <w:rPr>
@@ -3222,7 +3284,7 @@
         <w:rPr>
           <w:noProof/>
         </w:rPr>
-        <w:t>20</w:t>
+        <w:t>21</w:t>
       </w:r>
       <w:r>
         <w:rPr>
@@ -3267,7 +3329,7 @@
         <w:rPr>
           <w:noProof/>
         </w:rPr>
-        <w:instrText xml:space="preserve"> PAGEREF _Toc243646813 \h </w:instrText>
+        <w:instrText xml:space="preserve"> PAGEREF _Toc243700974 \h </w:instrText>
       </w:r>
       <w:r>
         <w:rPr>
@@ -3284,7 +3346,7 @@
         <w:rPr>
           <w:noProof/>
         </w:rPr>
-        <w:t>20</w:t>
+        <w:t>21</w:t>
       </w:r>
       <w:r>
         <w:rPr>
@@ -3329,7 +3391,7 @@
         <w:rPr>
           <w:noProof/>
         </w:rPr>
-        <w:instrText xml:space="preserve"> PAGEREF _Toc243646814 \h </w:instrText>
+        <w:instrText xml:space="preserve"> PAGEREF _Toc243700975 \h </w:instrText>
       </w:r>
       <w:r>
         <w:rPr>
@@ -3346,7 +3408,7 @@
         <w:rPr>
           <w:noProof/>
         </w:rPr>
-        <w:t>20</w:t>
+        <w:t>21</w:t>
       </w:r>
       <w:r>
         <w:rPr>
@@ -3391,7 +3453,7 @@
         <w:rPr>
           <w:noProof/>
         </w:rPr>
-        <w:instrText xml:space="preserve"> PAGEREF _Toc243646815 \h </w:instrText>
+        <w:instrText xml:space="preserve"> PAGEREF _Toc243700976 \h </w:instrText>
       </w:r>
       <w:r>
         <w:rPr>
@@ -3408,7 +3470,7 @@
         <w:rPr>
           <w:noProof/>
         </w:rPr>
-        <w:t>20</w:t>
+        <w:t>21</w:t>
       </w:r>
       <w:r>
         <w:rPr>
@@ -3453,7 +3515,7 @@
         <w:rPr>
           <w:noProof/>
         </w:rPr>
-        <w:instrText xml:space="preserve"> PAGEREF _Toc243646816 \h </w:instrText>
+        <w:instrText xml:space="preserve"> PAGEREF _Toc243700977 \h </w:instrText>
       </w:r>
       <w:r>
         <w:rPr>
@@ -3470,7 +3532,7 @@
         <w:rPr>
           <w:noProof/>
         </w:rPr>
-        <w:t>21</w:t>
+        <w:t>22</w:t>
       </w:r>
       <w:r>
         <w:rPr>
@@ -3515,7 +3577,7 @@
         <w:rPr>
           <w:noProof/>
         </w:rPr>
-        <w:instrText xml:space="preserve"> PAGEREF _Toc243646817 \h </w:instrText>
+        <w:instrText xml:space="preserve"> PAGEREF _Toc243700978 \h </w:instrText>
       </w:r>
       <w:r>
         <w:rPr>
@@ -3532,7 +3594,7 @@
         <w:rPr>
           <w:noProof/>
         </w:rPr>
-        <w:t>21</w:t>
+        <w:t>22</w:t>
       </w:r>
       <w:r>
         <w:rPr>
@@ -3577,7 +3639,7 @@
         <w:rPr>
           <w:noProof/>
         </w:rPr>
-        <w:instrText xml:space="preserve"> PAGEREF _Toc243646818 \h </w:instrText>
+        <w:instrText xml:space="preserve"> PAGEREF _Toc243700979 \h </w:instrText>
       </w:r>
       <w:r>
         <w:rPr>
@@ -3594,7 +3656,7 @@
         <w:rPr>
           <w:noProof/>
         </w:rPr>
-        <w:t>22</w:t>
+        <w:t>23</w:t>
       </w:r>
       <w:r>
         <w:rPr>
@@ -3639,7 +3701,7 @@
         <w:rPr>
           <w:noProof/>
         </w:rPr>
-        <w:instrText xml:space="preserve"> PAGEREF _Toc243646819 \h </w:instrText>
+        <w:instrText xml:space="preserve"> PAGEREF _Toc243700980 \h </w:instrText>
       </w:r>
       <w:r>
         <w:rPr>
@@ -3656,7 +3718,7 @@
         <w:rPr>
           <w:noProof/>
         </w:rPr>
-        <w:t>22</w:t>
+        <w:t>23</w:t>
       </w:r>
       <w:r>
         <w:rPr>
@@ -3701,7 +3763,7 @@
         <w:rPr>
           <w:noProof/>
         </w:rPr>
-        <w:instrText xml:space="preserve"> PAGEREF _Toc243646820 \h </w:instrText>
+        <w:instrText xml:space="preserve"> PAGEREF _Toc243700981 \h </w:instrText>
       </w:r>
       <w:r>
         <w:rPr>
@@ -3718,7 +3780,7 @@
         <w:rPr>
           <w:noProof/>
         </w:rPr>
-        <w:t>22</w:t>
+        <w:t>23</w:t>
       </w:r>
       <w:r>
         <w:rPr>
@@ -3763,7 +3825,7 @@
         <w:rPr>
           <w:noProof/>
         </w:rPr>
-        <w:instrText xml:space="preserve"> PAGEREF _Toc243646821 \h </w:instrText>
+        <w:instrText xml:space="preserve"> PAGEREF _Toc243700982 \h </w:instrText>
       </w:r>
       <w:r>
         <w:rPr>
@@ -3780,7 +3842,7 @@
         <w:rPr>
           <w:noProof/>
         </w:rPr>
-        <w:t>23</w:t>
+        <w:t>24</w:t>
       </w:r>
       <w:r>
         <w:rPr>
@@ -3825,7 +3887,7 @@
         <w:rPr>
           <w:noProof/>
         </w:rPr>
-        <w:instrText xml:space="preserve"> PAGEREF _Toc243646822 \h </w:instrText>
+        <w:instrText xml:space="preserve"> PAGEREF _Toc243700983 \h </w:instrText>
       </w:r>
       <w:r>
         <w:rPr>
@@ -3842,7 +3904,7 @@
         <w:rPr>
           <w:noProof/>
         </w:rPr>
-        <w:t>23</w:t>
+        <w:t>24</w:t>
       </w:r>
       <w:r>
         <w:rPr>
@@ -3887,7 +3949,7 @@
         <w:rPr>
           <w:noProof/>
         </w:rPr>
-        <w:instrText xml:space="preserve"> PAGEREF _Toc243646823 \h </w:instrText>
+        <w:instrText xml:space="preserve"> PAGEREF _Toc243700984 \h </w:instrText>
       </w:r>
       <w:r>
         <w:rPr>
@@ -3904,7 +3966,7 @@
         <w:rPr>
           <w:noProof/>
         </w:rPr>
-        <w:t>23</w:t>
+        <w:t>24</w:t>
       </w:r>
       <w:r>
         <w:rPr>
@@ -3949,7 +4011,7 @@
         <w:rPr>
           <w:noProof/>
         </w:rPr>
-        <w:instrText xml:space="preserve"> PAGEREF _Toc243646824 \h </w:instrText>
+        <w:instrText xml:space="preserve"> PAGEREF _Toc243700985 \h </w:instrText>
       </w:r>
       <w:r>
         <w:rPr>
@@ -3966,7 +4028,7 @@
         <w:rPr>
           <w:noProof/>
         </w:rPr>
-        <w:t>23</w:t>
+        <w:t>24</w:t>
       </w:r>
       <w:r>
         <w:rPr>
@@ -4011,7 +4073,7 @@
         <w:rPr>
           <w:noProof/>
         </w:rPr>
-        <w:instrText xml:space="preserve"> PAGEREF _Toc243646825 \h </w:instrText>
+        <w:instrText xml:space="preserve"> PAGEREF _Toc243700986 \h </w:instrText>
       </w:r>
       <w:r>
         <w:rPr>
@@ -4028,7 +4090,7 @@
         <w:rPr>
           <w:noProof/>
         </w:rPr>
-        <w:t>23</w:t>
+        <w:t>24</w:t>
       </w:r>
       <w:r>
         <w:rPr>
@@ -4073,7 +4135,7 @@
         <w:rPr>
           <w:noProof/>
         </w:rPr>
-        <w:instrText xml:space="preserve"> PAGEREF _Toc243646826 \h </w:instrText>
+        <w:instrText xml:space="preserve"> PAGEREF _Toc243700987 \h </w:instrText>
       </w:r>
       <w:r>
         <w:rPr>
@@ -4090,7 +4152,7 @@
         <w:rPr>
           <w:noProof/>
         </w:rPr>
-        <w:t>25</w:t>
+        <w:t>26</w:t>
       </w:r>
       <w:r>
         <w:rPr>
@@ -4135,7 +4197,7 @@
         <w:rPr>
           <w:noProof/>
         </w:rPr>
-        <w:instrText xml:space="preserve"> PAGEREF _Toc243646827 \h </w:instrText>
+        <w:instrText xml:space="preserve"> PAGEREF _Toc243700988 \h </w:instrText>
       </w:r>
       <w:r>
         <w:rPr>
@@ -4152,7 +4214,7 @@
         <w:rPr>
           <w:noProof/>
         </w:rPr>
-        <w:t>25</w:t>
+        <w:t>26</w:t>
       </w:r>
       <w:r>
         <w:rPr>
@@ -4197,7 +4259,7 @@
         <w:rPr>
           <w:noProof/>
         </w:rPr>
-        <w:instrText xml:space="preserve"> PAGEREF _Toc243646828 \h </w:instrText>
+        <w:instrText xml:space="preserve"> PAGEREF _Toc243700989 \h </w:instrText>
       </w:r>
       <w:r>
         <w:rPr>
@@ -4214,7 +4276,7 @@
         <w:rPr>
           <w:noProof/>
         </w:rPr>
-        <w:t>25</w:t>
+        <w:t>26</w:t>
       </w:r>
       <w:r>
         <w:rPr>
@@ -4259,7 +4321,7 @@
         <w:rPr>
           <w:noProof/>
         </w:rPr>
-        <w:instrText xml:space="preserve"> PAGEREF _Toc243646829 \h </w:instrText>
+        <w:instrText xml:space="preserve"> PAGEREF _Toc243700990 \h </w:instrText>
       </w:r>
       <w:r>
         <w:rPr>
@@ -4276,7 +4338,7 @@
         <w:rPr>
           <w:noProof/>
         </w:rPr>
-        <w:t>25</w:t>
+        <w:t>26</w:t>
       </w:r>
       <w:r>
         <w:rPr>
@@ -4321,7 +4383,7 @@
         <w:rPr>
           <w:noProof/>
         </w:rPr>
-        <w:instrText xml:space="preserve"> PAGEREF _Toc243646830 \h </w:instrText>
+        <w:instrText xml:space="preserve"> PAGEREF _Toc243700991 \h </w:instrText>
       </w:r>
       <w:r>
         <w:rPr>
@@ -4338,7 +4400,7 @@
         <w:rPr>
           <w:noProof/>
         </w:rPr>
-        <w:t>25</w:t>
+        <w:t>26</w:t>
       </w:r>
       <w:r>
         <w:rPr>
@@ -4383,7 +4445,7 @@
         <w:rPr>
           <w:noProof/>
         </w:rPr>
-        <w:instrText xml:space="preserve"> PAGEREF _Toc243646831 \h </w:instrText>
+        <w:instrText xml:space="preserve"> PAGEREF _Toc243700992 \h </w:instrText>
       </w:r>
       <w:r>
         <w:rPr>
@@ -4400,7 +4462,7 @@
         <w:rPr>
           <w:noProof/>
         </w:rPr>
-        <w:t>26</w:t>
+        <w:t>27</w:t>
       </w:r>
       <w:r>
         <w:rPr>
@@ -4445,7 +4507,7 @@
         <w:rPr>
           <w:noProof/>
         </w:rPr>
-        <w:instrText xml:space="preserve"> PAGEREF _Toc243646832 \h </w:instrText>
+        <w:instrText xml:space="preserve"> PAGEREF _Toc243700993 \h </w:instrText>
       </w:r>
       <w:r>
         <w:rPr>
@@ -4462,7 +4524,7 @@
         <w:rPr>
           <w:noProof/>
         </w:rPr>
-        <w:t>26</w:t>
+        <w:t>27</w:t>
       </w:r>
       <w:r>
         <w:rPr>
@@ -4507,7 +4569,7 @@
         <w:rPr>
           <w:noProof/>
         </w:rPr>
-        <w:instrText xml:space="preserve"> PAGEREF _Toc243646833 \h </w:instrText>
+        <w:instrText xml:space="preserve"> PAGEREF _Toc243700994 \h </w:instrText>
       </w:r>
       <w:r>
         <w:rPr>
@@ -4524,7 +4586,7 @@
         <w:rPr>
           <w:noProof/>
         </w:rPr>
-        <w:t>26</w:t>
+        <w:t>27</w:t>
       </w:r>
       <w:r>
         <w:rPr>
@@ -4569,7 +4631,7 @@
         <w:rPr>
           <w:noProof/>
         </w:rPr>
-        <w:instrText xml:space="preserve"> PAGEREF _Toc243646834 \h </w:instrText>
+        <w:instrText xml:space="preserve"> PAGEREF _Toc243700995 \h </w:instrText>
       </w:r>
       <w:r>
         <w:rPr>
@@ -4586,7 +4648,7 @@
         <w:rPr>
           <w:noProof/>
         </w:rPr>
-        <w:t>26</w:t>
+        <w:t>27</w:t>
       </w:r>
       <w:r>
         <w:rPr>
@@ -4631,7 +4693,7 @@
         <w:rPr>
           <w:noProof/>
         </w:rPr>
-        <w:instrText xml:space="preserve"> PAGEREF _Toc243646835 \h </w:instrText>
+        <w:instrText xml:space="preserve"> PAGEREF _Toc243700996 \h </w:instrText>
       </w:r>
       <w:r>
         <w:rPr>
@@ -4648,7 +4710,7 @@
         <w:rPr>
           <w:noProof/>
         </w:rPr>
-        <w:t>26</w:t>
+        <w:t>27</w:t>
       </w:r>
       <w:r>
         <w:rPr>
@@ -4693,7 +4755,7 @@
         <w:rPr>
           <w:noProof/>
         </w:rPr>
-        <w:instrText xml:space="preserve"> PAGEREF _Toc243646836 \h </w:instrText>
+        <w:instrText xml:space="preserve"> PAGEREF _Toc243700997 \h </w:instrText>
       </w:r>
       <w:r>
         <w:rPr>
@@ -4710,7 +4772,7 @@
         <w:rPr>
           <w:noProof/>
         </w:rPr>
-        <w:t>27</w:t>
+        <w:t>28</w:t>
       </w:r>
       <w:r>
         <w:rPr>
@@ -4755,7 +4817,7 @@
         <w:rPr>
           <w:noProof/>
         </w:rPr>
-        <w:instrText xml:space="preserve"> PAGEREF _Toc243646837 \h </w:instrText>
+        <w:instrText xml:space="preserve"> PAGEREF _Toc243700998 \h </w:instrText>
       </w:r>
       <w:r>
         <w:rPr>
@@ -4772,7 +4834,7 @@
         <w:rPr>
           <w:noProof/>
         </w:rPr>
-        <w:t>29</w:t>
+        <w:t>30</w:t>
       </w:r>
       <w:r>
         <w:rPr>
@@ -4799,6 +4861,7 @@
           <w:rFonts w:eastAsia="Times New Roman" w:cs="Calibri"/>
           <w:noProof/>
         </w:rPr>
+        <w:lastRenderedPageBreak/>
         <w:t>18.1. Кустики и срез</w:t>
       </w:r>
       <w:r>
@@ -4817,7 +4880,7 @@
         <w:rPr>
           <w:noProof/>
         </w:rPr>
-        <w:instrText xml:space="preserve"> PAGEREF _Toc243646838 \h </w:instrText>
+        <w:instrText xml:space="preserve"> PAGEREF _Toc243700999 \h </w:instrText>
       </w:r>
       <w:r>
         <w:rPr>
@@ -4834,7 +4897,7 @@
         <w:rPr>
           <w:noProof/>
         </w:rPr>
-        <w:t>29</w:t>
+        <w:t>30</w:t>
       </w:r>
       <w:r>
         <w:rPr>
@@ -4861,7 +4924,6 @@
           <w:rFonts w:eastAsia="Times New Roman" w:cs="Calibri"/>
           <w:noProof/>
         </w:rPr>
-        <w:lastRenderedPageBreak/>
         <w:t>18.2. Виды трав и отвары</w:t>
       </w:r>
       <w:r>
@@ -4880,7 +4942,7 @@
         <w:rPr>
           <w:noProof/>
         </w:rPr>
-        <w:instrText xml:space="preserve"> PAGEREF _Toc243646839 \h </w:instrText>
+        <w:instrText xml:space="preserve"> PAGEREF _Toc243701000 \h </w:instrText>
       </w:r>
       <w:r>
         <w:rPr>
@@ -4897,7 +4959,7 @@
         <w:rPr>
           <w:noProof/>
         </w:rPr>
-        <w:t>29</w:t>
+        <w:t>30</w:t>
       </w:r>
       <w:r>
         <w:rPr>
@@ -4942,7 +5004,7 @@
         <w:rPr>
           <w:noProof/>
         </w:rPr>
-        <w:instrText xml:space="preserve"> PAGEREF _Toc243646840 \h </w:instrText>
+        <w:instrText xml:space="preserve"> PAGEREF _Toc243701001 \h </w:instrText>
       </w:r>
       <w:r>
         <w:rPr>
@@ -4959,7 +5021,7 @@
         <w:rPr>
           <w:noProof/>
         </w:rPr>
-        <w:t>29</w:t>
+        <w:t>30</w:t>
       </w:r>
       <w:r>
         <w:rPr>
@@ -4986,7 +5048,7 @@
           <w:rFonts w:eastAsia="Times New Roman" w:cs="Calibri"/>
           <w:noProof/>
         </w:rPr>
-        <w:t>19. Команды и правила игры</w:t>
+        <w:t>19. Кузнечество</w:t>
       </w:r>
       <w:r>
         <w:rPr>
@@ -5004,7 +5066,7 @@
         <w:rPr>
           <w:noProof/>
         </w:rPr>
-        <w:instrText xml:space="preserve"> PAGEREF _Toc243646841 \h </w:instrText>
+        <w:instrText xml:space="preserve"> PAGEREF _Toc243701002 \h </w:instrText>
       </w:r>
       <w:r>
         <w:rPr>
@@ -5021,7 +5083,565 @@
         <w:rPr>
           <w:noProof/>
         </w:rPr>
-        <w:t>30</w:t>
+        <w:t>31</w:t>
+      </w:r>
+      <w:r>
+        <w:rPr>
+          <w:noProof/>
+        </w:rPr>
+        <w:fldChar w:fldCharType="end"/>
+      </w:r>
+    </w:p>
+    <w:p>
+      <w:pPr>
+        <w:pStyle w:val="21"/>
+        <w:tabs>
+          <w:tab w:val="right" w:leader="dot" w:pos="9497"/>
+        </w:tabs>
+        <w:rPr>
+          <w:rFonts w:asciiTheme="minorHAnsi" w:hAnsiTheme="minorHAnsi" w:cstheme="minorBidi"/>
+          <w:noProof/>
+          <w:kern w:val="2"/>
+          <w14:ligatures w14:val="standardContextual"/>
+        </w:rPr>
+      </w:pPr>
+      <w:r>
+        <w:rPr>
+          <w:rFonts w:eastAsia="Times New Roman" w:cs="Calibri"/>
+          <w:noProof/>
+        </w:rPr>
+        <w:t>19.1. Добыча руды</w:t>
+      </w:r>
+      <w:r>
+        <w:rPr>
+          <w:noProof/>
+        </w:rPr>
+        <w:tab/>
+      </w:r>
+      <w:r>
+        <w:rPr>
+          <w:noProof/>
+        </w:rPr>
+        <w:fldChar w:fldCharType="begin"/>
+      </w:r>
+      <w:r>
+        <w:rPr>
+          <w:noProof/>
+        </w:rPr>
+        <w:instrText xml:space="preserve"> PAGEREF _Toc243701003 \h </w:instrText>
+      </w:r>
+      <w:r>
+        <w:rPr>
+          <w:noProof/>
+        </w:rPr>
+      </w:r>
+      <w:r>
+        <w:rPr>
+          <w:noProof/>
+        </w:rPr>
+        <w:fldChar w:fldCharType="separate"/>
+      </w:r>
+      <w:r>
+        <w:rPr>
+          <w:noProof/>
+        </w:rPr>
+        <w:t>31</w:t>
+      </w:r>
+      <w:r>
+        <w:rPr>
+          <w:noProof/>
+        </w:rPr>
+        <w:fldChar w:fldCharType="end"/>
+      </w:r>
+    </w:p>
+    <w:p>
+      <w:pPr>
+        <w:pStyle w:val="21"/>
+        <w:tabs>
+          <w:tab w:val="right" w:leader="dot" w:pos="9497"/>
+        </w:tabs>
+        <w:rPr>
+          <w:rFonts w:asciiTheme="minorHAnsi" w:hAnsiTheme="minorHAnsi" w:cstheme="minorBidi"/>
+          <w:noProof/>
+          <w:kern w:val="2"/>
+          <w14:ligatures w14:val="standardContextual"/>
+        </w:rPr>
+      </w:pPr>
+      <w:r>
+        <w:rPr>
+          <w:rFonts w:eastAsia="Times New Roman" w:cs="Calibri"/>
+          <w:noProof/>
+        </w:rPr>
+        <w:t>19.2. Золото</w:t>
+      </w:r>
+      <w:r>
+        <w:rPr>
+          <w:noProof/>
+        </w:rPr>
+        <w:tab/>
+      </w:r>
+      <w:r>
+        <w:rPr>
+          <w:noProof/>
+        </w:rPr>
+        <w:fldChar w:fldCharType="begin"/>
+      </w:r>
+      <w:r>
+        <w:rPr>
+          <w:noProof/>
+        </w:rPr>
+        <w:instrText xml:space="preserve"> PAGEREF _Toc243701004 \h </w:instrText>
+      </w:r>
+      <w:r>
+        <w:rPr>
+          <w:noProof/>
+        </w:rPr>
+      </w:r>
+      <w:r>
+        <w:rPr>
+          <w:noProof/>
+        </w:rPr>
+        <w:fldChar w:fldCharType="separate"/>
+      </w:r>
+      <w:r>
+        <w:rPr>
+          <w:noProof/>
+        </w:rPr>
+        <w:t>31</w:t>
+      </w:r>
+      <w:r>
+        <w:rPr>
+          <w:noProof/>
+        </w:rPr>
+        <w:fldChar w:fldCharType="end"/>
+      </w:r>
+    </w:p>
+    <w:p>
+      <w:pPr>
+        <w:pStyle w:val="21"/>
+        <w:tabs>
+          <w:tab w:val="right" w:leader="dot" w:pos="9497"/>
+        </w:tabs>
+        <w:rPr>
+          <w:rFonts w:asciiTheme="minorHAnsi" w:hAnsiTheme="minorHAnsi" w:cstheme="minorBidi"/>
+          <w:noProof/>
+          <w:kern w:val="2"/>
+          <w14:ligatures w14:val="standardContextual"/>
+        </w:rPr>
+      </w:pPr>
+      <w:r>
+        <w:rPr>
+          <w:rFonts w:eastAsia="Times New Roman" w:cs="Calibri"/>
+          <w:noProof/>
+        </w:rPr>
+        <w:t>19.3. Уголь, обжиг, флюс</w:t>
+      </w:r>
+      <w:r>
+        <w:rPr>
+          <w:noProof/>
+        </w:rPr>
+        <w:tab/>
+      </w:r>
+      <w:r>
+        <w:rPr>
+          <w:noProof/>
+        </w:rPr>
+        <w:fldChar w:fldCharType="begin"/>
+      </w:r>
+      <w:r>
+        <w:rPr>
+          <w:noProof/>
+        </w:rPr>
+        <w:instrText xml:space="preserve"> PAGEREF _Toc243701005 \h </w:instrText>
+      </w:r>
+      <w:r>
+        <w:rPr>
+          <w:noProof/>
+        </w:rPr>
+      </w:r>
+      <w:r>
+        <w:rPr>
+          <w:noProof/>
+        </w:rPr>
+        <w:fldChar w:fldCharType="separate"/>
+      </w:r>
+      <w:r>
+        <w:rPr>
+          <w:noProof/>
+        </w:rPr>
+        <w:t>32</w:t>
+      </w:r>
+      <w:r>
+        <w:rPr>
+          <w:noProof/>
+        </w:rPr>
+        <w:fldChar w:fldCharType="end"/>
+      </w:r>
+    </w:p>
+    <w:p>
+      <w:pPr>
+        <w:pStyle w:val="21"/>
+        <w:tabs>
+          <w:tab w:val="right" w:leader="dot" w:pos="9497"/>
+        </w:tabs>
+        <w:rPr>
+          <w:rFonts w:asciiTheme="minorHAnsi" w:hAnsiTheme="minorHAnsi" w:cstheme="minorBidi"/>
+          <w:noProof/>
+          <w:kern w:val="2"/>
+          <w14:ligatures w14:val="standardContextual"/>
+        </w:rPr>
+      </w:pPr>
+      <w:r>
+        <w:rPr>
+          <w:rFonts w:eastAsia="Times New Roman" w:cs="Calibri"/>
+          <w:noProof/>
+        </w:rPr>
+        <w:t>19.4. Сыродутный горн</w:t>
+      </w:r>
+      <w:r>
+        <w:rPr>
+          <w:noProof/>
+        </w:rPr>
+        <w:tab/>
+      </w:r>
+      <w:r>
+        <w:rPr>
+          <w:noProof/>
+        </w:rPr>
+        <w:fldChar w:fldCharType="begin"/>
+      </w:r>
+      <w:r>
+        <w:rPr>
+          <w:noProof/>
+        </w:rPr>
+        <w:instrText xml:space="preserve"> PAGEREF _Toc243701006 \h </w:instrText>
+      </w:r>
+      <w:r>
+        <w:rPr>
+          <w:noProof/>
+        </w:rPr>
+      </w:r>
+      <w:r>
+        <w:rPr>
+          <w:noProof/>
+        </w:rPr>
+        <w:fldChar w:fldCharType="separate"/>
+      </w:r>
+      <w:r>
+        <w:rPr>
+          <w:noProof/>
+        </w:rPr>
+        <w:t>32</w:t>
+      </w:r>
+      <w:r>
+        <w:rPr>
+          <w:noProof/>
+        </w:rPr>
+        <w:fldChar w:fldCharType="end"/>
+      </w:r>
+    </w:p>
+    <w:p>
+      <w:pPr>
+        <w:pStyle w:val="21"/>
+        <w:tabs>
+          <w:tab w:val="right" w:leader="dot" w:pos="9497"/>
+        </w:tabs>
+        <w:rPr>
+          <w:rFonts w:asciiTheme="minorHAnsi" w:hAnsiTheme="minorHAnsi" w:cstheme="minorBidi"/>
+          <w:noProof/>
+          <w:kern w:val="2"/>
+          <w14:ligatures w14:val="standardContextual"/>
+        </w:rPr>
+      </w:pPr>
+      <w:r>
+        <w:rPr>
+          <w:rFonts w:eastAsia="Times New Roman" w:cs="Calibri"/>
+          <w:noProof/>
+        </w:rPr>
+        <w:t>19.5. Купель</w:t>
+      </w:r>
+      <w:r>
+        <w:rPr>
+          <w:noProof/>
+        </w:rPr>
+        <w:tab/>
+      </w:r>
+      <w:r>
+        <w:rPr>
+          <w:noProof/>
+        </w:rPr>
+        <w:fldChar w:fldCharType="begin"/>
+      </w:r>
+      <w:r>
+        <w:rPr>
+          <w:noProof/>
+        </w:rPr>
+        <w:instrText xml:space="preserve"> PAGEREF _Toc243701007 \h </w:instrText>
+      </w:r>
+      <w:r>
+        <w:rPr>
+          <w:noProof/>
+        </w:rPr>
+      </w:r>
+      <w:r>
+        <w:rPr>
+          <w:noProof/>
+        </w:rPr>
+        <w:fldChar w:fldCharType="separate"/>
+      </w:r>
+      <w:r>
+        <w:rPr>
+          <w:noProof/>
+        </w:rPr>
+        <w:t>32</w:t>
+      </w:r>
+      <w:r>
+        <w:rPr>
+          <w:noProof/>
+        </w:rPr>
+        <w:fldChar w:fldCharType="end"/>
+      </w:r>
+    </w:p>
+    <w:p>
+      <w:pPr>
+        <w:pStyle w:val="21"/>
+        <w:tabs>
+          <w:tab w:val="right" w:leader="dot" w:pos="9497"/>
+        </w:tabs>
+        <w:rPr>
+          <w:rFonts w:asciiTheme="minorHAnsi" w:hAnsiTheme="minorHAnsi" w:cstheme="minorBidi"/>
+          <w:noProof/>
+          <w:kern w:val="2"/>
+          <w14:ligatures w14:val="standardContextual"/>
+        </w:rPr>
+      </w:pPr>
+      <w:r>
+        <w:rPr>
+          <w:rFonts w:eastAsia="Times New Roman" w:cs="Calibri"/>
+          <w:noProof/>
+        </w:rPr>
+        <w:t>19.6. Кузнечный горн и тигель</w:t>
+      </w:r>
+      <w:r>
+        <w:rPr>
+          <w:noProof/>
+        </w:rPr>
+        <w:tab/>
+      </w:r>
+      <w:r>
+        <w:rPr>
+          <w:noProof/>
+        </w:rPr>
+        <w:fldChar w:fldCharType="begin"/>
+      </w:r>
+      <w:r>
+        <w:rPr>
+          <w:noProof/>
+        </w:rPr>
+        <w:instrText xml:space="preserve"> PAGEREF _Toc243701008 \h </w:instrText>
+      </w:r>
+      <w:r>
+        <w:rPr>
+          <w:noProof/>
+        </w:rPr>
+      </w:r>
+      <w:r>
+        <w:rPr>
+          <w:noProof/>
+        </w:rPr>
+        <w:fldChar w:fldCharType="separate"/>
+      </w:r>
+      <w:r>
+        <w:rPr>
+          <w:noProof/>
+        </w:rPr>
+        <w:t>32</w:t>
+      </w:r>
+      <w:r>
+        <w:rPr>
+          <w:noProof/>
+        </w:rPr>
+        <w:fldChar w:fldCharType="end"/>
+      </w:r>
+    </w:p>
+    <w:p>
+      <w:pPr>
+        <w:pStyle w:val="21"/>
+        <w:tabs>
+          <w:tab w:val="right" w:leader="dot" w:pos="9497"/>
+        </w:tabs>
+        <w:rPr>
+          <w:rFonts w:asciiTheme="minorHAnsi" w:hAnsiTheme="minorHAnsi" w:cstheme="minorBidi"/>
+          <w:noProof/>
+          <w:kern w:val="2"/>
+          <w14:ligatures w14:val="standardContextual"/>
+        </w:rPr>
+      </w:pPr>
+      <w:r>
+        <w:rPr>
+          <w:rFonts w:eastAsia="Times New Roman" w:cs="Calibri"/>
+          <w:noProof/>
+        </w:rPr>
+        <w:t>19.7. Наковальня</w:t>
+      </w:r>
+      <w:r>
+        <w:rPr>
+          <w:noProof/>
+        </w:rPr>
+        <w:tab/>
+      </w:r>
+      <w:r>
+        <w:rPr>
+          <w:noProof/>
+        </w:rPr>
+        <w:fldChar w:fldCharType="begin"/>
+      </w:r>
+      <w:r>
+        <w:rPr>
+          <w:noProof/>
+        </w:rPr>
+        <w:instrText xml:space="preserve"> PAGEREF _Toc243701009 \h </w:instrText>
+      </w:r>
+      <w:r>
+        <w:rPr>
+          <w:noProof/>
+        </w:rPr>
+      </w:r>
+      <w:r>
+        <w:rPr>
+          <w:noProof/>
+        </w:rPr>
+        <w:fldChar w:fldCharType="separate"/>
+      </w:r>
+      <w:r>
+        <w:rPr>
+          <w:noProof/>
+        </w:rPr>
+        <w:t>33</w:t>
+      </w:r>
+      <w:r>
+        <w:rPr>
+          <w:noProof/>
+        </w:rPr>
+        <w:fldChar w:fldCharType="end"/>
+      </w:r>
+    </w:p>
+    <w:p>
+      <w:pPr>
+        <w:pStyle w:val="21"/>
+        <w:tabs>
+          <w:tab w:val="right" w:leader="dot" w:pos="9497"/>
+        </w:tabs>
+        <w:rPr>
+          <w:rFonts w:asciiTheme="minorHAnsi" w:hAnsiTheme="minorHAnsi" w:cstheme="minorBidi"/>
+          <w:noProof/>
+          <w:kern w:val="2"/>
+          <w14:ligatures w14:val="standardContextual"/>
+        </w:rPr>
+      </w:pPr>
+      <w:r>
+        <w:rPr>
+          <w:rFonts w:eastAsia="Times New Roman" w:cs="Calibri"/>
+          <w:noProof/>
+        </w:rPr>
+        <w:t>19.8. Литейный стол</w:t>
+      </w:r>
+      <w:r>
+        <w:rPr>
+          <w:noProof/>
+        </w:rPr>
+        <w:tab/>
+      </w:r>
+      <w:r>
+        <w:rPr>
+          <w:noProof/>
+        </w:rPr>
+        <w:fldChar w:fldCharType="begin"/>
+      </w:r>
+      <w:r>
+        <w:rPr>
+          <w:noProof/>
+        </w:rPr>
+        <w:instrText xml:space="preserve"> PAGEREF _Toc243701010 \h </w:instrText>
+      </w:r>
+      <w:r>
+        <w:rPr>
+          <w:noProof/>
+        </w:rPr>
+      </w:r>
+      <w:r>
+        <w:rPr>
+          <w:noProof/>
+        </w:rPr>
+        <w:fldChar w:fldCharType="separate"/>
+      </w:r>
+      <w:r>
+        <w:rPr>
+          <w:noProof/>
+        </w:rPr>
+        <w:t>33</w:t>
+      </w:r>
+      <w:r>
+        <w:rPr>
+          <w:noProof/>
+        </w:rPr>
+        <w:fldChar w:fldCharType="end"/>
+      </w:r>
+    </w:p>
+    <w:p>
+      <w:pPr>
+        <w:pStyle w:val="21"/>
+        <w:tabs>
+          <w:tab w:val="right" w:leader="dot" w:pos="9497"/>
+        </w:tabs>
+        <w:rPr>
+          <w:rFonts w:asciiTheme="minorHAnsi" w:hAnsiTheme="minorHAnsi" w:cstheme="minorBidi"/>
+          <w:noProof/>
+          <w:kern w:val="2"/>
+          <w14:ligatures w14:val="standardContextual"/>
+        </w:rPr>
+      </w:pPr>
+      <w:r>
+        <w:rPr>
+          <w:rFonts w:eastAsia="Times New Roman" w:cs="Calibri"/>
+          <w:noProof/>
+        </w:rPr>
+        <w:t>19.9. Сталь</w:t>
+      </w:r>
+      <w:r>
+        <w:rPr>
+          <w:noProof/>
+        </w:rPr>
+        <w:tab/>
+      </w:r>
+      <w:r>
+        <w:rPr>
+          <w:noProof/>
+        </w:rPr>
+        <w:fldChar w:fldCharType="begin"/>
+      </w:r>
+      <w:r>
+        <w:rPr>
+          <w:noProof/>
+        </w:rPr>
+        <w:instrText xml:space="preserve"> PAGEREF _Toc243701011 \h </w:instrText>
+      </w:r>
+      <w:r>
+        <w:rPr>
+          <w:noProof/>
+        </w:rPr>
+      </w:r>
+      <w:r>
+        <w:rPr>
+          <w:noProof/>
+        </w:rPr>
+        <w:fldChar w:fldCharType="separate"/>
+      </w:r>
+      <w:r>
+        <w:rPr>
+          <w:noProof/>
+        </w:rPr>
+        <w:t>33</w:t>
       </w:r>
       <w:r>
         <w:rPr>
@@ -5048,7 +5668,7 @@
           <w:rFonts w:eastAsia="Times New Roman" w:cs="Calibri"/>
           <w:noProof/>
         </w:rPr>
-        <w:t>20. Что изменилось: история версий</w:t>
+        <w:t>20. Команды и правила игры</w:t>
       </w:r>
       <w:r>
         <w:rPr>
@@ -5066,7 +5686,7 @@
         <w:rPr>
           <w:noProof/>
         </w:rPr>
-        <w:instrText xml:space="preserve"> PAGEREF _Toc243646842 \h </w:instrText>
+        <w:instrText xml:space="preserve"> PAGEREF _Toc243701012 \h </w:instrText>
       </w:r>
       <w:r>
         <w:rPr>
@@ -5083,7 +5703,7 @@
         <w:rPr>
           <w:noProof/>
         </w:rPr>
-        <w:t>31</w:t>
+        <w:t>35</w:t>
       </w:r>
       <w:r>
         <w:rPr>
@@ -5110,7 +5730,7 @@
           <w:rFonts w:eastAsia="Times New Roman" w:cs="Calibri"/>
           <w:noProof/>
         </w:rPr>
-        <w:t>21. Не сделано и известные ограничения</w:t>
+        <w:t>21. Что изменилось: история версий</w:t>
       </w:r>
       <w:r>
         <w:rPr>
@@ -5128,7 +5748,7 @@
         <w:rPr>
           <w:noProof/>
         </w:rPr>
-        <w:instrText xml:space="preserve"> PAGEREF _Toc243646843 \h </w:instrText>
+        <w:instrText xml:space="preserve"> PAGEREF _Toc243701013 \h </w:instrText>
       </w:r>
       <w:r>
         <w:rPr>
@@ -5145,7 +5765,7 @@
         <w:rPr>
           <w:noProof/>
         </w:rPr>
-        <w:t>32</w:t>
+        <w:t>36</w:t>
       </w:r>
       <w:r>
         <w:rPr>
@@ -5172,7 +5792,7 @@
           <w:rFonts w:eastAsia="Times New Roman" w:cs="Calibri"/>
           <w:noProof/>
         </w:rPr>
-        <w:t>22. Для разработчиков</w:t>
+        <w:t>22. Не сделано и известные ограничения</w:t>
       </w:r>
       <w:r>
         <w:rPr>
@@ -5190,7 +5810,7 @@
         <w:rPr>
           <w:noProof/>
         </w:rPr>
-        <w:instrText xml:space="preserve"> PAGEREF _Toc243646844 \h </w:instrText>
+        <w:instrText xml:space="preserve"> PAGEREF _Toc243701014 \h </w:instrText>
       </w:r>
       <w:r>
         <w:rPr>
@@ -5207,7 +5827,69 @@
         <w:rPr>
           <w:noProof/>
         </w:rPr>
-        <w:t>33</w:t>
+        <w:t>37</w:t>
+      </w:r>
+      <w:r>
+        <w:rPr>
+          <w:noProof/>
+        </w:rPr>
+        <w:fldChar w:fldCharType="end"/>
+      </w:r>
+    </w:p>
+    <w:p>
+      <w:pPr>
+        <w:pStyle w:val="11"/>
+        <w:tabs>
+          <w:tab w:val="right" w:leader="dot" w:pos="9497"/>
+        </w:tabs>
+        <w:rPr>
+          <w:rFonts w:asciiTheme="minorHAnsi" w:hAnsiTheme="minorHAnsi" w:cstheme="minorBidi"/>
+          <w:noProof/>
+          <w:kern w:val="2"/>
+          <w14:ligatures w14:val="standardContextual"/>
+        </w:rPr>
+      </w:pPr>
+      <w:r>
+        <w:rPr>
+          <w:rFonts w:eastAsia="Times New Roman" w:cs="Calibri"/>
+          <w:noProof/>
+        </w:rPr>
+        <w:t>23. Для разработчиков</w:t>
+      </w:r>
+      <w:r>
+        <w:rPr>
+          <w:noProof/>
+        </w:rPr>
+        <w:tab/>
+      </w:r>
+      <w:r>
+        <w:rPr>
+          <w:noProof/>
+        </w:rPr>
+        <w:fldChar w:fldCharType="begin"/>
+      </w:r>
+      <w:r>
+        <w:rPr>
+          <w:noProof/>
+        </w:rPr>
+        <w:instrText xml:space="preserve"> PAGEREF _Toc243701015 \h </w:instrText>
+      </w:r>
+      <w:r>
+        <w:rPr>
+          <w:noProof/>
+        </w:rPr>
+      </w:r>
+      <w:r>
+        <w:rPr>
+          <w:noProof/>
+        </w:rPr>
+        <w:fldChar w:fldCharType="separate"/>
+      </w:r>
+      <w:r>
+        <w:rPr>
+          <w:noProof/>
+        </w:rPr>
+        <w:t>38</w:t>
       </w:r>
       <w:r>
         <w:rPr>
@@ -5234,7 +5916,7 @@
           <w:rFonts w:eastAsia="Times New Roman" w:cs="Calibri"/>
           <w:noProof/>
         </w:rPr>
-        <w:t>22.1. Сборка</w:t>
+        <w:t>23.1. Сборка</w:t>
       </w:r>
       <w:r>
         <w:rPr>
@@ -5252,7 +5934,7 @@
         <w:rPr>
           <w:noProof/>
         </w:rPr>
-        <w:instrText xml:space="preserve"> PAGEREF _Toc243646845 \h </w:instrText>
+        <w:instrText xml:space="preserve"> PAGEREF _Toc243701016 \h </w:instrText>
       </w:r>
       <w:r>
         <w:rPr>
@@ -5269,7 +5951,7 @@
         <w:rPr>
           <w:noProof/>
         </w:rPr>
-        <w:t>33</w:t>
+        <w:t>38</w:t>
       </w:r>
       <w:r>
         <w:rPr>
@@ -5296,7 +5978,7 @@
           <w:rFonts w:eastAsia="Times New Roman" w:cs="Calibri"/>
           <w:noProof/>
         </w:rPr>
-        <w:t>22.2. Структура кода</w:t>
+        <w:t>23.2. Структура кода</w:t>
       </w:r>
       <w:r>
         <w:rPr>
@@ -5314,7 +5996,7 @@
         <w:rPr>
           <w:noProof/>
         </w:rPr>
-        <w:instrText xml:space="preserve"> PAGEREF _Toc243646846 \h </w:instrText>
+        <w:instrText xml:space="preserve"> PAGEREF _Toc243701017 \h </w:instrText>
       </w:r>
       <w:r>
         <w:rPr>
@@ -5331,7 +6013,7 @@
         <w:rPr>
           <w:noProof/>
         </w:rPr>
-        <w:t>33</w:t>
+        <w:t>38</w:t>
       </w:r>
       <w:r>
         <w:rPr>
@@ -5358,7 +6040,7 @@
           <w:rFonts w:eastAsia="Times New Roman" w:cs="Calibri"/>
           <w:noProof/>
         </w:rPr>
-        <w:t>22.3. Как добавить станцию</w:t>
+        <w:t>23.3. Как добавить станцию</w:t>
       </w:r>
       <w:r>
         <w:rPr>
@@ -5376,7 +6058,7 @@
         <w:rPr>
           <w:noProof/>
         </w:rPr>
-        <w:instrText xml:space="preserve"> PAGEREF _Toc243646847 \h </w:instrText>
+        <w:instrText xml:space="preserve"> PAGEREF _Toc243701018 \h </w:instrText>
       </w:r>
       <w:r>
         <w:rPr>
@@ -5393,7 +6075,7 @@
         <w:rPr>
           <w:noProof/>
         </w:rPr>
-        <w:t>33</w:t>
+        <w:t>38</w:t>
       </w:r>
       <w:r>
         <w:rPr>
@@ -5420,7 +6102,7 @@
           <w:rFonts w:eastAsia="Times New Roman" w:cs="Calibri"/>
           <w:noProof/>
         </w:rPr>
-        <w:t>22.4. Иконки</w:t>
+        <w:t>23.4. Иконки</w:t>
       </w:r>
       <w:r>
         <w:rPr>
@@ -5438,7 +6120,7 @@
         <w:rPr>
           <w:noProof/>
         </w:rPr>
-        <w:instrText xml:space="preserve"> PAGEREF _Toc243646848 \h </w:instrText>
+        <w:instrText xml:space="preserve"> PAGEREF _Toc243701019 \h </w:instrText>
       </w:r>
       <w:r>
         <w:rPr>
@@ -5455,7 +6137,7 @@
         <w:rPr>
           <w:noProof/>
         </w:rPr>
-        <w:t>34</w:t>
+        <w:t>39</w:t>
       </w:r>
       <w:r>
         <w:rPr>
@@ -5482,7 +6164,7 @@
           <w:rFonts w:eastAsia="Times New Roman" w:cs="Calibri"/>
           <w:noProof/>
         </w:rPr>
-        <w:t>22.5. Журнал изменений</w:t>
+        <w:t>23.5. Журнал изменений</w:t>
       </w:r>
       <w:r>
         <w:rPr>
@@ -5500,7 +6182,7 @@
         <w:rPr>
           <w:noProof/>
         </w:rPr>
-        <w:instrText xml:space="preserve"> PAGEREF _Toc243646849 \h </w:instrText>
+        <w:instrText xml:space="preserve"> PAGEREF _Toc243701020 \h </w:instrText>
       </w:r>
       <w:r>
         <w:rPr>
@@ -5517,7 +6199,7 @@
         <w:rPr>
           <w:noProof/>
         </w:rPr>
-        <w:t>34</w:t>
+        <w:t>39</w:t>
       </w:r>
       <w:r>
         <w:rPr>
@@ -5552,7 +6234,7 @@
           <w:rFonts w:eastAsia="Times New Roman" w:cs="Calibri"/>
         </w:rPr>
       </w:pPr>
-      <w:bookmarkStart w:id="0" w:name="_Toc243646763"/>
+      <w:bookmarkStart w:id="0" w:name="_Toc243700923"/>
       <w:r>
         <w:rPr>
           <w:rFonts w:eastAsia="Times New Roman" w:cs="Calibri"/>
@@ -5629,7 +6311,7 @@
           <w:rFonts w:eastAsia="Times New Roman" w:cs="Calibri"/>
         </w:rPr>
       </w:pPr>
-      <w:bookmarkStart w:id="1" w:name="_Toc243646764"/>
+      <w:bookmarkStart w:id="1" w:name="_Toc243700924"/>
       <w:r>
         <w:rPr>
           <w:rFonts w:eastAsia="Times New Roman" w:cs="Calibri"/>
@@ -5975,7 +6657,7 @@
           <w:rFonts w:eastAsia="Times New Roman" w:cs="Calibri"/>
         </w:rPr>
       </w:pPr>
-      <w:bookmarkStart w:id="2" w:name="_Toc243646765"/>
+      <w:bookmarkStart w:id="2" w:name="_Toc243700925"/>
       <w:r>
         <w:rPr>
           <w:rFonts w:eastAsia="Times New Roman" w:cs="Calibri"/>
@@ -6037,7 +6719,7 @@
           <w:rFonts w:eastAsia="Times New Roman" w:cs="Calibri"/>
         </w:rPr>
       </w:pPr>
-      <w:bookmarkStart w:id="3" w:name="_Toc243646766"/>
+      <w:bookmarkStart w:id="3" w:name="_Toc243700926"/>
       <w:r>
         <w:rPr>
           <w:rFonts w:eastAsia="Times New Roman" w:cs="Calibri"/>
@@ -6220,7 +6902,7 @@
           <w:rFonts w:eastAsia="Times New Roman" w:cs="Calibri"/>
         </w:rPr>
       </w:pPr>
-      <w:bookmarkStart w:id="4" w:name="_Toc243646767"/>
+      <w:bookmarkStart w:id="4" w:name="_Toc243700927"/>
       <w:r>
         <w:rPr>
           <w:rFonts w:eastAsia="Times New Roman" w:cs="Calibri"/>
@@ -7146,7 +7828,7 @@
           <w:rFonts w:eastAsia="Times New Roman" w:cs="Calibri"/>
         </w:rPr>
       </w:pPr>
-      <w:bookmarkStart w:id="5" w:name="_Toc243646768"/>
+      <w:bookmarkStart w:id="5" w:name="_Toc243700928"/>
       <w:r>
         <w:rPr>
           <w:rFonts w:eastAsia="Times New Roman" w:cs="Calibri"/>
@@ -7253,7 +7935,7 @@
           <w:rFonts w:eastAsia="Times New Roman" w:cs="Calibri"/>
         </w:rPr>
       </w:pPr>
-      <w:bookmarkStart w:id="6" w:name="_Toc243646769"/>
+      <w:bookmarkStart w:id="6" w:name="_Toc243700929"/>
       <w:r>
         <w:rPr>
           <w:rFonts w:eastAsia="Times New Roman" w:cs="Calibri"/>
@@ -7287,7 +7969,7 @@
           <w:rFonts w:eastAsia="Times New Roman" w:cs="Calibri"/>
         </w:rPr>
       </w:pPr>
-      <w:bookmarkStart w:id="7" w:name="_Toc243646770"/>
+      <w:bookmarkStart w:id="7" w:name="_Toc243700930"/>
       <w:r>
         <w:rPr>
           <w:rFonts w:eastAsia="Times New Roman" w:cs="Calibri"/>
@@ -7449,7 +8131,7 @@
           <w:rFonts w:eastAsia="Times New Roman" w:cs="Calibri"/>
         </w:rPr>
       </w:pPr>
-      <w:bookmarkStart w:id="8" w:name="_Toc243646771"/>
+      <w:bookmarkStart w:id="8" w:name="_Toc243700931"/>
       <w:r>
         <w:rPr>
           <w:rFonts w:eastAsia="Times New Roman" w:cs="Calibri"/>
@@ -7483,7 +8165,7 @@
           <w:rFonts w:eastAsia="Times New Roman" w:cs="Calibri"/>
         </w:rPr>
       </w:pPr>
-      <w:bookmarkStart w:id="9" w:name="_Toc243646772"/>
+      <w:bookmarkStart w:id="9" w:name="_Toc243700932"/>
       <w:r>
         <w:rPr>
           <w:rFonts w:eastAsia="Times New Roman" w:cs="Calibri"/>
@@ -7607,7 +8289,7 @@
           <w:rFonts w:eastAsia="Times New Roman" w:cs="Calibri"/>
         </w:rPr>
       </w:pPr>
-      <w:bookmarkStart w:id="10" w:name="_Toc243646773"/>
+      <w:bookmarkStart w:id="10" w:name="_Toc243700933"/>
       <w:r>
         <w:rPr>
           <w:rFonts w:eastAsia="Times New Roman" w:cs="Calibri"/>
@@ -8209,7 +8891,7 @@
           <w:rFonts w:eastAsia="Times New Roman" w:cs="Calibri"/>
         </w:rPr>
       </w:pPr>
-      <w:bookmarkStart w:id="11" w:name="_Toc243646774"/>
+      <w:bookmarkStart w:id="11" w:name="_Toc243700934"/>
       <w:r>
         <w:rPr>
           <w:rFonts w:eastAsia="Times New Roman" w:cs="Calibri"/>
@@ -8259,7 +8941,7 @@
           <w:rFonts w:eastAsia="Times New Roman" w:cs="Calibri"/>
         </w:rPr>
       </w:pPr>
-      <w:bookmarkStart w:id="12" w:name="_Toc243646775"/>
+      <w:bookmarkStart w:id="12" w:name="_Toc243700935"/>
       <w:r>
         <w:rPr>
           <w:rFonts w:eastAsia="Times New Roman" w:cs="Calibri"/>
@@ -9346,7 +10028,7 @@
           <w:rFonts w:eastAsia="Times New Roman" w:cs="Calibri"/>
         </w:rPr>
       </w:pPr>
-      <w:bookmarkStart w:id="13" w:name="_Toc243646776"/>
+      <w:bookmarkStart w:id="13" w:name="_Toc243700936"/>
       <w:r>
         <w:rPr>
           <w:rFonts w:eastAsia="Times New Roman" w:cs="Calibri"/>
@@ -9363,7 +10045,7 @@
           <w:rFonts w:eastAsia="Times New Roman" w:cs="Calibri"/>
         </w:rPr>
       </w:pPr>
-      <w:bookmarkStart w:id="14" w:name="_Toc243646777"/>
+      <w:bookmarkStart w:id="14" w:name="_Toc243700937"/>
       <w:r>
         <w:rPr>
           <w:rFonts w:eastAsia="Times New Roman" w:cs="Calibri"/>
@@ -9571,7 +10253,7 @@
           <w:rFonts w:eastAsia="Times New Roman" w:cs="Calibri"/>
         </w:rPr>
       </w:pPr>
-      <w:bookmarkStart w:id="15" w:name="_Toc243646778"/>
+      <w:bookmarkStart w:id="15" w:name="_Toc243700938"/>
       <w:r>
         <w:rPr>
           <w:rFonts w:eastAsia="Times New Roman" w:cs="Calibri"/>
@@ -9605,7 +10287,7 @@
           <w:rFonts w:eastAsia="Times New Roman" w:cs="Calibri"/>
         </w:rPr>
       </w:pPr>
-      <w:bookmarkStart w:id="16" w:name="_Toc243646779"/>
+      <w:bookmarkStart w:id="16" w:name="_Toc243700939"/>
       <w:r>
         <w:rPr>
           <w:rFonts w:eastAsia="Times New Roman" w:cs="Calibri"/>
@@ -9705,7 +10387,7 @@
           <w:rFonts w:eastAsia="Times New Roman" w:cs="Calibri"/>
         </w:rPr>
       </w:pPr>
-      <w:bookmarkStart w:id="17" w:name="_Toc243646780"/>
+      <w:bookmarkStart w:id="17" w:name="_Toc243700940"/>
       <w:r>
         <w:rPr>
           <w:rFonts w:eastAsia="Times New Roman" w:cs="Calibri"/>
@@ -9740,7 +10422,7 @@
           <w:rFonts w:eastAsia="Times New Roman" w:cs="Calibri"/>
         </w:rPr>
       </w:pPr>
-      <w:bookmarkStart w:id="18" w:name="_Toc243646781"/>
+      <w:bookmarkStart w:id="18" w:name="_Toc243700941"/>
       <w:r>
         <w:rPr>
           <w:rFonts w:eastAsia="Times New Roman" w:cs="Calibri"/>
@@ -9757,7 +10439,7 @@
           <w:rFonts w:eastAsia="Times New Roman" w:cs="Calibri"/>
         </w:rPr>
       </w:pPr>
-      <w:bookmarkStart w:id="19" w:name="_Toc243646782"/>
+      <w:bookmarkStart w:id="19" w:name="_Toc243700942"/>
       <w:r>
         <w:rPr>
           <w:rFonts w:eastAsia="Times New Roman" w:cs="Calibri"/>
@@ -10103,7 +10785,7 @@
           <w:rFonts w:eastAsia="Times New Roman" w:cs="Calibri"/>
         </w:rPr>
       </w:pPr>
-      <w:bookmarkStart w:id="20" w:name="_Toc243646783"/>
+      <w:bookmarkStart w:id="20" w:name="_Toc243700943"/>
       <w:r>
         <w:rPr>
           <w:rFonts w:eastAsia="Times New Roman" w:cs="Calibri"/>
@@ -10155,7 +10837,7 @@
           <w:rFonts w:eastAsia="Times New Roman" w:cs="Calibri"/>
         </w:rPr>
       </w:pPr>
-      <w:bookmarkStart w:id="21" w:name="_Toc243646784"/>
+      <w:bookmarkStart w:id="21" w:name="_Toc243700944"/>
       <w:r>
         <w:rPr>
           <w:rFonts w:eastAsia="Times New Roman" w:cs="Calibri"/>
@@ -10189,7 +10871,7 @@
           <w:rFonts w:eastAsia="Times New Roman" w:cs="Calibri"/>
         </w:rPr>
       </w:pPr>
-      <w:bookmarkStart w:id="22" w:name="_Toc243646785"/>
+      <w:bookmarkStart w:id="22" w:name="_Toc243700945"/>
       <w:r>
         <w:rPr>
           <w:rFonts w:eastAsia="Times New Roman" w:cs="Calibri"/>
@@ -10224,7 +10906,7 @@
           <w:rFonts w:eastAsia="Times New Roman" w:cs="Calibri"/>
         </w:rPr>
       </w:pPr>
-      <w:bookmarkStart w:id="23" w:name="_Toc243646786"/>
+      <w:bookmarkStart w:id="23" w:name="_Toc243700946"/>
       <w:r>
         <w:rPr>
           <w:rFonts w:eastAsia="Times New Roman" w:cs="Calibri"/>
@@ -10277,7 +10959,7 @@
           <w:rFonts w:eastAsia="Times New Roman" w:cs="Calibri"/>
         </w:rPr>
       </w:pPr>
-      <w:bookmarkStart w:id="24" w:name="_Toc243646787"/>
+      <w:bookmarkStart w:id="24" w:name="_Toc243700947"/>
       <w:r>
         <w:rPr>
           <w:rFonts w:eastAsia="Times New Roman" w:cs="Calibri"/>
@@ -11921,7 +12603,7 @@
           <w:rFonts w:eastAsia="Times New Roman" w:cs="Calibri"/>
         </w:rPr>
       </w:pPr>
-      <w:bookmarkStart w:id="25" w:name="_Toc243646788"/>
+      <w:bookmarkStart w:id="25" w:name="_Toc243700948"/>
       <w:r>
         <w:rPr>
           <w:rFonts w:eastAsia="Times New Roman" w:cs="Calibri"/>
@@ -11955,7 +12637,7 @@
           <w:rFonts w:eastAsia="Times New Roman" w:cs="Calibri"/>
         </w:rPr>
       </w:pPr>
-      <w:bookmarkStart w:id="26" w:name="_Toc243646789"/>
+      <w:bookmarkStart w:id="26" w:name="_Toc243700949"/>
       <w:r>
         <w:rPr>
           <w:rFonts w:eastAsia="Times New Roman" w:cs="Calibri"/>
@@ -11989,7 +12671,7 @@
           <w:rFonts w:eastAsia="Times New Roman" w:cs="Calibri"/>
         </w:rPr>
       </w:pPr>
-      <w:bookmarkStart w:id="27" w:name="_Toc243646790"/>
+      <w:bookmarkStart w:id="27" w:name="_Toc243700950"/>
       <w:r>
         <w:rPr>
           <w:rFonts w:eastAsia="Times New Roman" w:cs="Calibri"/>
@@ -12014,6 +12696,49 @@
           <w:szCs w:val="22"/>
         </w:rPr>
         <w:t>Изделия верстака плотника — качество 0–5 по среднему счёту этапов работы (раздел 17.4). У инструментов от него прочность: Ужасное ×0,6, Плохое ×0,8, Посредственное ×1, Добротное ×1,2, Отменное ×1,4, Шедевр ×1,7 — в подсказке «Прочность ×…». Деревянная миска выходит без качества.</w:t>
+      </w:r>
+    </w:p>
+    <w:p>
+      <w:pPr>
+        <w:pStyle w:val="2"/>
+        <w:rPr>
+          <w:rFonts w:eastAsia="Times New Roman" w:cs="Calibri"/>
+        </w:rPr>
+      </w:pPr>
+      <w:bookmarkStart w:id="28" w:name="_Toc243700951"/>
+      <w:r>
+        <w:rPr>
+          <w:rFonts w:eastAsia="Times New Roman" w:cs="Calibri"/>
+        </w:rPr>
+        <w:t>6.5. Металл</w:t>
+      </w:r>
+      <w:bookmarkEnd w:id="28"/>
+    </w:p>
+    <w:p>
+      <w:pPr>
+        <w:pStyle w:val="a3"/>
+        <w:rPr>
+          <w:rFonts w:ascii="Calibri" w:eastAsia="Times New Roman" w:hAnsi="Calibri" w:cs="Calibri"/>
+          <w:sz w:val="22"/>
+          <w:szCs w:val="22"/>
+        </w:rPr>
+      </w:pPr>
+      <w:r>
+        <w:rPr>
+          <w:rFonts w:ascii="Calibri" w:eastAsia="Times New Roman" w:hAnsi="Calibri" w:cs="Calibri"/>
+          <w:sz w:val="22"/>
+          <w:szCs w:val="22"/>
+        </w:rPr>
+        <w:t xml:space="preserve">У слитков, крицы и расплава в тигле — качество металла 0–5, как у дерева и посуды. Оно идёт от руды и плавки: обжиг, каменный уголь, флюс, мехи, состав сплава, мини-игра плавки в кузнечном </w:t>
+      </w:r>
+      <w:r>
+        <w:rPr>
+          <w:rFonts w:ascii="Calibri" w:eastAsia="Times New Roman" w:hAnsi="Calibri" w:cs="Calibri"/>
+          <w:sz w:val="22"/>
+          <w:szCs w:val="22"/>
+        </w:rPr>
+        <w:lastRenderedPageBreak/>
+        <w:t>горне. В изделие уходит качество металла (деталь с верстака — четверть) плюс средний счёт этапов у наковальни или литейного стола. У кованого инструмента качество задаёт прочность, оружие и броня получают качество снаряжения (6.1).</w:t>
       </w:r>
     </w:p>
     <w:p>
@@ -12024,7 +12749,7 @@
           <w:rFonts w:eastAsia="Times New Roman" w:cs="Calibri"/>
         </w:rPr>
       </w:pPr>
-      <w:bookmarkStart w:id="28" w:name="_Toc243646791"/>
+      <w:bookmarkStart w:id="29" w:name="_Toc243700952"/>
       <w:r>
         <w:rPr>
           <w:rFonts w:eastAsia="Times New Roman" w:cs="Calibri"/>
@@ -12032,7 +12757,7 @@
         <w:lastRenderedPageBreak/>
         <w:t>7. Мир</w:t>
       </w:r>
-      <w:bookmarkEnd w:id="28"/>
+      <w:bookmarkEnd w:id="29"/>
     </w:p>
     <w:p>
       <w:pPr>
@@ -12041,14 +12766,14 @@
           <w:rFonts w:eastAsia="Times New Roman" w:cs="Calibri"/>
         </w:rPr>
       </w:pPr>
-      <w:bookmarkStart w:id="29" w:name="_Toc243646792"/>
+      <w:bookmarkStart w:id="30" w:name="_Toc243700953"/>
       <w:r>
         <w:rPr>
           <w:rFonts w:eastAsia="Times New Roman" w:cs="Calibri"/>
         </w:rPr>
         <w:t>7.1. Календарь</w:t>
       </w:r>
-      <w:bookmarkEnd w:id="29"/>
+      <w:bookmarkEnd w:id="30"/>
     </w:p>
     <w:p>
       <w:pPr>
@@ -12167,14 +12892,14 @@
           <w:rFonts w:eastAsia="Times New Roman" w:cs="Calibri"/>
         </w:rPr>
       </w:pPr>
-      <w:bookmarkStart w:id="30" w:name="_Toc243646793"/>
+      <w:bookmarkStart w:id="31" w:name="_Toc243700954"/>
       <w:r>
         <w:rPr>
           <w:rFonts w:eastAsia="Times New Roman" w:cs="Calibri"/>
         </w:rPr>
         <w:t>7.2. Карта мира (M)</w:t>
       </w:r>
-      <w:bookmarkEnd w:id="30"/>
+      <w:bookmarkEnd w:id="31"/>
     </w:p>
     <w:p>
       <w:pPr>
@@ -12355,14 +13080,14 @@
           <w:rFonts w:eastAsia="Times New Roman" w:cs="Calibri"/>
         </w:rPr>
       </w:pPr>
-      <w:bookmarkStart w:id="31" w:name="_Toc243646794"/>
+      <w:bookmarkStart w:id="32" w:name="_Toc243700955"/>
       <w:r>
         <w:rPr>
           <w:rFonts w:eastAsia="Times New Roman" w:cs="Calibri"/>
         </w:rPr>
         <w:t>7.3. Компас</w:t>
       </w:r>
-      <w:bookmarkEnd w:id="31"/>
+      <w:bookmarkEnd w:id="32"/>
     </w:p>
     <w:p>
       <w:pPr>
@@ -12389,14 +13114,14 @@
           <w:rFonts w:eastAsia="Times New Roman" w:cs="Calibri"/>
         </w:rPr>
       </w:pPr>
-      <w:bookmarkStart w:id="32" w:name="_Toc243646795"/>
+      <w:bookmarkStart w:id="33" w:name="_Toc243700956"/>
       <w:r>
         <w:rPr>
           <w:rFonts w:eastAsia="Times New Roman" w:cs="Calibri"/>
         </w:rPr>
         <w:t>7.4. Реестр знамён и гербовник</w:t>
       </w:r>
-      <w:bookmarkEnd w:id="32"/>
+      <w:bookmarkEnd w:id="33"/>
     </w:p>
     <w:p>
       <w:pPr>
@@ -12483,14 +13208,14 @@
           <w:rFonts w:eastAsia="Times New Roman" w:cs="Calibri"/>
         </w:rPr>
       </w:pPr>
-      <w:bookmarkStart w:id="33" w:name="_Toc243646796"/>
+      <w:bookmarkStart w:id="34" w:name="_Toc243700957"/>
       <w:r>
         <w:rPr>
           <w:rFonts w:eastAsia="Times New Roman" w:cs="Calibri"/>
         </w:rPr>
         <w:t>7.5. Музыка и звуки мест</w:t>
       </w:r>
-      <w:bookmarkEnd w:id="33"/>
+      <w:bookmarkEnd w:id="34"/>
     </w:p>
     <w:p>
       <w:pPr>
@@ -12578,7 +13303,7 @@
           <w:rFonts w:eastAsia="Times New Roman" w:cs="Calibri"/>
         </w:rPr>
       </w:pPr>
-      <w:bookmarkStart w:id="34" w:name="_Toc243646797"/>
+      <w:bookmarkStart w:id="35" w:name="_Toc243700958"/>
       <w:r>
         <w:rPr>
           <w:rFonts w:eastAsia="Times New Roman" w:cs="Calibri"/>
@@ -12586,7 +13311,7 @@
         <w:lastRenderedPageBreak/>
         <w:t>8. Взаимодействие с блоками и замки</w:t>
       </w:r>
-      <w:bookmarkEnd w:id="34"/>
+      <w:bookmarkEnd w:id="35"/>
     </w:p>
     <w:p>
       <w:pPr>
@@ -12768,7 +13493,7 @@
           <w:rFonts w:eastAsia="Times New Roman" w:cs="Calibri"/>
         </w:rPr>
       </w:pPr>
-      <w:bookmarkStart w:id="35" w:name="_Toc243646798"/>
+      <w:bookmarkStart w:id="36" w:name="_Toc243700959"/>
       <w:r>
         <w:rPr>
           <w:rFonts w:eastAsia="Times New Roman" w:cs="Calibri"/>
@@ -12776,7 +13501,7 @@
         <w:lastRenderedPageBreak/>
         <w:t>9. Общение</w:t>
       </w:r>
-      <w:bookmarkEnd w:id="35"/>
+      <w:bookmarkEnd w:id="36"/>
     </w:p>
     <w:p>
       <w:pPr>
@@ -12785,14 +13510,14 @@
           <w:rFonts w:eastAsia="Times New Roman" w:cs="Calibri"/>
         </w:rPr>
       </w:pPr>
-      <w:bookmarkStart w:id="36" w:name="_Toc243646799"/>
+      <w:bookmarkStart w:id="37" w:name="_Toc243700960"/>
       <w:r>
         <w:rPr>
           <w:rFonts w:eastAsia="Times New Roman" w:cs="Calibri"/>
         </w:rPr>
         <w:t>9.1. Чат</w:t>
       </w:r>
-      <w:bookmarkEnd w:id="36"/>
+      <w:bookmarkEnd w:id="37"/>
     </w:p>
     <w:tbl>
       <w:tblPr>
@@ -13255,14 +13980,14 @@
           <w:rFonts w:eastAsia="Times New Roman" w:cs="Calibri"/>
         </w:rPr>
       </w:pPr>
-      <w:bookmarkStart w:id="37" w:name="_Toc243646800"/>
+      <w:bookmarkStart w:id="38" w:name="_Toc243700961"/>
       <w:r>
         <w:rPr>
           <w:rFonts w:eastAsia="Times New Roman" w:cs="Calibri"/>
         </w:rPr>
         <w:t>9.2. Имена</w:t>
       </w:r>
-      <w:bookmarkEnd w:id="37"/>
+      <w:bookmarkEnd w:id="38"/>
     </w:p>
     <w:p>
       <w:pPr>
@@ -13361,14 +14086,14 @@
           <w:rFonts w:eastAsia="Times New Roman" w:cs="Calibri"/>
         </w:rPr>
       </w:pPr>
-      <w:bookmarkStart w:id="38" w:name="_Toc243646801"/>
+      <w:bookmarkStart w:id="39" w:name="_Toc243700962"/>
       <w:r>
         <w:rPr>
           <w:rFonts w:eastAsia="Times New Roman" w:cs="Calibri"/>
         </w:rPr>
         <w:t>9.3. Отряды (O)</w:t>
       </w:r>
-      <w:bookmarkEnd w:id="38"/>
+      <w:bookmarkEnd w:id="39"/>
     </w:p>
     <w:p>
       <w:pPr>
@@ -13410,7 +14135,7 @@
           <w:rFonts w:eastAsia="Times New Roman" w:cs="Calibri"/>
         </w:rPr>
       </w:pPr>
-      <w:bookmarkStart w:id="39" w:name="_Toc243646802"/>
+      <w:bookmarkStart w:id="40" w:name="_Toc243700963"/>
       <w:r>
         <w:rPr>
           <w:rFonts w:eastAsia="Times New Roman" w:cs="Calibri"/>
@@ -13418,7 +14143,7 @@
         <w:lastRenderedPageBreak/>
         <w:t>10. Земледелие</w:t>
       </w:r>
-      <w:bookmarkEnd w:id="39"/>
+      <w:bookmarkEnd w:id="40"/>
     </w:p>
     <w:p>
       <w:pPr>
@@ -13788,7 +14513,7 @@
           <w:rFonts w:eastAsia="Times New Roman" w:cs="Calibri"/>
         </w:rPr>
       </w:pPr>
-      <w:bookmarkStart w:id="40" w:name="_Toc243646803"/>
+      <w:bookmarkStart w:id="41" w:name="_Toc243700964"/>
       <w:r>
         <w:rPr>
           <w:rFonts w:eastAsia="Times New Roman" w:cs="Calibri"/>
@@ -13796,7 +14521,7 @@
         <w:lastRenderedPageBreak/>
         <w:t>11. Готовка</w:t>
       </w:r>
-      <w:bookmarkEnd w:id="40"/>
+      <w:bookmarkEnd w:id="41"/>
     </w:p>
     <w:p>
       <w:pPr>
@@ -13823,14 +14548,14 @@
           <w:rFonts w:eastAsia="Times New Roman" w:cs="Calibri"/>
         </w:rPr>
       </w:pPr>
-      <w:bookmarkStart w:id="41" w:name="_Toc243646804"/>
+      <w:bookmarkStart w:id="42" w:name="_Toc243700965"/>
       <w:r>
         <w:rPr>
           <w:rFonts w:eastAsia="Times New Roman" w:cs="Calibri"/>
         </w:rPr>
         <w:t>11.1. Станции</w:t>
       </w:r>
-      <w:bookmarkEnd w:id="41"/>
+      <w:bookmarkEnd w:id="42"/>
     </w:p>
     <w:tbl>
       <w:tblPr>
@@ -14743,7 +15468,7 @@
           <w:rFonts w:eastAsia="Times New Roman" w:cs="Calibri"/>
         </w:rPr>
       </w:pPr>
-      <w:bookmarkStart w:id="42" w:name="_Toc243646805"/>
+      <w:bookmarkStart w:id="43" w:name="_Toc243700966"/>
       <w:r>
         <w:rPr>
           <w:rFonts w:eastAsia="Times New Roman" w:cs="Calibri"/>
@@ -14762,7 +15487,7 @@
         </w:rPr>
         <w:t>: блюдо по составу</w:t>
       </w:r>
-      <w:bookmarkEnd w:id="42"/>
+      <w:bookmarkEnd w:id="43"/>
     </w:p>
     <w:p>
       <w:pPr>
@@ -15508,14 +16233,14 @@
           <w:rFonts w:eastAsia="Times New Roman" w:cs="Calibri"/>
         </w:rPr>
       </w:pPr>
-      <w:bookmarkStart w:id="43" w:name="_Toc243646806"/>
+      <w:bookmarkStart w:id="44" w:name="_Toc243700967"/>
       <w:r>
         <w:rPr>
           <w:rFonts w:eastAsia="Times New Roman" w:cs="Calibri"/>
         </w:rPr>
         <w:t>11.3. Жарка на углях</w:t>
       </w:r>
-      <w:bookmarkEnd w:id="43"/>
+      <w:bookmarkEnd w:id="44"/>
     </w:p>
     <w:p>
       <w:pPr>
@@ -15612,14 +16337,14 @@
           <w:rFonts w:eastAsia="Times New Roman" w:cs="Calibri"/>
         </w:rPr>
       </w:pPr>
-      <w:bookmarkStart w:id="44" w:name="_Toc243646807"/>
+      <w:bookmarkStart w:id="45" w:name="_Toc243700968"/>
       <w:r>
         <w:rPr>
           <w:rFonts w:eastAsia="Times New Roman" w:cs="Calibri"/>
         </w:rPr>
         <w:t>11.4. Кухонный стол: рецепты</w:t>
       </w:r>
-      <w:bookmarkEnd w:id="44"/>
+      <w:bookmarkEnd w:id="45"/>
     </w:p>
     <w:p>
       <w:pPr>
@@ -17533,14 +18258,14 @@
           <w:rFonts w:eastAsia="Times New Roman" w:cs="Calibri"/>
         </w:rPr>
       </w:pPr>
-      <w:bookmarkStart w:id="45" w:name="_Toc243646808"/>
+      <w:bookmarkStart w:id="46" w:name="_Toc243700969"/>
       <w:r>
         <w:rPr>
           <w:rFonts w:eastAsia="Times New Roman" w:cs="Calibri"/>
         </w:rPr>
         <w:t>11.5. Печь</w:t>
       </w:r>
-      <w:bookmarkEnd w:id="45"/>
+      <w:bookmarkEnd w:id="46"/>
     </w:p>
     <w:p>
       <w:pPr>
@@ -17575,14 +18300,14 @@
           <w:rFonts w:eastAsia="Times New Roman" w:cs="Calibri"/>
         </w:rPr>
       </w:pPr>
-      <w:bookmarkStart w:id="46" w:name="_Toc243646809"/>
+      <w:bookmarkStart w:id="47" w:name="_Toc243700970"/>
       <w:r>
         <w:rPr>
           <w:rFonts w:eastAsia="Times New Roman" w:cs="Calibri"/>
         </w:rPr>
         <w:t>11.6. Дрова</w:t>
       </w:r>
-      <w:bookmarkEnd w:id="46"/>
+      <w:bookmarkEnd w:id="47"/>
     </w:p>
     <w:p>
       <w:pPr>
@@ -17609,14 +18334,14 @@
           <w:rFonts w:eastAsia="Times New Roman" w:cs="Calibri"/>
         </w:rPr>
       </w:pPr>
-      <w:bookmarkStart w:id="47" w:name="_Toc243646810"/>
+      <w:bookmarkStart w:id="48" w:name="_Toc243700971"/>
       <w:r>
         <w:rPr>
           <w:rFonts w:eastAsia="Times New Roman" w:cs="Calibri"/>
         </w:rPr>
         <w:t>11.7. Новая еда</w:t>
       </w:r>
-      <w:bookmarkEnd w:id="47"/>
+      <w:bookmarkEnd w:id="48"/>
     </w:p>
     <w:p>
       <w:pPr>
@@ -17662,7 +18387,7 @@
           <w:rFonts w:eastAsia="Times New Roman" w:cs="Calibri"/>
         </w:rPr>
       </w:pPr>
-      <w:bookmarkStart w:id="48" w:name="_Toc243646811"/>
+      <w:bookmarkStart w:id="49" w:name="_Toc243700972"/>
       <w:r>
         <w:rPr>
           <w:rFonts w:eastAsia="Times New Roman" w:cs="Calibri"/>
@@ -17670,7 +18395,7 @@
         <w:lastRenderedPageBreak/>
         <w:t>12. Пчеловодство</w:t>
       </w:r>
-      <w:bookmarkEnd w:id="48"/>
+      <w:bookmarkEnd w:id="49"/>
     </w:p>
     <w:p>
       <w:pPr>
@@ -17886,7 +18611,7 @@
           <w:rFonts w:eastAsia="Times New Roman" w:cs="Calibri"/>
         </w:rPr>
       </w:pPr>
-      <w:bookmarkStart w:id="49" w:name="_Toc243646812"/>
+      <w:bookmarkStart w:id="50" w:name="_Toc243700973"/>
       <w:r>
         <w:rPr>
           <w:rFonts w:eastAsia="Times New Roman" w:cs="Calibri"/>
@@ -17894,7 +18619,7 @@
         <w:lastRenderedPageBreak/>
         <w:t>13. Алкоголь</w:t>
       </w:r>
-      <w:bookmarkEnd w:id="49"/>
+      <w:bookmarkEnd w:id="50"/>
     </w:p>
     <w:p>
       <w:pPr>
@@ -17921,14 +18646,14 @@
           <w:rFonts w:eastAsia="Times New Roman" w:cs="Calibri"/>
         </w:rPr>
       </w:pPr>
-      <w:bookmarkStart w:id="50" w:name="_Toc243646813"/>
+      <w:bookmarkStart w:id="51" w:name="_Toc243700974"/>
       <w:r>
         <w:rPr>
           <w:rFonts w:eastAsia="Times New Roman" w:cs="Calibri"/>
         </w:rPr>
         <w:t>13.1. Давильня: сок</w:t>
       </w:r>
-      <w:bookmarkEnd w:id="50"/>
+      <w:bookmarkEnd w:id="51"/>
     </w:p>
     <w:p>
       <w:pPr>
@@ -18027,14 +18752,14 @@
           <w:rFonts w:eastAsia="Times New Roman" w:cs="Calibri"/>
         </w:rPr>
       </w:pPr>
-      <w:bookmarkStart w:id="51" w:name="_Toc243646814"/>
+      <w:bookmarkStart w:id="52" w:name="_Toc243700975"/>
       <w:r>
         <w:rPr>
           <w:rFonts w:eastAsia="Times New Roman" w:cs="Calibri"/>
         </w:rPr>
         <w:t>13.2. Солод и пивное сусло</w:t>
       </w:r>
-      <w:bookmarkEnd w:id="51"/>
+      <w:bookmarkEnd w:id="52"/>
     </w:p>
     <w:p>
       <w:pPr>
@@ -18311,14 +19036,14 @@
           <w:rFonts w:eastAsia="Times New Roman" w:cs="Calibri"/>
         </w:rPr>
       </w:pPr>
-      <w:bookmarkStart w:id="52" w:name="_Toc243646815"/>
+      <w:bookmarkStart w:id="53" w:name="_Toc243700976"/>
       <w:r>
         <w:rPr>
           <w:rFonts w:eastAsia="Times New Roman" w:cs="Calibri"/>
         </w:rPr>
         <w:t>13.3. Бродильная бочка</w:t>
       </w:r>
-      <w:bookmarkEnd w:id="52"/>
+      <w:bookmarkEnd w:id="53"/>
     </w:p>
     <w:p>
       <w:pPr>
@@ -19237,14 +19962,14 @@
           <w:rFonts w:eastAsia="Times New Roman" w:cs="Calibri"/>
         </w:rPr>
       </w:pPr>
-      <w:bookmarkStart w:id="53" w:name="_Toc243646816"/>
+      <w:bookmarkStart w:id="54" w:name="_Toc243700977"/>
       <w:r>
         <w:rPr>
           <w:rFonts w:eastAsia="Times New Roman" w:cs="Calibri"/>
         </w:rPr>
         <w:t>13.4. Перегонный куб: крепкое</w:t>
       </w:r>
-      <w:bookmarkEnd w:id="53"/>
+      <w:bookmarkEnd w:id="54"/>
     </w:p>
     <w:p>
       <w:pPr>
@@ -19743,14 +20468,14 @@
           <w:rFonts w:eastAsia="Times New Roman" w:cs="Calibri"/>
         </w:rPr>
       </w:pPr>
-      <w:bookmarkStart w:id="54" w:name="_Toc243646817"/>
+      <w:bookmarkStart w:id="55" w:name="_Toc243700978"/>
       <w:r>
         <w:rPr>
           <w:rFonts w:eastAsia="Times New Roman" w:cs="Calibri"/>
         </w:rPr>
         <w:t>13.5. Бочка для выдержки</w:t>
       </w:r>
-      <w:bookmarkEnd w:id="54"/>
+      <w:bookmarkEnd w:id="55"/>
     </w:p>
     <w:p>
       <w:pPr>
@@ -19826,7 +20551,7 @@
           <w:rFonts w:eastAsia="Times New Roman" w:cs="Calibri"/>
         </w:rPr>
       </w:pPr>
-      <w:bookmarkStart w:id="55" w:name="_Toc243646818"/>
+      <w:bookmarkStart w:id="56" w:name="_Toc243700979"/>
       <w:r>
         <w:rPr>
           <w:rFonts w:eastAsia="Times New Roman" w:cs="Calibri"/>
@@ -19834,7 +20559,7 @@
         <w:lastRenderedPageBreak/>
         <w:t>14. Кожевенное дело</w:t>
       </w:r>
-      <w:bookmarkEnd w:id="55"/>
+      <w:bookmarkEnd w:id="56"/>
     </w:p>
     <w:p>
       <w:pPr>
@@ -19851,7 +20576,7 @@
           <w:sz w:val="22"/>
           <w:szCs w:val="22"/>
         </w:rPr>
-        <w:t>Четыре станции: кожевенная колода, дубильный чан, рама для сушки, шитейный стол (в два блока шириной; на нём шьют и из ткани — раздел 16).</w:t>
+        <w:t>Четыре станции: кожевенная колода, чан (он же закалочный у кузнеца), рама для сушки, шитейный стол (в два блока шириной; на нём шьют и из ткани — раздел 16).</w:t>
       </w:r>
     </w:p>
     <w:p>
@@ -19861,14 +20586,14 @@
           <w:rFonts w:eastAsia="Times New Roman" w:cs="Calibri"/>
         </w:rPr>
       </w:pPr>
-      <w:bookmarkStart w:id="56" w:name="_Toc243646819"/>
+      <w:bookmarkStart w:id="57" w:name="_Toc243700980"/>
       <w:r>
         <w:rPr>
           <w:rFonts w:eastAsia="Times New Roman" w:cs="Calibri"/>
         </w:rPr>
         <w:t>14.1. Сырьё</w:t>
       </w:r>
-      <w:bookmarkEnd w:id="56"/>
+      <w:bookmarkEnd w:id="57"/>
     </w:p>
     <w:p>
       <w:pPr>
@@ -19969,14 +20694,14 @@
           <w:rFonts w:eastAsia="Times New Roman" w:cs="Calibri"/>
         </w:rPr>
       </w:pPr>
-      <w:bookmarkStart w:id="57" w:name="_Toc243646820"/>
+      <w:bookmarkStart w:id="58" w:name="_Toc243700981"/>
       <w:r>
         <w:rPr>
           <w:rFonts w:eastAsia="Times New Roman" w:cs="Calibri"/>
         </w:rPr>
         <w:t>14.2. Порядок работы</w:t>
       </w:r>
-      <w:bookmarkEnd w:id="57"/>
+      <w:bookmarkEnd w:id="58"/>
     </w:p>
     <w:p>
       <w:pPr>
@@ -20148,7 +20873,7 @@
           <w:rFonts w:eastAsia="Times New Roman" w:cs="Calibri"/>
         </w:rPr>
       </w:pPr>
-      <w:bookmarkStart w:id="58" w:name="_Toc243646821"/>
+      <w:bookmarkStart w:id="59" w:name="_Toc243700982"/>
       <w:r>
         <w:rPr>
           <w:rFonts w:eastAsia="Times New Roman" w:cs="Calibri"/>
@@ -20156,7 +20881,7 @@
         <w:lastRenderedPageBreak/>
         <w:t>15. Гончарное дело</w:t>
       </w:r>
-      <w:bookmarkEnd w:id="58"/>
+      <w:bookmarkEnd w:id="59"/>
     </w:p>
     <w:p>
       <w:pPr>
@@ -20183,14 +20908,14 @@
           <w:rFonts w:eastAsia="Times New Roman" w:cs="Calibri"/>
         </w:rPr>
       </w:pPr>
-      <w:bookmarkStart w:id="59" w:name="_Toc243646822"/>
+      <w:bookmarkStart w:id="60" w:name="_Toc243700983"/>
       <w:r>
         <w:rPr>
           <w:rFonts w:eastAsia="Times New Roman" w:cs="Calibri"/>
         </w:rPr>
         <w:t>15.1. Бочка для замеса</w:t>
       </w:r>
-      <w:bookmarkEnd w:id="59"/>
+      <w:bookmarkEnd w:id="60"/>
     </w:p>
     <w:p>
       <w:pPr>
@@ -20295,14 +21020,14 @@
           <w:rFonts w:eastAsia="Times New Roman" w:cs="Calibri"/>
         </w:rPr>
       </w:pPr>
-      <w:bookmarkStart w:id="60" w:name="_Toc243646823"/>
+      <w:bookmarkStart w:id="61" w:name="_Toc243700984"/>
       <w:r>
         <w:rPr>
           <w:rFonts w:eastAsia="Times New Roman" w:cs="Calibri"/>
         </w:rPr>
         <w:t>15.2. Гончарный круг</w:t>
       </w:r>
-      <w:bookmarkEnd w:id="60"/>
+      <w:bookmarkEnd w:id="61"/>
     </w:p>
     <w:p>
       <w:pPr>
@@ -20383,14 +21108,14 @@
           <w:rFonts w:eastAsia="Times New Roman" w:cs="Calibri"/>
         </w:rPr>
       </w:pPr>
-      <w:bookmarkStart w:id="61" w:name="_Toc243646824"/>
+      <w:bookmarkStart w:id="62" w:name="_Toc243700985"/>
       <w:r>
         <w:rPr>
           <w:rFonts w:eastAsia="Times New Roman" w:cs="Calibri"/>
         </w:rPr>
         <w:t>15.3. Сушка и обжиг</w:t>
       </w:r>
-      <w:bookmarkEnd w:id="61"/>
+      <w:bookmarkEnd w:id="62"/>
     </w:p>
     <w:p>
       <w:pPr>
@@ -20471,14 +21196,14 @@
           <w:rFonts w:eastAsia="Times New Roman" w:cs="Calibri"/>
         </w:rPr>
       </w:pPr>
-      <w:bookmarkStart w:id="62" w:name="_Toc243646825"/>
+      <w:bookmarkStart w:id="63" w:name="_Toc243700986"/>
       <w:r>
         <w:rPr>
           <w:rFonts w:eastAsia="Times New Roman" w:cs="Calibri"/>
         </w:rPr>
         <w:t>15.4. Посуда</w:t>
       </w:r>
-      <w:bookmarkEnd w:id="62"/>
+      <w:bookmarkEnd w:id="63"/>
     </w:p>
     <w:p>
       <w:pPr>
@@ -20509,7 +21234,7 @@
           <w:sz w:val="22"/>
           <w:szCs w:val="22"/>
         </w:rPr>
-        <w:t xml:space="preserve"> (1 и 4 меры воды): ПКМ по воде — набрать, ПКМ — пить (+25 жажды; кувшин летом холодит воду, +5), Shift + ПКМ — вылить. Полный кувшин заменяет ведро воды в бочке для замеса, горшке и дубильном чане. Держат и питьё — кувшин до 4 склянок одного, кружка — одну: наливают из давильни, бочек, куба и горшка, выливают в бочку и куб; ПКМ — выпить склянку.</w:t>
+        <w:t xml:space="preserve"> (1 и 4 меры воды): ПКМ по воде — набрать, ПКМ — пить (+25 жажды; кувшин летом холодит воду, +5), Shift + ПКМ — вылить. Полный кувшин заменяет ведро воды в бочке для замеса, горшке и чане. Держат и питьё — кувшин до 4 склянок одного, кружка — одну: наливают из давильни, бочек, куба и горшка, выливают в бочку и куб; ПКМ — выпить склянку.</w:t>
       </w:r>
     </w:p>
     <w:p>
@@ -20665,7 +21390,7 @@
           <w:rFonts w:eastAsia="Times New Roman" w:cs="Calibri"/>
         </w:rPr>
       </w:pPr>
-      <w:bookmarkStart w:id="63" w:name="_Toc243646826"/>
+      <w:bookmarkStart w:id="64" w:name="_Toc243700987"/>
       <w:r>
         <w:rPr>
           <w:rFonts w:eastAsia="Times New Roman" w:cs="Calibri"/>
@@ -20673,7 +21398,7 @@
         <w:lastRenderedPageBreak/>
         <w:t>16. Ткачество</w:t>
       </w:r>
-      <w:bookmarkEnd w:id="63"/>
+      <w:bookmarkEnd w:id="64"/>
     </w:p>
     <w:p>
       <w:pPr>
@@ -20700,14 +21425,14 @@
           <w:rFonts w:eastAsia="Times New Roman" w:cs="Calibri"/>
         </w:rPr>
       </w:pPr>
-      <w:bookmarkStart w:id="64" w:name="_Toc243646827"/>
+      <w:bookmarkStart w:id="65" w:name="_Toc243700988"/>
       <w:r>
         <w:rPr>
           <w:rFonts w:eastAsia="Times New Roman" w:cs="Calibri"/>
         </w:rPr>
         <w:t>16.1. Волокно и пряжа</w:t>
       </w:r>
-      <w:bookmarkEnd w:id="64"/>
+      <w:bookmarkEnd w:id="65"/>
     </w:p>
     <w:p>
       <w:pPr>
@@ -20804,14 +21529,14 @@
           <w:rFonts w:eastAsia="Times New Roman" w:cs="Calibri"/>
         </w:rPr>
       </w:pPr>
-      <w:bookmarkStart w:id="65" w:name="_Toc243646828"/>
+      <w:bookmarkStart w:id="66" w:name="_Toc243700989"/>
       <w:r>
         <w:rPr>
           <w:rFonts w:eastAsia="Times New Roman" w:cs="Calibri"/>
         </w:rPr>
         <w:t>16.2. Ткацкий станок</w:t>
       </w:r>
-      <w:bookmarkEnd w:id="65"/>
+      <w:bookmarkEnd w:id="66"/>
     </w:p>
     <w:p>
       <w:pPr>
@@ -20892,14 +21617,14 @@
           <w:rFonts w:eastAsia="Times New Roman" w:cs="Calibri"/>
         </w:rPr>
       </w:pPr>
-      <w:bookmarkStart w:id="66" w:name="_Toc243646829"/>
+      <w:bookmarkStart w:id="67" w:name="_Toc243700990"/>
       <w:r>
         <w:rPr>
           <w:rFonts w:eastAsia="Times New Roman" w:cs="Calibri"/>
         </w:rPr>
         <w:t>16.3. Мини-игра «Зев и прибой»</w:t>
       </w:r>
-      <w:bookmarkEnd w:id="66"/>
+      <w:bookmarkEnd w:id="67"/>
     </w:p>
     <w:p>
       <w:pPr>
@@ -20996,14 +21721,14 @@
           <w:rFonts w:eastAsia="Times New Roman" w:cs="Calibri"/>
         </w:rPr>
       </w:pPr>
-      <w:bookmarkStart w:id="67" w:name="_Toc243646830"/>
+      <w:bookmarkStart w:id="68" w:name="_Toc243700991"/>
       <w:r>
         <w:rPr>
           <w:rFonts w:eastAsia="Times New Roman" w:cs="Calibri"/>
         </w:rPr>
         <w:t>16.4. Шитьё из ткани</w:t>
       </w:r>
-      <w:bookmarkEnd w:id="67"/>
+      <w:bookmarkEnd w:id="68"/>
     </w:p>
     <w:p>
       <w:pPr>
@@ -21031,7 +21756,7 @@
           <w:rFonts w:eastAsia="Times New Roman" w:cs="Calibri"/>
         </w:rPr>
       </w:pPr>
-      <w:bookmarkStart w:id="68" w:name="_Toc243646831"/>
+      <w:bookmarkStart w:id="69" w:name="_Toc243700992"/>
       <w:r>
         <w:rPr>
           <w:rFonts w:eastAsia="Times New Roman" w:cs="Calibri"/>
@@ -21039,7 +21764,7 @@
         <w:lastRenderedPageBreak/>
         <w:t>17. Плотничество</w:t>
       </w:r>
-      <w:bookmarkEnd w:id="68"/>
+      <w:bookmarkEnd w:id="69"/>
     </w:p>
     <w:p>
       <w:pPr>
@@ -21066,14 +21791,14 @@
           <w:rFonts w:eastAsia="Times New Roman" w:cs="Calibri"/>
         </w:rPr>
       </w:pPr>
-      <w:bookmarkStart w:id="69" w:name="_Toc243646832"/>
+      <w:bookmarkStart w:id="70" w:name="_Toc243700993"/>
       <w:r>
         <w:rPr>
           <w:rFonts w:eastAsia="Times New Roman" w:cs="Calibri"/>
         </w:rPr>
         <w:t>17.1. Колода для колки</w:t>
       </w:r>
-      <w:bookmarkEnd w:id="69"/>
+      <w:bookmarkEnd w:id="70"/>
     </w:p>
     <w:p>
       <w:pPr>
@@ -21148,14 +21873,14 @@
           <w:rFonts w:eastAsia="Times New Roman" w:cs="Calibri"/>
         </w:rPr>
       </w:pPr>
-      <w:bookmarkStart w:id="70" w:name="_Toc243646833"/>
+      <w:bookmarkStart w:id="71" w:name="_Toc243700994"/>
       <w:r>
         <w:rPr>
           <w:rFonts w:eastAsia="Times New Roman" w:cs="Calibri"/>
         </w:rPr>
         <w:t>17.2. Пильные козлы: распил</w:t>
       </w:r>
-      <w:bookmarkEnd w:id="70"/>
+      <w:bookmarkEnd w:id="71"/>
     </w:p>
     <w:p>
       <w:pPr>
@@ -21254,14 +21979,14 @@
           <w:rFonts w:eastAsia="Times New Roman" w:cs="Calibri"/>
         </w:rPr>
       </w:pPr>
-      <w:bookmarkStart w:id="71" w:name="_Toc243646834"/>
+      <w:bookmarkStart w:id="72" w:name="_Toc243700995"/>
       <w:r>
         <w:rPr>
           <w:rFonts w:eastAsia="Times New Roman" w:cs="Calibri"/>
         </w:rPr>
         <w:t>17.3. Верстак плотника</w:t>
       </w:r>
-      <w:bookmarkEnd w:id="71"/>
+      <w:bookmarkEnd w:id="72"/>
     </w:p>
     <w:p>
       <w:pPr>
@@ -21288,14 +22013,14 @@
           <w:rFonts w:eastAsia="Times New Roman" w:cs="Calibri"/>
         </w:rPr>
       </w:pPr>
-      <w:bookmarkStart w:id="72" w:name="_Toc243646835"/>
+      <w:bookmarkStart w:id="73" w:name="_Toc243700996"/>
       <w:r>
         <w:rPr>
           <w:rFonts w:eastAsia="Times New Roman" w:cs="Calibri"/>
         </w:rPr>
         <w:t>17.4. Этапы работы</w:t>
       </w:r>
-      <w:bookmarkEnd w:id="72"/>
+      <w:bookmarkEnd w:id="73"/>
     </w:p>
     <w:tbl>
       <w:tblPr>
@@ -21991,14 +22716,14 @@
           <w:rFonts w:eastAsia="Times New Roman" w:cs="Calibri"/>
         </w:rPr>
       </w:pPr>
-      <w:bookmarkStart w:id="73" w:name="_Toc243646836"/>
+      <w:bookmarkStart w:id="74" w:name="_Toc243700997"/>
       <w:r>
         <w:rPr>
           <w:rFonts w:eastAsia="Times New Roman" w:cs="Calibri"/>
         </w:rPr>
         <w:t>17.5. Изделия</w:t>
       </w:r>
-      <w:bookmarkEnd w:id="73"/>
+      <w:bookmarkEnd w:id="74"/>
     </w:p>
     <w:tbl>
       <w:tblPr>
@@ -23979,7 +24704,7 @@
           <w:rFonts w:eastAsia="Times New Roman" w:cs="Calibri"/>
         </w:rPr>
       </w:pPr>
-      <w:bookmarkStart w:id="74" w:name="_Toc243646837"/>
+      <w:bookmarkStart w:id="75" w:name="_Toc243700998"/>
       <w:r>
         <w:rPr>
           <w:rFonts w:eastAsia="Times New Roman" w:cs="Calibri"/>
@@ -23987,7 +24712,7 @@
         <w:lastRenderedPageBreak/>
         <w:t>18. Травы</w:t>
       </w:r>
-      <w:bookmarkEnd w:id="74"/>
+      <w:bookmarkEnd w:id="75"/>
     </w:p>
     <w:p>
       <w:pPr>
@@ -24014,14 +24739,14 @@
           <w:rFonts w:eastAsia="Times New Roman" w:cs="Calibri"/>
         </w:rPr>
       </w:pPr>
-      <w:bookmarkStart w:id="75" w:name="_Toc243646838"/>
+      <w:bookmarkStart w:id="76" w:name="_Toc243700999"/>
       <w:r>
         <w:rPr>
           <w:rFonts w:eastAsia="Times New Roman" w:cs="Calibri"/>
         </w:rPr>
         <w:t>18.1. Кустики и срез</w:t>
       </w:r>
-      <w:bookmarkEnd w:id="75"/>
+      <w:bookmarkEnd w:id="76"/>
     </w:p>
     <w:p>
       <w:pPr>
@@ -24096,14 +24821,14 @@
           <w:rFonts w:eastAsia="Times New Roman" w:cs="Calibri"/>
         </w:rPr>
       </w:pPr>
-      <w:bookmarkStart w:id="76" w:name="_Toc243646839"/>
+      <w:bookmarkStart w:id="77" w:name="_Toc243701000"/>
       <w:r>
         <w:rPr>
           <w:rFonts w:eastAsia="Times New Roman" w:cs="Calibri"/>
         </w:rPr>
         <w:t>18.2. Виды трав и отвары</w:t>
       </w:r>
-      <w:bookmarkEnd w:id="76"/>
+      <w:bookmarkEnd w:id="77"/>
     </w:p>
     <w:tbl>
       <w:tblPr>
@@ -25101,14 +25826,14 @@
           <w:rFonts w:eastAsia="Times New Roman" w:cs="Calibri"/>
         </w:rPr>
       </w:pPr>
-      <w:bookmarkStart w:id="77" w:name="_Toc243646840"/>
+      <w:bookmarkStart w:id="78" w:name="_Toc243701001"/>
       <w:r>
         <w:rPr>
           <w:rFonts w:eastAsia="Times New Roman" w:cs="Calibri"/>
         </w:rPr>
         <w:t>18.3. Что из трав</w:t>
       </w:r>
-      <w:bookmarkEnd w:id="77"/>
+      <w:bookmarkEnd w:id="78"/>
     </w:p>
     <w:p>
       <w:pPr>
@@ -25184,15 +25909,3170 @@
           <w:rFonts w:eastAsia="Times New Roman" w:cs="Calibri"/>
         </w:rPr>
       </w:pPr>
-      <w:bookmarkStart w:id="78" w:name="_Toc243646841"/>
+      <w:bookmarkStart w:id="79" w:name="_Toc243701002"/>
       <w:r>
         <w:rPr>
           <w:rFonts w:eastAsia="Times New Roman" w:cs="Calibri"/>
         </w:rPr>
         <w:lastRenderedPageBreak/>
-        <w:t>19. Команды и правила игры</w:t>
-      </w:r>
-      <w:bookmarkEnd w:id="78"/>
+        <w:t>19. Кузнечество</w:t>
+      </w:r>
+      <w:bookmarkEnd w:id="79"/>
+    </w:p>
+    <w:p>
+      <w:pPr>
+        <w:pStyle w:val="a3"/>
+        <w:rPr>
+          <w:rFonts w:ascii="Calibri" w:eastAsia="Times New Roman" w:hAnsi="Calibri" w:cs="Calibri"/>
+          <w:sz w:val="22"/>
+          <w:szCs w:val="22"/>
+        </w:rPr>
+      </w:pPr>
+      <w:r>
+        <w:rPr>
+          <w:rFonts w:ascii="Calibri" w:eastAsia="Times New Roman" w:hAnsi="Calibri" w:cs="Calibri"/>
+          <w:sz w:val="22"/>
+          <w:szCs w:val="22"/>
+        </w:rPr>
+        <w:t>Цепочка: руда → обжиг → плавка в сыродутном горне → крица на наковальню или металл в тигель → кузнечный горн (сплавы) → наковальня или литейный стол → изделие → починка. Все станции ставят строители, работа — на E и ЛКМ, всё подходит для режима приключения. Качество металла (0–5) идёт от руды и плавки в слитки и расплав, оттуда — в изделие; оружие и броня выходят с качеством снаряжения.</w:t>
+      </w:r>
+    </w:p>
+    <w:p>
+      <w:pPr>
+        <w:pStyle w:val="2"/>
+        <w:rPr>
+          <w:rFonts w:eastAsia="Times New Roman" w:cs="Calibri"/>
+        </w:rPr>
+      </w:pPr>
+      <w:bookmarkStart w:id="80" w:name="_Toc243701003"/>
+      <w:r>
+        <w:rPr>
+          <w:rFonts w:eastAsia="Times New Roman" w:cs="Calibri"/>
+        </w:rPr>
+        <w:t>19.1. Добыча руды</w:t>
+      </w:r>
+      <w:bookmarkEnd w:id="80"/>
+    </w:p>
+    <w:p>
+      <w:pPr>
+        <w:numPr>
+          <w:ilvl w:val="0"/>
+          <w:numId w:val="14"/>
+        </w:numPr>
+        <w:spacing w:before="100" w:beforeAutospacing="1" w:after="100" w:afterAutospacing="1"/>
+        <w:rPr>
+          <w:rFonts w:ascii="Calibri" w:eastAsia="Times New Roman" w:hAnsi="Calibri" w:cs="Calibri"/>
+          <w:sz w:val="22"/>
+          <w:szCs w:val="22"/>
+        </w:rPr>
+      </w:pPr>
+      <w:r>
+        <w:rPr>
+          <w:rFonts w:ascii="Calibri" w:eastAsia="Times New Roman" w:hAnsi="Calibri" w:cs="Calibri"/>
+          <w:b/>
+          <w:bCs/>
+          <w:sz w:val="22"/>
+          <w:szCs w:val="22"/>
+        </w:rPr>
+        <w:t>Жилы не ломаются.</w:t>
+      </w:r>
+      <w:r>
+        <w:rPr>
+          <w:rFonts w:ascii="Calibri" w:eastAsia="Times New Roman" w:hAnsi="Calibri" w:cs="Calibri"/>
+          <w:sz w:val="22"/>
+          <w:szCs w:val="22"/>
+        </w:rPr>
+        <w:t xml:space="preserve"> Железняк, медная и оловянная руда, свинцовый блеск, серебряная руда, золотоносный кварц, галмей, киноварь, известняковый пласт и болотный ил (лопатой) — по ним бьют ЛКМ киркой с полного замаха. Удар тратит выносливость (4–8) и прочность инструмента; на кусок — 3–7 ударов. Над жилой — прицел и «Бить: ЛКМ».</w:t>
+      </w:r>
+    </w:p>
+    <w:p>
+      <w:pPr>
+        <w:numPr>
+          <w:ilvl w:val="0"/>
+          <w:numId w:val="14"/>
+        </w:numPr>
+        <w:spacing w:before="100" w:beforeAutospacing="1" w:after="100" w:afterAutospacing="1"/>
+        <w:rPr>
+          <w:rFonts w:ascii="Calibri" w:eastAsia="Times New Roman" w:hAnsi="Calibri" w:cs="Calibri"/>
+          <w:sz w:val="22"/>
+          <w:szCs w:val="22"/>
+        </w:rPr>
+      </w:pPr>
+      <w:r>
+        <w:rPr>
+          <w:rFonts w:ascii="Calibri" w:eastAsia="Times New Roman" w:hAnsi="Calibri" w:cs="Calibri"/>
+          <w:b/>
+          <w:bCs/>
+          <w:sz w:val="22"/>
+          <w:szCs w:val="22"/>
+        </w:rPr>
+        <w:t>Искра.</w:t>
+      </w:r>
+      <w:r>
+        <w:rPr>
+          <w:rFonts w:ascii="Calibri" w:eastAsia="Times New Roman" w:hAnsi="Calibri" w:cs="Calibri"/>
+          <w:sz w:val="22"/>
+          <w:szCs w:val="22"/>
+        </w:rPr>
+        <w:t xml:space="preserve"> После удара на камне вспыхивает искра: удар точно по ней засчитывается за два.</w:t>
+      </w:r>
+    </w:p>
+    <w:p>
+      <w:pPr>
+        <w:numPr>
+          <w:ilvl w:val="0"/>
+          <w:numId w:val="14"/>
+        </w:numPr>
+        <w:spacing w:before="100" w:beforeAutospacing="1" w:after="100" w:afterAutospacing="1"/>
+        <w:rPr>
+          <w:rFonts w:ascii="Calibri" w:eastAsia="Times New Roman" w:hAnsi="Calibri" w:cs="Calibri"/>
+          <w:sz w:val="22"/>
+          <w:szCs w:val="22"/>
+        </w:rPr>
+      </w:pPr>
+      <w:r>
+        <w:rPr>
+          <w:rFonts w:ascii="Calibri" w:eastAsia="Times New Roman" w:hAnsi="Calibri" w:cs="Calibri"/>
+          <w:b/>
+          <w:bCs/>
+          <w:sz w:val="22"/>
+          <w:szCs w:val="22"/>
+        </w:rPr>
+        <w:t>Богатство жилы.</w:t>
+      </w:r>
+      <w:r>
+        <w:rPr>
+          <w:rFonts w:ascii="Calibri" w:eastAsia="Times New Roman" w:hAnsi="Calibri" w:cs="Calibri"/>
+          <w:sz w:val="22"/>
+          <w:szCs w:val="22"/>
+        </w:rPr>
+        <w:t xml:space="preserve"> Четыре ступени: богатая → средняя → бедная → пустая; после куска жила может обеднеть. У редких руд бывает пустая порода.</w:t>
+      </w:r>
+    </w:p>
+    <w:p>
+      <w:pPr>
+        <w:numPr>
+          <w:ilvl w:val="0"/>
+          <w:numId w:val="14"/>
+        </w:numPr>
+        <w:spacing w:before="100" w:beforeAutospacing="1" w:after="100" w:afterAutospacing="1"/>
+        <w:rPr>
+          <w:rFonts w:ascii="Calibri" w:eastAsia="Times New Roman" w:hAnsi="Calibri" w:cs="Calibri"/>
+          <w:sz w:val="22"/>
+          <w:szCs w:val="22"/>
+        </w:rPr>
+      </w:pPr>
+      <w:r>
+        <w:rPr>
+          <w:rFonts w:ascii="Calibri" w:eastAsia="Times New Roman" w:hAnsi="Calibri" w:cs="Calibri"/>
+          <w:b/>
+          <w:bCs/>
+          <w:sz w:val="22"/>
+          <w:szCs w:val="22"/>
+        </w:rPr>
+        <w:t>Восстановление — по календарю мира.</w:t>
+      </w:r>
+      <w:r>
+        <w:rPr>
+          <w:rFonts w:ascii="Calibri" w:eastAsia="Times New Roman" w:hAnsi="Calibri" w:cs="Calibri"/>
+          <w:sz w:val="22"/>
+          <w:szCs w:val="22"/>
+        </w:rPr>
+        <w:t xml:space="preserve"> У каждой ступени свой случайный срок — от половины до полутора средних. Считается и пока чанк выгружен, ночь во сне тоже идёт; вид жилы меняется сам. Пустая жила говорит, через сколько вернётся ступень.</w:t>
+      </w:r>
+    </w:p>
+    <w:tbl>
+      <w:tblPr>
+        <w:tblW w:w="5000" w:type="pct"/>
+        <w:tblCellMar>
+          <w:top w:w="15" w:type="dxa"/>
+          <w:left w:w="15" w:type="dxa"/>
+          <w:bottom w:w="15" w:type="dxa"/>
+          <w:right w:w="15" w:type="dxa"/>
+        </w:tblCellMar>
+        <w:tblLook w:val="04A0" w:firstRow="1" w:lastRow="0" w:firstColumn="1" w:lastColumn="0" w:noHBand="0" w:noVBand="1"/>
+      </w:tblPr>
+      <w:tblGrid>
+        <w:gridCol w:w="3244"/>
+        <w:gridCol w:w="2446"/>
+        <w:gridCol w:w="3801"/>
+      </w:tblGrid>
+      <w:tr>
+        <w:tc>
+          <w:tcPr>
+            <w:tcW w:w="0" w:type="auto"/>
+            <w:tcBorders>
+              <w:top w:val="single" w:sz="6" w:space="0" w:color="B8A888"/>
+              <w:left w:val="single" w:sz="6" w:space="0" w:color="B8A888"/>
+              <w:bottom w:val="single" w:sz="6" w:space="0" w:color="B8A888"/>
+              <w:right w:val="single" w:sz="6" w:space="0" w:color="B8A888"/>
+            </w:tcBorders>
+            <w:shd w:val="clear" w:color="auto" w:fill="EFE6D2"/>
+            <w:tcMar>
+              <w:top w:w="60" w:type="dxa"/>
+              <w:left w:w="120" w:type="dxa"/>
+              <w:bottom w:w="60" w:type="dxa"/>
+              <w:right w:w="120" w:type="dxa"/>
+            </w:tcMar>
+          </w:tcPr>
+          <w:p>
+            <w:pPr>
+              <w:rPr>
+                <w:rFonts w:ascii="Calibri" w:eastAsia="Times New Roman" w:hAnsi="Calibri" w:cs="Calibri"/>
+                <w:sz w:val="20"/>
+                <w:szCs w:val="20"/>
+              </w:rPr>
+            </w:pPr>
+            <w:r>
+              <w:rPr>
+                <w:rFonts w:ascii="Calibri" w:eastAsia="Times New Roman" w:hAnsi="Calibri" w:cs="Calibri"/>
+                <w:b/>
+                <w:bCs/>
+                <w:sz w:val="20"/>
+                <w:szCs w:val="20"/>
+              </w:rPr>
+              <w:t>Что</w:t>
+            </w:r>
+          </w:p>
+        </w:tc>
+        <w:tc>
+          <w:tcPr>
+            <w:tcW w:w="0" w:type="auto"/>
+            <w:tcBorders>
+              <w:top w:val="single" w:sz="6" w:space="0" w:color="B8A888"/>
+              <w:left w:val="single" w:sz="6" w:space="0" w:color="B8A888"/>
+              <w:bottom w:val="single" w:sz="6" w:space="0" w:color="B8A888"/>
+              <w:right w:val="single" w:sz="6" w:space="0" w:color="B8A888"/>
+            </w:tcBorders>
+            <w:shd w:val="clear" w:color="auto" w:fill="EFE6D2"/>
+            <w:tcMar>
+              <w:top w:w="60" w:type="dxa"/>
+              <w:left w:w="120" w:type="dxa"/>
+              <w:bottom w:w="60" w:type="dxa"/>
+              <w:right w:w="120" w:type="dxa"/>
+            </w:tcMar>
+          </w:tcPr>
+          <w:p>
+            <w:pPr>
+              <w:rPr>
+                <w:rFonts w:ascii="Calibri" w:eastAsia="Times New Roman" w:hAnsi="Calibri" w:cs="Calibri"/>
+                <w:sz w:val="20"/>
+                <w:szCs w:val="20"/>
+              </w:rPr>
+            </w:pPr>
+            <w:r>
+              <w:rPr>
+                <w:rFonts w:ascii="Calibri" w:eastAsia="Times New Roman" w:hAnsi="Calibri" w:cs="Calibri"/>
+                <w:b/>
+                <w:bCs/>
+                <w:sz w:val="20"/>
+                <w:szCs w:val="20"/>
+              </w:rPr>
+              <w:t>Средний срок ступени</w:t>
+            </w:r>
+          </w:p>
+        </w:tc>
+        <w:tc>
+          <w:tcPr>
+            <w:tcW w:w="0" w:type="auto"/>
+            <w:tcBorders>
+              <w:top w:val="single" w:sz="6" w:space="0" w:color="B8A888"/>
+              <w:left w:val="single" w:sz="6" w:space="0" w:color="B8A888"/>
+              <w:bottom w:val="single" w:sz="6" w:space="0" w:color="B8A888"/>
+              <w:right w:val="single" w:sz="6" w:space="0" w:color="B8A888"/>
+            </w:tcBorders>
+            <w:shd w:val="clear" w:color="auto" w:fill="EFE6D2"/>
+            <w:tcMar>
+              <w:top w:w="60" w:type="dxa"/>
+              <w:left w:w="120" w:type="dxa"/>
+              <w:bottom w:w="60" w:type="dxa"/>
+              <w:right w:w="120" w:type="dxa"/>
+            </w:tcMar>
+          </w:tcPr>
+          <w:p>
+            <w:pPr>
+              <w:rPr>
+                <w:rFonts w:ascii="Calibri" w:eastAsia="Times New Roman" w:hAnsi="Calibri" w:cs="Calibri"/>
+                <w:sz w:val="20"/>
+                <w:szCs w:val="20"/>
+              </w:rPr>
+            </w:pPr>
+            <w:r>
+              <w:rPr>
+                <w:rFonts w:ascii="Calibri" w:eastAsia="Times New Roman" w:hAnsi="Calibri" w:cs="Calibri"/>
+                <w:b/>
+                <w:bCs/>
+                <w:sz w:val="20"/>
+                <w:szCs w:val="20"/>
+              </w:rPr>
+              <w:t>Что из неё</w:t>
+            </w:r>
+          </w:p>
+        </w:tc>
+      </w:tr>
+      <w:tr>
+        <w:tc>
+          <w:tcPr>
+            <w:tcW w:w="0" w:type="auto"/>
+            <w:tcBorders>
+              <w:top w:val="single" w:sz="6" w:space="0" w:color="B8A888"/>
+              <w:left w:val="single" w:sz="6" w:space="0" w:color="B8A888"/>
+              <w:bottom w:val="single" w:sz="6" w:space="0" w:color="B8A888"/>
+              <w:right w:val="single" w:sz="6" w:space="0" w:color="B8A888"/>
+            </w:tcBorders>
+            <w:tcMar>
+              <w:top w:w="60" w:type="dxa"/>
+              <w:left w:w="120" w:type="dxa"/>
+              <w:bottom w:w="60" w:type="dxa"/>
+              <w:right w:w="120" w:type="dxa"/>
+            </w:tcMar>
+          </w:tcPr>
+          <w:p>
+            <w:pPr>
+              <w:rPr>
+                <w:rFonts w:ascii="Calibri" w:eastAsia="Times New Roman" w:hAnsi="Calibri" w:cs="Calibri"/>
+                <w:sz w:val="20"/>
+                <w:szCs w:val="20"/>
+              </w:rPr>
+            </w:pPr>
+            <w:r>
+              <w:rPr>
+                <w:rFonts w:ascii="Calibri" w:eastAsia="Times New Roman" w:hAnsi="Calibri" w:cs="Calibri"/>
+                <w:sz w:val="20"/>
+                <w:szCs w:val="20"/>
+              </w:rPr>
+              <w:t>Известняковый пласт</w:t>
+            </w:r>
+          </w:p>
+        </w:tc>
+        <w:tc>
+          <w:tcPr>
+            <w:tcW w:w="0" w:type="auto"/>
+            <w:tcBorders>
+              <w:top w:val="single" w:sz="6" w:space="0" w:color="B8A888"/>
+              <w:left w:val="single" w:sz="6" w:space="0" w:color="B8A888"/>
+              <w:bottom w:val="single" w:sz="6" w:space="0" w:color="B8A888"/>
+              <w:right w:val="single" w:sz="6" w:space="0" w:color="B8A888"/>
+            </w:tcBorders>
+            <w:tcMar>
+              <w:top w:w="60" w:type="dxa"/>
+              <w:left w:w="120" w:type="dxa"/>
+              <w:bottom w:w="60" w:type="dxa"/>
+              <w:right w:w="120" w:type="dxa"/>
+            </w:tcMar>
+          </w:tcPr>
+          <w:p>
+            <w:pPr>
+              <w:rPr>
+                <w:rFonts w:ascii="Calibri" w:eastAsia="Times New Roman" w:hAnsi="Calibri" w:cs="Calibri"/>
+                <w:sz w:val="20"/>
+                <w:szCs w:val="20"/>
+              </w:rPr>
+            </w:pPr>
+            <w:r>
+              <w:rPr>
+                <w:rFonts w:ascii="Calibri" w:eastAsia="Times New Roman" w:hAnsi="Calibri" w:cs="Calibri"/>
+                <w:sz w:val="20"/>
+                <w:szCs w:val="20"/>
+              </w:rPr>
+              <w:t>0,6 суток</w:t>
+            </w:r>
+          </w:p>
+        </w:tc>
+        <w:tc>
+          <w:tcPr>
+            <w:tcW w:w="0" w:type="auto"/>
+            <w:tcBorders>
+              <w:top w:val="single" w:sz="6" w:space="0" w:color="B8A888"/>
+              <w:left w:val="single" w:sz="6" w:space="0" w:color="B8A888"/>
+              <w:bottom w:val="single" w:sz="6" w:space="0" w:color="B8A888"/>
+              <w:right w:val="single" w:sz="6" w:space="0" w:color="B8A888"/>
+            </w:tcBorders>
+            <w:tcMar>
+              <w:top w:w="60" w:type="dxa"/>
+              <w:left w:w="120" w:type="dxa"/>
+              <w:bottom w:w="60" w:type="dxa"/>
+              <w:right w:w="120" w:type="dxa"/>
+            </w:tcMar>
+          </w:tcPr>
+          <w:p>
+            <w:pPr>
+              <w:rPr>
+                <w:rFonts w:ascii="Calibri" w:eastAsia="Times New Roman" w:hAnsi="Calibri" w:cs="Calibri"/>
+                <w:sz w:val="20"/>
+                <w:szCs w:val="20"/>
+              </w:rPr>
+            </w:pPr>
+            <w:r>
+              <w:rPr>
+                <w:rFonts w:ascii="Calibri" w:eastAsia="Times New Roman" w:hAnsi="Calibri" w:cs="Calibri"/>
+                <w:sz w:val="20"/>
+                <w:szCs w:val="20"/>
+              </w:rPr>
+              <w:t>флюс</w:t>
+            </w:r>
+          </w:p>
+        </w:tc>
+      </w:tr>
+      <w:tr>
+        <w:tc>
+          <w:tcPr>
+            <w:tcW w:w="0" w:type="auto"/>
+            <w:tcBorders>
+              <w:top w:val="single" w:sz="6" w:space="0" w:color="B8A888"/>
+              <w:left w:val="single" w:sz="6" w:space="0" w:color="B8A888"/>
+              <w:bottom w:val="single" w:sz="6" w:space="0" w:color="B8A888"/>
+              <w:right w:val="single" w:sz="6" w:space="0" w:color="B8A888"/>
+            </w:tcBorders>
+            <w:tcMar>
+              <w:top w:w="60" w:type="dxa"/>
+              <w:left w:w="120" w:type="dxa"/>
+              <w:bottom w:w="60" w:type="dxa"/>
+              <w:right w:w="120" w:type="dxa"/>
+            </w:tcMar>
+          </w:tcPr>
+          <w:p>
+            <w:pPr>
+              <w:rPr>
+                <w:rFonts w:ascii="Calibri" w:eastAsia="Times New Roman" w:hAnsi="Calibri" w:cs="Calibri"/>
+                <w:sz w:val="20"/>
+                <w:szCs w:val="20"/>
+              </w:rPr>
+            </w:pPr>
+            <w:r>
+              <w:rPr>
+                <w:rFonts w:ascii="Calibri" w:eastAsia="Times New Roman" w:hAnsi="Calibri" w:cs="Calibri"/>
+                <w:sz w:val="20"/>
+                <w:szCs w:val="20"/>
+              </w:rPr>
+              <w:t>Болотный ил (лопатой)</w:t>
+            </w:r>
+          </w:p>
+        </w:tc>
+        <w:tc>
+          <w:tcPr>
+            <w:tcW w:w="0" w:type="auto"/>
+            <w:tcBorders>
+              <w:top w:val="single" w:sz="6" w:space="0" w:color="B8A888"/>
+              <w:left w:val="single" w:sz="6" w:space="0" w:color="B8A888"/>
+              <w:bottom w:val="single" w:sz="6" w:space="0" w:color="B8A888"/>
+              <w:right w:val="single" w:sz="6" w:space="0" w:color="B8A888"/>
+            </w:tcBorders>
+            <w:tcMar>
+              <w:top w:w="60" w:type="dxa"/>
+              <w:left w:w="120" w:type="dxa"/>
+              <w:bottom w:w="60" w:type="dxa"/>
+              <w:right w:w="120" w:type="dxa"/>
+            </w:tcMar>
+          </w:tcPr>
+          <w:p>
+            <w:pPr>
+              <w:rPr>
+                <w:rFonts w:ascii="Calibri" w:eastAsia="Times New Roman" w:hAnsi="Calibri" w:cs="Calibri"/>
+                <w:sz w:val="20"/>
+                <w:szCs w:val="20"/>
+              </w:rPr>
+            </w:pPr>
+            <w:r>
+              <w:rPr>
+                <w:rFonts w:ascii="Calibri" w:eastAsia="Times New Roman" w:hAnsi="Calibri" w:cs="Calibri"/>
+                <w:sz w:val="20"/>
+                <w:szCs w:val="20"/>
+              </w:rPr>
+              <w:t>0,8 суток</w:t>
+            </w:r>
+          </w:p>
+        </w:tc>
+        <w:tc>
+          <w:tcPr>
+            <w:tcW w:w="0" w:type="auto"/>
+            <w:tcBorders>
+              <w:top w:val="single" w:sz="6" w:space="0" w:color="B8A888"/>
+              <w:left w:val="single" w:sz="6" w:space="0" w:color="B8A888"/>
+              <w:bottom w:val="single" w:sz="6" w:space="0" w:color="B8A888"/>
+              <w:right w:val="single" w:sz="6" w:space="0" w:color="B8A888"/>
+            </w:tcBorders>
+            <w:tcMar>
+              <w:top w:w="60" w:type="dxa"/>
+              <w:left w:w="120" w:type="dxa"/>
+              <w:bottom w:w="60" w:type="dxa"/>
+              <w:right w:w="120" w:type="dxa"/>
+            </w:tcMar>
+          </w:tcPr>
+          <w:p>
+            <w:pPr>
+              <w:rPr>
+                <w:rFonts w:ascii="Calibri" w:eastAsia="Times New Roman" w:hAnsi="Calibri" w:cs="Calibri"/>
+                <w:sz w:val="20"/>
+                <w:szCs w:val="20"/>
+              </w:rPr>
+            </w:pPr>
+            <w:r>
+              <w:rPr>
+                <w:rFonts w:ascii="Calibri" w:eastAsia="Times New Roman" w:hAnsi="Calibri" w:cs="Calibri"/>
+                <w:sz w:val="20"/>
+                <w:szCs w:val="20"/>
+              </w:rPr>
+              <w:t>болотная руда → крица</w:t>
+            </w:r>
+          </w:p>
+        </w:tc>
+      </w:tr>
+      <w:tr>
+        <w:tc>
+          <w:tcPr>
+            <w:tcW w:w="0" w:type="auto"/>
+            <w:tcBorders>
+              <w:top w:val="single" w:sz="6" w:space="0" w:color="B8A888"/>
+              <w:left w:val="single" w:sz="6" w:space="0" w:color="B8A888"/>
+              <w:bottom w:val="single" w:sz="6" w:space="0" w:color="B8A888"/>
+              <w:right w:val="single" w:sz="6" w:space="0" w:color="B8A888"/>
+            </w:tcBorders>
+            <w:tcMar>
+              <w:top w:w="60" w:type="dxa"/>
+              <w:left w:w="120" w:type="dxa"/>
+              <w:bottom w:w="60" w:type="dxa"/>
+              <w:right w:w="120" w:type="dxa"/>
+            </w:tcMar>
+          </w:tcPr>
+          <w:p>
+            <w:pPr>
+              <w:rPr>
+                <w:rFonts w:ascii="Calibri" w:eastAsia="Times New Roman" w:hAnsi="Calibri" w:cs="Calibri"/>
+                <w:sz w:val="20"/>
+                <w:szCs w:val="20"/>
+              </w:rPr>
+            </w:pPr>
+            <w:r>
+              <w:rPr>
+                <w:rFonts w:ascii="Calibri" w:eastAsia="Times New Roman" w:hAnsi="Calibri" w:cs="Calibri"/>
+                <w:sz w:val="20"/>
+                <w:szCs w:val="20"/>
+              </w:rPr>
+              <w:t>Железняк</w:t>
+            </w:r>
+          </w:p>
+        </w:tc>
+        <w:tc>
+          <w:tcPr>
+            <w:tcW w:w="0" w:type="auto"/>
+            <w:tcBorders>
+              <w:top w:val="single" w:sz="6" w:space="0" w:color="B8A888"/>
+              <w:left w:val="single" w:sz="6" w:space="0" w:color="B8A888"/>
+              <w:bottom w:val="single" w:sz="6" w:space="0" w:color="B8A888"/>
+              <w:right w:val="single" w:sz="6" w:space="0" w:color="B8A888"/>
+            </w:tcBorders>
+            <w:tcMar>
+              <w:top w:w="60" w:type="dxa"/>
+              <w:left w:w="120" w:type="dxa"/>
+              <w:bottom w:w="60" w:type="dxa"/>
+              <w:right w:w="120" w:type="dxa"/>
+            </w:tcMar>
+          </w:tcPr>
+          <w:p>
+            <w:pPr>
+              <w:rPr>
+                <w:rFonts w:ascii="Calibri" w:eastAsia="Times New Roman" w:hAnsi="Calibri" w:cs="Calibri"/>
+                <w:sz w:val="20"/>
+                <w:szCs w:val="20"/>
+              </w:rPr>
+            </w:pPr>
+            <w:r>
+              <w:rPr>
+                <w:rFonts w:ascii="Calibri" w:eastAsia="Times New Roman" w:hAnsi="Calibri" w:cs="Calibri"/>
+                <w:sz w:val="20"/>
+                <w:szCs w:val="20"/>
+              </w:rPr>
+              <w:t>1 сутки</w:t>
+            </w:r>
+          </w:p>
+        </w:tc>
+        <w:tc>
+          <w:tcPr>
+            <w:tcW w:w="0" w:type="auto"/>
+            <w:tcBorders>
+              <w:top w:val="single" w:sz="6" w:space="0" w:color="B8A888"/>
+              <w:left w:val="single" w:sz="6" w:space="0" w:color="B8A888"/>
+              <w:bottom w:val="single" w:sz="6" w:space="0" w:color="B8A888"/>
+              <w:right w:val="single" w:sz="6" w:space="0" w:color="B8A888"/>
+            </w:tcBorders>
+            <w:tcMar>
+              <w:top w:w="60" w:type="dxa"/>
+              <w:left w:w="120" w:type="dxa"/>
+              <w:bottom w:w="60" w:type="dxa"/>
+              <w:right w:w="120" w:type="dxa"/>
+            </w:tcMar>
+          </w:tcPr>
+          <w:p>
+            <w:pPr>
+              <w:rPr>
+                <w:rFonts w:ascii="Calibri" w:eastAsia="Times New Roman" w:hAnsi="Calibri" w:cs="Calibri"/>
+                <w:sz w:val="20"/>
+                <w:szCs w:val="20"/>
+              </w:rPr>
+            </w:pPr>
+            <w:r>
+              <w:rPr>
+                <w:rFonts w:ascii="Calibri" w:eastAsia="Times New Roman" w:hAnsi="Calibri" w:cs="Calibri"/>
+                <w:sz w:val="20"/>
+                <w:szCs w:val="20"/>
+              </w:rPr>
+              <w:t>крица</w:t>
+            </w:r>
+          </w:p>
+        </w:tc>
+      </w:tr>
+      <w:tr>
+        <w:tc>
+          <w:tcPr>
+            <w:tcW w:w="0" w:type="auto"/>
+            <w:tcBorders>
+              <w:top w:val="single" w:sz="6" w:space="0" w:color="B8A888"/>
+              <w:left w:val="single" w:sz="6" w:space="0" w:color="B8A888"/>
+              <w:bottom w:val="single" w:sz="6" w:space="0" w:color="B8A888"/>
+              <w:right w:val="single" w:sz="6" w:space="0" w:color="B8A888"/>
+            </w:tcBorders>
+            <w:tcMar>
+              <w:top w:w="60" w:type="dxa"/>
+              <w:left w:w="120" w:type="dxa"/>
+              <w:bottom w:w="60" w:type="dxa"/>
+              <w:right w:w="120" w:type="dxa"/>
+            </w:tcMar>
+          </w:tcPr>
+          <w:p>
+            <w:pPr>
+              <w:rPr>
+                <w:rFonts w:ascii="Calibri" w:eastAsia="Times New Roman" w:hAnsi="Calibri" w:cs="Calibri"/>
+                <w:sz w:val="20"/>
+                <w:szCs w:val="20"/>
+              </w:rPr>
+            </w:pPr>
+            <w:r>
+              <w:rPr>
+                <w:rFonts w:ascii="Calibri" w:eastAsia="Times New Roman" w:hAnsi="Calibri" w:cs="Calibri"/>
+                <w:sz w:val="20"/>
+                <w:szCs w:val="20"/>
+              </w:rPr>
+              <w:t>Медная руда</w:t>
+            </w:r>
+          </w:p>
+        </w:tc>
+        <w:tc>
+          <w:tcPr>
+            <w:tcW w:w="0" w:type="auto"/>
+            <w:tcBorders>
+              <w:top w:val="single" w:sz="6" w:space="0" w:color="B8A888"/>
+              <w:left w:val="single" w:sz="6" w:space="0" w:color="B8A888"/>
+              <w:bottom w:val="single" w:sz="6" w:space="0" w:color="B8A888"/>
+              <w:right w:val="single" w:sz="6" w:space="0" w:color="B8A888"/>
+            </w:tcBorders>
+            <w:tcMar>
+              <w:top w:w="60" w:type="dxa"/>
+              <w:left w:w="120" w:type="dxa"/>
+              <w:bottom w:w="60" w:type="dxa"/>
+              <w:right w:w="120" w:type="dxa"/>
+            </w:tcMar>
+          </w:tcPr>
+          <w:p>
+            <w:pPr>
+              <w:rPr>
+                <w:rFonts w:ascii="Calibri" w:eastAsia="Times New Roman" w:hAnsi="Calibri" w:cs="Calibri"/>
+                <w:sz w:val="20"/>
+                <w:szCs w:val="20"/>
+              </w:rPr>
+            </w:pPr>
+            <w:r>
+              <w:rPr>
+                <w:rFonts w:ascii="Calibri" w:eastAsia="Times New Roman" w:hAnsi="Calibri" w:cs="Calibri"/>
+                <w:sz w:val="20"/>
+                <w:szCs w:val="20"/>
+              </w:rPr>
+              <w:t>1 сутки</w:t>
+            </w:r>
+          </w:p>
+        </w:tc>
+        <w:tc>
+          <w:tcPr>
+            <w:tcW w:w="0" w:type="auto"/>
+            <w:tcBorders>
+              <w:top w:val="single" w:sz="6" w:space="0" w:color="B8A888"/>
+              <w:left w:val="single" w:sz="6" w:space="0" w:color="B8A888"/>
+              <w:bottom w:val="single" w:sz="6" w:space="0" w:color="B8A888"/>
+              <w:right w:val="single" w:sz="6" w:space="0" w:color="B8A888"/>
+            </w:tcBorders>
+            <w:tcMar>
+              <w:top w:w="60" w:type="dxa"/>
+              <w:left w:w="120" w:type="dxa"/>
+              <w:bottom w:w="60" w:type="dxa"/>
+              <w:right w:w="120" w:type="dxa"/>
+            </w:tcMar>
+          </w:tcPr>
+          <w:p>
+            <w:pPr>
+              <w:rPr>
+                <w:rFonts w:ascii="Calibri" w:eastAsia="Times New Roman" w:hAnsi="Calibri" w:cs="Calibri"/>
+                <w:sz w:val="20"/>
+                <w:szCs w:val="20"/>
+              </w:rPr>
+            </w:pPr>
+            <w:r>
+              <w:rPr>
+                <w:rFonts w:ascii="Calibri" w:eastAsia="Times New Roman" w:hAnsi="Calibri" w:cs="Calibri"/>
+                <w:sz w:val="20"/>
+                <w:szCs w:val="20"/>
+              </w:rPr>
+              <w:t>медь</w:t>
+            </w:r>
+          </w:p>
+        </w:tc>
+      </w:tr>
+      <w:tr>
+        <w:tc>
+          <w:tcPr>
+            <w:tcW w:w="0" w:type="auto"/>
+            <w:tcBorders>
+              <w:top w:val="single" w:sz="6" w:space="0" w:color="B8A888"/>
+              <w:left w:val="single" w:sz="6" w:space="0" w:color="B8A888"/>
+              <w:bottom w:val="single" w:sz="6" w:space="0" w:color="B8A888"/>
+              <w:right w:val="single" w:sz="6" w:space="0" w:color="B8A888"/>
+            </w:tcBorders>
+            <w:tcMar>
+              <w:top w:w="60" w:type="dxa"/>
+              <w:left w:w="120" w:type="dxa"/>
+              <w:bottom w:w="60" w:type="dxa"/>
+              <w:right w:w="120" w:type="dxa"/>
+            </w:tcMar>
+          </w:tcPr>
+          <w:p>
+            <w:pPr>
+              <w:rPr>
+                <w:rFonts w:ascii="Calibri" w:eastAsia="Times New Roman" w:hAnsi="Calibri" w:cs="Calibri"/>
+                <w:sz w:val="20"/>
+                <w:szCs w:val="20"/>
+              </w:rPr>
+            </w:pPr>
+            <w:r>
+              <w:rPr>
+                <w:rFonts w:ascii="Calibri" w:eastAsia="Times New Roman" w:hAnsi="Calibri" w:cs="Calibri"/>
+                <w:sz w:val="20"/>
+                <w:szCs w:val="20"/>
+              </w:rPr>
+              <w:t>Свинцовый блеск</w:t>
+            </w:r>
+          </w:p>
+        </w:tc>
+        <w:tc>
+          <w:tcPr>
+            <w:tcW w:w="0" w:type="auto"/>
+            <w:tcBorders>
+              <w:top w:val="single" w:sz="6" w:space="0" w:color="B8A888"/>
+              <w:left w:val="single" w:sz="6" w:space="0" w:color="B8A888"/>
+              <w:bottom w:val="single" w:sz="6" w:space="0" w:color="B8A888"/>
+              <w:right w:val="single" w:sz="6" w:space="0" w:color="B8A888"/>
+            </w:tcBorders>
+            <w:tcMar>
+              <w:top w:w="60" w:type="dxa"/>
+              <w:left w:w="120" w:type="dxa"/>
+              <w:bottom w:w="60" w:type="dxa"/>
+              <w:right w:w="120" w:type="dxa"/>
+            </w:tcMar>
+          </w:tcPr>
+          <w:p>
+            <w:pPr>
+              <w:rPr>
+                <w:rFonts w:ascii="Calibri" w:eastAsia="Times New Roman" w:hAnsi="Calibri" w:cs="Calibri"/>
+                <w:sz w:val="20"/>
+                <w:szCs w:val="20"/>
+              </w:rPr>
+            </w:pPr>
+            <w:r>
+              <w:rPr>
+                <w:rFonts w:ascii="Calibri" w:eastAsia="Times New Roman" w:hAnsi="Calibri" w:cs="Calibri"/>
+                <w:sz w:val="20"/>
+                <w:szCs w:val="20"/>
+              </w:rPr>
+              <w:t>1 сутки</w:t>
+            </w:r>
+          </w:p>
+        </w:tc>
+        <w:tc>
+          <w:tcPr>
+            <w:tcW w:w="0" w:type="auto"/>
+            <w:tcBorders>
+              <w:top w:val="single" w:sz="6" w:space="0" w:color="B8A888"/>
+              <w:left w:val="single" w:sz="6" w:space="0" w:color="B8A888"/>
+              <w:bottom w:val="single" w:sz="6" w:space="0" w:color="B8A888"/>
+              <w:right w:val="single" w:sz="6" w:space="0" w:color="B8A888"/>
+            </w:tcBorders>
+            <w:tcMar>
+              <w:top w:w="60" w:type="dxa"/>
+              <w:left w:w="120" w:type="dxa"/>
+              <w:bottom w:w="60" w:type="dxa"/>
+              <w:right w:w="120" w:type="dxa"/>
+            </w:tcMar>
+          </w:tcPr>
+          <w:p>
+            <w:pPr>
+              <w:rPr>
+                <w:rFonts w:ascii="Calibri" w:eastAsia="Times New Roman" w:hAnsi="Calibri" w:cs="Calibri"/>
+                <w:sz w:val="20"/>
+                <w:szCs w:val="20"/>
+              </w:rPr>
+            </w:pPr>
+            <w:r>
+              <w:rPr>
+                <w:rFonts w:ascii="Calibri" w:eastAsia="Times New Roman" w:hAnsi="Calibri" w:cs="Calibri"/>
+                <w:sz w:val="20"/>
+                <w:szCs w:val="20"/>
+              </w:rPr>
+              <w:t>свинец с серебром → купель</w:t>
+            </w:r>
+          </w:p>
+        </w:tc>
+      </w:tr>
+      <w:tr>
+        <w:tc>
+          <w:tcPr>
+            <w:tcW w:w="0" w:type="auto"/>
+            <w:tcBorders>
+              <w:top w:val="single" w:sz="6" w:space="0" w:color="B8A888"/>
+              <w:left w:val="single" w:sz="6" w:space="0" w:color="B8A888"/>
+              <w:bottom w:val="single" w:sz="6" w:space="0" w:color="B8A888"/>
+              <w:right w:val="single" w:sz="6" w:space="0" w:color="B8A888"/>
+            </w:tcBorders>
+            <w:tcMar>
+              <w:top w:w="60" w:type="dxa"/>
+              <w:left w:w="120" w:type="dxa"/>
+              <w:bottom w:w="60" w:type="dxa"/>
+              <w:right w:w="120" w:type="dxa"/>
+            </w:tcMar>
+          </w:tcPr>
+          <w:p>
+            <w:pPr>
+              <w:rPr>
+                <w:rFonts w:ascii="Calibri" w:eastAsia="Times New Roman" w:hAnsi="Calibri" w:cs="Calibri"/>
+                <w:sz w:val="20"/>
+                <w:szCs w:val="20"/>
+              </w:rPr>
+            </w:pPr>
+            <w:r>
+              <w:rPr>
+                <w:rFonts w:ascii="Calibri" w:eastAsia="Times New Roman" w:hAnsi="Calibri" w:cs="Calibri"/>
+                <w:sz w:val="20"/>
+                <w:szCs w:val="20"/>
+              </w:rPr>
+              <w:t>Оловянный камень</w:t>
+            </w:r>
+          </w:p>
+        </w:tc>
+        <w:tc>
+          <w:tcPr>
+            <w:tcW w:w="0" w:type="auto"/>
+            <w:tcBorders>
+              <w:top w:val="single" w:sz="6" w:space="0" w:color="B8A888"/>
+              <w:left w:val="single" w:sz="6" w:space="0" w:color="B8A888"/>
+              <w:bottom w:val="single" w:sz="6" w:space="0" w:color="B8A888"/>
+              <w:right w:val="single" w:sz="6" w:space="0" w:color="B8A888"/>
+            </w:tcBorders>
+            <w:tcMar>
+              <w:top w:w="60" w:type="dxa"/>
+              <w:left w:w="120" w:type="dxa"/>
+              <w:bottom w:w="60" w:type="dxa"/>
+              <w:right w:w="120" w:type="dxa"/>
+            </w:tcMar>
+          </w:tcPr>
+          <w:p>
+            <w:pPr>
+              <w:rPr>
+                <w:rFonts w:ascii="Calibri" w:eastAsia="Times New Roman" w:hAnsi="Calibri" w:cs="Calibri"/>
+                <w:sz w:val="20"/>
+                <w:szCs w:val="20"/>
+              </w:rPr>
+            </w:pPr>
+            <w:r>
+              <w:rPr>
+                <w:rFonts w:ascii="Calibri" w:eastAsia="Times New Roman" w:hAnsi="Calibri" w:cs="Calibri"/>
+                <w:sz w:val="20"/>
+                <w:szCs w:val="20"/>
+              </w:rPr>
+              <w:t>2 суток</w:t>
+            </w:r>
+          </w:p>
+        </w:tc>
+        <w:tc>
+          <w:tcPr>
+            <w:tcW w:w="0" w:type="auto"/>
+            <w:tcBorders>
+              <w:top w:val="single" w:sz="6" w:space="0" w:color="B8A888"/>
+              <w:left w:val="single" w:sz="6" w:space="0" w:color="B8A888"/>
+              <w:bottom w:val="single" w:sz="6" w:space="0" w:color="B8A888"/>
+              <w:right w:val="single" w:sz="6" w:space="0" w:color="B8A888"/>
+            </w:tcBorders>
+            <w:tcMar>
+              <w:top w:w="60" w:type="dxa"/>
+              <w:left w:w="120" w:type="dxa"/>
+              <w:bottom w:w="60" w:type="dxa"/>
+              <w:right w:w="120" w:type="dxa"/>
+            </w:tcMar>
+          </w:tcPr>
+          <w:p>
+            <w:pPr>
+              <w:rPr>
+                <w:rFonts w:ascii="Calibri" w:eastAsia="Times New Roman" w:hAnsi="Calibri" w:cs="Calibri"/>
+                <w:sz w:val="20"/>
+                <w:szCs w:val="20"/>
+              </w:rPr>
+            </w:pPr>
+            <w:r>
+              <w:rPr>
+                <w:rFonts w:ascii="Calibri" w:eastAsia="Times New Roman" w:hAnsi="Calibri" w:cs="Calibri"/>
+                <w:sz w:val="20"/>
+                <w:szCs w:val="20"/>
+              </w:rPr>
+              <w:t>олово</w:t>
+            </w:r>
+          </w:p>
+        </w:tc>
+      </w:tr>
+      <w:tr>
+        <w:tc>
+          <w:tcPr>
+            <w:tcW w:w="0" w:type="auto"/>
+            <w:tcBorders>
+              <w:top w:val="single" w:sz="6" w:space="0" w:color="B8A888"/>
+              <w:left w:val="single" w:sz="6" w:space="0" w:color="B8A888"/>
+              <w:bottom w:val="single" w:sz="6" w:space="0" w:color="B8A888"/>
+              <w:right w:val="single" w:sz="6" w:space="0" w:color="B8A888"/>
+            </w:tcBorders>
+            <w:tcMar>
+              <w:top w:w="60" w:type="dxa"/>
+              <w:left w:w="120" w:type="dxa"/>
+              <w:bottom w:w="60" w:type="dxa"/>
+              <w:right w:w="120" w:type="dxa"/>
+            </w:tcMar>
+          </w:tcPr>
+          <w:p>
+            <w:pPr>
+              <w:rPr>
+                <w:rFonts w:ascii="Calibri" w:eastAsia="Times New Roman" w:hAnsi="Calibri" w:cs="Calibri"/>
+                <w:sz w:val="20"/>
+                <w:szCs w:val="20"/>
+              </w:rPr>
+            </w:pPr>
+            <w:r>
+              <w:rPr>
+                <w:rFonts w:ascii="Calibri" w:eastAsia="Times New Roman" w:hAnsi="Calibri" w:cs="Calibri"/>
+                <w:sz w:val="20"/>
+                <w:szCs w:val="20"/>
+              </w:rPr>
+              <w:t>Серебряная руда</w:t>
+            </w:r>
+          </w:p>
+        </w:tc>
+        <w:tc>
+          <w:tcPr>
+            <w:tcW w:w="0" w:type="auto"/>
+            <w:tcBorders>
+              <w:top w:val="single" w:sz="6" w:space="0" w:color="B8A888"/>
+              <w:left w:val="single" w:sz="6" w:space="0" w:color="B8A888"/>
+              <w:bottom w:val="single" w:sz="6" w:space="0" w:color="B8A888"/>
+              <w:right w:val="single" w:sz="6" w:space="0" w:color="B8A888"/>
+            </w:tcBorders>
+            <w:tcMar>
+              <w:top w:w="60" w:type="dxa"/>
+              <w:left w:w="120" w:type="dxa"/>
+              <w:bottom w:w="60" w:type="dxa"/>
+              <w:right w:w="120" w:type="dxa"/>
+            </w:tcMar>
+          </w:tcPr>
+          <w:p>
+            <w:pPr>
+              <w:rPr>
+                <w:rFonts w:ascii="Calibri" w:eastAsia="Times New Roman" w:hAnsi="Calibri" w:cs="Calibri"/>
+                <w:sz w:val="20"/>
+                <w:szCs w:val="20"/>
+              </w:rPr>
+            </w:pPr>
+            <w:r>
+              <w:rPr>
+                <w:rFonts w:ascii="Calibri" w:eastAsia="Times New Roman" w:hAnsi="Calibri" w:cs="Calibri"/>
+                <w:sz w:val="20"/>
+                <w:szCs w:val="20"/>
+              </w:rPr>
+              <w:t>2 суток</w:t>
+            </w:r>
+          </w:p>
+        </w:tc>
+        <w:tc>
+          <w:tcPr>
+            <w:tcW w:w="0" w:type="auto"/>
+            <w:tcBorders>
+              <w:top w:val="single" w:sz="6" w:space="0" w:color="B8A888"/>
+              <w:left w:val="single" w:sz="6" w:space="0" w:color="B8A888"/>
+              <w:bottom w:val="single" w:sz="6" w:space="0" w:color="B8A888"/>
+              <w:right w:val="single" w:sz="6" w:space="0" w:color="B8A888"/>
+            </w:tcBorders>
+            <w:tcMar>
+              <w:top w:w="60" w:type="dxa"/>
+              <w:left w:w="120" w:type="dxa"/>
+              <w:bottom w:w="60" w:type="dxa"/>
+              <w:right w:w="120" w:type="dxa"/>
+            </w:tcMar>
+          </w:tcPr>
+          <w:p>
+            <w:pPr>
+              <w:rPr>
+                <w:rFonts w:ascii="Calibri" w:eastAsia="Times New Roman" w:hAnsi="Calibri" w:cs="Calibri"/>
+                <w:sz w:val="20"/>
+                <w:szCs w:val="20"/>
+              </w:rPr>
+            </w:pPr>
+            <w:r>
+              <w:rPr>
+                <w:rFonts w:ascii="Calibri" w:eastAsia="Times New Roman" w:hAnsi="Calibri" w:cs="Calibri"/>
+                <w:sz w:val="20"/>
+                <w:szCs w:val="20"/>
+              </w:rPr>
+              <w:t>серебро</w:t>
+            </w:r>
+          </w:p>
+        </w:tc>
+      </w:tr>
+      <w:tr>
+        <w:tc>
+          <w:tcPr>
+            <w:tcW w:w="0" w:type="auto"/>
+            <w:tcBorders>
+              <w:top w:val="single" w:sz="6" w:space="0" w:color="B8A888"/>
+              <w:left w:val="single" w:sz="6" w:space="0" w:color="B8A888"/>
+              <w:bottom w:val="single" w:sz="6" w:space="0" w:color="B8A888"/>
+              <w:right w:val="single" w:sz="6" w:space="0" w:color="B8A888"/>
+            </w:tcBorders>
+            <w:tcMar>
+              <w:top w:w="60" w:type="dxa"/>
+              <w:left w:w="120" w:type="dxa"/>
+              <w:bottom w:w="60" w:type="dxa"/>
+              <w:right w:w="120" w:type="dxa"/>
+            </w:tcMar>
+          </w:tcPr>
+          <w:p>
+            <w:pPr>
+              <w:rPr>
+                <w:rFonts w:ascii="Calibri" w:eastAsia="Times New Roman" w:hAnsi="Calibri" w:cs="Calibri"/>
+                <w:sz w:val="20"/>
+                <w:szCs w:val="20"/>
+              </w:rPr>
+            </w:pPr>
+            <w:r>
+              <w:rPr>
+                <w:rFonts w:ascii="Calibri" w:eastAsia="Times New Roman" w:hAnsi="Calibri" w:cs="Calibri"/>
+                <w:sz w:val="20"/>
+                <w:szCs w:val="20"/>
+              </w:rPr>
+              <w:t>Галмей</w:t>
+            </w:r>
+          </w:p>
+        </w:tc>
+        <w:tc>
+          <w:tcPr>
+            <w:tcW w:w="0" w:type="auto"/>
+            <w:tcBorders>
+              <w:top w:val="single" w:sz="6" w:space="0" w:color="B8A888"/>
+              <w:left w:val="single" w:sz="6" w:space="0" w:color="B8A888"/>
+              <w:bottom w:val="single" w:sz="6" w:space="0" w:color="B8A888"/>
+              <w:right w:val="single" w:sz="6" w:space="0" w:color="B8A888"/>
+            </w:tcBorders>
+            <w:tcMar>
+              <w:top w:w="60" w:type="dxa"/>
+              <w:left w:w="120" w:type="dxa"/>
+              <w:bottom w:w="60" w:type="dxa"/>
+              <w:right w:w="120" w:type="dxa"/>
+            </w:tcMar>
+          </w:tcPr>
+          <w:p>
+            <w:pPr>
+              <w:rPr>
+                <w:rFonts w:ascii="Calibri" w:eastAsia="Times New Roman" w:hAnsi="Calibri" w:cs="Calibri"/>
+                <w:sz w:val="20"/>
+                <w:szCs w:val="20"/>
+              </w:rPr>
+            </w:pPr>
+            <w:r>
+              <w:rPr>
+                <w:rFonts w:ascii="Calibri" w:eastAsia="Times New Roman" w:hAnsi="Calibri" w:cs="Calibri"/>
+                <w:sz w:val="20"/>
+                <w:szCs w:val="20"/>
+              </w:rPr>
+              <w:t>2 суток</w:t>
+            </w:r>
+          </w:p>
+        </w:tc>
+        <w:tc>
+          <w:tcPr>
+            <w:tcW w:w="0" w:type="auto"/>
+            <w:tcBorders>
+              <w:top w:val="single" w:sz="6" w:space="0" w:color="B8A888"/>
+              <w:left w:val="single" w:sz="6" w:space="0" w:color="B8A888"/>
+              <w:bottom w:val="single" w:sz="6" w:space="0" w:color="B8A888"/>
+              <w:right w:val="single" w:sz="6" w:space="0" w:color="B8A888"/>
+            </w:tcBorders>
+            <w:tcMar>
+              <w:top w:w="60" w:type="dxa"/>
+              <w:left w:w="120" w:type="dxa"/>
+              <w:bottom w:w="60" w:type="dxa"/>
+              <w:right w:w="120" w:type="dxa"/>
+            </w:tcMar>
+          </w:tcPr>
+          <w:p>
+            <w:pPr>
+              <w:rPr>
+                <w:rFonts w:ascii="Calibri" w:eastAsia="Times New Roman" w:hAnsi="Calibri" w:cs="Calibri"/>
+                <w:sz w:val="20"/>
+                <w:szCs w:val="20"/>
+              </w:rPr>
+            </w:pPr>
+            <w:r>
+              <w:rPr>
+                <w:rFonts w:ascii="Calibri" w:eastAsia="Times New Roman" w:hAnsi="Calibri" w:cs="Calibri"/>
+                <w:sz w:val="20"/>
+                <w:szCs w:val="20"/>
+              </w:rPr>
+              <w:t>латунь (в тигле с медью)</w:t>
+            </w:r>
+          </w:p>
+        </w:tc>
+      </w:tr>
+      <w:tr>
+        <w:tc>
+          <w:tcPr>
+            <w:tcW w:w="0" w:type="auto"/>
+            <w:tcBorders>
+              <w:top w:val="single" w:sz="6" w:space="0" w:color="B8A888"/>
+              <w:left w:val="single" w:sz="6" w:space="0" w:color="B8A888"/>
+              <w:bottom w:val="single" w:sz="6" w:space="0" w:color="B8A888"/>
+              <w:right w:val="single" w:sz="6" w:space="0" w:color="B8A888"/>
+            </w:tcBorders>
+            <w:tcMar>
+              <w:top w:w="60" w:type="dxa"/>
+              <w:left w:w="120" w:type="dxa"/>
+              <w:bottom w:w="60" w:type="dxa"/>
+              <w:right w:w="120" w:type="dxa"/>
+            </w:tcMar>
+          </w:tcPr>
+          <w:p>
+            <w:pPr>
+              <w:rPr>
+                <w:rFonts w:ascii="Calibri" w:eastAsia="Times New Roman" w:hAnsi="Calibri" w:cs="Calibri"/>
+                <w:sz w:val="20"/>
+                <w:szCs w:val="20"/>
+              </w:rPr>
+            </w:pPr>
+            <w:r>
+              <w:rPr>
+                <w:rFonts w:ascii="Calibri" w:eastAsia="Times New Roman" w:hAnsi="Calibri" w:cs="Calibri"/>
+                <w:sz w:val="20"/>
+                <w:szCs w:val="20"/>
+              </w:rPr>
+              <w:t>Киноварь</w:t>
+            </w:r>
+          </w:p>
+        </w:tc>
+        <w:tc>
+          <w:tcPr>
+            <w:tcW w:w="0" w:type="auto"/>
+            <w:tcBorders>
+              <w:top w:val="single" w:sz="6" w:space="0" w:color="B8A888"/>
+              <w:left w:val="single" w:sz="6" w:space="0" w:color="B8A888"/>
+              <w:bottom w:val="single" w:sz="6" w:space="0" w:color="B8A888"/>
+              <w:right w:val="single" w:sz="6" w:space="0" w:color="B8A888"/>
+            </w:tcBorders>
+            <w:tcMar>
+              <w:top w:w="60" w:type="dxa"/>
+              <w:left w:w="120" w:type="dxa"/>
+              <w:bottom w:w="60" w:type="dxa"/>
+              <w:right w:w="120" w:type="dxa"/>
+            </w:tcMar>
+          </w:tcPr>
+          <w:p>
+            <w:pPr>
+              <w:rPr>
+                <w:rFonts w:ascii="Calibri" w:eastAsia="Times New Roman" w:hAnsi="Calibri" w:cs="Calibri"/>
+                <w:sz w:val="20"/>
+                <w:szCs w:val="20"/>
+              </w:rPr>
+            </w:pPr>
+            <w:r>
+              <w:rPr>
+                <w:rFonts w:ascii="Calibri" w:eastAsia="Times New Roman" w:hAnsi="Calibri" w:cs="Calibri"/>
+                <w:sz w:val="20"/>
+                <w:szCs w:val="20"/>
+              </w:rPr>
+              <w:t>2,5 суток</w:t>
+            </w:r>
+          </w:p>
+        </w:tc>
+        <w:tc>
+          <w:tcPr>
+            <w:tcW w:w="0" w:type="auto"/>
+            <w:tcBorders>
+              <w:top w:val="single" w:sz="6" w:space="0" w:color="B8A888"/>
+              <w:left w:val="single" w:sz="6" w:space="0" w:color="B8A888"/>
+              <w:bottom w:val="single" w:sz="6" w:space="0" w:color="B8A888"/>
+              <w:right w:val="single" w:sz="6" w:space="0" w:color="B8A888"/>
+            </w:tcBorders>
+            <w:tcMar>
+              <w:top w:w="60" w:type="dxa"/>
+              <w:left w:w="120" w:type="dxa"/>
+              <w:bottom w:w="60" w:type="dxa"/>
+              <w:right w:w="120" w:type="dxa"/>
+            </w:tcMar>
+          </w:tcPr>
+          <w:p>
+            <w:pPr>
+              <w:rPr>
+                <w:rFonts w:ascii="Calibri" w:eastAsia="Times New Roman" w:hAnsi="Calibri" w:cs="Calibri"/>
+                <w:sz w:val="20"/>
+                <w:szCs w:val="20"/>
+              </w:rPr>
+            </w:pPr>
+            <w:r>
+              <w:rPr>
+                <w:rFonts w:ascii="Calibri" w:eastAsia="Times New Roman" w:hAnsi="Calibri" w:cs="Calibri"/>
+                <w:sz w:val="20"/>
+                <w:szCs w:val="20"/>
+              </w:rPr>
+              <w:t>ртуть (обжиг), красная краска (ступа)</w:t>
+            </w:r>
+          </w:p>
+        </w:tc>
+      </w:tr>
+      <w:tr>
+        <w:tc>
+          <w:tcPr>
+            <w:tcW w:w="0" w:type="auto"/>
+            <w:tcBorders>
+              <w:top w:val="single" w:sz="6" w:space="0" w:color="B8A888"/>
+              <w:left w:val="single" w:sz="6" w:space="0" w:color="B8A888"/>
+              <w:bottom w:val="single" w:sz="6" w:space="0" w:color="B8A888"/>
+              <w:right w:val="single" w:sz="6" w:space="0" w:color="B8A888"/>
+            </w:tcBorders>
+            <w:tcMar>
+              <w:top w:w="60" w:type="dxa"/>
+              <w:left w:w="120" w:type="dxa"/>
+              <w:bottom w:w="60" w:type="dxa"/>
+              <w:right w:w="120" w:type="dxa"/>
+            </w:tcMar>
+          </w:tcPr>
+          <w:p>
+            <w:pPr>
+              <w:rPr>
+                <w:rFonts w:ascii="Calibri" w:eastAsia="Times New Roman" w:hAnsi="Calibri" w:cs="Calibri"/>
+                <w:sz w:val="20"/>
+                <w:szCs w:val="20"/>
+              </w:rPr>
+            </w:pPr>
+            <w:r>
+              <w:rPr>
+                <w:rFonts w:ascii="Calibri" w:eastAsia="Times New Roman" w:hAnsi="Calibri" w:cs="Calibri"/>
+                <w:sz w:val="20"/>
+                <w:szCs w:val="20"/>
+              </w:rPr>
+              <w:t>Золотоносный кварц</w:t>
+            </w:r>
+          </w:p>
+        </w:tc>
+        <w:tc>
+          <w:tcPr>
+            <w:tcW w:w="0" w:type="auto"/>
+            <w:tcBorders>
+              <w:top w:val="single" w:sz="6" w:space="0" w:color="B8A888"/>
+              <w:left w:val="single" w:sz="6" w:space="0" w:color="B8A888"/>
+              <w:bottom w:val="single" w:sz="6" w:space="0" w:color="B8A888"/>
+              <w:right w:val="single" w:sz="6" w:space="0" w:color="B8A888"/>
+            </w:tcBorders>
+            <w:tcMar>
+              <w:top w:w="60" w:type="dxa"/>
+              <w:left w:w="120" w:type="dxa"/>
+              <w:bottom w:w="60" w:type="dxa"/>
+              <w:right w:w="120" w:type="dxa"/>
+            </w:tcMar>
+          </w:tcPr>
+          <w:p>
+            <w:pPr>
+              <w:rPr>
+                <w:rFonts w:ascii="Calibri" w:eastAsia="Times New Roman" w:hAnsi="Calibri" w:cs="Calibri"/>
+                <w:sz w:val="20"/>
+                <w:szCs w:val="20"/>
+              </w:rPr>
+            </w:pPr>
+            <w:r>
+              <w:rPr>
+                <w:rFonts w:ascii="Calibri" w:eastAsia="Times New Roman" w:hAnsi="Calibri" w:cs="Calibri"/>
+                <w:sz w:val="20"/>
+                <w:szCs w:val="20"/>
+              </w:rPr>
+              <w:t>4 суток</w:t>
+            </w:r>
+          </w:p>
+        </w:tc>
+        <w:tc>
+          <w:tcPr>
+            <w:tcW w:w="0" w:type="auto"/>
+            <w:tcBorders>
+              <w:top w:val="single" w:sz="6" w:space="0" w:color="B8A888"/>
+              <w:left w:val="single" w:sz="6" w:space="0" w:color="B8A888"/>
+              <w:bottom w:val="single" w:sz="6" w:space="0" w:color="B8A888"/>
+              <w:right w:val="single" w:sz="6" w:space="0" w:color="B8A888"/>
+            </w:tcBorders>
+            <w:tcMar>
+              <w:top w:w="60" w:type="dxa"/>
+              <w:left w:w="120" w:type="dxa"/>
+              <w:bottom w:w="60" w:type="dxa"/>
+              <w:right w:w="120" w:type="dxa"/>
+            </w:tcMar>
+          </w:tcPr>
+          <w:p>
+            <w:pPr>
+              <w:rPr>
+                <w:rFonts w:ascii="Calibri" w:eastAsia="Times New Roman" w:hAnsi="Calibri" w:cs="Calibri"/>
+                <w:sz w:val="20"/>
+                <w:szCs w:val="20"/>
+              </w:rPr>
+            </w:pPr>
+            <w:r>
+              <w:rPr>
+                <w:rFonts w:ascii="Calibri" w:eastAsia="Times New Roman" w:hAnsi="Calibri" w:cs="Calibri"/>
+                <w:sz w:val="20"/>
+                <w:szCs w:val="20"/>
+              </w:rPr>
+              <w:t>ступа → желоб → золотой песок</w:t>
+            </w:r>
+          </w:p>
+        </w:tc>
+      </w:tr>
+      <w:tr>
+        <w:tc>
+          <w:tcPr>
+            <w:tcW w:w="0" w:type="auto"/>
+            <w:tcBorders>
+              <w:top w:val="single" w:sz="6" w:space="0" w:color="B8A888"/>
+              <w:left w:val="single" w:sz="6" w:space="0" w:color="B8A888"/>
+              <w:bottom w:val="single" w:sz="6" w:space="0" w:color="B8A888"/>
+              <w:right w:val="single" w:sz="6" w:space="0" w:color="B8A888"/>
+            </w:tcBorders>
+            <w:tcMar>
+              <w:top w:w="60" w:type="dxa"/>
+              <w:left w:w="120" w:type="dxa"/>
+              <w:bottom w:w="60" w:type="dxa"/>
+              <w:right w:w="120" w:type="dxa"/>
+            </w:tcMar>
+          </w:tcPr>
+          <w:p>
+            <w:pPr>
+              <w:rPr>
+                <w:rFonts w:ascii="Calibri" w:eastAsia="Times New Roman" w:hAnsi="Calibri" w:cs="Calibri"/>
+                <w:sz w:val="20"/>
+                <w:szCs w:val="20"/>
+              </w:rPr>
+            </w:pPr>
+            <w:r>
+              <w:rPr>
+                <w:rFonts w:ascii="Calibri" w:eastAsia="Times New Roman" w:hAnsi="Calibri" w:cs="Calibri"/>
+                <w:sz w:val="20"/>
+                <w:szCs w:val="20"/>
+              </w:rPr>
+              <w:t>Золотоносный песок (россыпь)</w:t>
+            </w:r>
+          </w:p>
+        </w:tc>
+        <w:tc>
+          <w:tcPr>
+            <w:tcW w:w="0" w:type="auto"/>
+            <w:tcBorders>
+              <w:top w:val="single" w:sz="6" w:space="0" w:color="B8A888"/>
+              <w:left w:val="single" w:sz="6" w:space="0" w:color="B8A888"/>
+              <w:bottom w:val="single" w:sz="6" w:space="0" w:color="B8A888"/>
+              <w:right w:val="single" w:sz="6" w:space="0" w:color="B8A888"/>
+            </w:tcBorders>
+            <w:tcMar>
+              <w:top w:w="60" w:type="dxa"/>
+              <w:left w:w="120" w:type="dxa"/>
+              <w:bottom w:w="60" w:type="dxa"/>
+              <w:right w:w="120" w:type="dxa"/>
+            </w:tcMar>
+          </w:tcPr>
+          <w:p>
+            <w:pPr>
+              <w:rPr>
+                <w:rFonts w:ascii="Calibri" w:eastAsia="Times New Roman" w:hAnsi="Calibri" w:cs="Calibri"/>
+                <w:sz w:val="20"/>
+                <w:szCs w:val="20"/>
+              </w:rPr>
+            </w:pPr>
+            <w:r>
+              <w:rPr>
+                <w:rFonts w:ascii="Calibri" w:eastAsia="Times New Roman" w:hAnsi="Calibri" w:cs="Calibri"/>
+                <w:sz w:val="20"/>
+                <w:szCs w:val="20"/>
+              </w:rPr>
+              <w:t>3 суток</w:t>
+            </w:r>
+          </w:p>
+        </w:tc>
+        <w:tc>
+          <w:tcPr>
+            <w:tcW w:w="0" w:type="auto"/>
+            <w:tcBorders>
+              <w:top w:val="single" w:sz="6" w:space="0" w:color="B8A888"/>
+              <w:left w:val="single" w:sz="6" w:space="0" w:color="B8A888"/>
+              <w:bottom w:val="single" w:sz="6" w:space="0" w:color="B8A888"/>
+              <w:right w:val="single" w:sz="6" w:space="0" w:color="B8A888"/>
+            </w:tcBorders>
+            <w:tcMar>
+              <w:top w:w="60" w:type="dxa"/>
+              <w:left w:w="120" w:type="dxa"/>
+              <w:bottom w:w="60" w:type="dxa"/>
+              <w:right w:w="120" w:type="dxa"/>
+            </w:tcMar>
+          </w:tcPr>
+          <w:p>
+            <w:pPr>
+              <w:rPr>
+                <w:rFonts w:ascii="Calibri" w:eastAsia="Times New Roman" w:hAnsi="Calibri" w:cs="Calibri"/>
+                <w:sz w:val="20"/>
+                <w:szCs w:val="20"/>
+              </w:rPr>
+            </w:pPr>
+            <w:r>
+              <w:rPr>
+                <w:rFonts w:ascii="Calibri" w:eastAsia="Times New Roman" w:hAnsi="Calibri" w:cs="Calibri"/>
+                <w:sz w:val="20"/>
+                <w:szCs w:val="20"/>
+              </w:rPr>
+              <w:t>лоток → золотой песок</w:t>
+            </w:r>
+          </w:p>
+        </w:tc>
+      </w:tr>
+    </w:tbl>
+    <w:p>
+      <w:pPr>
+        <w:pStyle w:val="2"/>
+        <w:rPr>
+          <w:rFonts w:eastAsia="Times New Roman" w:cs="Calibri"/>
+        </w:rPr>
+      </w:pPr>
+      <w:bookmarkStart w:id="81" w:name="_Toc243701004"/>
+      <w:r>
+        <w:rPr>
+          <w:rFonts w:eastAsia="Times New Roman" w:cs="Calibri"/>
+        </w:rPr>
+        <w:t>19.2. Золото</w:t>
+      </w:r>
+      <w:bookmarkEnd w:id="81"/>
+    </w:p>
+    <w:p>
+      <w:pPr>
+        <w:numPr>
+          <w:ilvl w:val="0"/>
+          <w:numId w:val="14"/>
+        </w:numPr>
+        <w:spacing w:before="100" w:beforeAutospacing="1" w:after="100" w:afterAutospacing="1"/>
+        <w:rPr>
+          <w:rFonts w:ascii="Calibri" w:eastAsia="Times New Roman" w:hAnsi="Calibri" w:cs="Calibri"/>
+          <w:sz w:val="22"/>
+          <w:szCs w:val="22"/>
+        </w:rPr>
+      </w:pPr>
+      <w:r>
+        <w:rPr>
+          <w:rFonts w:ascii="Calibri" w:eastAsia="Times New Roman" w:hAnsi="Calibri" w:cs="Calibri"/>
+          <w:b/>
+          <w:bCs/>
+          <w:sz w:val="22"/>
+          <w:szCs w:val="22"/>
+        </w:rPr>
+        <w:t>Россыпь.</w:t>
+      </w:r>
+      <w:r>
+        <w:rPr>
+          <w:rFonts w:ascii="Calibri" w:eastAsia="Times New Roman" w:hAnsi="Calibri" w:cs="Calibri"/>
+          <w:sz w:val="22"/>
+          <w:szCs w:val="22"/>
+        </w:rPr>
+        <w:t xml:space="preserve"> Золотоносный песок у реки — E лотком, мини-игра промывки. Россыпь беднеет и намывается по календарю.</w:t>
+      </w:r>
+    </w:p>
+    <w:p>
+      <w:pPr>
+        <w:numPr>
+          <w:ilvl w:val="0"/>
+          <w:numId w:val="14"/>
+        </w:numPr>
+        <w:spacing w:before="100" w:beforeAutospacing="1" w:after="100" w:afterAutospacing="1"/>
+        <w:rPr>
+          <w:rFonts w:ascii="Calibri" w:eastAsia="Times New Roman" w:hAnsi="Calibri" w:cs="Calibri"/>
+          <w:sz w:val="22"/>
+          <w:szCs w:val="22"/>
+        </w:rPr>
+      </w:pPr>
+      <w:r>
+        <w:rPr>
+          <w:rFonts w:ascii="Calibri" w:eastAsia="Times New Roman" w:hAnsi="Calibri" w:cs="Calibri"/>
+          <w:b/>
+          <w:bCs/>
+          <w:sz w:val="22"/>
+          <w:szCs w:val="22"/>
+        </w:rPr>
+        <w:t>Руда.</w:t>
+      </w:r>
+      <w:r>
+        <w:rPr>
+          <w:rFonts w:ascii="Calibri" w:eastAsia="Times New Roman" w:hAnsi="Calibri" w:cs="Calibri"/>
+          <w:sz w:val="22"/>
+          <w:szCs w:val="22"/>
+        </w:rPr>
+        <w:t xml:space="preserve"> Золотоносный кварц толкут в ступе (мини-игра в ритм) — выходит толчёная руда; её засыпают в промывочный желоб и промывают лотком. Ртуть в инвентаре — золота ×1,5, тратится склянка.</w:t>
+      </w:r>
+    </w:p>
+    <w:p>
+      <w:pPr>
+        <w:numPr>
+          <w:ilvl w:val="0"/>
+          <w:numId w:val="14"/>
+        </w:numPr>
+        <w:spacing w:before="100" w:beforeAutospacing="1" w:after="100" w:afterAutospacing="1"/>
+        <w:rPr>
+          <w:rFonts w:ascii="Calibri" w:eastAsia="Times New Roman" w:hAnsi="Calibri" w:cs="Calibri"/>
+          <w:sz w:val="22"/>
+          <w:szCs w:val="22"/>
+        </w:rPr>
+      </w:pPr>
+      <w:r>
+        <w:rPr>
+          <w:rFonts w:ascii="Calibri" w:eastAsia="Times New Roman" w:hAnsi="Calibri" w:cs="Calibri"/>
+          <w:b/>
+          <w:bCs/>
+          <w:sz w:val="22"/>
+          <w:szCs w:val="22"/>
+        </w:rPr>
+        <w:t>Промывка.</w:t>
+      </w:r>
+      <w:r>
+        <w:rPr>
+          <w:rFonts w:ascii="Calibri" w:eastAsia="Times New Roman" w:hAnsi="Calibri" w:cs="Calibri"/>
+          <w:sz w:val="22"/>
+          <w:szCs w:val="22"/>
+        </w:rPr>
+        <w:t xml:space="preserve"> Пробел — зачерпнуть воды (без воды песок не расслаивается). Кружите мышью в зелёной зоне: лёгкий песок уходит к краю, золото оседает; слишком быстро — плещет через край вместе с золотом. ЛКМ (держать) — наклонить и слить край. ПКМ — выкинуть камень (мешает расслаиваться), размять ком глины (три нажатия; в нём песок и золото, ушедший за край ком — потеря), взять самородок (бывает изредка: +2 золотого песка). Чёрный шлих тяжёлый и отмывается плохо. Enter — хватит.</w:t>
+      </w:r>
+    </w:p>
+    <w:p>
+      <w:pPr>
+        <w:numPr>
+          <w:ilvl w:val="0"/>
+          <w:numId w:val="14"/>
+        </w:numPr>
+        <w:spacing w:before="100" w:beforeAutospacing="1" w:after="100" w:afterAutospacing="1"/>
+        <w:rPr>
+          <w:rFonts w:ascii="Calibri" w:eastAsia="Times New Roman" w:hAnsi="Calibri" w:cs="Calibri"/>
+          <w:sz w:val="22"/>
+          <w:szCs w:val="22"/>
+        </w:rPr>
+      </w:pPr>
+      <w:r>
+        <w:rPr>
+          <w:rFonts w:ascii="Calibri" w:eastAsia="Times New Roman" w:hAnsi="Calibri" w:cs="Calibri"/>
+          <w:b/>
+          <w:bCs/>
+          <w:sz w:val="22"/>
+          <w:szCs w:val="22"/>
+        </w:rPr>
+        <w:lastRenderedPageBreak/>
+        <w:t>Слиток.</w:t>
+      </w:r>
+      <w:r>
+        <w:rPr>
+          <w:rFonts w:ascii="Calibri" w:eastAsia="Times New Roman" w:hAnsi="Calibri" w:cs="Calibri"/>
+          <w:sz w:val="22"/>
+          <w:szCs w:val="22"/>
+        </w:rPr>
+        <w:t xml:space="preserve"> 5 золотого песка плавят в тигле на кузнечном горне. Золотой песок ценен и сам: торговцы берут его на вес.</w:t>
+      </w:r>
+    </w:p>
+    <w:p>
+      <w:pPr>
+        <w:pStyle w:val="2"/>
+        <w:rPr>
+          <w:rFonts w:eastAsia="Times New Roman" w:cs="Calibri"/>
+        </w:rPr>
+      </w:pPr>
+      <w:bookmarkStart w:id="82" w:name="_Toc243701005"/>
+      <w:r>
+        <w:rPr>
+          <w:rFonts w:eastAsia="Times New Roman" w:cs="Calibri"/>
+        </w:rPr>
+        <w:t>19.3. Уголь, обжиг, флюс</w:t>
+      </w:r>
+      <w:bookmarkEnd w:id="82"/>
+    </w:p>
+    <w:p>
+      <w:pPr>
+        <w:numPr>
+          <w:ilvl w:val="0"/>
+          <w:numId w:val="14"/>
+        </w:numPr>
+        <w:spacing w:before="100" w:beforeAutospacing="1" w:after="100" w:afterAutospacing="1"/>
+        <w:rPr>
+          <w:rFonts w:ascii="Calibri" w:eastAsia="Times New Roman" w:hAnsi="Calibri" w:cs="Calibri"/>
+          <w:sz w:val="22"/>
+          <w:szCs w:val="22"/>
+        </w:rPr>
+      </w:pPr>
+      <w:r>
+        <w:rPr>
+          <w:rFonts w:ascii="Calibri" w:eastAsia="Times New Roman" w:hAnsi="Calibri" w:cs="Calibri"/>
+          <w:b/>
+          <w:bCs/>
+          <w:sz w:val="22"/>
+          <w:szCs w:val="22"/>
+        </w:rPr>
+        <w:t>Угольная куча.</w:t>
+      </w:r>
+      <w:r>
+        <w:rPr>
+          <w:rFonts w:ascii="Calibri" w:eastAsia="Times New Roman" w:hAnsi="Calibri" w:cs="Calibri"/>
+          <w:sz w:val="22"/>
+          <w:szCs w:val="22"/>
+        </w:rPr>
+        <w:t xml:space="preserve"> До 16 дров (бревно — за 3), обсыпать — E лопатой по куче (удар с замаха, выносливость), огниво. Тлеет по календарю: в самый раз 0,9–1,5 суток — 8 угля с 16 дров; раньше — головешки, позже уголь прогорает в золу.</w:t>
+      </w:r>
+    </w:p>
+    <w:p>
+      <w:pPr>
+        <w:numPr>
+          <w:ilvl w:val="0"/>
+          <w:numId w:val="14"/>
+        </w:numPr>
+        <w:spacing w:before="100" w:beforeAutospacing="1" w:after="100" w:afterAutospacing="1"/>
+        <w:rPr>
+          <w:rFonts w:ascii="Calibri" w:eastAsia="Times New Roman" w:hAnsi="Calibri" w:cs="Calibri"/>
+          <w:sz w:val="22"/>
+          <w:szCs w:val="22"/>
+        </w:rPr>
+      </w:pPr>
+      <w:r>
+        <w:rPr>
+          <w:rFonts w:ascii="Calibri" w:eastAsia="Times New Roman" w:hAnsi="Calibri" w:cs="Calibri"/>
+          <w:b/>
+          <w:bCs/>
+          <w:sz w:val="22"/>
+          <w:szCs w:val="22"/>
+        </w:rPr>
+        <w:t>Обжиг</w:t>
+      </w:r>
+      <w:r>
+        <w:rPr>
+          <w:rFonts w:ascii="Calibri" w:eastAsia="Times New Roman" w:hAnsi="Calibri" w:cs="Calibri"/>
+          <w:sz w:val="22"/>
+          <w:szCs w:val="22"/>
+        </w:rPr>
+        <w:t xml:space="preserve"> в гончарном горне: болотная и медная руда (до 8 в ячейку) — «Обожжена»: болотная плавится лучше, медная без обжига — хуже. Киноварь обжигают в ртуть.</w:t>
+      </w:r>
+    </w:p>
+    <w:p>
+      <w:pPr>
+        <w:numPr>
+          <w:ilvl w:val="0"/>
+          <w:numId w:val="14"/>
+        </w:numPr>
+        <w:spacing w:before="100" w:beforeAutospacing="1" w:after="100" w:afterAutospacing="1"/>
+        <w:rPr>
+          <w:rFonts w:ascii="Calibri" w:eastAsia="Times New Roman" w:hAnsi="Calibri" w:cs="Calibri"/>
+          <w:sz w:val="22"/>
+          <w:szCs w:val="22"/>
+        </w:rPr>
+      </w:pPr>
+      <w:r>
+        <w:rPr>
+          <w:rFonts w:ascii="Calibri" w:eastAsia="Times New Roman" w:hAnsi="Calibri" w:cs="Calibri"/>
+          <w:b/>
+          <w:bCs/>
+          <w:sz w:val="22"/>
+          <w:szCs w:val="22"/>
+        </w:rPr>
+        <w:t>Флюс</w:t>
+      </w:r>
+      <w:r>
+        <w:rPr>
+          <w:rFonts w:ascii="Calibri" w:eastAsia="Times New Roman" w:hAnsi="Calibri" w:cs="Calibri"/>
+          <w:sz w:val="22"/>
+          <w:szCs w:val="22"/>
+        </w:rPr>
+        <w:t xml:space="preserve"> — толчёный известняк из пласта: в сыродутный горн и для кузнечной сварки.</w:t>
+      </w:r>
+    </w:p>
+    <w:p>
+      <w:pPr>
+        <w:pStyle w:val="2"/>
+        <w:rPr>
+          <w:rFonts w:eastAsia="Times New Roman" w:cs="Calibri"/>
+        </w:rPr>
+      </w:pPr>
+      <w:bookmarkStart w:id="83" w:name="_Toc243701006"/>
+      <w:r>
+        <w:rPr>
+          <w:rFonts w:eastAsia="Times New Roman" w:cs="Calibri"/>
+        </w:rPr>
+        <w:t>19.4. Сыродутный горн</w:t>
+      </w:r>
+      <w:bookmarkEnd w:id="83"/>
+    </w:p>
+    <w:p>
+      <w:pPr>
+        <w:numPr>
+          <w:ilvl w:val="0"/>
+          <w:numId w:val="14"/>
+        </w:numPr>
+        <w:spacing w:before="100" w:beforeAutospacing="1" w:after="100" w:afterAutospacing="1"/>
+        <w:rPr>
+          <w:rFonts w:ascii="Calibri" w:eastAsia="Times New Roman" w:hAnsi="Calibri" w:cs="Calibri"/>
+          <w:sz w:val="22"/>
+          <w:szCs w:val="22"/>
+        </w:rPr>
+      </w:pPr>
+      <w:r>
+        <w:rPr>
+          <w:rFonts w:ascii="Calibri" w:eastAsia="Times New Roman" w:hAnsi="Calibri" w:cs="Calibri"/>
+          <w:b/>
+          <w:bCs/>
+          <w:sz w:val="22"/>
+          <w:szCs w:val="22"/>
+        </w:rPr>
+        <w:t>Окно</w:t>
+      </w:r>
+      <w:r>
+        <w:rPr>
+          <w:rFonts w:ascii="Calibri" w:eastAsia="Times New Roman" w:hAnsi="Calibri" w:cs="Calibri"/>
+          <w:sz w:val="22"/>
+          <w:szCs w:val="22"/>
+        </w:rPr>
+        <w:t xml:space="preserve"> — E пустой рукой или ПКМ: ячейки руды (одного рода), древесного угля, флюса и тигля; что заложено, сколько закладок, что выйдет и что скажется на качестве. Слева — что из какой руды выходит.</w:t>
+      </w:r>
+    </w:p>
+    <w:p>
+      <w:pPr>
+        <w:numPr>
+          <w:ilvl w:val="0"/>
+          <w:numId w:val="14"/>
+        </w:numPr>
+        <w:spacing w:before="100" w:beforeAutospacing="1" w:after="100" w:afterAutospacing="1"/>
+        <w:rPr>
+          <w:rFonts w:ascii="Calibri" w:eastAsia="Times New Roman" w:hAnsi="Calibri" w:cs="Calibri"/>
+          <w:sz w:val="22"/>
+          <w:szCs w:val="22"/>
+        </w:rPr>
+      </w:pPr>
+      <w:r>
+        <w:rPr>
+          <w:rFonts w:ascii="Calibri" w:eastAsia="Times New Roman" w:hAnsi="Calibri" w:cs="Calibri"/>
+          <w:b/>
+          <w:bCs/>
+          <w:sz w:val="22"/>
+          <w:szCs w:val="22"/>
+        </w:rPr>
+        <w:t>Закладка</w:t>
+      </w:r>
+      <w:r>
+        <w:rPr>
+          <w:rFonts w:ascii="Calibri" w:eastAsia="Times New Roman" w:hAnsi="Calibri" w:cs="Calibri"/>
+          <w:sz w:val="22"/>
+          <w:szCs w:val="22"/>
+        </w:rPr>
+        <w:t xml:space="preserve"> — руда, 2 древесного угля и флюс; за плавку до 4 закладок. Железняк ×2 или болотная руда ×3 → крица; медная ×2 → медь; оловянный камень ×2 → олово; свинцовый блеск ×1 → свинец с серебром; серебряная руда ×3 → серебро.</w:t>
+      </w:r>
+    </w:p>
+    <w:p>
+      <w:pPr>
+        <w:numPr>
+          <w:ilvl w:val="0"/>
+          <w:numId w:val="14"/>
+        </w:numPr>
+        <w:spacing w:before="100" w:beforeAutospacing="1" w:after="100" w:afterAutospacing="1"/>
+        <w:rPr>
+          <w:rFonts w:ascii="Calibri" w:eastAsia="Times New Roman" w:hAnsi="Calibri" w:cs="Calibri"/>
+          <w:sz w:val="22"/>
+          <w:szCs w:val="22"/>
+        </w:rPr>
+      </w:pPr>
+      <w:r>
+        <w:rPr>
+          <w:rFonts w:ascii="Calibri" w:eastAsia="Times New Roman" w:hAnsi="Calibri" w:cs="Calibri"/>
+          <w:b/>
+          <w:bCs/>
+          <w:sz w:val="22"/>
+          <w:szCs w:val="22"/>
+        </w:rPr>
+        <w:t>«Плавить»</w:t>
+      </w:r>
+      <w:r>
+        <w:rPr>
+          <w:rFonts w:ascii="Calibri" w:eastAsia="Times New Roman" w:hAnsi="Calibri" w:cs="Calibri"/>
+          <w:sz w:val="22"/>
+          <w:szCs w:val="22"/>
+        </w:rPr>
+        <w:t xml:space="preserve"> (огниво из инвентаря) — мини-игра мехов: держите жар в полосе, которая меняется (прогрев, восстановление, спекание), не захлёбывайте мехи, подсыпайте уголь. «Выгрести» — всё назад.</w:t>
+      </w:r>
+    </w:p>
+    <w:p>
+      <w:pPr>
+        <w:numPr>
+          <w:ilvl w:val="0"/>
+          <w:numId w:val="14"/>
+        </w:numPr>
+        <w:spacing w:before="100" w:beforeAutospacing="1" w:after="100" w:afterAutospacing="1"/>
+        <w:rPr>
+          <w:rFonts w:ascii="Calibri" w:eastAsia="Times New Roman" w:hAnsi="Calibri" w:cs="Calibri"/>
+          <w:sz w:val="22"/>
+          <w:szCs w:val="22"/>
+        </w:rPr>
+      </w:pPr>
+      <w:r>
+        <w:rPr>
+          <w:rFonts w:ascii="Calibri" w:eastAsia="Times New Roman" w:hAnsi="Calibri" w:cs="Calibri"/>
+          <w:b/>
+          <w:bCs/>
+          <w:sz w:val="22"/>
+          <w:szCs w:val="22"/>
+        </w:rPr>
+        <w:t>В тигель.</w:t>
+      </w:r>
+      <w:r>
+        <w:rPr>
+          <w:rFonts w:ascii="Calibri" w:eastAsia="Times New Roman" w:hAnsi="Calibri" w:cs="Calibri"/>
+          <w:sz w:val="22"/>
+          <w:szCs w:val="22"/>
+        </w:rPr>
+        <w:t xml:space="preserve"> Медь, олово, серебро и свинец с серебром стекают жидким металлом в тигель из окна горна — без тигля такую плавку не начать. В пустой тигель или к тому же металлу — сразу жидкий расплав; к другой шихте — ложится шихтой, сплав доплавляют в кузнечном горне. Крица выходит штуками.</w:t>
+      </w:r>
+    </w:p>
+    <w:p>
+      <w:pPr>
+        <w:numPr>
+          <w:ilvl w:val="0"/>
+          <w:numId w:val="14"/>
+        </w:numPr>
+        <w:spacing w:before="100" w:beforeAutospacing="1" w:after="100" w:afterAutospacing="1"/>
+        <w:rPr>
+          <w:rFonts w:ascii="Calibri" w:eastAsia="Times New Roman" w:hAnsi="Calibri" w:cs="Calibri"/>
+          <w:sz w:val="22"/>
+          <w:szCs w:val="22"/>
+        </w:rPr>
+      </w:pPr>
+      <w:r>
+        <w:rPr>
+          <w:rFonts w:ascii="Calibri" w:eastAsia="Times New Roman" w:hAnsi="Calibri" w:cs="Calibri"/>
+          <w:b/>
+          <w:bCs/>
+          <w:sz w:val="22"/>
+          <w:szCs w:val="22"/>
+        </w:rPr>
+        <w:t>Качество.</w:t>
+      </w:r>
+      <w:r>
+        <w:rPr>
+          <w:rFonts w:ascii="Calibri" w:eastAsia="Times New Roman" w:hAnsi="Calibri" w:cs="Calibri"/>
+          <w:sz w:val="22"/>
+          <w:szCs w:val="22"/>
+        </w:rPr>
+        <w:t xml:space="preserve"> Каменный уголь горит, но портит металл (железо −2); без флюса −1; совсем плохие мехи — половина ушла в шлак.</w:t>
+      </w:r>
+    </w:p>
+    <w:p>
+      <w:pPr>
+        <w:pStyle w:val="2"/>
+        <w:rPr>
+          <w:rFonts w:eastAsia="Times New Roman" w:cs="Calibri"/>
+        </w:rPr>
+      </w:pPr>
+      <w:bookmarkStart w:id="84" w:name="_Toc243701007"/>
+      <w:r>
+        <w:rPr>
+          <w:rFonts w:eastAsia="Times New Roman" w:cs="Calibri"/>
+        </w:rPr>
+        <w:t>19.5. Купель</w:t>
+      </w:r>
+      <w:bookmarkEnd w:id="84"/>
+    </w:p>
+    <w:p>
+      <w:pPr>
+        <w:numPr>
+          <w:ilvl w:val="0"/>
+          <w:numId w:val="14"/>
+        </w:numPr>
+        <w:spacing w:before="100" w:beforeAutospacing="1" w:after="100" w:afterAutospacing="1"/>
+        <w:rPr>
+          <w:rFonts w:ascii="Calibri" w:eastAsia="Times New Roman" w:hAnsi="Calibri" w:cs="Calibri"/>
+          <w:sz w:val="22"/>
+          <w:szCs w:val="22"/>
+        </w:rPr>
+      </w:pPr>
+      <w:r>
+        <w:rPr>
+          <w:rFonts w:ascii="Calibri" w:eastAsia="Times New Roman" w:hAnsi="Calibri" w:cs="Calibri"/>
+          <w:sz w:val="22"/>
+          <w:szCs w:val="22"/>
+        </w:rPr>
+        <w:t>E тиглем с жидким свинцом с серебром — слить (до 4 слитков; можно и слитком — положить), древесный уголь — подложить, огниво — разжечь.</w:t>
+      </w:r>
+    </w:p>
+    <w:p>
+      <w:pPr>
+        <w:numPr>
+          <w:ilvl w:val="0"/>
+          <w:numId w:val="14"/>
+        </w:numPr>
+        <w:spacing w:before="100" w:beforeAutospacing="1" w:after="100" w:afterAutospacing="1"/>
+        <w:rPr>
+          <w:rFonts w:ascii="Calibri" w:eastAsia="Times New Roman" w:hAnsi="Calibri" w:cs="Calibri"/>
+          <w:sz w:val="22"/>
+          <w:szCs w:val="22"/>
+        </w:rPr>
+      </w:pPr>
+      <w:r>
+        <w:rPr>
+          <w:rFonts w:ascii="Calibri" w:eastAsia="Times New Roman" w:hAnsi="Calibri" w:cs="Calibri"/>
+          <w:sz w:val="22"/>
+          <w:szCs w:val="22"/>
+        </w:rPr>
+        <w:t>Мини-игра: держите жар, пока свинец выгорает в глёт, и нажмите ПКМ, когда серебро вспыхнет каплей. Рано — серебро хуже, поздно — часть выгорела.</w:t>
+      </w:r>
+    </w:p>
+    <w:p>
+      <w:pPr>
+        <w:numPr>
+          <w:ilvl w:val="0"/>
+          <w:numId w:val="14"/>
+        </w:numPr>
+        <w:spacing w:before="100" w:beforeAutospacing="1" w:after="100" w:afterAutospacing="1"/>
+        <w:rPr>
+          <w:rFonts w:ascii="Calibri" w:eastAsia="Times New Roman" w:hAnsi="Calibri" w:cs="Calibri"/>
+          <w:sz w:val="22"/>
+          <w:szCs w:val="22"/>
+        </w:rPr>
+      </w:pPr>
+      <w:r>
+        <w:rPr>
+          <w:rFonts w:ascii="Calibri" w:eastAsia="Times New Roman" w:hAnsi="Calibri" w:cs="Calibri"/>
+          <w:sz w:val="22"/>
+          <w:szCs w:val="22"/>
+        </w:rPr>
+        <w:t>Серебра — 0,3 слитка на кусок свинца; что не набралось на слиток, остаётся каплей до следующего раза. Свинец возвращается (¾).</w:t>
+      </w:r>
+    </w:p>
+    <w:p>
+      <w:pPr>
+        <w:pStyle w:val="2"/>
+        <w:rPr>
+          <w:rFonts w:eastAsia="Times New Roman" w:cs="Calibri"/>
+        </w:rPr>
+      </w:pPr>
+      <w:bookmarkStart w:id="85" w:name="_Toc243701008"/>
+      <w:r>
+        <w:rPr>
+          <w:rFonts w:eastAsia="Times New Roman" w:cs="Calibri"/>
+        </w:rPr>
+        <w:t>19.6. Кузнечный горн и тигель</w:t>
+      </w:r>
+      <w:bookmarkEnd w:id="85"/>
+    </w:p>
+    <w:p>
+      <w:pPr>
+        <w:numPr>
+          <w:ilvl w:val="0"/>
+          <w:numId w:val="14"/>
+        </w:numPr>
+        <w:spacing w:before="100" w:beforeAutospacing="1" w:after="100" w:afterAutospacing="1"/>
+        <w:rPr>
+          <w:rFonts w:ascii="Calibri" w:eastAsia="Times New Roman" w:hAnsi="Calibri" w:cs="Calibri"/>
+          <w:sz w:val="22"/>
+          <w:szCs w:val="22"/>
+        </w:rPr>
+      </w:pPr>
+      <w:r>
+        <w:rPr>
+          <w:rFonts w:ascii="Calibri" w:eastAsia="Times New Roman" w:hAnsi="Calibri" w:cs="Calibri"/>
+          <w:b/>
+          <w:bCs/>
+          <w:sz w:val="22"/>
+          <w:szCs w:val="22"/>
+        </w:rPr>
+        <w:t>Горн</w:t>
+      </w:r>
+      <w:r>
+        <w:rPr>
+          <w:rFonts w:ascii="Calibri" w:eastAsia="Times New Roman" w:hAnsi="Calibri" w:cs="Calibri"/>
+          <w:sz w:val="22"/>
+          <w:szCs w:val="22"/>
+        </w:rPr>
+        <w:t xml:space="preserve"> топится древесным или каменным углём (жарче), огниво — разжечь. E пустой рукой — окно горна, Shift + E — мехи. Его жар — предел, до которого греется заготовка у наковальни.</w:t>
+      </w:r>
+    </w:p>
+    <w:p>
+      <w:pPr>
+        <w:numPr>
+          <w:ilvl w:val="0"/>
+          <w:numId w:val="14"/>
+        </w:numPr>
+        <w:spacing w:before="100" w:beforeAutospacing="1" w:after="100" w:afterAutospacing="1"/>
+        <w:rPr>
+          <w:rFonts w:ascii="Calibri" w:eastAsia="Times New Roman" w:hAnsi="Calibri" w:cs="Calibri"/>
+          <w:sz w:val="22"/>
+          <w:szCs w:val="22"/>
+        </w:rPr>
+      </w:pPr>
+      <w:r>
+        <w:rPr>
+          <w:rFonts w:ascii="Calibri" w:eastAsia="Times New Roman" w:hAnsi="Calibri" w:cs="Calibri"/>
+          <w:b/>
+          <w:bCs/>
+          <w:sz w:val="22"/>
+          <w:szCs w:val="22"/>
+        </w:rPr>
+        <w:t>Окно горна:</w:t>
+      </w:r>
+      <w:r>
+        <w:rPr>
+          <w:rFonts w:ascii="Calibri" w:eastAsia="Times New Roman" w:hAnsi="Calibri" w:cs="Calibri"/>
+          <w:sz w:val="22"/>
+          <w:szCs w:val="22"/>
+        </w:rPr>
+        <w:t xml:space="preserve"> огонь (жар, уголь, ячейка угля), ячейка тигля (или E тиглем по горну) и ячейка шихты, состав тигля и что из него выйдет, кнопки «Мехи» и «Плавить», слева — книга сплавов. Тигель виден стоящим в горне.</w:t>
+      </w:r>
+    </w:p>
+    <w:p>
+      <w:pPr>
+        <w:numPr>
+          <w:ilvl w:val="0"/>
+          <w:numId w:val="14"/>
+        </w:numPr>
+        <w:spacing w:before="100" w:beforeAutospacing="1" w:after="100" w:afterAutospacing="1"/>
+        <w:rPr>
+          <w:rFonts w:ascii="Calibri" w:eastAsia="Times New Roman" w:hAnsi="Calibri" w:cs="Calibri"/>
+          <w:sz w:val="22"/>
+          <w:szCs w:val="22"/>
+        </w:rPr>
+      </w:pPr>
+      <w:r>
+        <w:rPr>
+          <w:rFonts w:ascii="Calibri" w:eastAsia="Times New Roman" w:hAnsi="Calibri" w:cs="Calibri"/>
+          <w:b/>
+          <w:bCs/>
+          <w:sz w:val="22"/>
+          <w:szCs w:val="22"/>
+        </w:rPr>
+        <w:t>Тигель</w:t>
+      </w:r>
+      <w:r>
+        <w:rPr>
+          <w:rFonts w:ascii="Calibri" w:eastAsia="Times New Roman" w:hAnsi="Calibri" w:cs="Calibri"/>
+          <w:sz w:val="22"/>
+          <w:szCs w:val="22"/>
+        </w:rPr>
+        <w:t xml:space="preserve"> (гончарный круг, 1 ком глины) вмещает до 10 слитков. Шихта: слитки, золотой песок, галмей, ком глины — крышка для латуни. Смешивать можно только то, что сплавляется; железо и сталь не плавят — их куют.</w:t>
+      </w:r>
+    </w:p>
+    <w:p>
+      <w:pPr>
+        <w:numPr>
+          <w:ilvl w:val="0"/>
+          <w:numId w:val="14"/>
+        </w:numPr>
+        <w:spacing w:before="100" w:beforeAutospacing="1" w:after="100" w:afterAutospacing="1"/>
+        <w:rPr>
+          <w:rFonts w:ascii="Calibri" w:eastAsia="Times New Roman" w:hAnsi="Calibri" w:cs="Calibri"/>
+          <w:sz w:val="22"/>
+          <w:szCs w:val="22"/>
+        </w:rPr>
+      </w:pPr>
+      <w:r>
+        <w:rPr>
+          <w:rFonts w:ascii="Calibri" w:eastAsia="Times New Roman" w:hAnsi="Calibri" w:cs="Calibri"/>
+          <w:b/>
+          <w:bCs/>
+          <w:sz w:val="22"/>
+          <w:szCs w:val="22"/>
+        </w:rPr>
+        <w:t>Плавка</w:t>
+      </w:r>
+      <w:r>
+        <w:rPr>
+          <w:rFonts w:ascii="Calibri" w:eastAsia="Times New Roman" w:hAnsi="Calibri" w:cs="Calibri"/>
+          <w:sz w:val="22"/>
+          <w:szCs w:val="22"/>
+        </w:rPr>
+        <w:t xml:space="preserve"> — мини-игра: мышь двигает тигель от края горна к самому жару, ЛКМ — мехи, ПКМ — снять шлак. Сначала металл тает, потом расплав держат в полосе «лить». Олово и свинец плавятся у края без мехов, медь и золото — только в самом жару с мехами. Перегрев — газ и больше шлака; латунь выше 1040° теряет цинк; остудили — схватывается коркой.</w:t>
+      </w:r>
+    </w:p>
+    <w:p>
+      <w:pPr>
+        <w:numPr>
+          <w:ilvl w:val="0"/>
+          <w:numId w:val="14"/>
+        </w:numPr>
+        <w:spacing w:before="100" w:beforeAutospacing="1" w:after="100" w:afterAutospacing="1"/>
+        <w:rPr>
+          <w:rFonts w:ascii="Calibri" w:eastAsia="Times New Roman" w:hAnsi="Calibri" w:cs="Calibri"/>
+          <w:sz w:val="22"/>
+          <w:szCs w:val="22"/>
+        </w:rPr>
+      </w:pPr>
+      <w:r>
+        <w:rPr>
+          <w:rFonts w:ascii="Calibri" w:eastAsia="Times New Roman" w:hAnsi="Calibri" w:cs="Calibri"/>
+          <w:b/>
+          <w:bCs/>
+          <w:sz w:val="22"/>
+          <w:szCs w:val="22"/>
+        </w:rPr>
+        <w:lastRenderedPageBreak/>
+        <w:t>Жидкий металл.</w:t>
+      </w:r>
+      <w:r>
+        <w:rPr>
+          <w:rFonts w:ascii="Calibri" w:eastAsia="Times New Roman" w:hAnsi="Calibri" w:cs="Calibri"/>
+          <w:sz w:val="22"/>
+          <w:szCs w:val="22"/>
+        </w:rPr>
+        <w:t xml:space="preserve"> В горящем горне расплав не стынет; вынутый — жидкий около минуты. Вынуть тигель с жидким металлом можно только с клещами в инвентаре. Застывший ставят обратно и плавят снова — лучше он не станет. У тигля — полоска расплава и подсказка: состав, металл, сколько слитков, сколько ещё жидкий.</w:t>
+      </w:r>
+    </w:p>
+    <w:tbl>
+      <w:tblPr>
+        <w:tblW w:w="5000" w:type="pct"/>
+        <w:tblCellMar>
+          <w:top w:w="15" w:type="dxa"/>
+          <w:left w:w="15" w:type="dxa"/>
+          <w:bottom w:w="15" w:type="dxa"/>
+          <w:right w:w="15" w:type="dxa"/>
+        </w:tblCellMar>
+        <w:tblLook w:val="04A0" w:firstRow="1" w:lastRow="0" w:firstColumn="1" w:lastColumn="0" w:noHBand="0" w:noVBand="1"/>
+      </w:tblPr>
+      <w:tblGrid>
+        <w:gridCol w:w="896"/>
+        <w:gridCol w:w="3733"/>
+        <w:gridCol w:w="4862"/>
+      </w:tblGrid>
+      <w:tr>
+        <w:tc>
+          <w:tcPr>
+            <w:tcW w:w="0" w:type="auto"/>
+            <w:tcBorders>
+              <w:top w:val="single" w:sz="6" w:space="0" w:color="B8A888"/>
+              <w:left w:val="single" w:sz="6" w:space="0" w:color="B8A888"/>
+              <w:bottom w:val="single" w:sz="6" w:space="0" w:color="B8A888"/>
+              <w:right w:val="single" w:sz="6" w:space="0" w:color="B8A888"/>
+            </w:tcBorders>
+            <w:shd w:val="clear" w:color="auto" w:fill="EFE6D2"/>
+            <w:tcMar>
+              <w:top w:w="60" w:type="dxa"/>
+              <w:left w:w="120" w:type="dxa"/>
+              <w:bottom w:w="60" w:type="dxa"/>
+              <w:right w:w="120" w:type="dxa"/>
+            </w:tcMar>
+          </w:tcPr>
+          <w:p>
+            <w:pPr>
+              <w:rPr>
+                <w:rFonts w:ascii="Calibri" w:eastAsia="Times New Roman" w:hAnsi="Calibri" w:cs="Calibri"/>
+                <w:sz w:val="20"/>
+                <w:szCs w:val="20"/>
+              </w:rPr>
+            </w:pPr>
+            <w:r>
+              <w:rPr>
+                <w:rFonts w:ascii="Calibri" w:eastAsia="Times New Roman" w:hAnsi="Calibri" w:cs="Calibri"/>
+                <w:b/>
+                <w:bCs/>
+                <w:sz w:val="20"/>
+                <w:szCs w:val="20"/>
+              </w:rPr>
+              <w:t>Сплав</w:t>
+            </w:r>
+          </w:p>
+        </w:tc>
+        <w:tc>
+          <w:tcPr>
+            <w:tcW w:w="0" w:type="auto"/>
+            <w:tcBorders>
+              <w:top w:val="single" w:sz="6" w:space="0" w:color="B8A888"/>
+              <w:left w:val="single" w:sz="6" w:space="0" w:color="B8A888"/>
+              <w:bottom w:val="single" w:sz="6" w:space="0" w:color="B8A888"/>
+              <w:right w:val="single" w:sz="6" w:space="0" w:color="B8A888"/>
+            </w:tcBorders>
+            <w:shd w:val="clear" w:color="auto" w:fill="EFE6D2"/>
+            <w:tcMar>
+              <w:top w:w="60" w:type="dxa"/>
+              <w:left w:w="120" w:type="dxa"/>
+              <w:bottom w:w="60" w:type="dxa"/>
+              <w:right w:w="120" w:type="dxa"/>
+            </w:tcMar>
+          </w:tcPr>
+          <w:p>
+            <w:pPr>
+              <w:rPr>
+                <w:rFonts w:ascii="Calibri" w:eastAsia="Times New Roman" w:hAnsi="Calibri" w:cs="Calibri"/>
+                <w:sz w:val="20"/>
+                <w:szCs w:val="20"/>
+              </w:rPr>
+            </w:pPr>
+            <w:r>
+              <w:rPr>
+                <w:rFonts w:ascii="Calibri" w:eastAsia="Times New Roman" w:hAnsi="Calibri" w:cs="Calibri"/>
+                <w:b/>
+                <w:bCs/>
+                <w:sz w:val="20"/>
+                <w:szCs w:val="20"/>
+              </w:rPr>
+              <w:t>Состав</w:t>
+            </w:r>
+          </w:p>
+        </w:tc>
+        <w:tc>
+          <w:tcPr>
+            <w:tcW w:w="0" w:type="auto"/>
+            <w:tcBorders>
+              <w:top w:val="single" w:sz="6" w:space="0" w:color="B8A888"/>
+              <w:left w:val="single" w:sz="6" w:space="0" w:color="B8A888"/>
+              <w:bottom w:val="single" w:sz="6" w:space="0" w:color="B8A888"/>
+              <w:right w:val="single" w:sz="6" w:space="0" w:color="B8A888"/>
+            </w:tcBorders>
+            <w:shd w:val="clear" w:color="auto" w:fill="EFE6D2"/>
+            <w:tcMar>
+              <w:top w:w="60" w:type="dxa"/>
+              <w:left w:w="120" w:type="dxa"/>
+              <w:bottom w:w="60" w:type="dxa"/>
+              <w:right w:w="120" w:type="dxa"/>
+            </w:tcMar>
+          </w:tcPr>
+          <w:p>
+            <w:pPr>
+              <w:rPr>
+                <w:rFonts w:ascii="Calibri" w:eastAsia="Times New Roman" w:hAnsi="Calibri" w:cs="Calibri"/>
+                <w:sz w:val="20"/>
+                <w:szCs w:val="20"/>
+              </w:rPr>
+            </w:pPr>
+            <w:r>
+              <w:rPr>
+                <w:rFonts w:ascii="Calibri" w:eastAsia="Times New Roman" w:hAnsi="Calibri" w:cs="Calibri"/>
+                <w:b/>
+                <w:bCs/>
+                <w:sz w:val="20"/>
+                <w:szCs w:val="20"/>
+              </w:rPr>
+              <w:t>Лучший состав</w:t>
+            </w:r>
+          </w:p>
+        </w:tc>
+      </w:tr>
+      <w:tr>
+        <w:tc>
+          <w:tcPr>
+            <w:tcW w:w="0" w:type="auto"/>
+            <w:tcBorders>
+              <w:top w:val="single" w:sz="6" w:space="0" w:color="B8A888"/>
+              <w:left w:val="single" w:sz="6" w:space="0" w:color="B8A888"/>
+              <w:bottom w:val="single" w:sz="6" w:space="0" w:color="B8A888"/>
+              <w:right w:val="single" w:sz="6" w:space="0" w:color="B8A888"/>
+            </w:tcBorders>
+            <w:tcMar>
+              <w:top w:w="60" w:type="dxa"/>
+              <w:left w:w="120" w:type="dxa"/>
+              <w:bottom w:w="60" w:type="dxa"/>
+              <w:right w:w="120" w:type="dxa"/>
+            </w:tcMar>
+          </w:tcPr>
+          <w:p>
+            <w:pPr>
+              <w:rPr>
+                <w:rFonts w:ascii="Calibri" w:eastAsia="Times New Roman" w:hAnsi="Calibri" w:cs="Calibri"/>
+                <w:sz w:val="20"/>
+                <w:szCs w:val="20"/>
+              </w:rPr>
+            </w:pPr>
+            <w:r>
+              <w:rPr>
+                <w:rFonts w:ascii="Calibri" w:eastAsia="Times New Roman" w:hAnsi="Calibri" w:cs="Calibri"/>
+                <w:sz w:val="20"/>
+                <w:szCs w:val="20"/>
+              </w:rPr>
+              <w:t>Бронза</w:t>
+            </w:r>
+          </w:p>
+        </w:tc>
+        <w:tc>
+          <w:tcPr>
+            <w:tcW w:w="0" w:type="auto"/>
+            <w:tcBorders>
+              <w:top w:val="single" w:sz="6" w:space="0" w:color="B8A888"/>
+              <w:left w:val="single" w:sz="6" w:space="0" w:color="B8A888"/>
+              <w:bottom w:val="single" w:sz="6" w:space="0" w:color="B8A888"/>
+              <w:right w:val="single" w:sz="6" w:space="0" w:color="B8A888"/>
+            </w:tcBorders>
+            <w:tcMar>
+              <w:top w:w="60" w:type="dxa"/>
+              <w:left w:w="120" w:type="dxa"/>
+              <w:bottom w:w="60" w:type="dxa"/>
+              <w:right w:w="120" w:type="dxa"/>
+            </w:tcMar>
+          </w:tcPr>
+          <w:p>
+            <w:pPr>
+              <w:rPr>
+                <w:rFonts w:ascii="Calibri" w:eastAsia="Times New Roman" w:hAnsi="Calibri" w:cs="Calibri"/>
+                <w:sz w:val="20"/>
+                <w:szCs w:val="20"/>
+              </w:rPr>
+            </w:pPr>
+            <w:r>
+              <w:rPr>
+                <w:rFonts w:ascii="Calibri" w:eastAsia="Times New Roman" w:hAnsi="Calibri" w:cs="Calibri"/>
+                <w:sz w:val="20"/>
+                <w:szCs w:val="20"/>
+              </w:rPr>
+              <w:t>9 медных слитков + 1 оловянный</w:t>
+            </w:r>
+          </w:p>
+        </w:tc>
+        <w:tc>
+          <w:tcPr>
+            <w:tcW w:w="0" w:type="auto"/>
+            <w:tcBorders>
+              <w:top w:val="single" w:sz="6" w:space="0" w:color="B8A888"/>
+              <w:left w:val="single" w:sz="6" w:space="0" w:color="B8A888"/>
+              <w:bottom w:val="single" w:sz="6" w:space="0" w:color="B8A888"/>
+              <w:right w:val="single" w:sz="6" w:space="0" w:color="B8A888"/>
+            </w:tcBorders>
+            <w:tcMar>
+              <w:top w:w="60" w:type="dxa"/>
+              <w:left w:w="120" w:type="dxa"/>
+              <w:bottom w:w="60" w:type="dxa"/>
+              <w:right w:w="120" w:type="dxa"/>
+            </w:tcMar>
+          </w:tcPr>
+          <w:p>
+            <w:pPr>
+              <w:rPr>
+                <w:rFonts w:ascii="Calibri" w:eastAsia="Times New Roman" w:hAnsi="Calibri" w:cs="Calibri"/>
+                <w:sz w:val="20"/>
+                <w:szCs w:val="20"/>
+              </w:rPr>
+            </w:pPr>
+            <w:r>
+              <w:rPr>
+                <w:rFonts w:ascii="Calibri" w:eastAsia="Times New Roman" w:hAnsi="Calibri" w:cs="Calibri"/>
+                <w:sz w:val="20"/>
+                <w:szCs w:val="20"/>
+              </w:rPr>
+              <w:t>олова 10%; больше — хрупкая, меньше — мягкая</w:t>
+            </w:r>
+          </w:p>
+        </w:tc>
+      </w:tr>
+      <w:tr>
+        <w:tc>
+          <w:tcPr>
+            <w:tcW w:w="0" w:type="auto"/>
+            <w:tcBorders>
+              <w:top w:val="single" w:sz="6" w:space="0" w:color="B8A888"/>
+              <w:left w:val="single" w:sz="6" w:space="0" w:color="B8A888"/>
+              <w:bottom w:val="single" w:sz="6" w:space="0" w:color="B8A888"/>
+              <w:right w:val="single" w:sz="6" w:space="0" w:color="B8A888"/>
+            </w:tcBorders>
+            <w:tcMar>
+              <w:top w:w="60" w:type="dxa"/>
+              <w:left w:w="120" w:type="dxa"/>
+              <w:bottom w:w="60" w:type="dxa"/>
+              <w:right w:w="120" w:type="dxa"/>
+            </w:tcMar>
+          </w:tcPr>
+          <w:p>
+            <w:pPr>
+              <w:rPr>
+                <w:rFonts w:ascii="Calibri" w:eastAsia="Times New Roman" w:hAnsi="Calibri" w:cs="Calibri"/>
+                <w:sz w:val="20"/>
+                <w:szCs w:val="20"/>
+              </w:rPr>
+            </w:pPr>
+            <w:r>
+              <w:rPr>
+                <w:rFonts w:ascii="Calibri" w:eastAsia="Times New Roman" w:hAnsi="Calibri" w:cs="Calibri"/>
+                <w:sz w:val="20"/>
+                <w:szCs w:val="20"/>
+              </w:rPr>
+              <w:t>Латунь</w:t>
+            </w:r>
+          </w:p>
+        </w:tc>
+        <w:tc>
+          <w:tcPr>
+            <w:tcW w:w="0" w:type="auto"/>
+            <w:tcBorders>
+              <w:top w:val="single" w:sz="6" w:space="0" w:color="B8A888"/>
+              <w:left w:val="single" w:sz="6" w:space="0" w:color="B8A888"/>
+              <w:bottom w:val="single" w:sz="6" w:space="0" w:color="B8A888"/>
+              <w:right w:val="single" w:sz="6" w:space="0" w:color="B8A888"/>
+            </w:tcBorders>
+            <w:tcMar>
+              <w:top w:w="60" w:type="dxa"/>
+              <w:left w:w="120" w:type="dxa"/>
+              <w:bottom w:w="60" w:type="dxa"/>
+              <w:right w:w="120" w:type="dxa"/>
+            </w:tcMar>
+          </w:tcPr>
+          <w:p>
+            <w:pPr>
+              <w:rPr>
+                <w:rFonts w:ascii="Calibri" w:eastAsia="Times New Roman" w:hAnsi="Calibri" w:cs="Calibri"/>
+                <w:sz w:val="20"/>
+                <w:szCs w:val="20"/>
+              </w:rPr>
+            </w:pPr>
+            <w:r>
+              <w:rPr>
+                <w:rFonts w:ascii="Calibri" w:eastAsia="Times New Roman" w:hAnsi="Calibri" w:cs="Calibri"/>
+                <w:sz w:val="20"/>
+                <w:szCs w:val="20"/>
+              </w:rPr>
+              <w:t>2 медных слитка + 2 галмея + ком глины</w:t>
+            </w:r>
+          </w:p>
+        </w:tc>
+        <w:tc>
+          <w:tcPr>
+            <w:tcW w:w="0" w:type="auto"/>
+            <w:tcBorders>
+              <w:top w:val="single" w:sz="6" w:space="0" w:color="B8A888"/>
+              <w:left w:val="single" w:sz="6" w:space="0" w:color="B8A888"/>
+              <w:bottom w:val="single" w:sz="6" w:space="0" w:color="B8A888"/>
+              <w:right w:val="single" w:sz="6" w:space="0" w:color="B8A888"/>
+            </w:tcBorders>
+            <w:tcMar>
+              <w:top w:w="60" w:type="dxa"/>
+              <w:left w:w="120" w:type="dxa"/>
+              <w:bottom w:w="60" w:type="dxa"/>
+              <w:right w:w="120" w:type="dxa"/>
+            </w:tcMar>
+          </w:tcPr>
+          <w:p>
+            <w:pPr>
+              <w:rPr>
+                <w:rFonts w:ascii="Calibri" w:eastAsia="Times New Roman" w:hAnsi="Calibri" w:cs="Calibri"/>
+                <w:sz w:val="20"/>
+                <w:szCs w:val="20"/>
+              </w:rPr>
+            </w:pPr>
+            <w:r>
+              <w:rPr>
+                <w:rFonts w:ascii="Calibri" w:eastAsia="Times New Roman" w:hAnsi="Calibri" w:cs="Calibri"/>
+                <w:sz w:val="20"/>
+                <w:szCs w:val="20"/>
+              </w:rPr>
+              <w:t>цинка 30%; без крышки галмей выгорает наполовину</w:t>
+            </w:r>
+          </w:p>
+        </w:tc>
+      </w:tr>
+      <w:tr>
+        <w:tc>
+          <w:tcPr>
+            <w:tcW w:w="0" w:type="auto"/>
+            <w:tcBorders>
+              <w:top w:val="single" w:sz="6" w:space="0" w:color="B8A888"/>
+              <w:left w:val="single" w:sz="6" w:space="0" w:color="B8A888"/>
+              <w:bottom w:val="single" w:sz="6" w:space="0" w:color="B8A888"/>
+              <w:right w:val="single" w:sz="6" w:space="0" w:color="B8A888"/>
+            </w:tcBorders>
+            <w:tcMar>
+              <w:top w:w="60" w:type="dxa"/>
+              <w:left w:w="120" w:type="dxa"/>
+              <w:bottom w:w="60" w:type="dxa"/>
+              <w:right w:w="120" w:type="dxa"/>
+            </w:tcMar>
+          </w:tcPr>
+          <w:p>
+            <w:pPr>
+              <w:rPr>
+                <w:rFonts w:ascii="Calibri" w:eastAsia="Times New Roman" w:hAnsi="Calibri" w:cs="Calibri"/>
+                <w:sz w:val="20"/>
+                <w:szCs w:val="20"/>
+              </w:rPr>
+            </w:pPr>
+            <w:r>
+              <w:rPr>
+                <w:rFonts w:ascii="Calibri" w:eastAsia="Times New Roman" w:hAnsi="Calibri" w:cs="Calibri"/>
+                <w:sz w:val="20"/>
+                <w:szCs w:val="20"/>
+              </w:rPr>
+              <w:t>Пьютер</w:t>
+            </w:r>
+          </w:p>
+        </w:tc>
+        <w:tc>
+          <w:tcPr>
+            <w:tcW w:w="0" w:type="auto"/>
+            <w:tcBorders>
+              <w:top w:val="single" w:sz="6" w:space="0" w:color="B8A888"/>
+              <w:left w:val="single" w:sz="6" w:space="0" w:color="B8A888"/>
+              <w:bottom w:val="single" w:sz="6" w:space="0" w:color="B8A888"/>
+              <w:right w:val="single" w:sz="6" w:space="0" w:color="B8A888"/>
+            </w:tcBorders>
+            <w:tcMar>
+              <w:top w:w="60" w:type="dxa"/>
+              <w:left w:w="120" w:type="dxa"/>
+              <w:bottom w:w="60" w:type="dxa"/>
+              <w:right w:w="120" w:type="dxa"/>
+            </w:tcMar>
+          </w:tcPr>
+          <w:p>
+            <w:pPr>
+              <w:rPr>
+                <w:rFonts w:ascii="Calibri" w:eastAsia="Times New Roman" w:hAnsi="Calibri" w:cs="Calibri"/>
+                <w:sz w:val="20"/>
+                <w:szCs w:val="20"/>
+              </w:rPr>
+            </w:pPr>
+            <w:r>
+              <w:rPr>
+                <w:rFonts w:ascii="Calibri" w:eastAsia="Times New Roman" w:hAnsi="Calibri" w:cs="Calibri"/>
+                <w:sz w:val="20"/>
+                <w:szCs w:val="20"/>
+              </w:rPr>
+              <w:t>4 оловянных слитка + 1 свинцовый</w:t>
+            </w:r>
+          </w:p>
+        </w:tc>
+        <w:tc>
+          <w:tcPr>
+            <w:tcW w:w="0" w:type="auto"/>
+            <w:tcBorders>
+              <w:top w:val="single" w:sz="6" w:space="0" w:color="B8A888"/>
+              <w:left w:val="single" w:sz="6" w:space="0" w:color="B8A888"/>
+              <w:bottom w:val="single" w:sz="6" w:space="0" w:color="B8A888"/>
+              <w:right w:val="single" w:sz="6" w:space="0" w:color="B8A888"/>
+            </w:tcBorders>
+            <w:tcMar>
+              <w:top w:w="60" w:type="dxa"/>
+              <w:left w:w="120" w:type="dxa"/>
+              <w:bottom w:w="60" w:type="dxa"/>
+              <w:right w:w="120" w:type="dxa"/>
+            </w:tcMar>
+          </w:tcPr>
+          <w:p>
+            <w:pPr>
+              <w:rPr>
+                <w:rFonts w:ascii="Calibri" w:eastAsia="Times New Roman" w:hAnsi="Calibri" w:cs="Calibri"/>
+                <w:sz w:val="20"/>
+                <w:szCs w:val="20"/>
+              </w:rPr>
+            </w:pPr>
+            <w:r>
+              <w:rPr>
+                <w:rFonts w:ascii="Calibri" w:eastAsia="Times New Roman" w:hAnsi="Calibri" w:cs="Calibri"/>
+                <w:sz w:val="20"/>
+                <w:szCs w:val="20"/>
+              </w:rPr>
+              <w:t>свинца 20%; плавится у края горна</w:t>
+            </w:r>
+          </w:p>
+        </w:tc>
+      </w:tr>
+      <w:tr>
+        <w:tc>
+          <w:tcPr>
+            <w:tcW w:w="0" w:type="auto"/>
+            <w:tcBorders>
+              <w:top w:val="single" w:sz="6" w:space="0" w:color="B8A888"/>
+              <w:left w:val="single" w:sz="6" w:space="0" w:color="B8A888"/>
+              <w:bottom w:val="single" w:sz="6" w:space="0" w:color="B8A888"/>
+              <w:right w:val="single" w:sz="6" w:space="0" w:color="B8A888"/>
+            </w:tcBorders>
+            <w:tcMar>
+              <w:top w:w="60" w:type="dxa"/>
+              <w:left w:w="120" w:type="dxa"/>
+              <w:bottom w:w="60" w:type="dxa"/>
+              <w:right w:w="120" w:type="dxa"/>
+            </w:tcMar>
+          </w:tcPr>
+          <w:p>
+            <w:pPr>
+              <w:rPr>
+                <w:rFonts w:ascii="Calibri" w:eastAsia="Times New Roman" w:hAnsi="Calibri" w:cs="Calibri"/>
+                <w:sz w:val="20"/>
+                <w:szCs w:val="20"/>
+              </w:rPr>
+            </w:pPr>
+            <w:r>
+              <w:rPr>
+                <w:rFonts w:ascii="Calibri" w:eastAsia="Times New Roman" w:hAnsi="Calibri" w:cs="Calibri"/>
+                <w:sz w:val="20"/>
+                <w:szCs w:val="20"/>
+              </w:rPr>
+              <w:t>Золото</w:t>
+            </w:r>
+          </w:p>
+        </w:tc>
+        <w:tc>
+          <w:tcPr>
+            <w:tcW w:w="0" w:type="auto"/>
+            <w:tcBorders>
+              <w:top w:val="single" w:sz="6" w:space="0" w:color="B8A888"/>
+              <w:left w:val="single" w:sz="6" w:space="0" w:color="B8A888"/>
+              <w:bottom w:val="single" w:sz="6" w:space="0" w:color="B8A888"/>
+              <w:right w:val="single" w:sz="6" w:space="0" w:color="B8A888"/>
+            </w:tcBorders>
+            <w:tcMar>
+              <w:top w:w="60" w:type="dxa"/>
+              <w:left w:w="120" w:type="dxa"/>
+              <w:bottom w:w="60" w:type="dxa"/>
+              <w:right w:w="120" w:type="dxa"/>
+            </w:tcMar>
+          </w:tcPr>
+          <w:p>
+            <w:pPr>
+              <w:rPr>
+                <w:rFonts w:ascii="Calibri" w:eastAsia="Times New Roman" w:hAnsi="Calibri" w:cs="Calibri"/>
+                <w:sz w:val="20"/>
+                <w:szCs w:val="20"/>
+              </w:rPr>
+            </w:pPr>
+            <w:r>
+              <w:rPr>
+                <w:rFonts w:ascii="Calibri" w:eastAsia="Times New Roman" w:hAnsi="Calibri" w:cs="Calibri"/>
+                <w:sz w:val="20"/>
+                <w:szCs w:val="20"/>
+              </w:rPr>
+              <w:t>5 золотого песка</w:t>
+            </w:r>
+          </w:p>
+        </w:tc>
+        <w:tc>
+          <w:tcPr>
+            <w:tcW w:w="0" w:type="auto"/>
+            <w:tcBorders>
+              <w:top w:val="single" w:sz="6" w:space="0" w:color="B8A888"/>
+              <w:left w:val="single" w:sz="6" w:space="0" w:color="B8A888"/>
+              <w:bottom w:val="single" w:sz="6" w:space="0" w:color="B8A888"/>
+              <w:right w:val="single" w:sz="6" w:space="0" w:color="B8A888"/>
+            </w:tcBorders>
+            <w:tcMar>
+              <w:top w:w="60" w:type="dxa"/>
+              <w:left w:w="120" w:type="dxa"/>
+              <w:bottom w:w="60" w:type="dxa"/>
+              <w:right w:w="120" w:type="dxa"/>
+            </w:tcMar>
+          </w:tcPr>
+          <w:p>
+            <w:pPr>
+              <w:rPr>
+                <w:rFonts w:ascii="Calibri" w:eastAsia="Times New Roman" w:hAnsi="Calibri" w:cs="Calibri"/>
+                <w:sz w:val="20"/>
+                <w:szCs w:val="20"/>
+              </w:rPr>
+            </w:pPr>
+            <w:r>
+              <w:rPr>
+                <w:rFonts w:ascii="Calibri" w:eastAsia="Times New Roman" w:hAnsi="Calibri" w:cs="Calibri"/>
+                <w:sz w:val="20"/>
+                <w:szCs w:val="20"/>
+              </w:rPr>
+              <w:t>в самом жару, с мехами</w:t>
+            </w:r>
+          </w:p>
+        </w:tc>
+      </w:tr>
+    </w:tbl>
+    <w:p>
+      <w:pPr>
+        <w:pStyle w:val="a3"/>
+        <w:rPr>
+          <w:rFonts w:ascii="Calibri" w:eastAsia="Times New Roman" w:hAnsi="Calibri" w:cs="Calibri"/>
+          <w:sz w:val="22"/>
+          <w:szCs w:val="22"/>
+        </w:rPr>
+      </w:pPr>
+      <w:r>
+        <w:rPr>
+          <w:rFonts w:ascii="Calibri" w:eastAsia="Times New Roman" w:hAnsi="Calibri" w:cs="Calibri"/>
+          <w:sz w:val="22"/>
+          <w:szCs w:val="22"/>
+        </w:rPr>
+        <w:t>Отход от лучшего состава — −1 качества за каждую ступень, не больше −3; окно горна показывает «мало», «много» или «в самый раз».</w:t>
+      </w:r>
+    </w:p>
+    <w:p>
+      <w:pPr>
+        <w:pStyle w:val="2"/>
+        <w:rPr>
+          <w:rFonts w:eastAsia="Times New Roman" w:cs="Calibri"/>
+        </w:rPr>
+      </w:pPr>
+      <w:bookmarkStart w:id="86" w:name="_Toc243701009"/>
+      <w:r>
+        <w:rPr>
+          <w:rFonts w:eastAsia="Times New Roman" w:cs="Calibri"/>
+        </w:rPr>
+        <w:t>19.7. Наковальня</w:t>
+      </w:r>
+      <w:bookmarkEnd w:id="86"/>
+    </w:p>
+    <w:p>
+      <w:pPr>
+        <w:numPr>
+          <w:ilvl w:val="0"/>
+          <w:numId w:val="14"/>
+        </w:numPr>
+        <w:spacing w:before="100" w:beforeAutospacing="1" w:after="100" w:afterAutospacing="1"/>
+        <w:rPr>
+          <w:rFonts w:ascii="Calibri" w:eastAsia="Times New Roman" w:hAnsi="Calibri" w:cs="Calibri"/>
+          <w:sz w:val="22"/>
+          <w:szCs w:val="22"/>
+        </w:rPr>
+      </w:pPr>
+      <w:r>
+        <w:rPr>
+          <w:rFonts w:ascii="Calibri" w:eastAsia="Times New Roman" w:hAnsi="Calibri" w:cs="Calibri"/>
+          <w:b/>
+          <w:bCs/>
+          <w:sz w:val="22"/>
+          <w:szCs w:val="22"/>
+        </w:rPr>
+        <w:t>Окно</w:t>
+      </w:r>
+      <w:r>
+        <w:rPr>
+          <w:rFonts w:ascii="Calibri" w:eastAsia="Times New Roman" w:hAnsi="Calibri" w:cs="Calibri"/>
+          <w:sz w:val="22"/>
+          <w:szCs w:val="22"/>
+        </w:rPr>
+        <w:t xml:space="preserve"> — E: вкладки «Металл», «Инструменты», «Оружие», «Доспехи». Выбрать изделие и выложить металл, детали с верстака плотника и прочее в ячейки — они видны на наковальне. «Ковать» — этапы по порядку, у каждого своя мини-игра (вытяжка, проковка, осадка, гибка, пробивка, рубка, сварка, выколотка, закалка, отпуск, заточка, волочение, плетение кольчуги, клёпка, золочение, чеканка).</w:t>
+      </w:r>
+    </w:p>
+    <w:p>
+      <w:pPr>
+        <w:numPr>
+          <w:ilvl w:val="0"/>
+          <w:numId w:val="14"/>
+        </w:numPr>
+        <w:spacing w:before="100" w:beforeAutospacing="1" w:after="100" w:afterAutospacing="1"/>
+        <w:rPr>
+          <w:rFonts w:ascii="Calibri" w:eastAsia="Times New Roman" w:hAnsi="Calibri" w:cs="Calibri"/>
+          <w:sz w:val="22"/>
+          <w:szCs w:val="22"/>
+        </w:rPr>
+      </w:pPr>
+      <w:r>
+        <w:rPr>
+          <w:rFonts w:ascii="Calibri" w:eastAsia="Times New Roman" w:hAnsi="Calibri" w:cs="Calibri"/>
+          <w:b/>
+          <w:bCs/>
+          <w:sz w:val="22"/>
+          <w:szCs w:val="22"/>
+        </w:rPr>
+        <w:t>Что нужно:</w:t>
+      </w:r>
+      <w:r>
+        <w:rPr>
+          <w:rFonts w:ascii="Calibri" w:eastAsia="Times New Roman" w:hAnsi="Calibri" w:cs="Calibri"/>
+          <w:sz w:val="22"/>
+          <w:szCs w:val="22"/>
+        </w:rPr>
+        <w:t xml:space="preserve"> горящий кузнечный горн рядом; для закалки — чан (вода, рассол — вода с солью, или жир); для заточки — точило; в инвентаре — кузнечный молот и клещи, для некоторых изделий волочильная доска или штемпель.</w:t>
+      </w:r>
+    </w:p>
+    <w:p>
+      <w:pPr>
+        <w:numPr>
+          <w:ilvl w:val="0"/>
+          <w:numId w:val="14"/>
+        </w:numPr>
+        <w:spacing w:before="100" w:beforeAutospacing="1" w:after="100" w:afterAutospacing="1"/>
+        <w:rPr>
+          <w:rFonts w:ascii="Calibri" w:eastAsia="Times New Roman" w:hAnsi="Calibri" w:cs="Calibri"/>
+          <w:sz w:val="22"/>
+          <w:szCs w:val="22"/>
+        </w:rPr>
+      </w:pPr>
+      <w:r>
+        <w:rPr>
+          <w:rFonts w:ascii="Calibri" w:eastAsia="Times New Roman" w:hAnsi="Calibri" w:cs="Calibri"/>
+          <w:b/>
+          <w:bCs/>
+          <w:sz w:val="22"/>
+          <w:szCs w:val="22"/>
+        </w:rPr>
+        <w:t>Горячая работа:</w:t>
+      </w:r>
+      <w:r>
+        <w:rPr>
+          <w:rFonts w:ascii="Calibri" w:eastAsia="Times New Roman" w:hAnsi="Calibri" w:cs="Calibri"/>
+          <w:sz w:val="22"/>
+          <w:szCs w:val="22"/>
+        </w:rPr>
+        <w:t xml:space="preserve"> пробел — сунуть заготовку в горн и вынуть, в горне ЛКМ — мехи. Остывшую бить — трещины, передержали на белом — пережог. Медь, серебро и золото куют холодными: от ударов наклёп, в горне — отжиг.</w:t>
+      </w:r>
+    </w:p>
+    <w:p>
+      <w:pPr>
+        <w:numPr>
+          <w:ilvl w:val="0"/>
+          <w:numId w:val="14"/>
+        </w:numPr>
+        <w:spacing w:before="100" w:beforeAutospacing="1" w:after="100" w:afterAutospacing="1"/>
+        <w:rPr>
+          <w:rFonts w:ascii="Calibri" w:eastAsia="Times New Roman" w:hAnsi="Calibri" w:cs="Calibri"/>
+          <w:sz w:val="22"/>
+          <w:szCs w:val="22"/>
+        </w:rPr>
+      </w:pPr>
+      <w:r>
+        <w:rPr>
+          <w:rFonts w:ascii="Calibri" w:eastAsia="Times New Roman" w:hAnsi="Calibri" w:cs="Calibri"/>
+          <w:b/>
+          <w:bCs/>
+          <w:sz w:val="22"/>
+          <w:szCs w:val="22"/>
+        </w:rPr>
+        <w:t>Бросили работу</w:t>
+      </w:r>
+      <w:r>
+        <w:rPr>
+          <w:rFonts w:ascii="Calibri" w:eastAsia="Times New Roman" w:hAnsi="Calibri" w:cs="Calibri"/>
+          <w:sz w:val="22"/>
+          <w:szCs w:val="22"/>
+        </w:rPr>
+        <w:t xml:space="preserve"> (Esc) — сделанные этапы сохраняются за изделием, в следующий раз — со следующего этапа. Сменили изделие — сохранённое сбрасывается.</w:t>
+      </w:r>
+    </w:p>
+    <w:p>
+      <w:pPr>
+        <w:numPr>
+          <w:ilvl w:val="0"/>
+          <w:numId w:val="14"/>
+        </w:numPr>
+        <w:spacing w:before="100" w:beforeAutospacing="1" w:after="100" w:afterAutospacing="1"/>
+        <w:rPr>
+          <w:rFonts w:ascii="Calibri" w:eastAsia="Times New Roman" w:hAnsi="Calibri" w:cs="Calibri"/>
+          <w:sz w:val="22"/>
+          <w:szCs w:val="22"/>
+        </w:rPr>
+      </w:pPr>
+      <w:r>
+        <w:rPr>
+          <w:rFonts w:ascii="Calibri" w:eastAsia="Times New Roman" w:hAnsi="Calibri" w:cs="Calibri"/>
+          <w:b/>
+          <w:bCs/>
+          <w:sz w:val="22"/>
+          <w:szCs w:val="22"/>
+        </w:rPr>
+        <w:t>Молотобоец:</w:t>
+      </w:r>
+      <w:r>
+        <w:rPr>
+          <w:rFonts w:ascii="Calibri" w:eastAsia="Times New Roman" w:hAnsi="Calibri" w:cs="Calibri"/>
+          <w:sz w:val="22"/>
+          <w:szCs w:val="22"/>
+        </w:rPr>
+        <w:t xml:space="preserve"> второй игрок с кувалдой — E по наковальне, бьёт в такт и помогает в тяжёлой работе.</w:t>
+      </w:r>
+    </w:p>
+    <w:p>
+      <w:pPr>
+        <w:numPr>
+          <w:ilvl w:val="0"/>
+          <w:numId w:val="14"/>
+        </w:numPr>
+        <w:spacing w:before="100" w:beforeAutospacing="1" w:after="100" w:afterAutospacing="1"/>
+        <w:rPr>
+          <w:rFonts w:ascii="Calibri" w:eastAsia="Times New Roman" w:hAnsi="Calibri" w:cs="Calibri"/>
+          <w:sz w:val="22"/>
+          <w:szCs w:val="22"/>
+        </w:rPr>
+      </w:pPr>
+      <w:r>
+        <w:rPr>
+          <w:rFonts w:ascii="Calibri" w:eastAsia="Times New Roman" w:hAnsi="Calibri" w:cs="Calibri"/>
+          <w:b/>
+          <w:bCs/>
+          <w:sz w:val="22"/>
+          <w:szCs w:val="22"/>
+        </w:rPr>
+        <w:t>Перековка</w:t>
+      </w:r>
+      <w:r>
+        <w:rPr>
+          <w:rFonts w:ascii="Calibri" w:eastAsia="Times New Roman" w:hAnsi="Calibri" w:cs="Calibri"/>
+          <w:sz w:val="22"/>
+          <w:szCs w:val="22"/>
+        </w:rPr>
+        <w:t xml:space="preserve"> затупившегося клинка или инструмента — без износа, но прочность ×0,99. Точило — подточить до прежнего износа.</w:t>
+      </w:r>
+    </w:p>
+    <w:p>
+      <w:pPr>
+        <w:numPr>
+          <w:ilvl w:val="0"/>
+          <w:numId w:val="14"/>
+        </w:numPr>
+        <w:spacing w:before="100" w:beforeAutospacing="1" w:after="100" w:afterAutospacing="1"/>
+        <w:rPr>
+          <w:rFonts w:ascii="Calibri" w:eastAsia="Times New Roman" w:hAnsi="Calibri" w:cs="Calibri"/>
+          <w:sz w:val="22"/>
+          <w:szCs w:val="22"/>
+        </w:rPr>
+      </w:pPr>
+      <w:r>
+        <w:rPr>
+          <w:rFonts w:ascii="Calibri" w:eastAsia="Times New Roman" w:hAnsi="Calibri" w:cs="Calibri"/>
+          <w:b/>
+          <w:bCs/>
+          <w:sz w:val="22"/>
+          <w:szCs w:val="22"/>
+        </w:rPr>
+        <w:t>Качество:</w:t>
+      </w:r>
+      <w:r>
+        <w:rPr>
+          <w:rFonts w:ascii="Calibri" w:eastAsia="Times New Roman" w:hAnsi="Calibri" w:cs="Calibri"/>
+          <w:sz w:val="22"/>
+          <w:szCs w:val="22"/>
+        </w:rPr>
+        <w:t xml:space="preserve"> металл (и деталь с верстака — четверть) плюс средний счёт этапов. Оружие Conquest Armory с качеством «Отменное» и выше выходит в изысканном виде.</w:t>
+      </w:r>
+    </w:p>
+    <w:p>
+      <w:pPr>
+        <w:pStyle w:val="2"/>
+        <w:rPr>
+          <w:rFonts w:eastAsia="Times New Roman" w:cs="Calibri"/>
+        </w:rPr>
+      </w:pPr>
+      <w:bookmarkStart w:id="87" w:name="_Toc243701010"/>
+      <w:r>
+        <w:rPr>
+          <w:rFonts w:eastAsia="Times New Roman" w:cs="Calibri"/>
+        </w:rPr>
+        <w:t>19.8. Литейный стол</w:t>
+      </w:r>
+      <w:bookmarkEnd w:id="87"/>
+    </w:p>
+    <w:p>
+      <w:pPr>
+        <w:numPr>
+          <w:ilvl w:val="0"/>
+          <w:numId w:val="14"/>
+        </w:numPr>
+        <w:spacing w:before="100" w:beforeAutospacing="1" w:after="100" w:afterAutospacing="1"/>
+        <w:rPr>
+          <w:rFonts w:ascii="Calibri" w:eastAsia="Times New Roman" w:hAnsi="Calibri" w:cs="Calibri"/>
+          <w:sz w:val="22"/>
+          <w:szCs w:val="22"/>
+        </w:rPr>
+      </w:pPr>
+      <w:r>
+        <w:rPr>
+          <w:rFonts w:ascii="Calibri" w:eastAsia="Times New Roman" w:hAnsi="Calibri" w:cs="Calibri"/>
+          <w:sz w:val="22"/>
+          <w:szCs w:val="22"/>
+        </w:rPr>
+        <w:t>Льют из жидкого тигля в инвентаре — металл в ячейки стола не кладут. Расплавьте шихту в кузнечном горне или выплавьте металл в сыродутном и несите тигель клещами.</w:t>
+      </w:r>
+    </w:p>
+    <w:p>
+      <w:pPr>
+        <w:numPr>
+          <w:ilvl w:val="0"/>
+          <w:numId w:val="14"/>
+        </w:numPr>
+        <w:spacing w:before="100" w:beforeAutospacing="1" w:after="100" w:afterAutospacing="1"/>
+        <w:rPr>
+          <w:rFonts w:ascii="Calibri" w:eastAsia="Times New Roman" w:hAnsi="Calibri" w:cs="Calibri"/>
+          <w:sz w:val="22"/>
+          <w:szCs w:val="22"/>
+        </w:rPr>
+      </w:pPr>
+      <w:r>
+        <w:rPr>
+          <w:rFonts w:ascii="Calibri" w:eastAsia="Times New Roman" w:hAnsi="Calibri" w:cs="Calibri"/>
+          <w:b/>
+          <w:bCs/>
+          <w:sz w:val="22"/>
+          <w:szCs w:val="22"/>
+        </w:rPr>
+        <w:t>«Слитки из тигля»</w:t>
+      </w:r>
+      <w:r>
+        <w:rPr>
+          <w:rFonts w:ascii="Calibri" w:eastAsia="Times New Roman" w:hAnsi="Calibri" w:cs="Calibri"/>
+          <w:sz w:val="22"/>
+          <w:szCs w:val="22"/>
+        </w:rPr>
+        <w:t xml:space="preserve"> — все целые слитки расплава: бронза, латунь, пьютер, золото, медь, олово, свинец, серебро, свинец с серебром. Так и получают слитки сплавов.</w:t>
+      </w:r>
+    </w:p>
+    <w:p>
+      <w:pPr>
+        <w:numPr>
+          <w:ilvl w:val="0"/>
+          <w:numId w:val="14"/>
+        </w:numPr>
+        <w:spacing w:before="100" w:beforeAutospacing="1" w:after="100" w:afterAutospacing="1"/>
+        <w:rPr>
+          <w:rFonts w:ascii="Calibri" w:eastAsia="Times New Roman" w:hAnsi="Calibri" w:cs="Calibri"/>
+          <w:sz w:val="22"/>
+          <w:szCs w:val="22"/>
+        </w:rPr>
+      </w:pPr>
+      <w:r>
+        <w:rPr>
+          <w:rFonts w:ascii="Calibri" w:eastAsia="Times New Roman" w:hAnsi="Calibri" w:cs="Calibri"/>
+          <w:b/>
+          <w:bCs/>
+          <w:sz w:val="22"/>
+          <w:szCs w:val="22"/>
+        </w:rPr>
+        <w:t>Отливки:</w:t>
+      </w:r>
+      <w:r>
+        <w:rPr>
+          <w:rFonts w:ascii="Calibri" w:eastAsia="Times New Roman" w:hAnsi="Calibri" w:cs="Calibri"/>
+          <w:sz w:val="22"/>
+          <w:szCs w:val="22"/>
+        </w:rPr>
+        <w:t xml:space="preserve"> колокол (6 слитков бронзы), ступа (4), котёл (5), застёжки, латунные пряжки и оковки, пьютеровые кружка, блюдо, ложка и паломнический значок, свинцовые печать и грузила для станка, серебряный кубок.</w:t>
+      </w:r>
+    </w:p>
+    <w:p>
+      <w:pPr>
+        <w:numPr>
+          <w:ilvl w:val="0"/>
+          <w:numId w:val="14"/>
+        </w:numPr>
+        <w:spacing w:before="100" w:beforeAutospacing="1" w:after="100" w:afterAutospacing="1"/>
+        <w:rPr>
+          <w:rFonts w:ascii="Calibri" w:eastAsia="Times New Roman" w:hAnsi="Calibri" w:cs="Calibri"/>
+          <w:sz w:val="22"/>
+          <w:szCs w:val="22"/>
+        </w:rPr>
+      </w:pPr>
+      <w:r>
+        <w:rPr>
+          <w:rFonts w:ascii="Calibri" w:eastAsia="Times New Roman" w:hAnsi="Calibri" w:cs="Calibri"/>
+          <w:b/>
+          <w:bCs/>
+          <w:sz w:val="22"/>
+          <w:szCs w:val="22"/>
+        </w:rPr>
+        <w:t>Заливка:</w:t>
+      </w:r>
+      <w:r>
+        <w:rPr>
+          <w:rFonts w:ascii="Calibri" w:eastAsia="Times New Roman" w:hAnsi="Calibri" w:cs="Calibri"/>
+          <w:sz w:val="22"/>
+          <w:szCs w:val="22"/>
+        </w:rPr>
+        <w:t xml:space="preserve"> держите ЛКМ — тигель наклоняется; лить ровной струёй и остановиться у метки. Не хватает — стол скажет: нет жидкого тигля, металл застыл, не тот металл или мало расплава. Опустевший тигель может треснуть.</w:t>
+      </w:r>
+    </w:p>
+    <w:p>
+      <w:pPr>
+        <w:pStyle w:val="2"/>
+        <w:rPr>
+          <w:rFonts w:eastAsia="Times New Roman" w:cs="Calibri"/>
+        </w:rPr>
+      </w:pPr>
+      <w:bookmarkStart w:id="88" w:name="_Toc243701011"/>
+      <w:r>
+        <w:rPr>
+          <w:rFonts w:eastAsia="Times New Roman" w:cs="Calibri"/>
+        </w:rPr>
+        <w:t>19.9. Сталь</w:t>
+      </w:r>
+      <w:bookmarkEnd w:id="88"/>
+    </w:p>
+    <w:p>
+      <w:pPr>
+        <w:numPr>
+          <w:ilvl w:val="0"/>
+          <w:numId w:val="14"/>
+        </w:numPr>
+        <w:spacing w:before="100" w:beforeAutospacing="1" w:after="100" w:afterAutospacing="1"/>
+        <w:rPr>
+          <w:rFonts w:ascii="Calibri" w:eastAsia="Times New Roman" w:hAnsi="Calibri" w:cs="Calibri"/>
+          <w:sz w:val="22"/>
+          <w:szCs w:val="22"/>
+        </w:rPr>
+      </w:pPr>
+      <w:r>
+        <w:rPr>
+          <w:rFonts w:ascii="Calibri" w:eastAsia="Times New Roman" w:hAnsi="Calibri" w:cs="Calibri"/>
+          <w:sz w:val="22"/>
+          <w:szCs w:val="22"/>
+        </w:rPr>
+        <w:lastRenderedPageBreak/>
+        <w:t>Железо — мягкое кричное, сталь — железо, набравшее углерод: держит заточку и закалку.</w:t>
+      </w:r>
+    </w:p>
+    <w:p>
+      <w:pPr>
+        <w:numPr>
+          <w:ilvl w:val="0"/>
+          <w:numId w:val="14"/>
+        </w:numPr>
+        <w:spacing w:before="100" w:beforeAutospacing="1" w:after="100" w:afterAutospacing="1"/>
+        <w:rPr>
+          <w:rFonts w:ascii="Calibri" w:eastAsia="Times New Roman" w:hAnsi="Calibri" w:cs="Calibri"/>
+          <w:sz w:val="22"/>
+          <w:szCs w:val="22"/>
+        </w:rPr>
+      </w:pPr>
+      <w:r>
+        <w:rPr>
+          <w:rFonts w:ascii="Calibri" w:eastAsia="Times New Roman" w:hAnsi="Calibri" w:cs="Calibri"/>
+          <w:b/>
+          <w:bCs/>
+          <w:sz w:val="22"/>
+          <w:szCs w:val="22"/>
+        </w:rPr>
+        <w:t>Цементационная печь</w:t>
+      </w:r>
+      <w:r>
+        <w:rPr>
+          <w:rFonts w:ascii="Calibri" w:eastAsia="Times New Roman" w:hAnsi="Calibri" w:cs="Calibri"/>
+          <w:sz w:val="22"/>
+          <w:szCs w:val="22"/>
+        </w:rPr>
+        <w:t xml:space="preserve"> (два блока: топка и камера). E пустой рукой — окно: до 8 железных слитков, древесный уголь (по два на слиток), «Запечатать» (ком глины), «Разжечь» (огниво). Через полтора суток — сталь, около двух — лучшая, после трёх — пережжённая и хрупкая. «Вскрыть» — сталь остаётся в ячейках камеры.</w:t>
+      </w:r>
+    </w:p>
+    <w:p>
+      <w:pPr>
+        <w:pStyle w:val="1"/>
+        <w:pageBreakBefore/>
+        <w:rPr>
+          <w:rFonts w:eastAsia="Times New Roman" w:cs="Calibri"/>
+        </w:rPr>
+      </w:pPr>
+      <w:bookmarkStart w:id="89" w:name="_Toc243701012"/>
+      <w:r>
+        <w:rPr>
+          <w:rFonts w:eastAsia="Times New Roman" w:cs="Calibri"/>
+        </w:rPr>
+        <w:lastRenderedPageBreak/>
+        <w:t>20. Команды и правила игры</w:t>
+      </w:r>
+      <w:bookmarkEnd w:id="89"/>
     </w:p>
     <w:p>
       <w:pPr>
@@ -27006,15 +30886,15 @@
           <w:rFonts w:eastAsia="Times New Roman" w:cs="Calibri"/>
         </w:rPr>
       </w:pPr>
-      <w:bookmarkStart w:id="79" w:name="_Toc243646842"/>
+      <w:bookmarkStart w:id="90" w:name="_Toc243701013"/>
       <w:r>
         <w:rPr>
           <w:rFonts w:eastAsia="Times New Roman" w:cs="Calibri"/>
         </w:rPr>
         <w:lastRenderedPageBreak/>
-        <w:t>20. Что изменилось: история версий</w:t>
-      </w:r>
-      <w:bookmarkEnd w:id="79"/>
+        <w:t>21. Что изменилось: история версий</w:t>
+      </w:r>
+      <w:bookmarkEnd w:id="90"/>
     </w:p>
     <w:tbl>
       <w:tblPr>
@@ -27144,41 +31024,41 @@
                 <w:sz w:val="20"/>
                 <w:szCs w:val="20"/>
               </w:rPr>
-              <w:t>0.0.12</w:t>
-            </w:r>
-          </w:p>
-        </w:tc>
-        <w:tc>
-          <w:tcPr>
-            <w:tcW w:w="0" w:type="auto"/>
-            <w:tcBorders>
-              <w:top w:val="single" w:sz="6" w:space="0" w:color="B8A888"/>
-              <w:left w:val="single" w:sz="6" w:space="0" w:color="B8A888"/>
-              <w:bottom w:val="single" w:sz="6" w:space="0" w:color="B8A888"/>
-              <w:right w:val="single" w:sz="6" w:space="0" w:color="B8A888"/>
-            </w:tcBorders>
-            <w:tcMar>
-              <w:top w:w="60" w:type="dxa"/>
-              <w:left w:w="120" w:type="dxa"/>
-              <w:bottom w:w="60" w:type="dxa"/>
-              <w:right w:w="120" w:type="dxa"/>
-            </w:tcMar>
-          </w:tcPr>
-          <w:p>
-            <w:pPr>
-              <w:rPr>
-                <w:rFonts w:ascii="Calibri" w:eastAsia="Times New Roman" w:hAnsi="Calibri" w:cs="Calibri"/>
-                <w:sz w:val="20"/>
-                <w:szCs w:val="20"/>
-              </w:rPr>
-            </w:pPr>
-            <w:r>
-              <w:rPr>
-                <w:rFonts w:ascii="Calibri" w:eastAsia="Times New Roman" w:hAnsi="Calibri" w:cs="Calibri"/>
-                <w:sz w:val="20"/>
-                <w:szCs w:val="20"/>
-              </w:rPr>
-              <w:t>Плотничество: колода для колки (дрова), пильные козлы с мини-игрой «Пропил» (доски только пилой), верстак плотника — изделия по этапам (строгание, долото, коловорот, нож, молоток) с качеством и прочностью, новые инструменты, деревянная миска, детали для кузни. Травы — только со своих кустиков: восемь видов, отвары с действием, эффект «Бодрость»; с травы ничего не падает. Питьё переливается из корчаги в кувшин и кружку. Лён и ячмень срезаются серпом.</w:t>
+              <w:t>0.0.13</w:t>
+            </w:r>
+          </w:p>
+        </w:tc>
+        <w:tc>
+          <w:tcPr>
+            <w:tcW w:w="0" w:type="auto"/>
+            <w:tcBorders>
+              <w:top w:val="single" w:sz="6" w:space="0" w:color="B8A888"/>
+              <w:left w:val="single" w:sz="6" w:space="0" w:color="B8A888"/>
+              <w:bottom w:val="single" w:sz="6" w:space="0" w:color="B8A888"/>
+              <w:right w:val="single" w:sz="6" w:space="0" w:color="B8A888"/>
+            </w:tcBorders>
+            <w:tcMar>
+              <w:top w:w="60" w:type="dxa"/>
+              <w:left w:w="120" w:type="dxa"/>
+              <w:bottom w:w="60" w:type="dxa"/>
+              <w:right w:w="120" w:type="dxa"/>
+            </w:tcMar>
+          </w:tcPr>
+          <w:p>
+            <w:pPr>
+              <w:rPr>
+                <w:rFonts w:ascii="Calibri" w:eastAsia="Times New Roman" w:hAnsi="Calibri" w:cs="Calibri"/>
+                <w:sz w:val="20"/>
+                <w:szCs w:val="20"/>
+              </w:rPr>
+            </w:pPr>
+            <w:r>
+              <w:rPr>
+                <w:rFonts w:ascii="Calibri" w:eastAsia="Times New Roman" w:hAnsi="Calibri" w:cs="Calibri"/>
+                <w:sz w:val="20"/>
+                <w:szCs w:val="20"/>
+              </w:rPr>
+              <w:t>Кузнечество: добыча руды ударами ЛКМ (искра, выносливость, жилы восстанавливаются по календарю со случайным сроком), золото (россыпь, ступа, желоб, промывка с водой, камнями, комьями и самородками), угольная куча, обжиг руды, сыродутный горн с окном (металл стекает в тигель), купель, кузнечный горн с окном, тиглем и сплавами (бронза, латунь, пьютер), наковальня с этапами, сохранением работы и молотобойцем, литейный стол из тигля, цементационная сталь, точило и перековка. Дубильный чан стал просто «Чан» и служит для закалки. Книги «Что сделать» у сыродутного и кузнечного горна, перегонного куба и бродильной бочки.</w:t>
             </w:r>
           </w:p>
         </w:tc>
@@ -27214,41 +31094,41 @@
                 <w:sz w:val="20"/>
                 <w:szCs w:val="20"/>
               </w:rPr>
-              <w:t>0.0.11</w:t>
-            </w:r>
-          </w:p>
-        </w:tc>
-        <w:tc>
-          <w:tcPr>
-            <w:tcW w:w="0" w:type="auto"/>
-            <w:tcBorders>
-              <w:top w:val="single" w:sz="6" w:space="0" w:color="B8A888"/>
-              <w:left w:val="single" w:sz="6" w:space="0" w:color="B8A888"/>
-              <w:bottom w:val="single" w:sz="6" w:space="0" w:color="B8A888"/>
-              <w:right w:val="single" w:sz="6" w:space="0" w:color="B8A888"/>
-            </w:tcBorders>
-            <w:tcMar>
-              <w:top w:w="60" w:type="dxa"/>
-              <w:left w:w="120" w:type="dxa"/>
-              <w:bottom w:w="60" w:type="dxa"/>
-              <w:right w:w="120" w:type="dxa"/>
-            </w:tcMar>
-          </w:tcPr>
-          <w:p>
-            <w:pPr>
-              <w:rPr>
-                <w:rFonts w:ascii="Calibri" w:eastAsia="Times New Roman" w:hAnsi="Calibri" w:cs="Calibri"/>
-                <w:sz w:val="20"/>
-                <w:szCs w:val="20"/>
-              </w:rPr>
-            </w:pPr>
-            <w:r>
-              <w:rPr>
-                <w:rFonts w:ascii="Calibri" w:eastAsia="Times New Roman" w:hAnsi="Calibri" w:cs="Calibri"/>
-                <w:sz w:val="20"/>
-                <w:szCs w:val="20"/>
-              </w:rPr>
-              <w:t>Ткачество (лён, чесалка и веретено, станок с грузилами, мини-игра «Зев и прибой»), шитейный стол вместо столов кожевника и портного с мини-игрой раскроя, огонь в 3 полена и окна очага, костра, печи, горна (тяга вместо заслонки), перегонного куба и бочек, свой блок «Костёр», бродильная бочка запечатывается, брожение и выдержка по календарю, кувшин для питья, сивуха и похмелье по качеству выпитого.</w:t>
+              <w:t>0.0.12</w:t>
+            </w:r>
+          </w:p>
+        </w:tc>
+        <w:tc>
+          <w:tcPr>
+            <w:tcW w:w="0" w:type="auto"/>
+            <w:tcBorders>
+              <w:top w:val="single" w:sz="6" w:space="0" w:color="B8A888"/>
+              <w:left w:val="single" w:sz="6" w:space="0" w:color="B8A888"/>
+              <w:bottom w:val="single" w:sz="6" w:space="0" w:color="B8A888"/>
+              <w:right w:val="single" w:sz="6" w:space="0" w:color="B8A888"/>
+            </w:tcBorders>
+            <w:tcMar>
+              <w:top w:w="60" w:type="dxa"/>
+              <w:left w:w="120" w:type="dxa"/>
+              <w:bottom w:w="60" w:type="dxa"/>
+              <w:right w:w="120" w:type="dxa"/>
+            </w:tcMar>
+          </w:tcPr>
+          <w:p>
+            <w:pPr>
+              <w:rPr>
+                <w:rFonts w:ascii="Calibri" w:eastAsia="Times New Roman" w:hAnsi="Calibri" w:cs="Calibri"/>
+                <w:sz w:val="20"/>
+                <w:szCs w:val="20"/>
+              </w:rPr>
+            </w:pPr>
+            <w:r>
+              <w:rPr>
+                <w:rFonts w:ascii="Calibri" w:eastAsia="Times New Roman" w:hAnsi="Calibri" w:cs="Calibri"/>
+                <w:sz w:val="20"/>
+                <w:szCs w:val="20"/>
+              </w:rPr>
+              <w:t>Плотничество: колода для колки (дрова), пильные козлы с мини-игрой «Пропил» (доски только пилой), верстак плотника — изделия по этапам (строгание, долото, коловорот, нож, молоток) с качеством и прочностью, новые инструменты, деревянная миска, детали для кузни. Травы — только со своих кустиков: восемь видов, отвары с действием, эффект «Бодрость»; с травы ничего не падает. Питьё переливается из корчаги в кувшин и кружку. Лён и ячмень срезаются серпом.</w:t>
             </w:r>
           </w:p>
         </w:tc>
@@ -27284,41 +31164,41 @@
                 <w:sz w:val="20"/>
                 <w:szCs w:val="20"/>
               </w:rPr>
-              <w:t>0.0.10</w:t>
-            </w:r>
-          </w:p>
-        </w:tc>
-        <w:tc>
-          <w:tcPr>
-            <w:tcW w:w="0" w:type="auto"/>
-            <w:tcBorders>
-              <w:top w:val="single" w:sz="6" w:space="0" w:color="B8A888"/>
-              <w:left w:val="single" w:sz="6" w:space="0" w:color="B8A888"/>
-              <w:bottom w:val="single" w:sz="6" w:space="0" w:color="B8A888"/>
-              <w:right w:val="single" w:sz="6" w:space="0" w:color="B8A888"/>
-            </w:tcBorders>
-            <w:tcMar>
-              <w:top w:w="60" w:type="dxa"/>
-              <w:left w:w="120" w:type="dxa"/>
-              <w:bottom w:w="60" w:type="dxa"/>
-              <w:right w:w="120" w:type="dxa"/>
-            </w:tcMar>
-          </w:tcPr>
-          <w:p>
-            <w:pPr>
-              <w:rPr>
-                <w:rFonts w:ascii="Calibri" w:eastAsia="Times New Roman" w:hAnsi="Calibri" w:cs="Calibri"/>
-                <w:sz w:val="20"/>
-                <w:szCs w:val="20"/>
-              </w:rPr>
-            </w:pPr>
-            <w:r>
-              <w:rPr>
-                <w:rFonts w:ascii="Calibri" w:eastAsia="Times New Roman" w:hAnsi="Calibri" w:cs="Calibri"/>
-                <w:sz w:val="20"/>
-                <w:szCs w:val="20"/>
-              </w:rPr>
-              <w:t>Гончарное дело (бочка для замеса, гончарный круг с лепкой по вокселям, полка для сырца, горны, посуда, трещины от пользования), еда по таблице баланса с эффектами «Сытость», «Улучшенное насыщение» и «Отравление», новые грядки, ягодные кусты, плодовая листва и гуси, горшок вместо котелка, шкуры по зверям, ники прячутся под капюшоном и забралом, состояние станций по ПКМ, все иконки в стиле Conquest, топливо вдвое экономнее, обжиг вдвое быстрее.</w:t>
+              <w:t>0.0.11</w:t>
+            </w:r>
+          </w:p>
+        </w:tc>
+        <w:tc>
+          <w:tcPr>
+            <w:tcW w:w="0" w:type="auto"/>
+            <w:tcBorders>
+              <w:top w:val="single" w:sz="6" w:space="0" w:color="B8A888"/>
+              <w:left w:val="single" w:sz="6" w:space="0" w:color="B8A888"/>
+              <w:bottom w:val="single" w:sz="6" w:space="0" w:color="B8A888"/>
+              <w:right w:val="single" w:sz="6" w:space="0" w:color="B8A888"/>
+            </w:tcBorders>
+            <w:tcMar>
+              <w:top w:w="60" w:type="dxa"/>
+              <w:left w:w="120" w:type="dxa"/>
+              <w:bottom w:w="60" w:type="dxa"/>
+              <w:right w:w="120" w:type="dxa"/>
+            </w:tcMar>
+          </w:tcPr>
+          <w:p>
+            <w:pPr>
+              <w:rPr>
+                <w:rFonts w:ascii="Calibri" w:eastAsia="Times New Roman" w:hAnsi="Calibri" w:cs="Calibri"/>
+                <w:sz w:val="20"/>
+                <w:szCs w:val="20"/>
+              </w:rPr>
+            </w:pPr>
+            <w:r>
+              <w:rPr>
+                <w:rFonts w:ascii="Calibri" w:eastAsia="Times New Roman" w:hAnsi="Calibri" w:cs="Calibri"/>
+                <w:sz w:val="20"/>
+                <w:szCs w:val="20"/>
+              </w:rPr>
+              <w:t>Ткачество (лён, чесалка и веретено, станок с грузилами, мини-игра «Зев и прибой»), шитейный стол вместо столов кожевника и портного с мини-игрой раскроя, огонь в 3 полена и окна очага, костра, печи, горна (тяга вместо заслонки), перегонного куба и бочек, свой блок «Костёр», бродильная бочка запечатывается, брожение и выдержка по календарю, кувшин для питья, сивуха и похмелье по качеству выпитого.</w:t>
             </w:r>
           </w:p>
         </w:tc>
@@ -27339,66 +31219,56 @@
               <w:bottom w:w="60" w:type="dxa"/>
               <w:right w:w="120" w:type="dxa"/>
             </w:tcMar>
-            <w:hideMark/>
-          </w:tcPr>
-          <w:p>
-            <w:pPr>
-              <w:rPr>
-                <w:rFonts w:ascii="Calibri" w:eastAsia="Times New Roman" w:hAnsi="Calibri" w:cs="Calibri"/>
-                <w:sz w:val="20"/>
-                <w:szCs w:val="20"/>
-              </w:rPr>
-            </w:pPr>
-            <w:r>
-              <w:rPr>
-                <w:rFonts w:ascii="Calibri" w:eastAsia="Times New Roman" w:hAnsi="Calibri" w:cs="Calibri"/>
-                <w:sz w:val="20"/>
-                <w:szCs w:val="20"/>
-              </w:rPr>
-              <w:t>0.0.9</w:t>
-            </w:r>
-          </w:p>
-        </w:tc>
-        <w:tc>
-          <w:tcPr>
-            <w:tcW w:w="0" w:type="auto"/>
-            <w:tcBorders>
-              <w:top w:val="single" w:sz="6" w:space="0" w:color="B8A888"/>
-              <w:left w:val="single" w:sz="6" w:space="0" w:color="B8A888"/>
-              <w:bottom w:val="single" w:sz="6" w:space="0" w:color="B8A888"/>
-              <w:right w:val="single" w:sz="6" w:space="0" w:color="B8A888"/>
-            </w:tcBorders>
-            <w:tcMar>
-              <w:top w:w="60" w:type="dxa"/>
-              <w:left w:w="120" w:type="dxa"/>
-              <w:bottom w:w="60" w:type="dxa"/>
-              <w:right w:w="120" w:type="dxa"/>
-            </w:tcMar>
-            <w:hideMark/>
-          </w:tcPr>
-          <w:p>
-            <w:pPr>
-              <w:rPr>
-                <w:rFonts w:ascii="Calibri" w:eastAsia="Times New Roman" w:hAnsi="Calibri" w:cs="Calibri"/>
-                <w:sz w:val="20"/>
-                <w:szCs w:val="20"/>
-              </w:rPr>
-            </w:pPr>
-            <w:r>
-              <w:rPr>
-                <w:rFonts w:ascii="Calibri" w:eastAsia="Times New Roman" w:hAnsi="Calibri" w:cs="Calibri"/>
-                <w:sz w:val="20"/>
-                <w:szCs w:val="20"/>
-              </w:rPr>
-              <w:t>Готовка (очаг, котелок, печь</w:t>
-            </w:r>
-            <w:r>
-              <w:rPr>
-                <w:rFonts w:ascii="Calibri" w:eastAsia="Times New Roman" w:hAnsi="Calibri" w:cs="Calibri"/>
-                <w:sz w:val="20"/>
-                <w:szCs w:val="20"/>
-              </w:rPr>
-              <w:t>, жёрнов, кухонный стол, засолка, копчение и сушка), порча всей еды, качество снаряжения, еды и кожи плашкой, окно инвентаря в стиле Conquest, открытые ячейки для творческого и администрации, пчеловодство и мёд, добавки к пирогам и сладкие булочки, дрова, рожь и чёрный хлеб, жёрнов с анимацией, алкоголь (давильня, брожение, солод, перегонка, выдержка), опьянение, похмелье и пьяный чат. Крафт станций и инструментов убран.</w:t>
+          </w:tcPr>
+          <w:p>
+            <w:pPr>
+              <w:rPr>
+                <w:rFonts w:ascii="Calibri" w:eastAsia="Times New Roman" w:hAnsi="Calibri" w:cs="Calibri"/>
+                <w:sz w:val="20"/>
+                <w:szCs w:val="20"/>
+              </w:rPr>
+            </w:pPr>
+            <w:r>
+              <w:rPr>
+                <w:rFonts w:ascii="Calibri" w:eastAsia="Times New Roman" w:hAnsi="Calibri" w:cs="Calibri"/>
+                <w:sz w:val="20"/>
+                <w:szCs w:val="20"/>
+              </w:rPr>
+              <w:t>0.0.10</w:t>
+            </w:r>
+          </w:p>
+        </w:tc>
+        <w:tc>
+          <w:tcPr>
+            <w:tcW w:w="0" w:type="auto"/>
+            <w:tcBorders>
+              <w:top w:val="single" w:sz="6" w:space="0" w:color="B8A888"/>
+              <w:left w:val="single" w:sz="6" w:space="0" w:color="B8A888"/>
+              <w:bottom w:val="single" w:sz="6" w:space="0" w:color="B8A888"/>
+              <w:right w:val="single" w:sz="6" w:space="0" w:color="B8A888"/>
+            </w:tcBorders>
+            <w:tcMar>
+              <w:top w:w="60" w:type="dxa"/>
+              <w:left w:w="120" w:type="dxa"/>
+              <w:bottom w:w="60" w:type="dxa"/>
+              <w:right w:w="120" w:type="dxa"/>
+            </w:tcMar>
+          </w:tcPr>
+          <w:p>
+            <w:pPr>
+              <w:rPr>
+                <w:rFonts w:ascii="Calibri" w:eastAsia="Times New Roman" w:hAnsi="Calibri" w:cs="Calibri"/>
+                <w:sz w:val="20"/>
+                <w:szCs w:val="20"/>
+              </w:rPr>
+            </w:pPr>
+            <w:r>
+              <w:rPr>
+                <w:rFonts w:ascii="Calibri" w:eastAsia="Times New Roman" w:hAnsi="Calibri" w:cs="Calibri"/>
+                <w:sz w:val="20"/>
+                <w:szCs w:val="20"/>
+              </w:rPr>
+              <w:t>Гончарное дело (бочка для замеса, гончарный круг с лепкой по вокселям, полка для сырца, горны, посуда, трещины от пользования), еда по таблице баланса с эффектами «Сытость», «Улучшенное насыщение» и «Отравление», новые грядки, ягодные кусты, плодовая листва и гуси, горшок вместо котелка, шкуры по зверям, ники прячутся под капюшоном и забралом, состояние станций по ПКМ, все иконки в стиле Conquest, топливо вдвое экономнее, обжиг вдвое быстрее.</w:t>
             </w:r>
           </w:p>
         </w:tc>
@@ -27435,42 +31305,50 @@
                 <w:sz w:val="20"/>
                 <w:szCs w:val="20"/>
               </w:rPr>
-              <w:t>0.0.8</w:t>
-            </w:r>
-          </w:p>
-        </w:tc>
-        <w:tc>
-          <w:tcPr>
-            <w:tcW w:w="0" w:type="auto"/>
-            <w:tcBorders>
-              <w:top w:val="single" w:sz="6" w:space="0" w:color="B8A888"/>
-              <w:left w:val="single" w:sz="6" w:space="0" w:color="B8A888"/>
-              <w:bottom w:val="single" w:sz="6" w:space="0" w:color="B8A888"/>
-              <w:right w:val="single" w:sz="6" w:space="0" w:color="B8A888"/>
-            </w:tcBorders>
-            <w:tcMar>
-              <w:top w:w="60" w:type="dxa"/>
-              <w:left w:w="120" w:type="dxa"/>
-              <w:bottom w:w="60" w:type="dxa"/>
-              <w:right w:w="120" w:type="dxa"/>
-            </w:tcMar>
-            <w:hideMark/>
-          </w:tcPr>
-          <w:p>
-            <w:pPr>
-              <w:rPr>
-                <w:rFonts w:ascii="Calibri" w:eastAsia="Times New Roman" w:hAnsi="Calibri" w:cs="Calibri"/>
-                <w:sz w:val="20"/>
-                <w:szCs w:val="20"/>
-              </w:rPr>
-            </w:pPr>
-            <w:r>
-              <w:rPr>
-                <w:rFonts w:ascii="Calibri" w:eastAsia="Times New Roman" w:hAnsi="Calibri" w:cs="Calibri"/>
-                <w:sz w:val="20"/>
-                <w:szCs w:val="20"/>
-              </w:rPr>
-              <w:t>Забрала у тяжёлых шлемов, узкий вырез без забрала, звуки боя, брони и голоса (74 события), кожевенное дело.</w:t>
+              <w:t>0.0.9</w:t>
+            </w:r>
+          </w:p>
+        </w:tc>
+        <w:tc>
+          <w:tcPr>
+            <w:tcW w:w="0" w:type="auto"/>
+            <w:tcBorders>
+              <w:top w:val="single" w:sz="6" w:space="0" w:color="B8A888"/>
+              <w:left w:val="single" w:sz="6" w:space="0" w:color="B8A888"/>
+              <w:bottom w:val="single" w:sz="6" w:space="0" w:color="B8A888"/>
+              <w:right w:val="single" w:sz="6" w:space="0" w:color="B8A888"/>
+            </w:tcBorders>
+            <w:tcMar>
+              <w:top w:w="60" w:type="dxa"/>
+              <w:left w:w="120" w:type="dxa"/>
+              <w:bottom w:w="60" w:type="dxa"/>
+              <w:right w:w="120" w:type="dxa"/>
+            </w:tcMar>
+            <w:hideMark/>
+          </w:tcPr>
+          <w:p>
+            <w:pPr>
+              <w:rPr>
+                <w:rFonts w:ascii="Calibri" w:eastAsia="Times New Roman" w:hAnsi="Calibri" w:cs="Calibri"/>
+                <w:sz w:val="20"/>
+                <w:szCs w:val="20"/>
+              </w:rPr>
+            </w:pPr>
+            <w:r>
+              <w:rPr>
+                <w:rFonts w:ascii="Calibri" w:eastAsia="Times New Roman" w:hAnsi="Calibri" w:cs="Calibri"/>
+                <w:sz w:val="20"/>
+                <w:szCs w:val="20"/>
+              </w:rPr>
+              <w:t>Готовка (очаг, котелок, печь</w:t>
+            </w:r>
+            <w:r>
+              <w:rPr>
+                <w:rFonts w:ascii="Calibri" w:eastAsia="Times New Roman" w:hAnsi="Calibri" w:cs="Calibri"/>
+                <w:sz w:val="20"/>
+                <w:szCs w:val="20"/>
+              </w:rPr>
+              <w:t>, жёрнов, кухонный стол, засолка, копчение и сушка), порча всей еды, качество снаряжения, еды и кожи плашкой, окно инвентаря в стиле Conquest, открытые ячейки для творческого и администрации, пчеловодство и мёд, добавки к пирогам и сладкие булочки, дрова, рожь и чёрный хлеб, жёрнов с анимацией, алкоголь (давильня, брожение, солод, перегонка, выдержка), опьянение, похмелье и пьяный чат. Крафт станций и инструментов убран.</w:t>
             </w:r>
           </w:p>
         </w:tc>
@@ -27507,42 +31385,42 @@
                 <w:sz w:val="20"/>
                 <w:szCs w:val="20"/>
               </w:rPr>
-              <w:t>0.0.7</w:t>
-            </w:r>
-          </w:p>
-        </w:tc>
-        <w:tc>
-          <w:tcPr>
-            <w:tcW w:w="0" w:type="auto"/>
-            <w:tcBorders>
-              <w:top w:val="single" w:sz="6" w:space="0" w:color="B8A888"/>
-              <w:left w:val="single" w:sz="6" w:space="0" w:color="B8A888"/>
-              <w:bottom w:val="single" w:sz="6" w:space="0" w:color="B8A888"/>
-              <w:right w:val="single" w:sz="6" w:space="0" w:color="B8A888"/>
-            </w:tcBorders>
-            <w:tcMar>
-              <w:top w:w="60" w:type="dxa"/>
-              <w:left w:w="120" w:type="dxa"/>
-              <w:bottom w:w="60" w:type="dxa"/>
-              <w:right w:w="120" w:type="dxa"/>
-            </w:tcMar>
-            <w:hideMark/>
-          </w:tcPr>
-          <w:p>
-            <w:pPr>
-              <w:rPr>
-                <w:rFonts w:ascii="Calibri" w:eastAsia="Times New Roman" w:hAnsi="Calibri" w:cs="Calibri"/>
-                <w:sz w:val="20"/>
-                <w:szCs w:val="20"/>
-              </w:rPr>
-            </w:pPr>
-            <w:r>
-              <w:rPr>
-                <w:rFonts w:ascii="Calibri" w:eastAsia="Times New Roman" w:hAnsi="Calibri" w:cs="Calibri"/>
-                <w:sz w:val="20"/>
-                <w:szCs w:val="20"/>
-              </w:rPr>
-              <w:t>E использует блоки и замки, нет прицела (подсказки у блоков), подбор только на E, музыка биомов и источники звуков мест, компас без чисел.</w:t>
+              <w:t>0.0.8</w:t>
+            </w:r>
+          </w:p>
+        </w:tc>
+        <w:tc>
+          <w:tcPr>
+            <w:tcW w:w="0" w:type="auto"/>
+            <w:tcBorders>
+              <w:top w:val="single" w:sz="6" w:space="0" w:color="B8A888"/>
+              <w:left w:val="single" w:sz="6" w:space="0" w:color="B8A888"/>
+              <w:bottom w:val="single" w:sz="6" w:space="0" w:color="B8A888"/>
+              <w:right w:val="single" w:sz="6" w:space="0" w:color="B8A888"/>
+            </w:tcBorders>
+            <w:tcMar>
+              <w:top w:w="60" w:type="dxa"/>
+              <w:left w:w="120" w:type="dxa"/>
+              <w:bottom w:w="60" w:type="dxa"/>
+              <w:right w:w="120" w:type="dxa"/>
+            </w:tcMar>
+            <w:hideMark/>
+          </w:tcPr>
+          <w:p>
+            <w:pPr>
+              <w:rPr>
+                <w:rFonts w:ascii="Calibri" w:eastAsia="Times New Roman" w:hAnsi="Calibri" w:cs="Calibri"/>
+                <w:sz w:val="20"/>
+                <w:szCs w:val="20"/>
+              </w:rPr>
+            </w:pPr>
+            <w:r>
+              <w:rPr>
+                <w:rFonts w:ascii="Calibri" w:eastAsia="Times New Roman" w:hAnsi="Calibri" w:cs="Calibri"/>
+                <w:sz w:val="20"/>
+                <w:szCs w:val="20"/>
+              </w:rPr>
+              <w:t>Забрала у тяжёлых шлемов, узкий вырез без забрала, звуки боя, брони и голоса (74 события), кожевенное дело.</w:t>
             </w:r>
           </w:p>
         </w:tc>
@@ -27579,42 +31457,42 @@
                 <w:sz w:val="20"/>
                 <w:szCs w:val="20"/>
               </w:rPr>
-              <w:t>0.0.6</w:t>
-            </w:r>
-          </w:p>
-        </w:tc>
-        <w:tc>
-          <w:tcPr>
-            <w:tcW w:w="0" w:type="auto"/>
-            <w:tcBorders>
-              <w:top w:val="single" w:sz="6" w:space="0" w:color="B8A888"/>
-              <w:left w:val="single" w:sz="6" w:space="0" w:color="B8A888"/>
-              <w:bottom w:val="single" w:sz="6" w:space="0" w:color="B8A888"/>
-              <w:right w:val="single" w:sz="6" w:space="0" w:color="B8A888"/>
-            </w:tcBorders>
-            <w:tcMar>
-              <w:top w:w="60" w:type="dxa"/>
-              <w:left w:w="120" w:type="dxa"/>
-              <w:bottom w:w="60" w:type="dxa"/>
-              <w:right w:w="120" w:type="dxa"/>
-            </w:tcMar>
-            <w:hideMark/>
-          </w:tcPr>
-          <w:p>
-            <w:pPr>
-              <w:rPr>
-                <w:rFonts w:ascii="Calibri" w:eastAsia="Times New Roman" w:hAnsi="Calibri" w:cs="Calibri"/>
-                <w:sz w:val="20"/>
-                <w:szCs w:val="20"/>
-              </w:rPr>
-            </w:pPr>
-            <w:r>
-              <w:rPr>
-                <w:rFonts w:ascii="Calibri" w:eastAsia="Times New Roman" w:hAnsi="Calibri" w:cs="Calibri"/>
-                <w:sz w:val="20"/>
-                <w:szCs w:val="20"/>
-              </w:rPr>
-              <w:t>Компас вверху экрана, точки карты с открытием, реестр знамён и гербовник, броня на стойке, подвижное забрало хундсгугеля, поля капеллины.</w:t>
+              <w:t>0.0.7</w:t>
+            </w:r>
+          </w:p>
+        </w:tc>
+        <w:tc>
+          <w:tcPr>
+            <w:tcW w:w="0" w:type="auto"/>
+            <w:tcBorders>
+              <w:top w:val="single" w:sz="6" w:space="0" w:color="B8A888"/>
+              <w:left w:val="single" w:sz="6" w:space="0" w:color="B8A888"/>
+              <w:bottom w:val="single" w:sz="6" w:space="0" w:color="B8A888"/>
+              <w:right w:val="single" w:sz="6" w:space="0" w:color="B8A888"/>
+            </w:tcBorders>
+            <w:tcMar>
+              <w:top w:w="60" w:type="dxa"/>
+              <w:left w:w="120" w:type="dxa"/>
+              <w:bottom w:w="60" w:type="dxa"/>
+              <w:right w:w="120" w:type="dxa"/>
+            </w:tcMar>
+            <w:hideMark/>
+          </w:tcPr>
+          <w:p>
+            <w:pPr>
+              <w:rPr>
+                <w:rFonts w:ascii="Calibri" w:eastAsia="Times New Roman" w:hAnsi="Calibri" w:cs="Calibri"/>
+                <w:sz w:val="20"/>
+                <w:szCs w:val="20"/>
+              </w:rPr>
+            </w:pPr>
+            <w:r>
+              <w:rPr>
+                <w:rFonts w:ascii="Calibri" w:eastAsia="Times New Roman" w:hAnsi="Calibri" w:cs="Calibri"/>
+                <w:sz w:val="20"/>
+                <w:szCs w:val="20"/>
+              </w:rPr>
+              <w:t>E использует блоки и замки, нет прицела (подсказки у блоков), подбор только на E, музыка биомов и источники звуков мест, компас без чисел.</w:t>
             </w:r>
           </w:p>
         </w:tc>
@@ -27651,42 +31529,42 @@
                 <w:sz w:val="20"/>
                 <w:szCs w:val="20"/>
               </w:rPr>
-              <w:t>0.0.5</w:t>
-            </w:r>
-          </w:p>
-        </w:tc>
-        <w:tc>
-          <w:tcPr>
-            <w:tcW w:w="0" w:type="auto"/>
-            <w:tcBorders>
-              <w:top w:val="single" w:sz="6" w:space="0" w:color="B8A888"/>
-              <w:left w:val="single" w:sz="6" w:space="0" w:color="B8A888"/>
-              <w:bottom w:val="single" w:sz="6" w:space="0" w:color="B8A888"/>
-              <w:right w:val="single" w:sz="6" w:space="0" w:color="B8A888"/>
-            </w:tcBorders>
-            <w:tcMar>
-              <w:top w:w="60" w:type="dxa"/>
-              <w:left w:w="120" w:type="dxa"/>
-              <w:bottom w:w="60" w:type="dxa"/>
-              <w:right w:w="120" w:type="dxa"/>
-            </w:tcMar>
-            <w:hideMark/>
-          </w:tcPr>
-          <w:p>
-            <w:pPr>
-              <w:rPr>
-                <w:rFonts w:ascii="Calibri" w:eastAsia="Times New Roman" w:hAnsi="Calibri" w:cs="Calibri"/>
-                <w:sz w:val="20"/>
-                <w:szCs w:val="20"/>
-              </w:rPr>
-            </w:pPr>
-            <w:r>
-              <w:rPr>
-                <w:rFonts w:ascii="Calibri" w:eastAsia="Times New Roman" w:hAnsi="Calibri" w:cs="Calibri"/>
-                <w:sz w:val="20"/>
-                <w:szCs w:val="20"/>
-              </w:rPr>
-              <w:t>Карманы и сумки вместо рюкзака, 9 ячеек снаряжения, скрытый хотбар и доставание предметов, ручной подбор и колчан, свет фонаря, новая раскладка клавиш.</w:t>
+              <w:t>0.0.6</w:t>
+            </w:r>
+          </w:p>
+        </w:tc>
+        <w:tc>
+          <w:tcPr>
+            <w:tcW w:w="0" w:type="auto"/>
+            <w:tcBorders>
+              <w:top w:val="single" w:sz="6" w:space="0" w:color="B8A888"/>
+              <w:left w:val="single" w:sz="6" w:space="0" w:color="B8A888"/>
+              <w:bottom w:val="single" w:sz="6" w:space="0" w:color="B8A888"/>
+              <w:right w:val="single" w:sz="6" w:space="0" w:color="B8A888"/>
+            </w:tcBorders>
+            <w:tcMar>
+              <w:top w:w="60" w:type="dxa"/>
+              <w:left w:w="120" w:type="dxa"/>
+              <w:bottom w:w="60" w:type="dxa"/>
+              <w:right w:w="120" w:type="dxa"/>
+            </w:tcMar>
+            <w:hideMark/>
+          </w:tcPr>
+          <w:p>
+            <w:pPr>
+              <w:rPr>
+                <w:rFonts w:ascii="Calibri" w:eastAsia="Times New Roman" w:hAnsi="Calibri" w:cs="Calibri"/>
+                <w:sz w:val="20"/>
+                <w:szCs w:val="20"/>
+              </w:rPr>
+            </w:pPr>
+            <w:r>
+              <w:rPr>
+                <w:rFonts w:ascii="Calibri" w:eastAsia="Times New Roman" w:hAnsi="Calibri" w:cs="Calibri"/>
+                <w:sz w:val="20"/>
+                <w:szCs w:val="20"/>
+              </w:rPr>
+              <w:t>Компас вверху экрана, точки карты с открытием, реестр знамён и гербовник, броня на стойке, подвижное забрало хундсгугеля, поля капеллины.</w:t>
             </w:r>
           </w:p>
         </w:tc>
@@ -27723,42 +31601,42 @@
                 <w:sz w:val="20"/>
                 <w:szCs w:val="20"/>
               </w:rPr>
-              <w:t>0.0.4</w:t>
-            </w:r>
-          </w:p>
-        </w:tc>
-        <w:tc>
-          <w:tcPr>
-            <w:tcW w:w="0" w:type="auto"/>
-            <w:tcBorders>
-              <w:top w:val="single" w:sz="6" w:space="0" w:color="B8A888"/>
-              <w:left w:val="single" w:sz="6" w:space="0" w:color="B8A888"/>
-              <w:bottom w:val="single" w:sz="6" w:space="0" w:color="B8A888"/>
-              <w:right w:val="single" w:sz="6" w:space="0" w:color="B8A888"/>
-            </w:tcBorders>
-            <w:tcMar>
-              <w:top w:w="60" w:type="dxa"/>
-              <w:left w:w="120" w:type="dxa"/>
-              <w:bottom w:w="60" w:type="dxa"/>
-              <w:right w:w="120" w:type="dxa"/>
-            </w:tcMar>
-            <w:hideMark/>
-          </w:tcPr>
-          <w:p>
-            <w:pPr>
-              <w:rPr>
-                <w:rFonts w:ascii="Calibri" w:eastAsia="Times New Roman" w:hAnsi="Calibri" w:cs="Calibri"/>
-                <w:sz w:val="20"/>
-                <w:szCs w:val="20"/>
-              </w:rPr>
-            </w:pPr>
-            <w:r>
-              <w:rPr>
-                <w:rFonts w:ascii="Calibri" w:eastAsia="Times New Roman" w:hAnsi="Calibri" w:cs="Calibri"/>
-                <w:sz w:val="20"/>
-                <w:szCs w:val="20"/>
-              </w:rPr>
-              <w:t>Отряды, каналы чата, RP-имена, ники над головами, фермерство в режиме приключения, эмаль и роспись на броне, новый календарь.</w:t>
+              <w:t>0.0.5</w:t>
+            </w:r>
+          </w:p>
+        </w:tc>
+        <w:tc>
+          <w:tcPr>
+            <w:tcW w:w="0" w:type="auto"/>
+            <w:tcBorders>
+              <w:top w:val="single" w:sz="6" w:space="0" w:color="B8A888"/>
+              <w:left w:val="single" w:sz="6" w:space="0" w:color="B8A888"/>
+              <w:bottom w:val="single" w:sz="6" w:space="0" w:color="B8A888"/>
+              <w:right w:val="single" w:sz="6" w:space="0" w:color="B8A888"/>
+            </w:tcBorders>
+            <w:tcMar>
+              <w:top w:w="60" w:type="dxa"/>
+              <w:left w:w="120" w:type="dxa"/>
+              <w:bottom w:w="60" w:type="dxa"/>
+              <w:right w:w="120" w:type="dxa"/>
+            </w:tcMar>
+            <w:hideMark/>
+          </w:tcPr>
+          <w:p>
+            <w:pPr>
+              <w:rPr>
+                <w:rFonts w:ascii="Calibri" w:eastAsia="Times New Roman" w:hAnsi="Calibri" w:cs="Calibri"/>
+                <w:sz w:val="20"/>
+                <w:szCs w:val="20"/>
+              </w:rPr>
+            </w:pPr>
+            <w:r>
+              <w:rPr>
+                <w:rFonts w:ascii="Calibri" w:eastAsia="Times New Roman" w:hAnsi="Calibri" w:cs="Calibri"/>
+                <w:sz w:val="20"/>
+                <w:szCs w:val="20"/>
+              </w:rPr>
+              <w:t>Карманы и сумки вместо рюкзака, 9 ячеек снаряжения, скрытый хотбар и доставание предметов, ручной подбор и колчан, свет фонаря, новая раскладка клавиш.</w:t>
             </w:r>
           </w:p>
         </w:tc>
@@ -27795,42 +31673,42 @@
                 <w:sz w:val="20"/>
                 <w:szCs w:val="20"/>
               </w:rPr>
-              <w:t>0.0.3</w:t>
-            </w:r>
-          </w:p>
-        </w:tc>
-        <w:tc>
-          <w:tcPr>
-            <w:tcW w:w="0" w:type="auto"/>
-            <w:tcBorders>
-              <w:top w:val="single" w:sz="6" w:space="0" w:color="B8A888"/>
-              <w:left w:val="single" w:sz="6" w:space="0" w:color="B8A888"/>
-              <w:bottom w:val="single" w:sz="6" w:space="0" w:color="B8A888"/>
-              <w:right w:val="single" w:sz="6" w:space="0" w:color="B8A888"/>
-            </w:tcBorders>
-            <w:tcMar>
-              <w:top w:w="60" w:type="dxa"/>
-              <w:left w:w="120" w:type="dxa"/>
-              <w:bottom w:w="60" w:type="dxa"/>
-              <w:right w:w="120" w:type="dxa"/>
-            </w:tcMar>
-            <w:hideMark/>
-          </w:tcPr>
-          <w:p>
-            <w:pPr>
-              <w:rPr>
-                <w:rFonts w:ascii="Calibri" w:eastAsia="Times New Roman" w:hAnsi="Calibri" w:cs="Calibri"/>
-                <w:sz w:val="20"/>
-                <w:szCs w:val="20"/>
-              </w:rPr>
-            </w:pPr>
-            <w:r>
-              <w:rPr>
-                <w:rFonts w:ascii="Calibri" w:eastAsia="Times New Roman" w:hAnsi="Calibri" w:cs="Calibri"/>
-                <w:sz w:val="20"/>
-                <w:szCs w:val="20"/>
-              </w:rPr>
-              <w:t>Карта мира, окно «Персонаж», вкладки окон, новые шлемы, оптимизация под серверы.</w:t>
+              <w:t>0.0.4</w:t>
+            </w:r>
+          </w:p>
+        </w:tc>
+        <w:tc>
+          <w:tcPr>
+            <w:tcW w:w="0" w:type="auto"/>
+            <w:tcBorders>
+              <w:top w:val="single" w:sz="6" w:space="0" w:color="B8A888"/>
+              <w:left w:val="single" w:sz="6" w:space="0" w:color="B8A888"/>
+              <w:bottom w:val="single" w:sz="6" w:space="0" w:color="B8A888"/>
+              <w:right w:val="single" w:sz="6" w:space="0" w:color="B8A888"/>
+            </w:tcBorders>
+            <w:tcMar>
+              <w:top w:w="60" w:type="dxa"/>
+              <w:left w:w="120" w:type="dxa"/>
+              <w:bottom w:w="60" w:type="dxa"/>
+              <w:right w:w="120" w:type="dxa"/>
+            </w:tcMar>
+            <w:hideMark/>
+          </w:tcPr>
+          <w:p>
+            <w:pPr>
+              <w:rPr>
+                <w:rFonts w:ascii="Calibri" w:eastAsia="Times New Roman" w:hAnsi="Calibri" w:cs="Calibri"/>
+                <w:sz w:val="20"/>
+                <w:szCs w:val="20"/>
+              </w:rPr>
+            </w:pPr>
+            <w:r>
+              <w:rPr>
+                <w:rFonts w:ascii="Calibri" w:eastAsia="Times New Roman" w:hAnsi="Calibri" w:cs="Calibri"/>
+                <w:sz w:val="20"/>
+                <w:szCs w:val="20"/>
+              </w:rPr>
+              <w:t>Отряды, каналы чата, RP-имена, ники над головами, фермерство в режиме приключения, эмаль и роспись на броне, новый календарь.</w:t>
             </w:r>
           </w:p>
         </w:tc>
@@ -27867,42 +31745,42 @@
                 <w:sz w:val="20"/>
                 <w:szCs w:val="20"/>
               </w:rPr>
-              <w:t>0.0.2</w:t>
-            </w:r>
-          </w:p>
-        </w:tc>
-        <w:tc>
-          <w:tcPr>
-            <w:tcW w:w="0" w:type="auto"/>
-            <w:tcBorders>
-              <w:top w:val="single" w:sz="6" w:space="0" w:color="B8A888"/>
-              <w:left w:val="single" w:sz="6" w:space="0" w:color="B8A888"/>
-              <w:bottom w:val="single" w:sz="6" w:space="0" w:color="B8A888"/>
-              <w:right w:val="single" w:sz="6" w:space="0" w:color="B8A888"/>
-            </w:tcBorders>
-            <w:tcMar>
-              <w:top w:w="60" w:type="dxa"/>
-              <w:left w:w="120" w:type="dxa"/>
-              <w:bottom w:w="60" w:type="dxa"/>
-              <w:right w:w="120" w:type="dxa"/>
-            </w:tcMar>
-            <w:hideMark/>
-          </w:tcPr>
-          <w:p>
-            <w:pPr>
-              <w:rPr>
-                <w:rFonts w:ascii="Calibri" w:eastAsia="Times New Roman" w:hAnsi="Calibri" w:cs="Calibri"/>
-                <w:sz w:val="20"/>
-                <w:szCs w:val="20"/>
-              </w:rPr>
-            </w:pPr>
-            <w:r>
-              <w:rPr>
-                <w:rFonts w:ascii="Calibri" w:eastAsia="Times New Roman" w:hAnsi="Calibri" w:cs="Calibri"/>
-                <w:sz w:val="20"/>
-                <w:szCs w:val="20"/>
-              </w:rPr>
-              <w:t>Шкалы здоровья, голода, жажды и выносливости 0–100.</w:t>
+              <w:t>0.0.3</w:t>
+            </w:r>
+          </w:p>
+        </w:tc>
+        <w:tc>
+          <w:tcPr>
+            <w:tcW w:w="0" w:type="auto"/>
+            <w:tcBorders>
+              <w:top w:val="single" w:sz="6" w:space="0" w:color="B8A888"/>
+              <w:left w:val="single" w:sz="6" w:space="0" w:color="B8A888"/>
+              <w:bottom w:val="single" w:sz="6" w:space="0" w:color="B8A888"/>
+              <w:right w:val="single" w:sz="6" w:space="0" w:color="B8A888"/>
+            </w:tcBorders>
+            <w:tcMar>
+              <w:top w:w="60" w:type="dxa"/>
+              <w:left w:w="120" w:type="dxa"/>
+              <w:bottom w:w="60" w:type="dxa"/>
+              <w:right w:w="120" w:type="dxa"/>
+            </w:tcMar>
+            <w:hideMark/>
+          </w:tcPr>
+          <w:p>
+            <w:pPr>
+              <w:rPr>
+                <w:rFonts w:ascii="Calibri" w:eastAsia="Times New Roman" w:hAnsi="Calibri" w:cs="Calibri"/>
+                <w:sz w:val="20"/>
+                <w:szCs w:val="20"/>
+              </w:rPr>
+            </w:pPr>
+            <w:r>
+              <w:rPr>
+                <w:rFonts w:ascii="Calibri" w:eastAsia="Times New Roman" w:hAnsi="Calibri" w:cs="Calibri"/>
+                <w:sz w:val="20"/>
+                <w:szCs w:val="20"/>
+              </w:rPr>
+              <w:t>Карта мира, окно «Персонаж», вкладки окон, новые шлемы, оптимизация под серверы.</w:t>
             </w:r>
           </w:p>
         </w:tc>
@@ -27939,6 +31817,78 @@
                 <w:sz w:val="20"/>
                 <w:szCs w:val="20"/>
               </w:rPr>
+              <w:t>0.0.2</w:t>
+            </w:r>
+          </w:p>
+        </w:tc>
+        <w:tc>
+          <w:tcPr>
+            <w:tcW w:w="0" w:type="auto"/>
+            <w:tcBorders>
+              <w:top w:val="single" w:sz="6" w:space="0" w:color="B8A888"/>
+              <w:left w:val="single" w:sz="6" w:space="0" w:color="B8A888"/>
+              <w:bottom w:val="single" w:sz="6" w:space="0" w:color="B8A888"/>
+              <w:right w:val="single" w:sz="6" w:space="0" w:color="B8A888"/>
+            </w:tcBorders>
+            <w:tcMar>
+              <w:top w:w="60" w:type="dxa"/>
+              <w:left w:w="120" w:type="dxa"/>
+              <w:bottom w:w="60" w:type="dxa"/>
+              <w:right w:w="120" w:type="dxa"/>
+            </w:tcMar>
+            <w:hideMark/>
+          </w:tcPr>
+          <w:p>
+            <w:pPr>
+              <w:rPr>
+                <w:rFonts w:ascii="Calibri" w:eastAsia="Times New Roman" w:hAnsi="Calibri" w:cs="Calibri"/>
+                <w:sz w:val="20"/>
+                <w:szCs w:val="20"/>
+              </w:rPr>
+            </w:pPr>
+            <w:r>
+              <w:rPr>
+                <w:rFonts w:ascii="Calibri" w:eastAsia="Times New Roman" w:hAnsi="Calibri" w:cs="Calibri"/>
+                <w:sz w:val="20"/>
+                <w:szCs w:val="20"/>
+              </w:rPr>
+              <w:t>Шкалы здоровья, голода, жажды и выносливости 0–100.</w:t>
+            </w:r>
+          </w:p>
+        </w:tc>
+      </w:tr>
+      <w:tr>
+        <w:tc>
+          <w:tcPr>
+            <w:tcW w:w="0" w:type="auto"/>
+            <w:tcBorders>
+              <w:top w:val="single" w:sz="6" w:space="0" w:color="B8A888"/>
+              <w:left w:val="single" w:sz="6" w:space="0" w:color="B8A888"/>
+              <w:bottom w:val="single" w:sz="6" w:space="0" w:color="B8A888"/>
+              <w:right w:val="single" w:sz="6" w:space="0" w:color="B8A888"/>
+            </w:tcBorders>
+            <w:tcMar>
+              <w:top w:w="60" w:type="dxa"/>
+              <w:left w:w="120" w:type="dxa"/>
+              <w:bottom w:w="60" w:type="dxa"/>
+              <w:right w:w="120" w:type="dxa"/>
+            </w:tcMar>
+            <w:hideMark/>
+          </w:tcPr>
+          <w:p>
+            <w:pPr>
+              <w:rPr>
+                <w:rFonts w:ascii="Calibri" w:eastAsia="Times New Roman" w:hAnsi="Calibri" w:cs="Calibri"/>
+                <w:sz w:val="20"/>
+                <w:szCs w:val="20"/>
+              </w:rPr>
+            </w:pPr>
+            <w:r>
+              <w:rPr>
+                <w:rFonts w:ascii="Calibri" w:eastAsia="Times New Roman" w:hAnsi="Calibri" w:cs="Calibri"/>
+                <w:sz w:val="20"/>
+                <w:szCs w:val="20"/>
+              </w:rPr>
               <w:t>0.0.1</w:t>
             </w:r>
           </w:p>
@@ -27988,15 +31938,15 @@
           <w:rFonts w:eastAsia="Times New Roman" w:cs="Calibri"/>
         </w:rPr>
       </w:pPr>
-      <w:bookmarkStart w:id="80" w:name="_Toc243646843"/>
+      <w:bookmarkStart w:id="91" w:name="_Toc243701014"/>
       <w:r>
         <w:rPr>
           <w:rFonts w:eastAsia="Times New Roman" w:cs="Calibri"/>
         </w:rPr>
         <w:lastRenderedPageBreak/>
-        <w:t>21. Не сделано и известные ограничения</w:t>
-      </w:r>
-      <w:bookmarkEnd w:id="80"/>
+        <w:t>22. Не сделано и известные ограничения</w:t>
+      </w:r>
+      <w:bookmarkEnd w:id="91"/>
     </w:p>
     <w:p>
       <w:pPr>
@@ -28231,7 +32181,7 @@
           <w:sz w:val="22"/>
           <w:szCs w:val="22"/>
         </w:rPr>
-        <w:t>Детали для кузни (рукоять, топорище, черенок, древко, рукоять меча) пока ни во что не идут — их ждёт кузнечество.</w:t>
+        <w:t>Кузнечество ещё не проверялось в игре: числа баланса (⚠️ в журнале), темп мини-игр, сроки восстановления жил и модели станций подбираются. Станции кузнечества без крафта — их ставят строители.</w:t>
       </w:r>
     </w:p>
     <w:p>
@@ -28264,15 +32214,15 @@
           <w:rFonts w:eastAsia="Times New Roman" w:cs="Calibri"/>
         </w:rPr>
       </w:pPr>
-      <w:bookmarkStart w:id="81" w:name="_Toc243646844"/>
+      <w:bookmarkStart w:id="92" w:name="_Toc243701015"/>
       <w:r>
         <w:rPr>
           <w:rFonts w:eastAsia="Times New Roman" w:cs="Calibri"/>
         </w:rPr>
         <w:lastRenderedPageBreak/>
-        <w:t>22. Для разработчиков</w:t>
-      </w:r>
-      <w:bookmarkEnd w:id="81"/>
+        <w:t>23. Для разработчиков</w:t>
+      </w:r>
+      <w:bookmarkEnd w:id="92"/>
     </w:p>
     <w:p>
       <w:pPr>
@@ -28281,14 +32231,14 @@
           <w:rFonts w:eastAsia="Times New Roman" w:cs="Calibri"/>
         </w:rPr>
       </w:pPr>
-      <w:bookmarkStart w:id="82" w:name="_Toc243646845"/>
+      <w:bookmarkStart w:id="93" w:name="_Toc243701016"/>
       <w:r>
         <w:rPr>
           <w:rFonts w:eastAsia="Times New Roman" w:cs="Calibri"/>
         </w:rPr>
-        <w:t>22.1. Сборка</w:t>
-      </w:r>
-      <w:bookmarkEnd w:id="82"/>
+        <w:t>23.1. Сборка</w:t>
+      </w:r>
+      <w:bookmarkEnd w:id="93"/>
     </w:p>
     <w:p>
       <w:pPr>
@@ -28505,14 +32455,14 @@
           <w:rFonts w:eastAsia="Times New Roman" w:cs="Calibri"/>
         </w:rPr>
       </w:pPr>
-      <w:bookmarkStart w:id="83" w:name="_Toc243646846"/>
+      <w:bookmarkStart w:id="94" w:name="_Toc243701017"/>
       <w:r>
         <w:rPr>
           <w:rFonts w:eastAsia="Times New Roman" w:cs="Calibri"/>
         </w:rPr>
-        <w:t>22.2. Структура кода</w:t>
-      </w:r>
-      <w:bookmarkEnd w:id="83"/>
+        <w:t>23.2. Структура кода</w:t>
+      </w:r>
+      <w:bookmarkEnd w:id="94"/>
     </w:p>
     <w:p>
       <w:pPr>
@@ -28558,8 +32508,8 @@
         <w:tblLook w:val="04A0" w:firstRow="1" w:lastRow="0" w:firstColumn="1" w:lastColumn="0" w:noHBand="0" w:noVBand="1"/>
       </w:tblPr>
       <w:tblGrid>
-        <w:gridCol w:w="3302"/>
-        <w:gridCol w:w="6189"/>
+        <w:gridCol w:w="2861"/>
+        <w:gridCol w:w="6630"/>
       </w:tblGrid>
       <w:tr>
         <w:tc>
@@ -29415,98 +33365,42 @@
               <w:rPr>
                 <w:rStyle w:val="HTML"/>
               </w:rPr>
-              <w:t>lock/</w:t>
-            </w:r>
-            <w:r>
-              <w:rPr>
-                <w:rFonts w:ascii="Calibri" w:eastAsia="Times New Roman" w:hAnsi="Calibri" w:cs="Calibri"/>
-                <w:sz w:val="20"/>
-                <w:szCs w:val="20"/>
-              </w:rPr>
-              <w:t xml:space="preserve">, </w:t>
-            </w:r>
-            <w:r>
-              <w:rPr>
-                <w:rStyle w:val="HTML"/>
-              </w:rPr>
-              <w:t>chat/</w:t>
-            </w:r>
-            <w:r>
-              <w:rPr>
-                <w:rFonts w:ascii="Calibri" w:eastAsia="Times New Roman" w:hAnsi="Calibri" w:cs="Calibri"/>
-                <w:sz w:val="20"/>
-                <w:szCs w:val="20"/>
-              </w:rPr>
-              <w:t xml:space="preserve">, </w:t>
-            </w:r>
-            <w:r>
-              <w:rPr>
-                <w:rStyle w:val="HTML"/>
-              </w:rPr>
-              <w:t>squad/</w:t>
-            </w:r>
-            <w:r>
-              <w:rPr>
-                <w:rFonts w:ascii="Calibri" w:eastAsia="Times New Roman" w:hAnsi="Calibri" w:cs="Calibri"/>
-                <w:sz w:val="20"/>
-                <w:szCs w:val="20"/>
-              </w:rPr>
-              <w:t xml:space="preserve">, </w:t>
-            </w:r>
-            <w:r>
-              <w:rPr>
-                <w:rStyle w:val="HTML"/>
-              </w:rPr>
-              <w:t>world/</w:t>
-            </w:r>
-            <w:r>
-              <w:rPr>
-                <w:rFonts w:ascii="Calibri" w:eastAsia="Times New Roman" w:hAnsi="Calibri" w:cs="Calibri"/>
-                <w:sz w:val="20"/>
-                <w:szCs w:val="20"/>
-              </w:rPr>
-              <w:t xml:space="preserve">, </w:t>
-            </w:r>
-            <w:r>
-              <w:rPr>
-                <w:rStyle w:val="HTML"/>
-              </w:rPr>
-              <w:t>sound/</w:t>
-            </w:r>
-          </w:p>
-        </w:tc>
-        <w:tc>
-          <w:tcPr>
-            <w:tcW w:w="0" w:type="auto"/>
-            <w:tcBorders>
-              <w:top w:val="single" w:sz="6" w:space="0" w:color="B8A888"/>
-              <w:left w:val="single" w:sz="6" w:space="0" w:color="B8A888"/>
-              <w:bottom w:val="single" w:sz="6" w:space="0" w:color="B8A888"/>
-              <w:right w:val="single" w:sz="6" w:space="0" w:color="B8A888"/>
-            </w:tcBorders>
-            <w:tcMar>
-              <w:top w:w="60" w:type="dxa"/>
-              <w:left w:w="120" w:type="dxa"/>
-              <w:bottom w:w="60" w:type="dxa"/>
-              <w:right w:w="120" w:type="dxa"/>
-            </w:tcMar>
-            <w:hideMark/>
-          </w:tcPr>
-          <w:p>
-            <w:pPr>
-              <w:rPr>
-                <w:rFonts w:ascii="Calibri" w:eastAsia="Times New Roman" w:hAnsi="Calibri" w:cs="Calibri"/>
-                <w:sz w:val="20"/>
-                <w:szCs w:val="20"/>
-              </w:rPr>
-            </w:pPr>
-            <w:r>
-              <w:rPr>
-                <w:rFonts w:ascii="Calibri" w:eastAsia="Times New Roman" w:hAnsi="Calibri" w:cs="Calibri"/>
-                <w:sz w:val="20"/>
-                <w:szCs w:val="20"/>
-              </w:rPr>
-              <w:t>Замки, чат, отряды, календарь и мир, звуки.</w:t>
+              <w:t>smithing/</w:t>
+            </w:r>
+          </w:p>
+        </w:tc>
+        <w:tc>
+          <w:tcPr>
+            <w:tcW w:w="0" w:type="auto"/>
+            <w:tcBorders>
+              <w:top w:val="single" w:sz="6" w:space="0" w:color="B8A888"/>
+              <w:left w:val="single" w:sz="6" w:space="0" w:color="B8A888"/>
+              <w:bottom w:val="single" w:sz="6" w:space="0" w:color="B8A888"/>
+              <w:right w:val="single" w:sz="6" w:space="0" w:color="B8A888"/>
+            </w:tcBorders>
+            <w:tcMar>
+              <w:top w:w="60" w:type="dxa"/>
+              <w:left w:w="120" w:type="dxa"/>
+              <w:bottom w:w="60" w:type="dxa"/>
+              <w:right w:w="120" w:type="dxa"/>
+            </w:tcMar>
+            <w:hideMark/>
+          </w:tcPr>
+          <w:p>
+            <w:pPr>
+              <w:rPr>
+                <w:rFonts w:ascii="Calibri" w:eastAsia="Times New Roman" w:hAnsi="Calibri" w:cs="Calibri"/>
+                <w:sz w:val="20"/>
+                <w:szCs w:val="20"/>
+              </w:rPr>
+            </w:pPr>
+            <w:r>
+              <w:rPr>
+                <w:rFonts w:ascii="Calibri" w:eastAsia="Times New Roman" w:hAnsi="Calibri" w:cs="Calibri"/>
+                <w:sz w:val="20"/>
+                <w:szCs w:val="20"/>
+              </w:rPr>
+              <w:t>Кузнечество: руды и жилы (OreKind, OreVeinBlock, OreMining, VeinClock), станции, тигель и сплавы (Crucible, Metal, Melt), изделия и этапы (SmithProducts, ForgeOp, ForgeShape), мини-игры (Minigame) — окна в client/smithing/.</w:t>
             </w:r>
           </w:p>
         </w:tc>
@@ -29541,6 +33435,132 @@
               <w:rPr>
                 <w:rStyle w:val="HTML"/>
               </w:rPr>
+              <w:t>lock/</w:t>
+            </w:r>
+            <w:r>
+              <w:rPr>
+                <w:rFonts w:ascii="Calibri" w:eastAsia="Times New Roman" w:hAnsi="Calibri" w:cs="Calibri"/>
+                <w:sz w:val="20"/>
+                <w:szCs w:val="20"/>
+              </w:rPr>
+              <w:t xml:space="preserve">, </w:t>
+            </w:r>
+            <w:r>
+              <w:rPr>
+                <w:rStyle w:val="HTML"/>
+              </w:rPr>
+              <w:t>chat/</w:t>
+            </w:r>
+            <w:r>
+              <w:rPr>
+                <w:rFonts w:ascii="Calibri" w:eastAsia="Times New Roman" w:hAnsi="Calibri" w:cs="Calibri"/>
+                <w:sz w:val="20"/>
+                <w:szCs w:val="20"/>
+              </w:rPr>
+              <w:t xml:space="preserve">, </w:t>
+            </w:r>
+            <w:r>
+              <w:rPr>
+                <w:rStyle w:val="HTML"/>
+              </w:rPr>
+              <w:t>squad/</w:t>
+            </w:r>
+            <w:r>
+              <w:rPr>
+                <w:rFonts w:ascii="Calibri" w:eastAsia="Times New Roman" w:hAnsi="Calibri" w:cs="Calibri"/>
+                <w:sz w:val="20"/>
+                <w:szCs w:val="20"/>
+              </w:rPr>
+              <w:t xml:space="preserve">, </w:t>
+            </w:r>
+            <w:r>
+              <w:rPr>
+                <w:rStyle w:val="HTML"/>
+              </w:rPr>
+              <w:t>world/</w:t>
+            </w:r>
+            <w:r>
+              <w:rPr>
+                <w:rFonts w:ascii="Calibri" w:eastAsia="Times New Roman" w:hAnsi="Calibri" w:cs="Calibri"/>
+                <w:sz w:val="20"/>
+                <w:szCs w:val="20"/>
+              </w:rPr>
+              <w:t xml:space="preserve">, </w:t>
+            </w:r>
+            <w:r>
+              <w:rPr>
+                <w:rStyle w:val="HTML"/>
+              </w:rPr>
+              <w:t>sound/</w:t>
+            </w:r>
+          </w:p>
+        </w:tc>
+        <w:tc>
+          <w:tcPr>
+            <w:tcW w:w="0" w:type="auto"/>
+            <w:tcBorders>
+              <w:top w:val="single" w:sz="6" w:space="0" w:color="B8A888"/>
+              <w:left w:val="single" w:sz="6" w:space="0" w:color="B8A888"/>
+              <w:bottom w:val="single" w:sz="6" w:space="0" w:color="B8A888"/>
+              <w:right w:val="single" w:sz="6" w:space="0" w:color="B8A888"/>
+            </w:tcBorders>
+            <w:tcMar>
+              <w:top w:w="60" w:type="dxa"/>
+              <w:left w:w="120" w:type="dxa"/>
+              <w:bottom w:w="60" w:type="dxa"/>
+              <w:right w:w="120" w:type="dxa"/>
+            </w:tcMar>
+            <w:hideMark/>
+          </w:tcPr>
+          <w:p>
+            <w:pPr>
+              <w:rPr>
+                <w:rFonts w:ascii="Calibri" w:eastAsia="Times New Roman" w:hAnsi="Calibri" w:cs="Calibri"/>
+                <w:sz w:val="20"/>
+                <w:szCs w:val="20"/>
+              </w:rPr>
+            </w:pPr>
+            <w:r>
+              <w:rPr>
+                <w:rFonts w:ascii="Calibri" w:eastAsia="Times New Roman" w:hAnsi="Calibri" w:cs="Calibri"/>
+                <w:sz w:val="20"/>
+                <w:szCs w:val="20"/>
+              </w:rPr>
+              <w:t>Замки, чат, отряды, календарь и мир, звуки.</w:t>
+            </w:r>
+          </w:p>
+        </w:tc>
+      </w:tr>
+      <w:tr>
+        <w:tc>
+          <w:tcPr>
+            <w:tcW w:w="0" w:type="auto"/>
+            <w:tcBorders>
+              <w:top w:val="single" w:sz="6" w:space="0" w:color="B8A888"/>
+              <w:left w:val="single" w:sz="6" w:space="0" w:color="B8A888"/>
+              <w:bottom w:val="single" w:sz="6" w:space="0" w:color="B8A888"/>
+              <w:right w:val="single" w:sz="6" w:space="0" w:color="B8A888"/>
+            </w:tcBorders>
+            <w:tcMar>
+              <w:top w:w="60" w:type="dxa"/>
+              <w:left w:w="120" w:type="dxa"/>
+              <w:bottom w:w="60" w:type="dxa"/>
+              <w:right w:w="120" w:type="dxa"/>
+            </w:tcMar>
+            <w:hideMark/>
+          </w:tcPr>
+          <w:p>
+            <w:pPr>
+              <w:rPr>
+                <w:rFonts w:ascii="Calibri" w:eastAsia="Times New Roman" w:hAnsi="Calibri" w:cs="Calibri"/>
+                <w:sz w:val="20"/>
+                <w:szCs w:val="20"/>
+              </w:rPr>
+            </w:pPr>
+            <w:r>
+              <w:rPr>
+                <w:rStyle w:val="HTML"/>
+              </w:rPr>
               <w:t>client/</w:t>
             </w:r>
             <w:r>
@@ -29631,14 +33651,14 @@
           <w:rFonts w:eastAsia="Times New Roman" w:cs="Calibri"/>
         </w:rPr>
       </w:pPr>
-      <w:bookmarkStart w:id="84" w:name="_Toc243646847"/>
+      <w:bookmarkStart w:id="95" w:name="_Toc243701018"/>
       <w:r>
         <w:rPr>
           <w:rFonts w:eastAsia="Times New Roman" w:cs="Calibri"/>
         </w:rPr>
-        <w:t>22.3. Как добавить станцию</w:t>
-      </w:r>
-      <w:bookmarkEnd w:id="84"/>
+        <w:t>23.3. Как добавить станцию</w:t>
+      </w:r>
+      <w:bookmarkEnd w:id="95"/>
     </w:p>
     <w:p>
       <w:pPr>
@@ -29655,6 +33675,7 @@
           <w:sz w:val="22"/>
           <w:szCs w:val="22"/>
         </w:rPr>
+        <w:lastRenderedPageBreak/>
         <w:t xml:space="preserve">1. Блок — наследник </w:t>
       </w:r>
       <w:r>
@@ -29799,7 +33820,6 @@
           <w:sz w:val="22"/>
           <w:szCs w:val="22"/>
         </w:rPr>
-        <w:lastRenderedPageBreak/>
         <w:t xml:space="preserve">2. Регистрация в </w:t>
       </w:r>
       <w:r>
@@ -29930,14 +33950,14 @@
           <w:rFonts w:eastAsia="Times New Roman" w:cs="Calibri"/>
         </w:rPr>
       </w:pPr>
-      <w:bookmarkStart w:id="85" w:name="_Toc243646848"/>
+      <w:bookmarkStart w:id="96" w:name="_Toc243701019"/>
       <w:r>
         <w:rPr>
           <w:rFonts w:eastAsia="Times New Roman" w:cs="Calibri"/>
         </w:rPr>
-        <w:t>22.4. Иконки</w:t>
-      </w:r>
-      <w:bookmarkEnd w:id="85"/>
+        <w:t>23.4. Иконки</w:t>
+      </w:r>
+      <w:bookmarkEnd w:id="96"/>
     </w:p>
     <w:p>
       <w:pPr>
@@ -29998,14 +34018,14 @@
           <w:rFonts w:eastAsia="Times New Roman" w:cs="Calibri"/>
         </w:rPr>
       </w:pPr>
-      <w:bookmarkStart w:id="86" w:name="_Toc243646849"/>
+      <w:bookmarkStart w:id="97" w:name="_Toc243701020"/>
       <w:r>
         <w:rPr>
           <w:rFonts w:eastAsia="Times New Roman" w:cs="Calibri"/>
         </w:rPr>
-        <w:t>22.5. Журнал изменений</w:t>
-      </w:r>
-      <w:bookmarkEnd w:id="86"/>
+        <w:t>23.5. Журнал изменений</w:t>
+      </w:r>
+      <w:bookmarkEnd w:id="97"/>
     </w:p>
     <w:p>
       <w:pPr>
